--- a/ABNT_TCC.docx
+++ b/ABNT_TCC.docx
@@ -1,6 +1,6 @@
 
 <file path=word/document.xml><?xml version="1.0" encoding="utf-8"?>
-<w:document xmlns:wpc="http://schemas.microsoft.com/office/word/2010/wordprocessingCanvas" xmlns:cx="http://schemas.microsoft.com/office/drawing/2014/chartex" xmlns:mc="http://schemas.openxmlformats.org/markup-compatibility/2006" xmlns:o="urn:schemas-microsoft-com:office:office" xmlns:r="http://schemas.openxmlformats.org/officeDocument/2006/relationships" xmlns:m="http://schemas.openxmlformats.org/officeDocument/2006/math" xmlns:v="urn:schemas-microsoft-com:vml" xmlns:wp14="http://schemas.microsoft.com/office/word/2010/wordprocessingDrawing" xmlns:wp="http://schemas.openxmlformats.org/drawingml/2006/wordprocessingDrawing" xmlns:w10="urn:schemas-microsoft-com:office:word" xmlns:w="http://schemas.openxmlformats.org/wordprocessingml/2006/main" xmlns:w14="http://schemas.microsoft.com/office/word/2010/wordml" xmlns:w15="http://schemas.microsoft.com/office/word/2012/wordml" xmlns:w16se="http://schemas.microsoft.com/office/word/2015/wordml/symex" xmlns:wpg="http://schemas.microsoft.com/office/word/2010/wordprocessingGroup" xmlns:wpi="http://schemas.microsoft.com/office/word/2010/wordprocessingInk" xmlns:wne="http://schemas.microsoft.com/office/word/2006/wordml" xmlns:wps="http://schemas.microsoft.com/office/word/2010/wordprocessingShape" xmlns:a="http://schemas.openxmlformats.org/drawingml/2006/main" xmlns:pic="http://schemas.openxmlformats.org/drawingml/2006/picture" xmlns:a14="http://schemas.microsoft.com/office/drawing/2010/main" xmlns:c="http://schemas.openxmlformats.org/drawingml/2006/chart" mc:Ignorable="w14 w15 w16se wp14">
+<w:document xmlns:wpc="http://schemas.microsoft.com/office/word/2010/wordprocessingCanvas" xmlns:cx="http://schemas.microsoft.com/office/drawing/2014/chartex" xmlns:mc="http://schemas.openxmlformats.org/markup-compatibility/2006" xmlns:o="urn:schemas-microsoft-com:office:office" xmlns:r="http://schemas.openxmlformats.org/officeDocument/2006/relationships" xmlns:m="http://schemas.openxmlformats.org/officeDocument/2006/math" xmlns:v="urn:schemas-microsoft-com:vml" xmlns:wp14="http://schemas.microsoft.com/office/word/2010/wordprocessingDrawing" xmlns:wp="http://schemas.openxmlformats.org/drawingml/2006/wordprocessingDrawing" xmlns:w10="urn:schemas-microsoft-com:office:word" xmlns:w="http://schemas.openxmlformats.org/wordprocessingml/2006/main" xmlns:w14="http://schemas.microsoft.com/office/word/2010/wordml" xmlns:w15="http://schemas.microsoft.com/office/word/2012/wordml" xmlns:w16se="http://schemas.microsoft.com/office/word/2015/wordml/symex" xmlns:wpg="http://schemas.microsoft.com/office/word/2010/wordprocessingGroup" xmlns:wpi="http://schemas.microsoft.com/office/word/2010/wordprocessingInk" xmlns:wne="http://schemas.microsoft.com/office/word/2006/wordml" xmlns:wps="http://schemas.microsoft.com/office/word/2010/wordprocessingShape" mc:Ignorable="w14 w15 w16se wp14">
   <w:body>
     <w:p>
       <w:pPr>
@@ -63,13 +63,8 @@
         <w:pStyle w:val="SemEspaamento"/>
       </w:pPr>
       <w:r>
-        <w:t xml:space="preserve">Eduardo Luiz </w:t>
-      </w:r>
-      <w:proofErr w:type="spellStart"/>
-      <w:r>
-        <w:t>Franceliano</w:t>
-      </w:r>
-      <w:proofErr w:type="spellEnd"/>
+        <w:t>Eduardo Luiz Franceliano</w:t>
+      </w:r>
     </w:p>
     <w:p>
       <w:pPr>
@@ -84,15 +79,7 @@
         <w:pStyle w:val="SemEspaamento"/>
       </w:pPr>
       <w:r>
-        <w:t xml:space="preserve">João Arthur </w:t>
-      </w:r>
-      <w:proofErr w:type="spellStart"/>
-      <w:r>
-        <w:t>Rípoli</w:t>
-      </w:r>
-      <w:proofErr w:type="spellEnd"/>
-      <w:r>
-        <w:t xml:space="preserve"> Pereira Nunes</w:t>
+        <w:t>João Arthur Rípoli Pereira Nunes</w:t>
       </w:r>
     </w:p>
     <w:p>
@@ -153,13 +140,8 @@
         <w:pStyle w:val="SemEspaamento"/>
       </w:pPr>
       <w:r>
-        <w:t xml:space="preserve">Eduardo Luiz </w:t>
-      </w:r>
-      <w:proofErr w:type="spellStart"/>
-      <w:r>
-        <w:t>Franceliano</w:t>
-      </w:r>
-      <w:proofErr w:type="spellEnd"/>
+        <w:t>Eduardo Luiz Franceliano</w:t>
+      </w:r>
     </w:p>
     <w:p>
       <w:pPr>
@@ -174,15 +156,7 @@
         <w:pStyle w:val="SemEspaamento"/>
       </w:pPr>
       <w:r>
-        <w:t xml:space="preserve">João Arthur </w:t>
-      </w:r>
-      <w:proofErr w:type="spellStart"/>
-      <w:r>
-        <w:t>Rípoli</w:t>
-      </w:r>
-      <w:proofErr w:type="spellEnd"/>
-      <w:r>
-        <w:t xml:space="preserve"> Pereira Nunes</w:t>
+        <w:t>João Arthur Rípoli Pereira Nunes</w:t>
       </w:r>
     </w:p>
     <w:p>
@@ -210,39 +184,7 @@
           <w:b w:val="0"/>
           <w:sz w:val="22"/>
         </w:rPr>
-        <w:t xml:space="preserve">Trabalho de Conclusão de curso apresentado ao Curso Técnico em Informática para Internet Integrado ao Ensino Médio da ETEC </w:t>
-      </w:r>
-      <w:proofErr w:type="spellStart"/>
-      <w:r>
-        <w:rPr>
-          <w:b w:val="0"/>
-          <w:sz w:val="22"/>
-        </w:rPr>
-        <w:t>ProfªMaria</w:t>
-      </w:r>
-      <w:proofErr w:type="spellEnd"/>
-      <w:r>
-        <w:rPr>
-          <w:b w:val="0"/>
-          <w:sz w:val="22"/>
-        </w:rPr>
-        <w:t xml:space="preserve"> Cristina Medeiros, orientado pela </w:t>
-      </w:r>
-      <w:proofErr w:type="spellStart"/>
-      <w:r>
-        <w:rPr>
-          <w:b w:val="0"/>
-          <w:sz w:val="22"/>
-        </w:rPr>
-        <w:t>ProfªMe</w:t>
-      </w:r>
-      <w:proofErr w:type="spellEnd"/>
-      <w:r>
-        <w:rPr>
-          <w:b w:val="0"/>
-          <w:sz w:val="22"/>
-        </w:rPr>
-        <w:t>. Cíntia Maria de Araújo Pinho, como requisito parcial para obtenção do título de técnico em Informática para Internet</w:t>
+        <w:t>Trabalho de Conclusão de curso apresentado ao Curso Técnico em Informática para Internet Integrado ao Ensino Médio da ETEC ProfªMaria Cristina Medeiros, orientado pela ProfªMe. Cíntia Maria de Araújo Pinho, como requisito parcial para obtenção do título de técnico em Informática para Internet</w:t>
       </w:r>
     </w:p>
     <w:p>
@@ -273,6 +215,7 @@
         <w:br w:type="page"/>
       </w:r>
       <w:r>
+        <w:lastRenderedPageBreak/>
         <w:t>Ficha Catalográfica</w:t>
       </w:r>
     </w:p>
@@ -286,6 +229,7 @@
         <w:pStyle w:val="SemEspaamento"/>
       </w:pPr>
       <w:r>
+        <w:lastRenderedPageBreak/>
         <w:t>DEDICATÓRIA</w:t>
       </w:r>
     </w:p>
@@ -304,6 +248,7 @@
         <w:pStyle w:val="SemEspaamento"/>
       </w:pPr>
       <w:r>
+        <w:lastRenderedPageBreak/>
         <w:t>AGRADECIMENTOS</w:t>
       </w:r>
     </w:p>
@@ -355,11 +300,11 @@
         <w:pStyle w:val="SemEspaamento"/>
       </w:pPr>
       <w:r>
+        <w:lastRenderedPageBreak/>
         <w:t>ABSTRACT</w:t>
       </w:r>
     </w:p>
     <w:p>
-      <w:proofErr w:type="spellStart"/>
       <w:r>
         <w:t>Res</w:t>
       </w:r>
@@ -367,17 +312,8 @@
         <w:t>uma</w:t>
       </w:r>
       <w:r>
-        <w:t>tion</w:t>
-      </w:r>
-      <w:proofErr w:type="spellEnd"/>
-      <w:r>
-        <w:t xml:space="preserve"> em </w:t>
-      </w:r>
-      <w:proofErr w:type="spellStart"/>
-      <w:r>
-        <w:t>engrish</w:t>
-      </w:r>
-      <w:proofErr w:type="spellEnd"/>
+        <w:t>tion em engrish</w:t>
+      </w:r>
     </w:p>
     <w:p>
       <w:r>
@@ -389,6 +325,7 @@
         <w:pStyle w:val="SemEspaamento"/>
       </w:pPr>
       <w:r>
+        <w:lastRenderedPageBreak/>
         <w:t>ÍNDICE DE ILUSTRAÇÕES</w:t>
       </w:r>
     </w:p>
@@ -422,7 +359,10 @@
           <w:tab w:val="right" w:leader="dot" w:pos="9061"/>
         </w:tabs>
         <w:rPr>
-          <w:noProof/>
+          <w:rFonts w:asciiTheme="minorHAnsi" w:eastAsiaTheme="minorEastAsia" w:hAnsiTheme="minorHAnsi"/>
+          <w:noProof/>
+          <w:sz w:val="22"/>
+          <w:lang w:eastAsia="pt-BR"/>
         </w:rPr>
       </w:pPr>
       <w:r>
@@ -434,7 +374,7 @@
       <w:r>
         <w:fldChar w:fldCharType="separate"/>
       </w:r>
-      <w:hyperlink w:history="1" w:anchor="_Toc226613146">
+      <w:hyperlink w:anchor="_Toc232412742" w:history="1">
         <w:r>
           <w:rPr>
             <w:rStyle w:val="Hyperlink"/>
@@ -461,7 +401,7 @@
             <w:noProof/>
             <w:webHidden/>
           </w:rPr>
-          <w:instrText xml:space="preserve"> PAGEREF _Toc226613146 \h </w:instrText>
+          <w:instrText xml:space="preserve"> PAGEREF _Toc232412742 \h </w:instrText>
         </w:r>
         <w:r>
           <w:rPr>
@@ -481,7 +421,7 @@
             <w:noProof/>
             <w:webHidden/>
           </w:rPr>
-          <w:t>16</w:t>
+          <w:t>9</w:t>
         </w:r>
         <w:r>
           <w:rPr>
@@ -499,10 +439,13 @@
           <w:tab w:val="right" w:leader="dot" w:pos="9061"/>
         </w:tabs>
         <w:rPr>
-          <w:noProof/>
-        </w:rPr>
-      </w:pPr>
-      <w:hyperlink w:history="1" w:anchor="_Toc226613147">
+          <w:rFonts w:asciiTheme="minorHAnsi" w:eastAsiaTheme="minorEastAsia" w:hAnsiTheme="minorHAnsi"/>
+          <w:noProof/>
+          <w:sz w:val="22"/>
+          <w:lang w:eastAsia="pt-BR"/>
+        </w:rPr>
+      </w:pPr>
+      <w:hyperlink w:anchor="_Toc232412743" w:history="1">
         <w:r>
           <w:rPr>
             <w:rStyle w:val="Hyperlink"/>
@@ -529,7 +472,7 @@
             <w:noProof/>
             <w:webHidden/>
           </w:rPr>
-          <w:instrText xml:space="preserve"> PAGEREF _Toc226613147 \h </w:instrText>
+          <w:instrText xml:space="preserve"> PAGEREF _Toc232412743 \h </w:instrText>
         </w:r>
         <w:r>
           <w:rPr>
@@ -549,7 +492,7 @@
             <w:noProof/>
             <w:webHidden/>
           </w:rPr>
-          <w:t>19</w:t>
+          <w:t>13</w:t>
         </w:r>
         <w:r>
           <w:rPr>
@@ -588,7 +531,7 @@
           <w:tab w:val="right" w:leader="dot" w:pos="9061"/>
         </w:tabs>
         <w:rPr>
-          <w:rFonts w:asciiTheme="minorHAnsi" w:hAnsiTheme="minorHAnsi" w:eastAsiaTheme="minorEastAsia"/>
+          <w:rFonts w:asciiTheme="minorHAnsi" w:eastAsiaTheme="minorEastAsia" w:hAnsiTheme="minorHAnsi"/>
           <w:noProof/>
           <w:sz w:val="22"/>
           <w:lang w:eastAsia="pt-BR"/>
@@ -603,7 +546,7 @@
       <w:r>
         <w:fldChar w:fldCharType="separate"/>
       </w:r>
-      <w:hyperlink w:history="1" w:anchor="_Toc226613168">
+      <w:hyperlink w:anchor="_Toc226613168" w:history="1">
         <w:r>
           <w:rPr>
             <w:rStyle w:val="Hyperlink"/>
@@ -650,7 +593,7 @@
             <w:noProof/>
             <w:webHidden/>
           </w:rPr>
-          <w:t>16</w:t>
+          <w:t>9</w:t>
         </w:r>
         <w:r>
           <w:rPr>
@@ -690,7 +633,7 @@
           <w:tab w:val="right" w:leader="dot" w:pos="9061"/>
         </w:tabs>
         <w:rPr>
-          <w:rFonts w:asciiTheme="minorHAnsi" w:hAnsiTheme="minorHAnsi" w:eastAsiaTheme="minorEastAsia"/>
+          <w:rFonts w:asciiTheme="minorHAnsi" w:eastAsiaTheme="minorEastAsia" w:hAnsiTheme="minorHAnsi"/>
           <w:noProof/>
           <w:sz w:val="22"/>
           <w:lang w:eastAsia="pt-BR"/>
@@ -705,7 +648,7 @@
       <w:r>
         <w:fldChar w:fldCharType="separate"/>
       </w:r>
-      <w:hyperlink w:history="1" w:anchor="_Toc226613243">
+      <w:hyperlink w:anchor="_Toc226613243" w:history="1">
         <w:r>
           <w:rPr>
             <w:rStyle w:val="Hyperlink"/>
@@ -752,7 +695,7 @@
             <w:noProof/>
             <w:webHidden/>
           </w:rPr>
-          <w:t>18</w:t>
+          <w:t>11</w:t>
         </w:r>
         <w:r>
           <w:rPr>
@@ -791,7 +734,7 @@
           <w:tab w:val="right" w:leader="dot" w:pos="9061"/>
         </w:tabs>
         <w:rPr>
-          <w:rFonts w:asciiTheme="minorHAnsi" w:hAnsiTheme="minorHAnsi" w:eastAsiaTheme="minorEastAsia"/>
+          <w:rFonts w:asciiTheme="minorHAnsi" w:eastAsiaTheme="minorEastAsia" w:hAnsiTheme="minorHAnsi"/>
           <w:noProof/>
           <w:sz w:val="22"/>
           <w:lang w:eastAsia="pt-BR"/>
@@ -806,7 +749,7 @@
       <w:r>
         <w:fldChar w:fldCharType="separate"/>
       </w:r>
-      <w:hyperlink w:history="1" w:anchor="_Toc226613252">
+      <w:hyperlink w:anchor="_Toc226613252" w:history="1">
         <w:r>
           <w:rPr>
             <w:rStyle w:val="Hyperlink"/>
@@ -853,7 +796,7 @@
             <w:noProof/>
             <w:webHidden/>
           </w:rPr>
-          <w:t>20</w:t>
+          <w:t>16</w:t>
         </w:r>
         <w:r>
           <w:rPr>
@@ -898,13 +841,8 @@
     <w:p>
       <w:pPr>
         <w:pStyle w:val="Sumrio1"/>
-        <w:tabs>
-          <w:tab w:val="clear" w:pos="9061"/>
-          <w:tab w:val="left" w:pos="480"/>
-          <w:tab w:val="right" w:leader="dot" w:pos="9060"/>
-        </w:tabs>
-        <w:rPr>
-          <w:rFonts w:asciiTheme="minorHAnsi" w:hAnsiTheme="minorHAnsi" w:eastAsiaTheme="minorEastAsia"/>
+        <w:rPr>
+          <w:rFonts w:asciiTheme="minorHAnsi" w:eastAsiaTheme="minorEastAsia" w:hAnsiTheme="minorHAnsi"/>
           <w:noProof/>
           <w:sz w:val="22"/>
           <w:lang w:eastAsia="pt-BR"/>
@@ -919,41 +857,76 @@
       <w:r>
         <w:fldChar w:fldCharType="separate"/>
       </w:r>
-      <w:hyperlink w:anchor="_Toc1666206767">
+      <w:hyperlink w:anchor="_Toc232412717" w:history="1">
         <w:r>
           <w:rPr>
             <w:rStyle w:val="Hyperlink"/>
+            <w:noProof/>
           </w:rPr>
           <w:t>1</w:t>
         </w:r>
         <w:r>
+          <w:rPr>
+            <w:rFonts w:asciiTheme="minorHAnsi" w:eastAsiaTheme="minorEastAsia" w:hAnsiTheme="minorHAnsi"/>
+            <w:noProof/>
+            <w:sz w:val="22"/>
+            <w:lang w:eastAsia="pt-BR"/>
+          </w:rPr>
           <w:tab/>
         </w:r>
         <w:r>
           <w:rPr>
             <w:rStyle w:val="Hyperlink"/>
+            <w:noProof/>
           </w:rPr>
           <w:t>INTRODUÇÃO</w:t>
         </w:r>
         <w:r>
+          <w:rPr>
+            <w:noProof/>
+            <w:webHidden/>
+          </w:rPr>
           <w:tab/>
         </w:r>
         <w:r>
+          <w:rPr>
+            <w:noProof/>
+            <w:webHidden/>
+          </w:rPr>
           <w:fldChar w:fldCharType="begin"/>
         </w:r>
         <w:r>
-          <w:instrText>PAGEREF _Toc1666206767 \h</w:instrText>
-        </w:r>
-        <w:r>
+          <w:rPr>
+            <w:noProof/>
+            <w:webHidden/>
+          </w:rPr>
+          <w:instrText xml:space="preserve"> PAGEREF _Toc232412717 \h </w:instrText>
+        </w:r>
+        <w:r>
+          <w:rPr>
+            <w:noProof/>
+            <w:webHidden/>
+          </w:rPr>
+        </w:r>
+        <w:r>
+          <w:rPr>
+            <w:noProof/>
+            <w:webHidden/>
+          </w:rPr>
           <w:fldChar w:fldCharType="separate"/>
         </w:r>
         <w:r>
           <w:rPr>
-            <w:rStyle w:val="Hyperlink"/>
-          </w:rPr>
-          <w:t>10</w:t>
-        </w:r>
-        <w:r>
+            <w:noProof/>
+            <w:webHidden/>
+          </w:rPr>
+          <w:t>1</w:t>
+        </w:r>
+        <w:r>
+          <w:rPr>
+            <w:noProof/>
+            <w:webHidden/>
+          </w:rPr>
           <w:fldChar w:fldCharType="end"/>
         </w:r>
       </w:hyperlink>
@@ -961,53 +934,83 @@
     <w:p>
       <w:pPr>
         <w:pStyle w:val="Sumrio2"/>
-        <w:tabs>
-          <w:tab w:val="clear" w:pos="9061"/>
-          <w:tab w:val="left" w:pos="720"/>
-          <w:tab w:val="right" w:leader="dot" w:pos="9060"/>
-        </w:tabs>
-        <w:rPr>
-          <w:rFonts w:asciiTheme="minorHAnsi" w:hAnsiTheme="minorHAnsi" w:eastAsiaTheme="minorEastAsia"/>
+        <w:rPr>
+          <w:rFonts w:asciiTheme="minorHAnsi" w:eastAsiaTheme="minorEastAsia" w:hAnsiTheme="minorHAnsi"/>
           <w:noProof/>
           <w:sz w:val="22"/>
           <w:lang w:eastAsia="pt-BR"/>
         </w:rPr>
       </w:pPr>
-      <w:hyperlink w:anchor="_Toc1584747435">
+      <w:hyperlink w:anchor="_Toc232412718" w:history="1">
         <w:r>
           <w:rPr>
             <w:rStyle w:val="Hyperlink"/>
+            <w:noProof/>
           </w:rPr>
           <w:t>1.1</w:t>
         </w:r>
         <w:r>
+          <w:rPr>
+            <w:rFonts w:asciiTheme="minorHAnsi" w:eastAsiaTheme="minorEastAsia" w:hAnsiTheme="minorHAnsi"/>
+            <w:noProof/>
+            <w:sz w:val="22"/>
+            <w:lang w:eastAsia="pt-BR"/>
+          </w:rPr>
           <w:tab/>
         </w:r>
         <w:r>
           <w:rPr>
             <w:rStyle w:val="Hyperlink"/>
+            <w:noProof/>
           </w:rPr>
           <w:t>Problemática</w:t>
         </w:r>
         <w:r>
+          <w:rPr>
+            <w:noProof/>
+            <w:webHidden/>
+          </w:rPr>
           <w:tab/>
         </w:r>
         <w:r>
+          <w:rPr>
+            <w:noProof/>
+            <w:webHidden/>
+          </w:rPr>
           <w:fldChar w:fldCharType="begin"/>
         </w:r>
         <w:r>
-          <w:instrText>PAGEREF _Toc1584747435 \h</w:instrText>
-        </w:r>
-        <w:r>
+          <w:rPr>
+            <w:noProof/>
+            <w:webHidden/>
+          </w:rPr>
+          <w:instrText xml:space="preserve"> PAGEREF _Toc232412718 \h </w:instrText>
+        </w:r>
+        <w:r>
+          <w:rPr>
+            <w:noProof/>
+            <w:webHidden/>
+          </w:rPr>
+        </w:r>
+        <w:r>
+          <w:rPr>
+            <w:noProof/>
+            <w:webHidden/>
+          </w:rPr>
           <w:fldChar w:fldCharType="separate"/>
         </w:r>
         <w:r>
           <w:rPr>
-            <w:rStyle w:val="Hyperlink"/>
-          </w:rPr>
-          <w:t>11</w:t>
-        </w:r>
-        <w:r>
+            <w:noProof/>
+            <w:webHidden/>
+          </w:rPr>
+          <w:t>1</w:t>
+        </w:r>
+        <w:r>
+          <w:rPr>
+            <w:noProof/>
+            <w:webHidden/>
+          </w:rPr>
           <w:fldChar w:fldCharType="end"/>
         </w:r>
       </w:hyperlink>
@@ -1015,53 +1018,83 @@
     <w:p>
       <w:pPr>
         <w:pStyle w:val="Sumrio2"/>
-        <w:tabs>
-          <w:tab w:val="clear" w:pos="9061"/>
-          <w:tab w:val="left" w:pos="720"/>
-          <w:tab w:val="right" w:leader="dot" w:pos="9060"/>
-        </w:tabs>
-        <w:rPr>
-          <w:rFonts w:asciiTheme="minorHAnsi" w:hAnsiTheme="minorHAnsi" w:eastAsiaTheme="minorEastAsia"/>
+        <w:rPr>
+          <w:rFonts w:asciiTheme="minorHAnsi" w:eastAsiaTheme="minorEastAsia" w:hAnsiTheme="minorHAnsi"/>
           <w:noProof/>
           <w:sz w:val="22"/>
           <w:lang w:eastAsia="pt-BR"/>
         </w:rPr>
       </w:pPr>
-      <w:hyperlink w:anchor="_Toc766880682">
+      <w:hyperlink w:anchor="_Toc232412719" w:history="1">
         <w:r>
           <w:rPr>
             <w:rStyle w:val="Hyperlink"/>
+            <w:noProof/>
           </w:rPr>
           <w:t>1.2</w:t>
         </w:r>
         <w:r>
+          <w:rPr>
+            <w:rFonts w:asciiTheme="minorHAnsi" w:eastAsiaTheme="minorEastAsia" w:hAnsiTheme="minorHAnsi"/>
+            <w:noProof/>
+            <w:sz w:val="22"/>
+            <w:lang w:eastAsia="pt-BR"/>
+          </w:rPr>
           <w:tab/>
         </w:r>
         <w:r>
           <w:rPr>
             <w:rStyle w:val="Hyperlink"/>
+            <w:noProof/>
           </w:rPr>
           <w:t>Justificativa</w:t>
         </w:r>
         <w:r>
+          <w:rPr>
+            <w:noProof/>
+            <w:webHidden/>
+          </w:rPr>
           <w:tab/>
         </w:r>
         <w:r>
+          <w:rPr>
+            <w:noProof/>
+            <w:webHidden/>
+          </w:rPr>
           <w:fldChar w:fldCharType="begin"/>
         </w:r>
         <w:r>
-          <w:instrText>PAGEREF _Toc766880682 \h</w:instrText>
-        </w:r>
-        <w:r>
+          <w:rPr>
+            <w:noProof/>
+            <w:webHidden/>
+          </w:rPr>
+          <w:instrText xml:space="preserve"> PAGEREF _Toc232412719 \h </w:instrText>
+        </w:r>
+        <w:r>
+          <w:rPr>
+            <w:noProof/>
+            <w:webHidden/>
+          </w:rPr>
+        </w:r>
+        <w:r>
+          <w:rPr>
+            <w:noProof/>
+            <w:webHidden/>
+          </w:rPr>
           <w:fldChar w:fldCharType="separate"/>
         </w:r>
         <w:r>
           <w:rPr>
-            <w:rStyle w:val="Hyperlink"/>
-          </w:rPr>
-          <w:t>13</w:t>
-        </w:r>
-        <w:r>
+            <w:noProof/>
+            <w:webHidden/>
+          </w:rPr>
+          <w:t>3</w:t>
+        </w:r>
+        <w:r>
+          <w:rPr>
+            <w:noProof/>
+            <w:webHidden/>
+          </w:rPr>
           <w:fldChar w:fldCharType="end"/>
         </w:r>
       </w:hyperlink>
@@ -1069,53 +1102,83 @@
     <w:p>
       <w:pPr>
         <w:pStyle w:val="Sumrio2"/>
-        <w:tabs>
-          <w:tab w:val="clear" w:pos="9061"/>
-          <w:tab w:val="left" w:pos="720"/>
-          <w:tab w:val="right" w:leader="dot" w:pos="9060"/>
-        </w:tabs>
-        <w:rPr>
-          <w:rFonts w:asciiTheme="minorHAnsi" w:hAnsiTheme="minorHAnsi" w:eastAsiaTheme="minorEastAsia"/>
+        <w:rPr>
+          <w:rFonts w:asciiTheme="minorHAnsi" w:eastAsiaTheme="minorEastAsia" w:hAnsiTheme="minorHAnsi"/>
           <w:noProof/>
           <w:sz w:val="22"/>
           <w:lang w:eastAsia="pt-BR"/>
         </w:rPr>
       </w:pPr>
-      <w:hyperlink w:anchor="_Toc2058731600">
+      <w:hyperlink w:anchor="_Toc232412720" w:history="1">
         <w:r>
           <w:rPr>
             <w:rStyle w:val="Hyperlink"/>
+            <w:noProof/>
           </w:rPr>
           <w:t>1.3</w:t>
         </w:r>
         <w:r>
+          <w:rPr>
+            <w:rFonts w:asciiTheme="minorHAnsi" w:eastAsiaTheme="minorEastAsia" w:hAnsiTheme="minorHAnsi"/>
+            <w:noProof/>
+            <w:sz w:val="22"/>
+            <w:lang w:eastAsia="pt-BR"/>
+          </w:rPr>
           <w:tab/>
         </w:r>
         <w:r>
           <w:rPr>
             <w:rStyle w:val="Hyperlink"/>
+            <w:noProof/>
           </w:rPr>
           <w:t>Objetivos</w:t>
         </w:r>
         <w:r>
+          <w:rPr>
+            <w:noProof/>
+            <w:webHidden/>
+          </w:rPr>
           <w:tab/>
         </w:r>
         <w:r>
+          <w:rPr>
+            <w:noProof/>
+            <w:webHidden/>
+          </w:rPr>
           <w:fldChar w:fldCharType="begin"/>
         </w:r>
         <w:r>
-          <w:instrText>PAGEREF _Toc2058731600 \h</w:instrText>
-        </w:r>
-        <w:r>
+          <w:rPr>
+            <w:noProof/>
+            <w:webHidden/>
+          </w:rPr>
+          <w:instrText xml:space="preserve"> PAGEREF _Toc232412720 \h </w:instrText>
+        </w:r>
+        <w:r>
+          <w:rPr>
+            <w:noProof/>
+            <w:webHidden/>
+          </w:rPr>
+        </w:r>
+        <w:r>
+          <w:rPr>
+            <w:noProof/>
+            <w:webHidden/>
+          </w:rPr>
           <w:fldChar w:fldCharType="separate"/>
         </w:r>
         <w:r>
           <w:rPr>
-            <w:rStyle w:val="Hyperlink"/>
-          </w:rPr>
-          <w:t>13</w:t>
-        </w:r>
-        <w:r>
+            <w:noProof/>
+            <w:webHidden/>
+          </w:rPr>
+          <w:t>4</w:t>
+        </w:r>
+        <w:r>
+          <w:rPr>
+            <w:noProof/>
+            <w:webHidden/>
+          </w:rPr>
           <w:fldChar w:fldCharType="end"/>
         </w:r>
       </w:hyperlink>
@@ -1123,53 +1186,83 @@
     <w:p>
       <w:pPr>
         <w:pStyle w:val="Sumrio3"/>
-        <w:tabs>
-          <w:tab w:val="clear" w:pos="9061"/>
-          <w:tab w:val="left" w:pos="1200"/>
-          <w:tab w:val="right" w:leader="dot" w:pos="9060"/>
-        </w:tabs>
-        <w:rPr>
-          <w:rFonts w:asciiTheme="minorHAnsi" w:hAnsiTheme="minorHAnsi" w:eastAsiaTheme="minorEastAsia"/>
+        <w:rPr>
+          <w:rFonts w:asciiTheme="minorHAnsi" w:eastAsiaTheme="minorEastAsia" w:hAnsiTheme="minorHAnsi"/>
           <w:noProof/>
           <w:sz w:val="22"/>
           <w:lang w:eastAsia="pt-BR"/>
         </w:rPr>
       </w:pPr>
-      <w:hyperlink w:anchor="_Toc672789684">
+      <w:hyperlink w:anchor="_Toc232412721" w:history="1">
         <w:r>
           <w:rPr>
             <w:rStyle w:val="Hyperlink"/>
+            <w:noProof/>
           </w:rPr>
           <w:t>1.3.1</w:t>
         </w:r>
         <w:r>
+          <w:rPr>
+            <w:rFonts w:asciiTheme="minorHAnsi" w:eastAsiaTheme="minorEastAsia" w:hAnsiTheme="minorHAnsi"/>
+            <w:noProof/>
+            <w:sz w:val="22"/>
+            <w:lang w:eastAsia="pt-BR"/>
+          </w:rPr>
           <w:tab/>
         </w:r>
         <w:r>
           <w:rPr>
             <w:rStyle w:val="Hyperlink"/>
+            <w:noProof/>
           </w:rPr>
           <w:t>Objetivo Geral</w:t>
         </w:r>
         <w:r>
+          <w:rPr>
+            <w:noProof/>
+            <w:webHidden/>
+          </w:rPr>
           <w:tab/>
         </w:r>
         <w:r>
+          <w:rPr>
+            <w:noProof/>
+            <w:webHidden/>
+          </w:rPr>
           <w:fldChar w:fldCharType="begin"/>
         </w:r>
         <w:r>
-          <w:instrText>PAGEREF _Toc672789684 \h</w:instrText>
-        </w:r>
-        <w:r>
+          <w:rPr>
+            <w:noProof/>
+            <w:webHidden/>
+          </w:rPr>
+          <w:instrText xml:space="preserve"> PAGEREF _Toc232412721 \h </w:instrText>
+        </w:r>
+        <w:r>
+          <w:rPr>
+            <w:noProof/>
+            <w:webHidden/>
+          </w:rPr>
+        </w:r>
+        <w:r>
+          <w:rPr>
+            <w:noProof/>
+            <w:webHidden/>
+          </w:rPr>
           <w:fldChar w:fldCharType="separate"/>
         </w:r>
         <w:r>
           <w:rPr>
-            <w:rStyle w:val="Hyperlink"/>
-          </w:rPr>
-          <w:t>14</w:t>
-        </w:r>
-        <w:r>
+            <w:noProof/>
+            <w:webHidden/>
+          </w:rPr>
+          <w:t>4</w:t>
+        </w:r>
+        <w:r>
+          <w:rPr>
+            <w:noProof/>
+            <w:webHidden/>
+          </w:rPr>
           <w:fldChar w:fldCharType="end"/>
         </w:r>
       </w:hyperlink>
@@ -1177,53 +1270,83 @@
     <w:p>
       <w:pPr>
         <w:pStyle w:val="Sumrio3"/>
-        <w:tabs>
-          <w:tab w:val="clear" w:pos="9061"/>
-          <w:tab w:val="left" w:pos="1200"/>
-          <w:tab w:val="right" w:leader="dot" w:pos="9060"/>
-        </w:tabs>
-        <w:rPr>
-          <w:rFonts w:asciiTheme="minorHAnsi" w:hAnsiTheme="minorHAnsi" w:eastAsiaTheme="minorEastAsia"/>
+        <w:rPr>
+          <w:rFonts w:asciiTheme="minorHAnsi" w:eastAsiaTheme="minorEastAsia" w:hAnsiTheme="minorHAnsi"/>
           <w:noProof/>
           <w:sz w:val="22"/>
           <w:lang w:eastAsia="pt-BR"/>
         </w:rPr>
       </w:pPr>
-      <w:hyperlink w:anchor="_Toc1241020319">
+      <w:hyperlink w:anchor="_Toc232412722" w:history="1">
         <w:r>
           <w:rPr>
             <w:rStyle w:val="Hyperlink"/>
+            <w:noProof/>
           </w:rPr>
           <w:t>1.3.2</w:t>
         </w:r>
         <w:r>
+          <w:rPr>
+            <w:rFonts w:asciiTheme="minorHAnsi" w:eastAsiaTheme="minorEastAsia" w:hAnsiTheme="minorHAnsi"/>
+            <w:noProof/>
+            <w:sz w:val="22"/>
+            <w:lang w:eastAsia="pt-BR"/>
+          </w:rPr>
           <w:tab/>
         </w:r>
         <w:r>
           <w:rPr>
             <w:rStyle w:val="Hyperlink"/>
+            <w:noProof/>
           </w:rPr>
           <w:t>Objetivos Específicos</w:t>
         </w:r>
         <w:r>
+          <w:rPr>
+            <w:noProof/>
+            <w:webHidden/>
+          </w:rPr>
           <w:tab/>
         </w:r>
         <w:r>
+          <w:rPr>
+            <w:noProof/>
+            <w:webHidden/>
+          </w:rPr>
           <w:fldChar w:fldCharType="begin"/>
         </w:r>
         <w:r>
-          <w:instrText>PAGEREF _Toc1241020319 \h</w:instrText>
-        </w:r>
-        <w:r>
+          <w:rPr>
+            <w:noProof/>
+            <w:webHidden/>
+          </w:rPr>
+          <w:instrText xml:space="preserve"> PAGEREF _Toc232412722 \h </w:instrText>
+        </w:r>
+        <w:r>
+          <w:rPr>
+            <w:noProof/>
+            <w:webHidden/>
+          </w:rPr>
+        </w:r>
+        <w:r>
+          <w:rPr>
+            <w:noProof/>
+            <w:webHidden/>
+          </w:rPr>
           <w:fldChar w:fldCharType="separate"/>
         </w:r>
         <w:r>
           <w:rPr>
-            <w:rStyle w:val="Hyperlink"/>
-          </w:rPr>
-          <w:t>14</w:t>
-        </w:r>
-        <w:r>
+            <w:noProof/>
+            <w:webHidden/>
+          </w:rPr>
+          <w:t>5</w:t>
+        </w:r>
+        <w:r>
+          <w:rPr>
+            <w:noProof/>
+            <w:webHidden/>
+          </w:rPr>
           <w:fldChar w:fldCharType="end"/>
         </w:r>
       </w:hyperlink>
@@ -1231,53 +1354,83 @@
     <w:p>
       <w:pPr>
         <w:pStyle w:val="Sumrio2"/>
-        <w:tabs>
-          <w:tab w:val="clear" w:pos="9061"/>
-          <w:tab w:val="left" w:pos="720"/>
-          <w:tab w:val="right" w:leader="dot" w:pos="9060"/>
-        </w:tabs>
-        <w:rPr>
-          <w:rFonts w:asciiTheme="minorHAnsi" w:hAnsiTheme="minorHAnsi" w:eastAsiaTheme="minorEastAsia"/>
+        <w:rPr>
+          <w:rFonts w:asciiTheme="minorHAnsi" w:eastAsiaTheme="minorEastAsia" w:hAnsiTheme="minorHAnsi"/>
           <w:noProof/>
           <w:sz w:val="22"/>
           <w:lang w:eastAsia="pt-BR"/>
         </w:rPr>
       </w:pPr>
-      <w:hyperlink w:anchor="_Toc1959075930">
+      <w:hyperlink w:anchor="_Toc232412723" w:history="1">
         <w:r>
           <w:rPr>
             <w:rStyle w:val="Hyperlink"/>
+            <w:noProof/>
           </w:rPr>
           <w:t>1.4</w:t>
         </w:r>
         <w:r>
+          <w:rPr>
+            <w:rFonts w:asciiTheme="minorHAnsi" w:eastAsiaTheme="minorEastAsia" w:hAnsiTheme="minorHAnsi"/>
+            <w:noProof/>
+            <w:sz w:val="22"/>
+            <w:lang w:eastAsia="pt-BR"/>
+          </w:rPr>
           <w:tab/>
         </w:r>
         <w:r>
           <w:rPr>
             <w:rStyle w:val="Hyperlink"/>
+            <w:noProof/>
           </w:rPr>
           <w:t>Metodologia</w:t>
         </w:r>
         <w:r>
+          <w:rPr>
+            <w:noProof/>
+            <w:webHidden/>
+          </w:rPr>
           <w:tab/>
         </w:r>
         <w:r>
+          <w:rPr>
+            <w:noProof/>
+            <w:webHidden/>
+          </w:rPr>
           <w:fldChar w:fldCharType="begin"/>
         </w:r>
         <w:r>
-          <w:instrText>PAGEREF _Toc1959075930 \h</w:instrText>
-        </w:r>
-        <w:r>
+          <w:rPr>
+            <w:noProof/>
+            <w:webHidden/>
+          </w:rPr>
+          <w:instrText xml:space="preserve"> PAGEREF _Toc232412723 \h </w:instrText>
+        </w:r>
+        <w:r>
+          <w:rPr>
+            <w:noProof/>
+            <w:webHidden/>
+          </w:rPr>
+        </w:r>
+        <w:r>
+          <w:rPr>
+            <w:noProof/>
+            <w:webHidden/>
+          </w:rPr>
           <w:fldChar w:fldCharType="separate"/>
         </w:r>
         <w:r>
           <w:rPr>
-            <w:rStyle w:val="Hyperlink"/>
-          </w:rPr>
-          <w:t>14</w:t>
-        </w:r>
-        <w:r>
+            <w:noProof/>
+            <w:webHidden/>
+          </w:rPr>
+          <w:t>5</w:t>
+        </w:r>
+        <w:r>
+          <w:rPr>
+            <w:noProof/>
+            <w:webHidden/>
+          </w:rPr>
           <w:fldChar w:fldCharType="end"/>
         </w:r>
       </w:hyperlink>
@@ -1285,53 +1438,83 @@
     <w:p>
       <w:pPr>
         <w:pStyle w:val="Sumrio2"/>
-        <w:tabs>
-          <w:tab w:val="clear" w:pos="9061"/>
-          <w:tab w:val="left" w:pos="720"/>
-          <w:tab w:val="right" w:leader="dot" w:pos="9060"/>
-        </w:tabs>
-        <w:rPr>
-          <w:rFonts w:asciiTheme="minorHAnsi" w:hAnsiTheme="minorHAnsi" w:eastAsiaTheme="minorEastAsia"/>
+        <w:rPr>
+          <w:rFonts w:asciiTheme="minorHAnsi" w:eastAsiaTheme="minorEastAsia" w:hAnsiTheme="minorHAnsi"/>
           <w:noProof/>
           <w:sz w:val="22"/>
           <w:lang w:eastAsia="pt-BR"/>
         </w:rPr>
       </w:pPr>
-      <w:hyperlink w:anchor="_Toc1455828270">
+      <w:hyperlink w:anchor="_Toc232412724" w:history="1">
         <w:r>
           <w:rPr>
             <w:rStyle w:val="Hyperlink"/>
+            <w:noProof/>
           </w:rPr>
           <w:t>1.5</w:t>
         </w:r>
         <w:r>
+          <w:rPr>
+            <w:rFonts w:asciiTheme="minorHAnsi" w:eastAsiaTheme="minorEastAsia" w:hAnsiTheme="minorHAnsi"/>
+            <w:noProof/>
+            <w:sz w:val="22"/>
+            <w:lang w:eastAsia="pt-BR"/>
+          </w:rPr>
           <w:tab/>
         </w:r>
         <w:r>
           <w:rPr>
             <w:rStyle w:val="Hyperlink"/>
+            <w:noProof/>
           </w:rPr>
           <w:t>Resultados Esperados</w:t>
         </w:r>
         <w:r>
+          <w:rPr>
+            <w:noProof/>
+            <w:webHidden/>
+          </w:rPr>
           <w:tab/>
         </w:r>
         <w:r>
+          <w:rPr>
+            <w:noProof/>
+            <w:webHidden/>
+          </w:rPr>
           <w:fldChar w:fldCharType="begin"/>
         </w:r>
         <w:r>
-          <w:instrText>PAGEREF _Toc1455828270 \h</w:instrText>
-        </w:r>
-        <w:r>
+          <w:rPr>
+            <w:noProof/>
+            <w:webHidden/>
+          </w:rPr>
+          <w:instrText xml:space="preserve"> PAGEREF _Toc232412724 \h </w:instrText>
+        </w:r>
+        <w:r>
+          <w:rPr>
+            <w:noProof/>
+            <w:webHidden/>
+          </w:rPr>
+        </w:r>
+        <w:r>
+          <w:rPr>
+            <w:noProof/>
+            <w:webHidden/>
+          </w:rPr>
           <w:fldChar w:fldCharType="separate"/>
         </w:r>
         <w:r>
           <w:rPr>
-            <w:rStyle w:val="Hyperlink"/>
-          </w:rPr>
-          <w:t>15</w:t>
-        </w:r>
-        <w:r>
+            <w:noProof/>
+            <w:webHidden/>
+          </w:rPr>
+          <w:t>5</w:t>
+        </w:r>
+        <w:r>
+          <w:rPr>
+            <w:noProof/>
+            <w:webHidden/>
+          </w:rPr>
           <w:fldChar w:fldCharType="end"/>
         </w:r>
       </w:hyperlink>
@@ -1339,53 +1522,83 @@
     <w:p>
       <w:pPr>
         <w:pStyle w:val="Sumrio1"/>
-        <w:tabs>
-          <w:tab w:val="clear" w:pos="9061"/>
-          <w:tab w:val="left" w:pos="480"/>
-          <w:tab w:val="right" w:leader="dot" w:pos="9060"/>
-        </w:tabs>
-        <w:rPr>
-          <w:rFonts w:asciiTheme="minorHAnsi" w:hAnsiTheme="minorHAnsi" w:eastAsiaTheme="minorEastAsia"/>
+        <w:rPr>
+          <w:rFonts w:asciiTheme="minorHAnsi" w:eastAsiaTheme="minorEastAsia" w:hAnsiTheme="minorHAnsi"/>
           <w:noProof/>
           <w:sz w:val="22"/>
           <w:lang w:eastAsia="pt-BR"/>
         </w:rPr>
       </w:pPr>
-      <w:hyperlink w:anchor="_Toc1984807738">
+      <w:hyperlink w:anchor="_Toc232412725" w:history="1">
         <w:r>
           <w:rPr>
             <w:rStyle w:val="Hyperlink"/>
+            <w:noProof/>
           </w:rPr>
           <w:t>2</w:t>
         </w:r>
         <w:r>
+          <w:rPr>
+            <w:rFonts w:asciiTheme="minorHAnsi" w:eastAsiaTheme="minorEastAsia" w:hAnsiTheme="minorHAnsi"/>
+            <w:noProof/>
+            <w:sz w:val="22"/>
+            <w:lang w:eastAsia="pt-BR"/>
+          </w:rPr>
           <w:tab/>
         </w:r>
         <w:r>
           <w:rPr>
             <w:rStyle w:val="Hyperlink"/>
+            <w:noProof/>
           </w:rPr>
           <w:t>REFERENCIAL TEÓRICO</w:t>
         </w:r>
         <w:r>
+          <w:rPr>
+            <w:noProof/>
+            <w:webHidden/>
+          </w:rPr>
           <w:tab/>
         </w:r>
         <w:r>
+          <w:rPr>
+            <w:noProof/>
+            <w:webHidden/>
+          </w:rPr>
           <w:fldChar w:fldCharType="begin"/>
         </w:r>
         <w:r>
-          <w:instrText>PAGEREF _Toc1984807738 \h</w:instrText>
-        </w:r>
-        <w:r>
+          <w:rPr>
+            <w:noProof/>
+            <w:webHidden/>
+          </w:rPr>
+          <w:instrText xml:space="preserve"> PAGEREF _Toc232412725 \h </w:instrText>
+        </w:r>
+        <w:r>
+          <w:rPr>
+            <w:noProof/>
+            <w:webHidden/>
+          </w:rPr>
+        </w:r>
+        <w:r>
+          <w:rPr>
+            <w:noProof/>
+            <w:webHidden/>
+          </w:rPr>
           <w:fldChar w:fldCharType="separate"/>
         </w:r>
         <w:r>
           <w:rPr>
-            <w:rStyle w:val="Hyperlink"/>
-          </w:rPr>
-          <w:t>15</w:t>
-        </w:r>
-        <w:r>
+            <w:noProof/>
+            <w:webHidden/>
+          </w:rPr>
+          <w:t>7</w:t>
+        </w:r>
+        <w:r>
+          <w:rPr>
+            <w:noProof/>
+            <w:webHidden/>
+          </w:rPr>
           <w:fldChar w:fldCharType="end"/>
         </w:r>
       </w:hyperlink>
@@ -1393,53 +1606,83 @@
     <w:p>
       <w:pPr>
         <w:pStyle w:val="Sumrio2"/>
-        <w:tabs>
-          <w:tab w:val="clear" w:pos="9061"/>
-          <w:tab w:val="left" w:pos="720"/>
-          <w:tab w:val="right" w:leader="dot" w:pos="9060"/>
-        </w:tabs>
-        <w:rPr>
-          <w:rFonts w:asciiTheme="minorHAnsi" w:hAnsiTheme="minorHAnsi" w:eastAsiaTheme="minorEastAsia"/>
+        <w:rPr>
+          <w:rFonts w:asciiTheme="minorHAnsi" w:eastAsiaTheme="minorEastAsia" w:hAnsiTheme="minorHAnsi"/>
           <w:noProof/>
           <w:sz w:val="22"/>
           <w:lang w:eastAsia="pt-BR"/>
         </w:rPr>
       </w:pPr>
-      <w:hyperlink w:anchor="_Toc137155737">
+      <w:hyperlink w:anchor="_Toc232412726" w:history="1">
         <w:r>
           <w:rPr>
             <w:rStyle w:val="Hyperlink"/>
+            <w:noProof/>
           </w:rPr>
           <w:t>2.1</w:t>
         </w:r>
         <w:r>
+          <w:rPr>
+            <w:rFonts w:asciiTheme="minorHAnsi" w:eastAsiaTheme="minorEastAsia" w:hAnsiTheme="minorHAnsi"/>
+            <w:noProof/>
+            <w:sz w:val="22"/>
+            <w:lang w:eastAsia="pt-BR"/>
+          </w:rPr>
           <w:tab/>
         </w:r>
         <w:r>
           <w:rPr>
             <w:rStyle w:val="Hyperlink"/>
+            <w:noProof/>
           </w:rPr>
           <w:t>Simulando um subtítulo</w:t>
         </w:r>
         <w:r>
+          <w:rPr>
+            <w:noProof/>
+            <w:webHidden/>
+          </w:rPr>
           <w:tab/>
         </w:r>
         <w:r>
+          <w:rPr>
+            <w:noProof/>
+            <w:webHidden/>
+          </w:rPr>
           <w:fldChar w:fldCharType="begin"/>
         </w:r>
         <w:r>
-          <w:instrText>PAGEREF _Toc137155737 \h</w:instrText>
-        </w:r>
-        <w:r>
+          <w:rPr>
+            <w:noProof/>
+            <w:webHidden/>
+          </w:rPr>
+          <w:instrText xml:space="preserve"> PAGEREF _Toc232412726 \h </w:instrText>
+        </w:r>
+        <w:r>
+          <w:rPr>
+            <w:noProof/>
+            <w:webHidden/>
+          </w:rPr>
+        </w:r>
+        <w:r>
+          <w:rPr>
+            <w:noProof/>
+            <w:webHidden/>
+          </w:rPr>
           <w:fldChar w:fldCharType="separate"/>
         </w:r>
         <w:r>
           <w:rPr>
-            <w:rStyle w:val="Hyperlink"/>
-          </w:rPr>
-          <w:t>16</w:t>
-        </w:r>
-        <w:r>
+            <w:noProof/>
+            <w:webHidden/>
+          </w:rPr>
+          <w:t>7</w:t>
+        </w:r>
+        <w:r>
+          <w:rPr>
+            <w:noProof/>
+            <w:webHidden/>
+          </w:rPr>
           <w:fldChar w:fldCharType="end"/>
         </w:r>
       </w:hyperlink>
@@ -1447,53 +1690,83 @@
     <w:p>
       <w:pPr>
         <w:pStyle w:val="Sumrio3"/>
-        <w:tabs>
-          <w:tab w:val="clear" w:pos="9061"/>
-          <w:tab w:val="left" w:pos="1200"/>
-          <w:tab w:val="right" w:leader="dot" w:pos="9060"/>
-        </w:tabs>
-        <w:rPr>
-          <w:rFonts w:asciiTheme="minorHAnsi" w:hAnsiTheme="minorHAnsi" w:eastAsiaTheme="minorEastAsia"/>
+        <w:rPr>
+          <w:rFonts w:asciiTheme="minorHAnsi" w:eastAsiaTheme="minorEastAsia" w:hAnsiTheme="minorHAnsi"/>
           <w:noProof/>
           <w:sz w:val="22"/>
           <w:lang w:eastAsia="pt-BR"/>
         </w:rPr>
       </w:pPr>
-      <w:hyperlink w:anchor="_Toc758867570">
+      <w:hyperlink w:anchor="_Toc232412727" w:history="1">
         <w:r>
           <w:rPr>
             <w:rStyle w:val="Hyperlink"/>
+            <w:noProof/>
           </w:rPr>
           <w:t>2.1.1</w:t>
         </w:r>
         <w:r>
+          <w:rPr>
+            <w:rFonts w:asciiTheme="minorHAnsi" w:eastAsiaTheme="minorEastAsia" w:hAnsiTheme="minorHAnsi"/>
+            <w:noProof/>
+            <w:sz w:val="22"/>
+            <w:lang w:eastAsia="pt-BR"/>
+          </w:rPr>
           <w:tab/>
         </w:r>
         <w:r>
           <w:rPr>
             <w:rStyle w:val="Hyperlink"/>
+            <w:noProof/>
           </w:rPr>
           <w:t>Aura</w:t>
         </w:r>
         <w:r>
+          <w:rPr>
+            <w:noProof/>
+            <w:webHidden/>
+          </w:rPr>
           <w:tab/>
         </w:r>
         <w:r>
+          <w:rPr>
+            <w:noProof/>
+            <w:webHidden/>
+          </w:rPr>
           <w:fldChar w:fldCharType="begin"/>
         </w:r>
         <w:r>
-          <w:instrText>PAGEREF _Toc758867570 \h</w:instrText>
-        </w:r>
-        <w:r>
+          <w:rPr>
+            <w:noProof/>
+            <w:webHidden/>
+          </w:rPr>
+          <w:instrText xml:space="preserve"> PAGEREF _Toc232412727 \h </w:instrText>
+        </w:r>
+        <w:r>
+          <w:rPr>
+            <w:noProof/>
+            <w:webHidden/>
+          </w:rPr>
+        </w:r>
+        <w:r>
+          <w:rPr>
+            <w:noProof/>
+            <w:webHidden/>
+          </w:rPr>
           <w:fldChar w:fldCharType="separate"/>
         </w:r>
         <w:r>
           <w:rPr>
-            <w:rStyle w:val="Hyperlink"/>
-          </w:rPr>
-          <w:t>16</w:t>
-        </w:r>
-        <w:r>
+            <w:noProof/>
+            <w:webHidden/>
+          </w:rPr>
+          <w:t>7</w:t>
+        </w:r>
+        <w:r>
+          <w:rPr>
+            <w:noProof/>
+            <w:webHidden/>
+          </w:rPr>
           <w:fldChar w:fldCharType="end"/>
         </w:r>
       </w:hyperlink>
@@ -1501,53 +1774,83 @@
     <w:p>
       <w:pPr>
         <w:pStyle w:val="Sumrio2"/>
-        <w:tabs>
-          <w:tab w:val="clear" w:pos="9061"/>
-          <w:tab w:val="left" w:pos="720"/>
-          <w:tab w:val="right" w:leader="dot" w:pos="9060"/>
-        </w:tabs>
-        <w:rPr>
-          <w:rFonts w:asciiTheme="minorHAnsi" w:hAnsiTheme="minorHAnsi" w:eastAsiaTheme="minorEastAsia"/>
+        <w:rPr>
+          <w:rFonts w:asciiTheme="minorHAnsi" w:eastAsiaTheme="minorEastAsia" w:hAnsiTheme="minorHAnsi"/>
           <w:noProof/>
           <w:sz w:val="22"/>
           <w:lang w:eastAsia="pt-BR"/>
         </w:rPr>
       </w:pPr>
-      <w:hyperlink w:anchor="_Toc1599859669">
+      <w:hyperlink w:anchor="_Toc232412728" w:history="1">
         <w:r>
           <w:rPr>
             <w:rStyle w:val="Hyperlink"/>
+            <w:noProof/>
           </w:rPr>
           <w:t>2.2</w:t>
         </w:r>
         <w:r>
+          <w:rPr>
+            <w:rFonts w:asciiTheme="minorHAnsi" w:eastAsiaTheme="minorEastAsia" w:hAnsiTheme="minorHAnsi"/>
+            <w:noProof/>
+            <w:sz w:val="22"/>
+            <w:lang w:eastAsia="pt-BR"/>
+          </w:rPr>
           <w:tab/>
         </w:r>
         <w:r>
           <w:rPr>
             <w:rStyle w:val="Hyperlink"/>
+            <w:noProof/>
           </w:rPr>
           <w:t>Outro subtítulo</w:t>
         </w:r>
         <w:r>
+          <w:rPr>
+            <w:noProof/>
+            <w:webHidden/>
+          </w:rPr>
           <w:tab/>
         </w:r>
         <w:r>
+          <w:rPr>
+            <w:noProof/>
+            <w:webHidden/>
+          </w:rPr>
           <w:fldChar w:fldCharType="begin"/>
         </w:r>
         <w:r>
-          <w:instrText>PAGEREF _Toc1599859669 \h</w:instrText>
-        </w:r>
-        <w:r>
+          <w:rPr>
+            <w:noProof/>
+            <w:webHidden/>
+          </w:rPr>
+          <w:instrText xml:space="preserve"> PAGEREF _Toc232412728 \h </w:instrText>
+        </w:r>
+        <w:r>
+          <w:rPr>
+            <w:noProof/>
+            <w:webHidden/>
+          </w:rPr>
+        </w:r>
+        <w:r>
+          <w:rPr>
+            <w:noProof/>
+            <w:webHidden/>
+          </w:rPr>
           <w:fldChar w:fldCharType="separate"/>
         </w:r>
         <w:r>
           <w:rPr>
-            <w:rStyle w:val="Hyperlink"/>
-          </w:rPr>
-          <w:t>17</w:t>
-        </w:r>
-        <w:r>
+            <w:noProof/>
+            <w:webHidden/>
+          </w:rPr>
+          <w:t>8</w:t>
+        </w:r>
+        <w:r>
+          <w:rPr>
+            <w:noProof/>
+            <w:webHidden/>
+          </w:rPr>
           <w:fldChar w:fldCharType="end"/>
         </w:r>
       </w:hyperlink>
@@ -1555,53 +1858,83 @@
     <w:p>
       <w:pPr>
         <w:pStyle w:val="Sumrio3"/>
-        <w:tabs>
-          <w:tab w:val="clear" w:pos="9061"/>
-          <w:tab w:val="left" w:pos="1200"/>
-          <w:tab w:val="right" w:leader="dot" w:pos="9060"/>
-        </w:tabs>
-        <w:rPr>
-          <w:rFonts w:asciiTheme="minorHAnsi" w:hAnsiTheme="minorHAnsi" w:eastAsiaTheme="minorEastAsia"/>
+        <w:rPr>
+          <w:rFonts w:asciiTheme="minorHAnsi" w:eastAsiaTheme="minorEastAsia" w:hAnsiTheme="minorHAnsi"/>
           <w:noProof/>
           <w:sz w:val="22"/>
           <w:lang w:eastAsia="pt-BR"/>
         </w:rPr>
       </w:pPr>
-      <w:hyperlink w:anchor="_Toc600439326">
+      <w:hyperlink w:anchor="_Toc232412729" w:history="1">
         <w:r>
           <w:rPr>
             <w:rStyle w:val="Hyperlink"/>
+            <w:noProof/>
           </w:rPr>
           <w:t>2.2.1</w:t>
         </w:r>
         <w:r>
+          <w:rPr>
+            <w:rFonts w:asciiTheme="minorHAnsi" w:eastAsiaTheme="minorEastAsia" w:hAnsiTheme="minorHAnsi"/>
+            <w:noProof/>
+            <w:sz w:val="22"/>
+            <w:lang w:eastAsia="pt-BR"/>
+          </w:rPr>
           <w:tab/>
         </w:r>
         <w:r>
           <w:rPr>
             <w:rStyle w:val="Hyperlink"/>
+            <w:noProof/>
           </w:rPr>
           <w:t>Eita</w:t>
         </w:r>
         <w:r>
+          <w:rPr>
+            <w:noProof/>
+            <w:webHidden/>
+          </w:rPr>
           <w:tab/>
         </w:r>
         <w:r>
+          <w:rPr>
+            <w:noProof/>
+            <w:webHidden/>
+          </w:rPr>
           <w:fldChar w:fldCharType="begin"/>
         </w:r>
         <w:r>
-          <w:instrText>PAGEREF _Toc600439326 \h</w:instrText>
-        </w:r>
-        <w:r>
+          <w:rPr>
+            <w:noProof/>
+            <w:webHidden/>
+          </w:rPr>
+          <w:instrText xml:space="preserve"> PAGEREF _Toc232412729 \h </w:instrText>
+        </w:r>
+        <w:r>
+          <w:rPr>
+            <w:noProof/>
+            <w:webHidden/>
+          </w:rPr>
+        </w:r>
+        <w:r>
+          <w:rPr>
+            <w:noProof/>
+            <w:webHidden/>
+          </w:rPr>
           <w:fldChar w:fldCharType="separate"/>
         </w:r>
         <w:r>
           <w:rPr>
-            <w:rStyle w:val="Hyperlink"/>
-          </w:rPr>
-          <w:t>17</w:t>
-        </w:r>
-        <w:r>
+            <w:noProof/>
+            <w:webHidden/>
+          </w:rPr>
+          <w:t>8</w:t>
+        </w:r>
+        <w:r>
+          <w:rPr>
+            <w:noProof/>
+            <w:webHidden/>
+          </w:rPr>
           <w:fldChar w:fldCharType="end"/>
         </w:r>
       </w:hyperlink>
@@ -1609,53 +1942,83 @@
     <w:p>
       <w:pPr>
         <w:pStyle w:val="Sumrio4"/>
-        <w:tabs>
-          <w:tab w:val="clear" w:pos="9061"/>
-          <w:tab w:val="left" w:pos="1680"/>
-          <w:tab w:val="right" w:leader="dot" w:pos="9060"/>
-        </w:tabs>
-        <w:rPr>
-          <w:rFonts w:asciiTheme="minorHAnsi" w:hAnsiTheme="minorHAnsi" w:eastAsiaTheme="minorEastAsia"/>
+        <w:rPr>
+          <w:rFonts w:asciiTheme="minorHAnsi" w:eastAsiaTheme="minorEastAsia" w:hAnsiTheme="minorHAnsi"/>
           <w:noProof/>
           <w:sz w:val="22"/>
           <w:lang w:eastAsia="pt-BR"/>
         </w:rPr>
       </w:pPr>
-      <w:hyperlink w:anchor="_Toc507965134">
+      <w:hyperlink w:anchor="_Toc232412730" w:history="1">
         <w:r>
           <w:rPr>
             <w:rStyle w:val="Hyperlink"/>
+            <w:noProof/>
           </w:rPr>
           <w:t>2.2.1.1</w:t>
         </w:r>
         <w:r>
+          <w:rPr>
+            <w:rFonts w:asciiTheme="minorHAnsi" w:eastAsiaTheme="minorEastAsia" w:hAnsiTheme="minorHAnsi"/>
+            <w:noProof/>
+            <w:sz w:val="22"/>
+            <w:lang w:eastAsia="pt-BR"/>
+          </w:rPr>
           <w:tab/>
         </w:r>
         <w:r>
           <w:rPr>
             <w:rStyle w:val="Hyperlink"/>
+            <w:noProof/>
           </w:rPr>
           <w:t>Echa</w:t>
         </w:r>
         <w:r>
+          <w:rPr>
+            <w:noProof/>
+            <w:webHidden/>
+          </w:rPr>
           <w:tab/>
         </w:r>
         <w:r>
+          <w:rPr>
+            <w:noProof/>
+            <w:webHidden/>
+          </w:rPr>
           <w:fldChar w:fldCharType="begin"/>
         </w:r>
         <w:r>
-          <w:instrText>PAGEREF _Toc507965134 \h</w:instrText>
-        </w:r>
-        <w:r>
+          <w:rPr>
+            <w:noProof/>
+            <w:webHidden/>
+          </w:rPr>
+          <w:instrText xml:space="preserve"> PAGEREF _Toc232412730 \h </w:instrText>
+        </w:r>
+        <w:r>
+          <w:rPr>
+            <w:noProof/>
+            <w:webHidden/>
+          </w:rPr>
+        </w:r>
+        <w:r>
+          <w:rPr>
+            <w:noProof/>
+            <w:webHidden/>
+          </w:rPr>
           <w:fldChar w:fldCharType="separate"/>
         </w:r>
         <w:r>
           <w:rPr>
-            <w:rStyle w:val="Hyperlink"/>
-          </w:rPr>
-          <w:t>17</w:t>
-        </w:r>
-        <w:r>
+            <w:noProof/>
+            <w:webHidden/>
+          </w:rPr>
+          <w:t>8</w:t>
+        </w:r>
+        <w:r>
+          <w:rPr>
+            <w:noProof/>
+            <w:webHidden/>
+          </w:rPr>
           <w:fldChar w:fldCharType="end"/>
         </w:r>
       </w:hyperlink>
@@ -1663,53 +2026,83 @@
     <w:p>
       <w:pPr>
         <w:pStyle w:val="Sumrio5"/>
-        <w:tabs>
-          <w:tab w:val="clear" w:pos="9061"/>
-          <w:tab w:val="left" w:pos="2160"/>
-          <w:tab w:val="right" w:leader="dot" w:pos="9060"/>
-        </w:tabs>
-        <w:rPr>
-          <w:rFonts w:asciiTheme="minorHAnsi" w:hAnsiTheme="minorHAnsi" w:eastAsiaTheme="minorEastAsia"/>
+        <w:rPr>
+          <w:rFonts w:asciiTheme="minorHAnsi" w:eastAsiaTheme="minorEastAsia" w:hAnsiTheme="minorHAnsi"/>
           <w:noProof/>
           <w:sz w:val="22"/>
           <w:lang w:eastAsia="pt-BR"/>
         </w:rPr>
       </w:pPr>
-      <w:hyperlink w:anchor="_Toc1036577768">
+      <w:hyperlink w:anchor="_Toc232412731" w:history="1">
         <w:r>
           <w:rPr>
             <w:rStyle w:val="Hyperlink"/>
+            <w:noProof/>
           </w:rPr>
           <w:t>2.2.1.1.1</w:t>
         </w:r>
         <w:r>
+          <w:rPr>
+            <w:rFonts w:asciiTheme="minorHAnsi" w:eastAsiaTheme="minorEastAsia" w:hAnsiTheme="minorHAnsi"/>
+            <w:noProof/>
+            <w:sz w:val="22"/>
+            <w:lang w:eastAsia="pt-BR"/>
+          </w:rPr>
           <w:tab/>
         </w:r>
         <w:r>
           <w:rPr>
             <w:rStyle w:val="Hyperlink"/>
+            <w:noProof/>
           </w:rPr>
           <w:t>Ave</w:t>
         </w:r>
         <w:r>
+          <w:rPr>
+            <w:noProof/>
+            <w:webHidden/>
+          </w:rPr>
           <w:tab/>
         </w:r>
         <w:r>
+          <w:rPr>
+            <w:noProof/>
+            <w:webHidden/>
+          </w:rPr>
           <w:fldChar w:fldCharType="begin"/>
         </w:r>
         <w:r>
-          <w:instrText>PAGEREF _Toc1036577768 \h</w:instrText>
-        </w:r>
-        <w:r>
+          <w:rPr>
+            <w:noProof/>
+            <w:webHidden/>
+          </w:rPr>
+          <w:instrText xml:space="preserve"> PAGEREF _Toc232412731 \h </w:instrText>
+        </w:r>
+        <w:r>
+          <w:rPr>
+            <w:noProof/>
+            <w:webHidden/>
+          </w:rPr>
+        </w:r>
+        <w:r>
+          <w:rPr>
+            <w:noProof/>
+            <w:webHidden/>
+          </w:rPr>
           <w:fldChar w:fldCharType="separate"/>
         </w:r>
         <w:r>
           <w:rPr>
-            <w:rStyle w:val="Hyperlink"/>
-          </w:rPr>
-          <w:t>17</w:t>
-        </w:r>
-        <w:r>
+            <w:noProof/>
+            <w:webHidden/>
+          </w:rPr>
+          <w:t>8</w:t>
+        </w:r>
+        <w:r>
+          <w:rPr>
+            <w:noProof/>
+            <w:webHidden/>
+          </w:rPr>
           <w:fldChar w:fldCharType="end"/>
         </w:r>
       </w:hyperlink>
@@ -1717,53 +2110,83 @@
     <w:p>
       <w:pPr>
         <w:pStyle w:val="Sumrio1"/>
-        <w:tabs>
-          <w:tab w:val="clear" w:pos="9061"/>
-          <w:tab w:val="left" w:pos="480"/>
-          <w:tab w:val="right" w:leader="dot" w:pos="9060"/>
-        </w:tabs>
-        <w:rPr>
-          <w:rFonts w:asciiTheme="minorHAnsi" w:hAnsiTheme="minorHAnsi" w:eastAsiaTheme="minorEastAsia"/>
+        <w:rPr>
+          <w:rFonts w:asciiTheme="minorHAnsi" w:eastAsiaTheme="minorEastAsia" w:hAnsiTheme="minorHAnsi"/>
           <w:noProof/>
           <w:sz w:val="22"/>
           <w:lang w:eastAsia="pt-BR"/>
         </w:rPr>
       </w:pPr>
-      <w:hyperlink w:anchor="_Toc1123139386">
+      <w:hyperlink w:anchor="_Toc232412732" w:history="1">
         <w:r>
           <w:rPr>
             <w:rStyle w:val="Hyperlink"/>
+            <w:noProof/>
           </w:rPr>
           <w:t>3</w:t>
         </w:r>
         <w:r>
+          <w:rPr>
+            <w:rFonts w:asciiTheme="minorHAnsi" w:eastAsiaTheme="minorEastAsia" w:hAnsiTheme="minorHAnsi"/>
+            <w:noProof/>
+            <w:sz w:val="22"/>
+            <w:lang w:eastAsia="pt-BR"/>
+          </w:rPr>
           <w:tab/>
         </w:r>
         <w:r>
           <w:rPr>
             <w:rStyle w:val="Hyperlink"/>
+            <w:noProof/>
           </w:rPr>
           <w:t>IMERSÃO</w:t>
         </w:r>
         <w:r>
+          <w:rPr>
+            <w:noProof/>
+            <w:webHidden/>
+          </w:rPr>
           <w:tab/>
         </w:r>
         <w:r>
+          <w:rPr>
+            <w:noProof/>
+            <w:webHidden/>
+          </w:rPr>
           <w:fldChar w:fldCharType="begin"/>
         </w:r>
         <w:r>
-          <w:instrText>PAGEREF _Toc1123139386 \h</w:instrText>
-        </w:r>
-        <w:r>
+          <w:rPr>
+            <w:noProof/>
+            <w:webHidden/>
+          </w:rPr>
+          <w:instrText xml:space="preserve"> PAGEREF _Toc232412732 \h </w:instrText>
+        </w:r>
+        <w:r>
+          <w:rPr>
+            <w:noProof/>
+            <w:webHidden/>
+          </w:rPr>
+        </w:r>
+        <w:r>
+          <w:rPr>
+            <w:noProof/>
+            <w:webHidden/>
+          </w:rPr>
           <w:fldChar w:fldCharType="separate"/>
         </w:r>
         <w:r>
           <w:rPr>
-            <w:rStyle w:val="Hyperlink"/>
-          </w:rPr>
-          <w:t>17</w:t>
-        </w:r>
-        <w:r>
+            <w:noProof/>
+            <w:webHidden/>
+          </w:rPr>
+          <w:t>9</w:t>
+        </w:r>
+        <w:r>
+          <w:rPr>
+            <w:noProof/>
+            <w:webHidden/>
+          </w:rPr>
           <w:fldChar w:fldCharType="end"/>
         </w:r>
       </w:hyperlink>
@@ -1771,53 +2194,83 @@
     <w:p>
       <w:pPr>
         <w:pStyle w:val="Sumrio2"/>
-        <w:tabs>
-          <w:tab w:val="clear" w:pos="9061"/>
-          <w:tab w:val="left" w:pos="720"/>
-          <w:tab w:val="right" w:leader="dot" w:pos="9060"/>
-        </w:tabs>
-        <w:rPr>
-          <w:rFonts w:asciiTheme="minorHAnsi" w:hAnsiTheme="minorHAnsi" w:eastAsiaTheme="minorEastAsia"/>
+        <w:rPr>
+          <w:rFonts w:asciiTheme="minorHAnsi" w:eastAsiaTheme="minorEastAsia" w:hAnsiTheme="minorHAnsi"/>
           <w:noProof/>
           <w:sz w:val="22"/>
           <w:lang w:eastAsia="pt-BR"/>
         </w:rPr>
       </w:pPr>
-      <w:hyperlink w:anchor="_Toc1418282393">
+      <w:hyperlink w:anchor="_Toc232412733" w:history="1">
         <w:r>
           <w:rPr>
             <w:rStyle w:val="Hyperlink"/>
+            <w:noProof/>
           </w:rPr>
           <w:t>3.1</w:t>
         </w:r>
         <w:r>
+          <w:rPr>
+            <w:rFonts w:asciiTheme="minorHAnsi" w:eastAsiaTheme="minorEastAsia" w:hAnsiTheme="minorHAnsi"/>
+            <w:noProof/>
+            <w:sz w:val="22"/>
+            <w:lang w:eastAsia="pt-BR"/>
+          </w:rPr>
           <w:tab/>
         </w:r>
         <w:r>
           <w:rPr>
             <w:rStyle w:val="Hyperlink"/>
+            <w:noProof/>
           </w:rPr>
           <w:t>Caderno de Sensibilidade</w:t>
         </w:r>
         <w:r>
+          <w:rPr>
+            <w:noProof/>
+            <w:webHidden/>
+          </w:rPr>
           <w:tab/>
         </w:r>
         <w:r>
+          <w:rPr>
+            <w:noProof/>
+            <w:webHidden/>
+          </w:rPr>
           <w:fldChar w:fldCharType="begin"/>
         </w:r>
         <w:r>
-          <w:instrText>PAGEREF _Toc1418282393 \h</w:instrText>
-        </w:r>
-        <w:r>
+          <w:rPr>
+            <w:noProof/>
+            <w:webHidden/>
+          </w:rPr>
+          <w:instrText xml:space="preserve"> PAGEREF _Toc232412733 \h </w:instrText>
+        </w:r>
+        <w:r>
+          <w:rPr>
+            <w:noProof/>
+            <w:webHidden/>
+          </w:rPr>
+        </w:r>
+        <w:r>
+          <w:rPr>
+            <w:noProof/>
+            <w:webHidden/>
+          </w:rPr>
           <w:fldChar w:fldCharType="separate"/>
         </w:r>
         <w:r>
           <w:rPr>
-            <w:rStyle w:val="Hyperlink"/>
-          </w:rPr>
-          <w:t>18</w:t>
-        </w:r>
-        <w:r>
+            <w:noProof/>
+            <w:webHidden/>
+          </w:rPr>
+          <w:t>9</w:t>
+        </w:r>
+        <w:r>
+          <w:rPr>
+            <w:noProof/>
+            <w:webHidden/>
+          </w:rPr>
           <w:fldChar w:fldCharType="end"/>
         </w:r>
       </w:hyperlink>
@@ -1825,53 +2278,83 @@
     <w:p>
       <w:pPr>
         <w:pStyle w:val="Sumrio2"/>
-        <w:tabs>
-          <w:tab w:val="clear" w:pos="9061"/>
-          <w:tab w:val="left" w:pos="720"/>
-          <w:tab w:val="right" w:leader="dot" w:pos="9060"/>
-        </w:tabs>
-        <w:rPr>
-          <w:rFonts w:asciiTheme="minorHAnsi" w:hAnsiTheme="minorHAnsi" w:eastAsiaTheme="minorEastAsia"/>
+        <w:rPr>
+          <w:rFonts w:asciiTheme="minorHAnsi" w:eastAsiaTheme="minorEastAsia" w:hAnsiTheme="minorHAnsi"/>
           <w:noProof/>
           <w:sz w:val="22"/>
           <w:lang w:eastAsia="pt-BR"/>
         </w:rPr>
       </w:pPr>
-      <w:hyperlink w:anchor="_Toc1068669532">
+      <w:hyperlink w:anchor="_Toc232412734" w:history="1">
         <w:r>
           <w:rPr>
             <w:rStyle w:val="Hyperlink"/>
+            <w:noProof/>
           </w:rPr>
           <w:t>3.2</w:t>
         </w:r>
         <w:r>
+          <w:rPr>
+            <w:rFonts w:asciiTheme="minorHAnsi" w:eastAsiaTheme="minorEastAsia" w:hAnsiTheme="minorHAnsi"/>
+            <w:noProof/>
+            <w:sz w:val="22"/>
+            <w:lang w:eastAsia="pt-BR"/>
+          </w:rPr>
           <w:tab/>
         </w:r>
         <w:r>
           <w:rPr>
             <w:rStyle w:val="Hyperlink"/>
+            <w:noProof/>
           </w:rPr>
           <w:t>Pesquisa de Campo</w:t>
         </w:r>
         <w:r>
+          <w:rPr>
+            <w:noProof/>
+            <w:webHidden/>
+          </w:rPr>
           <w:tab/>
         </w:r>
         <w:r>
+          <w:rPr>
+            <w:noProof/>
+            <w:webHidden/>
+          </w:rPr>
           <w:fldChar w:fldCharType="begin"/>
         </w:r>
         <w:r>
-          <w:instrText>PAGEREF _Toc1068669532 \h</w:instrText>
-        </w:r>
-        <w:r>
+          <w:rPr>
+            <w:noProof/>
+            <w:webHidden/>
+          </w:rPr>
+          <w:instrText xml:space="preserve"> PAGEREF _Toc232412734 \h </w:instrText>
+        </w:r>
+        <w:r>
+          <w:rPr>
+            <w:noProof/>
+            <w:webHidden/>
+          </w:rPr>
+        </w:r>
+        <w:r>
+          <w:rPr>
+            <w:noProof/>
+            <w:webHidden/>
+          </w:rPr>
           <w:fldChar w:fldCharType="separate"/>
         </w:r>
         <w:r>
           <w:rPr>
-            <w:rStyle w:val="Hyperlink"/>
-          </w:rPr>
-          <w:t>20</w:t>
-        </w:r>
-        <w:r>
+            <w:noProof/>
+            <w:webHidden/>
+          </w:rPr>
+          <w:t>11</w:t>
+        </w:r>
+        <w:r>
+          <w:rPr>
+            <w:noProof/>
+            <w:webHidden/>
+          </w:rPr>
           <w:fldChar w:fldCharType="end"/>
         </w:r>
       </w:hyperlink>
@@ -1879,53 +2362,83 @@
     <w:p>
       <w:pPr>
         <w:pStyle w:val="Sumrio1"/>
-        <w:tabs>
-          <w:tab w:val="clear" w:pos="9061"/>
-          <w:tab w:val="left" w:pos="480"/>
-          <w:tab w:val="right" w:leader="dot" w:pos="9060"/>
-        </w:tabs>
-        <w:rPr>
-          <w:rFonts w:asciiTheme="minorHAnsi" w:hAnsiTheme="minorHAnsi" w:eastAsiaTheme="minorEastAsia"/>
+        <w:rPr>
+          <w:rFonts w:asciiTheme="minorHAnsi" w:eastAsiaTheme="minorEastAsia" w:hAnsiTheme="minorHAnsi"/>
           <w:noProof/>
           <w:sz w:val="22"/>
           <w:lang w:eastAsia="pt-BR"/>
         </w:rPr>
       </w:pPr>
-      <w:hyperlink w:anchor="_Toc1737865128">
+      <w:hyperlink w:anchor="_Toc232412735" w:history="1">
         <w:r>
           <w:rPr>
             <w:rStyle w:val="Hyperlink"/>
+            <w:noProof/>
           </w:rPr>
           <w:t>4</w:t>
         </w:r>
         <w:r>
+          <w:rPr>
+            <w:rFonts w:asciiTheme="minorHAnsi" w:eastAsiaTheme="minorEastAsia" w:hAnsiTheme="minorHAnsi"/>
+            <w:noProof/>
+            <w:sz w:val="22"/>
+            <w:lang w:eastAsia="pt-BR"/>
+          </w:rPr>
           <w:tab/>
         </w:r>
         <w:r>
           <w:rPr>
             <w:rStyle w:val="Hyperlink"/>
+            <w:noProof/>
           </w:rPr>
           <w:t>ANÁLISE E SÍNTESE</w:t>
         </w:r>
         <w:r>
+          <w:rPr>
+            <w:noProof/>
+            <w:webHidden/>
+          </w:rPr>
           <w:tab/>
         </w:r>
         <w:r>
+          <w:rPr>
+            <w:noProof/>
+            <w:webHidden/>
+          </w:rPr>
           <w:fldChar w:fldCharType="begin"/>
         </w:r>
         <w:r>
-          <w:instrText>PAGEREF _Toc1737865128 \h</w:instrText>
-        </w:r>
-        <w:r>
+          <w:rPr>
+            <w:noProof/>
+            <w:webHidden/>
+          </w:rPr>
+          <w:instrText xml:space="preserve"> PAGEREF _Toc232412735 \h </w:instrText>
+        </w:r>
+        <w:r>
+          <w:rPr>
+            <w:noProof/>
+            <w:webHidden/>
+          </w:rPr>
+        </w:r>
+        <w:r>
+          <w:rPr>
+            <w:noProof/>
+            <w:webHidden/>
+          </w:rPr>
           <w:fldChar w:fldCharType="separate"/>
         </w:r>
         <w:r>
           <w:rPr>
-            <w:rStyle w:val="Hyperlink"/>
-          </w:rPr>
-          <w:t>21</w:t>
-        </w:r>
-        <w:r>
+            <w:noProof/>
+            <w:webHidden/>
+          </w:rPr>
+          <w:t>13</w:t>
+        </w:r>
+        <w:r>
+          <w:rPr>
+            <w:noProof/>
+            <w:webHidden/>
+          </w:rPr>
           <w:fldChar w:fldCharType="end"/>
         </w:r>
       </w:hyperlink>
@@ -1933,53 +2446,83 @@
     <w:p>
       <w:pPr>
         <w:pStyle w:val="Sumrio2"/>
-        <w:tabs>
-          <w:tab w:val="clear" w:pos="9061"/>
-          <w:tab w:val="left" w:pos="720"/>
-          <w:tab w:val="right" w:leader="dot" w:pos="9060"/>
-        </w:tabs>
-        <w:rPr>
-          <w:rFonts w:asciiTheme="minorHAnsi" w:hAnsiTheme="minorHAnsi" w:eastAsiaTheme="minorEastAsia"/>
+        <w:rPr>
+          <w:rFonts w:asciiTheme="minorHAnsi" w:eastAsiaTheme="minorEastAsia" w:hAnsiTheme="minorHAnsi"/>
           <w:noProof/>
           <w:sz w:val="22"/>
           <w:lang w:eastAsia="pt-BR"/>
         </w:rPr>
       </w:pPr>
-      <w:hyperlink w:anchor="_Toc1900382167">
+      <w:hyperlink w:anchor="_Toc232412736" w:history="1">
         <w:r>
           <w:rPr>
             <w:rStyle w:val="Hyperlink"/>
+            <w:noProof/>
           </w:rPr>
           <w:t>4.1</w:t>
         </w:r>
         <w:r>
+          <w:rPr>
+            <w:rFonts w:asciiTheme="minorHAnsi" w:eastAsiaTheme="minorEastAsia" w:hAnsiTheme="minorHAnsi"/>
+            <w:noProof/>
+            <w:sz w:val="22"/>
+            <w:lang w:eastAsia="pt-BR"/>
+          </w:rPr>
           <w:tab/>
         </w:r>
         <w:r>
           <w:rPr>
             <w:rStyle w:val="Hyperlink"/>
+            <w:noProof/>
           </w:rPr>
           <w:t>Persona</w:t>
         </w:r>
         <w:r>
+          <w:rPr>
+            <w:noProof/>
+            <w:webHidden/>
+          </w:rPr>
           <w:tab/>
         </w:r>
         <w:r>
+          <w:rPr>
+            <w:noProof/>
+            <w:webHidden/>
+          </w:rPr>
           <w:fldChar w:fldCharType="begin"/>
         </w:r>
         <w:r>
-          <w:instrText>PAGEREF _Toc1900382167 \h</w:instrText>
-        </w:r>
-        <w:r>
+          <w:rPr>
+            <w:noProof/>
+            <w:webHidden/>
+          </w:rPr>
+          <w:instrText xml:space="preserve"> PAGEREF _Toc232412736 \h </w:instrText>
+        </w:r>
+        <w:r>
+          <w:rPr>
+            <w:noProof/>
+            <w:webHidden/>
+          </w:rPr>
+        </w:r>
+        <w:r>
+          <w:rPr>
+            <w:noProof/>
+            <w:webHidden/>
+          </w:rPr>
           <w:fldChar w:fldCharType="separate"/>
         </w:r>
         <w:r>
           <w:rPr>
-            <w:rStyle w:val="Hyperlink"/>
-          </w:rPr>
-          <w:t>22</w:t>
-        </w:r>
-        <w:r>
+            <w:noProof/>
+            <w:webHidden/>
+          </w:rPr>
+          <w:t>13</w:t>
+        </w:r>
+        <w:r>
+          <w:rPr>
+            <w:noProof/>
+            <w:webHidden/>
+          </w:rPr>
           <w:fldChar w:fldCharType="end"/>
         </w:r>
       </w:hyperlink>
@@ -1987,53 +2530,83 @@
     <w:p>
       <w:pPr>
         <w:pStyle w:val="Sumrio1"/>
-        <w:tabs>
-          <w:tab w:val="clear" w:pos="9061"/>
-          <w:tab w:val="left" w:pos="480"/>
-          <w:tab w:val="right" w:leader="dot" w:pos="9060"/>
-        </w:tabs>
-        <w:rPr>
-          <w:rFonts w:asciiTheme="minorHAnsi" w:hAnsiTheme="minorHAnsi" w:eastAsiaTheme="minorEastAsia"/>
+        <w:rPr>
+          <w:rFonts w:asciiTheme="minorHAnsi" w:eastAsiaTheme="minorEastAsia" w:hAnsiTheme="minorHAnsi"/>
           <w:noProof/>
           <w:sz w:val="22"/>
           <w:lang w:eastAsia="pt-BR"/>
         </w:rPr>
       </w:pPr>
-      <w:hyperlink w:anchor="_Toc861420051">
+      <w:hyperlink w:anchor="_Toc232412737" w:history="1">
         <w:r>
           <w:rPr>
             <w:rStyle w:val="Hyperlink"/>
+            <w:noProof/>
           </w:rPr>
           <w:t>5</w:t>
         </w:r>
         <w:r>
+          <w:rPr>
+            <w:rFonts w:asciiTheme="minorHAnsi" w:eastAsiaTheme="minorEastAsia" w:hAnsiTheme="minorHAnsi"/>
+            <w:noProof/>
+            <w:sz w:val="22"/>
+            <w:lang w:eastAsia="pt-BR"/>
+          </w:rPr>
           <w:tab/>
         </w:r>
         <w:r>
           <w:rPr>
             <w:rStyle w:val="Hyperlink"/>
-          </w:rPr>
-          <w:t>ASPECTOS ESTRATÉGICOS</w:t>
-        </w:r>
-        <w:r>
+            <w:noProof/>
+          </w:rPr>
+          <w:t>IDEAÇÃO</w:t>
+        </w:r>
+        <w:r>
+          <w:rPr>
+            <w:noProof/>
+            <w:webHidden/>
+          </w:rPr>
           <w:tab/>
         </w:r>
         <w:r>
+          <w:rPr>
+            <w:noProof/>
+            <w:webHidden/>
+          </w:rPr>
           <w:fldChar w:fldCharType="begin"/>
         </w:r>
         <w:r>
-          <w:instrText>PAGEREF _Toc861420051 \h</w:instrText>
-        </w:r>
-        <w:r>
+          <w:rPr>
+            <w:noProof/>
+            <w:webHidden/>
+          </w:rPr>
+          <w:instrText xml:space="preserve"> PAGEREF _Toc232412737 \h </w:instrText>
+        </w:r>
+        <w:r>
+          <w:rPr>
+            <w:noProof/>
+            <w:webHidden/>
+          </w:rPr>
+        </w:r>
+        <w:r>
+          <w:rPr>
+            <w:noProof/>
+            <w:webHidden/>
+          </w:rPr>
           <w:fldChar w:fldCharType="separate"/>
         </w:r>
         <w:r>
           <w:rPr>
-            <w:rStyle w:val="Hyperlink"/>
-          </w:rPr>
-          <w:t>22</w:t>
-        </w:r>
-        <w:r>
+            <w:noProof/>
+            <w:webHidden/>
+          </w:rPr>
+          <w:t>14</w:t>
+        </w:r>
+        <w:r>
+          <w:rPr>
+            <w:noProof/>
+            <w:webHidden/>
+          </w:rPr>
           <w:fldChar w:fldCharType="end"/>
         </w:r>
       </w:hyperlink>
@@ -2041,53 +2614,319 @@
     <w:p>
       <w:pPr>
         <w:pStyle w:val="Sumrio2"/>
-        <w:tabs>
-          <w:tab w:val="clear" w:pos="9061"/>
-          <w:tab w:val="left" w:pos="720"/>
-          <w:tab w:val="right" w:leader="dot" w:pos="9060"/>
-        </w:tabs>
-        <w:rPr>
-          <w:rFonts w:asciiTheme="minorHAnsi" w:hAnsiTheme="minorHAnsi" w:eastAsiaTheme="minorEastAsia"/>
+        <w:rPr>
+          <w:rFonts w:asciiTheme="minorHAnsi" w:eastAsiaTheme="minorEastAsia" w:hAnsiTheme="minorHAnsi"/>
           <w:noProof/>
           <w:sz w:val="22"/>
           <w:lang w:eastAsia="pt-BR"/>
         </w:rPr>
       </w:pPr>
-      <w:hyperlink w:anchor="_Toc2107971399">
+      <w:hyperlink w:anchor="_Toc232412738" w:history="1">
         <w:r>
           <w:rPr>
             <w:rStyle w:val="Hyperlink"/>
+            <w:noProof/>
           </w:rPr>
           <w:t>5.1</w:t>
         </w:r>
         <w:r>
+          <w:rPr>
+            <w:rFonts w:asciiTheme="minorHAnsi" w:eastAsiaTheme="minorEastAsia" w:hAnsiTheme="minorHAnsi"/>
+            <w:noProof/>
+            <w:sz w:val="22"/>
+            <w:lang w:eastAsia="pt-BR"/>
+          </w:rPr>
           <w:tab/>
         </w:r>
         <w:r>
           <w:rPr>
             <w:rStyle w:val="Hyperlink"/>
+            <w:noProof/>
+          </w:rPr>
+          <w:t>Cardápio de Ideias</w:t>
+        </w:r>
+        <w:r>
+          <w:rPr>
+            <w:noProof/>
+            <w:webHidden/>
+          </w:rPr>
+          <w:tab/>
+        </w:r>
+        <w:r>
+          <w:rPr>
+            <w:noProof/>
+            <w:webHidden/>
+          </w:rPr>
+          <w:fldChar w:fldCharType="begin"/>
+        </w:r>
+        <w:r>
+          <w:rPr>
+            <w:noProof/>
+            <w:webHidden/>
+          </w:rPr>
+          <w:instrText xml:space="preserve"> PAGEREF _Toc232412738 \h </w:instrText>
+        </w:r>
+        <w:r>
+          <w:rPr>
+            <w:noProof/>
+            <w:webHidden/>
+          </w:rPr>
+        </w:r>
+        <w:r>
+          <w:rPr>
+            <w:noProof/>
+            <w:webHidden/>
+          </w:rPr>
+          <w:fldChar w:fldCharType="separate"/>
+        </w:r>
+        <w:r>
+          <w:rPr>
+            <w:noProof/>
+            <w:webHidden/>
+          </w:rPr>
+          <w:t>14</w:t>
+        </w:r>
+        <w:r>
+          <w:rPr>
+            <w:noProof/>
+            <w:webHidden/>
+          </w:rPr>
+          <w:fldChar w:fldCharType="end"/>
+        </w:r>
+      </w:hyperlink>
+    </w:p>
+    <w:p>
+      <w:pPr>
+        <w:pStyle w:val="Sumrio1"/>
+        <w:rPr>
+          <w:rFonts w:asciiTheme="minorHAnsi" w:eastAsiaTheme="minorEastAsia" w:hAnsiTheme="minorHAnsi"/>
+          <w:noProof/>
+          <w:sz w:val="22"/>
+          <w:lang w:eastAsia="pt-BR"/>
+        </w:rPr>
+      </w:pPr>
+      <w:hyperlink w:anchor="_Toc232412739" w:history="1">
+        <w:r>
+          <w:rPr>
+            <w:rStyle w:val="Hyperlink"/>
+            <w:noProof/>
+          </w:rPr>
+          <w:t>6</w:t>
+        </w:r>
+        <w:r>
+          <w:rPr>
+            <w:rFonts w:asciiTheme="minorHAnsi" w:eastAsiaTheme="minorEastAsia" w:hAnsiTheme="minorHAnsi"/>
+            <w:noProof/>
+            <w:sz w:val="22"/>
+            <w:lang w:eastAsia="pt-BR"/>
+          </w:rPr>
+          <w:tab/>
+        </w:r>
+        <w:r>
+          <w:rPr>
+            <w:rStyle w:val="Hyperlink"/>
+            <w:noProof/>
+          </w:rPr>
+          <w:t>ASPECTOS ESTRATÉGICOS</w:t>
+        </w:r>
+        <w:r>
+          <w:rPr>
+            <w:noProof/>
+            <w:webHidden/>
+          </w:rPr>
+          <w:tab/>
+        </w:r>
+        <w:r>
+          <w:rPr>
+            <w:noProof/>
+            <w:webHidden/>
+          </w:rPr>
+          <w:fldChar w:fldCharType="begin"/>
+        </w:r>
+        <w:r>
+          <w:rPr>
+            <w:noProof/>
+            <w:webHidden/>
+          </w:rPr>
+          <w:instrText xml:space="preserve"> PAGEREF _Toc232412739 \h </w:instrText>
+        </w:r>
+        <w:r>
+          <w:rPr>
+            <w:noProof/>
+            <w:webHidden/>
+          </w:rPr>
+        </w:r>
+        <w:r>
+          <w:rPr>
+            <w:noProof/>
+            <w:webHidden/>
+          </w:rPr>
+          <w:fldChar w:fldCharType="separate"/>
+        </w:r>
+        <w:r>
+          <w:rPr>
+            <w:noProof/>
+            <w:webHidden/>
+          </w:rPr>
+          <w:t>16</w:t>
+        </w:r>
+        <w:r>
+          <w:rPr>
+            <w:noProof/>
+            <w:webHidden/>
+          </w:rPr>
+          <w:fldChar w:fldCharType="end"/>
+        </w:r>
+      </w:hyperlink>
+    </w:p>
+    <w:p>
+      <w:pPr>
+        <w:pStyle w:val="Sumrio2"/>
+        <w:rPr>
+          <w:rFonts w:asciiTheme="minorHAnsi" w:eastAsiaTheme="minorEastAsia" w:hAnsiTheme="minorHAnsi"/>
+          <w:noProof/>
+          <w:sz w:val="22"/>
+          <w:lang w:eastAsia="pt-BR"/>
+        </w:rPr>
+      </w:pPr>
+      <w:hyperlink w:anchor="_Toc232412740" w:history="1">
+        <w:r>
+          <w:rPr>
+            <w:rStyle w:val="Hyperlink"/>
+            <w:noProof/>
+          </w:rPr>
+          <w:t>6.1</w:t>
+        </w:r>
+        <w:r>
+          <w:rPr>
+            <w:rFonts w:asciiTheme="minorHAnsi" w:eastAsiaTheme="minorEastAsia" w:hAnsiTheme="minorHAnsi"/>
+            <w:noProof/>
+            <w:sz w:val="22"/>
+            <w:lang w:eastAsia="pt-BR"/>
+          </w:rPr>
+          <w:tab/>
+        </w:r>
+        <w:r>
+          <w:rPr>
+            <w:rStyle w:val="Hyperlink"/>
+            <w:noProof/>
           </w:rPr>
           <w:t>Planejamento Financeiro</w:t>
         </w:r>
         <w:r>
+          <w:rPr>
+            <w:noProof/>
+            <w:webHidden/>
+          </w:rPr>
           <w:tab/>
         </w:r>
         <w:r>
+          <w:rPr>
+            <w:noProof/>
+            <w:webHidden/>
+          </w:rPr>
           <w:fldChar w:fldCharType="begin"/>
         </w:r>
         <w:r>
-          <w:instrText>PAGEREF _Toc2107971399 \h</w:instrText>
-        </w:r>
-        <w:r>
+          <w:rPr>
+            <w:noProof/>
+            <w:webHidden/>
+          </w:rPr>
+          <w:instrText xml:space="preserve"> PAGEREF _Toc232412740 \h </w:instrText>
+        </w:r>
+        <w:r>
+          <w:rPr>
+            <w:noProof/>
+            <w:webHidden/>
+          </w:rPr>
+        </w:r>
+        <w:r>
+          <w:rPr>
+            <w:noProof/>
+            <w:webHidden/>
+          </w:rPr>
           <w:fldChar w:fldCharType="separate"/>
         </w:r>
         <w:r>
           <w:rPr>
+            <w:noProof/>
+            <w:webHidden/>
+          </w:rPr>
+          <w:t>16</w:t>
+        </w:r>
+        <w:r>
+          <w:rPr>
+            <w:noProof/>
+            <w:webHidden/>
+          </w:rPr>
+          <w:fldChar w:fldCharType="end"/>
+        </w:r>
+      </w:hyperlink>
+    </w:p>
+    <w:p>
+      <w:pPr>
+        <w:pStyle w:val="Sumrio1"/>
+        <w:rPr>
+          <w:rFonts w:asciiTheme="minorHAnsi" w:eastAsiaTheme="minorEastAsia" w:hAnsiTheme="minorHAnsi"/>
+          <w:noProof/>
+          <w:sz w:val="22"/>
+          <w:lang w:eastAsia="pt-BR"/>
+        </w:rPr>
+      </w:pPr>
+      <w:hyperlink w:anchor="_Toc232412741" w:history="1">
+        <w:r>
+          <w:rPr>
             <w:rStyle w:val="Hyperlink"/>
-          </w:rPr>
-          <w:t>23</w:t>
-        </w:r>
-        <w:r>
+            <w:noProof/>
+          </w:rPr>
+          <w:t>REFERÊNCIAS</w:t>
+        </w:r>
+        <w:r>
+          <w:rPr>
+            <w:noProof/>
+            <w:webHidden/>
+          </w:rPr>
+          <w:tab/>
+        </w:r>
+        <w:r>
+          <w:rPr>
+            <w:noProof/>
+            <w:webHidden/>
+          </w:rPr>
+          <w:fldChar w:fldCharType="begin"/>
+        </w:r>
+        <w:r>
+          <w:rPr>
+            <w:noProof/>
+            <w:webHidden/>
+          </w:rPr>
+          <w:instrText xml:space="preserve"> PAGEREF _Toc232412741 \h </w:instrText>
+        </w:r>
+        <w:r>
+          <w:rPr>
+            <w:noProof/>
+            <w:webHidden/>
+          </w:rPr>
+        </w:r>
+        <w:r>
+          <w:rPr>
+            <w:noProof/>
+            <w:webHidden/>
+          </w:rPr>
+          <w:fldChar w:fldCharType="separate"/>
+        </w:r>
+        <w:r>
+          <w:rPr>
+            <w:noProof/>
+            <w:webHidden/>
+          </w:rPr>
+          <w:t>17</w:t>
+        </w:r>
+        <w:r>
+          <w:rPr>
+            <w:noProof/>
+            <w:webHidden/>
+          </w:rPr>
           <w:fldChar w:fldCharType="end"/>
         </w:r>
       </w:hyperlink>
@@ -2095,41 +2934,15 @@
     <w:p>
       <w:pPr>
         <w:pStyle w:val="Sumrio1"/>
-        <w:tabs>
-          <w:tab w:val="clear" w:leader="none" w:pos="9061"/>
-          <w:tab w:val="right" w:leader="dot" w:pos="9060"/>
-        </w:tabs>
-        <w:ind/>
-      </w:pPr>
-      <w:hyperlink w:anchor="_Toc2049424365">
-        <w:r>
-          <w:rPr>
-            <w:rStyle w:val="Hyperlink"/>
-          </w:rPr>
-          <w:t>REFERÊNCIAS</w:t>
-        </w:r>
-        <w:r>
-          <w:tab/>
-        </w:r>
-        <w:r>
-          <w:fldChar w:fldCharType="begin"/>
-        </w:r>
-        <w:r>
-          <w:instrText xml:space="preserve">PAGEREF _Toc2049424365 \h</w:instrText>
-        </w:r>
-        <w:r>
-          <w:fldChar w:fldCharType="separate"/>
-        </w:r>
-        <w:r>
-          <w:rPr>
-            <w:rStyle w:val="Hyperlink"/>
-          </w:rPr>
-          <w:t>24</w:t>
-        </w:r>
-        <w:r>
-          <w:fldChar w:fldCharType="end"/>
-        </w:r>
-      </w:hyperlink>
+        <w:sectPr>
+          <w:headerReference w:type="first" r:id="rId10"/>
+          <w:footerReference w:type="first" r:id="rId11"/>
+          <w:pgSz w:w="11906" w:h="16838"/>
+          <w:pgMar w:top="1701" w:right="1134" w:bottom="1134" w:left="1701" w:header="709" w:footer="709" w:gutter="0"/>
+          <w:cols w:space="708"/>
+          <w:docGrid w:linePitch="360"/>
+        </w:sectPr>
+      </w:pPr>
       <w:r>
         <w:fldChar w:fldCharType="end"/>
       </w:r>
@@ -2140,15 +2953,12 @@
         <w:ind w:firstLine="0"/>
         <w:jc w:val="left"/>
       </w:pPr>
-      <w:r>
-        <w:br w:type="page"/>
-      </w:r>
     </w:p>
     <w:p>
       <w:pPr>
         <w:pStyle w:val="Ttulo1"/>
       </w:pPr>
-      <w:bookmarkStart w:name="_Toc1666206767" w:id="1"/>
+      <w:bookmarkStart w:id="1" w:name="_Toc232412717"/>
       <w:r>
         <w:t>INTRODUÇÃO</w:t>
       </w:r>
@@ -2157,109 +2967,96 @@
     <w:p>
       <w:pPr>
         <w:rPr>
-          <w:rFonts w:ascii="Arial" w:hAnsi="Arial" w:eastAsia="Arial" w:cs="Arial"/>
-          <w:noProof/>
-          <w:sz w:val="24"/>
+          <w:rFonts w:eastAsia="Arial" w:cs="Arial"/>
+          <w:noProof/>
           <w:szCs w:val="24"/>
-          <w:lang w:val="pt-BR"/>
         </w:rPr>
       </w:pPr>
       <w:commentRangeStart w:id="2"/>
       <w:r>
         <w:rPr>
-          <w:rFonts w:ascii="Arial" w:hAnsi="Arial" w:eastAsia="Arial" w:cs="Arial"/>
-          <w:noProof/>
-          <w:sz w:val="24"/>
+          <w:rFonts w:eastAsia="Arial" w:cs="Arial"/>
+          <w:noProof/>
           <w:szCs w:val="24"/>
-          <w:lang w:val="pt-BR"/>
-        </w:rPr>
-        <w:t>No contexto atual da sociedade, observa-se um período de rápidas transformações impulsionadas pelos avanços tecnológicos e pela crescente automação dos processos produtivos e urbanos. Essas mudanças trazem diversos benefícios para as cidades, que se tornam mais inteligentes, eficientes e sustentáveis por meio da adoção de novas tecnologias. Além disso, tais avanços impactam diretamente a economia, favorecendo o surgimento de novas indústrias, a criação de oportunidades de emprego e a atração de investimentos para diferentes regiões (M</w:t>
-      </w:r>
-      <w:r>
-        <w:rPr>
-          <w:rFonts w:ascii="Arial" w:hAnsi="Arial" w:eastAsia="Arial" w:cs="Arial"/>
-          <w:noProof/>
-          <w:sz w:val="24"/>
+        </w:rPr>
+        <w:t>No contexto atual da sociedade, observa-se um período de rápidas transformações impulsionadas pelos avanços tecnológicos e pela crescente automação dos processos produtivos e urbanos. Essas mudanças tra</w:t>
+      </w:r>
+      <w:bookmarkStart w:id="3" w:name="_GoBack"/>
+      <w:bookmarkEnd w:id="3"/>
+      <w:r>
+        <w:rPr>
+          <w:rFonts w:eastAsia="Arial" w:cs="Arial"/>
+          <w:noProof/>
           <w:szCs w:val="24"/>
-          <w:lang w:val="pt-BR"/>
+        </w:rPr>
+        <w:t>zem diversos benefícios para as cidades, que se tornam mais inteligentes, eficientes e sustentáveis por meio da adoção de novas tecnologias. Além disso, tais avanços impactam diretamente a economia, favorecendo o surgimento de novas indústrias, a criação de oportunidades de emprego e a atração de investimentos para diferentes regiões (M</w:t>
+      </w:r>
+      <w:r>
+        <w:rPr>
+          <w:rFonts w:eastAsia="Arial" w:cs="Arial"/>
+          <w:noProof/>
+          <w:szCs w:val="24"/>
         </w:rPr>
         <w:t>aestrovirtuale</w:t>
       </w:r>
       <w:r>
         <w:rPr>
-          <w:rFonts w:ascii="Arial" w:hAnsi="Arial" w:eastAsia="Arial" w:cs="Arial"/>
-          <w:noProof/>
-          <w:sz w:val="24"/>
+          <w:rFonts w:eastAsia="Arial" w:cs="Arial"/>
+          <w:noProof/>
           <w:szCs w:val="24"/>
-          <w:lang w:val="pt-BR"/>
         </w:rPr>
         <w:t>, 2024). Entretanto, apesar dos benefícios proporcionados pelo desenvolvimento tecnológico, também surgem desafios relacionados à elevada demanda por energia, água e matérias-primas necessárias para a implementação e manutenção dessas inovações. De acordo com o World Economic Forum, embora as cidades ocupem aproximadamente 2% da superfície terrestre, elas são responsáveis pelo consumo de mais de 75% dos recursos naturais do planeta (W</w:t>
       </w:r>
       <w:r>
         <w:rPr>
-          <w:rFonts w:ascii="Arial" w:hAnsi="Arial" w:eastAsia="Arial" w:cs="Arial"/>
-          <w:noProof/>
-          <w:sz w:val="24"/>
+          <w:rFonts w:eastAsia="Arial" w:cs="Arial"/>
+          <w:noProof/>
           <w:szCs w:val="24"/>
-          <w:lang w:val="pt-BR"/>
         </w:rPr>
         <w:t>orld</w:t>
       </w:r>
       <w:r>
         <w:rPr>
-          <w:rFonts w:ascii="Arial" w:hAnsi="Arial" w:eastAsia="Arial" w:cs="Arial"/>
-          <w:noProof/>
-          <w:sz w:val="24"/>
+          <w:rFonts w:eastAsia="Arial" w:cs="Arial"/>
+          <w:noProof/>
           <w:szCs w:val="24"/>
-          <w:lang w:val="pt-BR"/>
         </w:rPr>
         <w:t xml:space="preserve"> E</w:t>
       </w:r>
       <w:r>
         <w:rPr>
-          <w:rFonts w:ascii="Arial" w:hAnsi="Arial" w:eastAsia="Arial" w:cs="Arial"/>
-          <w:noProof/>
-          <w:sz w:val="24"/>
+          <w:rFonts w:eastAsia="Arial" w:cs="Arial"/>
+          <w:noProof/>
           <w:szCs w:val="24"/>
-          <w:lang w:val="pt-BR"/>
         </w:rPr>
         <w:t>conomic</w:t>
       </w:r>
       <w:r>
         <w:rPr>
-          <w:rFonts w:ascii="Arial" w:hAnsi="Arial" w:eastAsia="Arial" w:cs="Arial"/>
-          <w:noProof/>
-          <w:sz w:val="24"/>
+          <w:rFonts w:eastAsia="Arial" w:cs="Arial"/>
+          <w:noProof/>
           <w:szCs w:val="24"/>
-          <w:lang w:val="pt-BR"/>
         </w:rPr>
         <w:t xml:space="preserve"> F</w:t>
       </w:r>
       <w:r>
         <w:rPr>
-          <w:rFonts w:ascii="Arial" w:hAnsi="Arial" w:eastAsia="Arial" w:cs="Arial"/>
-          <w:noProof/>
-          <w:sz w:val="24"/>
+          <w:rFonts w:eastAsia="Arial" w:cs="Arial"/>
+          <w:noProof/>
           <w:szCs w:val="24"/>
-          <w:lang w:val="pt-BR"/>
         </w:rPr>
         <w:t>orum</w:t>
       </w:r>
       <w:r>
         <w:rPr>
-          <w:rFonts w:ascii="Arial" w:hAnsi="Arial" w:eastAsia="Arial" w:cs="Arial"/>
-          <w:noProof/>
-          <w:sz w:val="24"/>
+          <w:rFonts w:eastAsia="Arial" w:cs="Arial"/>
+          <w:noProof/>
           <w:szCs w:val="24"/>
-          <w:lang w:val="pt-BR"/>
         </w:rPr>
         <w:t>, 2024). Nesse contexto, os Objetivos de Desenvolvimento Sustentável (ODS) da Organização das Nações Unidas destacam a necessidade de repensar modelos de infraestrutura, urbanização e consumo, especialmente por meio das ODS 9, 11 e 12, que promovem a inovação sustentável, o desenvolvimento de cidades resilientes e a adoção de padrões responsáveis de produção e consumo.</w:t>
       </w:r>
       <w:commentRangeEnd w:id="2"/>
       <w:r>
-        <w:rPr>
-          <w:rStyle w:val="CommentReference"/>
-        </w:rPr>
         <w:commentReference w:id="2"/>
       </w:r>
     </w:p>
@@ -2268,21 +3065,21 @@
       <w:pPr>
         <w:pStyle w:val="Ttulo2"/>
       </w:pPr>
-      <w:bookmarkStart w:name="_Toc1584747435" w:id="3"/>
-      <w:commentRangeStart w:id="4"/>
+      <w:bookmarkStart w:id="4" w:name="_Toc232412718"/>
+      <w:commentRangeStart w:id="5"/>
       <w:r>
         <w:t>Problemática</w:t>
       </w:r>
-      <w:bookmarkEnd w:id="3"/>
-      <w:commentRangeEnd w:id="4"/>
+      <w:commentRangeEnd w:id="5"/>
       <w:r>
         <w:rPr>
           <w:rStyle w:val="Refdecomentrio"/>
           <w:rFonts w:eastAsiaTheme="minorHAnsi" w:cstheme="minorBidi"/>
           <w:b w:val="0"/>
         </w:rPr>
-        <w:commentReference w:id="4"/>
-      </w:r>
+        <w:commentReference w:id="5"/>
+      </w:r>
+      <w:bookmarkEnd w:id="4"/>
     </w:p>
     <w:p>
       <w:pPr>
@@ -2319,9 +3116,16 @@
         <w:rPr>
           <w:noProof/>
         </w:rPr>
-        <w:t xml:space="preserve">). Como consequência, surgem impactos ambientais significativos, como a poluição, o aumento de resíduos e o esgotamento de recursos naturais, além de problemas sociais relacionados à desigualdade e à exclusão </w:t>
-      </w:r>
-      <w:commentRangeStart w:id="5"/>
+        <w:t xml:space="preserve">). Como consequência, surgem impactos ambientais significativos, como a poluição, o aumento de resíduos e o esgotamento de recursos naturais, além de </w:t>
+      </w:r>
+      <w:r>
+        <w:rPr>
+          <w:noProof/>
+        </w:rPr>
+        <w:lastRenderedPageBreak/>
+        <w:t xml:space="preserve">problemas sociais relacionados à desigualdade e à exclusão </w:t>
+      </w:r>
+      <w:commentRangeStart w:id="6"/>
       <w:r>
         <w:rPr>
           <w:noProof/>
@@ -2346,12 +3150,9 @@
         </w:rPr>
         <w:t>).</w:t>
       </w:r>
-      <w:commentRangeEnd w:id="5"/>
-      <w:r>
-        <w:rPr>
-          <w:rStyle w:val="CommentReference"/>
-        </w:rPr>
-        <w:commentReference w:id="5"/>
+      <w:commentRangeEnd w:id="6"/>
+      <w:r>
+        <w:commentReference w:id="6"/>
       </w:r>
     </w:p>
     <w:p>
@@ -2437,13 +3238,7 @@
         <w:rPr>
           <w:noProof/>
         </w:rPr>
-        <w:t xml:space="preserve">Além disso, as transformações tecnológicas, como a automação, a inteligência artificial e o avanço das plataformas digitais, intensificam esses desafios contemporâneos. Embora contribuam para o aumento da produtividade, da eficiência e da flexibilidade nas relações de trabalho, esses avanços também geram impactos sociais significativos, como o desemprego estrutural decorrente da substituição de atividades humanas por máquinas, a precarização dos vínculos empregatícios e o aumento da informalidade. Ademais, a dificuldade de adaptação das legislações trabalhistas aos novos modelos de trabalho evidencia a necessidade de políticas públicas e estratégias que acompanhem essas mudanças. Nesse contexto, tais transformações não afetam apenas o mercado de trabalho, mas também influenciam diretamente as dinâmicas de consumo, a organização social e o desenvolvimento </w:t>
-      </w:r>
-      <w:r>
-        <w:rPr>
-          <w:noProof/>
-        </w:rPr>
-        <w:t>urbano, exigindo uma compreensão mais ampla e integrada da sociedade (</w:t>
+        <w:t>Além disso, as transformações tecnológicas, como a automação, a inteligência artificial e o avanço das plataformas digitais, intensificam esses desafios contemporâneos. Embora contribuam para o aumento da produtividade, da eficiência e da flexibilidade nas relações de trabalho, esses avanços também geram impactos sociais significativos, como o desemprego estrutural decorrente da substituição de atividades humanas por máquinas, a precarização dos vínculos empregatícios e o aumento da informalidade. Ademais, a dificuldade de adaptação das legislações trabalhistas aos novos modelos de trabalho evidencia a necessidade de políticas públicas e estratégias que acompanhem essas mudanças. Nesse contexto, tais transformações não afetam apenas o mercado de trabalho, mas também influenciam diretamente as dinâmicas de consumo, a organização social e o desenvolvimento urbano, exigindo uma compreensão mais ampla e integrada da sociedade (</w:t>
       </w:r>
       <w:r>
         <w:rPr>
@@ -2478,7 +3273,7 @@
         </w:rPr>
         <w:t xml:space="preserve">Nesse sentido, o planejamento urbano surge como um elemento fundamental para enfrentar essas questões, ao propor estratégias que organizam o crescimento das cidades de forma sustentável, equilibrando desenvolvimento econômico, preservação ambiental e bem-estar social. Além disso, destaca-se a importância da participação cidadã nesse processo, garantindo decisões mais inclusivas e alinhadas às necessidades da população </w:t>
       </w:r>
-      <w:commentRangeStart w:id="6"/>
+      <w:commentRangeStart w:id="7"/>
       <w:r>
         <w:rPr>
           <w:noProof/>
@@ -2503,31 +3298,36 @@
         </w:rPr>
         <w:t>).</w:t>
       </w:r>
-      <w:commentRangeEnd w:id="6"/>
-      <w:r>
-        <w:rPr>
-          <w:rStyle w:val="CommentReference"/>
-        </w:rPr>
-        <w:commentReference w:id="6"/>
+      <w:commentRangeEnd w:id="7"/>
+      <w:r>
+        <w:commentReference w:id="7"/>
       </w:r>
     </w:p>
     <w:p>
       <w:pPr>
         <w:spacing w:before="240" w:after="240"/>
       </w:pPr>
-      <w:commentRangeStart w:id="7"/>
+      <w:commentRangeStart w:id="8"/>
       <w:r>
         <w:rPr>
           <w:rFonts w:eastAsia="Arial" w:cs="Arial"/>
           <w:noProof/>
         </w:rPr>
-        <w:t>Apesar da relevância dessas questões, ainda há pouco investimento em estratégias educacionais que abordem de forma acessível e interativa a relação entre avanço tecnológico, expansão urbana e preservação ambiental</w:t>
+        <w:t xml:space="preserve">Apesar da relevância dessas questões, ainda há pouco investimento em estratégias educacionais que abordem de forma acessível e interativa a relação entre </w:t>
       </w:r>
       <w:r>
         <w:rPr>
           <w:rFonts w:eastAsia="Arial" w:cs="Arial"/>
           <w:noProof/>
         </w:rPr>
+        <w:lastRenderedPageBreak/>
+        <w:t>avanço tecnológico, expansão urbana e preservação ambiental</w:t>
+      </w:r>
+      <w:r>
+        <w:rPr>
+          <w:rFonts w:eastAsia="Arial" w:cs="Arial"/>
+          <w:noProof/>
+        </w:rPr>
         <w:t>,</w:t>
       </w:r>
       <w:r>
@@ -2565,7 +3365,7 @@
         </w:rPr>
         <w:t xml:space="preserve">Além disso, a própria dificuldade de integração efetiva das tecnologias no contexto educacional limita o desenvolvimento de práticas pedagógicas inovadoras e acessíveis </w:t>
       </w:r>
-      <w:commentRangeStart w:id="8"/>
+      <w:commentRangeStart w:id="9"/>
       <w:r>
         <w:rPr>
           <w:rFonts w:eastAsia="Arial" w:cs="Arial"/>
@@ -2587,78 +3387,72 @@
         </w:rPr>
         <w:t xml:space="preserve">, 2023). </w:t>
       </w:r>
+      <w:commentRangeEnd w:id="9"/>
+      <w:r>
+        <w:commentReference w:id="9"/>
+      </w:r>
+    </w:p>
+    <w:p>
+      <w:pPr>
+        <w:spacing w:before="240" w:after="240"/>
+        <w:rPr>
+          <w:rFonts w:eastAsia="Arial" w:cs="Arial"/>
+          <w:noProof/>
+        </w:rPr>
+      </w:pPr>
+      <w:r>
+        <w:rPr>
+          <w:rFonts w:eastAsia="Arial" w:cs="Arial"/>
+          <w:noProof/>
+        </w:rPr>
+        <w:t>N</w:t>
+      </w:r>
+      <w:r>
+        <w:rPr>
+          <w:rFonts w:eastAsia="Arial" w:cs="Arial"/>
+          <w:noProof/>
+        </w:rPr>
+        <w:t>o contexto apresentado</w:t>
+      </w:r>
+      <w:r>
+        <w:rPr>
+          <w:rFonts w:eastAsia="Arial" w:cs="Arial"/>
+          <w:noProof/>
+        </w:rPr>
+        <w:t>, observa-se a necessidade de desenvolver abordagens que integrem elementos educativos a experiências interativas, permitindo que os indivíduos compreendam, de forma prática, as consequências de decisões relacionadas ao uso dos recursos, à urbanização e à automação. Dessa forma, torna-se possível contribuir para o desenvolvimento do pensamento crítico e da consciência socioambiental, em consonância com os Objetivos de Desenvolvimento Sustentável, especialmente a ODS 9 (Indústria, Inovação e Infraestrutura), ODS 11 (Cidades e Comunidades Sustentáveis) e ODS 12 (Consumo e Produção Responsáveis)</w:t>
+      </w:r>
+      <w:r>
+        <w:rPr>
+          <w:rFonts w:eastAsia="Arial" w:cs="Arial"/>
+          <w:noProof/>
+        </w:rPr>
+        <w:t>.</w:t>
+      </w:r>
       <w:commentRangeEnd w:id="8"/>
       <w:r>
-        <w:rPr>
-          <w:rStyle w:val="CommentReference"/>
-        </w:rPr>
         <w:commentReference w:id="8"/>
       </w:r>
     </w:p>
     <w:p>
       <w:pPr>
-        <w:spacing w:before="240" w:after="240"/>
+        <w:pStyle w:val="Ttulo2"/>
+      </w:pPr>
+      <w:bookmarkStart w:id="10" w:name="_Toc232412719"/>
+      <w:commentRangeStart w:id="11"/>
+      <w:r>
+        <w:t>Justificativa</w:t>
+      </w:r>
+      <w:bookmarkEnd w:id="10"/>
+    </w:p>
+    <w:p>
+      <w:pPr>
         <w:rPr>
           <w:rFonts w:eastAsia="Arial" w:cs="Arial"/>
           <w:noProof/>
-        </w:rPr>
-      </w:pPr>
-      <w:r>
-        <w:rPr>
-          <w:rFonts w:eastAsia="Arial" w:cs="Arial"/>
-          <w:noProof/>
-        </w:rPr>
-        <w:t>N</w:t>
-      </w:r>
-      <w:r>
-        <w:rPr>
-          <w:rFonts w:eastAsia="Arial" w:cs="Arial"/>
-          <w:noProof/>
-        </w:rPr>
-        <w:t>o contexto apresentado</w:t>
-      </w:r>
-      <w:r>
-        <w:rPr>
-          <w:rFonts w:eastAsia="Arial" w:cs="Arial"/>
-          <w:noProof/>
-        </w:rPr>
-        <w:t>, observa-se a necessidade de desenvolver abordagens que integrem elementos educativos a experiências interativas, permitindo que os indivíduos compreendam, de forma prática, as consequências de decisões relacionadas ao uso dos recursos, à urbanização e à automação. Dessa forma, torna-se possível contribuir para o desenvolvimento do pensamento crítico e da consciência socioambiental, em consonância com os Objetivos de Desenvolvimento Sustentável, especialmente a ODS 9 (Indústria, Inovação e Infraestrutura), ODS 11 (Cidades e Comunidades Sustentáveis) e ODS 12 (Consumo e Produção Responsáveis)</w:t>
-      </w:r>
-      <w:r>
-        <w:rPr>
-          <w:rFonts w:eastAsia="Arial" w:cs="Arial"/>
-          <w:noProof/>
-        </w:rPr>
-        <w:t>.</w:t>
-      </w:r>
-      <w:commentRangeEnd w:id="7"/>
-      <w:r>
-        <w:rPr>
-          <w:rStyle w:val="CommentReference"/>
-        </w:rPr>
-        <w:commentReference w:id="7"/>
-      </w:r>
-    </w:p>
-    <w:p>
-      <w:pPr>
-        <w:pStyle w:val="Ttulo2"/>
-      </w:pPr>
-      <w:bookmarkStart w:name="_Toc766880682" w:id="9"/>
-      <w:commentRangeStart w:id="10"/>
-      <w:r>
-        <w:t>Justificativa</w:t>
-      </w:r>
-      <w:bookmarkEnd w:id="9"/>
-    </w:p>
-    <w:p>
-      <w:pPr>
-        <w:rPr>
-          <w:rFonts w:eastAsia="Arial" w:cs="Arial"/>
-          <w:noProof/>
           <w:szCs w:val="24"/>
         </w:rPr>
       </w:pPr>
-      <w:commentRangeStart w:id="11"/>
+      <w:commentRangeStart w:id="12"/>
       <w:r>
         <w:rPr>
           <w:rFonts w:eastAsia="Arial" w:cs="Arial"/>
@@ -2674,15 +3468,7 @@
           <w:noProof/>
           <w:szCs w:val="24"/>
         </w:rPr>
-        <w:t xml:space="preserve"> apresenta grande potencial para a conscientização de diferentes públicos, desde os mais jovens até os mais velhos. Essa abordagem ganhou ainda mais relevância no contexto da pandemia, período em que o ensino passou a ocorrer majoritariamente por meio de plataformas digitais, aproximando o uso da tecnologia do cotidiano educacional. Nesse cenário, os jogos destacam-se por serem uma linguagem mais acessível e </w:t>
-      </w:r>
-      <w:r>
-        <w:rPr>
-          <w:rFonts w:eastAsia="Arial" w:cs="Arial"/>
-          <w:noProof/>
-          <w:szCs w:val="24"/>
-        </w:rPr>
-        <w:t>atrativa, especialmente para o público jovem, facilitando o engajamento e a assimilação de conteúdos complexos (SICT, 2024).</w:t>
+        <w:t xml:space="preserve"> apresenta grande potencial para a conscientização de diferentes públicos, desde os mais jovens até os mais velhos. Essa abordagem ganhou ainda mais relevância no contexto da pandemia, período em que o ensino passou a ocorrer majoritariamente por meio de plataformas digitais, aproximando o uso da tecnologia do cotidiano educacional. Nesse cenário, os jogos destacam-se por serem uma linguagem mais acessível e atrativa, especialmente para o público jovem, facilitando o engajamento e a assimilação de conteúdos complexos (SICT, 2024).</w:t>
       </w:r>
     </w:p>
     <w:p>
@@ -2719,6 +3505,7 @@
           <w:noProof/>
           <w:szCs w:val="24"/>
         </w:rPr>
+        <w:lastRenderedPageBreak/>
         <w:t>Dentro desse contexto, existem exemplos de jogos que abordam a temática da preservação ambiental e os impactos da ação humana sobre a natureza. Um exemplo é o jogo Endling: Extinction is Forever (2022), no qual o jogador controla uma raposa em um ambiente degradado pela intervenção humana, enfrentando desafios para sobreviver enquanto cuida de seus filhotes. O jogo não apenas retrata a devastação ambiental, mas também promove reflexões sobre a importância da conservação dos ecossistemas e as consequências da exploração descontrolada dos recursos naturais (LIMA, 2022).</w:t>
       </w:r>
     </w:p>
@@ -2731,6 +3518,13 @@
         </w:rPr>
         <w:t>Diante desse cenário, torna-se evidente a importância de desenvolver soluções educativas inovadoras que utilizem o potencial dos jogos digitais para promover a conscientização socioambiental. Nesse sentido, a criação do projeto Thermautomata justifica-se pela proposta de simular, de forma interativa, o equilíbrio entre o avanço tecnológico, o crescimento urbano e a preservação da natureza. Ao permitir que os usuários experimentem as consequências de suas decisões dentro do jogo, a ferramenta contribui para o desenvolvimento do pensamento crítico e para a formação de uma consciência mais sustentável, alinhando-se às demandas contemporâneas de educação e responsabilidade ambiental.</w:t>
       </w:r>
+      <w:commentRangeEnd w:id="12"/>
+      <w:r>
+        <w:rPr>
+          <w:rStyle w:val="Refdecomentrio"/>
+        </w:rPr>
+        <w:commentReference w:id="12"/>
+      </w:r>
       <w:commentRangeEnd w:id="11"/>
       <w:r>
         <w:rPr>
@@ -2738,768 +3532,746 @@
         </w:rPr>
         <w:commentReference w:id="11"/>
       </w:r>
-      <w:commentRangeEnd w:id="10"/>
+    </w:p>
+    <w:p>
+      <w:pPr>
+        <w:pStyle w:val="Ttulo2"/>
+      </w:pPr>
+      <w:bookmarkStart w:id="13" w:name="_Toc232412720"/>
+      <w:r>
+        <w:t>Objetivos</w:t>
+      </w:r>
+      <w:bookmarkEnd w:id="13"/>
+    </w:p>
+    <w:p>
+      <w:pPr>
+        <w:pStyle w:val="Ttulo3"/>
+      </w:pPr>
+      <w:bookmarkStart w:id="14" w:name="_Toc232412721"/>
+      <w:r>
+        <w:t>Objetivo Geral</w:t>
+      </w:r>
+      <w:bookmarkEnd w:id="14"/>
+    </w:p>
+    <w:p>
+      <w:pPr>
+        <w:rPr>
+          <w:noProof/>
+        </w:rPr>
+      </w:pPr>
+      <w:r>
+        <w:rPr>
+          <w:noProof/>
+        </w:rPr>
+        <w:t>Lorem ipsum dolor sit amet, consectetuer adipiscing elit. Maecenas porttitor congue massa. Fusce posuere, magna sed pulvinar ultricies, purus lectus malesuada libero, sit amet commodo magna eros quis urna.</w:t>
+      </w:r>
+    </w:p>
+    <w:p>
+      <w:pPr>
+        <w:rPr>
+          <w:noProof/>
+        </w:rPr>
+      </w:pPr>
+      <w:r>
+        <w:rPr>
+          <w:noProof/>
+        </w:rPr>
+        <w:t>Nunc viverra imperdiet enim. Fusce est. Vivamus a tellus.</w:t>
+      </w:r>
+    </w:p>
+    <w:p>
+      <w:pPr>
+        <w:rPr>
+          <w:noProof/>
+        </w:rPr>
+      </w:pPr>
+      <w:r>
+        <w:rPr>
+          <w:noProof/>
+        </w:rPr>
+        <w:t>Pellentesque habitant morbi tristique senectus et netus et malesuada fames ac turpis egestas. Proin pharetra nonummy pede. Mauris et orci.</w:t>
+      </w:r>
+    </w:p>
+    <w:p>
+      <w:pPr>
+        <w:rPr>
+          <w:noProof/>
+        </w:rPr>
+      </w:pPr>
+      <w:r>
+        <w:rPr>
+          <w:noProof/>
+        </w:rPr>
+        <w:t>Aenean nec lorem. In porttitor. Donec laoreet nonummy augue.</w:t>
+      </w:r>
+    </w:p>
+    <w:p>
+      <w:r>
+        <w:rPr>
+          <w:noProof/>
+        </w:rPr>
+        <w:t>Suspendisse dui purus, scelerisque at, vulputate vitae, pretium mattis, nunc. Mauris eget neque at sem venenatis eleifend. Ut nonummy.</w:t>
+      </w:r>
+    </w:p>
+    <w:p>
+      <w:pPr>
+        <w:pStyle w:val="Ttulo3"/>
+      </w:pPr>
+      <w:bookmarkStart w:id="15" w:name="_Toc232412722"/>
+      <w:r>
+        <w:lastRenderedPageBreak/>
+        <w:t>Objetivos Específicos</w:t>
+      </w:r>
+      <w:bookmarkEnd w:id="15"/>
+    </w:p>
+    <w:p>
+      <w:pPr>
+        <w:rPr>
+          <w:noProof/>
+        </w:rPr>
+      </w:pPr>
+      <w:r>
+        <w:rPr>
+          <w:noProof/>
+        </w:rPr>
+        <w:t>Lorem ipsum dolor sit amet, consectetuer adipiscing elit. Maecenas porttitor congue massa. Fusce posuere, magna sed pulvinar ultricies, purus lectus malesuada libero, sit amet commodo magna eros quis urna.</w:t>
+      </w:r>
+    </w:p>
+    <w:p>
+      <w:pPr>
+        <w:rPr>
+          <w:noProof/>
+        </w:rPr>
+      </w:pPr>
+      <w:r>
+        <w:rPr>
+          <w:noProof/>
+        </w:rPr>
+        <w:t>Nunc viverra imperdiet enim. Fusce est. Vivamus a tellus.</w:t>
+      </w:r>
+    </w:p>
+    <w:p>
+      <w:pPr>
+        <w:rPr>
+          <w:noProof/>
+        </w:rPr>
+      </w:pPr>
+      <w:r>
+        <w:rPr>
+          <w:noProof/>
+        </w:rPr>
+        <w:t>Pellentesque habitant morbi tristique senectus et netus et malesuada fames ac turpis egestas. Proin pharetra nonummy pede. Mauris et orci.</w:t>
+      </w:r>
+    </w:p>
+    <w:p>
+      <w:pPr>
+        <w:rPr>
+          <w:noProof/>
+        </w:rPr>
+      </w:pPr>
+      <w:r>
+        <w:rPr>
+          <w:noProof/>
+        </w:rPr>
+        <w:t>Aenean nec lorem. In porttitor. Donec laoreet nonummy augue.</w:t>
+      </w:r>
+    </w:p>
+    <w:p>
+      <w:r>
+        <w:rPr>
+          <w:noProof/>
+        </w:rPr>
+        <w:t>Suspendisse dui purus, scelerisque at, vulputate vitae, pretium mattis, nunc. Mauris eget neque at sem venenatis eleifend. Ut nonummy.</w:t>
+      </w:r>
+    </w:p>
+    <w:p>
+      <w:pPr>
+        <w:pStyle w:val="Ttulo2"/>
+      </w:pPr>
+      <w:bookmarkStart w:id="16" w:name="_Toc232412723"/>
+      <w:r>
+        <w:t>Metodologia</w:t>
+      </w:r>
+      <w:bookmarkEnd w:id="16"/>
+    </w:p>
+    <w:p>
+      <w:pPr>
+        <w:rPr>
+          <w:noProof/>
+        </w:rPr>
+      </w:pPr>
+      <w:r>
+        <w:rPr>
+          <w:noProof/>
+        </w:rPr>
+        <w:t>Lorem ipsum dolor sit amet, consectetuer adipiscing elit. Maecenas porttitor congue massa. Fusce posuere, magna sed pulvinar ultricies, purus lectus malesuada libero, sit amet commodo magna eros quis urna.</w:t>
+      </w:r>
+    </w:p>
+    <w:p>
+      <w:pPr>
+        <w:rPr>
+          <w:noProof/>
+        </w:rPr>
+      </w:pPr>
+      <w:r>
+        <w:rPr>
+          <w:noProof/>
+        </w:rPr>
+        <w:t>Nunc viverra imperdiet enim. Fusce est. Vivamus a tellus.</w:t>
+      </w:r>
+    </w:p>
+    <w:p>
+      <w:pPr>
+        <w:rPr>
+          <w:noProof/>
+        </w:rPr>
+      </w:pPr>
+      <w:r>
+        <w:rPr>
+          <w:noProof/>
+        </w:rPr>
+        <w:t>Pellentesque habitant morbi tristique senectus et netus et malesuada fames ac turpis egestas. Proin pharetra nonummy pede. Mauris et orci.</w:t>
+      </w:r>
+    </w:p>
+    <w:p>
+      <w:pPr>
+        <w:rPr>
+          <w:noProof/>
+        </w:rPr>
+      </w:pPr>
+      <w:r>
+        <w:rPr>
+          <w:noProof/>
+        </w:rPr>
+        <w:t>Aenean nec lorem. In porttitor. Donec laoreet nonummy augue.</w:t>
+      </w:r>
+    </w:p>
+    <w:p>
+      <w:r>
+        <w:rPr>
+          <w:noProof/>
+        </w:rPr>
+        <w:t>Suspendisse dui purus, scelerisque at, vulputate vitae, pretium mattis, nunc. Mauris eget neque at sem venenatis eleifend. Ut nonummy.</w:t>
+      </w:r>
+    </w:p>
+    <w:p>
+      <w:pPr>
+        <w:pStyle w:val="Ttulo2"/>
+      </w:pPr>
+      <w:bookmarkStart w:id="17" w:name="_Toc232412724"/>
+      <w:r>
+        <w:t>Resultados Esperados</w:t>
+      </w:r>
+      <w:bookmarkEnd w:id="17"/>
+    </w:p>
+    <w:p>
+      <w:pPr>
+        <w:rPr>
+          <w:noProof/>
+        </w:rPr>
+      </w:pPr>
+      <w:r>
+        <w:rPr>
+          <w:noProof/>
+        </w:rPr>
+        <w:t>Lorem ipsum dolor sit amet, consectetuer adipiscing elit. Maecenas porttitor congue massa. Fusce posuere, magna sed pulvinar ultricies, purus lectus malesuada libero, sit amet commodo magna eros quis urna.</w:t>
+      </w:r>
+    </w:p>
+    <w:p>
+      <w:pPr>
+        <w:rPr>
+          <w:noProof/>
+        </w:rPr>
+      </w:pPr>
+      <w:r>
+        <w:rPr>
+          <w:noProof/>
+        </w:rPr>
+        <w:t>Nunc viverra imperdiet enim. Fusce est. Vivamus a tellus.</w:t>
+      </w:r>
+    </w:p>
+    <w:p>
+      <w:pPr>
+        <w:rPr>
+          <w:noProof/>
+        </w:rPr>
+      </w:pPr>
+      <w:r>
+        <w:rPr>
+          <w:noProof/>
+        </w:rPr>
+        <w:t>Pellentesque habitant morbi tristique senectus et netus et malesuada fames ac turpis egestas. Proin pharetra nonummy pede. Mauris et orci.</w:t>
+      </w:r>
+    </w:p>
+    <w:p>
+      <w:pPr>
+        <w:rPr>
+          <w:noProof/>
+        </w:rPr>
+      </w:pPr>
+      <w:r>
+        <w:rPr>
+          <w:noProof/>
+        </w:rPr>
+        <w:t>Aenean nec lorem. In porttitor. Donec laoreet nonummy augue.</w:t>
+      </w:r>
+    </w:p>
+    <w:p>
+      <w:r>
+        <w:rPr>
+          <w:noProof/>
+        </w:rPr>
+        <w:lastRenderedPageBreak/>
+        <w:t>Suspendisse dui purus, scelerisque at, vulputate vitae, pretium mattis, nunc. Mauris eget neque at sem venenatis eleifend. Ut nonummy.</w:t>
+      </w:r>
+    </w:p>
+    <w:p>
+      <w:r>
+        <w:br w:type="page"/>
+      </w:r>
+    </w:p>
+    <w:p>
+      <w:pPr>
+        <w:pStyle w:val="Ttulo1"/>
+      </w:pPr>
+      <w:bookmarkStart w:id="18" w:name="_Toc232412725"/>
+      <w:r>
+        <w:lastRenderedPageBreak/>
+        <w:t>REFERENCIAL TEÓRICO</w:t>
+      </w:r>
+      <w:bookmarkEnd w:id="18"/>
+    </w:p>
+    <w:p>
+      <w:pPr>
+        <w:rPr>
+          <w:noProof/>
+        </w:rPr>
+      </w:pPr>
+      <w:r>
+        <w:rPr>
+          <w:noProof/>
+        </w:rPr>
+        <w:t>Lorem ipsum dolor sit amet, consectetuer adipiscing elit. Maecenas porttitor congue massa. Fusce posuere, magna sed pulvinar ultricies, purus lectus malesuada libero, sit amet commodo magna eros quis urna.</w:t>
+      </w:r>
+    </w:p>
+    <w:p>
+      <w:pPr>
+        <w:rPr>
+          <w:noProof/>
+        </w:rPr>
+      </w:pPr>
+      <w:r>
+        <w:rPr>
+          <w:noProof/>
+        </w:rPr>
+        <w:t>Nunc viverra imperdiet enim. Fusce est. Vivamus a tellus.</w:t>
+      </w:r>
+    </w:p>
+    <w:p>
+      <w:pPr>
+        <w:rPr>
+          <w:noProof/>
+        </w:rPr>
+      </w:pPr>
+      <w:r>
+        <w:rPr>
+          <w:noProof/>
+        </w:rPr>
+        <w:t>Pellentesque habitant morbi tristique senectus et netus et malesuada fames ac turpis egestas. Proin pharetra nonummy pede. Mauris et orci.</w:t>
+      </w:r>
+    </w:p>
+    <w:p>
+      <w:pPr>
+        <w:rPr>
+          <w:noProof/>
+        </w:rPr>
+      </w:pPr>
+      <w:r>
+        <w:rPr>
+          <w:noProof/>
+        </w:rPr>
+        <w:t>Aenean nec lorem. In porttitor. Donec laoreet nonummy augue.</w:t>
+      </w:r>
+    </w:p>
+    <w:p>
+      <w:r>
+        <w:rPr>
+          <w:noProof/>
+        </w:rPr>
+        <w:t>Suspendisse dui purus, scelerisque at, vulputate vitae, pretium mattis, nunc. Mauris eget neque at sem venenatis eleifend. Ut nonummy.</w:t>
+      </w:r>
+    </w:p>
+    <w:p>
+      <w:pPr>
+        <w:pStyle w:val="Ttulo2"/>
+      </w:pPr>
+      <w:bookmarkStart w:id="19" w:name="_Toc232412726"/>
+      <w:r>
+        <w:t>Simulando um subtítulo</w:t>
+      </w:r>
+      <w:bookmarkEnd w:id="19"/>
+    </w:p>
+    <w:p>
+      <w:pPr>
+        <w:rPr>
+          <w:noProof/>
+        </w:rPr>
+      </w:pPr>
+      <w:r>
+        <w:rPr>
+          <w:noProof/>
+        </w:rPr>
+        <w:t>Lorem ipsum dolor sit amet, consectetuer adipiscing elit. Maecenas porttitor congue massa. Fusce posuere, magna sed pulvinar ultricies, purus lectus malesuada libero, sit amet commodo magna eros quis urna.</w:t>
+      </w:r>
+    </w:p>
+    <w:p>
+      <w:pPr>
+        <w:rPr>
+          <w:noProof/>
+        </w:rPr>
+      </w:pPr>
+      <w:r>
+        <w:rPr>
+          <w:noProof/>
+        </w:rPr>
+        <w:t>Nunc viverra imperdiet enim. Fusce est. Vivamus a tellus.</w:t>
+      </w:r>
+    </w:p>
+    <w:p>
+      <w:pPr>
+        <w:rPr>
+          <w:noProof/>
+        </w:rPr>
+      </w:pPr>
+      <w:r>
+        <w:rPr>
+          <w:noProof/>
+        </w:rPr>
+        <w:t>Pellentesque habitant morbi tristique senectus et netus et malesuada fames ac turpis egestas. Proin pharetra nonummy pede. Mauris et orci.</w:t>
+      </w:r>
+    </w:p>
+    <w:p>
+      <w:pPr>
+        <w:rPr>
+          <w:noProof/>
+        </w:rPr>
+      </w:pPr>
+      <w:r>
+        <w:rPr>
+          <w:noProof/>
+        </w:rPr>
+        <w:t>Aenean nec lorem. In porttitor. Donec laoreet nonummy augue.</w:t>
+      </w:r>
+    </w:p>
+    <w:p>
+      <w:r>
+        <w:rPr>
+          <w:noProof/>
+        </w:rPr>
+        <w:t>Suspendisse dui purus, scelerisque at, vulputate vitae, pretium mattis, nunc. Mauris eget neque at sem venenatis eleifend. Ut nonummy.</w:t>
+      </w:r>
+    </w:p>
+    <w:p>
+      <w:pPr>
+        <w:pStyle w:val="Ttulo3"/>
+      </w:pPr>
+      <w:bookmarkStart w:id="20" w:name="_Toc232412727"/>
+      <w:r>
+        <w:t>Aura</w:t>
+      </w:r>
+      <w:bookmarkEnd w:id="20"/>
+    </w:p>
+    <w:p>
+      <w:pPr>
+        <w:rPr>
+          <w:noProof/>
+        </w:rPr>
+      </w:pPr>
+      <w:r>
+        <w:rPr>
+          <w:noProof/>
+        </w:rPr>
+        <w:t>Lorem ipsum dolor sit amet, consectetuer adipiscing elit. Maecenas porttitor congue massa. Fusce posuere, magna sed pulvinar ultricies, purus lectus malesuada libero, sit amet commodo magna eros quis urna.</w:t>
+      </w:r>
+    </w:p>
+    <w:p>
+      <w:pPr>
+        <w:rPr>
+          <w:noProof/>
+        </w:rPr>
+      </w:pPr>
+      <w:r>
+        <w:rPr>
+          <w:noProof/>
+        </w:rPr>
+        <w:t>Nunc viverra imperdiet enim. Fusce est. Vivamus a tellus.</w:t>
+      </w:r>
+    </w:p>
+    <w:p>
+      <w:pPr>
+        <w:rPr>
+          <w:noProof/>
+        </w:rPr>
+      </w:pPr>
+      <w:r>
+        <w:rPr>
+          <w:noProof/>
+        </w:rPr>
+        <w:t>Pellentesque habitant morbi tristique senectus et netus et malesuada fames ac turpis egestas. Proin pharetra nonummy pede. Mauris et orci.</w:t>
+      </w:r>
+    </w:p>
+    <w:p>
+      <w:pPr>
+        <w:rPr>
+          <w:noProof/>
+        </w:rPr>
+      </w:pPr>
+      <w:r>
+        <w:rPr>
+          <w:noProof/>
+        </w:rPr>
+        <w:t>Aenean nec lorem. In porttitor. Donec laoreet nonummy augue.</w:t>
+      </w:r>
+    </w:p>
+    <w:p>
+      <w:r>
+        <w:rPr>
+          <w:noProof/>
+        </w:rPr>
+        <w:lastRenderedPageBreak/>
+        <w:t>Suspendisse dui purus, scelerisque at, vulputate vitae, pretium mattis, nunc. Mauris eget neque at sem venenatis eleifend. Ut nonummy.</w:t>
+      </w:r>
+    </w:p>
+    <w:p>
+      <w:pPr>
+        <w:pStyle w:val="Ttulo2"/>
+      </w:pPr>
+      <w:bookmarkStart w:id="21" w:name="_Toc232412728"/>
+      <w:r>
+        <w:t>Outro subtítulo</w:t>
+      </w:r>
+      <w:bookmarkEnd w:id="21"/>
+    </w:p>
+    <w:p>
+      <w:pPr>
+        <w:rPr>
+          <w:noProof/>
+        </w:rPr>
+      </w:pPr>
+      <w:r>
+        <w:rPr>
+          <w:noProof/>
+        </w:rPr>
+        <w:t>Lorem ipsum dolor sit amet, consectetuer adipiscing elit. Maecenas porttitor congue massa. Fusce posuere, magna sed pulvinar ultricies, purus lectus malesuada libero, sit amet commodo magna eros quis urna.</w:t>
+      </w:r>
+    </w:p>
+    <w:p>
+      <w:pPr>
+        <w:rPr>
+          <w:noProof/>
+        </w:rPr>
+      </w:pPr>
+      <w:r>
+        <w:rPr>
+          <w:noProof/>
+        </w:rPr>
+        <w:t>Nunc viverra imperdiet enim. Fusce est. Vivamus a tellus.</w:t>
+      </w:r>
+    </w:p>
+    <w:p>
+      <w:pPr>
+        <w:rPr>
+          <w:noProof/>
+        </w:rPr>
+      </w:pPr>
+      <w:r>
+        <w:rPr>
+          <w:noProof/>
+        </w:rPr>
+        <w:t>Pellentesque habitant morbi tristique senectus et netus et malesuada fames ac turpis egestas. Proin pharetra nonummy pede. Mauris et orci.</w:t>
+      </w:r>
+    </w:p>
+    <w:p>
+      <w:pPr>
+        <w:rPr>
+          <w:noProof/>
+        </w:rPr>
+      </w:pPr>
+      <w:r>
+        <w:rPr>
+          <w:noProof/>
+        </w:rPr>
+        <w:t>Aenean nec lorem. In porttitor. Donec laoreet nonummy augue.</w:t>
+      </w:r>
+    </w:p>
+    <w:p>
+      <w:r>
+        <w:rPr>
+          <w:noProof/>
+        </w:rPr>
+        <w:t>Suspendisse dui purus, scelerisque at, vulputate vitae, pretium mattis, nunc. Mauris eget neque at sem venenatis eleifend. Ut nonummy.</w:t>
+      </w:r>
+    </w:p>
+    <w:p>
+      <w:pPr>
+        <w:pStyle w:val="Ttulo3"/>
+      </w:pPr>
+      <w:bookmarkStart w:id="22" w:name="_Toc232412729"/>
+      <w:r>
+        <w:t>Eita</w:t>
+      </w:r>
+      <w:bookmarkEnd w:id="22"/>
+    </w:p>
+    <w:p>
+      <w:pPr>
+        <w:rPr>
+          <w:noProof/>
+        </w:rPr>
+      </w:pPr>
+      <w:r>
+        <w:rPr>
+          <w:noProof/>
+        </w:rPr>
+        <w:t>Lorem ipsum dolor sit amet, consectetuer adipiscing elit. Maecenas porttitor congue massa. Fusce posuere, magna sed pulvinar ultricies, purus lectus malesuada libero, sit amet commodo magna eros quis urna.</w:t>
+      </w:r>
+    </w:p>
+    <w:p>
+      <w:pPr>
+        <w:rPr>
+          <w:noProof/>
+        </w:rPr>
+      </w:pPr>
+      <w:r>
+        <w:rPr>
+          <w:noProof/>
+        </w:rPr>
+        <w:t>Nunc viverra imperdiet enim. Fusce est. Vivamus a tellus.</w:t>
+      </w:r>
+    </w:p>
+    <w:p>
+      <w:pPr>
+        <w:rPr>
+          <w:noProof/>
+        </w:rPr>
+      </w:pPr>
+      <w:r>
+        <w:rPr>
+          <w:noProof/>
+        </w:rPr>
+        <w:t>Pellentesque habitant morbi tristique senectus et netus et malesuada fames ac turpis egestas. Proin pharetra nonummy pede. Mauris et orci.</w:t>
+      </w:r>
+    </w:p>
+    <w:p>
+      <w:pPr>
+        <w:rPr>
+          <w:noProof/>
+        </w:rPr>
+      </w:pPr>
+      <w:r>
+        <w:rPr>
+          <w:noProof/>
+        </w:rPr>
+        <w:t>Aenean nec lorem. In porttitor. Donec laoreet nonummy augue.</w:t>
+      </w:r>
+    </w:p>
+    <w:p>
+      <w:pPr>
+        <w:rPr>
+          <w:noProof/>
+        </w:rPr>
+      </w:pPr>
+      <w:r>
+        <w:rPr>
+          <w:noProof/>
+        </w:rPr>
+        <w:t>Suspendisse dui purus, scelerisque at, vulputate vitae, pretium mattis, nunc. Mauris eget neque at sem venenatis eleifend. Ut nonummy.</w:t>
+      </w:r>
+    </w:p>
+    <w:p>
+      <w:pPr>
+        <w:pStyle w:val="Ttulo4"/>
+        <w:rPr>
+          <w:noProof/>
+        </w:rPr>
+      </w:pPr>
+      <w:bookmarkStart w:id="23" w:name="_Toc232412730"/>
+      <w:r>
+        <w:rPr>
+          <w:noProof/>
+        </w:rPr>
+        <w:t>Echa</w:t>
+      </w:r>
+      <w:bookmarkEnd w:id="23"/>
+    </w:p>
+    <w:p>
+      <w:pPr>
+        <w:pStyle w:val="Ttulo5"/>
+      </w:pPr>
+      <w:bookmarkStart w:id="24" w:name="_Toc232412731"/>
+      <w:r>
+        <w:t>Ave</w:t>
+      </w:r>
+      <w:bookmarkEnd w:id="24"/>
+    </w:p>
+    <w:p>
+      <w:pPr>
+        <w:rPr>
+          <w:noProof/>
+        </w:rPr>
+      </w:pPr>
+      <w:r>
+        <w:rPr>
+          <w:noProof/>
+        </w:rPr>
+        <w:br w:type="page"/>
+      </w:r>
+    </w:p>
+    <w:p>
+      <w:pPr>
+        <w:pStyle w:val="Ttulo1"/>
+      </w:pPr>
+      <w:bookmarkStart w:id="25" w:name="_Toc232412732"/>
+      <w:r>
+        <w:lastRenderedPageBreak/>
+        <w:t>IMERSÃO</w:t>
+      </w:r>
+      <w:bookmarkEnd w:id="25"/>
+    </w:p>
+    <w:p>
+      <w:r>
+        <w:t xml:space="preserve">A imersão constitui a primeira etapa do processo, voltada á </w:t>
+      </w:r>
+      <w:r>
+        <w:softHyphen/>
+        <w:t xml:space="preserve">compreensão aprofundada do problema a ser resolvido. No contexto do projeto, essa fase envolveu a observação do cenário e a realização de uma pesquisa de campo, com o objetivo de entender melhor as necessidades dos usuários e avaliar a viabilidade da proposta </w:t>
+      </w:r>
+      <w:commentRangeStart w:id="26"/>
+      <w:r>
+        <w:t>(Deterding, 2011)</w:t>
+      </w:r>
+      <w:commentRangeEnd w:id="26"/>
       <w:r>
         <w:rPr>
           <w:rStyle w:val="Refdecomentrio"/>
         </w:rPr>
-        <w:commentReference w:id="10"/>
+        <w:commentReference w:id="26"/>
       </w:r>
     </w:p>
     <w:p>
       <w:pPr>
         <w:pStyle w:val="Ttulo2"/>
-      </w:pPr>
-      <w:bookmarkStart w:name="_Toc2058731600" w:id="12"/>
-      <w:r>
-        <w:t>Objetivos</w:t>
-      </w:r>
-      <w:bookmarkEnd w:id="12"/>
-    </w:p>
-    <w:p>
-      <w:pPr>
-        <w:pStyle w:val="Ttulo3"/>
-      </w:pPr>
-      <w:bookmarkStart w:name="_Toc672789684" w:id="13"/>
-      <w:r>
-        <w:t>Objetivo Geral</w:t>
-      </w:r>
-      <w:bookmarkEnd w:id="13"/>
-    </w:p>
-    <w:p>
-      <w:pPr>
-        <w:rPr>
-          <w:noProof/>
-        </w:rPr>
-      </w:pPr>
-      <w:r>
-        <w:rPr>
-          <w:noProof/>
-        </w:rPr>
-        <w:t>Lorem ipsum dolor sit amet, consectetuer adipiscing elit. Maecenas porttitor congue massa. Fusce posuere, magna sed pulvinar ultricies, purus lectus malesuada libero, sit amet commodo magna eros quis urna.</w:t>
-      </w:r>
-    </w:p>
-    <w:p>
-      <w:pPr>
-        <w:rPr>
-          <w:noProof/>
-        </w:rPr>
-      </w:pPr>
-      <w:r>
-        <w:rPr>
-          <w:noProof/>
-        </w:rPr>
-        <w:t>Nunc viverra imperdiet enim. Fusce est. Vivamus a tellus.</w:t>
-      </w:r>
-    </w:p>
-    <w:p>
-      <w:pPr>
-        <w:rPr>
-          <w:noProof/>
-        </w:rPr>
-      </w:pPr>
-      <w:r>
-        <w:rPr>
-          <w:noProof/>
-        </w:rPr>
-        <w:t>Pellentesque habitant morbi tristique senectus et netus et malesuada fames ac turpis egestas. Proin pharetra nonummy pede. Mauris et orci.</w:t>
-      </w:r>
-    </w:p>
-    <w:p>
-      <w:pPr>
-        <w:rPr>
-          <w:noProof/>
-        </w:rPr>
-      </w:pPr>
-      <w:r>
-        <w:rPr>
-          <w:noProof/>
-        </w:rPr>
-        <w:t>Aenean nec lorem. In porttitor. Donec laoreet nonummy augue.</w:t>
-      </w:r>
-    </w:p>
-    <w:p>
-      <w:r>
-        <w:rPr>
-          <w:noProof/>
-        </w:rPr>
-        <w:t>Suspendisse dui purus, scelerisque at, vulputate vitae, pretium mattis, nunc. Mauris eget neque at sem venenatis eleifend. Ut nonummy.</w:t>
-      </w:r>
-    </w:p>
-    <w:p>
-      <w:pPr>
-        <w:pStyle w:val="Ttulo3"/>
-      </w:pPr>
-      <w:bookmarkStart w:name="_Toc1241020319" w:id="14"/>
-      <w:r>
-        <w:t>Objetivos Específicos</w:t>
-      </w:r>
-      <w:bookmarkEnd w:id="14"/>
-    </w:p>
-    <w:p>
-      <w:pPr>
-        <w:rPr>
-          <w:noProof/>
-        </w:rPr>
-      </w:pPr>
-      <w:r>
-        <w:rPr>
-          <w:noProof/>
-        </w:rPr>
-        <w:t>Lorem ipsum dolor sit amet, consectetuer adipiscing elit. Maecenas porttitor congue massa. Fusce posuere, magna sed pulvinar ultricies, purus lectus malesuada libero, sit amet commodo magna eros quis urna.</w:t>
-      </w:r>
-    </w:p>
-    <w:p>
-      <w:pPr>
-        <w:rPr>
-          <w:noProof/>
-        </w:rPr>
-      </w:pPr>
-      <w:r>
-        <w:rPr>
-          <w:noProof/>
-        </w:rPr>
-        <w:t>Nunc viverra imperdiet enim. Fusce est. Vivamus a tellus.</w:t>
-      </w:r>
-    </w:p>
-    <w:p>
-      <w:pPr>
-        <w:rPr>
-          <w:noProof/>
-        </w:rPr>
-      </w:pPr>
-      <w:r>
-        <w:rPr>
-          <w:noProof/>
-        </w:rPr>
-        <w:t>Pellentesque habitant morbi tristique senectus et netus et malesuada fames ac turpis egestas. Proin pharetra nonummy pede. Mauris et orci.</w:t>
-      </w:r>
-    </w:p>
-    <w:p>
-      <w:pPr>
-        <w:rPr>
-          <w:noProof/>
-        </w:rPr>
-      </w:pPr>
-      <w:r>
-        <w:rPr>
-          <w:noProof/>
-        </w:rPr>
-        <w:t>Aenean nec lorem. In porttitor. Donec laoreet nonummy augue.</w:t>
-      </w:r>
-    </w:p>
-    <w:p>
-      <w:r>
-        <w:rPr>
-          <w:noProof/>
-        </w:rPr>
-        <w:t>Suspendisse dui purus, scelerisque at, vulputate vitae, pretium mattis, nunc. Mauris eget neque at sem venenatis eleifend. Ut nonummy.</w:t>
-      </w:r>
-    </w:p>
-    <w:p>
-      <w:pPr>
-        <w:pStyle w:val="Ttulo2"/>
-      </w:pPr>
-      <w:bookmarkStart w:name="_Toc1959075930" w:id="15"/>
-      <w:r>
-        <w:t>Metodologia</w:t>
-      </w:r>
-      <w:bookmarkEnd w:id="15"/>
-    </w:p>
-    <w:p>
-      <w:pPr>
-        <w:rPr>
-          <w:noProof/>
-        </w:rPr>
-      </w:pPr>
-      <w:r>
-        <w:rPr>
-          <w:noProof/>
-        </w:rPr>
-        <w:t>Lorem ipsum dolor sit amet, consectetuer adipiscing elit. Maecenas porttitor congue massa. Fusce posuere, magna sed pulvinar ultricies, purus lectus malesuada libero, sit amet commodo magna eros quis urna.</w:t>
-      </w:r>
-    </w:p>
-    <w:p>
-      <w:pPr>
-        <w:rPr>
-          <w:noProof/>
-        </w:rPr>
-      </w:pPr>
-      <w:r>
-        <w:rPr>
-          <w:noProof/>
-        </w:rPr>
-        <w:t>Nunc viverra imperdiet enim. Fusce est. Vivamus a tellus.</w:t>
-      </w:r>
-    </w:p>
-    <w:p>
-      <w:pPr>
-        <w:rPr>
-          <w:noProof/>
-        </w:rPr>
-      </w:pPr>
-      <w:r>
-        <w:rPr>
-          <w:noProof/>
-        </w:rPr>
-        <w:t>Pellentesque habitant morbi tristique senectus et netus et malesuada fames ac turpis egestas. Proin pharetra nonummy pede. Mauris et orci.</w:t>
-      </w:r>
-    </w:p>
-    <w:p>
-      <w:pPr>
-        <w:rPr>
-          <w:noProof/>
-        </w:rPr>
-      </w:pPr>
-      <w:r>
-        <w:rPr>
-          <w:noProof/>
-        </w:rPr>
-        <w:t>Aenean nec lorem. In porttitor. Donec laoreet nonummy augue.</w:t>
-      </w:r>
-    </w:p>
-    <w:p>
-      <w:r>
-        <w:rPr>
-          <w:noProof/>
-        </w:rPr>
-        <w:t>Suspendisse dui purus, scelerisque at, vulputate vitae, pretium mattis, nunc. Mauris eget neque at sem venenatis eleifend. Ut nonummy.</w:t>
-      </w:r>
-    </w:p>
-    <w:p>
-      <w:pPr>
-        <w:pStyle w:val="Ttulo2"/>
-      </w:pPr>
-      <w:bookmarkStart w:name="_Toc1455828270" w:id="16"/>
-      <w:r>
-        <w:t>Resultados Esperados</w:t>
-      </w:r>
-      <w:bookmarkEnd w:id="16"/>
-    </w:p>
-    <w:p>
-      <w:pPr>
-        <w:rPr>
-          <w:noProof/>
-        </w:rPr>
-      </w:pPr>
-      <w:r>
-        <w:rPr>
-          <w:noProof/>
-        </w:rPr>
-        <w:t>Lorem ipsum dolor sit amet, consectetuer adipiscing elit. Maecenas porttitor congue massa. Fusce posuere, magna sed pulvinar ultricies, purus lectus malesuada libero, sit amet commodo magna eros quis urna.</w:t>
-      </w:r>
-    </w:p>
-    <w:p>
-      <w:pPr>
-        <w:rPr>
-          <w:noProof/>
-        </w:rPr>
-      </w:pPr>
-      <w:r>
-        <w:rPr>
-          <w:noProof/>
-        </w:rPr>
-        <w:t>Nunc viverra imperdiet enim. Fusce est. Vivamus a tellus.</w:t>
-      </w:r>
-    </w:p>
-    <w:p>
-      <w:pPr>
-        <w:rPr>
-          <w:noProof/>
-        </w:rPr>
-      </w:pPr>
-      <w:r>
-        <w:rPr>
-          <w:noProof/>
-        </w:rPr>
-        <w:t>Pellentesque habitant morbi tristique senectus et netus et malesuada fames ac turpis egestas. Proin pharetra nonummy pede. Mauris et orci.</w:t>
-      </w:r>
-    </w:p>
-    <w:p>
-      <w:pPr>
-        <w:rPr>
-          <w:noProof/>
-        </w:rPr>
-      </w:pPr>
-      <w:r>
-        <w:rPr>
-          <w:noProof/>
-        </w:rPr>
-        <w:t>Aenean nec lorem. In porttitor. Donec laoreet nonummy augue.</w:t>
-      </w:r>
-    </w:p>
-    <w:p>
-      <w:r>
-        <w:rPr>
-          <w:noProof/>
-        </w:rPr>
-        <w:t>Suspendisse dui purus, scelerisque at, vulputate vitae, pretium mattis, nunc. Mauris eget neque at sem venenatis eleifend. Ut nonummy.</w:t>
-      </w:r>
-    </w:p>
-    <w:p>
-      <w:r>
-        <w:br w:type="page"/>
-      </w:r>
-    </w:p>
-    <w:p>
-      <w:pPr>
-        <w:pStyle w:val="Ttulo1"/>
-      </w:pPr>
-      <w:bookmarkStart w:name="_Toc1984807738" w:id="17"/>
-      <w:r>
-        <w:t>REFERENCIAL TEÓRICO</w:t>
-      </w:r>
-      <w:bookmarkEnd w:id="17"/>
-    </w:p>
-    <w:p>
-      <w:pPr>
-        <w:rPr>
-          <w:noProof/>
-        </w:rPr>
-      </w:pPr>
-      <w:r>
-        <w:rPr>
-          <w:noProof/>
-        </w:rPr>
-        <w:t>Lorem ipsum dolor sit amet, consectetuer adipiscing elit. Maecenas porttitor congue massa. Fusce posuere, magna sed pulvinar ultricies, purus lectus malesuada libero, sit amet commodo magna eros quis urna.</w:t>
-      </w:r>
-    </w:p>
-    <w:p>
-      <w:pPr>
-        <w:rPr>
-          <w:noProof/>
-        </w:rPr>
-      </w:pPr>
-      <w:r>
-        <w:rPr>
-          <w:noProof/>
-        </w:rPr>
-        <w:t>Nunc viverra imperdiet enim. Fusce est. Vivamus a tellus.</w:t>
-      </w:r>
-    </w:p>
-    <w:p>
-      <w:pPr>
-        <w:rPr>
-          <w:noProof/>
-        </w:rPr>
-      </w:pPr>
-      <w:r>
-        <w:rPr>
-          <w:noProof/>
-        </w:rPr>
-        <w:t>Pellentesque habitant morbi tristique senectus et netus et malesuada fames ac turpis egestas. Proin pharetra nonummy pede. Mauris et orci.</w:t>
-      </w:r>
-    </w:p>
-    <w:p>
-      <w:pPr>
-        <w:rPr>
-          <w:noProof/>
-        </w:rPr>
-      </w:pPr>
-      <w:r>
-        <w:rPr>
-          <w:noProof/>
-        </w:rPr>
-        <w:t>Aenean nec lorem. In porttitor. Donec laoreet nonummy augue.</w:t>
-      </w:r>
-    </w:p>
-    <w:p>
-      <w:r>
-        <w:rPr>
-          <w:noProof/>
-        </w:rPr>
-        <w:t>Suspendisse dui purus, scelerisque at, vulputate vitae, pretium mattis, nunc. Mauris eget neque at sem venenatis eleifend. Ut nonummy.</w:t>
-      </w:r>
-    </w:p>
-    <w:p>
-      <w:pPr>
-        <w:pStyle w:val="Ttulo2"/>
-      </w:pPr>
-      <w:bookmarkStart w:name="_Toc137155737" w:id="18"/>
-      <w:r>
-        <w:t>Simulando um subtítulo</w:t>
-      </w:r>
-      <w:bookmarkEnd w:id="18"/>
-    </w:p>
-    <w:p>
-      <w:pPr>
-        <w:rPr>
-          <w:noProof/>
-        </w:rPr>
-      </w:pPr>
-      <w:r>
-        <w:rPr>
-          <w:noProof/>
-        </w:rPr>
-        <w:t>Lorem ipsum dolor sit amet, consectetuer adipiscing elit. Maecenas porttitor congue massa. Fusce posuere, magna sed pulvinar ultricies, purus lectus malesuada libero, sit amet commodo magna eros quis urna.</w:t>
-      </w:r>
-    </w:p>
-    <w:p>
-      <w:pPr>
-        <w:rPr>
-          <w:noProof/>
-        </w:rPr>
-      </w:pPr>
-      <w:r>
-        <w:rPr>
-          <w:noProof/>
-        </w:rPr>
-        <w:t>Nunc viverra imperdiet enim. Fusce est. Vivamus a tellus.</w:t>
-      </w:r>
-    </w:p>
-    <w:p>
-      <w:pPr>
-        <w:rPr>
-          <w:noProof/>
-        </w:rPr>
-      </w:pPr>
-      <w:r>
-        <w:rPr>
-          <w:noProof/>
-        </w:rPr>
-        <w:t>Pellentesque habitant morbi tristique senectus et netus et malesuada fames ac turpis egestas. Proin pharetra nonummy pede. Mauris et orci.</w:t>
-      </w:r>
-    </w:p>
-    <w:p>
-      <w:pPr>
-        <w:rPr>
-          <w:noProof/>
-        </w:rPr>
-      </w:pPr>
-      <w:r>
-        <w:rPr>
-          <w:noProof/>
-        </w:rPr>
-        <w:t>Aenean nec lorem. In porttitor. Donec laoreet nonummy augue.</w:t>
-      </w:r>
-    </w:p>
-    <w:p>
-      <w:r>
-        <w:rPr>
-          <w:noProof/>
-        </w:rPr>
-        <w:t>Suspendisse dui purus, scelerisque at, vulputate vitae, pretium mattis, nunc. Mauris eget neque at sem venenatis eleifend. Ut nonummy.</w:t>
-      </w:r>
-    </w:p>
-    <w:p>
-      <w:pPr>
-        <w:pStyle w:val="Ttulo3"/>
-      </w:pPr>
-      <w:bookmarkStart w:name="_Toc758867570" w:id="19"/>
-      <w:r>
-        <w:t>Aura</w:t>
-      </w:r>
-      <w:bookmarkEnd w:id="19"/>
-    </w:p>
-    <w:p>
-      <w:pPr>
-        <w:rPr>
-          <w:noProof/>
-        </w:rPr>
-      </w:pPr>
-      <w:r>
-        <w:rPr>
-          <w:noProof/>
-        </w:rPr>
-        <w:t>Lorem ipsum dolor sit amet, consectetuer adipiscing elit. Maecenas porttitor congue massa. Fusce posuere, magna sed pulvinar ultricies, purus lectus malesuada libero, sit amet commodo magna eros quis urna.</w:t>
-      </w:r>
-    </w:p>
-    <w:p>
-      <w:pPr>
-        <w:rPr>
-          <w:noProof/>
-        </w:rPr>
-      </w:pPr>
-      <w:r>
-        <w:rPr>
-          <w:noProof/>
-        </w:rPr>
-        <w:t>Nunc viverra imperdiet enim. Fusce est. Vivamus a tellus.</w:t>
-      </w:r>
-    </w:p>
-    <w:p>
-      <w:pPr>
-        <w:rPr>
-          <w:noProof/>
-        </w:rPr>
-      </w:pPr>
-      <w:r>
-        <w:rPr>
-          <w:noProof/>
-        </w:rPr>
-        <w:t>Pellentesque habitant morbi tristique senectus et netus et malesuada fames ac turpis egestas. Proin pharetra nonummy pede. Mauris et orci.</w:t>
-      </w:r>
-    </w:p>
-    <w:p>
-      <w:pPr>
-        <w:rPr>
-          <w:noProof/>
-        </w:rPr>
-      </w:pPr>
-      <w:r>
-        <w:rPr>
-          <w:noProof/>
-        </w:rPr>
-        <w:t>Aenean nec lorem. In porttitor. Donec laoreet nonummy augue.</w:t>
-      </w:r>
-    </w:p>
-    <w:p>
-      <w:r>
-        <w:rPr>
-          <w:noProof/>
-        </w:rPr>
-        <w:t>Suspendisse dui purus, scelerisque at, vulputate vitae, pretium mattis, nunc. Mauris eget neque at sem venenatis eleifend. Ut nonummy.</w:t>
-      </w:r>
-    </w:p>
-    <w:p>
-      <w:pPr>
-        <w:pStyle w:val="Ttulo2"/>
-      </w:pPr>
-      <w:bookmarkStart w:name="_Toc1599859669" w:id="20"/>
-      <w:r>
-        <w:t>Outro subtítulo</w:t>
-      </w:r>
-      <w:bookmarkEnd w:id="20"/>
-    </w:p>
-    <w:p>
-      <w:pPr>
-        <w:rPr>
-          <w:noProof/>
-        </w:rPr>
-      </w:pPr>
-      <w:r>
-        <w:rPr>
-          <w:noProof/>
-        </w:rPr>
-        <w:t>Lorem ipsum dolor sit amet, consectetuer adipiscing elit. Maecenas porttitor congue massa. Fusce posuere, magna sed pulvinar ultricies, purus lectus malesuada libero, sit amet commodo magna eros quis urna.</w:t>
-      </w:r>
-    </w:p>
-    <w:p>
-      <w:pPr>
-        <w:rPr>
-          <w:noProof/>
-        </w:rPr>
-      </w:pPr>
-      <w:r>
-        <w:rPr>
-          <w:noProof/>
-        </w:rPr>
-        <w:t>Nunc viverra imperdiet enim. Fusce est. Vivamus a tellus.</w:t>
-      </w:r>
-    </w:p>
-    <w:p>
-      <w:pPr>
-        <w:rPr>
-          <w:noProof/>
-        </w:rPr>
-      </w:pPr>
-      <w:r>
-        <w:rPr>
-          <w:noProof/>
-        </w:rPr>
-        <w:t>Pellentesque habitant morbi tristique senectus et netus et malesuada fames ac turpis egestas. Proin pharetra nonummy pede. Mauris et orci.</w:t>
-      </w:r>
-    </w:p>
-    <w:p>
-      <w:pPr>
-        <w:rPr>
-          <w:noProof/>
-        </w:rPr>
-      </w:pPr>
-      <w:r>
-        <w:rPr>
-          <w:noProof/>
-        </w:rPr>
-        <w:t>Aenean nec lorem. In porttitor. Donec laoreet nonummy augue.</w:t>
-      </w:r>
-    </w:p>
-    <w:p>
-      <w:r>
-        <w:rPr>
-          <w:noProof/>
-        </w:rPr>
-        <w:t>Suspendisse dui purus, scelerisque at, vulputate vitae, pretium mattis, nunc. Mauris eget neque at sem venenatis eleifend. Ut nonummy.</w:t>
-      </w:r>
-    </w:p>
-    <w:p>
-      <w:pPr>
-        <w:pStyle w:val="Ttulo3"/>
-      </w:pPr>
-      <w:bookmarkStart w:name="_Toc600439326" w:id="21"/>
-      <w:proofErr w:type="spellStart"/>
-      <w:r>
-        <w:t>Eita</w:t>
-      </w:r>
-      <w:bookmarkEnd w:id="21"/>
-      <w:proofErr w:type="spellEnd"/>
-    </w:p>
-    <w:p>
-      <w:pPr>
-        <w:rPr>
-          <w:noProof/>
-        </w:rPr>
-      </w:pPr>
-      <w:r>
-        <w:rPr>
-          <w:noProof/>
-        </w:rPr>
-        <w:t>Lorem ipsum dolor sit amet, consectetuer adipiscing elit. Maecenas porttitor congue massa. Fusce posuere, magna sed pulvinar ultricies, purus lectus malesuada libero, sit amet commodo magna eros quis urna.</w:t>
-      </w:r>
-    </w:p>
-    <w:p>
-      <w:pPr>
-        <w:rPr>
-          <w:noProof/>
-        </w:rPr>
-      </w:pPr>
-      <w:r>
-        <w:rPr>
-          <w:noProof/>
-        </w:rPr>
-        <w:t>Nunc viverra imperdiet enim. Fusce est. Vivamus a tellus.</w:t>
-      </w:r>
-    </w:p>
-    <w:p>
-      <w:pPr>
-        <w:rPr>
-          <w:noProof/>
-        </w:rPr>
-      </w:pPr>
-      <w:r>
-        <w:rPr>
-          <w:noProof/>
-        </w:rPr>
-        <w:t>Pellentesque habitant morbi tristique senectus et netus et malesuada fames ac turpis egestas. Proin pharetra nonummy pede. Mauris et orci.</w:t>
-      </w:r>
-    </w:p>
-    <w:p>
-      <w:pPr>
-        <w:rPr>
-          <w:noProof/>
-        </w:rPr>
-      </w:pPr>
-      <w:r>
-        <w:rPr>
-          <w:noProof/>
-        </w:rPr>
-        <w:t>Aenean nec lorem. In porttitor. Donec laoreet nonummy augue.</w:t>
-      </w:r>
-    </w:p>
-    <w:p>
-      <w:pPr>
-        <w:rPr>
-          <w:noProof/>
-        </w:rPr>
-      </w:pPr>
-      <w:r>
-        <w:rPr>
-          <w:noProof/>
-        </w:rPr>
-        <w:t>Suspendisse dui purus, scelerisque at, vulputate vitae, pretium mattis, nunc. Mauris eget neque at sem venenatis eleifend. Ut nonummy.</w:t>
-      </w:r>
-    </w:p>
-    <w:p>
-      <w:pPr>
-        <w:pStyle w:val="Ttulo4"/>
-        <w:rPr>
-          <w:noProof/>
-        </w:rPr>
-      </w:pPr>
-      <w:bookmarkStart w:name="_Toc507965134" w:id="22"/>
-      <w:r>
-        <w:rPr>
-          <w:noProof/>
-        </w:rPr>
-        <w:t>Echa</w:t>
-      </w:r>
-      <w:bookmarkEnd w:id="22"/>
-    </w:p>
-    <w:p>
-      <w:pPr>
-        <w:pStyle w:val="Ttulo5"/>
-      </w:pPr>
-      <w:bookmarkStart w:name="_Toc1036577768" w:id="23"/>
-      <w:r>
-        <w:t>Ave</w:t>
-      </w:r>
-      <w:bookmarkEnd w:id="23"/>
-    </w:p>
-    <w:p>
-      <w:pPr>
-        <w:rPr>
-          <w:noProof/>
-        </w:rPr>
-      </w:pPr>
-      <w:r>
-        <w:rPr>
-          <w:noProof/>
-        </w:rPr>
-        <w:br w:type="page"/>
-      </w:r>
-    </w:p>
-    <w:p>
-      <w:pPr>
-        <w:pStyle w:val="Ttulo1"/>
-      </w:pPr>
-      <w:bookmarkStart w:name="_Toc1123139386" w:id="24"/>
-      <w:r>
-        <w:t>IMERSÃO</w:t>
-      </w:r>
-      <w:bookmarkEnd w:id="24"/>
-    </w:p>
-    <w:p>
-      <w:r>
-        <w:t xml:space="preserve">A imersão constitui a primeira etapa do processo, voltada </w:t>
-      </w:r>
-      <w:proofErr w:type="spellStart"/>
-      <w:r>
-        <w:t>á</w:t>
-      </w:r>
-      <w:proofErr w:type="spellEnd"/>
-      <w:r>
-        <w:t xml:space="preserve"> </w:t>
-      </w:r>
-      <w:r>
-        <w:softHyphen/>
-      </w:r>
-      <w:r>
-        <w:t xml:space="preserve">compreensão aprofundada do problema a ser resolvido. No contexto do projeto, essa fase envolveu a observação do cenário e a realização de uma pesquisa de campo, com o objetivo de entender melhor as necessidades dos usuários e avaliar a viabilidade da proposta </w:t>
-      </w:r>
-      <w:commentRangeStart w:id="25"/>
-      <w:r>
-        <w:t>(</w:t>
-      </w:r>
-      <w:proofErr w:type="spellStart"/>
-      <w:r>
-        <w:t>Deterding</w:t>
-      </w:r>
-      <w:proofErr w:type="spellEnd"/>
-      <w:r>
-        <w:t>, 2011)</w:t>
-      </w:r>
-      <w:commentRangeEnd w:id="25"/>
-      <w:r>
-        <w:rPr>
-          <w:rStyle w:val="Refdecomentrio"/>
-        </w:rPr>
-        <w:commentReference w:id="25"/>
-      </w:r>
-    </w:p>
-    <w:p>
-      <w:pPr>
-        <w:pStyle w:val="Ttulo2"/>
-        <w:rPr>
-          <w:noProof/>
-        </w:rPr>
-      </w:pPr>
-      <w:bookmarkStart w:name="_Toc1418282393" w:id="26"/>
+        <w:rPr>
+          <w:noProof/>
+        </w:rPr>
+      </w:pPr>
+      <w:bookmarkStart w:id="27" w:name="_Toc232412733"/>
       <w:r>
         <w:rPr>
           <w:noProof/>
         </w:rPr>
         <w:t>Caderno de Sensibilidade</w:t>
       </w:r>
-      <w:bookmarkEnd w:id="26"/>
+      <w:bookmarkEnd w:id="27"/>
     </w:p>
     <w:p>
       <w:pPr>
@@ -3510,8 +4282,6 @@
       </w:r>
       <w:r>
         <w:br/>
-      </w:r>
-      <w:r>
         <w:t>Ao contrário de uma abordagem de observação direta e presencial, esta técnica permite que o próprio usuário faça o relato de suas atividades, no contexto de seu dia a dia. Este tipo de informação é útil na fase de imersão, uma vez que possibilita o entendimento do universo do usuário, de seus sonhos e de suas expectativas, sem que o pesquisador precise ir até ele.</w:t>
       </w:r>
     </w:p>
@@ -3528,7 +4298,7 @@
         <w:pStyle w:val="Legenda"/>
         <w:keepNext/>
       </w:pPr>
-      <w:bookmarkStart w:name="_Toc226613146" w:id="27"/>
+      <w:bookmarkStart w:id="28" w:name="_Toc232412742"/>
       <w:r>
         <w:t xml:space="preserve">Figura </w:t>
       </w:r>
@@ -3536,7 +4306,7 @@
         <w:fldChar w:fldCharType="begin"/>
       </w:r>
       <w:r>
-        <w:instrText> SEQ Figura \* ARABIC </w:instrText>
+        <w:instrText>SEQ Figura \* ARABIC</w:instrText>
       </w:r>
       <w:r>
         <w:fldChar w:fldCharType="separate"/>
@@ -3553,7 +4323,7 @@
       <w:r>
         <w:t>: Caderno de Sensibilidade</w:t>
       </w:r>
-      <w:bookmarkEnd w:id="27"/>
+      <w:bookmarkEnd w:id="28"/>
     </w:p>
     <w:p>
       <w:pPr>
@@ -3579,7 +4349,7 @@
                     </pic:cNvPicPr>
                   </pic:nvPicPr>
                   <pic:blipFill>
-                    <a:blip r:embed="rId10">
+                    <a:blip r:embed="rId12">
                       <a:extLst>
                         <a:ext uri="{28A0092B-C50C-407E-A947-70E740481C1C}">
                           <a14:useLocalDpi xmlns:a14="http://schemas.microsoft.com/office/drawing/2010/main" val="0"/>
@@ -3631,7 +4401,7 @@
         <w:pStyle w:val="Legenda"/>
         <w:keepNext/>
       </w:pPr>
-      <w:bookmarkStart w:name="_Toc226613168" w:id="28"/>
+      <w:bookmarkStart w:id="29" w:name="_Toc226613168"/>
       <w:r>
         <w:t xml:space="preserve">Quadro </w:t>
       </w:r>
@@ -3639,7 +4409,7 @@
         <w:fldChar w:fldCharType="begin"/>
       </w:r>
       <w:r>
-        <w:instrText> SEQ Quadro \* ARABIC </w:instrText>
+        <w:instrText>SEQ Quadro \* ARABIC</w:instrText>
       </w:r>
       <w:r>
         <w:fldChar w:fldCharType="separate"/>
@@ -3656,7 +4426,7 @@
       <w:r>
         <w:t>: Sentimentos e Reações</w:t>
       </w:r>
-      <w:bookmarkEnd w:id="28"/>
+      <w:bookmarkEnd w:id="29"/>
     </w:p>
     <w:tbl>
       <w:tblPr>
@@ -3681,7 +4451,7 @@
                 <w:szCs w:val="32"/>
               </w:rPr>
             </w:pPr>
-            <w:commentRangeStart w:id="29"/>
+            <w:commentRangeStart w:id="30"/>
             <w:r>
               <w:rPr>
                 <w:rFonts w:eastAsiaTheme="majorEastAsia" w:cstheme="majorBidi"/>
@@ -3753,7 +4523,7 @@
             </w:pPr>
             <w:r>
               <w:rPr>
-                <w:rFonts w:ascii="Segoe UI Symbol" w:hAnsi="Segoe UI Symbol" w:eastAsiaTheme="majorEastAsia" w:cstheme="majorBidi"/>
+                <w:rFonts w:ascii="Segoe UI Symbol" w:eastAsiaTheme="majorEastAsia" w:hAnsi="Segoe UI Symbol" w:cstheme="majorBidi"/>
                 <w:sz w:val="72"/>
                 <w:szCs w:val="72"/>
               </w:rPr>
@@ -3777,6 +4547,7 @@
               <w:rPr>
                 <w:noProof/>
               </w:rPr>
+              <w:lastRenderedPageBreak/>
               <w:t>Dificuldade generalizada da população em compreender os mecanismos políticos e econômicos</w:t>
             </w:r>
             <w:r>
@@ -3803,14 +4574,14 @@
             <w:pPr>
               <w:ind w:firstLine="0"/>
               <w:rPr>
-                <w:rFonts w:ascii="Segoe UI Symbol" w:hAnsi="Segoe UI Symbol" w:eastAsiaTheme="majorEastAsia" w:cstheme="majorBidi"/>
+                <w:rFonts w:ascii="Segoe UI Symbol" w:eastAsiaTheme="majorEastAsia" w:hAnsi="Segoe UI Symbol" w:cstheme="majorBidi"/>
                 <w:sz w:val="72"/>
                 <w:szCs w:val="72"/>
               </w:rPr>
             </w:pPr>
             <w:r>
               <w:rPr>
-                <w:rFonts w:ascii="Segoe UI Symbol" w:hAnsi="Segoe UI Symbol" w:eastAsiaTheme="majorEastAsia" w:cstheme="majorBidi"/>
+                <w:rFonts w:ascii="Segoe UI Symbol" w:eastAsiaTheme="majorEastAsia" w:hAnsi="Segoe UI Symbol" w:cstheme="majorBidi"/>
                 <w:sz w:val="72"/>
                 <w:szCs w:val="72"/>
               </w:rPr>
@@ -3861,14 +4632,14 @@
             <w:pPr>
               <w:ind w:firstLine="0"/>
               <w:rPr>
-                <w:rFonts w:ascii="Segoe UI Symbol" w:hAnsi="Segoe UI Symbol" w:eastAsiaTheme="majorEastAsia" w:cstheme="majorBidi"/>
+                <w:rFonts w:ascii="Segoe UI Symbol" w:eastAsiaTheme="majorEastAsia" w:hAnsi="Segoe UI Symbol" w:cstheme="majorBidi"/>
                 <w:sz w:val="72"/>
                 <w:szCs w:val="72"/>
               </w:rPr>
             </w:pPr>
             <w:r>
               <w:rPr>
-                <w:rFonts w:ascii="Segoe UI Symbol" w:hAnsi="Segoe UI Symbol" w:eastAsiaTheme="majorEastAsia" w:cstheme="majorBidi"/>
+                <w:rFonts w:ascii="Segoe UI Symbol" w:eastAsiaTheme="majorEastAsia" w:hAnsi="Segoe UI Symbol" w:cstheme="majorBidi"/>
                 <w:sz w:val="72"/>
                 <w:szCs w:val="72"/>
               </w:rPr>
@@ -3919,14 +4690,14 @@
             <w:pPr>
               <w:ind w:firstLine="0"/>
               <w:rPr>
-                <w:rFonts w:ascii="Segoe UI Symbol" w:hAnsi="Segoe UI Symbol" w:eastAsiaTheme="majorEastAsia" w:cstheme="majorBidi"/>
+                <w:rFonts w:ascii="Segoe UI Symbol" w:eastAsiaTheme="majorEastAsia" w:hAnsi="Segoe UI Symbol" w:cstheme="majorBidi"/>
                 <w:sz w:val="72"/>
                 <w:szCs w:val="72"/>
               </w:rPr>
             </w:pPr>
             <w:r>
               <w:rPr>
-                <w:rFonts w:ascii="Segoe UI Symbol" w:hAnsi="Segoe UI Symbol" w:eastAsiaTheme="majorEastAsia" w:cstheme="majorBidi"/>
+                <w:rFonts w:ascii="Segoe UI Symbol" w:eastAsiaTheme="majorEastAsia" w:hAnsi="Segoe UI Symbol" w:cstheme="majorBidi"/>
                 <w:sz w:val="72"/>
                 <w:szCs w:val="72"/>
               </w:rPr>
@@ -3981,7 +4752,7 @@
             </w:pPr>
             <w:r>
               <w:rPr>
-                <w:rFonts w:ascii="Segoe UI Symbol" w:hAnsi="Segoe UI Symbol" w:eastAsiaTheme="majorEastAsia" w:cstheme="majorBidi"/>
+                <w:rFonts w:ascii="Segoe UI Symbol" w:eastAsiaTheme="majorEastAsia" w:hAnsi="Segoe UI Symbol" w:cstheme="majorBidi"/>
                 <w:sz w:val="72"/>
                 <w:szCs w:val="72"/>
               </w:rPr>
@@ -4035,7 +4806,7 @@
             </w:pPr>
             <w:r>
               <w:rPr>
-                <w:rFonts w:ascii="Segoe UI Symbol" w:hAnsi="Segoe UI Symbol" w:eastAsiaTheme="majorEastAsia" w:cstheme="majorBidi"/>
+                <w:rFonts w:ascii="Segoe UI Symbol" w:eastAsiaTheme="majorEastAsia" w:hAnsi="Segoe UI Symbol" w:cstheme="majorBidi"/>
                 <w:sz w:val="72"/>
                 <w:szCs w:val="72"/>
               </w:rPr>
@@ -4082,7 +4853,7 @@
             </w:pPr>
             <w:r>
               <w:rPr>
-                <w:rFonts w:ascii="Segoe UI Symbol" w:hAnsi="Segoe UI Symbol" w:eastAsiaTheme="majorEastAsia" w:cstheme="majorBidi"/>
+                <w:rFonts w:ascii="Segoe UI Symbol" w:eastAsiaTheme="majorEastAsia" w:hAnsi="Segoe UI Symbol" w:cstheme="majorBidi"/>
                 <w:sz w:val="72"/>
                 <w:szCs w:val="72"/>
               </w:rPr>
@@ -4132,7 +4903,7 @@
             </w:pPr>
             <w:r>
               <w:rPr>
-                <w:rFonts w:ascii="Segoe UI Symbol" w:hAnsi="Segoe UI Symbol" w:eastAsiaTheme="majorEastAsia" w:cstheme="majorBidi"/>
+                <w:rFonts w:ascii="Segoe UI Symbol" w:eastAsiaTheme="majorEastAsia" w:hAnsi="Segoe UI Symbol" w:cstheme="majorBidi"/>
                 <w:sz w:val="72"/>
                 <w:szCs w:val="72"/>
               </w:rPr>
@@ -4182,7 +4953,7 @@
             </w:pPr>
             <w:r>
               <w:rPr>
-                <w:rFonts w:ascii="Segoe UI Symbol" w:hAnsi="Segoe UI Symbol" w:eastAsiaTheme="majorEastAsia" w:cstheme="majorBidi"/>
+                <w:rFonts w:ascii="Segoe UI Symbol" w:eastAsiaTheme="majorEastAsia" w:hAnsi="Segoe UI Symbol" w:cstheme="majorBidi"/>
                 <w:sz w:val="72"/>
                 <w:szCs w:val="72"/>
               </w:rPr>
@@ -4209,6 +4980,7 @@
               <w:rPr>
                 <w:noProof/>
               </w:rPr>
+              <w:lastRenderedPageBreak/>
               <w:t>Pessoas são mais satisfeitas com sociedades limpas e eficientes.</w:t>
             </w:r>
           </w:p>
@@ -4226,7 +4998,7 @@
             </w:pPr>
             <w:r>
               <w:rPr>
-                <w:rFonts w:ascii="Segoe UI Symbol" w:hAnsi="Segoe UI Symbol" w:eastAsiaTheme="majorEastAsia" w:cstheme="majorBidi"/>
+                <w:rFonts w:ascii="Segoe UI Symbol" w:eastAsiaTheme="majorEastAsia" w:hAnsi="Segoe UI Symbol" w:cstheme="majorBidi"/>
                 <w:sz w:val="72"/>
                 <w:szCs w:val="72"/>
               </w:rPr>
@@ -4277,25 +5049,25 @@
             <w:pPr>
               <w:ind w:firstLine="0"/>
               <w:rPr>
-                <w:rFonts w:ascii="Segoe UI Symbol" w:hAnsi="Segoe UI Symbol" w:eastAsiaTheme="majorEastAsia" w:cstheme="majorBidi"/>
+                <w:rFonts w:ascii="Segoe UI Symbol" w:eastAsiaTheme="majorEastAsia" w:hAnsi="Segoe UI Symbol" w:cstheme="majorBidi"/>
                 <w:sz w:val="72"/>
                 <w:szCs w:val="72"/>
               </w:rPr>
             </w:pPr>
             <w:r>
               <w:rPr>
-                <w:rFonts w:ascii="Segoe UI Symbol" w:hAnsi="Segoe UI Symbol" w:eastAsiaTheme="majorEastAsia" w:cstheme="majorBidi"/>
+                <w:rFonts w:ascii="Segoe UI Symbol" w:eastAsiaTheme="majorEastAsia" w:hAnsi="Segoe UI Symbol" w:cstheme="majorBidi"/>
                 <w:sz w:val="72"/>
                 <w:szCs w:val="72"/>
               </w:rPr>
               <w:t>😊</w:t>
             </w:r>
-            <w:commentRangeEnd w:id="29"/>
+            <w:commentRangeEnd w:id="30"/>
             <w:r>
               <w:rPr>
                 <w:rStyle w:val="Refdecomentrio"/>
               </w:rPr>
-              <w:commentReference w:id="29"/>
+              <w:commentReference w:id="30"/>
             </w:r>
           </w:p>
         </w:tc>
@@ -4314,11 +5086,11 @@
       <w:pPr>
         <w:pStyle w:val="Ttulo2"/>
       </w:pPr>
-      <w:bookmarkStart w:name="_Toc1068669532" w:id="30"/>
+      <w:bookmarkStart w:id="31" w:name="_Toc232412734"/>
       <w:r>
         <w:t>Pesquisa de Campo</w:t>
       </w:r>
-      <w:bookmarkEnd w:id="30"/>
+      <w:bookmarkEnd w:id="31"/>
     </w:p>
     <w:p>
       <w:r>
@@ -4330,20 +5102,15 @@
         <w:pStyle w:val="Legenda"/>
         <w:keepNext/>
       </w:pPr>
-      <w:bookmarkStart w:name="_Toc226613243" w:id="31"/>
-      <w:proofErr w:type="spellStart"/>
-      <w:r>
-        <w:t>Grafico</w:t>
-      </w:r>
-      <w:proofErr w:type="spellEnd"/>
-      <w:r>
-        <w:t xml:space="preserve"> </w:t>
+      <w:bookmarkStart w:id="32" w:name="_Toc226613243"/>
+      <w:r>
+        <w:t xml:space="preserve">Grafico </w:t>
       </w:r>
       <w:r>
         <w:fldChar w:fldCharType="begin"/>
       </w:r>
       <w:r>
-        <w:instrText> SEQ Grafico \* ARABIC </w:instrText>
+        <w:instrText>SEQ Grafico \* ARABIC</w:instrText>
       </w:r>
       <w:r>
         <w:fldChar w:fldCharType="separate"/>
@@ -4360,7 +5127,7 @@
       <w:r>
         <w:t>: Idade dos Entrevistados</w:t>
       </w:r>
-      <w:bookmarkEnd w:id="31"/>
+      <w:bookmarkEnd w:id="32"/>
     </w:p>
     <w:p>
       <w:pPr>
@@ -4376,7 +5143,7 @@
             <wp:cNvGraphicFramePr/>
             <a:graphic xmlns:a="http://schemas.openxmlformats.org/drawingml/2006/main">
               <a:graphicData uri="http://schemas.openxmlformats.org/drawingml/2006/chart">
-                <c:chart xmlns:c="http://schemas.openxmlformats.org/drawingml/2006/chart" xmlns:r="http://schemas.openxmlformats.org/officeDocument/2006/relationships" r:id="rId11"/>
+                <c:chart xmlns:c="http://schemas.openxmlformats.org/drawingml/2006/chart" xmlns:r="http://schemas.openxmlformats.org/officeDocument/2006/relationships" r:id="rId13"/>
               </a:graphicData>
             </a:graphic>
           </wp:inline>
@@ -4410,19 +5177,15 @@
         <w:pStyle w:val="Legenda"/>
         <w:keepNext/>
       </w:pPr>
-      <w:proofErr w:type="spellStart"/>
-      <w:r>
-        <w:t>Grafico</w:t>
-      </w:r>
-      <w:proofErr w:type="spellEnd"/>
-      <w:r>
-        <w:t xml:space="preserve"> </w:t>
+      <w:r>
+        <w:lastRenderedPageBreak/>
+        <w:t xml:space="preserve">Grafico </w:t>
       </w:r>
       <w:r>
         <w:fldChar w:fldCharType="begin"/>
       </w:r>
       <w:r>
-        <w:instrText> SEQ Grafico \* ARABIC </w:instrText>
+        <w:instrText>SEQ Grafico \* ARABIC</w:instrText>
       </w:r>
       <w:r>
         <w:fldChar w:fldCharType="separate"/>
@@ -4458,7 +5221,7 @@
             <wp:cNvGraphicFramePr/>
             <a:graphic xmlns:a="http://schemas.openxmlformats.org/drawingml/2006/main">
               <a:graphicData uri="http://schemas.openxmlformats.org/drawingml/2006/chart">
-                <c:chart xmlns:c="http://schemas.openxmlformats.org/drawingml/2006/chart" xmlns:r="http://schemas.openxmlformats.org/officeDocument/2006/relationships" r:id="rId12"/>
+                <c:chart xmlns:c="http://schemas.openxmlformats.org/drawingml/2006/chart" xmlns:r="http://schemas.openxmlformats.org/officeDocument/2006/relationships" r:id="rId14"/>
               </a:graphicData>
             </a:graphic>
           </wp:inline>
@@ -4485,39 +5248,32 @@
       <w:pPr>
         <w:pStyle w:val="Ttulo1"/>
       </w:pPr>
-      <w:bookmarkStart w:name="_Toc1737865128" w:id="32"/>
-      <w:r>
+      <w:bookmarkStart w:id="33" w:name="_Toc232412735"/>
+      <w:r>
+        <w:lastRenderedPageBreak/>
         <w:t>ANÁLISE E SÍNTESE</w:t>
       </w:r>
-      <w:bookmarkEnd w:id="32"/>
+      <w:bookmarkEnd w:id="33"/>
     </w:p>
     <w:p>
       <w:pPr>
         <w:pStyle w:val="Ttulo2"/>
       </w:pPr>
-      <w:bookmarkStart w:name="_Toc1900382167" w:id="33"/>
+      <w:bookmarkStart w:id="34" w:name="_Toc232412736"/>
       <w:r>
         <w:t>Person</w:t>
       </w:r>
       <w:r>
         <w:t>a</w:t>
       </w:r>
-      <w:bookmarkEnd w:id="33"/>
+      <w:bookmarkEnd w:id="34"/>
     </w:p>
     <w:p>
       <w:pPr>
         <w:pStyle w:val="Citao"/>
       </w:pPr>
       <w:r>
-        <w:t xml:space="preserve">As personas são personagens ficcionais, criadas com base na síntese dos comportamentos observados dentre consumidores com perfis extremos. Traduzem motivações, desejos, expectativas e necessidades, que sintonizam características significativas dos públicos-alvo relevantes para os produtos e serviços das marcas e organizações. [...] Ao final, são atribuídos nomes, histórias e necessidades que contribuem para a personificação desses </w:t>
-      </w:r>
-      <w:proofErr w:type="gramStart"/>
-      <w:r>
-        <w:t>arquétipos.”</w:t>
-      </w:r>
-      <w:proofErr w:type="gramEnd"/>
-      <w:r>
-        <w:t xml:space="preserve"> (VIANNA et al., 2012, p. 80 apud COLLIER DE MENDONÇA et al., ANO).</w:t>
+        <w:t>As personas são personagens ficcionais, criadas com base na síntese dos comportamentos observados dentre consumidores com perfis extremos. Traduzem motivações, desejos, expectativas e necessidades, que sintonizam características significativas dos públicos-alvo relevantes para os produtos e serviços das marcas e organizações. [...] Ao final, são atribuídos nomes, histórias e necessidades que contribuem para a personificação desses arquétipos.” (VIANNA et al., 2012, p. 80 apud COLLIER DE MENDONÇA et al., ANO).</w:t>
       </w:r>
     </w:p>
     <w:p>
@@ -4525,7 +5281,7 @@
         <w:pStyle w:val="Legenda"/>
         <w:keepNext/>
       </w:pPr>
-      <w:bookmarkStart w:name="_Toc226613147" w:id="34"/>
+      <w:bookmarkStart w:id="35" w:name="_Toc232412743"/>
       <w:r>
         <w:t xml:space="preserve">Figura </w:t>
       </w:r>
@@ -4533,7 +5289,7 @@
         <w:fldChar w:fldCharType="begin"/>
       </w:r>
       <w:r>
-        <w:instrText> SEQ Figura \* ARABIC </w:instrText>
+        <w:instrText>SEQ Figura \* ARABIC</w:instrText>
       </w:r>
       <w:r>
         <w:fldChar w:fldCharType="separate"/>
@@ -4550,7 +5306,7 @@
       <w:r>
         <w:t>: Personas</w:t>
       </w:r>
-      <w:bookmarkEnd w:id="34"/>
+      <w:bookmarkEnd w:id="35"/>
     </w:p>
     <w:p>
       <w:pPr>
@@ -4575,7 +5331,7 @@
                     </pic:cNvPicPr>
                   </pic:nvPicPr>
                   <pic:blipFill>
-                    <a:blip r:embed="rId13" cstate="print">
+                    <a:blip r:embed="rId15" cstate="print">
                       <a:extLst>
                         <a:ext uri="{28A0092B-C50C-407E-A947-70E740481C1C}">
                           <a14:useLocalDpi xmlns:a14="http://schemas.microsoft.com/office/drawing/2010/main" val="0"/>
@@ -4617,23 +5373,7 @@
     </w:p>
     <w:p>
       <w:r>
-        <w:t xml:space="preserve">Sendo assim nesse trabalho foi criado a persona </w:t>
-      </w:r>
-      <w:proofErr w:type="spellStart"/>
-      <w:r>
-        <w:t>xcx</w:t>
-      </w:r>
-      <w:proofErr w:type="spellEnd"/>
-      <w:r>
-        <w:t xml:space="preserve">, que atende os requisitos da citação acima, então aqui está a persona </w:t>
-      </w:r>
-      <w:proofErr w:type="spellStart"/>
-      <w:r>
-        <w:t>xxxxxxxx</w:t>
-      </w:r>
-      <w:proofErr w:type="spellEnd"/>
-      <w:r>
-        <w:t>.</w:t>
+        <w:t>Sendo assim nesse trabalho foi criado a persona xcx, que atende os requisitos da citação acima, então aqui está a persona xxxxxxxx.</w:t>
       </w:r>
     </w:p>
     <w:p>
@@ -4645,27 +5385,32 @@
       <w:pPr>
         <w:pStyle w:val="Ttulo1"/>
       </w:pPr>
-      <w:r>
+      <w:bookmarkStart w:id="36" w:name="_Toc232412737"/>
+      <w:r>
+        <w:lastRenderedPageBreak/>
         <w:t>IDEAÇÃO</w:t>
       </w:r>
+      <w:bookmarkEnd w:id="36"/>
     </w:p>
     <w:p>
       <w:pPr>
         <w:pStyle w:val="Ttulo2"/>
       </w:pPr>
+      <w:bookmarkStart w:id="37" w:name="_Toc232412738"/>
       <w:r>
         <w:t>Cardápio de Ideias</w:t>
       </w:r>
+      <w:bookmarkEnd w:id="37"/>
     </w:p>
     <w:tbl>
       <w:tblPr>
         <w:tblStyle w:val="Tabelacomgrade"/>
         <w:tblW w:w="0" w:type="auto"/>
         <w:tblBorders>
-          <w:top w:val="single" w:color="auto" w:sz="6" w:space="0"/>
-          <w:left w:val="single" w:color="auto" w:sz="6" w:space="0"/>
-          <w:bottom w:val="single" w:color="auto" w:sz="6" w:space="0"/>
-          <w:right w:val="single" w:color="auto" w:sz="6" w:space="0"/>
+          <w:top w:val="single" w:sz="6" w:space="0" w:color="auto"/>
+          <w:left w:val="single" w:sz="6" w:space="0" w:color="auto"/>
+          <w:bottom w:val="single" w:sz="6" w:space="0" w:color="auto"/>
+          <w:right w:val="single" w:sz="6" w:space="0" w:color="auto"/>
         </w:tblBorders>
         <w:tblLook w:val="04A0" w:firstRow="1" w:lastRow="0" w:firstColumn="1" w:lastColumn="0" w:noHBand="0" w:noVBand="1"/>
       </w:tblPr>
@@ -5048,23 +5793,13 @@
                 <w:szCs w:val="24"/>
               </w:rPr>
             </w:pPr>
-            <w:proofErr w:type="spellStart"/>
             <w:r>
               <w:rPr>
                 <w:rFonts w:eastAsia="Arial" w:cs="Arial"/>
                 <w:color w:val="000000" w:themeColor="text1"/>
                 <w:szCs w:val="24"/>
               </w:rPr>
-              <w:t>Login</w:t>
-            </w:r>
-            <w:proofErr w:type="spellEnd"/>
-            <w:r>
-              <w:rPr>
-                <w:rFonts w:eastAsia="Arial" w:cs="Arial"/>
-                <w:color w:val="000000" w:themeColor="text1"/>
-                <w:szCs w:val="24"/>
-              </w:rPr>
-              <w:t xml:space="preserve"> e Criação de Contas, função para preencher e adicionar artigos escritos pelos autores e opção de download do projeto em desenvolvimento</w:t>
+              <w:t>Login e Criação de Contas, função para preencher e adicionar artigos escritos pelos autores e opção de download do projeto em desenvolvimento</w:t>
             </w:r>
           </w:p>
         </w:tc>
@@ -5127,79 +5862,7 @@
                 <w:color w:val="000000" w:themeColor="text1"/>
                 <w:szCs w:val="24"/>
               </w:rPr>
-              <w:t>Adição de subsídios de financiamento (</w:t>
-            </w:r>
-            <w:proofErr w:type="spellStart"/>
-            <w:r>
-              <w:rPr>
-                <w:rFonts w:eastAsia="Arial" w:cs="Arial"/>
-                <w:color w:val="000000" w:themeColor="text1"/>
-                <w:szCs w:val="24"/>
-              </w:rPr>
-              <w:t>Patreon</w:t>
-            </w:r>
-            <w:proofErr w:type="spellEnd"/>
-            <w:r>
-              <w:rPr>
-                <w:rFonts w:eastAsia="Arial" w:cs="Arial"/>
-                <w:color w:val="000000" w:themeColor="text1"/>
-                <w:szCs w:val="24"/>
-              </w:rPr>
-              <w:t xml:space="preserve">, </w:t>
-            </w:r>
-            <w:proofErr w:type="spellStart"/>
-            <w:r>
-              <w:rPr>
-                <w:rFonts w:eastAsia="Arial" w:cs="Arial"/>
-                <w:color w:val="000000" w:themeColor="text1"/>
-                <w:szCs w:val="24"/>
-              </w:rPr>
-              <w:t>SubcribeStar</w:t>
-            </w:r>
-            <w:proofErr w:type="spellEnd"/>
-            <w:r>
-              <w:rPr>
-                <w:rFonts w:eastAsia="Arial" w:cs="Arial"/>
-                <w:color w:val="000000" w:themeColor="text1"/>
-                <w:szCs w:val="24"/>
-              </w:rPr>
-              <w:t xml:space="preserve">, </w:t>
-            </w:r>
-            <w:proofErr w:type="spellStart"/>
-            <w:r>
-              <w:rPr>
-                <w:rFonts w:eastAsia="Arial" w:cs="Arial"/>
-                <w:color w:val="000000" w:themeColor="text1"/>
-                <w:szCs w:val="24"/>
-              </w:rPr>
-              <w:t>Discord</w:t>
-            </w:r>
-            <w:proofErr w:type="spellEnd"/>
-            <w:r>
-              <w:rPr>
-                <w:rFonts w:eastAsia="Arial" w:cs="Arial"/>
-                <w:color w:val="000000" w:themeColor="text1"/>
-                <w:szCs w:val="24"/>
-              </w:rPr>
-              <w:t xml:space="preserve"> Privado, Kickstarter, </w:t>
-            </w:r>
-            <w:proofErr w:type="spellStart"/>
-            <w:r>
-              <w:rPr>
-                <w:rFonts w:eastAsia="Arial" w:cs="Arial"/>
-                <w:color w:val="000000" w:themeColor="text1"/>
-                <w:szCs w:val="24"/>
-              </w:rPr>
-              <w:t>Ko-Fi</w:t>
-            </w:r>
-            <w:proofErr w:type="spellEnd"/>
-            <w:r>
-              <w:rPr>
-                <w:rFonts w:eastAsia="Arial" w:cs="Arial"/>
-                <w:color w:val="000000" w:themeColor="text1"/>
-                <w:szCs w:val="24"/>
-              </w:rPr>
-              <w:t xml:space="preserve">, Catarse, </w:t>
+              <w:t xml:space="preserve">Adição de subsídios de financiamento (Patreon, SubcribeStar, Discord Privado, Kickstarter, Ko-Fi, Catarse, </w:t>
             </w:r>
             <w:r>
               <w:rPr>
@@ -5207,6 +5870,7 @@
                 <w:color w:val="000000" w:themeColor="text1"/>
                 <w:szCs w:val="24"/>
               </w:rPr>
+              <w:lastRenderedPageBreak/>
               <w:t>Apoia.se) e venda de produtos envolvendo o projeto.</w:t>
             </w:r>
           </w:p>
@@ -5223,19 +5887,22 @@
       <w:pPr>
         <w:pStyle w:val="Ttulo1"/>
       </w:pPr>
-      <w:r>
+      <w:bookmarkStart w:id="38" w:name="_Toc232412739"/>
+      <w:r>
+        <w:lastRenderedPageBreak/>
         <w:t>ASPECTOS ESTRATÉGICOS</w:t>
       </w:r>
+      <w:bookmarkEnd w:id="38"/>
     </w:p>
     <w:p>
       <w:pPr>
         <w:pStyle w:val="Ttulo2"/>
       </w:pPr>
-      <w:bookmarkStart w:name="_Toc2107971399" w:id="35"/>
+      <w:bookmarkStart w:id="39" w:name="_Toc232412740"/>
       <w:r>
         <w:t>Planejamento Financeiro</w:t>
       </w:r>
-      <w:bookmarkEnd w:id="35"/>
+      <w:bookmarkEnd w:id="39"/>
     </w:p>
     <w:p>
       <w:pPr>
@@ -5245,7 +5912,7 @@
           <w:vertAlign w:val="subscript"/>
         </w:rPr>
       </w:pPr>
-      <w:bookmarkStart w:name="_Toc226613252" w:id="36"/>
+      <w:bookmarkStart w:id="40" w:name="_Toc226613252"/>
       <w:r>
         <w:t xml:space="preserve">Tabela </w:t>
       </w:r>
@@ -5253,7 +5920,7 @@
         <w:fldChar w:fldCharType="begin"/>
       </w:r>
       <w:r>
-        <w:instrText> SEQ Tabela \* ARABIC </w:instrText>
+        <w:instrText>SEQ Tabela \* ARABIC</w:instrText>
       </w:r>
       <w:r>
         <w:fldChar w:fldCharType="separate"/>
@@ -5273,19 +5940,19 @@
         </w:rPr>
         <w:t>: Pacotes</w:t>
       </w:r>
-      <w:bookmarkEnd w:id="36"/>
+      <w:bookmarkEnd w:id="40"/>
     </w:p>
     <w:tbl>
       <w:tblPr>
         <w:tblStyle w:val="TabeladeGrade4-nfase5"/>
         <w:tblW w:w="0" w:type="auto"/>
         <w:tblBorders>
-          <w:top w:val="single" w:color="auto" w:sz="4" w:space="0"/>
-          <w:left w:val="none" w:color="auto" w:sz="0" w:space="0"/>
-          <w:bottom w:val="single" w:color="auto" w:sz="4" w:space="0"/>
-          <w:right w:val="none" w:color="auto" w:sz="0" w:space="0"/>
-          <w:insideH w:val="single" w:color="auto" w:sz="4" w:space="0"/>
-          <w:insideV w:val="single" w:color="auto" w:sz="4" w:space="0"/>
+          <w:top w:val="single" w:sz="4" w:space="0" w:color="auto"/>
+          <w:left w:val="none" w:sz="0" w:space="0" w:color="auto"/>
+          <w:bottom w:val="single" w:sz="4" w:space="0" w:color="auto"/>
+          <w:right w:val="none" w:sz="0" w:space="0" w:color="auto"/>
+          <w:insideH w:val="single" w:sz="4" w:space="0" w:color="auto"/>
+          <w:insideV w:val="single" w:sz="4" w:space="0" w:color="auto"/>
         </w:tblBorders>
         <w:tblLook w:val="04A0" w:firstRow="1" w:lastRow="0" w:firstColumn="1" w:lastColumn="0" w:noHBand="0" w:noVBand="1"/>
       </w:tblPr>
@@ -5302,10 +5969,10 @@
             <w:cnfStyle w:val="001000000000" w:firstRow="0" w:lastRow="0" w:firstColumn="1" w:lastColumn="0" w:oddVBand="0" w:evenVBand="0" w:oddHBand="0" w:evenHBand="0" w:firstRowFirstColumn="0" w:firstRowLastColumn="0" w:lastRowFirstColumn="0" w:lastRowLastColumn="0"/>
             <w:tcW w:w="4530" w:type="dxa"/>
             <w:tcBorders>
-              <w:top w:val="none" w:color="auto" w:sz="0" w:space="0"/>
-              <w:left w:val="none" w:color="auto" w:sz="0" w:space="0"/>
-              <w:bottom w:val="none" w:color="auto" w:sz="0" w:space="0"/>
-              <w:right w:val="none" w:color="auto" w:sz="0" w:space="0"/>
+              <w:top w:val="none" w:sz="0" w:space="0" w:color="auto"/>
+              <w:left w:val="none" w:sz="0" w:space="0" w:color="auto"/>
+              <w:bottom w:val="none" w:sz="0" w:space="0" w:color="auto"/>
+              <w:right w:val="none" w:sz="0" w:space="0" w:color="auto"/>
             </w:tcBorders>
           </w:tcPr>
           <w:p>
@@ -5318,10 +5985,10 @@
           <w:tcPr>
             <w:tcW w:w="4531" w:type="dxa"/>
             <w:tcBorders>
-              <w:top w:val="none" w:color="auto" w:sz="0" w:space="0"/>
-              <w:left w:val="none" w:color="auto" w:sz="0" w:space="0"/>
-              <w:bottom w:val="none" w:color="auto" w:sz="0" w:space="0"/>
-              <w:right w:val="none" w:color="auto" w:sz="0" w:space="0"/>
+              <w:top w:val="none" w:sz="0" w:space="0" w:color="auto"/>
+              <w:left w:val="none" w:sz="0" w:space="0" w:color="auto"/>
+              <w:bottom w:val="none" w:sz="0" w:space="0" w:color="auto"/>
+              <w:right w:val="none" w:sz="0" w:space="0" w:color="auto"/>
             </w:tcBorders>
           </w:tcPr>
           <w:p>
@@ -5444,11 +6111,11 @@
         </w:numPr>
         <w:ind w:left="709" w:hanging="709"/>
       </w:pPr>
-      <w:bookmarkStart w:name="_Toc2049424365" w:id="37"/>
+      <w:bookmarkStart w:id="41" w:name="_Toc232412741"/>
       <w:r>
         <w:t>REFERÊNCIAS</w:t>
       </w:r>
-      <w:bookmarkEnd w:id="37"/>
+      <w:bookmarkEnd w:id="41"/>
     </w:p>
     <w:p>
       <w:pPr>
@@ -5459,7 +6126,7 @@
           <w:szCs w:val="24"/>
         </w:rPr>
       </w:pPr>
-      <w:commentRangeStart w:id="38"/>
+      <w:commentRangeStart w:id="42"/>
       <w:r>
         <w:rPr>
           <w:rFonts w:eastAsia="Arial" w:cs="Arial"/>
@@ -5494,7 +6161,7 @@
         </w:rPr>
         <w:t xml:space="preserve"> Disponível em: </w:t>
       </w:r>
-      <w:hyperlink r:id="rId14">
+      <w:hyperlink r:id="rId16">
         <w:r>
           <w:rPr>
             <w:rStyle w:val="Hyperlink"/>
@@ -5541,9 +6208,58 @@
           <w:sz w:val="27"/>
           <w:szCs w:val="27"/>
         </w:rPr>
-        <w:t xml:space="preserve">Design </w:t>
-      </w:r>
-      <w:proofErr w:type="spellStart"/>
+        <w:t>Design Thinking: o que são Cadernos de Sensibilização</w:t>
+      </w:r>
+      <w:r>
+        <w:rPr>
+          <w:rFonts w:ascii="Calibri" w:hAnsi="Calibri"/>
+          <w:color w:val="000000"/>
+          <w:sz w:val="27"/>
+          <w:szCs w:val="27"/>
+        </w:rPr>
+        <w:t xml:space="preserve">. Disponível em: &lt; </w:t>
+      </w:r>
+      <w:hyperlink r:id="rId17" w:history="1">
+        <w:r>
+          <w:rPr>
+            <w:rStyle w:val="Hyperlink"/>
+            <w:rFonts w:ascii="Calibri" w:hAnsi="Calibri"/>
+            <w:sz w:val="27"/>
+            <w:szCs w:val="27"/>
+          </w:rPr>
+          <w:t>https://www.mjvinnovation.com/pt-br/blog/design-thinking-que-sao-cadernos-sensibilizacao/</w:t>
+        </w:r>
+      </w:hyperlink>
+      <w:r>
+        <w:rPr>
+          <w:rFonts w:ascii="Calibri" w:hAnsi="Calibri"/>
+          <w:color w:val="000000"/>
+          <w:sz w:val="27"/>
+          <w:szCs w:val="27"/>
+        </w:rPr>
+        <w:t xml:space="preserve"> &gt;.</w:t>
+      </w:r>
+    </w:p>
+    <w:p>
+      <w:pPr>
+        <w:pStyle w:val="NormalWeb"/>
+        <w:spacing w:before="120" w:beforeAutospacing="0" w:after="0" w:afterAutospacing="0" w:line="360" w:lineRule="atLeast"/>
+        <w:rPr>
+          <w:rFonts w:ascii="Calibri" w:hAnsi="Calibri"/>
+          <w:color w:val="000000"/>
+          <w:sz w:val="27"/>
+          <w:szCs w:val="27"/>
+        </w:rPr>
+      </w:pPr>
+      <w:r>
+        <w:rPr>
+          <w:rFonts w:ascii="Calibri" w:hAnsi="Calibri"/>
+          <w:color w:val="000000"/>
+          <w:sz w:val="27"/>
+          <w:szCs w:val="27"/>
+        </w:rPr>
+        <w:t>TEAM, M. </w:t>
+      </w:r>
       <w:r>
         <w:rPr>
           <w:rFonts w:ascii="Calibri" w:hAnsi="Calibri"/>
@@ -5553,19 +6269,7 @@
           <w:sz w:val="27"/>
           <w:szCs w:val="27"/>
         </w:rPr>
-        <w:t>Thinking</w:t>
-      </w:r>
-      <w:proofErr w:type="spellEnd"/>
-      <w:r>
-        <w:rPr>
-          <w:rFonts w:ascii="Calibri" w:hAnsi="Calibri"/>
-          <w:b/>
-          <w:bCs/>
-          <w:color w:val="000000"/>
-          <w:sz w:val="27"/>
-          <w:szCs w:val="27"/>
-        </w:rPr>
-        <w:t>: o que são Cadernos de Sensibilização</w:t>
+        <w:t>Design Thinking: o que são Cadernos de Sensibilização</w:t>
       </w:r>
       <w:r>
         <w:rPr>
@@ -5574,101 +6278,16 @@
           <w:sz w:val="27"/>
           <w:szCs w:val="27"/>
         </w:rPr>
-        <w:t xml:space="preserve">. Disponível em: &lt; </w:t>
-      </w:r>
-      <w:hyperlink w:history="1" r:id="rId15">
-        <w:r>
-          <w:rPr>
-            <w:rStyle w:val="Hyperlink"/>
-            <w:rFonts w:ascii="Calibri" w:hAnsi="Calibri"/>
-            <w:sz w:val="27"/>
-            <w:szCs w:val="27"/>
-          </w:rPr>
-          <w:t>https://www.mjvinnovation.com/pt-br/blog/design-thinking-que-sao-cadernos-sensibilizacao/</w:t>
-        </w:r>
-      </w:hyperlink>
-      <w:r>
-        <w:rPr>
-          <w:rFonts w:ascii="Calibri" w:hAnsi="Calibri"/>
-          <w:color w:val="000000"/>
-          <w:sz w:val="27"/>
-          <w:szCs w:val="27"/>
-        </w:rPr>
-        <w:t xml:space="preserve"> &gt;.</w:t>
-      </w:r>
-    </w:p>
-    <w:p>
-      <w:pPr>
-        <w:pStyle w:val="NormalWeb"/>
-        <w:spacing w:before="120" w:beforeAutospacing="0" w:after="0" w:afterAutospacing="0" w:line="360" w:lineRule="atLeast"/>
-        <w:rPr>
-          <w:rFonts w:ascii="Calibri" w:hAnsi="Calibri"/>
-          <w:color w:val="000000"/>
-          <w:sz w:val="27"/>
-          <w:szCs w:val="27"/>
-        </w:rPr>
-      </w:pPr>
-      <w:r>
-        <w:rPr>
-          <w:rFonts w:ascii="Calibri" w:hAnsi="Calibri"/>
-          <w:color w:val="000000"/>
-          <w:sz w:val="27"/>
-          <w:szCs w:val="27"/>
-        </w:rPr>
-        <w:t>TEAM, M. </w:t>
-      </w:r>
-      <w:r>
-        <w:rPr>
-          <w:rFonts w:ascii="Calibri" w:hAnsi="Calibri"/>
-          <w:b/>
-          <w:bCs/>
-          <w:color w:val="000000"/>
-          <w:sz w:val="27"/>
-          <w:szCs w:val="27"/>
-        </w:rPr>
-        <w:t xml:space="preserve">Design </w:t>
-      </w:r>
-      <w:proofErr w:type="spellStart"/>
-      <w:r>
-        <w:rPr>
-          <w:rFonts w:ascii="Calibri" w:hAnsi="Calibri"/>
-          <w:b/>
-          <w:bCs/>
-          <w:color w:val="000000"/>
-          <w:sz w:val="27"/>
-          <w:szCs w:val="27"/>
-        </w:rPr>
-        <w:t>Thinking</w:t>
-      </w:r>
-      <w:proofErr w:type="spellEnd"/>
-      <w:r>
-        <w:rPr>
-          <w:rFonts w:ascii="Calibri" w:hAnsi="Calibri"/>
-          <w:b/>
-          <w:bCs/>
-          <w:color w:val="000000"/>
-          <w:sz w:val="27"/>
-          <w:szCs w:val="27"/>
-        </w:rPr>
-        <w:t>: o que são Cadernos de Sensibilização</w:t>
-      </w:r>
-      <w:r>
-        <w:rPr>
-          <w:rFonts w:ascii="Calibri" w:hAnsi="Calibri"/>
-          <w:color w:val="000000"/>
-          <w:sz w:val="27"/>
-          <w:szCs w:val="27"/>
-        </w:rPr>
         <w:t>. Disponível em: &lt;https://www.mjvinnovation.com/pt-br/blog/design-thinking-que-sao-cadernos-sensibilizacao/&gt;.</w:t>
       </w:r>
-      <w:commentRangeEnd w:id="38"/>
+      <w:commentRangeEnd w:id="42"/>
       <w:r>
         <w:rPr>
           <w:rStyle w:val="Refdecomentrio"/>
-          <w:rFonts w:ascii="Arial" w:hAnsi="Arial" w:eastAsiaTheme="minorHAnsi" w:cstheme="minorBidi"/>
+          <w:rFonts w:ascii="Arial" w:eastAsiaTheme="minorHAnsi" w:hAnsi="Arial" w:cstheme="minorBidi"/>
           <w:lang w:eastAsia="en-US"/>
         </w:rPr>
-        <w:commentReference w:id="38"/>
+        <w:commentReference w:id="42"/>
       </w:r>
     </w:p>
     <w:p>
@@ -5700,9 +6319,128 @@
           <w:sz w:val="27"/>
           <w:szCs w:val="27"/>
         </w:rPr>
-        <w:t>Hoje vamos falar sobre um recurso que pode ser utilizado em conjunto com o #</w:t>
-      </w:r>
-      <w:proofErr w:type="spellStart"/>
+        <w:t>Hoje vamos falar sobre um recurso que pode ser utilizado em conjunto com o #MapadeEmpatia na etapa de análise e síntese do #DesignThinking - as personas. As personas são um importante recurso para o processo de descoberta e inovação em produtos, pois ela nos permitirá visualizar situações do ponto d</w:t>
+      </w:r>
+      <w:r>
+        <w:rPr>
+          <w:rFonts w:ascii="Calibri" w:hAnsi="Calibri"/>
+          <w:color w:val="000000" w:themeColor="text1"/>
+          <w:sz w:val="27"/>
+          <w:szCs w:val="27"/>
+        </w:rPr>
+        <w:t xml:space="preserve">. Disponível em: &lt; </w:t>
+      </w:r>
+      <w:hyperlink r:id="rId18">
+        <w:r>
+          <w:rPr>
+            <w:rStyle w:val="Hyperlink"/>
+            <w:rFonts w:ascii="Calibri" w:hAnsi="Calibri"/>
+            <w:sz w:val="27"/>
+            <w:szCs w:val="27"/>
+          </w:rPr>
+          <w:t>https://pt.linkedin.com/pulse/como-definir-personas-durante-aplica%C3%A7%C3%A3o-do-design-thinking-lucas-xhiyf</w:t>
+        </w:r>
+      </w:hyperlink>
+      <w:r>
+        <w:rPr>
+          <w:rFonts w:ascii="Calibri" w:hAnsi="Calibri"/>
+          <w:color w:val="000000" w:themeColor="text1"/>
+          <w:sz w:val="27"/>
+          <w:szCs w:val="27"/>
+        </w:rPr>
+        <w:t xml:space="preserve"> &gt;. Acesso em: 2 abr. 2026.</w:t>
+      </w:r>
+    </w:p>
+    <w:p>
+      <w:pPr>
+        <w:pStyle w:val="NormalWeb"/>
+        <w:spacing w:before="120" w:beforeAutospacing="0" w:after="0" w:afterAutospacing="0" w:line="360" w:lineRule="atLeast"/>
+        <w:rPr>
+          <w:rFonts w:ascii="Calibri" w:hAnsi="Calibri"/>
+          <w:sz w:val="27"/>
+          <w:szCs w:val="27"/>
+        </w:rPr>
+      </w:pPr>
+      <w:r>
+        <w:rPr>
+          <w:rFonts w:ascii="Calibri" w:hAnsi="Calibri"/>
+          <w:color w:val="000000" w:themeColor="text1"/>
+          <w:sz w:val="27"/>
+          <w:szCs w:val="27"/>
+        </w:rPr>
+        <w:t xml:space="preserve">PUCRS ONLINE. Conceitos e desafios na sociedade de consumo atual. Disponível em: </w:t>
+      </w:r>
+      <w:hyperlink r:id="rId19">
+        <w:r>
+          <w:rPr>
+            <w:rStyle w:val="Hyperlink"/>
+            <w:rFonts w:ascii="Calibri" w:hAnsi="Calibri"/>
+            <w:sz w:val="27"/>
+            <w:szCs w:val="27"/>
+          </w:rPr>
+          <w:t>https://online.pucrs.br/blog/sociedade-de-consumo-desafios-oportunidades</w:t>
+        </w:r>
+      </w:hyperlink>
+    </w:p>
+    <w:p>
+      <w:pPr>
+        <w:pStyle w:val="NormalWeb"/>
+        <w:spacing w:before="120" w:beforeAutospacing="0" w:after="0" w:afterAutospacing="0" w:line="360" w:lineRule="atLeast"/>
+        <w:rPr>
+          <w:rFonts w:ascii="Calibri" w:hAnsi="Calibri"/>
+          <w:color w:val="000000" w:themeColor="text1"/>
+          <w:sz w:val="27"/>
+          <w:szCs w:val="27"/>
+        </w:rPr>
+      </w:pPr>
+      <w:r>
+        <w:rPr>
+          <w:rFonts w:ascii="Calibri" w:hAnsi="Calibri"/>
+          <w:color w:val="000000" w:themeColor="text1"/>
+          <w:sz w:val="27"/>
+          <w:szCs w:val="27"/>
+        </w:rPr>
+        <w:t xml:space="preserve">Acesso em: </w:t>
+      </w:r>
+      <w:r>
+        <w:rPr>
+          <w:rFonts w:ascii="Calibri" w:hAnsi="Calibri"/>
+          <w:color w:val="000000" w:themeColor="text1"/>
+          <w:sz w:val="27"/>
+          <w:szCs w:val="27"/>
+        </w:rPr>
+        <w:t>18</w:t>
+      </w:r>
+      <w:r>
+        <w:rPr>
+          <w:rFonts w:ascii="Calibri" w:hAnsi="Calibri"/>
+          <w:color w:val="000000" w:themeColor="text1"/>
+          <w:sz w:val="27"/>
+          <w:szCs w:val="27"/>
+        </w:rPr>
+        <w:t>/04/2026</w:t>
+      </w:r>
+    </w:p>
+    <w:p>
+      <w:pPr>
+        <w:pStyle w:val="NormalWeb"/>
+        <w:spacing w:before="120" w:beforeAutospacing="0" w:after="0" w:afterAutospacing="0" w:line="360" w:lineRule="atLeast"/>
+        <w:rPr>
+          <w:rFonts w:ascii="Calibri" w:hAnsi="Calibri"/>
+          <w:sz w:val="27"/>
+          <w:szCs w:val="27"/>
+        </w:rPr>
+      </w:pPr>
+      <w:commentRangeStart w:id="43"/>
+      <w:r>
+        <w:rPr>
+          <w:rFonts w:ascii="Calibri" w:hAnsi="Calibri"/>
+          <w:color w:val="000000" w:themeColor="text1"/>
+          <w:sz w:val="27"/>
+          <w:szCs w:val="27"/>
+        </w:rPr>
+        <w:t xml:space="preserve">CIÊNCIA INFORMATIVA. </w:t>
+      </w:r>
       <w:r>
         <w:rPr>
           <w:rFonts w:ascii="Calibri" w:hAnsi="Calibri"/>
@@ -5712,9 +6450,162 @@
           <w:sz w:val="27"/>
           <w:szCs w:val="27"/>
         </w:rPr>
-        <w:t>MapadeEmpatia</w:t>
-      </w:r>
-      <w:proofErr w:type="spellEnd"/>
+        <w:t>Impacto ambiental do consumo humano</w:t>
+      </w:r>
+      <w:r>
+        <w:rPr>
+          <w:rFonts w:ascii="Calibri" w:hAnsi="Calibri"/>
+          <w:color w:val="000000" w:themeColor="text1"/>
+          <w:sz w:val="27"/>
+          <w:szCs w:val="27"/>
+        </w:rPr>
+        <w:t xml:space="preserve">. Disponível em: </w:t>
+      </w:r>
+      <w:hyperlink r:id="rId20">
+        <w:r>
+          <w:rPr>
+            <w:rStyle w:val="Hyperlink"/>
+            <w:rFonts w:ascii="Calibri" w:hAnsi="Calibri"/>
+            <w:sz w:val="27"/>
+            <w:szCs w:val="27"/>
+          </w:rPr>
+          <w:t>https://cienciainformativa.com.br/impacto-ambiental-consumo-humano/</w:t>
+        </w:r>
+      </w:hyperlink>
+      <w:r>
+        <w:rPr>
+          <w:rFonts w:ascii="Calibri" w:hAnsi="Calibri"/>
+          <w:sz w:val="27"/>
+          <w:szCs w:val="27"/>
+        </w:rPr>
+        <w:t xml:space="preserve"> Acesso em: </w:t>
+      </w:r>
+      <w:r>
+        <w:rPr>
+          <w:rFonts w:ascii="Calibri" w:hAnsi="Calibri"/>
+          <w:sz w:val="27"/>
+          <w:szCs w:val="27"/>
+        </w:rPr>
+        <w:t>18</w:t>
+      </w:r>
+      <w:r>
+        <w:rPr>
+          <w:rFonts w:ascii="Calibri" w:hAnsi="Calibri"/>
+          <w:sz w:val="27"/>
+          <w:szCs w:val="27"/>
+        </w:rPr>
+        <w:t>/04/2026</w:t>
+      </w:r>
+      <w:commentRangeEnd w:id="43"/>
+      <w:r>
+        <w:rPr>
+          <w:rStyle w:val="Refdecomentrio"/>
+          <w:rFonts w:ascii="Arial" w:eastAsiaTheme="minorHAnsi" w:hAnsi="Arial" w:cstheme="minorBidi"/>
+          <w:lang w:eastAsia="en-US"/>
+        </w:rPr>
+        <w:commentReference w:id="43"/>
+      </w:r>
+    </w:p>
+    <w:p>
+      <w:pPr>
+        <w:pStyle w:val="NormalWeb"/>
+        <w:spacing w:before="120" w:beforeAutospacing="0" w:after="0" w:afterAutospacing="0" w:line="360" w:lineRule="atLeast"/>
+        <w:rPr>
+          <w:rFonts w:ascii="Calibri" w:hAnsi="Calibri"/>
+          <w:sz w:val="27"/>
+          <w:szCs w:val="27"/>
+        </w:rPr>
+      </w:pPr>
+      <w:r>
+        <w:rPr>
+          <w:rFonts w:ascii="Calibri" w:hAnsi="Calibri"/>
+          <w:sz w:val="27"/>
+          <w:szCs w:val="27"/>
+        </w:rPr>
+        <w:t xml:space="preserve">ESCOLAS DISRUPTIVAS. </w:t>
+      </w:r>
+      <w:r>
+        <w:rPr>
+          <w:rFonts w:ascii="Calibri" w:hAnsi="Calibri"/>
+          <w:b/>
+          <w:bCs/>
+          <w:sz w:val="27"/>
+          <w:szCs w:val="27"/>
+        </w:rPr>
+        <w:t>Consciência política</w:t>
+      </w:r>
+      <w:r>
+        <w:rPr>
+          <w:rFonts w:ascii="Calibri" w:hAnsi="Calibri"/>
+          <w:sz w:val="27"/>
+          <w:szCs w:val="27"/>
+        </w:rPr>
+        <w:t xml:space="preserve">. Disponível em: </w:t>
+      </w:r>
+      <w:hyperlink r:id="rId21">
+        <w:r>
+          <w:rPr>
+            <w:rStyle w:val="Hyperlink"/>
+            <w:rFonts w:ascii="Calibri" w:hAnsi="Calibri"/>
+            <w:sz w:val="27"/>
+            <w:szCs w:val="27"/>
+          </w:rPr>
+          <w:t>https://escolasdisruptivas.com.br/glossario/consciencia-politica/</w:t>
+        </w:r>
+      </w:hyperlink>
+      <w:r>
+        <w:rPr>
+          <w:rFonts w:ascii="Calibri" w:hAnsi="Calibri"/>
+          <w:sz w:val="27"/>
+          <w:szCs w:val="27"/>
+        </w:rPr>
+        <w:t xml:space="preserve"> Acesso em: </w:t>
+      </w:r>
+      <w:r>
+        <w:rPr>
+          <w:rFonts w:ascii="Calibri" w:hAnsi="Calibri"/>
+          <w:sz w:val="27"/>
+          <w:szCs w:val="27"/>
+        </w:rPr>
+        <w:t>18</w:t>
+      </w:r>
+      <w:r>
+        <w:rPr>
+          <w:rFonts w:ascii="Calibri" w:hAnsi="Calibri"/>
+          <w:sz w:val="27"/>
+          <w:szCs w:val="27"/>
+        </w:rPr>
+        <w:t>/04/2026</w:t>
+      </w:r>
+    </w:p>
+    <w:p>
+      <w:pPr>
+        <w:pStyle w:val="NormalWeb"/>
+        <w:rPr>
+          <w:rFonts w:ascii="Calibri" w:hAnsi="Calibri"/>
+          <w:color w:val="000000"/>
+          <w:sz w:val="27"/>
+          <w:szCs w:val="27"/>
+        </w:rPr>
+      </w:pPr>
+      <w:r>
+        <w:rPr>
+          <w:rFonts w:ascii="Calibri" w:hAnsi="Calibri"/>
+          <w:color w:val="000000" w:themeColor="text1"/>
+          <w:sz w:val="27"/>
+          <w:szCs w:val="27"/>
+        </w:rPr>
+        <w:t>‌</w:t>
+      </w:r>
+      <w:r>
+        <w:rPr>
+          <w:rFonts w:ascii="Calibri" w:hAnsi="Calibri"/>
+          <w:color w:val="000000" w:themeColor="text1"/>
+          <w:sz w:val="27"/>
+          <w:szCs w:val="27"/>
+        </w:rPr>
+        <w:t xml:space="preserve"> BARBOSA, Vinicius Nunes Pousas; DELEGÁ, Fernanda Freitas de Souza. </w:t>
+      </w:r>
       <w:r>
         <w:rPr>
           <w:rFonts w:ascii="Calibri" w:hAnsi="Calibri"/>
@@ -5724,9 +6615,67 @@
           <w:sz w:val="27"/>
           <w:szCs w:val="27"/>
         </w:rPr>
-        <w:t xml:space="preserve"> na etapa de análise e síntese do #</w:t>
-      </w:r>
-      <w:proofErr w:type="spellStart"/>
+        <w:t>O impacto das novas tecnologias nas relações de trabalho</w:t>
+      </w:r>
+      <w:r>
+        <w:rPr>
+          <w:rFonts w:ascii="Calibri" w:hAnsi="Calibri"/>
+          <w:color w:val="000000" w:themeColor="text1"/>
+          <w:sz w:val="27"/>
+          <w:szCs w:val="27"/>
+        </w:rPr>
+        <w:t xml:space="preserve">. Disponível em: </w:t>
+      </w:r>
+      <w:hyperlink r:id="rId22">
+        <w:r>
+          <w:rPr>
+            <w:rStyle w:val="Hyperlink"/>
+            <w:rFonts w:ascii="Calibri" w:hAnsi="Calibri"/>
+            <w:sz w:val="27"/>
+            <w:szCs w:val="27"/>
+          </w:rPr>
+          <w:t>https://www.jusbrasil.com.br/artigos/o-impacto-das-novas-tecnologias-nas-relacoes-de-trabalho/5149223110</w:t>
+        </w:r>
+      </w:hyperlink>
+      <w:r>
+        <w:rPr>
+          <w:rFonts w:ascii="Calibri" w:hAnsi="Calibri"/>
+          <w:color w:val="000000" w:themeColor="text1"/>
+          <w:sz w:val="27"/>
+          <w:szCs w:val="27"/>
+        </w:rPr>
+        <w:t xml:space="preserve"> Acesso em: 25/04/2026</w:t>
+      </w:r>
+    </w:p>
+    <w:p>
+      <w:pPr>
+        <w:pStyle w:val="NormalWeb"/>
+        <w:rPr>
+          <w:rFonts w:ascii="Calibri" w:hAnsi="Calibri"/>
+          <w:color w:val="000000" w:themeColor="text1"/>
+          <w:sz w:val="27"/>
+          <w:szCs w:val="27"/>
+        </w:rPr>
+      </w:pPr>
+      <w:commentRangeStart w:id="44"/>
+      <w:r>
+        <w:rPr>
+          <w:rFonts w:ascii="Calibri" w:hAnsi="Calibri"/>
+          <w:color w:val="000000" w:themeColor="text1"/>
+          <w:sz w:val="27"/>
+          <w:szCs w:val="27"/>
+        </w:rPr>
+        <w:t>MARTINEZ, Luzia</w:t>
+      </w:r>
+      <w:r>
+        <w:rPr>
+          <w:rFonts w:ascii="Calibri" w:hAnsi="Calibri"/>
+          <w:color w:val="000000" w:themeColor="text1"/>
+          <w:sz w:val="27"/>
+          <w:szCs w:val="27"/>
+        </w:rPr>
+        <w:t xml:space="preserve">. </w:t>
+      </w:r>
       <w:r>
         <w:rPr>
           <w:rFonts w:ascii="Calibri" w:hAnsi="Calibri"/>
@@ -5736,9 +6685,72 @@
           <w:sz w:val="27"/>
           <w:szCs w:val="27"/>
         </w:rPr>
-        <w:t>DesignThinking</w:t>
-      </w:r>
-      <w:proofErr w:type="spellEnd"/>
+        <w:t>Planejamento urbano sustentável</w:t>
+      </w:r>
+      <w:r>
+        <w:rPr>
+          <w:rFonts w:ascii="Calibri" w:hAnsi="Calibri"/>
+          <w:color w:val="000000" w:themeColor="text1"/>
+          <w:sz w:val="27"/>
+          <w:szCs w:val="27"/>
+        </w:rPr>
+        <w:t xml:space="preserve">. Disponível em: </w:t>
+      </w:r>
+      <w:hyperlink r:id="rId23">
+        <w:r>
+          <w:rPr>
+            <w:rStyle w:val="Hyperlink"/>
+            <w:rFonts w:ascii="Calibri" w:hAnsi="Calibri"/>
+            <w:sz w:val="27"/>
+            <w:szCs w:val="27"/>
+          </w:rPr>
+          <w:t>https://123ecos.com.br/docs/planejamento-urbano/</w:t>
+        </w:r>
+      </w:hyperlink>
+      <w:r>
+        <w:rPr>
+          <w:rFonts w:ascii="Calibri" w:hAnsi="Calibri"/>
+          <w:color w:val="000000" w:themeColor="text1"/>
+          <w:sz w:val="27"/>
+          <w:szCs w:val="27"/>
+        </w:rPr>
+        <w:t xml:space="preserve"> Acesso em: 18/04/2026</w:t>
+      </w:r>
+      <w:commentRangeEnd w:id="44"/>
+      <w:r>
+        <w:commentReference w:id="44"/>
+      </w:r>
+    </w:p>
+    <w:p>
+      <w:pPr>
+        <w:pStyle w:val="NormalWeb"/>
+        <w:rPr>
+          <w:rFonts w:ascii="Calibri" w:hAnsi="Calibri"/>
+          <w:color w:val="000000" w:themeColor="text1"/>
+          <w:sz w:val="27"/>
+          <w:szCs w:val="27"/>
+        </w:rPr>
+      </w:pPr>
+      <w:commentRangeStart w:id="45"/>
+      <w:r>
+        <w:rPr>
+          <w:rFonts w:ascii="Calibri" w:hAnsi="Calibri"/>
+          <w:color w:val="000000" w:themeColor="text1"/>
+          <w:sz w:val="27"/>
+          <w:szCs w:val="27"/>
+        </w:rPr>
+        <w:lastRenderedPageBreak/>
+        <w:t>SALVATIERRA, Fernando Javier</w:t>
+      </w:r>
+      <w:r>
+        <w:rPr>
+          <w:rFonts w:ascii="Calibri" w:hAnsi="Calibri"/>
+          <w:color w:val="000000" w:themeColor="text1"/>
+          <w:sz w:val="27"/>
+          <w:szCs w:val="27"/>
+        </w:rPr>
+        <w:t xml:space="preserve">. </w:t>
+      </w:r>
       <w:r>
         <w:rPr>
           <w:rFonts w:ascii="Calibri" w:hAnsi="Calibri"/>
@@ -5748,7 +6760,7 @@
           <w:sz w:val="27"/>
           <w:szCs w:val="27"/>
         </w:rPr>
-        <w:t xml:space="preserve"> - as personas. As personas são um importante recurso para o processo de descoberta e inovação em produtos, pois ela nos permitirá visualizar situações do ponto d</w:t>
+        <w:t>O caminho para a educação digital</w:t>
       </w:r>
       <w:r>
         <w:rPr>
@@ -5757,9 +6769,9 @@
           <w:sz w:val="27"/>
           <w:szCs w:val="27"/>
         </w:rPr>
-        <w:t xml:space="preserve">. Disponível em: &lt; </w:t>
-      </w:r>
-      <w:hyperlink r:id="rId16">
+        <w:t xml:space="preserve">. Disponível em: </w:t>
+      </w:r>
+      <w:hyperlink r:id="rId24">
         <w:r>
           <w:rPr>
             <w:rStyle w:val="Hyperlink"/>
@@ -5767,7 +6779,7 @@
             <w:sz w:val="27"/>
             <w:szCs w:val="27"/>
           </w:rPr>
-          <w:t>https://pt.linkedin.com/pulse/como-definir-personas-durante-aplica%C3%A7%C3%A3o-do-design-thinking-lucas-xhiyf</w:t>
+          <w:t>https://www.iiep.unesco.org/pt/articles/o-caminho-para-educacao-digital</w:t>
         </w:r>
       </w:hyperlink>
       <w:r>
@@ -5777,116 +6789,43 @@
           <w:sz w:val="27"/>
           <w:szCs w:val="27"/>
         </w:rPr>
-        <w:t xml:space="preserve"> &gt;. Acesso em: 2 abr. 2026.</w:t>
+        <w:t xml:space="preserve"> Acesso em: 25/04/2026</w:t>
+      </w:r>
+      <w:commentRangeEnd w:id="45"/>
+      <w:r>
+        <w:commentReference w:id="45"/>
       </w:r>
     </w:p>
     <w:p>
       <w:pPr>
         <w:pStyle w:val="NormalWeb"/>
-        <w:spacing w:before="120" w:beforeAutospacing="0" w:after="0" w:afterAutospacing="0" w:line="360" w:lineRule="atLeast"/>
-        <w:rPr>
-          <w:rFonts w:ascii="Calibri" w:hAnsi="Calibri"/>
-          <w:sz w:val="27"/>
-          <w:szCs w:val="27"/>
-        </w:rPr>
-      </w:pPr>
-      <w:r>
         <w:rPr>
           <w:rFonts w:ascii="Calibri" w:hAnsi="Calibri"/>
           <w:color w:val="000000" w:themeColor="text1"/>
           <w:sz w:val="27"/>
           <w:szCs w:val="27"/>
         </w:rPr>
-        <w:t xml:space="preserve">PUCRS ONLINE. Conceitos e desafios na sociedade de consumo atual. Disponível em: </w:t>
-      </w:r>
-      <w:hyperlink r:id="rId17">
-        <w:r>
-          <w:rPr>
-            <w:rStyle w:val="Hyperlink"/>
-            <w:rFonts w:ascii="Calibri" w:hAnsi="Calibri"/>
-            <w:sz w:val="27"/>
-            <w:szCs w:val="27"/>
-          </w:rPr>
-          <w:t>https://online.pucrs.br/blog/sociedade-de-consumo-desafios-oport</w:t>
-        </w:r>
-        <w:r>
-          <w:rPr>
-            <w:rStyle w:val="Hyperlink"/>
-            <w:rFonts w:ascii="Calibri" w:hAnsi="Calibri"/>
-            <w:sz w:val="27"/>
-            <w:szCs w:val="27"/>
-          </w:rPr>
-          <w:t>u</w:t>
-        </w:r>
-        <w:r>
-          <w:rPr>
-            <w:rStyle w:val="Hyperlink"/>
-            <w:rFonts w:ascii="Calibri" w:hAnsi="Calibri"/>
-            <w:sz w:val="27"/>
-            <w:szCs w:val="27"/>
-          </w:rPr>
-          <w:t>nidades</w:t>
-        </w:r>
-      </w:hyperlink>
-    </w:p>
-    <w:p>
-      <w:pPr>
-        <w:pStyle w:val="NormalWeb"/>
-        <w:spacing w:before="120" w:beforeAutospacing="0" w:after="0" w:afterAutospacing="0" w:line="360" w:lineRule="atLeast"/>
+      </w:pPr>
+      <w:commentRangeStart w:id="46"/>
+      <w:r>
         <w:rPr>
           <w:rFonts w:ascii="Calibri" w:hAnsi="Calibri"/>
           <w:color w:val="000000" w:themeColor="text1"/>
           <w:sz w:val="27"/>
           <w:szCs w:val="27"/>
-        </w:rPr>
-      </w:pPr>
+          <w:highlight w:val="yellow"/>
+        </w:rPr>
+        <w:t>MORAES, Jéssica</w:t>
+      </w:r>
       <w:r>
         <w:rPr>
           <w:rFonts w:ascii="Calibri" w:hAnsi="Calibri"/>
           <w:color w:val="000000" w:themeColor="text1"/>
           <w:sz w:val="27"/>
           <w:szCs w:val="27"/>
-        </w:rPr>
-        <w:t xml:space="preserve">Acesso em: </w:t>
-      </w:r>
-      <w:r>
-        <w:rPr>
-          <w:rFonts w:ascii="Calibri" w:hAnsi="Calibri"/>
-          <w:color w:val="000000" w:themeColor="text1"/>
-          <w:sz w:val="27"/>
-          <w:szCs w:val="27"/>
-        </w:rPr>
-        <w:t>18</w:t>
-      </w:r>
-      <w:r>
-        <w:rPr>
-          <w:rFonts w:ascii="Calibri" w:hAnsi="Calibri"/>
-          <w:color w:val="000000" w:themeColor="text1"/>
-          <w:sz w:val="27"/>
-          <w:szCs w:val="27"/>
-        </w:rPr>
-        <w:t>/04/2026</w:t>
-      </w:r>
-    </w:p>
-    <w:p>
-      <w:pPr>
-        <w:pStyle w:val="NormalWeb"/>
-        <w:spacing w:before="120" w:beforeAutospacing="0" w:after="0" w:afterAutospacing="0" w:line="360" w:lineRule="atLeast"/>
-        <w:rPr>
-          <w:rFonts w:ascii="Calibri" w:hAnsi="Calibri"/>
-          <w:sz w:val="27"/>
-          <w:szCs w:val="27"/>
-        </w:rPr>
-      </w:pPr>
-      <w:commentRangeStart w:id="39"/>
-      <w:r>
-        <w:rPr>
-          <w:rFonts w:ascii="Calibri" w:hAnsi="Calibri"/>
-          <w:color w:val="000000" w:themeColor="text1"/>
-          <w:sz w:val="27"/>
-          <w:szCs w:val="27"/>
-        </w:rPr>
-        <w:t xml:space="preserve">CIÊNCIA INFORMATIVA. </w:t>
+          <w:highlight w:val="yellow"/>
+        </w:rPr>
+        <w:t xml:space="preserve">. </w:t>
       </w:r>
       <w:r>
         <w:rPr>
@@ -5896,8 +6835,9 @@
           <w:color w:val="000000" w:themeColor="text1"/>
           <w:sz w:val="27"/>
           <w:szCs w:val="27"/>
-        </w:rPr>
-        <w:t>Impacto ambiental do consumo humano</w:t>
+          <w:highlight w:val="yellow"/>
+        </w:rPr>
+        <w:t>Secretaria de Inovação, Ciência e Tecnologia (SICT). Jogos digitais são usados como ferramenta de conscientização na educação</w:t>
       </w:r>
       <w:r>
         <w:rPr>
@@ -5905,181 +6845,41 @@
           <w:color w:val="000000" w:themeColor="text1"/>
           <w:sz w:val="27"/>
           <w:szCs w:val="27"/>
+          <w:highlight w:val="yellow"/>
         </w:rPr>
         <w:t xml:space="preserve">. Disponível em: </w:t>
       </w:r>
-      <w:hyperlink r:id="rId18">
+      <w:hyperlink r:id="rId25">
         <w:r>
           <w:rPr>
             <w:rStyle w:val="Hyperlink"/>
             <w:rFonts w:ascii="Calibri" w:hAnsi="Calibri"/>
             <w:sz w:val="27"/>
             <w:szCs w:val="27"/>
-          </w:rPr>
-          <w:t>https://cienciainformativa</w:t>
-        </w:r>
-        <w:r>
-          <w:rPr>
-            <w:rStyle w:val="Hyperlink"/>
-            <w:rFonts w:ascii="Calibri" w:hAnsi="Calibri"/>
-            <w:sz w:val="27"/>
-            <w:szCs w:val="27"/>
-          </w:rPr>
-          <w:t>.</w:t>
-        </w:r>
-        <w:r>
-          <w:rPr>
-            <w:rStyle w:val="Hyperlink"/>
-            <w:rFonts w:ascii="Calibri" w:hAnsi="Calibri"/>
-            <w:sz w:val="27"/>
-            <w:szCs w:val="27"/>
-          </w:rPr>
-          <w:t>com.br/impa</w:t>
-        </w:r>
-        <w:r>
-          <w:rPr>
-            <w:rStyle w:val="Hyperlink"/>
-            <w:rFonts w:ascii="Calibri" w:hAnsi="Calibri"/>
-            <w:sz w:val="27"/>
-            <w:szCs w:val="27"/>
-          </w:rPr>
-          <w:t>c</w:t>
-        </w:r>
-        <w:r>
-          <w:rPr>
-            <w:rStyle w:val="Hyperlink"/>
-            <w:rFonts w:ascii="Calibri" w:hAnsi="Calibri"/>
-            <w:sz w:val="27"/>
-            <w:szCs w:val="27"/>
-          </w:rPr>
-          <w:t>to-ambiental-consumo-humano/</w:t>
+            <w:highlight w:val="yellow"/>
+          </w:rPr>
+          <w:t>https://sict.rs.gov.br/jogos-digitais-sao-usados-como-ferramenta-de-conscientizacao-na-educacao</w:t>
         </w:r>
       </w:hyperlink>
-      <w:r>
-        <w:rPr>
-          <w:rFonts w:ascii="Calibri" w:hAnsi="Calibri"/>
-          <w:sz w:val="27"/>
-          <w:szCs w:val="27"/>
-        </w:rPr>
-        <w:t xml:space="preserve"> Acesso em: </w:t>
-      </w:r>
-      <w:r>
-        <w:rPr>
-          <w:rFonts w:ascii="Calibri" w:hAnsi="Calibri"/>
-          <w:sz w:val="27"/>
-          <w:szCs w:val="27"/>
-        </w:rPr>
-        <w:t>18</w:t>
-      </w:r>
-      <w:r>
-        <w:rPr>
-          <w:rFonts w:ascii="Calibri" w:hAnsi="Calibri"/>
-          <w:sz w:val="27"/>
-          <w:szCs w:val="27"/>
-        </w:rPr>
-        <w:t>/04/2026</w:t>
-      </w:r>
-      <w:commentRangeEnd w:id="39"/>
-      <w:r>
-        <w:rPr>
-          <w:rStyle w:val="Refdecomentrio"/>
-          <w:rFonts w:ascii="Arial" w:hAnsi="Arial" w:eastAsiaTheme="minorHAnsi" w:cstheme="minorBidi"/>
-          <w:lang w:eastAsia="en-US"/>
-        </w:rPr>
-        <w:commentReference w:id="39"/>
-      </w:r>
-    </w:p>
-    <w:p>
-      <w:pPr>
-        <w:pStyle w:val="NormalWeb"/>
-        <w:spacing w:before="120" w:beforeAutospacing="0" w:after="0" w:afterAutospacing="0" w:line="360" w:lineRule="atLeast"/>
-        <w:rPr>
-          <w:rFonts w:ascii="Calibri" w:hAnsi="Calibri"/>
-          <w:sz w:val="27"/>
-          <w:szCs w:val="27"/>
-        </w:rPr>
-      </w:pPr>
-      <w:r>
-        <w:rPr>
-          <w:rFonts w:ascii="Calibri" w:hAnsi="Calibri"/>
-          <w:sz w:val="27"/>
-          <w:szCs w:val="27"/>
-        </w:rPr>
-        <w:t xml:space="preserve">ESCOLAS DISRUPTIVAS. </w:t>
-      </w:r>
-      <w:r>
-        <w:rPr>
-          <w:rFonts w:ascii="Calibri" w:hAnsi="Calibri"/>
-          <w:b/>
-          <w:bCs/>
-          <w:sz w:val="27"/>
-          <w:szCs w:val="27"/>
-        </w:rPr>
-        <w:t>Consciência política</w:t>
-      </w:r>
-      <w:r>
-        <w:rPr>
-          <w:rFonts w:ascii="Calibri" w:hAnsi="Calibri"/>
-          <w:sz w:val="27"/>
-          <w:szCs w:val="27"/>
-        </w:rPr>
-        <w:t xml:space="preserve">. Disponível em: </w:t>
-      </w:r>
-      <w:hyperlink r:id="rId19">
-        <w:r>
-          <w:rPr>
-            <w:rStyle w:val="Hyperlink"/>
-            <w:rFonts w:ascii="Calibri" w:hAnsi="Calibri"/>
-            <w:sz w:val="27"/>
-            <w:szCs w:val="27"/>
-          </w:rPr>
-          <w:t>https://escolasdisruptivas.com.br/glossario/consciencia-politica/</w:t>
-        </w:r>
-      </w:hyperlink>
-      <w:r>
-        <w:rPr>
-          <w:rFonts w:ascii="Calibri" w:hAnsi="Calibri"/>
-          <w:sz w:val="27"/>
-          <w:szCs w:val="27"/>
-        </w:rPr>
-        <w:t xml:space="preserve"> Acesso em: </w:t>
-      </w:r>
-      <w:r>
-        <w:rPr>
-          <w:rFonts w:ascii="Calibri" w:hAnsi="Calibri"/>
-          <w:sz w:val="27"/>
-          <w:szCs w:val="27"/>
-        </w:rPr>
-        <w:t>18</w:t>
-      </w:r>
-      <w:r>
-        <w:rPr>
-          <w:rFonts w:ascii="Calibri" w:hAnsi="Calibri"/>
-          <w:sz w:val="27"/>
-          <w:szCs w:val="27"/>
-        </w:rPr>
-        <w:t>/04/2026</w:t>
-      </w:r>
-    </w:p>
-    <w:p>
-      <w:pPr>
-        <w:pStyle w:val="NormalWeb"/>
-        <w:rPr>
-          <w:rFonts w:ascii="Calibri" w:hAnsi="Calibri"/>
-          <w:color w:val="000000"/>
-          <w:sz w:val="27"/>
-          <w:szCs w:val="27"/>
-        </w:rPr>
-      </w:pPr>
       <w:r>
         <w:rPr>
           <w:rFonts w:ascii="Calibri" w:hAnsi="Calibri"/>
           <w:color w:val="000000" w:themeColor="text1"/>
           <w:sz w:val="27"/>
           <w:szCs w:val="27"/>
-        </w:rPr>
-        <w:t>‌</w:t>
-      </w:r>
+          <w:highlight w:val="yellow"/>
+        </w:rPr>
+        <w:t xml:space="preserve"> Acesso em: 25/04/2026</w:t>
+      </w:r>
+      <w:commentRangeEnd w:id="46"/>
+      <w:r>
+        <w:commentReference w:id="46"/>
+      </w:r>
+    </w:p>
+    <w:p>
+      <w:pPr>
+        <w:pStyle w:val="NormalWeb"/>
+      </w:pPr>
       <w:r>
         <w:rPr>
           <w:rFonts w:ascii="Calibri" w:hAnsi="Calibri"/>
@@ -6087,7 +6887,7 @@
           <w:sz w:val="27"/>
           <w:szCs w:val="27"/>
         </w:rPr>
-        <w:t xml:space="preserve"> BARBOSA, Vinicius Nunes Pousas; DELEGÁ, Fernanda Freitas de Souza. </w:t>
+        <w:t xml:space="preserve">LIMA, Michael. </w:t>
       </w:r>
       <w:r>
         <w:rPr>
@@ -6098,7 +6898,7 @@
           <w:sz w:val="27"/>
           <w:szCs w:val="27"/>
         </w:rPr>
-        <w:t>O impacto das novas tecnologias nas relações de trabalho</w:t>
+        <w:t>Análise: Endling – Extinction is Forever. 2022</w:t>
       </w:r>
       <w:r>
         <w:rPr>
@@ -6109,7 +6909,7 @@
         </w:rPr>
         <w:t xml:space="preserve">. Disponível em: </w:t>
       </w:r>
-      <w:hyperlink r:id="rId20">
+      <w:hyperlink r:id="rId26">
         <w:r>
           <w:rPr>
             <w:rStyle w:val="Hyperlink"/>
@@ -6117,25 +6917,7 @@
             <w:sz w:val="27"/>
             <w:szCs w:val="27"/>
           </w:rPr>
-          <w:t>https://www.jusbrasil.com.br</w:t>
-        </w:r>
-        <w:r>
-          <w:rPr>
-            <w:rStyle w:val="Hyperlink"/>
-            <w:rFonts w:ascii="Calibri" w:hAnsi="Calibri"/>
-            <w:sz w:val="27"/>
-            <w:szCs w:val="27"/>
-          </w:rPr>
-          <w:t>/</w:t>
-        </w:r>
-        <w:r>
-          <w:rPr>
-            <w:rStyle w:val="Hyperlink"/>
-            <w:rFonts w:ascii="Calibri" w:hAnsi="Calibri"/>
-            <w:sz w:val="27"/>
-            <w:szCs w:val="27"/>
-          </w:rPr>
-          <w:t>artigos/o-impacto-das-novas-tecnologias-nas-relacoes-de-trabalho/5149223110</w:t>
+          <w:t>https://www.xboxpower.com.br/2022/07/20/analise-endling-extinction-is-forever/</w:t>
         </w:r>
       </w:hyperlink>
       <w:r>
@@ -6151,472 +6933,36 @@
     <w:p>
       <w:pPr>
         <w:pStyle w:val="NormalWeb"/>
-        <w:rPr>
-          <w:rFonts w:ascii="Calibri" w:hAnsi="Calibri"/>
-          <w:color w:val="000000" w:themeColor="text1"/>
-          <w:sz w:val="27"/>
-          <w:szCs w:val="27"/>
-        </w:rPr>
-      </w:pPr>
-      <w:commentRangeStart w:id="40"/>
-      <w:r>
-        <w:rPr>
-          <w:rFonts w:ascii="Calibri" w:hAnsi="Calibri"/>
-          <w:color w:val="000000" w:themeColor="text1" w:themeTint="FF" w:themeShade="FF"/>
-          <w:sz w:val="27"/>
-          <w:szCs w:val="27"/>
-        </w:rPr>
-        <w:t>MARTINEZ, Luzia</w:t>
-      </w:r>
-      <w:r>
-        <w:rPr>
-          <w:rFonts w:ascii="Calibri" w:hAnsi="Calibri"/>
-          <w:color w:val="000000" w:themeColor="text1" w:themeTint="FF" w:themeShade="FF"/>
-          <w:sz w:val="27"/>
-          <w:szCs w:val="27"/>
-        </w:rPr>
-        <w:t xml:space="preserve">. </w:t>
-      </w:r>
-      <w:r>
-        <w:rPr>
-          <w:rFonts w:ascii="Calibri" w:hAnsi="Calibri"/>
-          <w:b w:val="1"/>
-          <w:bCs w:val="1"/>
-          <w:color w:val="000000" w:themeColor="text1" w:themeTint="FF" w:themeShade="FF"/>
-          <w:sz w:val="27"/>
-          <w:szCs w:val="27"/>
-        </w:rPr>
-        <w:t>Planejamento urbano sustentável</w:t>
-      </w:r>
-      <w:r>
-        <w:rPr>
-          <w:rFonts w:ascii="Calibri" w:hAnsi="Calibri"/>
-          <w:color w:val="000000" w:themeColor="text1" w:themeTint="FF" w:themeShade="FF"/>
-          <w:sz w:val="27"/>
-          <w:szCs w:val="27"/>
-        </w:rPr>
-        <w:t xml:space="preserve">. Disponível em: </w:t>
-      </w:r>
-      <w:hyperlink r:id="R6ecfd3b876af4ed2">
+      </w:pPr>
+      <w:hyperlink r:id="rId27">
         <w:r>
           <w:rPr>
             <w:rStyle w:val="Hyperlink"/>
-            <w:rFonts w:ascii="Calibri" w:hAnsi="Calibri"/>
-            <w:sz w:val="27"/>
-            <w:szCs w:val="27"/>
-          </w:rPr>
-          <w:t>https://123ecos.com.br/docs/</w:t>
-        </w:r>
+          </w:rPr>
+          <w:t>Impacto da ciência e da tecnologia nas grandes cidades - Maestrovirtuale.com</w:t>
+        </w:r>
+      </w:hyperlink>
+    </w:p>
+    <w:p>
+      <w:pPr>
+        <w:pStyle w:val="NormalWeb"/>
+      </w:pPr>
+      <w:hyperlink r:id="rId28">
         <w:r>
           <w:rPr>
             <w:rStyle w:val="Hyperlink"/>
-            <w:rFonts w:ascii="Calibri" w:hAnsi="Calibri"/>
-            <w:sz w:val="27"/>
-            <w:szCs w:val="27"/>
-          </w:rPr>
-          <w:t>p</w:t>
-        </w:r>
-        <w:r>
-          <w:rPr>
-            <w:rStyle w:val="Hyperlink"/>
-            <w:rFonts w:ascii="Calibri" w:hAnsi="Calibri"/>
-            <w:sz w:val="27"/>
-            <w:szCs w:val="27"/>
-          </w:rPr>
-          <w:t>lanejamento-urbano/</w:t>
+          </w:rPr>
+          <w:t>Mais pessoas vivendo nas cidades dobrará o consumo global | Fórum Econômico Mundial</w:t>
         </w:r>
       </w:hyperlink>
-      <w:r>
-        <w:rPr>
-          <w:rFonts w:ascii="Calibri" w:hAnsi="Calibri"/>
-          <w:color w:val="000000" w:themeColor="text1" w:themeTint="FF" w:themeShade="FF"/>
-          <w:sz w:val="27"/>
-          <w:szCs w:val="27"/>
-        </w:rPr>
-        <w:t xml:space="preserve"> Acesso em: 18/04/2026</w:t>
-      </w:r>
-      <w:commentRangeEnd w:id="40"/>
-      <w:r>
-        <w:rPr>
-          <w:rStyle w:val="CommentReference"/>
-        </w:rPr>
-        <w:commentReference w:id="40"/>
-      </w:r>
-    </w:p>
-    <w:p>
-      <w:pPr>
-        <w:pStyle w:val="NormalWeb"/>
-        <w:rPr>
-          <w:rFonts w:ascii="Calibri" w:hAnsi="Calibri"/>
-          <w:color w:val="000000" w:themeColor="text1"/>
-          <w:sz w:val="27"/>
-          <w:szCs w:val="27"/>
-        </w:rPr>
-      </w:pPr>
-      <w:commentRangeStart w:id="41"/>
-      <w:r>
-        <w:rPr>
-          <w:rFonts w:ascii="Calibri" w:hAnsi="Calibri"/>
-          <w:color w:val="000000" w:themeColor="text1" w:themeTint="FF" w:themeShade="FF"/>
-          <w:sz w:val="27"/>
-          <w:szCs w:val="27"/>
-        </w:rPr>
-        <w:t>SALVATIERRA, Fernando Javier</w:t>
-      </w:r>
-      <w:r>
-        <w:rPr>
-          <w:rFonts w:ascii="Calibri" w:hAnsi="Calibri"/>
-          <w:color w:val="000000" w:themeColor="text1" w:themeTint="FF" w:themeShade="FF"/>
-          <w:sz w:val="27"/>
-          <w:szCs w:val="27"/>
-        </w:rPr>
-        <w:t xml:space="preserve">. </w:t>
-      </w:r>
-      <w:r>
-        <w:rPr>
-          <w:rFonts w:ascii="Calibri" w:hAnsi="Calibri"/>
-          <w:b w:val="1"/>
-          <w:bCs w:val="1"/>
-          <w:color w:val="000000" w:themeColor="text1" w:themeTint="FF" w:themeShade="FF"/>
-          <w:sz w:val="27"/>
-          <w:szCs w:val="27"/>
-        </w:rPr>
-        <w:t>O caminho para a educação digital</w:t>
-      </w:r>
-      <w:r>
-        <w:rPr>
-          <w:rFonts w:ascii="Calibri" w:hAnsi="Calibri"/>
-          <w:color w:val="000000" w:themeColor="text1" w:themeTint="FF" w:themeShade="FF"/>
-          <w:sz w:val="27"/>
-          <w:szCs w:val="27"/>
-        </w:rPr>
-        <w:t xml:space="preserve">. Disponível em: </w:t>
-      </w:r>
-      <w:hyperlink r:id="R986b11b39b264e47">
-        <w:r>
-          <w:rPr>
-            <w:rStyle w:val="Hyperlink"/>
-            <w:rFonts w:ascii="Calibri" w:hAnsi="Calibri"/>
-            <w:sz w:val="27"/>
-            <w:szCs w:val="27"/>
-          </w:rPr>
-          <w:t>https://www.iiep.unesco.org/</w:t>
-        </w:r>
-        <w:r>
-          <w:rPr>
-            <w:rStyle w:val="Hyperlink"/>
-            <w:rFonts w:ascii="Calibri" w:hAnsi="Calibri"/>
-            <w:sz w:val="27"/>
-            <w:szCs w:val="27"/>
-          </w:rPr>
-          <w:t>p</w:t>
-        </w:r>
-        <w:r>
-          <w:rPr>
-            <w:rStyle w:val="Hyperlink"/>
-            <w:rFonts w:ascii="Calibri" w:hAnsi="Calibri"/>
-            <w:sz w:val="27"/>
-            <w:szCs w:val="27"/>
-          </w:rPr>
-          <w:t>t/articles/o-caminho-para-educacao-digital</w:t>
-        </w:r>
-      </w:hyperlink>
-      <w:r>
-        <w:rPr>
-          <w:rFonts w:ascii="Calibri" w:hAnsi="Calibri"/>
-          <w:color w:val="000000" w:themeColor="text1" w:themeTint="FF" w:themeShade="FF"/>
-          <w:sz w:val="27"/>
-          <w:szCs w:val="27"/>
-        </w:rPr>
-        <w:t xml:space="preserve"> Acesso em: 25/04/2026</w:t>
-      </w:r>
-      <w:commentRangeEnd w:id="41"/>
-      <w:r>
-        <w:rPr>
-          <w:rStyle w:val="CommentReference"/>
-        </w:rPr>
-        <w:commentReference w:id="41"/>
-      </w:r>
-    </w:p>
-    <w:p>
-      <w:pPr>
-        <w:pStyle w:val="NormalWeb"/>
-        <w:rPr>
-          <w:rFonts w:ascii="Calibri" w:hAnsi="Calibri"/>
-          <w:color w:val="000000" w:themeColor="text1"/>
-          <w:sz w:val="27"/>
-          <w:szCs w:val="27"/>
-        </w:rPr>
-      </w:pPr>
-      <w:commentRangeStart w:id="42"/>
-      <w:r>
-        <w:rPr>
-          <w:rFonts w:ascii="Calibri" w:hAnsi="Calibri"/>
-          <w:color w:val="000000" w:themeColor="text1" w:themeTint="FF" w:themeShade="FF"/>
-          <w:sz w:val="27"/>
-          <w:szCs w:val="27"/>
-          <w:highlight w:val="yellow"/>
-        </w:rPr>
-        <w:t>MORAES, Jéssica</w:t>
-      </w:r>
-      <w:r>
-        <w:rPr>
-          <w:rFonts w:ascii="Calibri" w:hAnsi="Calibri"/>
-          <w:color w:val="000000" w:themeColor="text1" w:themeTint="FF" w:themeShade="FF"/>
-          <w:sz w:val="27"/>
-          <w:szCs w:val="27"/>
-          <w:highlight w:val="yellow"/>
-        </w:rPr>
-        <w:t xml:space="preserve">. </w:t>
-      </w:r>
-      <w:r>
-        <w:rPr>
-          <w:rFonts w:ascii="Calibri" w:hAnsi="Calibri"/>
-          <w:b w:val="1"/>
-          <w:bCs w:val="1"/>
-          <w:color w:val="000000" w:themeColor="text1" w:themeTint="FF" w:themeShade="FF"/>
-          <w:sz w:val="27"/>
-          <w:szCs w:val="27"/>
-          <w:highlight w:val="yellow"/>
-        </w:rPr>
-        <w:t>Secretaria de Inovação, Ciência e Tecnologia (SICT). Jogos digitais são usados como ferramenta de conscientização na educação</w:t>
-      </w:r>
-      <w:r>
-        <w:rPr>
-          <w:rFonts w:ascii="Calibri" w:hAnsi="Calibri"/>
-          <w:color w:val="000000" w:themeColor="text1" w:themeTint="FF" w:themeShade="FF"/>
-          <w:sz w:val="27"/>
-          <w:szCs w:val="27"/>
-          <w:highlight w:val="yellow"/>
-        </w:rPr>
-        <w:t xml:space="preserve">. Disponível em: </w:t>
-      </w:r>
-      <w:hyperlink r:id="Rbf2c69479ef748a8">
-        <w:r>
-          <w:rPr>
-            <w:rStyle w:val="Hyperlink"/>
-            <w:rFonts w:ascii="Calibri" w:hAnsi="Calibri"/>
-            <w:sz w:val="27"/>
-            <w:szCs w:val="27"/>
-            <w:highlight w:val="yellow"/>
-          </w:rPr>
-          <w:t>https://sict.rs.gov.br/jogos-digitais-sao-usados-como-ferramenta-de-conscientizacao-na-educacao</w:t>
-        </w:r>
-      </w:hyperlink>
-      <w:r>
-        <w:rPr>
-          <w:rFonts w:ascii="Calibri" w:hAnsi="Calibri"/>
-          <w:color w:val="000000" w:themeColor="text1" w:themeTint="FF" w:themeShade="FF"/>
-          <w:sz w:val="27"/>
-          <w:szCs w:val="27"/>
-          <w:highlight w:val="yellow"/>
-        </w:rPr>
-        <w:t xml:space="preserve"> Acesso em: 25/04/2026</w:t>
-      </w:r>
-      <w:commentRangeEnd w:id="42"/>
-      <w:r>
-        <w:rPr>
-          <w:rStyle w:val="CommentReference"/>
-        </w:rPr>
-        <w:commentReference w:id="42"/>
-      </w:r>
-    </w:p>
-    <w:p>
-      <w:pPr>
-        <w:pStyle w:val="NormalWeb"/>
-      </w:pPr>
-      <w:r>
-        <w:rPr>
-          <w:rFonts w:ascii="Calibri" w:hAnsi="Calibri"/>
-          <w:color w:val="000000" w:themeColor="text1" w:themeTint="FF" w:themeShade="FF"/>
-          <w:sz w:val="27"/>
-          <w:szCs w:val="27"/>
-        </w:rPr>
-        <w:t xml:space="preserve">LIMA, Michael. </w:t>
-      </w:r>
-      <w:r>
-        <w:rPr>
-          <w:rFonts w:ascii="Calibri" w:hAnsi="Calibri"/>
-          <w:b w:val="1"/>
-          <w:bCs w:val="1"/>
-          <w:color w:val="000000" w:themeColor="text1" w:themeTint="FF" w:themeShade="FF"/>
-          <w:sz w:val="27"/>
-          <w:szCs w:val="27"/>
-        </w:rPr>
-        <w:t xml:space="preserve">Análise: </w:t>
-      </w:r>
-      <w:r>
-        <w:rPr>
-          <w:rFonts w:ascii="Calibri" w:hAnsi="Calibri"/>
-          <w:b w:val="1"/>
-          <w:bCs w:val="1"/>
-          <w:color w:val="000000" w:themeColor="text1" w:themeTint="FF" w:themeShade="FF"/>
-          <w:sz w:val="27"/>
-          <w:szCs w:val="27"/>
-        </w:rPr>
-        <w:t>Endling</w:t>
-      </w:r>
-      <w:r>
-        <w:rPr>
-          <w:rFonts w:ascii="Calibri" w:hAnsi="Calibri"/>
-          <w:b w:val="1"/>
-          <w:bCs w:val="1"/>
-          <w:color w:val="000000" w:themeColor="text1" w:themeTint="FF" w:themeShade="FF"/>
-          <w:sz w:val="27"/>
-          <w:szCs w:val="27"/>
-        </w:rPr>
-        <w:t xml:space="preserve"> – </w:t>
-      </w:r>
-      <w:r>
-        <w:rPr>
-          <w:rFonts w:ascii="Calibri" w:hAnsi="Calibri"/>
-          <w:b w:val="1"/>
-          <w:bCs w:val="1"/>
-          <w:color w:val="000000" w:themeColor="text1" w:themeTint="FF" w:themeShade="FF"/>
-          <w:sz w:val="27"/>
-          <w:szCs w:val="27"/>
-        </w:rPr>
-        <w:t>Extinction</w:t>
-      </w:r>
-      <w:r>
-        <w:rPr>
-          <w:rFonts w:ascii="Calibri" w:hAnsi="Calibri"/>
-          <w:b w:val="1"/>
-          <w:bCs w:val="1"/>
-          <w:color w:val="000000" w:themeColor="text1" w:themeTint="FF" w:themeShade="FF"/>
-          <w:sz w:val="27"/>
-          <w:szCs w:val="27"/>
-        </w:rPr>
-        <w:t xml:space="preserve"> </w:t>
-      </w:r>
-      <w:r>
-        <w:rPr>
-          <w:rFonts w:ascii="Calibri" w:hAnsi="Calibri"/>
-          <w:b w:val="1"/>
-          <w:bCs w:val="1"/>
-          <w:color w:val="000000" w:themeColor="text1" w:themeTint="FF" w:themeShade="FF"/>
-          <w:sz w:val="27"/>
-          <w:szCs w:val="27"/>
-        </w:rPr>
-        <w:t>is</w:t>
-      </w:r>
-      <w:r>
-        <w:rPr>
-          <w:rFonts w:ascii="Calibri" w:hAnsi="Calibri"/>
-          <w:b w:val="1"/>
-          <w:bCs w:val="1"/>
-          <w:color w:val="000000" w:themeColor="text1" w:themeTint="FF" w:themeShade="FF"/>
-          <w:sz w:val="27"/>
-          <w:szCs w:val="27"/>
-        </w:rPr>
-        <w:t xml:space="preserve"> </w:t>
-      </w:r>
-      <w:r>
-        <w:rPr>
-          <w:rFonts w:ascii="Calibri" w:hAnsi="Calibri"/>
-          <w:b w:val="1"/>
-          <w:bCs w:val="1"/>
-          <w:color w:val="000000" w:themeColor="text1" w:themeTint="FF" w:themeShade="FF"/>
-          <w:sz w:val="27"/>
-          <w:szCs w:val="27"/>
-        </w:rPr>
-        <w:t>Forever</w:t>
-      </w:r>
-      <w:r>
-        <w:rPr>
-          <w:rFonts w:ascii="Calibri" w:hAnsi="Calibri"/>
-          <w:b w:val="1"/>
-          <w:bCs w:val="1"/>
-          <w:color w:val="000000" w:themeColor="text1" w:themeTint="FF" w:themeShade="FF"/>
-          <w:sz w:val="27"/>
-          <w:szCs w:val="27"/>
-        </w:rPr>
-        <w:t>. 2022</w:t>
-      </w:r>
-      <w:r>
-        <w:rPr>
-          <w:rFonts w:ascii="Calibri" w:hAnsi="Calibri"/>
-          <w:color w:val="000000" w:themeColor="text1" w:themeTint="FF" w:themeShade="FF"/>
-          <w:sz w:val="27"/>
-          <w:szCs w:val="27"/>
-        </w:rPr>
-        <w:t xml:space="preserve">. Disponível em: </w:t>
-      </w:r>
-      <w:hyperlink r:id="R40549e31324f4c37">
-        <w:r>
-          <w:rPr>
-            <w:rStyle w:val="Hyperlink"/>
-            <w:rFonts w:ascii="Calibri" w:hAnsi="Calibri"/>
-            <w:sz w:val="27"/>
-            <w:szCs w:val="27"/>
-          </w:rPr>
-          <w:t>https://www.xboxpower.com.br/2022/07/20/analise-endling-extinction-is-forever/</w:t>
-        </w:r>
-      </w:hyperlink>
-      <w:r>
-        <w:rPr>
-          <w:rFonts w:ascii="Calibri" w:hAnsi="Calibri"/>
-          <w:color w:val="000000" w:themeColor="text1" w:themeTint="FF" w:themeShade="FF"/>
-          <w:sz w:val="27"/>
-          <w:szCs w:val="27"/>
-        </w:rPr>
-        <w:t xml:space="preserve"> Aces</w:t>
-      </w:r>
-      <w:bookmarkStart w:name="_GoBack" w:id="43"/>
-      <w:bookmarkEnd w:id="43"/>
-      <w:r>
-        <w:rPr>
-          <w:rFonts w:ascii="Calibri" w:hAnsi="Calibri"/>
-          <w:color w:val="000000" w:themeColor="text1" w:themeTint="FF" w:themeShade="FF"/>
-          <w:sz w:val="27"/>
-          <w:szCs w:val="27"/>
-        </w:rPr>
-        <w:t>so em: 25/04/2026</w:t>
-      </w:r>
-    </w:p>
-    <w:p>
-      <w:pPr>
-        <w:pStyle w:val="NormalWeb"/>
-      </w:pPr>
-      <w:hyperlink r:id="R49111bf948da4299">
-        <w:r>
-          <w:rPr>
-            <w:rStyle w:val="Hyperlink"/>
-            <w:noProof w:val="0"/>
-            <w:lang w:val="pt-BR"/>
-          </w:rPr>
-          <w:t>Impacto da ciência e da tecnologia nas grandes cidades - Maestrovirtuale.com</w:t>
-        </w:r>
-      </w:hyperlink>
-    </w:p>
-    <w:p>
-      <w:pPr>
-        <w:pStyle w:val="NormalWeb"/>
-        <w:rPr>
-          <w:noProof w:val="0"/>
-          <w:lang w:val="pt-BR"/>
-        </w:rPr>
-      </w:pPr>
-      <w:hyperlink r:id="Rd980146f51cd403e">
-        <w:r>
-          <w:rPr>
-            <w:rStyle w:val="Hyperlink"/>
-            <w:noProof w:val="0"/>
-            <w:lang w:val="pt-BR"/>
-          </w:rPr>
-          <w:t>Mais pessoas vivendo nas cidades dobrará o consumo global | Fórum Econômico Mundial</w:t>
-        </w:r>
-      </w:hyperlink>
     </w:p>
     <w:sectPr>
-      <w:headerReference w:type="default" r:id="rId25"/>
-      <w:footerReference w:type="default" r:id="rId26"/>
-      <w:pgSz w:w="11906" w:h="16838" w:orient="portrait"/>
+      <w:headerReference w:type="default" r:id="rId29"/>
+      <w:pgSz w:w="11906" w:h="16838"/>
       <w:pgMar w:top="1701" w:right="1134" w:bottom="1134" w:left="1701" w:header="709" w:footer="709" w:gutter="0"/>
+      <w:pgNumType w:start="1"/>
       <w:cols w:space="708"/>
       <w:docGrid w:linePitch="360"/>
-      <w:headerReference w:type="first" r:id="R756a6b1aa4864ca9"/>
-      <w:footerReference w:type="first" r:id="R3effca73da484ffd"/>
     </w:sectPr>
   </w:body>
 </w:document>
@@ -6624,7 +6970,7 @@
 
 <file path=word/comments.xml><?xml version="1.0" encoding="utf-8"?>
 <w:comments xmlns:wpc="http://schemas.microsoft.com/office/word/2010/wordprocessingCanvas" xmlns:cx="http://schemas.microsoft.com/office/drawing/2014/chartex" xmlns:mc="http://schemas.openxmlformats.org/markup-compatibility/2006" xmlns:o="urn:schemas-microsoft-com:office:office" xmlns:r="http://schemas.openxmlformats.org/officeDocument/2006/relationships" xmlns:m="http://schemas.openxmlformats.org/officeDocument/2006/math" xmlns:v="urn:schemas-microsoft-com:vml" xmlns:wp14="http://schemas.microsoft.com/office/word/2010/wordprocessingDrawing" xmlns:wp="http://schemas.openxmlformats.org/drawingml/2006/wordprocessingDrawing" xmlns:w10="urn:schemas-microsoft-com:office:word" xmlns:w="http://schemas.openxmlformats.org/wordprocessingml/2006/main" xmlns:w14="http://schemas.microsoft.com/office/word/2010/wordml" xmlns:w15="http://schemas.microsoft.com/office/word/2012/wordml" xmlns:w16se="http://schemas.microsoft.com/office/word/2015/wordml/symex" xmlns:wpg="http://schemas.microsoft.com/office/word/2010/wordprocessingGroup" xmlns:wpi="http://schemas.microsoft.com/office/word/2010/wordprocessingInk" xmlns:wne="http://schemas.microsoft.com/office/word/2006/wordml" xmlns:wps="http://schemas.microsoft.com/office/word/2010/wordprocessingShape" mc:Ignorable="w14 w15 w16se wp14">
-  <w:comment w:initials="P" w:author="Prof" w:date="2026-06-11T09:34:00Z" w:id="0">
+  <w:comment w:id="0" w:author="Prof" w:date="2026-06-11T09:34:00Z" w:initials="P">
     <w:p>
       <w:pPr>
         <w:pStyle w:val="Textodecomentrio"/>
@@ -6640,7 +6986,7 @@
       </w:r>
     </w:p>
   </w:comment>
-  <w:comment w:initials="P" w:author="Prof" w:date="2026-06-11T09:35:00Z" w:id="2">
+  <w:comment w:id="2" w:author="Prof" w:date="2026-06-11T09:35:00Z" w:initials="P">
     <w:p>
       <w:pPr>
         <w:pStyle w:val="Textodecomentrio"/>
@@ -6659,8 +7005,6 @@
       </w:r>
       <w:r>
         <w:br/>
-      </w:r>
-      <w:r>
         <w:t>Sugestões de parágrafos:</w:t>
       </w:r>
       <w:r>
@@ -6668,15 +7012,7 @@
       </w:r>
       <w:r>
         <w:br/>
-      </w:r>
-      <w:r>
-        <w:t xml:space="preserve">1 - </w:t>
-      </w:r>
-      <w:r>
-        <w:t>falar sobre como a sociedade atual está passando por transformações rápidas por causa da tecnologia e da automação. Citar como isso afeta as cidades, o consumo e o esgotamento de recursos. É aqui que entram os ODS da ONU como um alerta global de que precisamos repensar a infraestrutura e o consumo.</w:t>
-      </w:r>
-      <w:r>
-        <w:t xml:space="preserve"> Mais ou menos parecido com o que fizeram, mas precisa ter citação</w:t>
+        <w:t>1 - falar sobre como a sociedade atual está passando por transformações rápidas por causa da tecnologia e da automação. Citar como isso afeta as cidades, o consumo e o esgotamento de recursos. É aqui que entram os ODS da ONU como um alerta global de que precisamos repensar a infraestrutura e o consumo. Mais ou menos parecido com o que fizeram, mas precisa ter citação</w:t>
       </w:r>
       <w:r>
         <w:br/>
@@ -6686,34 +7022,7 @@
       </w:r>
       <w:r>
         <w:br/>
-      </w:r>
-      <w:r>
-        <w:t xml:space="preserve">2º </w:t>
-      </w:r>
-      <w:proofErr w:type="spellStart"/>
-      <w:r>
-        <w:t>paragrafo</w:t>
-      </w:r>
-      <w:proofErr w:type="spellEnd"/>
-      <w:r>
-        <w:t xml:space="preserve"> - </w:t>
-      </w:r>
-      <w:r>
-        <w:t>Devem explicar que, embora esses problemas (sustentabilidade, automação, política urbana) sejam urgentes, eles são temas muito complexos e de difícil compreensão para a população em geral, especialmente para os mais jovens. Falar sobre como é difícil engajar as pessoas em assuntos tão densos e técnicos</w:t>
-      </w:r>
-      <w:proofErr w:type="gramStart"/>
-      <w:r>
-        <w:t>.</w:t>
-      </w:r>
-      <w:r>
-        <w:t xml:space="preserve"> </w:t>
-      </w:r>
-      <w:r>
-        <w:t>.</w:t>
-      </w:r>
-      <w:proofErr w:type="gramEnd"/>
-      <w:r>
-        <w:t xml:space="preserve"> Procurar uma fonte que fale sobre isso</w:t>
+        <w:t>2º paragrafo - Devem explicar que, embora esses problemas (sustentabilidade, automação, política urbana) sejam urgentes, eles são temas muito complexos e de difícil compreensão para a população em geral, especialmente para os mais jovens. Falar sobre como é difícil engajar as pessoas em assuntos tão densos e técnicos. . Procurar uma fonte que fale sobre isso</w:t>
       </w:r>
     </w:p>
     <w:p>
@@ -6725,21 +7034,7 @@
       </w:r>
       <w:r>
         <w:br/>
-      </w:r>
-      <w:r>
-        <w:t xml:space="preserve">3º - </w:t>
-      </w:r>
-      <w:r>
-        <w:t>devem apresentar a ideia de que a educação e a conscientização precisam de novas f</w:t>
-      </w:r>
-      <w:r>
-        <w:t>erramentas. Falem do</w:t>
-      </w:r>
-      <w:r>
-        <w:t>s jogos digitais não apenas como entretenimento, mas como simulações interativas poderosas. Explicar que os videogames conseguem traduzir sistemas complexos (como gestão de recursos e logística) em uma linguagem acessível e prática.</w:t>
-      </w:r>
-      <w:r>
-        <w:t xml:space="preserve"> Procurar uma fonte que fale sobre isso</w:t>
+        <w:t>3º - devem apresentar a ideia de que a educação e a conscientização precisam de novas ferramentas. Falem dos jogos digitais não apenas como entretenimento, mas como simulações interativas poderosas. Explicar que os videogames conseguem traduzir sistemas complexos (como gestão de recursos e logística) em uma linguagem acessível e prática. Procurar uma fonte que fale sobre isso</w:t>
       </w:r>
     </w:p>
     <w:p>
@@ -6759,65 +7054,14 @@
           <w:i/>
           <w:iCs/>
         </w:rPr>
-        <w:t xml:space="preserve">"É exatamente nesse contexto que surge o projeto de desenvolvimento do jogo eletrônico </w:t>
-      </w:r>
-      <w:proofErr w:type="spellStart"/>
-      <w:r>
-        <w:rPr>
-          <w:i/>
-          <w:iCs/>
-        </w:rPr>
-        <w:t>Thermautomata</w:t>
-      </w:r>
-      <w:proofErr w:type="spellEnd"/>
-      <w:r>
-        <w:rPr>
-          <w:i/>
-          <w:iCs/>
-        </w:rPr>
-        <w:t xml:space="preserve">, criado pelo estúdio Heart </w:t>
-      </w:r>
-      <w:proofErr w:type="spellStart"/>
-      <w:r>
-        <w:rPr>
-          <w:i/>
-          <w:iCs/>
-        </w:rPr>
-        <w:t>Roulette</w:t>
-      </w:r>
-      <w:proofErr w:type="spellEnd"/>
-      <w:r>
-        <w:rPr>
-          <w:i/>
-          <w:iCs/>
-        </w:rPr>
-        <w:t>..."</w:t>
-      </w:r>
-      <w:r>
-        <w:t>. Explicar brevemente em uma ou duas frases o que o jogo é e qual é a sua premissa principal (simular automação e impactos socioambientais</w:t>
-      </w:r>
-      <w:proofErr w:type="gramStart"/>
-      <w:r>
-        <w:t>)</w:t>
-      </w:r>
-      <w:r>
-        <w:t>,,</w:t>
-      </w:r>
-      <w:proofErr w:type="gramEnd"/>
-      <w:r>
-        <w:t xml:space="preserve"> </w:t>
-      </w:r>
-      <w:proofErr w:type="spellStart"/>
-      <w:r>
-        <w:t>blablabla</w:t>
-      </w:r>
-      <w:proofErr w:type="spellEnd"/>
-      <w:r>
-        <w:t>, esse é único parágrafo que não precisa de citação.</w:t>
+        <w:t>"É exatamente nesse contexto que surge o projeto de desenvolvimento do jogo eletrônico Thermautomata, criado pelo estúdio Heart Roulette..."</w:t>
+      </w:r>
+      <w:r>
+        <w:t>. Explicar brevemente em uma ou duas frases o que o jogo é e qual é a sua premissa principal (simular automação e impactos socioambientais),, blablabla, esse é único parágrafo que não precisa de citação.</w:t>
       </w:r>
     </w:p>
   </w:comment>
-  <w:comment w:initials="P" w:author="Prof" w:date="2026-06-11T10:20:00Z" w:id="4">
+  <w:comment w:id="5" w:author="Prof" w:date="2026-06-11T10:20:00Z" w:initials="P">
     <w:p>
       <w:pPr>
         <w:pStyle w:val="Textodecomentrio"/>
@@ -6833,7 +7077,7 @@
       </w:r>
     </w:p>
   </w:comment>
-  <w:comment w:initials="P" w:author="Prof" w:date="2026-06-11T10:13:00Z" w:id="5">
+  <w:comment w:id="6" w:author="Prof" w:date="2026-06-11T10:13:00Z" w:initials="P">
     <w:p>
       <w:pPr>
         <w:pStyle w:val="Textodecomentrio"/>
@@ -6849,7 +7093,7 @@
       </w:r>
     </w:p>
   </w:comment>
-  <w:comment w:initials="P" w:author="Prof" w:date="2026-06-11T10:22:00Z" w:id="6">
+  <w:comment w:id="7" w:author="Prof" w:date="2026-06-11T10:22:00Z" w:initials="P">
     <w:p>
       <w:pPr>
         <w:pStyle w:val="Textodecomentrio"/>
@@ -6866,7 +7110,7 @@
       </w:r>
     </w:p>
   </w:comment>
-  <w:comment w:initials="P" w:author="Prof" w:date="2026-06-11T10:24:00Z" w:id="8">
+  <w:comment w:id="9" w:author="Prof" w:date="2026-06-11T10:24:00Z" w:initials="P">
     <w:p>
       <w:pPr>
         <w:pStyle w:val="Textodecomentrio"/>
@@ -6882,7 +7126,7 @@
       </w:r>
     </w:p>
   </w:comment>
-  <w:comment w:initials="P" w:author="Prof" w:date="2026-06-11T10:22:00Z" w:id="7">
+  <w:comment w:id="8" w:author="Prof" w:date="2026-06-11T10:22:00Z" w:initials="P">
     <w:p>
       <w:pPr>
         <w:pStyle w:val="Textodecomentrio"/>
@@ -6901,7 +7145,7 @@
       </w:r>
     </w:p>
   </w:comment>
-  <w:comment w:initials="P" w:author="Prof" w:date="2026-06-11T10:28:00Z" w:id="11">
+  <w:comment w:id="12" w:author="Prof" w:date="2026-06-11T10:28:00Z" w:initials="P">
     <w:p>
       <w:pPr>
         <w:pStyle w:val="Textodecomentrio"/>
@@ -6917,7 +7161,7 @@
       </w:r>
     </w:p>
   </w:comment>
-  <w:comment w:initials="P" w:author="Prof" w:date="2026-06-11T10:39:00Z" w:id="10">
+  <w:comment w:id="11" w:author="Prof" w:date="2026-06-11T10:39:00Z" w:initials="P">
     <w:p>
       <w:pPr>
         <w:pStyle w:val="Textodecomentrio"/>
@@ -6933,7 +7177,7 @@
       </w:r>
     </w:p>
   </w:comment>
-  <w:comment w:initials="P" w:author="Prof" w:date="2026-06-11T10:40:00Z" w:id="25">
+  <w:comment w:id="26" w:author="Prof" w:date="2026-06-11T10:40:00Z" w:initials="P">
     <w:p>
       <w:pPr>
         <w:pStyle w:val="Textodecomentrio"/>
@@ -6945,16 +7189,11 @@
         <w:annotationRef/>
       </w:r>
       <w:r>
-        <w:t xml:space="preserve">Não está na </w:t>
-      </w:r>
-      <w:proofErr w:type="spellStart"/>
-      <w:r>
-        <w:t>bilbiografia</w:t>
-      </w:r>
-      <w:proofErr w:type="spellEnd"/>
+        <w:t>Não está na bilbiografia</w:t>
+      </w:r>
     </w:p>
   </w:comment>
-  <w:comment w:initials="P" w:author="Prof" w:date="2026-06-11T10:39:00Z" w:id="29">
+  <w:comment w:id="30" w:author="Prof" w:date="2026-06-11T10:39:00Z" w:initials="P">
     <w:p>
       <w:pPr>
         <w:pStyle w:val="Textodecomentrio"/>
@@ -6966,19 +7205,11 @@
         <w:annotationRef/>
       </w:r>
       <w:r>
-        <w:t xml:space="preserve">Casar com </w:t>
-      </w:r>
-      <w:proofErr w:type="spellStart"/>
-      <w:r>
-        <w:t>problemárica</w:t>
-      </w:r>
-      <w:proofErr w:type="spellEnd"/>
-      <w:r>
-        <w:t xml:space="preserve"> e justificativa</w:t>
+        <w:t>Casar com problemárica e justificativa</w:t>
       </w:r>
     </w:p>
   </w:comment>
-  <w:comment w:initials="P" w:author="Prof" w:date="2026-06-11T10:42:00Z" w:id="38">
+  <w:comment w:id="42" w:author="Prof" w:date="2026-06-11T10:42:00Z" w:initials="P">
     <w:p>
       <w:pPr>
         <w:pStyle w:val="Textodecomentrio"/>
@@ -6994,7 +7225,7 @@
       </w:r>
     </w:p>
   </w:comment>
-  <w:comment w:initials="P" w:author="Prof" w:date="2026-06-11T10:13:00Z" w:id="39">
+  <w:comment w:id="43" w:author="Prof" w:date="2026-06-11T10:13:00Z" w:initials="P">
     <w:p>
       <w:pPr>
         <w:pStyle w:val="Textodecomentrio"/>
@@ -7006,13 +7237,8 @@
         <w:annotationRef/>
       </w:r>
       <w:r>
-        <w:t xml:space="preserve">Não entra esse </w:t>
-      </w:r>
-      <w:proofErr w:type="spellStart"/>
-      <w:r>
-        <w:t>linkl</w:t>
-      </w:r>
-      <w:proofErr w:type="spellEnd"/>
+        <w:t>Não entra esse linkl</w:t>
+      </w:r>
     </w:p>
     <w:p>
       <w:pPr>
@@ -7020,7 +7246,7 @@
       </w:pPr>
     </w:p>
   </w:comment>
-  <w:comment w:initials="P" w:author="Prof" w:date="2026-06-11T10:21:00Z" w:id="40">
+  <w:comment w:id="44" w:author="Prof" w:date="2026-06-11T10:21:00Z" w:initials="P">
     <w:p>
       <w:pPr>
         <w:pStyle w:val="Textodecomentrio"/>
@@ -7036,7 +7262,7 @@
       </w:r>
     </w:p>
   </w:comment>
-  <w:comment w:initials="P" w:author="Prof" w:date="2026-06-11T10:23:00Z" w:id="41">
+  <w:comment w:id="45" w:author="Prof" w:date="2026-06-11T10:23:00Z" w:initials="P">
     <w:p>
       <w:pPr>
         <w:pStyle w:val="Textodecomentrio"/>
@@ -7052,7 +7278,7 @@
       </w:r>
     </w:p>
   </w:comment>
-  <w:comment w:initials="P" w:author="Prof" w:date="2026-06-11T10:38:00Z" w:id="42">
+  <w:comment w:id="46" w:author="Prof" w:date="2026-06-11T10:38:00Z" w:initials="P">
     <w:p>
       <w:pPr>
         <w:pStyle w:val="Textodecomentrio"/>
@@ -7072,23 +7298,23 @@
 </file>
 
 <file path=word/commentsExtended.xml><?xml version="1.0" encoding="utf-8"?>
-<w15:commentsEx xmlns:mc="http://schemas.openxmlformats.org/markup-compatibility/2006" xmlns:w15="http://schemas.microsoft.com/office/word/2012/wordml" mc:Ignorable="w15">
-  <w15:commentEx w15:done="0" w15:paraId="38ABCC76"/>
-  <w15:commentEx w15:done="0" w15:paraId="455C3C11"/>
-  <w15:commentEx w15:done="0" w15:paraId="4DFFFB75"/>
-  <w15:commentEx w15:done="0" w15:paraId="548B42AF"/>
-  <w15:commentEx w15:done="0" w15:paraId="7CBECFE3"/>
-  <w15:commentEx w15:done="0" w15:paraId="2C5E5C97"/>
-  <w15:commentEx w15:done="0" w15:paraId="2D861302"/>
-  <w15:commentEx w15:done="0" w15:paraId="276B89E8"/>
-  <w15:commentEx w15:done="0" w15:paraId="31D7F656"/>
-  <w15:commentEx w15:done="0" w15:paraId="5AF21B63"/>
-  <w15:commentEx w15:done="0" w15:paraId="02590A3F"/>
-  <w15:commentEx w15:done="0" w15:paraId="7CC7906F"/>
-  <w15:commentEx w15:done="0" w15:paraId="66E14CDB"/>
-  <w15:commentEx w15:done="0" w15:paraId="4DF12783"/>
-  <w15:commentEx w15:done="0" w15:paraId="446ED79F"/>
-  <w15:commentEx w15:done="0" w15:paraId="328A9687"/>
+<w15:commentsEx xmlns:wpc="http://schemas.microsoft.com/office/word/2010/wordprocessingCanvas" xmlns:cx="http://schemas.microsoft.com/office/drawing/2014/chartex" xmlns:mc="http://schemas.openxmlformats.org/markup-compatibility/2006" xmlns:o="urn:schemas-microsoft-com:office:office" xmlns:r="http://schemas.openxmlformats.org/officeDocument/2006/relationships" xmlns:m="http://schemas.openxmlformats.org/officeDocument/2006/math" xmlns:v="urn:schemas-microsoft-com:vml" xmlns:wp14="http://schemas.microsoft.com/office/word/2010/wordprocessingDrawing" xmlns:wp="http://schemas.openxmlformats.org/drawingml/2006/wordprocessingDrawing" xmlns:w10="urn:schemas-microsoft-com:office:word" xmlns:w="http://schemas.openxmlformats.org/wordprocessingml/2006/main" xmlns:w14="http://schemas.microsoft.com/office/word/2010/wordml" xmlns:w15="http://schemas.microsoft.com/office/word/2012/wordml" xmlns:w16se="http://schemas.microsoft.com/office/word/2015/wordml/symex" xmlns:wpg="http://schemas.microsoft.com/office/word/2010/wordprocessingGroup" xmlns:wpi="http://schemas.microsoft.com/office/word/2010/wordprocessingInk" xmlns:wne="http://schemas.microsoft.com/office/word/2006/wordml" xmlns:wps="http://schemas.microsoft.com/office/word/2010/wordprocessingShape" mc:Ignorable="w14 w15 w16se wp14">
+  <w15:commentEx w15:paraId="38ABCC76" w15:done="0"/>
+  <w15:commentEx w15:paraId="455C3C11" w15:done="0"/>
+  <w15:commentEx w15:paraId="4DFFFB75" w15:done="0"/>
+  <w15:commentEx w15:paraId="548B42AF" w15:done="0"/>
+  <w15:commentEx w15:paraId="7CBECFE3" w15:done="0"/>
+  <w15:commentEx w15:paraId="2C5E5C97" w15:done="0"/>
+  <w15:commentEx w15:paraId="2D861302" w15:done="0"/>
+  <w15:commentEx w15:paraId="276B89E8" w15:done="0"/>
+  <w15:commentEx w15:paraId="31D7F656" w15:done="0"/>
+  <w15:commentEx w15:paraId="5AF21B63" w15:done="0"/>
+  <w15:commentEx w15:paraId="02590A3F" w15:done="0"/>
+  <w15:commentEx w15:paraId="7CC7906F" w15:done="0"/>
+  <w15:commentEx w15:paraId="66E14CDB" w15:done="0"/>
+  <w15:commentEx w15:paraId="4DF12783" w15:done="0"/>
+  <w15:commentEx w15:paraId="446ED79F" w15:done="0"/>
+  <w15:commentEx w15:paraId="328A9687" w15:done="0"/>
 </w15:commentsEx>
 </file>
 
@@ -7140,20 +7366,8 @@
 
 <file path=word/footer1.xml><?xml version="1.0" encoding="utf-8"?>
 <w:ftr xmlns:wpc="http://schemas.microsoft.com/office/word/2010/wordprocessingCanvas" xmlns:cx="http://schemas.microsoft.com/office/drawing/2014/chartex" xmlns:mc="http://schemas.openxmlformats.org/markup-compatibility/2006" xmlns:o="urn:schemas-microsoft-com:office:office" xmlns:r="http://schemas.openxmlformats.org/officeDocument/2006/relationships" xmlns:m="http://schemas.openxmlformats.org/officeDocument/2006/math" xmlns:v="urn:schemas-microsoft-com:vml" xmlns:wp14="http://schemas.microsoft.com/office/word/2010/wordprocessingDrawing" xmlns:wp="http://schemas.openxmlformats.org/drawingml/2006/wordprocessingDrawing" xmlns:w10="urn:schemas-microsoft-com:office:word" xmlns:w="http://schemas.openxmlformats.org/wordprocessingml/2006/main" xmlns:w14="http://schemas.microsoft.com/office/word/2010/wordml" xmlns:w15="http://schemas.microsoft.com/office/word/2012/wordml" xmlns:w16se="http://schemas.microsoft.com/office/word/2015/wordml/symex" xmlns:wpg="http://schemas.microsoft.com/office/word/2010/wordprocessingGroup" xmlns:wpi="http://schemas.microsoft.com/office/word/2010/wordprocessingInk" xmlns:wne="http://schemas.microsoft.com/office/word/2006/wordml" xmlns:wps="http://schemas.microsoft.com/office/word/2010/wordprocessingShape" mc:Ignorable="w14 w15 w16se wp14">
-  <w:p>
-    <w:pPr>
-      <w:pStyle w:val="Rodap"/>
-    </w:pPr>
-  </w:p>
-</w:ftr>
-</file>
-
-<file path=word/footer2.xml><?xml version="1.0" encoding="utf-8"?>
-<w:ftr xmlns:w14="http://schemas.microsoft.com/office/word/2010/wordml" xmlns:w="http://schemas.openxmlformats.org/wordprocessingml/2006/main">
   <w:tbl>
     <w:tblPr>
-      <w:tblStyle w:val="Tabelanormal"/>
-      <w:bidiVisual w:val="0"/>
       <w:tblW w:w="0" w:type="auto"/>
       <w:tblLook w:val="06A0" w:firstRow="1" w:lastRow="0" w:firstColumn="1" w:lastColumn="0" w:noHBand="1" w:noVBand="1"/>
     </w:tblPr>
@@ -7169,12 +7383,10 @@
       <w:tc>
         <w:tcPr>
           <w:tcW w:w="3020" w:type="dxa"/>
-          <w:tcMar/>
         </w:tcPr>
         <w:p>
           <w:pPr>
             <w:pStyle w:val="Cabealho"/>
-            <w:bidi w:val="0"/>
             <w:ind w:left="-115"/>
             <w:jc w:val="left"/>
           </w:pPr>
@@ -7183,12 +7395,10 @@
       <w:tc>
         <w:tcPr>
           <w:tcW w:w="3020" w:type="dxa"/>
-          <w:tcMar/>
         </w:tcPr>
         <w:p>
           <w:pPr>
             <w:pStyle w:val="Cabealho"/>
-            <w:bidi w:val="0"/>
             <w:jc w:val="center"/>
           </w:pPr>
         </w:p>
@@ -7196,12 +7406,10 @@
       <w:tc>
         <w:tcPr>
           <w:tcW w:w="3020" w:type="dxa"/>
-          <w:tcMar/>
         </w:tcPr>
         <w:p>
           <w:pPr>
             <w:pStyle w:val="Cabealho"/>
-            <w:bidi w:val="0"/>
             <w:ind w:right="-115"/>
             <w:jc w:val="right"/>
           </w:pPr>
@@ -7212,7 +7420,6 @@
   <w:p>
     <w:pPr>
       <w:pStyle w:val="Rodap"/>
-      <w:bidi w:val="0"/>
     </w:pPr>
   </w:p>
 </w:ftr>
@@ -7245,56 +7452,8 @@
 
 <file path=word/header1.xml><?xml version="1.0" encoding="utf-8"?>
 <w:hdr xmlns:wpc="http://schemas.microsoft.com/office/word/2010/wordprocessingCanvas" xmlns:cx="http://schemas.microsoft.com/office/drawing/2014/chartex" xmlns:mc="http://schemas.openxmlformats.org/markup-compatibility/2006" xmlns:o="urn:schemas-microsoft-com:office:office" xmlns:r="http://schemas.openxmlformats.org/officeDocument/2006/relationships" xmlns:m="http://schemas.openxmlformats.org/officeDocument/2006/math" xmlns:v="urn:schemas-microsoft-com:vml" xmlns:wp14="http://schemas.microsoft.com/office/word/2010/wordprocessingDrawing" xmlns:wp="http://schemas.openxmlformats.org/drawingml/2006/wordprocessingDrawing" xmlns:w10="urn:schemas-microsoft-com:office:word" xmlns:w="http://schemas.openxmlformats.org/wordprocessingml/2006/main" xmlns:w14="http://schemas.microsoft.com/office/word/2010/wordml" xmlns:w15="http://schemas.microsoft.com/office/word/2012/wordml" xmlns:w16se="http://schemas.microsoft.com/office/word/2015/wordml/symex" xmlns:wpg="http://schemas.microsoft.com/office/word/2010/wordprocessingGroup" xmlns:wpi="http://schemas.microsoft.com/office/word/2010/wordprocessingInk" xmlns:wne="http://schemas.microsoft.com/office/word/2006/wordml" xmlns:wps="http://schemas.microsoft.com/office/word/2010/wordprocessingShape" mc:Ignorable="w14 w15 w16se wp14">
-  <w:sdt>
-    <w:sdtPr>
-      <w:id w:val="-953865624"/>
-      <w:docPartObj>
-        <w:docPartGallery w:val="Page Numbers (Top of Page)"/>
-        <w:docPartUnique/>
-      </w:docPartObj>
-    </w:sdtPr>
-    <w:sdtEndPr/>
-    <w:sdtContent>
-      <w:p>
-        <w:pPr>
-          <w:pStyle w:val="Cabealho"/>
-          <w:jc w:val="right"/>
-        </w:pPr>
-        <w:r>
-          <w:fldChar w:fldCharType="begin"/>
-        </w:r>
-        <w:r>
-          <w:instrText>PAGE   \* MERGEFORMAT</w:instrText>
-        </w:r>
-        <w:r>
-          <w:fldChar w:fldCharType="separate"/>
-        </w:r>
-        <w:r>
-          <w:rPr>
-            <w:noProof/>
-          </w:rPr>
-          <w:t>28</w:t>
-        </w:r>
-        <w:r>
-          <w:fldChar w:fldCharType="end"/>
-        </w:r>
-      </w:p>
-    </w:sdtContent>
-  </w:sdt>
-  <w:p>
-    <w:pPr>
-      <w:pStyle w:val="Cabealho"/>
-    </w:pPr>
-  </w:p>
-</w:hdr>
-</file>
-
-<file path=word/header2.xml><?xml version="1.0" encoding="utf-8"?>
-<w:hdr xmlns:w14="http://schemas.microsoft.com/office/word/2010/wordml" xmlns:w="http://schemas.openxmlformats.org/wordprocessingml/2006/main">
   <w:tbl>
     <w:tblPr>
-      <w:tblStyle w:val="Tabelanormal"/>
-      <w:bidiVisual w:val="0"/>
       <w:tblW w:w="0" w:type="auto"/>
       <w:tblLook w:val="06A0" w:firstRow="1" w:lastRow="0" w:firstColumn="1" w:lastColumn="0" w:noHBand="1" w:noVBand="1"/>
     </w:tblPr>
@@ -7310,12 +7469,10 @@
       <w:tc>
         <w:tcPr>
           <w:tcW w:w="3020" w:type="dxa"/>
-          <w:tcMar/>
         </w:tcPr>
         <w:p>
           <w:pPr>
             <w:pStyle w:val="Cabealho"/>
-            <w:bidi w:val="0"/>
             <w:ind w:left="-115"/>
             <w:jc w:val="left"/>
           </w:pPr>
@@ -7324,12 +7481,10 @@
       <w:tc>
         <w:tcPr>
           <w:tcW w:w="3020" w:type="dxa"/>
-          <w:tcMar/>
         </w:tcPr>
         <w:p>
           <w:pPr>
             <w:pStyle w:val="Cabealho"/>
-            <w:bidi w:val="0"/>
             <w:jc w:val="center"/>
           </w:pPr>
         </w:p>
@@ -7337,12 +7492,10 @@
       <w:tc>
         <w:tcPr>
           <w:tcW w:w="3020" w:type="dxa"/>
-          <w:tcMar/>
         </w:tcPr>
         <w:p>
           <w:pPr>
             <w:pStyle w:val="Cabealho"/>
-            <w:bidi w:val="0"/>
             <w:ind w:right="-115"/>
             <w:jc w:val="right"/>
           </w:pPr>
@@ -7353,7 +7506,51 @@
   <w:p>
     <w:pPr>
       <w:pStyle w:val="Cabealho"/>
-      <w:bidi w:val="0"/>
+    </w:pPr>
+  </w:p>
+</w:hdr>
+</file>
+
+<file path=word/header2.xml><?xml version="1.0" encoding="utf-8"?>
+<w:hdr xmlns:wpc="http://schemas.microsoft.com/office/word/2010/wordprocessingCanvas" xmlns:cx="http://schemas.microsoft.com/office/drawing/2014/chartex" xmlns:mc="http://schemas.openxmlformats.org/markup-compatibility/2006" xmlns:o="urn:schemas-microsoft-com:office:office" xmlns:r="http://schemas.openxmlformats.org/officeDocument/2006/relationships" xmlns:m="http://schemas.openxmlformats.org/officeDocument/2006/math" xmlns:v="urn:schemas-microsoft-com:vml" xmlns:wp14="http://schemas.microsoft.com/office/word/2010/wordprocessingDrawing" xmlns:wp="http://schemas.openxmlformats.org/drawingml/2006/wordprocessingDrawing" xmlns:w10="urn:schemas-microsoft-com:office:word" xmlns:w="http://schemas.openxmlformats.org/wordprocessingml/2006/main" xmlns:w14="http://schemas.microsoft.com/office/word/2010/wordml" xmlns:w15="http://schemas.microsoft.com/office/word/2012/wordml" xmlns:w16se="http://schemas.microsoft.com/office/word/2015/wordml/symex" xmlns:wpg="http://schemas.microsoft.com/office/word/2010/wordprocessingGroup" xmlns:wpi="http://schemas.microsoft.com/office/word/2010/wordprocessingInk" xmlns:wne="http://schemas.microsoft.com/office/word/2006/wordml" xmlns:wps="http://schemas.microsoft.com/office/word/2010/wordprocessingShape" mc:Ignorable="w14 w15 w16se wp14">
+  <w:sdt>
+    <w:sdtPr>
+      <w:id w:val="-718440415"/>
+      <w:docPartObj>
+        <w:docPartGallery w:val="Page Numbers (Top of Page)"/>
+        <w:docPartUnique/>
+      </w:docPartObj>
+    </w:sdtPr>
+    <w:sdtContent>
+      <w:p>
+        <w:pPr>
+          <w:pStyle w:val="Cabealho"/>
+          <w:jc w:val="right"/>
+        </w:pPr>
+        <w:r>
+          <w:fldChar w:fldCharType="begin"/>
+        </w:r>
+        <w:r>
+          <w:instrText>PAGE   \* MERGEFORMAT</w:instrText>
+        </w:r>
+        <w:r>
+          <w:fldChar w:fldCharType="separate"/>
+        </w:r>
+        <w:r>
+          <w:rPr>
+            <w:noProof/>
+          </w:rPr>
+          <w:t>2</w:t>
+        </w:r>
+        <w:r>
+          <w:fldChar w:fldCharType="end"/>
+        </w:r>
+      </w:p>
+    </w:sdtContent>
+  </w:sdt>
+  <w:p>
+    <w:pPr>
+      <w:pStyle w:val="Cabealho"/>
     </w:pPr>
   </w:p>
 </w:hdr>
@@ -7594,11 +7791,11 @@
 </file>
 
 <file path=word/styles.xml><?xml version="1.0" encoding="utf-8"?>
-<w:styles xmlns:wp14="http://schemas.microsoft.com/office/word/2010/wordprocessingDrawing" xmlns:mc="http://schemas.openxmlformats.org/markup-compatibility/2006" xmlns:r="http://schemas.openxmlformats.org/officeDocument/2006/relationships" xmlns:w="http://schemas.openxmlformats.org/wordprocessingml/2006/main" xmlns:w14="http://schemas.microsoft.com/office/word/2010/wordml" xmlns:w15="http://schemas.microsoft.com/office/word/2012/wordml" xmlns:w16se="http://schemas.microsoft.com/office/word/2015/wordml/symex" mc:Ignorable="w14 w15 w16se wp14">
+<w:styles xmlns:mc="http://schemas.openxmlformats.org/markup-compatibility/2006" xmlns:r="http://schemas.openxmlformats.org/officeDocument/2006/relationships" xmlns:w="http://schemas.openxmlformats.org/wordprocessingml/2006/main" xmlns:w14="http://schemas.microsoft.com/office/word/2010/wordml" xmlns:w15="http://schemas.microsoft.com/office/word/2012/wordml" xmlns:w16se="http://schemas.microsoft.com/office/word/2015/wordml/symex" mc:Ignorable="w14 w15 w16se">
   <w:docDefaults>
     <w:rPrDefault>
       <w:rPr>
-        <w:rFonts w:asciiTheme="minorHAnsi" w:hAnsiTheme="minorHAnsi" w:eastAsiaTheme="minorHAnsi" w:cstheme="minorBidi"/>
+        <w:rFonts w:asciiTheme="minorHAnsi" w:eastAsiaTheme="minorHAnsi" w:hAnsiTheme="minorHAnsi" w:cstheme="minorBidi"/>
         <w:sz w:val="22"/>
         <w:szCs w:val="22"/>
         <w:lang w:val="pt-BR" w:eastAsia="en-US" w:bidi="ar-SA"/>
@@ -7613,14 +7810,14 @@
   <w:latentStyles w:defLockedState="0" w:defUIPriority="99" w:defSemiHidden="0" w:defUnhideWhenUsed="0" w:defQFormat="0" w:count="371">
     <w:lsdException w:name="Normal" w:uiPriority="0" w:qFormat="1"/>
     <w:lsdException w:name="heading 1" w:uiPriority="9" w:qFormat="1"/>
-    <w:lsdException w:name="heading 2" w:uiPriority="9" w:semiHidden="1" w:unhideWhenUsed="1" w:qFormat="1"/>
-    <w:lsdException w:name="heading 3" w:uiPriority="9" w:semiHidden="1" w:unhideWhenUsed="1" w:qFormat="1"/>
-    <w:lsdException w:name="heading 4" w:uiPriority="9" w:semiHidden="1" w:unhideWhenUsed="1" w:qFormat="1"/>
-    <w:lsdException w:name="heading 5" w:uiPriority="9" w:semiHidden="1" w:unhideWhenUsed="1" w:qFormat="1"/>
-    <w:lsdException w:name="heading 6" w:uiPriority="9" w:semiHidden="1" w:unhideWhenUsed="1" w:qFormat="1"/>
-    <w:lsdException w:name="heading 7" w:uiPriority="9" w:semiHidden="1" w:unhideWhenUsed="1" w:qFormat="1"/>
-    <w:lsdException w:name="heading 8" w:uiPriority="9" w:semiHidden="1" w:unhideWhenUsed="1" w:qFormat="1"/>
-    <w:lsdException w:name="heading 9" w:uiPriority="9" w:semiHidden="1" w:unhideWhenUsed="1" w:qFormat="1"/>
+    <w:lsdException w:name="heading 2" w:semiHidden="1" w:uiPriority="9" w:unhideWhenUsed="1" w:qFormat="1"/>
+    <w:lsdException w:name="heading 3" w:semiHidden="1" w:uiPriority="9" w:unhideWhenUsed="1" w:qFormat="1"/>
+    <w:lsdException w:name="heading 4" w:semiHidden="1" w:uiPriority="9" w:unhideWhenUsed="1" w:qFormat="1"/>
+    <w:lsdException w:name="heading 5" w:semiHidden="1" w:uiPriority="9" w:unhideWhenUsed="1" w:qFormat="1"/>
+    <w:lsdException w:name="heading 6" w:semiHidden="1" w:uiPriority="9" w:unhideWhenUsed="1" w:qFormat="1"/>
+    <w:lsdException w:name="heading 7" w:semiHidden="1" w:uiPriority="9" w:unhideWhenUsed="1" w:qFormat="1"/>
+    <w:lsdException w:name="heading 8" w:semiHidden="1" w:uiPriority="9" w:unhideWhenUsed="1" w:qFormat="1"/>
+    <w:lsdException w:name="heading 9" w:semiHidden="1" w:uiPriority="9" w:unhideWhenUsed="1" w:qFormat="1"/>
     <w:lsdException w:name="index 1" w:semiHidden="1" w:unhideWhenUsed="1"/>
     <w:lsdException w:name="index 2" w:semiHidden="1" w:unhideWhenUsed="1"/>
     <w:lsdException w:name="index 3" w:semiHidden="1" w:unhideWhenUsed="1"/>
@@ -7630,22 +7827,22 @@
     <w:lsdException w:name="index 7" w:semiHidden="1" w:unhideWhenUsed="1"/>
     <w:lsdException w:name="index 8" w:semiHidden="1" w:unhideWhenUsed="1"/>
     <w:lsdException w:name="index 9" w:semiHidden="1" w:unhideWhenUsed="1"/>
-    <w:lsdException w:name="toc 1" w:uiPriority="39" w:semiHidden="1" w:unhideWhenUsed="1"/>
-    <w:lsdException w:name="toc 2" w:uiPriority="39" w:semiHidden="1" w:unhideWhenUsed="1"/>
-    <w:lsdException w:name="toc 3" w:uiPriority="39" w:semiHidden="1" w:unhideWhenUsed="1"/>
-    <w:lsdException w:name="toc 4" w:uiPriority="39" w:semiHidden="1" w:unhideWhenUsed="1"/>
-    <w:lsdException w:name="toc 5" w:uiPriority="39" w:semiHidden="1" w:unhideWhenUsed="1"/>
-    <w:lsdException w:name="toc 6" w:uiPriority="39" w:semiHidden="1" w:unhideWhenUsed="1"/>
-    <w:lsdException w:name="toc 7" w:uiPriority="39" w:semiHidden="1" w:unhideWhenUsed="1"/>
-    <w:lsdException w:name="toc 8" w:uiPriority="39" w:semiHidden="1" w:unhideWhenUsed="1"/>
-    <w:lsdException w:name="toc 9" w:uiPriority="39" w:semiHidden="1" w:unhideWhenUsed="1"/>
+    <w:lsdException w:name="toc 1" w:semiHidden="1" w:uiPriority="39" w:unhideWhenUsed="1"/>
+    <w:lsdException w:name="toc 2" w:semiHidden="1" w:uiPriority="39" w:unhideWhenUsed="1"/>
+    <w:lsdException w:name="toc 3" w:semiHidden="1" w:uiPriority="39" w:unhideWhenUsed="1"/>
+    <w:lsdException w:name="toc 4" w:semiHidden="1" w:uiPriority="39" w:unhideWhenUsed="1"/>
+    <w:lsdException w:name="toc 5" w:semiHidden="1" w:uiPriority="39" w:unhideWhenUsed="1"/>
+    <w:lsdException w:name="toc 6" w:semiHidden="1" w:uiPriority="39" w:unhideWhenUsed="1"/>
+    <w:lsdException w:name="toc 7" w:semiHidden="1" w:uiPriority="39" w:unhideWhenUsed="1"/>
+    <w:lsdException w:name="toc 8" w:semiHidden="1" w:uiPriority="39" w:unhideWhenUsed="1"/>
+    <w:lsdException w:name="toc 9" w:semiHidden="1" w:uiPriority="39" w:unhideWhenUsed="1"/>
     <w:lsdException w:name="Normal Indent" w:semiHidden="1" w:unhideWhenUsed="1"/>
     <w:lsdException w:name="footnote text" w:semiHidden="1" w:unhideWhenUsed="1"/>
     <w:lsdException w:name="annotation text" w:semiHidden="1" w:unhideWhenUsed="1"/>
     <w:lsdException w:name="header" w:semiHidden="1" w:unhideWhenUsed="1"/>
     <w:lsdException w:name="footer" w:semiHidden="1" w:unhideWhenUsed="1"/>
     <w:lsdException w:name="index heading" w:semiHidden="1" w:unhideWhenUsed="1"/>
-    <w:lsdException w:name="caption" w:uiPriority="35" w:semiHidden="1" w:unhideWhenUsed="1" w:qFormat="1"/>
+    <w:lsdException w:name="caption" w:semiHidden="1" w:uiPriority="35" w:unhideWhenUsed="1" w:qFormat="1"/>
     <w:lsdException w:name="table of figures" w:semiHidden="1" w:unhideWhenUsed="1"/>
     <w:lsdException w:name="envelope address" w:semiHidden="1" w:unhideWhenUsed="1"/>
     <w:lsdException w:name="envelope return" w:semiHidden="1" w:unhideWhenUsed="1"/>
@@ -7676,7 +7873,7 @@
     <w:lsdException w:name="Title" w:uiPriority="10" w:qFormat="1"/>
     <w:lsdException w:name="Closing" w:semiHidden="1" w:unhideWhenUsed="1"/>
     <w:lsdException w:name="Signature" w:semiHidden="1" w:unhideWhenUsed="1"/>
-    <w:lsdException w:name="Default Paragraph Font" w:uiPriority="1" w:semiHidden="1" w:unhideWhenUsed="1"/>
+    <w:lsdException w:name="Default Paragraph Font" w:semiHidden="1" w:uiPriority="1" w:unhideWhenUsed="1"/>
     <w:lsdException w:name="Body Text" w:semiHidden="1" w:unhideWhenUsed="1"/>
     <w:lsdException w:name="Body Text Indent" w:semiHidden="1" w:unhideWhenUsed="1"/>
     <w:lsdException w:name="List Continue" w:semiHidden="1" w:unhideWhenUsed="1"/>
@@ -7876,8 +8073,8 @@
     <w:lsdException w:name="Subtle Reference" w:uiPriority="31" w:qFormat="1"/>
     <w:lsdException w:name="Intense Reference" w:uiPriority="32" w:qFormat="1"/>
     <w:lsdException w:name="Book Title" w:uiPriority="33" w:qFormat="1"/>
-    <w:lsdException w:name="Bibliography" w:uiPriority="37" w:semiHidden="1" w:unhideWhenUsed="1"/>
-    <w:lsdException w:name="TOC Heading" w:uiPriority="39" w:semiHidden="1" w:unhideWhenUsed="1" w:qFormat="1"/>
+    <w:lsdException w:name="Bibliography" w:semiHidden="1" w:uiPriority="37" w:unhideWhenUsed="1"/>
+    <w:lsdException w:name="TOC Heading" w:semiHidden="1" w:uiPriority="39" w:unhideWhenUsed="1" w:qFormat="1"/>
     <w:lsdException w:name="Plain Table 1" w:uiPriority="41"/>
     <w:lsdException w:name="Plain Table 2" w:uiPriority="42"/>
     <w:lsdException w:name="Plain Table 3" w:uiPriority="43"/>
@@ -7983,7 +8180,7 @@
     <w:lsdException w:name="List Table 6 Colorful Accent 6" w:uiPriority="51"/>
     <w:lsdException w:name="List Table 7 Colorful Accent 6" w:uiPriority="52"/>
   </w:latentStyles>
-  <w:style w:type="paragraph" w:styleId="Normal" w:default="1">
+  <w:style w:type="paragraph" w:default="1" w:styleId="Normal">
     <w:name w:val="Normal"/>
     <w:qFormat/>
     <w:rsid w:val="0049782E"/>
@@ -8129,13 +8326,13 @@
       <w:b/>
     </w:rPr>
   </w:style>
-  <w:style w:type="character" w:styleId="Fontepargpadro" w:default="1">
+  <w:style w:type="character" w:default="1" w:styleId="Fontepargpadro">
     <w:name w:val="Default Paragraph Font"/>
     <w:uiPriority w:val="1"/>
     <w:semiHidden/>
     <w:unhideWhenUsed/>
   </w:style>
-  <w:style w:type="table" w:styleId="Tabelanormal" w:default="1">
+  <w:style w:type="table" w:default="1" w:styleId="Tabelanormal">
     <w:name w:val="Normal Table"/>
     <w:uiPriority w:val="99"/>
     <w:semiHidden/>
@@ -8150,7 +8347,7 @@
       </w:tblCellMar>
     </w:tblPr>
   </w:style>
-  <w:style w:type="numbering" w:styleId="Semlista" w:default="1">
+  <w:style w:type="numbering" w:default="1" w:styleId="Semlista">
     <w:name w:val="No List"/>
     <w:uiPriority w:val="99"/>
     <w:semiHidden/>
@@ -8172,14 +8369,14 @@
       <w:sz w:val="28"/>
     </w:rPr>
   </w:style>
-  <w:style w:type="character" w:styleId="Ttulo1Char" w:customStyle="1">
+  <w:style w:type="character" w:customStyle="1" w:styleId="Ttulo1Char">
     <w:name w:val="Título 1 Char"/>
     <w:basedOn w:val="Fontepargpadro"/>
     <w:link w:val="Ttulo1"/>
     <w:uiPriority w:val="9"/>
     <w:rsid w:val="0026684F"/>
     <w:rPr>
-      <w:rFonts w:ascii="Arial" w:hAnsi="Arial" w:eastAsiaTheme="majorEastAsia" w:cstheme="majorBidi"/>
+      <w:rFonts w:ascii="Arial" w:eastAsiaTheme="majorEastAsia" w:hAnsi="Arial" w:cstheme="majorBidi"/>
       <w:b/>
       <w:sz w:val="24"/>
       <w:szCs w:val="32"/>
@@ -8196,53 +8393,53 @@
       <w:contextualSpacing/>
     </w:pPr>
   </w:style>
-  <w:style w:type="character" w:styleId="Ttulo2Char" w:customStyle="1">
+  <w:style w:type="character" w:customStyle="1" w:styleId="Ttulo2Char">
     <w:name w:val="Título 2 Char"/>
     <w:basedOn w:val="Fontepargpadro"/>
     <w:link w:val="Ttulo2"/>
     <w:uiPriority w:val="9"/>
     <w:rsid w:val="002E7F5C"/>
     <w:rPr>
-      <w:rFonts w:ascii="Arial" w:hAnsi="Arial" w:eastAsiaTheme="majorEastAsia" w:cstheme="majorBidi"/>
+      <w:rFonts w:ascii="Arial" w:eastAsiaTheme="majorEastAsia" w:hAnsi="Arial" w:cstheme="majorBidi"/>
       <w:b/>
       <w:sz w:val="24"/>
       <w:szCs w:val="26"/>
     </w:rPr>
   </w:style>
-  <w:style w:type="character" w:styleId="Ttulo3Char" w:customStyle="1">
+  <w:style w:type="character" w:customStyle="1" w:styleId="Ttulo3Char">
     <w:name w:val="Título 3 Char"/>
     <w:basedOn w:val="Fontepargpadro"/>
     <w:link w:val="Ttulo3"/>
     <w:uiPriority w:val="9"/>
     <w:rsid w:val="002E7F5C"/>
     <w:rPr>
-      <w:rFonts w:ascii="Arial" w:hAnsi="Arial" w:eastAsiaTheme="majorEastAsia" w:cstheme="majorBidi"/>
+      <w:rFonts w:ascii="Arial" w:eastAsiaTheme="majorEastAsia" w:hAnsi="Arial" w:cstheme="majorBidi"/>
       <w:b/>
       <w:sz w:val="24"/>
       <w:szCs w:val="24"/>
     </w:rPr>
   </w:style>
-  <w:style w:type="character" w:styleId="Ttulo4Char" w:customStyle="1">
+  <w:style w:type="character" w:customStyle="1" w:styleId="Ttulo4Char">
     <w:name w:val="Título 4 Char"/>
     <w:basedOn w:val="Fontepargpadro"/>
     <w:link w:val="Ttulo4"/>
     <w:uiPriority w:val="9"/>
     <w:rsid w:val="002E7F5C"/>
     <w:rPr>
-      <w:rFonts w:ascii="Arial" w:hAnsi="Arial" w:eastAsiaTheme="majorEastAsia" w:cstheme="majorBidi"/>
+      <w:rFonts w:ascii="Arial" w:eastAsiaTheme="majorEastAsia" w:hAnsi="Arial" w:cstheme="majorBidi"/>
       <w:b/>
       <w:iCs/>
       <w:sz w:val="24"/>
     </w:rPr>
   </w:style>
-  <w:style w:type="character" w:styleId="Ttulo5Char" w:customStyle="1">
+  <w:style w:type="character" w:customStyle="1" w:styleId="Ttulo5Char">
     <w:name w:val="Título 5 Char"/>
     <w:basedOn w:val="Fontepargpadro"/>
     <w:link w:val="Ttulo5"/>
     <w:uiPriority w:val="9"/>
     <w:rsid w:val="002E7F5C"/>
     <w:rPr>
-      <w:rFonts w:ascii="Arial" w:hAnsi="Arial" w:eastAsiaTheme="majorEastAsia" w:cstheme="majorBidi"/>
+      <w:rFonts w:ascii="Arial" w:eastAsiaTheme="majorEastAsia" w:hAnsi="Arial" w:cstheme="majorBidi"/>
       <w:b/>
       <w:sz w:val="24"/>
     </w:rPr>
@@ -8343,7 +8540,7 @@
       <w:ind w:firstLine="0"/>
     </w:pPr>
   </w:style>
-  <w:style w:type="paragraph" w:styleId="ImagenseFontes" w:customStyle="1">
+  <w:style w:type="paragraph" w:customStyle="1" w:styleId="ImagenseFontes">
     <w:name w:val="Imagens e Fontes"/>
     <w:basedOn w:val="Normal"/>
     <w:link w:val="ImagenseFontesChar"/>
@@ -8359,7 +8556,7 @@
       <w:lang w:eastAsia="pt-BR"/>
     </w:rPr>
   </w:style>
-  <w:style w:type="character" w:styleId="ImagenseFontesChar" w:customStyle="1">
+  <w:style w:type="character" w:customStyle="1" w:styleId="ImagenseFontesChar">
     <w:name w:val="Imagens e Fontes Char"/>
     <w:basedOn w:val="Fontepargpadro"/>
     <w:link w:val="ImagenseFontes"/>
@@ -8404,7 +8601,7 @@
       <w:jc w:val="left"/>
     </w:pPr>
     <w:rPr>
-      <w:rFonts w:ascii="Times New Roman" w:hAnsi="Times New Roman" w:eastAsia="Times New Roman" w:cs="Times New Roman"/>
+      <w:rFonts w:ascii="Times New Roman" w:eastAsia="Times New Roman" w:hAnsi="Times New Roman" w:cs="Times New Roman"/>
       <w:szCs w:val="24"/>
       <w:lang w:eastAsia="pt-BR"/>
     </w:rPr>
@@ -8425,7 +8622,7 @@
       <w:szCs w:val="20"/>
     </w:rPr>
   </w:style>
-  <w:style w:type="character" w:styleId="TextodenotadefimChar" w:customStyle="1">
+  <w:style w:type="character" w:customStyle="1" w:styleId="TextodenotadefimChar">
     <w:name w:val="Texto de nota de fim Char"/>
     <w:basedOn w:val="Fontepargpadro"/>
     <w:link w:val="Textodenotadefim"/>
@@ -8466,7 +8663,7 @@
       <w:sz w:val="20"/>
     </w:rPr>
   </w:style>
-  <w:style w:type="character" w:styleId="CitaoChar" w:customStyle="1">
+  <w:style w:type="character" w:customStyle="1" w:styleId="CitaoChar">
     <w:name w:val="Citação Char"/>
     <w:basedOn w:val="Fontepargpadro"/>
     <w:link w:val="Citao"/>
@@ -8488,12 +8685,12 @@
     </w:pPr>
     <w:tblPr>
       <w:tblBorders>
-        <w:top w:val="single" w:color="auto" w:sz="4" w:space="0"/>
-        <w:left w:val="single" w:color="auto" w:sz="4" w:space="0"/>
-        <w:bottom w:val="single" w:color="auto" w:sz="4" w:space="0"/>
-        <w:right w:val="single" w:color="auto" w:sz="4" w:space="0"/>
-        <w:insideH w:val="single" w:color="auto" w:sz="4" w:space="0"/>
-        <w:insideV w:val="single" w:color="auto" w:sz="4" w:space="0"/>
+        <w:top w:val="single" w:sz="4" w:space="0" w:color="auto"/>
+        <w:left w:val="single" w:sz="4" w:space="0" w:color="auto"/>
+        <w:bottom w:val="single" w:sz="4" w:space="0" w:color="auto"/>
+        <w:right w:val="single" w:sz="4" w:space="0" w:color="auto"/>
+        <w:insideH w:val="single" w:sz="4" w:space="0" w:color="auto"/>
+        <w:insideV w:val="single" w:sz="4" w:space="0" w:color="auto"/>
       </w:tblBorders>
     </w:tblPr>
   </w:style>
@@ -8509,12 +8706,12 @@
       <w:tblStyleRowBandSize w:val="1"/>
       <w:tblStyleColBandSize w:val="1"/>
       <w:tblBorders>
-        <w:top w:val="single" w:color="8EAADB" w:themeColor="accent5" w:themeTint="99" w:sz="4" w:space="0"/>
-        <w:left w:val="single" w:color="8EAADB" w:themeColor="accent5" w:themeTint="99" w:sz="4" w:space="0"/>
-        <w:bottom w:val="single" w:color="8EAADB" w:themeColor="accent5" w:themeTint="99" w:sz="4" w:space="0"/>
-        <w:right w:val="single" w:color="8EAADB" w:themeColor="accent5" w:themeTint="99" w:sz="4" w:space="0"/>
-        <w:insideH w:val="single" w:color="8EAADB" w:themeColor="accent5" w:themeTint="99" w:sz="4" w:space="0"/>
-        <w:insideV w:val="single" w:color="8EAADB" w:themeColor="accent5" w:themeTint="99" w:sz="4" w:space="0"/>
+        <w:top w:val="single" w:sz="4" w:space="0" w:color="8EAADB" w:themeColor="accent5" w:themeTint="99"/>
+        <w:left w:val="single" w:sz="4" w:space="0" w:color="8EAADB" w:themeColor="accent5" w:themeTint="99"/>
+        <w:bottom w:val="single" w:sz="4" w:space="0" w:color="8EAADB" w:themeColor="accent5" w:themeTint="99"/>
+        <w:right w:val="single" w:sz="4" w:space="0" w:color="8EAADB" w:themeColor="accent5" w:themeTint="99"/>
+        <w:insideH w:val="single" w:sz="4" w:space="0" w:color="8EAADB" w:themeColor="accent5" w:themeTint="99"/>
+        <w:insideV w:val="single" w:sz="4" w:space="0" w:color="8EAADB" w:themeColor="accent5" w:themeTint="99"/>
       </w:tblBorders>
     </w:tblPr>
     <w:tblStylePr w:type="firstRow">
@@ -8526,10 +8723,10 @@
       <w:tblPr/>
       <w:tcPr>
         <w:tcBorders>
-          <w:top w:val="single" w:color="4472C4" w:themeColor="accent5" w:sz="4" w:space="0"/>
-          <w:left w:val="single" w:color="4472C4" w:themeColor="accent5" w:sz="4" w:space="0"/>
-          <w:bottom w:val="single" w:color="4472C4" w:themeColor="accent5" w:sz="4" w:space="0"/>
-          <w:right w:val="single" w:color="4472C4" w:themeColor="accent5" w:sz="4" w:space="0"/>
+          <w:top w:val="single" w:sz="4" w:space="0" w:color="4472C4" w:themeColor="accent5"/>
+          <w:left w:val="single" w:sz="4" w:space="0" w:color="4472C4" w:themeColor="accent5"/>
+          <w:bottom w:val="single" w:sz="4" w:space="0" w:color="4472C4" w:themeColor="accent5"/>
+          <w:right w:val="single" w:sz="4" w:space="0" w:color="4472C4" w:themeColor="accent5"/>
           <w:insideH w:val="nil"/>
           <w:insideV w:val="nil"/>
         </w:tcBorders>
@@ -8544,7 +8741,7 @@
       <w:tblPr/>
       <w:tcPr>
         <w:tcBorders>
-          <w:top w:val="double" w:color="4472C4" w:themeColor="accent5" w:sz="4" w:space="0"/>
+          <w:top w:val="double" w:sz="4" w:space="0" w:color="4472C4" w:themeColor="accent5"/>
         </w:tcBorders>
       </w:tcPr>
     </w:tblStylePr>
@@ -8599,7 +8796,7 @@
       <w:spacing w:after="0" w:line="240" w:lineRule="auto"/>
     </w:pPr>
   </w:style>
-  <w:style w:type="character" w:styleId="CabealhoChar" w:customStyle="1">
+  <w:style w:type="character" w:customStyle="1" w:styleId="CabealhoChar">
     <w:name w:val="Cabeçalho Char"/>
     <w:basedOn w:val="Fontepargpadro"/>
     <w:link w:val="Cabealho"/>
@@ -8625,7 +8822,7 @@
       <w:spacing w:after="0" w:line="240" w:lineRule="auto"/>
     </w:pPr>
   </w:style>
-  <w:style w:type="character" w:styleId="RodapChar" w:customStyle="1">
+  <w:style w:type="character" w:customStyle="1" w:styleId="RodapChar">
     <w:name w:val="Rodapé Char"/>
     <w:basedOn w:val="Fontepargpadro"/>
     <w:link w:val="Rodap"/>
@@ -8664,7 +8861,7 @@
       <w:szCs w:val="20"/>
     </w:rPr>
   </w:style>
-  <w:style w:type="character" w:styleId="TextodecomentrioChar" w:customStyle="1">
+  <w:style w:type="character" w:customStyle="1" w:styleId="TextodecomentrioChar">
     <w:name w:val="Texto de comentário Char"/>
     <w:basedOn w:val="Fontepargpadro"/>
     <w:link w:val="Textodecomentrio"/>
@@ -8691,7 +8888,7 @@
       <w:bCs/>
     </w:rPr>
   </w:style>
-  <w:style w:type="character" w:styleId="AssuntodocomentrioChar" w:customStyle="1">
+  <w:style w:type="character" w:customStyle="1" w:styleId="AssuntodocomentrioChar">
     <w:name w:val="Assunto do comentário Char"/>
     <w:basedOn w:val="TextodecomentrioChar"/>
     <w:link w:val="Assuntodocomentrio"/>
@@ -8723,7 +8920,7 @@
       <w:szCs w:val="18"/>
     </w:rPr>
   </w:style>
-  <w:style w:type="character" w:styleId="TextodebaloChar" w:customStyle="1">
+  <w:style w:type="character" w:customStyle="1" w:styleId="TextodebaloChar">
     <w:name w:val="Texto de balão Char"/>
     <w:basedOn w:val="Fontepargpadro"/>
     <w:link w:val="Textodebalo"/>
@@ -10483,7 +10680,7 @@
 </file>
 
 <file path=word/theme/theme1.xml><?xml version="1.0" encoding="utf-8"?>
-<a:theme xmlns:a="http://schemas.openxmlformats.org/drawingml/2006/main" xmlns:thm15="http://schemas.microsoft.com/office/thememl/2012/main" name="Tema do Office">
+<a:theme xmlns:a="http://schemas.openxmlformats.org/drawingml/2006/main" name="Tema do Office">
   <a:themeElements>
     <a:clrScheme name="Office">
       <a:dk1>
@@ -10748,7 +10945,7 @@
 </file>
 
 <file path=customXml/itemProps1.xml><?xml version="1.0" encoding="utf-8"?>
-<ds:datastoreItem xmlns:ds="http://schemas.openxmlformats.org/officeDocument/2006/customXml" ds:itemID="{C1B39CD3-B438-4B55-9587-9A3D4D600C19}">
+<ds:datastoreItem xmlns:ds="http://schemas.openxmlformats.org/officeDocument/2006/customXml" ds:itemID="{141F48FC-8814-4D95-A534-48025C0DC733}">
   <ds:schemaRefs>
     <ds:schemaRef ds:uri="http://schemas.openxmlformats.org/officeDocument/2006/bibliography"/>
   </ds:schemaRefs>

--- a/ABNT_TCC.docx
+++ b/ABNT_TCC.docx
@@ -1,6 +1,6 @@
 
 <file path=word/document.xml><?xml version="1.0" encoding="utf-8"?>
-<w:document xmlns:wpc="http://schemas.microsoft.com/office/word/2010/wordprocessingCanvas" xmlns:cx="http://schemas.microsoft.com/office/drawing/2014/chartex" xmlns:mc="http://schemas.openxmlformats.org/markup-compatibility/2006" xmlns:o="urn:schemas-microsoft-com:office:office" xmlns:r="http://schemas.openxmlformats.org/officeDocument/2006/relationships" xmlns:m="http://schemas.openxmlformats.org/officeDocument/2006/math" xmlns:v="urn:schemas-microsoft-com:vml" xmlns:wp14="http://schemas.microsoft.com/office/word/2010/wordprocessingDrawing" xmlns:wp="http://schemas.openxmlformats.org/drawingml/2006/wordprocessingDrawing" xmlns:w10="urn:schemas-microsoft-com:office:word" xmlns:w="http://schemas.openxmlformats.org/wordprocessingml/2006/main" xmlns:w14="http://schemas.microsoft.com/office/word/2010/wordml" xmlns:w15="http://schemas.microsoft.com/office/word/2012/wordml" xmlns:w16se="http://schemas.microsoft.com/office/word/2015/wordml/symex" xmlns:wpg="http://schemas.microsoft.com/office/word/2010/wordprocessingGroup" xmlns:wpi="http://schemas.microsoft.com/office/word/2010/wordprocessingInk" xmlns:wne="http://schemas.microsoft.com/office/word/2006/wordml" xmlns:wps="http://schemas.microsoft.com/office/word/2010/wordprocessingShape" mc:Ignorable="w14 w15 w16se wp14">
+<w:document xmlns:wpc="http://schemas.microsoft.com/office/word/2010/wordprocessingCanvas" xmlns:cx="http://schemas.microsoft.com/office/drawing/2014/chartex" xmlns:mc="http://schemas.openxmlformats.org/markup-compatibility/2006" xmlns:o="urn:schemas-microsoft-com:office:office" xmlns:r="http://schemas.openxmlformats.org/officeDocument/2006/relationships" xmlns:m="http://schemas.openxmlformats.org/officeDocument/2006/math" xmlns:v="urn:schemas-microsoft-com:vml" xmlns:wp14="http://schemas.microsoft.com/office/word/2010/wordprocessingDrawing" xmlns:wp="http://schemas.openxmlformats.org/drawingml/2006/wordprocessingDrawing" xmlns:w10="urn:schemas-microsoft-com:office:word" xmlns:w="http://schemas.openxmlformats.org/wordprocessingml/2006/main" xmlns:w14="http://schemas.microsoft.com/office/word/2010/wordml" xmlns:w15="http://schemas.microsoft.com/office/word/2012/wordml" xmlns:w16se="http://schemas.microsoft.com/office/word/2015/wordml/symex" xmlns:wpg="http://schemas.microsoft.com/office/word/2010/wordprocessingGroup" xmlns:wpi="http://schemas.microsoft.com/office/word/2010/wordprocessingInk" xmlns:wne="http://schemas.microsoft.com/office/word/2006/wordml" xmlns:wps="http://schemas.microsoft.com/office/word/2010/wordprocessingShape" xmlns:a="http://schemas.openxmlformats.org/drawingml/2006/main" xmlns:pic="http://schemas.openxmlformats.org/drawingml/2006/picture" xmlns:a14="http://schemas.microsoft.com/office/drawing/2010/main" xmlns:c="http://schemas.openxmlformats.org/drawingml/2006/chart" mc:Ignorable="w14 w15 w16se wp14">
   <w:body>
     <w:p>
       <w:pPr>
@@ -15,21 +15,23 @@
         <w:pStyle w:val="SemEspaamento"/>
       </w:pPr>
       <w:r>
+        <w:rPr/>
         <w:t xml:space="preserve">ETEC PROFª MARIA </w:t>
       </w:r>
       <w:commentRangeStart w:id="0"/>
       <w:r>
+        <w:rPr/>
         <w:t>CRISTINA</w:t>
       </w:r>
       <w:commentRangeEnd w:id="0"/>
       <w:r>
         <w:rPr>
-          <w:rStyle w:val="Refdecomentrio"/>
-          <w:b w:val="0"/>
+          <w:rStyle w:val="CommentReference"/>
         </w:rPr>
         <w:commentReference w:id="0"/>
       </w:r>
       <w:r>
+        <w:rPr/>
         <w:t xml:space="preserve"> MEDEIROS</w:t>
       </w:r>
     </w:p>
@@ -215,7 +217,6 @@
         <w:br w:type="page"/>
       </w:r>
       <w:r>
-        <w:lastRenderedPageBreak/>
         <w:t>Ficha Catalográfica</w:t>
       </w:r>
     </w:p>
@@ -229,7 +230,6 @@
         <w:pStyle w:val="SemEspaamento"/>
       </w:pPr>
       <w:r>
-        <w:lastRenderedPageBreak/>
         <w:t>DEDICATÓRIA</w:t>
       </w:r>
     </w:p>
@@ -248,7 +248,6 @@
         <w:pStyle w:val="SemEspaamento"/>
       </w:pPr>
       <w:r>
-        <w:lastRenderedPageBreak/>
         <w:t>AGRADECIMENTOS</w:t>
       </w:r>
     </w:p>
@@ -300,7 +299,6 @@
         <w:pStyle w:val="SemEspaamento"/>
       </w:pPr>
       <w:r>
-        <w:lastRenderedPageBreak/>
         <w:t>ABSTRACT</w:t>
       </w:r>
     </w:p>
@@ -325,7 +323,6 @@
         <w:pStyle w:val="SemEspaamento"/>
       </w:pPr>
       <w:r>
-        <w:lastRenderedPageBreak/>
         <w:t>ÍNDICE DE ILUSTRAÇÕES</w:t>
       </w:r>
     </w:p>
@@ -359,7 +356,7 @@
           <w:tab w:val="right" w:leader="dot" w:pos="9061"/>
         </w:tabs>
         <w:rPr>
-          <w:rFonts w:asciiTheme="minorHAnsi" w:eastAsiaTheme="minorEastAsia" w:hAnsiTheme="minorHAnsi"/>
+          <w:rFonts w:asciiTheme="minorHAnsi" w:hAnsiTheme="minorHAnsi" w:eastAsiaTheme="minorEastAsia"/>
           <w:noProof/>
           <w:sz w:val="22"/>
           <w:lang w:eastAsia="pt-BR"/>
@@ -374,7 +371,7 @@
       <w:r>
         <w:fldChar w:fldCharType="separate"/>
       </w:r>
-      <w:hyperlink w:anchor="_Toc232412742" w:history="1">
+      <w:hyperlink w:history="1" w:anchor="_Toc232412742">
         <w:r>
           <w:rPr>
             <w:rStyle w:val="Hyperlink"/>
@@ -439,13 +436,13 @@
           <w:tab w:val="right" w:leader="dot" w:pos="9061"/>
         </w:tabs>
         <w:rPr>
-          <w:rFonts w:asciiTheme="minorHAnsi" w:eastAsiaTheme="minorEastAsia" w:hAnsiTheme="minorHAnsi"/>
+          <w:rFonts w:asciiTheme="minorHAnsi" w:hAnsiTheme="minorHAnsi" w:eastAsiaTheme="minorEastAsia"/>
           <w:noProof/>
           <w:sz w:val="22"/>
           <w:lang w:eastAsia="pt-BR"/>
         </w:rPr>
       </w:pPr>
-      <w:hyperlink w:anchor="_Toc232412743" w:history="1">
+      <w:hyperlink w:history="1" w:anchor="_Toc232412743">
         <w:r>
           <w:rPr>
             <w:rStyle w:val="Hyperlink"/>
@@ -531,7 +528,7 @@
           <w:tab w:val="right" w:leader="dot" w:pos="9061"/>
         </w:tabs>
         <w:rPr>
-          <w:rFonts w:asciiTheme="minorHAnsi" w:eastAsiaTheme="minorEastAsia" w:hAnsiTheme="minorHAnsi"/>
+          <w:rFonts w:asciiTheme="minorHAnsi" w:hAnsiTheme="minorHAnsi" w:eastAsiaTheme="minorEastAsia"/>
           <w:noProof/>
           <w:sz w:val="22"/>
           <w:lang w:eastAsia="pt-BR"/>
@@ -546,7 +543,7 @@
       <w:r>
         <w:fldChar w:fldCharType="separate"/>
       </w:r>
-      <w:hyperlink w:anchor="_Toc226613168" w:history="1">
+      <w:hyperlink w:history="1" w:anchor="_Toc226613168">
         <w:r>
           <w:rPr>
             <w:rStyle w:val="Hyperlink"/>
@@ -633,7 +630,7 @@
           <w:tab w:val="right" w:leader="dot" w:pos="9061"/>
         </w:tabs>
         <w:rPr>
-          <w:rFonts w:asciiTheme="minorHAnsi" w:eastAsiaTheme="minorEastAsia" w:hAnsiTheme="minorHAnsi"/>
+          <w:rFonts w:asciiTheme="minorHAnsi" w:hAnsiTheme="minorHAnsi" w:eastAsiaTheme="minorEastAsia"/>
           <w:noProof/>
           <w:sz w:val="22"/>
           <w:lang w:eastAsia="pt-BR"/>
@@ -648,7 +645,7 @@
       <w:r>
         <w:fldChar w:fldCharType="separate"/>
       </w:r>
-      <w:hyperlink w:anchor="_Toc226613243" w:history="1">
+      <w:hyperlink w:history="1" w:anchor="_Toc226613243">
         <w:r>
           <w:rPr>
             <w:rStyle w:val="Hyperlink"/>
@@ -734,7 +731,7 @@
           <w:tab w:val="right" w:leader="dot" w:pos="9061"/>
         </w:tabs>
         <w:rPr>
-          <w:rFonts w:asciiTheme="minorHAnsi" w:eastAsiaTheme="minorEastAsia" w:hAnsiTheme="minorHAnsi"/>
+          <w:rFonts w:asciiTheme="minorHAnsi" w:hAnsiTheme="minorHAnsi" w:eastAsiaTheme="minorEastAsia"/>
           <w:noProof/>
           <w:sz w:val="22"/>
           <w:lang w:eastAsia="pt-BR"/>
@@ -749,7 +746,7 @@
       <w:r>
         <w:fldChar w:fldCharType="separate"/>
       </w:r>
-      <w:hyperlink w:anchor="_Toc226613252" w:history="1">
+      <w:hyperlink w:history="1" w:anchor="_Toc226613252">
         <w:r>
           <w:rPr>
             <w:rStyle w:val="Hyperlink"/>
@@ -842,7 +839,7 @@
       <w:pPr>
         <w:pStyle w:val="Sumrio1"/>
         <w:rPr>
-          <w:rFonts w:asciiTheme="minorHAnsi" w:eastAsiaTheme="minorEastAsia" w:hAnsiTheme="minorHAnsi"/>
+          <w:rFonts w:asciiTheme="minorHAnsi" w:hAnsiTheme="minorHAnsi" w:eastAsiaTheme="minorEastAsia"/>
           <w:noProof/>
           <w:sz w:val="22"/>
           <w:lang w:eastAsia="pt-BR"/>
@@ -857,7 +854,7 @@
       <w:r>
         <w:fldChar w:fldCharType="separate"/>
       </w:r>
-      <w:hyperlink w:anchor="_Toc232412717" w:history="1">
+      <w:hyperlink w:history="1" w:anchor="_Toc232412717">
         <w:r>
           <w:rPr>
             <w:rStyle w:val="Hyperlink"/>
@@ -867,7 +864,7 @@
         </w:r>
         <w:r>
           <w:rPr>
-            <w:rFonts w:asciiTheme="minorHAnsi" w:eastAsiaTheme="minorEastAsia" w:hAnsiTheme="minorHAnsi"/>
+            <w:rFonts w:asciiTheme="minorHAnsi" w:hAnsiTheme="minorHAnsi" w:eastAsiaTheme="minorEastAsia"/>
             <w:noProof/>
             <w:sz w:val="22"/>
             <w:lang w:eastAsia="pt-BR"/>
@@ -935,13 +932,13 @@
       <w:pPr>
         <w:pStyle w:val="Sumrio2"/>
         <w:rPr>
-          <w:rFonts w:asciiTheme="minorHAnsi" w:eastAsiaTheme="minorEastAsia" w:hAnsiTheme="minorHAnsi"/>
+          <w:rFonts w:asciiTheme="minorHAnsi" w:hAnsiTheme="minorHAnsi" w:eastAsiaTheme="minorEastAsia"/>
           <w:noProof/>
           <w:sz w:val="22"/>
           <w:lang w:eastAsia="pt-BR"/>
         </w:rPr>
       </w:pPr>
-      <w:hyperlink w:anchor="_Toc232412718" w:history="1">
+      <w:hyperlink w:history="1" w:anchor="_Toc232412718">
         <w:r>
           <w:rPr>
             <w:rStyle w:val="Hyperlink"/>
@@ -951,7 +948,7 @@
         </w:r>
         <w:r>
           <w:rPr>
-            <w:rFonts w:asciiTheme="minorHAnsi" w:eastAsiaTheme="minorEastAsia" w:hAnsiTheme="minorHAnsi"/>
+            <w:rFonts w:asciiTheme="minorHAnsi" w:hAnsiTheme="minorHAnsi" w:eastAsiaTheme="minorEastAsia"/>
             <w:noProof/>
             <w:sz w:val="22"/>
             <w:lang w:eastAsia="pt-BR"/>
@@ -1019,13 +1016,13 @@
       <w:pPr>
         <w:pStyle w:val="Sumrio2"/>
         <w:rPr>
-          <w:rFonts w:asciiTheme="minorHAnsi" w:eastAsiaTheme="minorEastAsia" w:hAnsiTheme="minorHAnsi"/>
+          <w:rFonts w:asciiTheme="minorHAnsi" w:hAnsiTheme="minorHAnsi" w:eastAsiaTheme="minorEastAsia"/>
           <w:noProof/>
           <w:sz w:val="22"/>
           <w:lang w:eastAsia="pt-BR"/>
         </w:rPr>
       </w:pPr>
-      <w:hyperlink w:anchor="_Toc232412719" w:history="1">
+      <w:hyperlink w:history="1" w:anchor="_Toc232412719">
         <w:r>
           <w:rPr>
             <w:rStyle w:val="Hyperlink"/>
@@ -1035,7 +1032,7 @@
         </w:r>
         <w:r>
           <w:rPr>
-            <w:rFonts w:asciiTheme="minorHAnsi" w:eastAsiaTheme="minorEastAsia" w:hAnsiTheme="minorHAnsi"/>
+            <w:rFonts w:asciiTheme="minorHAnsi" w:hAnsiTheme="minorHAnsi" w:eastAsiaTheme="minorEastAsia"/>
             <w:noProof/>
             <w:sz w:val="22"/>
             <w:lang w:eastAsia="pt-BR"/>
@@ -1103,13 +1100,13 @@
       <w:pPr>
         <w:pStyle w:val="Sumrio2"/>
         <w:rPr>
-          <w:rFonts w:asciiTheme="minorHAnsi" w:eastAsiaTheme="minorEastAsia" w:hAnsiTheme="minorHAnsi"/>
+          <w:rFonts w:asciiTheme="minorHAnsi" w:hAnsiTheme="minorHAnsi" w:eastAsiaTheme="minorEastAsia"/>
           <w:noProof/>
           <w:sz w:val="22"/>
           <w:lang w:eastAsia="pt-BR"/>
         </w:rPr>
       </w:pPr>
-      <w:hyperlink w:anchor="_Toc232412720" w:history="1">
+      <w:hyperlink w:history="1" w:anchor="_Toc232412720">
         <w:r>
           <w:rPr>
             <w:rStyle w:val="Hyperlink"/>
@@ -1119,7 +1116,7 @@
         </w:r>
         <w:r>
           <w:rPr>
-            <w:rFonts w:asciiTheme="minorHAnsi" w:eastAsiaTheme="minorEastAsia" w:hAnsiTheme="minorHAnsi"/>
+            <w:rFonts w:asciiTheme="minorHAnsi" w:hAnsiTheme="minorHAnsi" w:eastAsiaTheme="minorEastAsia"/>
             <w:noProof/>
             <w:sz w:val="22"/>
             <w:lang w:eastAsia="pt-BR"/>
@@ -1187,13 +1184,13 @@
       <w:pPr>
         <w:pStyle w:val="Sumrio3"/>
         <w:rPr>
-          <w:rFonts w:asciiTheme="minorHAnsi" w:eastAsiaTheme="minorEastAsia" w:hAnsiTheme="minorHAnsi"/>
+          <w:rFonts w:asciiTheme="minorHAnsi" w:hAnsiTheme="minorHAnsi" w:eastAsiaTheme="minorEastAsia"/>
           <w:noProof/>
           <w:sz w:val="22"/>
           <w:lang w:eastAsia="pt-BR"/>
         </w:rPr>
       </w:pPr>
-      <w:hyperlink w:anchor="_Toc232412721" w:history="1">
+      <w:hyperlink w:history="1" w:anchor="_Toc232412721">
         <w:r>
           <w:rPr>
             <w:rStyle w:val="Hyperlink"/>
@@ -1203,7 +1200,7 @@
         </w:r>
         <w:r>
           <w:rPr>
-            <w:rFonts w:asciiTheme="minorHAnsi" w:eastAsiaTheme="minorEastAsia" w:hAnsiTheme="minorHAnsi"/>
+            <w:rFonts w:asciiTheme="minorHAnsi" w:hAnsiTheme="minorHAnsi" w:eastAsiaTheme="minorEastAsia"/>
             <w:noProof/>
             <w:sz w:val="22"/>
             <w:lang w:eastAsia="pt-BR"/>
@@ -1271,13 +1268,13 @@
       <w:pPr>
         <w:pStyle w:val="Sumrio3"/>
         <w:rPr>
-          <w:rFonts w:asciiTheme="minorHAnsi" w:eastAsiaTheme="minorEastAsia" w:hAnsiTheme="minorHAnsi"/>
+          <w:rFonts w:asciiTheme="minorHAnsi" w:hAnsiTheme="minorHAnsi" w:eastAsiaTheme="minorEastAsia"/>
           <w:noProof/>
           <w:sz w:val="22"/>
           <w:lang w:eastAsia="pt-BR"/>
         </w:rPr>
       </w:pPr>
-      <w:hyperlink w:anchor="_Toc232412722" w:history="1">
+      <w:hyperlink w:history="1" w:anchor="_Toc232412722">
         <w:r>
           <w:rPr>
             <w:rStyle w:val="Hyperlink"/>
@@ -1287,7 +1284,7 @@
         </w:r>
         <w:r>
           <w:rPr>
-            <w:rFonts w:asciiTheme="minorHAnsi" w:eastAsiaTheme="minorEastAsia" w:hAnsiTheme="minorHAnsi"/>
+            <w:rFonts w:asciiTheme="minorHAnsi" w:hAnsiTheme="minorHAnsi" w:eastAsiaTheme="minorEastAsia"/>
             <w:noProof/>
             <w:sz w:val="22"/>
             <w:lang w:eastAsia="pt-BR"/>
@@ -1355,13 +1352,13 @@
       <w:pPr>
         <w:pStyle w:val="Sumrio2"/>
         <w:rPr>
-          <w:rFonts w:asciiTheme="minorHAnsi" w:eastAsiaTheme="minorEastAsia" w:hAnsiTheme="minorHAnsi"/>
+          <w:rFonts w:asciiTheme="minorHAnsi" w:hAnsiTheme="minorHAnsi" w:eastAsiaTheme="minorEastAsia"/>
           <w:noProof/>
           <w:sz w:val="22"/>
           <w:lang w:eastAsia="pt-BR"/>
         </w:rPr>
       </w:pPr>
-      <w:hyperlink w:anchor="_Toc232412723" w:history="1">
+      <w:hyperlink w:history="1" w:anchor="_Toc232412723">
         <w:r>
           <w:rPr>
             <w:rStyle w:val="Hyperlink"/>
@@ -1371,7 +1368,7 @@
         </w:r>
         <w:r>
           <w:rPr>
-            <w:rFonts w:asciiTheme="minorHAnsi" w:eastAsiaTheme="minorEastAsia" w:hAnsiTheme="minorHAnsi"/>
+            <w:rFonts w:asciiTheme="minorHAnsi" w:hAnsiTheme="minorHAnsi" w:eastAsiaTheme="minorEastAsia"/>
             <w:noProof/>
             <w:sz w:val="22"/>
             <w:lang w:eastAsia="pt-BR"/>
@@ -1439,13 +1436,13 @@
       <w:pPr>
         <w:pStyle w:val="Sumrio2"/>
         <w:rPr>
-          <w:rFonts w:asciiTheme="minorHAnsi" w:eastAsiaTheme="minorEastAsia" w:hAnsiTheme="minorHAnsi"/>
+          <w:rFonts w:asciiTheme="minorHAnsi" w:hAnsiTheme="minorHAnsi" w:eastAsiaTheme="minorEastAsia"/>
           <w:noProof/>
           <w:sz w:val="22"/>
           <w:lang w:eastAsia="pt-BR"/>
         </w:rPr>
       </w:pPr>
-      <w:hyperlink w:anchor="_Toc232412724" w:history="1">
+      <w:hyperlink w:history="1" w:anchor="_Toc232412724">
         <w:r>
           <w:rPr>
             <w:rStyle w:val="Hyperlink"/>
@@ -1455,7 +1452,7 @@
         </w:r>
         <w:r>
           <w:rPr>
-            <w:rFonts w:asciiTheme="minorHAnsi" w:eastAsiaTheme="minorEastAsia" w:hAnsiTheme="minorHAnsi"/>
+            <w:rFonts w:asciiTheme="minorHAnsi" w:hAnsiTheme="minorHAnsi" w:eastAsiaTheme="minorEastAsia"/>
             <w:noProof/>
             <w:sz w:val="22"/>
             <w:lang w:eastAsia="pt-BR"/>
@@ -1523,13 +1520,13 @@
       <w:pPr>
         <w:pStyle w:val="Sumrio1"/>
         <w:rPr>
-          <w:rFonts w:asciiTheme="minorHAnsi" w:eastAsiaTheme="minorEastAsia" w:hAnsiTheme="minorHAnsi"/>
+          <w:rFonts w:asciiTheme="minorHAnsi" w:hAnsiTheme="minorHAnsi" w:eastAsiaTheme="minorEastAsia"/>
           <w:noProof/>
           <w:sz w:val="22"/>
           <w:lang w:eastAsia="pt-BR"/>
         </w:rPr>
       </w:pPr>
-      <w:hyperlink w:anchor="_Toc232412725" w:history="1">
+      <w:hyperlink w:history="1" w:anchor="_Toc232412725">
         <w:r>
           <w:rPr>
             <w:rStyle w:val="Hyperlink"/>
@@ -1539,7 +1536,7 @@
         </w:r>
         <w:r>
           <w:rPr>
-            <w:rFonts w:asciiTheme="minorHAnsi" w:eastAsiaTheme="minorEastAsia" w:hAnsiTheme="minorHAnsi"/>
+            <w:rFonts w:asciiTheme="minorHAnsi" w:hAnsiTheme="minorHAnsi" w:eastAsiaTheme="minorEastAsia"/>
             <w:noProof/>
             <w:sz w:val="22"/>
             <w:lang w:eastAsia="pt-BR"/>
@@ -1607,13 +1604,13 @@
       <w:pPr>
         <w:pStyle w:val="Sumrio2"/>
         <w:rPr>
-          <w:rFonts w:asciiTheme="minorHAnsi" w:eastAsiaTheme="minorEastAsia" w:hAnsiTheme="minorHAnsi"/>
+          <w:rFonts w:asciiTheme="minorHAnsi" w:hAnsiTheme="minorHAnsi" w:eastAsiaTheme="minorEastAsia"/>
           <w:noProof/>
           <w:sz w:val="22"/>
           <w:lang w:eastAsia="pt-BR"/>
         </w:rPr>
       </w:pPr>
-      <w:hyperlink w:anchor="_Toc232412726" w:history="1">
+      <w:hyperlink w:history="1" w:anchor="_Toc232412726">
         <w:r>
           <w:rPr>
             <w:rStyle w:val="Hyperlink"/>
@@ -1623,7 +1620,7 @@
         </w:r>
         <w:r>
           <w:rPr>
-            <w:rFonts w:asciiTheme="minorHAnsi" w:eastAsiaTheme="minorEastAsia" w:hAnsiTheme="minorHAnsi"/>
+            <w:rFonts w:asciiTheme="minorHAnsi" w:hAnsiTheme="minorHAnsi" w:eastAsiaTheme="minorEastAsia"/>
             <w:noProof/>
             <w:sz w:val="22"/>
             <w:lang w:eastAsia="pt-BR"/>
@@ -1691,13 +1688,13 @@
       <w:pPr>
         <w:pStyle w:val="Sumrio3"/>
         <w:rPr>
-          <w:rFonts w:asciiTheme="minorHAnsi" w:eastAsiaTheme="minorEastAsia" w:hAnsiTheme="minorHAnsi"/>
+          <w:rFonts w:asciiTheme="minorHAnsi" w:hAnsiTheme="minorHAnsi" w:eastAsiaTheme="minorEastAsia"/>
           <w:noProof/>
           <w:sz w:val="22"/>
           <w:lang w:eastAsia="pt-BR"/>
         </w:rPr>
       </w:pPr>
-      <w:hyperlink w:anchor="_Toc232412727" w:history="1">
+      <w:hyperlink w:history="1" w:anchor="_Toc232412727">
         <w:r>
           <w:rPr>
             <w:rStyle w:val="Hyperlink"/>
@@ -1707,7 +1704,7 @@
         </w:r>
         <w:r>
           <w:rPr>
-            <w:rFonts w:asciiTheme="minorHAnsi" w:eastAsiaTheme="minorEastAsia" w:hAnsiTheme="minorHAnsi"/>
+            <w:rFonts w:asciiTheme="minorHAnsi" w:hAnsiTheme="minorHAnsi" w:eastAsiaTheme="minorEastAsia"/>
             <w:noProof/>
             <w:sz w:val="22"/>
             <w:lang w:eastAsia="pt-BR"/>
@@ -1775,13 +1772,13 @@
       <w:pPr>
         <w:pStyle w:val="Sumrio2"/>
         <w:rPr>
-          <w:rFonts w:asciiTheme="minorHAnsi" w:eastAsiaTheme="minorEastAsia" w:hAnsiTheme="minorHAnsi"/>
+          <w:rFonts w:asciiTheme="minorHAnsi" w:hAnsiTheme="minorHAnsi" w:eastAsiaTheme="minorEastAsia"/>
           <w:noProof/>
           <w:sz w:val="22"/>
           <w:lang w:eastAsia="pt-BR"/>
         </w:rPr>
       </w:pPr>
-      <w:hyperlink w:anchor="_Toc232412728" w:history="1">
+      <w:hyperlink w:history="1" w:anchor="_Toc232412728">
         <w:r>
           <w:rPr>
             <w:rStyle w:val="Hyperlink"/>
@@ -1791,7 +1788,7 @@
         </w:r>
         <w:r>
           <w:rPr>
-            <w:rFonts w:asciiTheme="minorHAnsi" w:eastAsiaTheme="minorEastAsia" w:hAnsiTheme="minorHAnsi"/>
+            <w:rFonts w:asciiTheme="minorHAnsi" w:hAnsiTheme="minorHAnsi" w:eastAsiaTheme="minorEastAsia"/>
             <w:noProof/>
             <w:sz w:val="22"/>
             <w:lang w:eastAsia="pt-BR"/>
@@ -1859,13 +1856,13 @@
       <w:pPr>
         <w:pStyle w:val="Sumrio3"/>
         <w:rPr>
-          <w:rFonts w:asciiTheme="minorHAnsi" w:eastAsiaTheme="minorEastAsia" w:hAnsiTheme="minorHAnsi"/>
+          <w:rFonts w:asciiTheme="minorHAnsi" w:hAnsiTheme="minorHAnsi" w:eastAsiaTheme="minorEastAsia"/>
           <w:noProof/>
           <w:sz w:val="22"/>
           <w:lang w:eastAsia="pt-BR"/>
         </w:rPr>
       </w:pPr>
-      <w:hyperlink w:anchor="_Toc232412729" w:history="1">
+      <w:hyperlink w:history="1" w:anchor="_Toc232412729">
         <w:r>
           <w:rPr>
             <w:rStyle w:val="Hyperlink"/>
@@ -1875,7 +1872,7 @@
         </w:r>
         <w:r>
           <w:rPr>
-            <w:rFonts w:asciiTheme="minorHAnsi" w:eastAsiaTheme="minorEastAsia" w:hAnsiTheme="minorHAnsi"/>
+            <w:rFonts w:asciiTheme="minorHAnsi" w:hAnsiTheme="minorHAnsi" w:eastAsiaTheme="minorEastAsia"/>
             <w:noProof/>
             <w:sz w:val="22"/>
             <w:lang w:eastAsia="pt-BR"/>
@@ -1943,13 +1940,13 @@
       <w:pPr>
         <w:pStyle w:val="Sumrio4"/>
         <w:rPr>
-          <w:rFonts w:asciiTheme="minorHAnsi" w:eastAsiaTheme="minorEastAsia" w:hAnsiTheme="minorHAnsi"/>
+          <w:rFonts w:asciiTheme="minorHAnsi" w:hAnsiTheme="minorHAnsi" w:eastAsiaTheme="minorEastAsia"/>
           <w:noProof/>
           <w:sz w:val="22"/>
           <w:lang w:eastAsia="pt-BR"/>
         </w:rPr>
       </w:pPr>
-      <w:hyperlink w:anchor="_Toc232412730" w:history="1">
+      <w:hyperlink w:history="1" w:anchor="_Toc232412730">
         <w:r>
           <w:rPr>
             <w:rStyle w:val="Hyperlink"/>
@@ -1959,7 +1956,7 @@
         </w:r>
         <w:r>
           <w:rPr>
-            <w:rFonts w:asciiTheme="minorHAnsi" w:eastAsiaTheme="minorEastAsia" w:hAnsiTheme="minorHAnsi"/>
+            <w:rFonts w:asciiTheme="minorHAnsi" w:hAnsiTheme="minorHAnsi" w:eastAsiaTheme="minorEastAsia"/>
             <w:noProof/>
             <w:sz w:val="22"/>
             <w:lang w:eastAsia="pt-BR"/>
@@ -2027,13 +2024,13 @@
       <w:pPr>
         <w:pStyle w:val="Sumrio5"/>
         <w:rPr>
-          <w:rFonts w:asciiTheme="minorHAnsi" w:eastAsiaTheme="minorEastAsia" w:hAnsiTheme="minorHAnsi"/>
+          <w:rFonts w:asciiTheme="minorHAnsi" w:hAnsiTheme="minorHAnsi" w:eastAsiaTheme="minorEastAsia"/>
           <w:noProof/>
           <w:sz w:val="22"/>
           <w:lang w:eastAsia="pt-BR"/>
         </w:rPr>
       </w:pPr>
-      <w:hyperlink w:anchor="_Toc232412731" w:history="1">
+      <w:hyperlink w:history="1" w:anchor="_Toc232412731">
         <w:r>
           <w:rPr>
             <w:rStyle w:val="Hyperlink"/>
@@ -2043,7 +2040,7 @@
         </w:r>
         <w:r>
           <w:rPr>
-            <w:rFonts w:asciiTheme="minorHAnsi" w:eastAsiaTheme="minorEastAsia" w:hAnsiTheme="minorHAnsi"/>
+            <w:rFonts w:asciiTheme="minorHAnsi" w:hAnsiTheme="minorHAnsi" w:eastAsiaTheme="minorEastAsia"/>
             <w:noProof/>
             <w:sz w:val="22"/>
             <w:lang w:eastAsia="pt-BR"/>
@@ -2111,13 +2108,13 @@
       <w:pPr>
         <w:pStyle w:val="Sumrio1"/>
         <w:rPr>
-          <w:rFonts w:asciiTheme="minorHAnsi" w:eastAsiaTheme="minorEastAsia" w:hAnsiTheme="minorHAnsi"/>
+          <w:rFonts w:asciiTheme="minorHAnsi" w:hAnsiTheme="minorHAnsi" w:eastAsiaTheme="minorEastAsia"/>
           <w:noProof/>
           <w:sz w:val="22"/>
           <w:lang w:eastAsia="pt-BR"/>
         </w:rPr>
       </w:pPr>
-      <w:hyperlink w:anchor="_Toc232412732" w:history="1">
+      <w:hyperlink w:history="1" w:anchor="_Toc232412732">
         <w:r>
           <w:rPr>
             <w:rStyle w:val="Hyperlink"/>
@@ -2127,7 +2124,7 @@
         </w:r>
         <w:r>
           <w:rPr>
-            <w:rFonts w:asciiTheme="minorHAnsi" w:eastAsiaTheme="minorEastAsia" w:hAnsiTheme="minorHAnsi"/>
+            <w:rFonts w:asciiTheme="minorHAnsi" w:hAnsiTheme="minorHAnsi" w:eastAsiaTheme="minorEastAsia"/>
             <w:noProof/>
             <w:sz w:val="22"/>
             <w:lang w:eastAsia="pt-BR"/>
@@ -2195,13 +2192,13 @@
       <w:pPr>
         <w:pStyle w:val="Sumrio2"/>
         <w:rPr>
-          <w:rFonts w:asciiTheme="minorHAnsi" w:eastAsiaTheme="minorEastAsia" w:hAnsiTheme="minorHAnsi"/>
+          <w:rFonts w:asciiTheme="minorHAnsi" w:hAnsiTheme="minorHAnsi" w:eastAsiaTheme="minorEastAsia"/>
           <w:noProof/>
           <w:sz w:val="22"/>
           <w:lang w:eastAsia="pt-BR"/>
         </w:rPr>
       </w:pPr>
-      <w:hyperlink w:anchor="_Toc232412733" w:history="1">
+      <w:hyperlink w:history="1" w:anchor="_Toc232412733">
         <w:r>
           <w:rPr>
             <w:rStyle w:val="Hyperlink"/>
@@ -2211,7 +2208,7 @@
         </w:r>
         <w:r>
           <w:rPr>
-            <w:rFonts w:asciiTheme="minorHAnsi" w:eastAsiaTheme="minorEastAsia" w:hAnsiTheme="minorHAnsi"/>
+            <w:rFonts w:asciiTheme="minorHAnsi" w:hAnsiTheme="minorHAnsi" w:eastAsiaTheme="minorEastAsia"/>
             <w:noProof/>
             <w:sz w:val="22"/>
             <w:lang w:eastAsia="pt-BR"/>
@@ -2279,13 +2276,13 @@
       <w:pPr>
         <w:pStyle w:val="Sumrio2"/>
         <w:rPr>
-          <w:rFonts w:asciiTheme="minorHAnsi" w:eastAsiaTheme="minorEastAsia" w:hAnsiTheme="minorHAnsi"/>
+          <w:rFonts w:asciiTheme="minorHAnsi" w:hAnsiTheme="minorHAnsi" w:eastAsiaTheme="minorEastAsia"/>
           <w:noProof/>
           <w:sz w:val="22"/>
           <w:lang w:eastAsia="pt-BR"/>
         </w:rPr>
       </w:pPr>
-      <w:hyperlink w:anchor="_Toc232412734" w:history="1">
+      <w:hyperlink w:history="1" w:anchor="_Toc232412734">
         <w:r>
           <w:rPr>
             <w:rStyle w:val="Hyperlink"/>
@@ -2295,7 +2292,7 @@
         </w:r>
         <w:r>
           <w:rPr>
-            <w:rFonts w:asciiTheme="minorHAnsi" w:eastAsiaTheme="minorEastAsia" w:hAnsiTheme="minorHAnsi"/>
+            <w:rFonts w:asciiTheme="minorHAnsi" w:hAnsiTheme="minorHAnsi" w:eastAsiaTheme="minorEastAsia"/>
             <w:noProof/>
             <w:sz w:val="22"/>
             <w:lang w:eastAsia="pt-BR"/>
@@ -2363,13 +2360,13 @@
       <w:pPr>
         <w:pStyle w:val="Sumrio1"/>
         <w:rPr>
-          <w:rFonts w:asciiTheme="minorHAnsi" w:eastAsiaTheme="minorEastAsia" w:hAnsiTheme="minorHAnsi"/>
+          <w:rFonts w:asciiTheme="minorHAnsi" w:hAnsiTheme="minorHAnsi" w:eastAsiaTheme="minorEastAsia"/>
           <w:noProof/>
           <w:sz w:val="22"/>
           <w:lang w:eastAsia="pt-BR"/>
         </w:rPr>
       </w:pPr>
-      <w:hyperlink w:anchor="_Toc232412735" w:history="1">
+      <w:hyperlink w:history="1" w:anchor="_Toc232412735">
         <w:r>
           <w:rPr>
             <w:rStyle w:val="Hyperlink"/>
@@ -2379,7 +2376,7 @@
         </w:r>
         <w:r>
           <w:rPr>
-            <w:rFonts w:asciiTheme="minorHAnsi" w:eastAsiaTheme="minorEastAsia" w:hAnsiTheme="minorHAnsi"/>
+            <w:rFonts w:asciiTheme="minorHAnsi" w:hAnsiTheme="minorHAnsi" w:eastAsiaTheme="minorEastAsia"/>
             <w:noProof/>
             <w:sz w:val="22"/>
             <w:lang w:eastAsia="pt-BR"/>
@@ -2447,13 +2444,13 @@
       <w:pPr>
         <w:pStyle w:val="Sumrio2"/>
         <w:rPr>
-          <w:rFonts w:asciiTheme="minorHAnsi" w:eastAsiaTheme="minorEastAsia" w:hAnsiTheme="minorHAnsi"/>
+          <w:rFonts w:asciiTheme="minorHAnsi" w:hAnsiTheme="minorHAnsi" w:eastAsiaTheme="minorEastAsia"/>
           <w:noProof/>
           <w:sz w:val="22"/>
           <w:lang w:eastAsia="pt-BR"/>
         </w:rPr>
       </w:pPr>
-      <w:hyperlink w:anchor="_Toc232412736" w:history="1">
+      <w:hyperlink w:history="1" w:anchor="_Toc232412736">
         <w:r>
           <w:rPr>
             <w:rStyle w:val="Hyperlink"/>
@@ -2463,7 +2460,7 @@
         </w:r>
         <w:r>
           <w:rPr>
-            <w:rFonts w:asciiTheme="minorHAnsi" w:eastAsiaTheme="minorEastAsia" w:hAnsiTheme="minorHAnsi"/>
+            <w:rFonts w:asciiTheme="minorHAnsi" w:hAnsiTheme="minorHAnsi" w:eastAsiaTheme="minorEastAsia"/>
             <w:noProof/>
             <w:sz w:val="22"/>
             <w:lang w:eastAsia="pt-BR"/>
@@ -2531,13 +2528,13 @@
       <w:pPr>
         <w:pStyle w:val="Sumrio1"/>
         <w:rPr>
-          <w:rFonts w:asciiTheme="minorHAnsi" w:eastAsiaTheme="minorEastAsia" w:hAnsiTheme="minorHAnsi"/>
+          <w:rFonts w:asciiTheme="minorHAnsi" w:hAnsiTheme="minorHAnsi" w:eastAsiaTheme="minorEastAsia"/>
           <w:noProof/>
           <w:sz w:val="22"/>
           <w:lang w:eastAsia="pt-BR"/>
         </w:rPr>
       </w:pPr>
-      <w:hyperlink w:anchor="_Toc232412737" w:history="1">
+      <w:hyperlink w:history="1" w:anchor="_Toc232412737">
         <w:r>
           <w:rPr>
             <w:rStyle w:val="Hyperlink"/>
@@ -2547,7 +2544,7 @@
         </w:r>
         <w:r>
           <w:rPr>
-            <w:rFonts w:asciiTheme="minorHAnsi" w:eastAsiaTheme="minorEastAsia" w:hAnsiTheme="minorHAnsi"/>
+            <w:rFonts w:asciiTheme="minorHAnsi" w:hAnsiTheme="minorHAnsi" w:eastAsiaTheme="minorEastAsia"/>
             <w:noProof/>
             <w:sz w:val="22"/>
             <w:lang w:eastAsia="pt-BR"/>
@@ -2615,13 +2612,13 @@
       <w:pPr>
         <w:pStyle w:val="Sumrio2"/>
         <w:rPr>
-          <w:rFonts w:asciiTheme="minorHAnsi" w:eastAsiaTheme="minorEastAsia" w:hAnsiTheme="minorHAnsi"/>
+          <w:rFonts w:asciiTheme="minorHAnsi" w:hAnsiTheme="minorHAnsi" w:eastAsiaTheme="minorEastAsia"/>
           <w:noProof/>
           <w:sz w:val="22"/>
           <w:lang w:eastAsia="pt-BR"/>
         </w:rPr>
       </w:pPr>
-      <w:hyperlink w:anchor="_Toc232412738" w:history="1">
+      <w:hyperlink w:history="1" w:anchor="_Toc232412738">
         <w:r>
           <w:rPr>
             <w:rStyle w:val="Hyperlink"/>
@@ -2631,7 +2628,7 @@
         </w:r>
         <w:r>
           <w:rPr>
-            <w:rFonts w:asciiTheme="minorHAnsi" w:eastAsiaTheme="minorEastAsia" w:hAnsiTheme="minorHAnsi"/>
+            <w:rFonts w:asciiTheme="minorHAnsi" w:hAnsiTheme="minorHAnsi" w:eastAsiaTheme="minorEastAsia"/>
             <w:noProof/>
             <w:sz w:val="22"/>
             <w:lang w:eastAsia="pt-BR"/>
@@ -2699,13 +2696,13 @@
       <w:pPr>
         <w:pStyle w:val="Sumrio1"/>
         <w:rPr>
-          <w:rFonts w:asciiTheme="minorHAnsi" w:eastAsiaTheme="minorEastAsia" w:hAnsiTheme="minorHAnsi"/>
+          <w:rFonts w:asciiTheme="minorHAnsi" w:hAnsiTheme="minorHAnsi" w:eastAsiaTheme="minorEastAsia"/>
           <w:noProof/>
           <w:sz w:val="22"/>
           <w:lang w:eastAsia="pt-BR"/>
         </w:rPr>
       </w:pPr>
-      <w:hyperlink w:anchor="_Toc232412739" w:history="1">
+      <w:hyperlink w:history="1" w:anchor="_Toc232412739">
         <w:r>
           <w:rPr>
             <w:rStyle w:val="Hyperlink"/>
@@ -2715,7 +2712,7 @@
         </w:r>
         <w:r>
           <w:rPr>
-            <w:rFonts w:asciiTheme="minorHAnsi" w:eastAsiaTheme="minorEastAsia" w:hAnsiTheme="minorHAnsi"/>
+            <w:rFonts w:asciiTheme="minorHAnsi" w:hAnsiTheme="minorHAnsi" w:eastAsiaTheme="minorEastAsia"/>
             <w:noProof/>
             <w:sz w:val="22"/>
             <w:lang w:eastAsia="pt-BR"/>
@@ -2783,13 +2780,13 @@
       <w:pPr>
         <w:pStyle w:val="Sumrio2"/>
         <w:rPr>
-          <w:rFonts w:asciiTheme="minorHAnsi" w:eastAsiaTheme="minorEastAsia" w:hAnsiTheme="minorHAnsi"/>
+          <w:rFonts w:asciiTheme="minorHAnsi" w:hAnsiTheme="minorHAnsi" w:eastAsiaTheme="minorEastAsia"/>
           <w:noProof/>
           <w:sz w:val="22"/>
           <w:lang w:eastAsia="pt-BR"/>
         </w:rPr>
       </w:pPr>
-      <w:hyperlink w:anchor="_Toc232412740" w:history="1">
+      <w:hyperlink w:history="1" w:anchor="_Toc232412740">
         <w:r>
           <w:rPr>
             <w:rStyle w:val="Hyperlink"/>
@@ -2799,7 +2796,7 @@
         </w:r>
         <w:r>
           <w:rPr>
-            <w:rFonts w:asciiTheme="minorHAnsi" w:eastAsiaTheme="minorEastAsia" w:hAnsiTheme="minorHAnsi"/>
+            <w:rFonts w:asciiTheme="minorHAnsi" w:hAnsiTheme="minorHAnsi" w:eastAsiaTheme="minorEastAsia"/>
             <w:noProof/>
             <w:sz w:val="22"/>
             <w:lang w:eastAsia="pt-BR"/>
@@ -2867,13 +2864,13 @@
       <w:pPr>
         <w:pStyle w:val="Sumrio1"/>
         <w:rPr>
-          <w:rFonts w:asciiTheme="minorHAnsi" w:eastAsiaTheme="minorEastAsia" w:hAnsiTheme="minorHAnsi"/>
+          <w:rFonts w:asciiTheme="minorHAnsi" w:hAnsiTheme="minorHAnsi" w:eastAsiaTheme="minorEastAsia"/>
           <w:noProof/>
           <w:sz w:val="22"/>
           <w:lang w:eastAsia="pt-BR"/>
         </w:rPr>
       </w:pPr>
-      <w:hyperlink w:anchor="_Toc232412741" w:history="1">
+      <w:hyperlink w:history="1" w:anchor="_Toc232412741">
         <w:r>
           <w:rPr>
             <w:rStyle w:val="Hyperlink"/>
@@ -2937,7 +2934,7 @@
         <w:sectPr>
           <w:headerReference w:type="first" r:id="rId10"/>
           <w:footerReference w:type="first" r:id="rId11"/>
-          <w:pgSz w:w="11906" w:h="16838"/>
+          <w:pgSz w:w="11906" w:h="16838" w:orient="portrait"/>
           <w:pgMar w:top="1701" w:right="1134" w:bottom="1134" w:left="1701" w:header="709" w:footer="709" w:gutter="0"/>
           <w:cols w:space="708"/>
           <w:docGrid w:linePitch="360"/>
@@ -2958,7 +2955,7 @@
       <w:pPr>
         <w:pStyle w:val="Ttulo1"/>
       </w:pPr>
-      <w:bookmarkStart w:id="1" w:name="_Toc232412717"/>
+      <w:bookmarkStart w:name="_Toc232412717" w:id="1"/>
       <w:r>
         <w:t>INTRODUÇÃO</w:t>
       </w:r>
@@ -2981,7 +2978,7 @@
         </w:rPr>
         <w:t>No contexto atual da sociedade, observa-se um período de rápidas transformações impulsionadas pelos avanços tecnológicos e pela crescente automação dos processos produtivos e urbanos. Essas mudanças tra</w:t>
       </w:r>
-      <w:bookmarkStart w:id="3" w:name="_GoBack"/>
+      <w:bookmarkStart w:name="_GoBack" w:id="3"/>
       <w:bookmarkEnd w:id="3"/>
       <w:r>
         <w:rPr>
@@ -3064,18 +3061,18 @@
     <w:p>
       <w:pPr>
         <w:pStyle w:val="Ttulo2"/>
-      </w:pPr>
-      <w:bookmarkStart w:id="4" w:name="_Toc232412718"/>
+        <w:rPr/>
+      </w:pPr>
+      <w:bookmarkStart w:name="_Toc232412718" w:id="4"/>
       <w:commentRangeStart w:id="5"/>
       <w:r>
+        <w:rPr/>
         <w:t>Problemática</w:t>
       </w:r>
       <w:commentRangeEnd w:id="5"/>
       <w:r>
         <w:rPr>
-          <w:rStyle w:val="Refdecomentrio"/>
-          <w:rFonts w:eastAsiaTheme="minorHAnsi" w:cstheme="minorBidi"/>
-          <w:b w:val="0"/>
+          <w:rStyle w:val="CommentReference"/>
         </w:rPr>
         <w:commentReference w:id="5"/>
       </w:r>
@@ -3122,7 +3119,6 @@
         <w:rPr>
           <w:noProof/>
         </w:rPr>
-        <w:lastRenderedPageBreak/>
         <w:t xml:space="preserve">problemas sociais relacionados à desigualdade e à exclusão </w:t>
       </w:r>
       <w:commentRangeStart w:id="6"/>
@@ -3300,6 +3296,9 @@
       </w:r>
       <w:commentRangeEnd w:id="7"/>
       <w:r>
+        <w:rPr>
+          <w:rStyle w:val="CommentReference"/>
+        </w:rPr>
         <w:commentReference w:id="7"/>
       </w:r>
     </w:p>
@@ -3320,7 +3319,6 @@
           <w:rFonts w:eastAsia="Arial" w:cs="Arial"/>
           <w:noProof/>
         </w:rPr>
-        <w:lastRenderedPageBreak/>
         <w:t>avanço tecnológico, expansão urbana e preservação ambiental</w:t>
       </w:r>
       <w:r>
@@ -3389,6 +3387,9 @@
       </w:r>
       <w:commentRangeEnd w:id="9"/>
       <w:r>
+        <w:rPr>
+          <w:rStyle w:val="CommentReference"/>
+        </w:rPr>
         <w:commentReference w:id="9"/>
       </w:r>
     </w:p>
@@ -3430,6 +3431,9 @@
       </w:r>
       <w:commentRangeEnd w:id="8"/>
       <w:r>
+        <w:rPr>
+          <w:rStyle w:val="CommentReference"/>
+        </w:rPr>
         <w:commentReference w:id="8"/>
       </w:r>
     </w:p>
@@ -3437,7 +3441,7 @@
       <w:pPr>
         <w:pStyle w:val="Ttulo2"/>
       </w:pPr>
-      <w:bookmarkStart w:id="10" w:name="_Toc232412719"/>
+      <w:bookmarkStart w:name="_Toc232412719" w:id="10"/>
       <w:commentRangeStart w:id="11"/>
       <w:r>
         <w:t>Justificativa</w:t>
@@ -3505,7 +3509,6 @@
           <w:noProof/>
           <w:szCs w:val="24"/>
         </w:rPr>
-        <w:lastRenderedPageBreak/>
         <w:t>Dentro desse contexto, existem exemplos de jogos que abordam a temática da preservação ambiental e os impactos da ação humana sobre a natureza. Um exemplo é o jogo Endling: Extinction is Forever (2022), no qual o jogador controla uma raposa em um ambiente degradado pela intervenção humana, enfrentando desafios para sobreviver enquanto cuida de seus filhotes. O jogo não apenas retrata a devastação ambiental, mas também promove reflexões sobre a importância da conservação dos ecossistemas e as consequências da exploração descontrolada dos recursos naturais (LIMA, 2022).</w:t>
       </w:r>
     </w:p>
@@ -3537,7 +3540,7 @@
       <w:pPr>
         <w:pStyle w:val="Ttulo2"/>
       </w:pPr>
-      <w:bookmarkStart w:id="13" w:name="_Toc232412720"/>
+      <w:bookmarkStart w:name="_Toc232412720" w:id="13"/>
       <w:r>
         <w:t>Objetivos</w:t>
       </w:r>
@@ -3547,7 +3550,7 @@
       <w:pPr>
         <w:pStyle w:val="Ttulo3"/>
       </w:pPr>
-      <w:bookmarkStart w:id="14" w:name="_Toc232412721"/>
+      <w:bookmarkStart w:name="_Toc232412721" w:id="14"/>
       <w:r>
         <w:t>Objetivo Geral</w:t>
       </w:r>
@@ -3617,9 +3620,8 @@
       <w:pPr>
         <w:pStyle w:val="Ttulo3"/>
       </w:pPr>
-      <w:bookmarkStart w:id="15" w:name="_Toc232412722"/>
-      <w:r>
-        <w:lastRenderedPageBreak/>
+      <w:bookmarkStart w:name="_Toc232412722" w:id="15"/>
+      <w:r>
         <w:t>Objetivos Específicos</w:t>
       </w:r>
       <w:bookmarkEnd w:id="15"/>
@@ -3688,7 +3690,7 @@
       <w:pPr>
         <w:pStyle w:val="Ttulo2"/>
       </w:pPr>
-      <w:bookmarkStart w:id="16" w:name="_Toc232412723"/>
+      <w:bookmarkStart w:name="_Toc232412723" w:id="16"/>
       <w:r>
         <w:t>Metodologia</w:t>
       </w:r>
@@ -3758,7 +3760,7 @@
       <w:pPr>
         <w:pStyle w:val="Ttulo2"/>
       </w:pPr>
-      <w:bookmarkStart w:id="17" w:name="_Toc232412724"/>
+      <w:bookmarkStart w:name="_Toc232412724" w:id="17"/>
       <w:r>
         <w:t>Resultados Esperados</w:t>
       </w:r>
@@ -3821,7 +3823,6 @@
         <w:rPr>
           <w:noProof/>
         </w:rPr>
-        <w:lastRenderedPageBreak/>
         <w:t>Suspendisse dui purus, scelerisque at, vulputate vitae, pretium mattis, nunc. Mauris eget neque at sem venenatis eleifend. Ut nonummy.</w:t>
       </w:r>
     </w:p>
@@ -3834,9 +3835,8 @@
       <w:pPr>
         <w:pStyle w:val="Ttulo1"/>
       </w:pPr>
-      <w:bookmarkStart w:id="18" w:name="_Toc232412725"/>
-      <w:r>
-        <w:lastRenderedPageBreak/>
+      <w:bookmarkStart w:name="_Toc232412725" w:id="18"/>
+      <w:r>
         <w:t>REFERENCIAL TEÓRICO</w:t>
       </w:r>
       <w:bookmarkEnd w:id="18"/>
@@ -3905,7 +3905,7 @@
       <w:pPr>
         <w:pStyle w:val="Ttulo2"/>
       </w:pPr>
-      <w:bookmarkStart w:id="19" w:name="_Toc232412726"/>
+      <w:bookmarkStart w:name="_Toc232412726" w:id="19"/>
       <w:r>
         <w:t>Simulando um subtítulo</w:t>
       </w:r>
@@ -3975,7 +3975,7 @@
       <w:pPr>
         <w:pStyle w:val="Ttulo3"/>
       </w:pPr>
-      <w:bookmarkStart w:id="20" w:name="_Toc232412727"/>
+      <w:bookmarkStart w:name="_Toc232412727" w:id="20"/>
       <w:r>
         <w:t>Aura</w:t>
       </w:r>
@@ -4038,7 +4038,6 @@
         <w:rPr>
           <w:noProof/>
         </w:rPr>
-        <w:lastRenderedPageBreak/>
         <w:t>Suspendisse dui purus, scelerisque at, vulputate vitae, pretium mattis, nunc. Mauris eget neque at sem venenatis eleifend. Ut nonummy.</w:t>
       </w:r>
     </w:p>
@@ -4046,7 +4045,7 @@
       <w:pPr>
         <w:pStyle w:val="Ttulo2"/>
       </w:pPr>
-      <w:bookmarkStart w:id="21" w:name="_Toc232412728"/>
+      <w:bookmarkStart w:name="_Toc232412728" w:id="21"/>
       <w:r>
         <w:t>Outro subtítulo</w:t>
       </w:r>
@@ -4116,7 +4115,7 @@
       <w:pPr>
         <w:pStyle w:val="Ttulo3"/>
       </w:pPr>
-      <w:bookmarkStart w:id="22" w:name="_Toc232412729"/>
+      <w:bookmarkStart w:name="_Toc232412729" w:id="22"/>
       <w:r>
         <w:t>Eita</w:t>
       </w:r>
@@ -4194,7 +4193,7 @@
           <w:noProof/>
         </w:rPr>
       </w:pPr>
-      <w:bookmarkStart w:id="23" w:name="_Toc232412730"/>
+      <w:bookmarkStart w:name="_Toc232412730" w:id="23"/>
       <w:r>
         <w:rPr>
           <w:noProof/>
@@ -4207,7 +4206,7 @@
       <w:pPr>
         <w:pStyle w:val="Ttulo5"/>
       </w:pPr>
-      <w:bookmarkStart w:id="24" w:name="_Toc232412731"/>
+      <w:bookmarkStart w:name="_Toc232412731" w:id="24"/>
       <w:r>
         <w:t>Ave</w:t>
       </w:r>
@@ -4230,9 +4229,8 @@
       <w:pPr>
         <w:pStyle w:val="Ttulo1"/>
       </w:pPr>
-      <w:bookmarkStart w:id="25" w:name="_Toc232412732"/>
-      <w:r>
-        <w:lastRenderedPageBreak/>
+      <w:bookmarkStart w:name="_Toc232412732" w:id="25"/>
+      <w:r>
         <w:t>IMERSÃO</w:t>
       </w:r>
       <w:bookmarkEnd w:id="25"/>
@@ -4243,6 +4241,8 @@
       </w:r>
       <w:r>
         <w:softHyphen/>
+      </w:r>
+      <w:r>
         <w:t xml:space="preserve">compreensão aprofundada do problema a ser resolvido. No contexto do projeto, essa fase envolveu a observação do cenário e a realização de uma pesquisa de campo, com o objetivo de entender melhor as necessidades dos usuários e avaliar a viabilidade da proposta </w:t>
       </w:r>
       <w:commentRangeStart w:id="26"/>
@@ -4264,7 +4264,7 @@
           <w:noProof/>
         </w:rPr>
       </w:pPr>
-      <w:bookmarkStart w:id="27" w:name="_Toc232412733"/>
+      <w:bookmarkStart w:name="_Toc232412733" w:id="27"/>
       <w:r>
         <w:rPr>
           <w:noProof/>
@@ -4282,6 +4282,8 @@
       </w:r>
       <w:r>
         <w:br/>
+      </w:r>
+      <w:r>
         <w:t>Ao contrário de uma abordagem de observação direta e presencial, esta técnica permite que o próprio usuário faça o relato de suas atividades, no contexto de seu dia a dia. Este tipo de informação é útil na fase de imersão, uma vez que possibilita o entendimento do universo do usuário, de seus sonhos e de suas expectativas, sem que o pesquisador precise ir até ele.</w:t>
       </w:r>
     </w:p>
@@ -4290,7 +4292,24 @@
         <w:pStyle w:val="Citao"/>
       </w:pPr>
       <w:r>
-        <w:t>(MJV TECHNOLOGY &amp; INNOVATION, 2016)</w:t>
+        <w:rPr/>
+        <w:t>(</w:t>
+      </w:r>
+      <w:r>
+        <w:rPr/>
+        <w:t>MJV</w:t>
+      </w:r>
+      <w:r>
+        <w:rPr/>
+        <w:t xml:space="preserve"> </w:t>
+      </w:r>
+      <w:r>
+        <w:rPr/>
+        <w:t>Innovation</w:t>
+      </w:r>
+      <w:r>
+        <w:rPr/>
+        <w:t>, 2016)</w:t>
       </w:r>
     </w:p>
     <w:p>
@@ -4298,7 +4317,7 @@
         <w:pStyle w:val="Legenda"/>
         <w:keepNext/>
       </w:pPr>
-      <w:bookmarkStart w:id="28" w:name="_Toc232412742"/>
+      <w:bookmarkStart w:name="_Toc232412742" w:id="28"/>
       <w:r>
         <w:t xml:space="preserve">Figura </w:t>
       </w:r>
@@ -4387,12 +4406,25 @@
         <w:ind w:firstLine="0"/>
       </w:pPr>
       <w:r>
-        <w:t>Fonte: M</w:t>
-      </w:r>
-      <w:r>
-        <w:t>jvinnovation</w:t>
-      </w:r>
-      <w:r>
+        <w:rPr/>
+        <w:t xml:space="preserve">Fonte: </w:t>
+      </w:r>
+      <w:r>
+        <w:rPr>
+          <w:noProof/>
+          <w:lang w:val="pt-BR"/>
+        </w:rPr>
+        <w:t>MJV</w:t>
+      </w:r>
+      <w:r>
+        <w:rPr>
+          <w:noProof/>
+          <w:lang w:val="pt-BR"/>
+        </w:rPr>
+        <w:t xml:space="preserve"> Innovation</w:t>
+      </w:r>
+      <w:r>
+        <w:rPr/>
         <w:t>, 2015</w:t>
       </w:r>
     </w:p>
@@ -4401,7 +4433,7 @@
         <w:pStyle w:val="Legenda"/>
         <w:keepNext/>
       </w:pPr>
-      <w:bookmarkStart w:id="29" w:name="_Toc226613168"/>
+      <w:bookmarkStart w:name="_Toc226613168" w:id="29"/>
       <w:r>
         <w:t xml:space="preserve">Quadro </w:t>
       </w:r>
@@ -4523,7 +4555,7 @@
             </w:pPr>
             <w:r>
               <w:rPr>
-                <w:rFonts w:ascii="Segoe UI Symbol" w:eastAsiaTheme="majorEastAsia" w:hAnsi="Segoe UI Symbol" w:cstheme="majorBidi"/>
+                <w:rFonts w:ascii="Segoe UI Symbol" w:hAnsi="Segoe UI Symbol" w:eastAsiaTheme="majorEastAsia" w:cstheme="majorBidi"/>
                 <w:sz w:val="72"/>
                 <w:szCs w:val="72"/>
               </w:rPr>
@@ -4547,7 +4579,6 @@
               <w:rPr>
                 <w:noProof/>
               </w:rPr>
-              <w:lastRenderedPageBreak/>
               <w:t>Dificuldade generalizada da população em compreender os mecanismos políticos e econômicos</w:t>
             </w:r>
             <w:r>
@@ -4574,14 +4605,14 @@
             <w:pPr>
               <w:ind w:firstLine="0"/>
               <w:rPr>
-                <w:rFonts w:ascii="Segoe UI Symbol" w:eastAsiaTheme="majorEastAsia" w:hAnsi="Segoe UI Symbol" w:cstheme="majorBidi"/>
+                <w:rFonts w:ascii="Segoe UI Symbol" w:hAnsi="Segoe UI Symbol" w:eastAsiaTheme="majorEastAsia" w:cstheme="majorBidi"/>
                 <w:sz w:val="72"/>
                 <w:szCs w:val="72"/>
               </w:rPr>
             </w:pPr>
             <w:r>
               <w:rPr>
-                <w:rFonts w:ascii="Segoe UI Symbol" w:eastAsiaTheme="majorEastAsia" w:hAnsi="Segoe UI Symbol" w:cstheme="majorBidi"/>
+                <w:rFonts w:ascii="Segoe UI Symbol" w:hAnsi="Segoe UI Symbol" w:eastAsiaTheme="majorEastAsia" w:cstheme="majorBidi"/>
                 <w:sz w:val="72"/>
                 <w:szCs w:val="72"/>
               </w:rPr>
@@ -4632,14 +4663,14 @@
             <w:pPr>
               <w:ind w:firstLine="0"/>
               <w:rPr>
-                <w:rFonts w:ascii="Segoe UI Symbol" w:eastAsiaTheme="majorEastAsia" w:hAnsi="Segoe UI Symbol" w:cstheme="majorBidi"/>
+                <w:rFonts w:ascii="Segoe UI Symbol" w:hAnsi="Segoe UI Symbol" w:eastAsiaTheme="majorEastAsia" w:cstheme="majorBidi"/>
                 <w:sz w:val="72"/>
                 <w:szCs w:val="72"/>
               </w:rPr>
             </w:pPr>
             <w:r>
               <w:rPr>
-                <w:rFonts w:ascii="Segoe UI Symbol" w:eastAsiaTheme="majorEastAsia" w:hAnsi="Segoe UI Symbol" w:cstheme="majorBidi"/>
+                <w:rFonts w:ascii="Segoe UI Symbol" w:hAnsi="Segoe UI Symbol" w:eastAsiaTheme="majorEastAsia" w:cstheme="majorBidi"/>
                 <w:sz w:val="72"/>
                 <w:szCs w:val="72"/>
               </w:rPr>
@@ -4690,14 +4721,14 @@
             <w:pPr>
               <w:ind w:firstLine="0"/>
               <w:rPr>
-                <w:rFonts w:ascii="Segoe UI Symbol" w:eastAsiaTheme="majorEastAsia" w:hAnsi="Segoe UI Symbol" w:cstheme="majorBidi"/>
+                <w:rFonts w:ascii="Segoe UI Symbol" w:hAnsi="Segoe UI Symbol" w:eastAsiaTheme="majorEastAsia" w:cstheme="majorBidi"/>
                 <w:sz w:val="72"/>
                 <w:szCs w:val="72"/>
               </w:rPr>
             </w:pPr>
             <w:r>
               <w:rPr>
-                <w:rFonts w:ascii="Segoe UI Symbol" w:eastAsiaTheme="majorEastAsia" w:hAnsi="Segoe UI Symbol" w:cstheme="majorBidi"/>
+                <w:rFonts w:ascii="Segoe UI Symbol" w:hAnsi="Segoe UI Symbol" w:eastAsiaTheme="majorEastAsia" w:cstheme="majorBidi"/>
                 <w:sz w:val="72"/>
                 <w:szCs w:val="72"/>
               </w:rPr>
@@ -4752,7 +4783,7 @@
             </w:pPr>
             <w:r>
               <w:rPr>
-                <w:rFonts w:ascii="Segoe UI Symbol" w:eastAsiaTheme="majorEastAsia" w:hAnsi="Segoe UI Symbol" w:cstheme="majorBidi"/>
+                <w:rFonts w:ascii="Segoe UI Symbol" w:hAnsi="Segoe UI Symbol" w:eastAsiaTheme="majorEastAsia" w:cstheme="majorBidi"/>
                 <w:sz w:val="72"/>
                 <w:szCs w:val="72"/>
               </w:rPr>
@@ -4806,7 +4837,7 @@
             </w:pPr>
             <w:r>
               <w:rPr>
-                <w:rFonts w:ascii="Segoe UI Symbol" w:eastAsiaTheme="majorEastAsia" w:hAnsi="Segoe UI Symbol" w:cstheme="majorBidi"/>
+                <w:rFonts w:ascii="Segoe UI Symbol" w:hAnsi="Segoe UI Symbol" w:eastAsiaTheme="majorEastAsia" w:cstheme="majorBidi"/>
                 <w:sz w:val="72"/>
                 <w:szCs w:val="72"/>
               </w:rPr>
@@ -4853,7 +4884,7 @@
             </w:pPr>
             <w:r>
               <w:rPr>
-                <w:rFonts w:ascii="Segoe UI Symbol" w:eastAsiaTheme="majorEastAsia" w:hAnsi="Segoe UI Symbol" w:cstheme="majorBidi"/>
+                <w:rFonts w:ascii="Segoe UI Symbol" w:hAnsi="Segoe UI Symbol" w:eastAsiaTheme="majorEastAsia" w:cstheme="majorBidi"/>
                 <w:sz w:val="72"/>
                 <w:szCs w:val="72"/>
               </w:rPr>
@@ -4903,7 +4934,7 @@
             </w:pPr>
             <w:r>
               <w:rPr>
-                <w:rFonts w:ascii="Segoe UI Symbol" w:eastAsiaTheme="majorEastAsia" w:hAnsi="Segoe UI Symbol" w:cstheme="majorBidi"/>
+                <w:rFonts w:ascii="Segoe UI Symbol" w:hAnsi="Segoe UI Symbol" w:eastAsiaTheme="majorEastAsia" w:cstheme="majorBidi"/>
                 <w:sz w:val="72"/>
                 <w:szCs w:val="72"/>
               </w:rPr>
@@ -4953,7 +4984,7 @@
             </w:pPr>
             <w:r>
               <w:rPr>
-                <w:rFonts w:ascii="Segoe UI Symbol" w:eastAsiaTheme="majorEastAsia" w:hAnsi="Segoe UI Symbol" w:cstheme="majorBidi"/>
+                <w:rFonts w:ascii="Segoe UI Symbol" w:hAnsi="Segoe UI Symbol" w:eastAsiaTheme="majorEastAsia" w:cstheme="majorBidi"/>
                 <w:sz w:val="72"/>
                 <w:szCs w:val="72"/>
               </w:rPr>
@@ -4980,7 +5011,6 @@
               <w:rPr>
                 <w:noProof/>
               </w:rPr>
-              <w:lastRenderedPageBreak/>
               <w:t>Pessoas são mais satisfeitas com sociedades limpas e eficientes.</w:t>
             </w:r>
           </w:p>
@@ -4998,7 +5028,7 @@
             </w:pPr>
             <w:r>
               <w:rPr>
-                <w:rFonts w:ascii="Segoe UI Symbol" w:eastAsiaTheme="majorEastAsia" w:hAnsi="Segoe UI Symbol" w:cstheme="majorBidi"/>
+                <w:rFonts w:ascii="Segoe UI Symbol" w:hAnsi="Segoe UI Symbol" w:eastAsiaTheme="majorEastAsia" w:cstheme="majorBidi"/>
                 <w:sz w:val="72"/>
                 <w:szCs w:val="72"/>
               </w:rPr>
@@ -5049,14 +5079,14 @@
             <w:pPr>
               <w:ind w:firstLine="0"/>
               <w:rPr>
-                <w:rFonts w:ascii="Segoe UI Symbol" w:eastAsiaTheme="majorEastAsia" w:hAnsi="Segoe UI Symbol" w:cstheme="majorBidi"/>
+                <w:rFonts w:ascii="Segoe UI Symbol" w:hAnsi="Segoe UI Symbol" w:eastAsiaTheme="majorEastAsia" w:cstheme="majorBidi"/>
                 <w:sz w:val="72"/>
                 <w:szCs w:val="72"/>
               </w:rPr>
             </w:pPr>
             <w:r>
               <w:rPr>
-                <w:rFonts w:ascii="Segoe UI Symbol" w:eastAsiaTheme="majorEastAsia" w:hAnsi="Segoe UI Symbol" w:cstheme="majorBidi"/>
+                <w:rFonts w:ascii="Segoe UI Symbol" w:hAnsi="Segoe UI Symbol" w:eastAsiaTheme="majorEastAsia" w:cstheme="majorBidi"/>
                 <w:sz w:val="72"/>
                 <w:szCs w:val="72"/>
               </w:rPr>
@@ -5086,7 +5116,7 @@
       <w:pPr>
         <w:pStyle w:val="Ttulo2"/>
       </w:pPr>
-      <w:bookmarkStart w:id="31" w:name="_Toc232412734"/>
+      <w:bookmarkStart w:name="_Toc232412734" w:id="31"/>
       <w:r>
         <w:t>Pesquisa de Campo</w:t>
       </w:r>
@@ -5102,7 +5132,7 @@
         <w:pStyle w:val="Legenda"/>
         <w:keepNext/>
       </w:pPr>
-      <w:bookmarkStart w:id="32" w:name="_Toc226613243"/>
+      <w:bookmarkStart w:name="_Toc226613243" w:id="32"/>
       <w:r>
         <w:t xml:space="preserve">Grafico </w:t>
       </w:r>
@@ -5178,7 +5208,6 @@
         <w:keepNext/>
       </w:pPr>
       <w:r>
-        <w:lastRenderedPageBreak/>
         <w:t xml:space="preserve">Grafico </w:t>
       </w:r>
       <w:r>
@@ -5248,9 +5277,8 @@
       <w:pPr>
         <w:pStyle w:val="Ttulo1"/>
       </w:pPr>
-      <w:bookmarkStart w:id="33" w:name="_Toc232412735"/>
-      <w:r>
-        <w:lastRenderedPageBreak/>
+      <w:bookmarkStart w:name="_Toc232412735" w:id="33"/>
+      <w:r>
         <w:t>ANÁLISE E SÍNTESE</w:t>
       </w:r>
       <w:bookmarkEnd w:id="33"/>
@@ -5259,7 +5287,7 @@
       <w:pPr>
         <w:pStyle w:val="Ttulo2"/>
       </w:pPr>
-      <w:bookmarkStart w:id="34" w:name="_Toc232412736"/>
+      <w:bookmarkStart w:name="_Toc232412736" w:id="34"/>
       <w:r>
         <w:t>Person</w:t>
       </w:r>
@@ -5281,7 +5309,7 @@
         <w:pStyle w:val="Legenda"/>
         <w:keepNext/>
       </w:pPr>
-      <w:bookmarkStart w:id="35" w:name="_Toc232412743"/>
+      <w:bookmarkStart w:name="_Toc232412743" w:id="35"/>
       <w:r>
         <w:t xml:space="preserve">Figura </w:t>
       </w:r>
@@ -5385,9 +5413,8 @@
       <w:pPr>
         <w:pStyle w:val="Ttulo1"/>
       </w:pPr>
-      <w:bookmarkStart w:id="36" w:name="_Toc232412737"/>
-      <w:r>
-        <w:lastRenderedPageBreak/>
+      <w:bookmarkStart w:name="_Toc232412737" w:id="36"/>
+      <w:r>
         <w:t>IDEAÇÃO</w:t>
       </w:r>
       <w:bookmarkEnd w:id="36"/>
@@ -5396,7 +5423,7 @@
       <w:pPr>
         <w:pStyle w:val="Ttulo2"/>
       </w:pPr>
-      <w:bookmarkStart w:id="37" w:name="_Toc232412738"/>
+      <w:bookmarkStart w:name="_Toc232412738" w:id="37"/>
       <w:r>
         <w:t>Cardápio de Ideias</w:t>
       </w:r>
@@ -5407,10 +5434,10 @@
         <w:tblStyle w:val="Tabelacomgrade"/>
         <w:tblW w:w="0" w:type="auto"/>
         <w:tblBorders>
-          <w:top w:val="single" w:sz="6" w:space="0" w:color="auto"/>
-          <w:left w:val="single" w:sz="6" w:space="0" w:color="auto"/>
-          <w:bottom w:val="single" w:sz="6" w:space="0" w:color="auto"/>
-          <w:right w:val="single" w:sz="6" w:space="0" w:color="auto"/>
+          <w:top w:val="single" w:color="auto" w:sz="6" w:space="0"/>
+          <w:left w:val="single" w:color="auto" w:sz="6" w:space="0"/>
+          <w:bottom w:val="single" w:color="auto" w:sz="6" w:space="0"/>
+          <w:right w:val="single" w:color="auto" w:sz="6" w:space="0"/>
         </w:tblBorders>
         <w:tblLook w:val="04A0" w:firstRow="1" w:lastRow="0" w:firstColumn="1" w:lastColumn="0" w:noHBand="0" w:noVBand="1"/>
       </w:tblPr>
@@ -5870,7 +5897,6 @@
                 <w:color w:val="000000" w:themeColor="text1"/>
                 <w:szCs w:val="24"/>
               </w:rPr>
-              <w:lastRenderedPageBreak/>
               <w:t>Apoia.se) e venda de produtos envolvendo o projeto.</w:t>
             </w:r>
           </w:p>
@@ -5887,9 +5913,8 @@
       <w:pPr>
         <w:pStyle w:val="Ttulo1"/>
       </w:pPr>
-      <w:bookmarkStart w:id="38" w:name="_Toc232412739"/>
-      <w:r>
-        <w:lastRenderedPageBreak/>
+      <w:bookmarkStart w:name="_Toc232412739" w:id="38"/>
+      <w:r>
         <w:t>ASPECTOS ESTRATÉGICOS</w:t>
       </w:r>
       <w:bookmarkEnd w:id="38"/>
@@ -5898,7 +5923,7 @@
       <w:pPr>
         <w:pStyle w:val="Ttulo2"/>
       </w:pPr>
-      <w:bookmarkStart w:id="39" w:name="_Toc232412740"/>
+      <w:bookmarkStart w:name="_Toc232412740" w:id="39"/>
       <w:r>
         <w:t>Planejamento Financeiro</w:t>
       </w:r>
@@ -5912,7 +5937,7 @@
           <w:vertAlign w:val="subscript"/>
         </w:rPr>
       </w:pPr>
-      <w:bookmarkStart w:id="40" w:name="_Toc226613252"/>
+      <w:bookmarkStart w:name="_Toc226613252" w:id="40"/>
       <w:r>
         <w:t xml:space="preserve">Tabela </w:t>
       </w:r>
@@ -5947,12 +5972,12 @@
         <w:tblStyle w:val="TabeladeGrade4-nfase5"/>
         <w:tblW w:w="0" w:type="auto"/>
         <w:tblBorders>
-          <w:top w:val="single" w:sz="4" w:space="0" w:color="auto"/>
-          <w:left w:val="none" w:sz="0" w:space="0" w:color="auto"/>
-          <w:bottom w:val="single" w:sz="4" w:space="0" w:color="auto"/>
-          <w:right w:val="none" w:sz="0" w:space="0" w:color="auto"/>
-          <w:insideH w:val="single" w:sz="4" w:space="0" w:color="auto"/>
-          <w:insideV w:val="single" w:sz="4" w:space="0" w:color="auto"/>
+          <w:top w:val="single" w:color="auto" w:sz="4" w:space="0"/>
+          <w:left w:val="none" w:color="auto" w:sz="0" w:space="0"/>
+          <w:bottom w:val="single" w:color="auto" w:sz="4" w:space="0"/>
+          <w:right w:val="none" w:color="auto" w:sz="0" w:space="0"/>
+          <w:insideH w:val="single" w:color="auto" w:sz="4" w:space="0"/>
+          <w:insideV w:val="single" w:color="auto" w:sz="4" w:space="0"/>
         </w:tblBorders>
         <w:tblLook w:val="04A0" w:firstRow="1" w:lastRow="0" w:firstColumn="1" w:lastColumn="0" w:noHBand="0" w:noVBand="1"/>
       </w:tblPr>
@@ -5969,10 +5994,10 @@
             <w:cnfStyle w:val="001000000000" w:firstRow="0" w:lastRow="0" w:firstColumn="1" w:lastColumn="0" w:oddVBand="0" w:evenVBand="0" w:oddHBand="0" w:evenHBand="0" w:firstRowFirstColumn="0" w:firstRowLastColumn="0" w:lastRowFirstColumn="0" w:lastRowLastColumn="0"/>
             <w:tcW w:w="4530" w:type="dxa"/>
             <w:tcBorders>
-              <w:top w:val="none" w:sz="0" w:space="0" w:color="auto"/>
-              <w:left w:val="none" w:sz="0" w:space="0" w:color="auto"/>
-              <w:bottom w:val="none" w:sz="0" w:space="0" w:color="auto"/>
-              <w:right w:val="none" w:sz="0" w:space="0" w:color="auto"/>
+              <w:top w:val="none" w:color="auto" w:sz="0" w:space="0"/>
+              <w:left w:val="none" w:color="auto" w:sz="0" w:space="0"/>
+              <w:bottom w:val="none" w:color="auto" w:sz="0" w:space="0"/>
+              <w:right w:val="none" w:color="auto" w:sz="0" w:space="0"/>
             </w:tcBorders>
           </w:tcPr>
           <w:p>
@@ -5985,10 +6010,10 @@
           <w:tcPr>
             <w:tcW w:w="4531" w:type="dxa"/>
             <w:tcBorders>
-              <w:top w:val="none" w:sz="0" w:space="0" w:color="auto"/>
-              <w:left w:val="none" w:sz="0" w:space="0" w:color="auto"/>
-              <w:bottom w:val="none" w:sz="0" w:space="0" w:color="auto"/>
-              <w:right w:val="none" w:sz="0" w:space="0" w:color="auto"/>
+              <w:top w:val="none" w:color="auto" w:sz="0" w:space="0"/>
+              <w:left w:val="none" w:color="auto" w:sz="0" w:space="0"/>
+              <w:bottom w:val="none" w:color="auto" w:sz="0" w:space="0"/>
+              <w:right w:val="none" w:color="auto" w:sz="0" w:space="0"/>
             </w:tcBorders>
           </w:tcPr>
           <w:p>
@@ -6111,70 +6136,89 @@
         </w:numPr>
         <w:ind w:left="709" w:hanging="709"/>
       </w:pPr>
-      <w:bookmarkStart w:id="41" w:name="_Toc232412741"/>
-      <w:r>
+      <w:bookmarkStart w:name="_Toc232412741" w:id="41"/>
+      <w:r>
+        <w:rPr/>
         <w:t>REFERÊNCIAS</w:t>
       </w:r>
       <w:bookmarkEnd w:id="41"/>
     </w:p>
     <w:p>
       <w:pPr>
+        <w:pStyle w:val="Normal"/>
         <w:spacing w:after="0"/>
         <w:ind w:firstLine="0"/>
         <w:rPr>
           <w:rFonts w:eastAsia="Arial" w:cs="Arial"/>
+        </w:rPr>
+      </w:pPr>
+      <w:r>
+        <w:rPr>
+          <w:rFonts w:ascii="Arial" w:hAnsi="Arial" w:eastAsia="Arial" w:cs="Arial"/>
+          <w:noProof w:val="0"/>
+          <w:sz w:val="24"/>
           <w:szCs w:val="24"/>
-        </w:rPr>
-      </w:pPr>
+          <w:lang w:val="pt-BR"/>
+        </w:rPr>
+        <w:t>MJV INNOVATION</w:t>
+      </w:r>
       <w:commentRangeStart w:id="42"/>
       <w:r>
         <w:rPr>
           <w:rFonts w:eastAsia="Arial" w:cs="Arial"/>
-          <w:szCs w:val="24"/>
-        </w:rPr>
-        <w:t xml:space="preserve">MJV TEAM. </w:t>
+        </w:rPr>
+        <w:t xml:space="preserve">. </w:t>
       </w:r>
       <w:r>
         <w:rPr>
           <w:rFonts w:eastAsia="Arial" w:cs="Arial"/>
-          <w:b/>
-          <w:bCs/>
-          <w:i/>
-          <w:iCs/>
-          <w:szCs w:val="24"/>
+          <w:b w:val="1"/>
+          <w:bCs w:val="1"/>
+          <w:i w:val="1"/>
+          <w:iCs w:val="1"/>
         </w:rPr>
         <w:t>Conheça a sessão generativa e entenda seus usuários</w:t>
       </w:r>
       <w:r>
         <w:rPr>
           <w:rFonts w:eastAsia="Arial" w:cs="Arial"/>
-          <w:b/>
-          <w:bCs/>
-          <w:szCs w:val="24"/>
+          <w:b w:val="1"/>
+          <w:bCs w:val="1"/>
         </w:rPr>
         <w:t>. 2015.</w:t>
       </w:r>
       <w:r>
         <w:rPr>
           <w:rFonts w:eastAsia="Arial" w:cs="Arial"/>
-          <w:szCs w:val="24"/>
         </w:rPr>
         <w:t xml:space="preserve"> Disponível em: </w:t>
       </w:r>
-      <w:hyperlink r:id="rId16">
+      <w:hyperlink r:id="R40785cba3c6e4582">
         <w:r>
           <w:rPr>
             <w:rStyle w:val="Hyperlink"/>
             <w:rFonts w:eastAsia="Arial" w:cs="Arial"/>
-            <w:szCs w:val="24"/>
-          </w:rPr>
-          <w:t>https://www.mjvinnovation.com/pt-br/blog/conheca-a-sessao-generativa-e-entenda-seus-usuarios/</w:t>
+          </w:rPr>
+          <w:t>https://www.</w:t>
+        </w:r>
+        <w:r>
+          <w:rPr>
+            <w:rStyle w:val="Hyperlink"/>
+            <w:rFonts w:eastAsia="Arial" w:cs="Arial"/>
+          </w:rPr>
+          <w:t>mjv</w:t>
+        </w:r>
+        <w:r>
+          <w:rPr>
+            <w:rStyle w:val="Hyperlink"/>
+            <w:rFonts w:eastAsia="Arial" w:cs="Arial"/>
+          </w:rPr>
+          <w:t>innovation.com/pt-br/blog/conheca-a-sessao-generativa-e-entenda-seus-usuarios/</w:t>
         </w:r>
       </w:hyperlink>
       <w:r>
         <w:rPr>
           <w:rFonts w:eastAsia="Arial" w:cs="Arial"/>
-          <w:szCs w:val="24"/>
         </w:rPr>
         <w:t xml:space="preserve"> Acesso em: </w:t>
       </w:r>
@@ -6182,7 +6226,7 @@
     <w:p>
       <w:pPr>
         <w:pStyle w:val="NormalWeb"/>
-        <w:spacing w:before="0" w:beforeAutospacing="0" w:after="0" w:afterAutospacing="0" w:line="360" w:lineRule="atLeast"/>
+        <w:spacing w:before="0" w:beforeAutospacing="off" w:after="0" w:afterAutospacing="off" w:line="360" w:lineRule="atLeast"/>
         <w:rPr>
           <w:rFonts w:ascii="Calibri" w:hAnsi="Calibri"/>
           <w:color w:val="000000"/>
@@ -6193,99 +6237,227 @@
       <w:r>
         <w:rPr>
           <w:rFonts w:ascii="Calibri" w:hAnsi="Calibri"/>
-          <w:color w:val="000000"/>
+          <w:color w:val="000000" w:themeColor="text1" w:themeTint="FF" w:themeShade="FF"/>
           <w:sz w:val="27"/>
           <w:szCs w:val="27"/>
         </w:rPr>
-        <w:t>TEAM, M. </w:t>
+        <w:t>MJV INNOVATION</w:t>
       </w:r>
       <w:r>
         <w:rPr>
           <w:rFonts w:ascii="Calibri" w:hAnsi="Calibri"/>
-          <w:b/>
-          <w:bCs/>
-          <w:color w:val="000000"/>
+          <w:color w:val="000000" w:themeColor="text1" w:themeTint="FF" w:themeShade="FF"/>
           <w:sz w:val="27"/>
           <w:szCs w:val="27"/>
         </w:rPr>
+        <w:t>. </w:t>
+      </w:r>
+      <w:r>
+        <w:rPr>
+          <w:rFonts w:ascii="Calibri" w:hAnsi="Calibri"/>
+          <w:b w:val="1"/>
+          <w:bCs w:val="1"/>
+          <w:color w:val="000000" w:themeColor="text1" w:themeTint="FF" w:themeShade="FF"/>
+          <w:sz w:val="27"/>
+          <w:szCs w:val="27"/>
+        </w:rPr>
         <w:t>Design Thinking: o que são Cadernos de Sensibilização</w:t>
       </w:r>
       <w:r>
+        <w:rPr>
+          <w:rFonts w:ascii="Calibri" w:hAnsi="Calibri"/>
+          <w:color w:val="000000" w:themeColor="text1" w:themeTint="FF" w:themeShade="FF"/>
+          <w:sz w:val="27"/>
+          <w:szCs w:val="27"/>
+        </w:rPr>
+        <w:t xml:space="preserve">. Disponível em: &lt; </w:t>
+      </w:r>
+      <w:hyperlink r:id="Rc6db8b912a724c12">
+        <w:r>
+          <w:rPr>
+            <w:rStyle w:val="Hyperlink"/>
+            <w:rFonts w:ascii="Calibri" w:hAnsi="Calibri"/>
+            <w:sz w:val="27"/>
+            <w:szCs w:val="27"/>
+          </w:rPr>
+          <w:t>https://www.mjvinnovation.com/pt-br/blog/design-thinking-que-sao-cadernos-sensibilizacao/</w:t>
+        </w:r>
+      </w:hyperlink>
+      <w:r>
+        <w:rPr>
+          <w:rFonts w:ascii="Calibri" w:hAnsi="Calibri"/>
+          <w:color w:val="000000" w:themeColor="text1" w:themeTint="FF" w:themeShade="FF"/>
+          <w:sz w:val="27"/>
+          <w:szCs w:val="27"/>
+        </w:rPr>
+        <w:t xml:space="preserve"> &gt;.</w:t>
+      </w:r>
+    </w:p>
+    <w:p>
+      <w:pPr>
+        <w:pStyle w:val="NormalWeb"/>
+        <w:spacing w:before="120" w:beforeAutospacing="off" w:after="0" w:afterAutospacing="off" w:line="360" w:lineRule="atLeast"/>
         <w:rPr>
           <w:rFonts w:ascii="Calibri" w:hAnsi="Calibri"/>
           <w:color w:val="000000"/>
           <w:sz w:val="27"/>
           <w:szCs w:val="27"/>
         </w:rPr>
-        <w:t xml:space="preserve">. Disponível em: &lt; </w:t>
-      </w:r>
-      <w:hyperlink r:id="rId17" w:history="1">
-        <w:r>
-          <w:rPr>
-            <w:rStyle w:val="Hyperlink"/>
-            <w:rFonts w:ascii="Calibri" w:hAnsi="Calibri"/>
-            <w:sz w:val="27"/>
-            <w:szCs w:val="27"/>
-          </w:rPr>
-          <w:t>https://www.mjvinnovation.com/pt-br/blog/design-thinking-que-sao-cadernos-sensibilizacao/</w:t>
-        </w:r>
-      </w:hyperlink>
+      </w:pPr>
       <w:r>
         <w:rPr>
           <w:rFonts w:ascii="Calibri" w:hAnsi="Calibri"/>
-          <w:color w:val="000000"/>
+          <w:color w:val="000000" w:themeColor="text1" w:themeTint="FF" w:themeShade="FF"/>
           <w:sz w:val="27"/>
           <w:szCs w:val="27"/>
         </w:rPr>
-        <w:t xml:space="preserve"> &gt;.</w:t>
-      </w:r>
-    </w:p>
-    <w:p>
-      <w:pPr>
-        <w:pStyle w:val="NormalWeb"/>
-        <w:spacing w:before="120" w:beforeAutospacing="0" w:after="0" w:afterAutospacing="0" w:line="360" w:lineRule="atLeast"/>
+        <w:t>MJV INNOVATION</w:t>
+      </w:r>
+      <w:r>
         <w:rPr>
           <w:rFonts w:ascii="Calibri" w:hAnsi="Calibri"/>
-          <w:color w:val="000000"/>
+          <w:color w:val="000000" w:themeColor="text1" w:themeTint="FF" w:themeShade="FF"/>
           <w:sz w:val="27"/>
           <w:szCs w:val="27"/>
         </w:rPr>
-      </w:pPr>
+        <w:t>. </w:t>
+      </w:r>
       <w:r>
         <w:rPr>
           <w:rFonts w:ascii="Calibri" w:hAnsi="Calibri"/>
-          <w:color w:val="000000"/>
+          <w:b w:val="1"/>
+          <w:bCs w:val="1"/>
+          <w:color w:val="000000" w:themeColor="text1" w:themeTint="FF" w:themeShade="FF"/>
           <w:sz w:val="27"/>
           <w:szCs w:val="27"/>
         </w:rPr>
-        <w:t>TEAM, M. </w:t>
+        <w:t xml:space="preserve">Design </w:t>
       </w:r>
       <w:r>
         <w:rPr>
           <w:rFonts w:ascii="Calibri" w:hAnsi="Calibri"/>
-          <w:b/>
-          <w:bCs/>
-          <w:color w:val="000000"/>
+          <w:b w:val="1"/>
+          <w:bCs w:val="1"/>
+          <w:color w:val="000000" w:themeColor="text1" w:themeTint="FF" w:themeShade="FF"/>
           <w:sz w:val="27"/>
           <w:szCs w:val="27"/>
         </w:rPr>
-        <w:t>Design Thinking: o que são Cadernos de Sensibilização</w:t>
+        <w:t>Thinking</w:t>
       </w:r>
       <w:r>
         <w:rPr>
           <w:rFonts w:ascii="Calibri" w:hAnsi="Calibri"/>
-          <w:color w:val="000000"/>
+          <w:b w:val="1"/>
+          <w:bCs w:val="1"/>
+          <w:color w:val="000000" w:themeColor="text1" w:themeTint="FF" w:themeShade="FF"/>
           <w:sz w:val="27"/>
           <w:szCs w:val="27"/>
         </w:rPr>
-        <w:t>. Disponível em: &lt;https://www.mjvinnovation.com/pt-br/blog/design-thinking-que-sao-cadernos-sensibilizacao/&gt;.</w:t>
+        <w:t>: o que são Cadernos de Sensibilização</w:t>
+      </w:r>
+      <w:r>
+        <w:rPr>
+          <w:rFonts w:ascii="Calibri" w:hAnsi="Calibri"/>
+          <w:color w:val="000000" w:themeColor="text1" w:themeTint="FF" w:themeShade="FF"/>
+          <w:sz w:val="27"/>
+          <w:szCs w:val="27"/>
+        </w:rPr>
+        <w:t>. Disponível em: &lt;https://www.</w:t>
+      </w:r>
+      <w:r>
+        <w:rPr>
+          <w:rFonts w:ascii="Calibri" w:hAnsi="Calibri"/>
+          <w:color w:val="000000" w:themeColor="text1" w:themeTint="FF" w:themeShade="FF"/>
+          <w:sz w:val="27"/>
+          <w:szCs w:val="27"/>
+        </w:rPr>
+        <w:t>mjv</w:t>
+      </w:r>
+      <w:r>
+        <w:rPr>
+          <w:rFonts w:ascii="Calibri" w:hAnsi="Calibri"/>
+          <w:color w:val="000000" w:themeColor="text1" w:themeTint="FF" w:themeShade="FF"/>
+          <w:sz w:val="27"/>
+          <w:szCs w:val="27"/>
+        </w:rPr>
+        <w:t>innovation.com/</w:t>
+      </w:r>
+      <w:r>
+        <w:rPr>
+          <w:rFonts w:ascii="Calibri" w:hAnsi="Calibri"/>
+          <w:color w:val="000000" w:themeColor="text1" w:themeTint="FF" w:themeShade="FF"/>
+          <w:sz w:val="27"/>
+          <w:szCs w:val="27"/>
+        </w:rPr>
+        <w:t>pt-br</w:t>
+      </w:r>
+      <w:r>
+        <w:rPr>
+          <w:rFonts w:ascii="Calibri" w:hAnsi="Calibri"/>
+          <w:color w:val="000000" w:themeColor="text1" w:themeTint="FF" w:themeShade="FF"/>
+          <w:sz w:val="27"/>
+          <w:szCs w:val="27"/>
+        </w:rPr>
+        <w:t>/blog/design-</w:t>
+      </w:r>
+      <w:r>
+        <w:rPr>
+          <w:rFonts w:ascii="Calibri" w:hAnsi="Calibri"/>
+          <w:color w:val="000000" w:themeColor="text1" w:themeTint="FF" w:themeShade="FF"/>
+          <w:sz w:val="27"/>
+          <w:szCs w:val="27"/>
+        </w:rPr>
+        <w:t>thinking</w:t>
+      </w:r>
+      <w:r>
+        <w:rPr>
+          <w:rFonts w:ascii="Calibri" w:hAnsi="Calibri"/>
+          <w:color w:val="000000" w:themeColor="text1" w:themeTint="FF" w:themeShade="FF"/>
+          <w:sz w:val="27"/>
+          <w:szCs w:val="27"/>
+        </w:rPr>
+        <w:t>-que-</w:t>
+      </w:r>
+      <w:r>
+        <w:rPr>
+          <w:rFonts w:ascii="Calibri" w:hAnsi="Calibri"/>
+          <w:color w:val="000000" w:themeColor="text1" w:themeTint="FF" w:themeShade="FF"/>
+          <w:sz w:val="27"/>
+          <w:szCs w:val="27"/>
+        </w:rPr>
+        <w:t>sao</w:t>
+      </w:r>
+      <w:r>
+        <w:rPr>
+          <w:rFonts w:ascii="Calibri" w:hAnsi="Calibri"/>
+          <w:color w:val="000000" w:themeColor="text1" w:themeTint="FF" w:themeShade="FF"/>
+          <w:sz w:val="27"/>
+          <w:szCs w:val="27"/>
+        </w:rPr>
+        <w:t>-cadernos-</w:t>
+      </w:r>
+      <w:r>
+        <w:rPr>
+          <w:rFonts w:ascii="Calibri" w:hAnsi="Calibri"/>
+          <w:color w:val="000000" w:themeColor="text1" w:themeTint="FF" w:themeShade="FF"/>
+          <w:sz w:val="27"/>
+          <w:szCs w:val="27"/>
+        </w:rPr>
+        <w:t>sensibilizacao</w:t>
+      </w:r>
+      <w:r>
+        <w:rPr>
+          <w:rFonts w:ascii="Calibri" w:hAnsi="Calibri"/>
+          <w:color w:val="000000" w:themeColor="text1" w:themeTint="FF" w:themeShade="FF"/>
+          <w:sz w:val="27"/>
+          <w:szCs w:val="27"/>
+        </w:rPr>
+        <w:t>/&gt;.</w:t>
       </w:r>
       <w:commentRangeEnd w:id="42"/>
       <w:r>
         <w:rPr>
-          <w:rStyle w:val="Refdecomentrio"/>
-          <w:rFonts w:ascii="Arial" w:eastAsiaTheme="minorHAnsi" w:hAnsi="Arial" w:cstheme="minorBidi"/>
-          <w:lang w:eastAsia="en-US"/>
+          <w:rStyle w:val="CommentReference"/>
         </w:rPr>
         <w:commentReference w:id="42"/>
       </w:r>
@@ -6500,7 +6672,7 @@
       <w:r>
         <w:rPr>
           <w:rStyle w:val="Refdecomentrio"/>
-          <w:rFonts w:ascii="Arial" w:eastAsiaTheme="minorHAnsi" w:hAnsi="Arial" w:cstheme="minorBidi"/>
+          <w:rFonts w:ascii="Arial" w:hAnsi="Arial" w:eastAsiaTheme="minorHAnsi" w:cstheme="minorBidi"/>
           <w:lang w:eastAsia="en-US"/>
         </w:rPr>
         <w:commentReference w:id="43"/>
@@ -6661,20 +6833,241 @@
       <w:r>
         <w:rPr>
           <w:rFonts w:ascii="Calibri" w:hAnsi="Calibri"/>
-          <w:color w:val="000000" w:themeColor="text1"/>
+          <w:color w:val="000000" w:themeColor="text1" w:themeTint="FF" w:themeShade="FF"/>
           <w:sz w:val="27"/>
           <w:szCs w:val="27"/>
         </w:rPr>
         <w:t>MARTINEZ, Luzia</w:t>
       </w:r>
       <w:r>
+        <w:rPr>
+          <w:rFonts w:ascii="Calibri" w:hAnsi="Calibri"/>
+          <w:color w:val="000000" w:themeColor="text1" w:themeTint="FF" w:themeShade="FF"/>
+          <w:sz w:val="27"/>
+          <w:szCs w:val="27"/>
+        </w:rPr>
+        <w:t xml:space="preserve">. </w:t>
+      </w:r>
+      <w:r>
+        <w:rPr>
+          <w:rFonts w:ascii="Calibri" w:hAnsi="Calibri"/>
+          <w:b w:val="1"/>
+          <w:bCs w:val="1"/>
+          <w:color w:val="000000" w:themeColor="text1" w:themeTint="FF" w:themeShade="FF"/>
+          <w:sz w:val="27"/>
+          <w:szCs w:val="27"/>
+        </w:rPr>
+        <w:t>Planejamento urbano sustentável</w:t>
+      </w:r>
+      <w:r>
+        <w:rPr>
+          <w:rFonts w:ascii="Calibri" w:hAnsi="Calibri"/>
+          <w:color w:val="000000" w:themeColor="text1" w:themeTint="FF" w:themeShade="FF"/>
+          <w:sz w:val="27"/>
+          <w:szCs w:val="27"/>
+        </w:rPr>
+        <w:t xml:space="preserve">. Disponível em: </w:t>
+      </w:r>
+      <w:hyperlink r:id="R61ee732e73484c71">
+        <w:r>
+          <w:rPr>
+            <w:rStyle w:val="Hyperlink"/>
+            <w:rFonts w:ascii="Calibri" w:hAnsi="Calibri"/>
+            <w:sz w:val="27"/>
+            <w:szCs w:val="27"/>
+          </w:rPr>
+          <w:t>https://123ecos.com.br/docs/planejamento-urbano/</w:t>
+        </w:r>
+      </w:hyperlink>
+      <w:r>
+        <w:rPr>
+          <w:rFonts w:ascii="Calibri" w:hAnsi="Calibri"/>
+          <w:color w:val="000000" w:themeColor="text1" w:themeTint="FF" w:themeShade="FF"/>
+          <w:sz w:val="27"/>
+          <w:szCs w:val="27"/>
+        </w:rPr>
+        <w:t xml:space="preserve"> Acesso em: 18/04/2026</w:t>
+      </w:r>
+      <w:commentRangeEnd w:id="44"/>
+      <w:r>
+        <w:rPr>
+          <w:rStyle w:val="CommentReference"/>
+        </w:rPr>
+        <w:commentReference w:id="44"/>
+      </w:r>
+    </w:p>
+    <w:p>
+      <w:pPr>
+        <w:pStyle w:val="NormalWeb"/>
         <w:rPr>
           <w:rFonts w:ascii="Calibri" w:hAnsi="Calibri"/>
           <w:color w:val="000000" w:themeColor="text1"/>
           <w:sz w:val="27"/>
           <w:szCs w:val="27"/>
         </w:rPr>
+      </w:pPr>
+      <w:commentRangeStart w:id="45"/>
+      <w:r>
+        <w:rPr>
+          <w:rFonts w:ascii="Calibri" w:hAnsi="Calibri"/>
+          <w:color w:val="000000" w:themeColor="text1" w:themeTint="FF" w:themeShade="FF"/>
+          <w:sz w:val="27"/>
+          <w:szCs w:val="27"/>
+        </w:rPr>
+        <w:t>SALVATIERRA, Fernando Javier</w:t>
+      </w:r>
+      <w:r>
+        <w:rPr>
+          <w:rFonts w:ascii="Calibri" w:hAnsi="Calibri"/>
+          <w:color w:val="000000" w:themeColor="text1" w:themeTint="FF" w:themeShade="FF"/>
+          <w:sz w:val="27"/>
+          <w:szCs w:val="27"/>
+        </w:rPr>
         <w:t xml:space="preserve">. </w:t>
+      </w:r>
+      <w:r>
+        <w:rPr>
+          <w:rFonts w:ascii="Calibri" w:hAnsi="Calibri"/>
+          <w:b w:val="1"/>
+          <w:bCs w:val="1"/>
+          <w:color w:val="000000" w:themeColor="text1" w:themeTint="FF" w:themeShade="FF"/>
+          <w:sz w:val="27"/>
+          <w:szCs w:val="27"/>
+        </w:rPr>
+        <w:t>O caminho para a educação digital</w:t>
+      </w:r>
+      <w:r>
+        <w:rPr>
+          <w:rFonts w:ascii="Calibri" w:hAnsi="Calibri"/>
+          <w:color w:val="000000" w:themeColor="text1" w:themeTint="FF" w:themeShade="FF"/>
+          <w:sz w:val="27"/>
+          <w:szCs w:val="27"/>
+        </w:rPr>
+        <w:t xml:space="preserve">. Disponível em: </w:t>
+      </w:r>
+      <w:hyperlink r:id="R2c8ae13c09df47e4">
+        <w:r>
+          <w:rPr>
+            <w:rStyle w:val="Hyperlink"/>
+            <w:rFonts w:ascii="Calibri" w:hAnsi="Calibri"/>
+            <w:sz w:val="27"/>
+            <w:szCs w:val="27"/>
+          </w:rPr>
+          <w:t>https://www.iiep.unesco.org/pt/articles/o-caminho-para-educacao-digital</w:t>
+        </w:r>
+      </w:hyperlink>
+      <w:r>
+        <w:rPr>
+          <w:rFonts w:ascii="Calibri" w:hAnsi="Calibri"/>
+          <w:color w:val="000000" w:themeColor="text1" w:themeTint="FF" w:themeShade="FF"/>
+          <w:sz w:val="27"/>
+          <w:szCs w:val="27"/>
+        </w:rPr>
+        <w:t xml:space="preserve"> Acesso em: 25/04/2026</w:t>
+      </w:r>
+      <w:commentRangeEnd w:id="45"/>
+      <w:r>
+        <w:rPr>
+          <w:rStyle w:val="CommentReference"/>
+        </w:rPr>
+        <w:commentReference w:id="45"/>
+      </w:r>
+    </w:p>
+    <w:p>
+      <w:pPr>
+        <w:pStyle w:val="NormalWeb"/>
+        <w:rPr>
+          <w:rFonts w:ascii="Calibri" w:hAnsi="Calibri"/>
+          <w:color w:val="000000" w:themeColor="text1"/>
+          <w:sz w:val="27"/>
+          <w:szCs w:val="27"/>
+        </w:rPr>
+      </w:pPr>
+      <w:commentRangeStart w:id="46"/>
+      <w:r>
+        <w:rPr>
+          <w:rFonts w:ascii="Calibri" w:hAnsi="Calibri"/>
+          <w:color w:val="000000" w:themeColor="text1" w:themeTint="FF" w:themeShade="FF"/>
+          <w:sz w:val="27"/>
+          <w:szCs w:val="27"/>
+          <w:highlight w:val="yellow"/>
+        </w:rPr>
+        <w:t>MORAES, Jéssica</w:t>
+      </w:r>
+      <w:r>
+        <w:rPr>
+          <w:rFonts w:ascii="Calibri" w:hAnsi="Calibri"/>
+          <w:color w:val="000000" w:themeColor="text1" w:themeTint="FF" w:themeShade="FF"/>
+          <w:sz w:val="27"/>
+          <w:szCs w:val="27"/>
+          <w:highlight w:val="yellow"/>
+        </w:rPr>
+        <w:t xml:space="preserve">. </w:t>
+      </w:r>
+      <w:r>
+        <w:rPr>
+          <w:rFonts w:ascii="Calibri" w:hAnsi="Calibri"/>
+          <w:b w:val="1"/>
+          <w:bCs w:val="1"/>
+          <w:color w:val="000000" w:themeColor="text1" w:themeTint="FF" w:themeShade="FF"/>
+          <w:sz w:val="27"/>
+          <w:szCs w:val="27"/>
+          <w:highlight w:val="yellow"/>
+        </w:rPr>
+        <w:t>Secretaria de Inovação, Ciência e Tecnologia (SICT). Jogos digitais são usados como ferramenta de conscientização na educação</w:t>
+      </w:r>
+      <w:r>
+        <w:rPr>
+          <w:rFonts w:ascii="Calibri" w:hAnsi="Calibri"/>
+          <w:color w:val="000000" w:themeColor="text1" w:themeTint="FF" w:themeShade="FF"/>
+          <w:sz w:val="27"/>
+          <w:szCs w:val="27"/>
+          <w:highlight w:val="yellow"/>
+        </w:rPr>
+        <w:t xml:space="preserve">. Disponível em: </w:t>
+      </w:r>
+      <w:hyperlink r:id="Rbcd61ba50dbe4bcd">
+        <w:r>
+          <w:rPr>
+            <w:rStyle w:val="Hyperlink"/>
+            <w:rFonts w:ascii="Calibri" w:hAnsi="Calibri"/>
+            <w:sz w:val="27"/>
+            <w:szCs w:val="27"/>
+            <w:highlight w:val="yellow"/>
+          </w:rPr>
+          <w:t>https://sict.rs.gov.br/jogos-digitais-sao-usados-como-ferramenta-de-conscientizacao-na-educacao</w:t>
+        </w:r>
+      </w:hyperlink>
+      <w:r>
+        <w:rPr>
+          <w:rFonts w:ascii="Calibri" w:hAnsi="Calibri"/>
+          <w:color w:val="000000" w:themeColor="text1" w:themeTint="FF" w:themeShade="FF"/>
+          <w:sz w:val="27"/>
+          <w:szCs w:val="27"/>
+          <w:highlight w:val="yellow"/>
+        </w:rPr>
+        <w:t xml:space="preserve"> Acesso em: 25/04/2026</w:t>
+      </w:r>
+      <w:commentRangeEnd w:id="46"/>
+      <w:r>
+        <w:rPr>
+          <w:rStyle w:val="CommentReference"/>
+        </w:rPr>
+        <w:commentReference w:id="46"/>
+      </w:r>
+    </w:p>
+    <w:p>
+      <w:pPr>
+        <w:pStyle w:val="NormalWeb"/>
+      </w:pPr>
+      <w:r>
+        <w:rPr>
+          <w:rFonts w:ascii="Calibri" w:hAnsi="Calibri"/>
+          <w:color w:val="000000" w:themeColor="text1"/>
+          <w:sz w:val="27"/>
+          <w:szCs w:val="27"/>
+        </w:rPr>
+        <w:t xml:space="preserve">LIMA, Michael. </w:t>
       </w:r>
       <w:r>
         <w:rPr>
@@ -6685,7 +7078,7 @@
           <w:sz w:val="27"/>
           <w:szCs w:val="27"/>
         </w:rPr>
-        <w:t>Planejamento urbano sustentável</w:t>
+        <w:t>Análise: Endling – Extinction is Forever. 2022</w:t>
       </w:r>
       <w:r>
         <w:rPr>
@@ -6696,7 +7089,7 @@
         </w:rPr>
         <w:t xml:space="preserve">. Disponível em: </w:t>
       </w:r>
-      <w:hyperlink r:id="rId23">
+      <w:hyperlink r:id="rId26">
         <w:r>
           <w:rPr>
             <w:rStyle w:val="Hyperlink"/>
@@ -6704,7 +7097,7 @@
             <w:sz w:val="27"/>
             <w:szCs w:val="27"/>
           </w:rPr>
-          <w:t>https://123ecos.com.br/docs/planejamento-urbano/</w:t>
+          <w:t>https://www.xboxpower.com.br/2022/07/20/analise-endling-extinction-is-forever/</w:t>
         </w:r>
       </w:hyperlink>
       <w:r>
@@ -6714,219 +7107,6 @@
           <w:sz w:val="27"/>
           <w:szCs w:val="27"/>
         </w:rPr>
-        <w:t xml:space="preserve"> Acesso em: 18/04/2026</w:t>
-      </w:r>
-      <w:commentRangeEnd w:id="44"/>
-      <w:r>
-        <w:commentReference w:id="44"/>
-      </w:r>
-    </w:p>
-    <w:p>
-      <w:pPr>
-        <w:pStyle w:val="NormalWeb"/>
-        <w:rPr>
-          <w:rFonts w:ascii="Calibri" w:hAnsi="Calibri"/>
-          <w:color w:val="000000" w:themeColor="text1"/>
-          <w:sz w:val="27"/>
-          <w:szCs w:val="27"/>
-        </w:rPr>
-      </w:pPr>
-      <w:commentRangeStart w:id="45"/>
-      <w:r>
-        <w:rPr>
-          <w:rFonts w:ascii="Calibri" w:hAnsi="Calibri"/>
-          <w:color w:val="000000" w:themeColor="text1"/>
-          <w:sz w:val="27"/>
-          <w:szCs w:val="27"/>
-        </w:rPr>
-        <w:lastRenderedPageBreak/>
-        <w:t>SALVATIERRA, Fernando Javier</w:t>
-      </w:r>
-      <w:r>
-        <w:rPr>
-          <w:rFonts w:ascii="Calibri" w:hAnsi="Calibri"/>
-          <w:color w:val="000000" w:themeColor="text1"/>
-          <w:sz w:val="27"/>
-          <w:szCs w:val="27"/>
-        </w:rPr>
-        <w:t xml:space="preserve">. </w:t>
-      </w:r>
-      <w:r>
-        <w:rPr>
-          <w:rFonts w:ascii="Calibri" w:hAnsi="Calibri"/>
-          <w:b/>
-          <w:bCs/>
-          <w:color w:val="000000" w:themeColor="text1"/>
-          <w:sz w:val="27"/>
-          <w:szCs w:val="27"/>
-        </w:rPr>
-        <w:t>O caminho para a educação digital</w:t>
-      </w:r>
-      <w:r>
-        <w:rPr>
-          <w:rFonts w:ascii="Calibri" w:hAnsi="Calibri"/>
-          <w:color w:val="000000" w:themeColor="text1"/>
-          <w:sz w:val="27"/>
-          <w:szCs w:val="27"/>
-        </w:rPr>
-        <w:t xml:space="preserve">. Disponível em: </w:t>
-      </w:r>
-      <w:hyperlink r:id="rId24">
-        <w:r>
-          <w:rPr>
-            <w:rStyle w:val="Hyperlink"/>
-            <w:rFonts w:ascii="Calibri" w:hAnsi="Calibri"/>
-            <w:sz w:val="27"/>
-            <w:szCs w:val="27"/>
-          </w:rPr>
-          <w:t>https://www.iiep.unesco.org/pt/articles/o-caminho-para-educacao-digital</w:t>
-        </w:r>
-      </w:hyperlink>
-      <w:r>
-        <w:rPr>
-          <w:rFonts w:ascii="Calibri" w:hAnsi="Calibri"/>
-          <w:color w:val="000000" w:themeColor="text1"/>
-          <w:sz w:val="27"/>
-          <w:szCs w:val="27"/>
-        </w:rPr>
-        <w:t xml:space="preserve"> Acesso em: 25/04/2026</w:t>
-      </w:r>
-      <w:commentRangeEnd w:id="45"/>
-      <w:r>
-        <w:commentReference w:id="45"/>
-      </w:r>
-    </w:p>
-    <w:p>
-      <w:pPr>
-        <w:pStyle w:val="NormalWeb"/>
-        <w:rPr>
-          <w:rFonts w:ascii="Calibri" w:hAnsi="Calibri"/>
-          <w:color w:val="000000" w:themeColor="text1"/>
-          <w:sz w:val="27"/>
-          <w:szCs w:val="27"/>
-        </w:rPr>
-      </w:pPr>
-      <w:commentRangeStart w:id="46"/>
-      <w:r>
-        <w:rPr>
-          <w:rFonts w:ascii="Calibri" w:hAnsi="Calibri"/>
-          <w:color w:val="000000" w:themeColor="text1"/>
-          <w:sz w:val="27"/>
-          <w:szCs w:val="27"/>
-          <w:highlight w:val="yellow"/>
-        </w:rPr>
-        <w:t>MORAES, Jéssica</w:t>
-      </w:r>
-      <w:r>
-        <w:rPr>
-          <w:rFonts w:ascii="Calibri" w:hAnsi="Calibri"/>
-          <w:color w:val="000000" w:themeColor="text1"/>
-          <w:sz w:val="27"/>
-          <w:szCs w:val="27"/>
-          <w:highlight w:val="yellow"/>
-        </w:rPr>
-        <w:t xml:space="preserve">. </w:t>
-      </w:r>
-      <w:r>
-        <w:rPr>
-          <w:rFonts w:ascii="Calibri" w:hAnsi="Calibri"/>
-          <w:b/>
-          <w:bCs/>
-          <w:color w:val="000000" w:themeColor="text1"/>
-          <w:sz w:val="27"/>
-          <w:szCs w:val="27"/>
-          <w:highlight w:val="yellow"/>
-        </w:rPr>
-        <w:t>Secretaria de Inovação, Ciência e Tecnologia (SICT). Jogos digitais são usados como ferramenta de conscientização na educação</w:t>
-      </w:r>
-      <w:r>
-        <w:rPr>
-          <w:rFonts w:ascii="Calibri" w:hAnsi="Calibri"/>
-          <w:color w:val="000000" w:themeColor="text1"/>
-          <w:sz w:val="27"/>
-          <w:szCs w:val="27"/>
-          <w:highlight w:val="yellow"/>
-        </w:rPr>
-        <w:t xml:space="preserve">. Disponível em: </w:t>
-      </w:r>
-      <w:hyperlink r:id="rId25">
-        <w:r>
-          <w:rPr>
-            <w:rStyle w:val="Hyperlink"/>
-            <w:rFonts w:ascii="Calibri" w:hAnsi="Calibri"/>
-            <w:sz w:val="27"/>
-            <w:szCs w:val="27"/>
-            <w:highlight w:val="yellow"/>
-          </w:rPr>
-          <w:t>https://sict.rs.gov.br/jogos-digitais-sao-usados-como-ferramenta-de-conscientizacao-na-educacao</w:t>
-        </w:r>
-      </w:hyperlink>
-      <w:r>
-        <w:rPr>
-          <w:rFonts w:ascii="Calibri" w:hAnsi="Calibri"/>
-          <w:color w:val="000000" w:themeColor="text1"/>
-          <w:sz w:val="27"/>
-          <w:szCs w:val="27"/>
-          <w:highlight w:val="yellow"/>
-        </w:rPr>
-        <w:t xml:space="preserve"> Acesso em: 25/04/2026</w:t>
-      </w:r>
-      <w:commentRangeEnd w:id="46"/>
-      <w:r>
-        <w:commentReference w:id="46"/>
-      </w:r>
-    </w:p>
-    <w:p>
-      <w:pPr>
-        <w:pStyle w:val="NormalWeb"/>
-      </w:pPr>
-      <w:r>
-        <w:rPr>
-          <w:rFonts w:ascii="Calibri" w:hAnsi="Calibri"/>
-          <w:color w:val="000000" w:themeColor="text1"/>
-          <w:sz w:val="27"/>
-          <w:szCs w:val="27"/>
-        </w:rPr>
-        <w:t xml:space="preserve">LIMA, Michael. </w:t>
-      </w:r>
-      <w:r>
-        <w:rPr>
-          <w:rFonts w:ascii="Calibri" w:hAnsi="Calibri"/>
-          <w:b/>
-          <w:bCs/>
-          <w:color w:val="000000" w:themeColor="text1"/>
-          <w:sz w:val="27"/>
-          <w:szCs w:val="27"/>
-        </w:rPr>
-        <w:t>Análise: Endling – Extinction is Forever. 2022</w:t>
-      </w:r>
-      <w:r>
-        <w:rPr>
-          <w:rFonts w:ascii="Calibri" w:hAnsi="Calibri"/>
-          <w:color w:val="000000" w:themeColor="text1"/>
-          <w:sz w:val="27"/>
-          <w:szCs w:val="27"/>
-        </w:rPr>
-        <w:t xml:space="preserve">. Disponível em: </w:t>
-      </w:r>
-      <w:hyperlink r:id="rId26">
-        <w:r>
-          <w:rPr>
-            <w:rStyle w:val="Hyperlink"/>
-            <w:rFonts w:ascii="Calibri" w:hAnsi="Calibri"/>
-            <w:sz w:val="27"/>
-            <w:szCs w:val="27"/>
-          </w:rPr>
-          <w:t>https://www.xboxpower.com.br/2022/07/20/analise-endling-extinction-is-forever/</w:t>
-        </w:r>
-      </w:hyperlink>
-      <w:r>
-        <w:rPr>
-          <w:rFonts w:ascii="Calibri" w:hAnsi="Calibri"/>
-          <w:color w:val="000000" w:themeColor="text1"/>
-          <w:sz w:val="27"/>
-          <w:szCs w:val="27"/>
-        </w:rPr>
         <w:t xml:space="preserve"> Acesso em: 25/04/2026</w:t>
       </w:r>
     </w:p>
@@ -6958,7 +7138,7 @@
     </w:p>
     <w:sectPr>
       <w:headerReference w:type="default" r:id="rId29"/>
-      <w:pgSz w:w="11906" w:h="16838"/>
+      <w:pgSz w:w="11906" w:h="16838" w:orient="portrait"/>
       <w:pgMar w:top="1701" w:right="1134" w:bottom="1134" w:left="1701" w:header="709" w:footer="709" w:gutter="0"/>
       <w:pgNumType w:start="1"/>
       <w:cols w:space="708"/>
@@ -6970,7 +7150,7 @@
 
 <file path=word/comments.xml><?xml version="1.0" encoding="utf-8"?>
 <w:comments xmlns:wpc="http://schemas.microsoft.com/office/word/2010/wordprocessingCanvas" xmlns:cx="http://schemas.microsoft.com/office/drawing/2014/chartex" xmlns:mc="http://schemas.openxmlformats.org/markup-compatibility/2006" xmlns:o="urn:schemas-microsoft-com:office:office" xmlns:r="http://schemas.openxmlformats.org/officeDocument/2006/relationships" xmlns:m="http://schemas.openxmlformats.org/officeDocument/2006/math" xmlns:v="urn:schemas-microsoft-com:vml" xmlns:wp14="http://schemas.microsoft.com/office/word/2010/wordprocessingDrawing" xmlns:wp="http://schemas.openxmlformats.org/drawingml/2006/wordprocessingDrawing" xmlns:w10="urn:schemas-microsoft-com:office:word" xmlns:w="http://schemas.openxmlformats.org/wordprocessingml/2006/main" xmlns:w14="http://schemas.microsoft.com/office/word/2010/wordml" xmlns:w15="http://schemas.microsoft.com/office/word/2012/wordml" xmlns:w16se="http://schemas.microsoft.com/office/word/2015/wordml/symex" xmlns:wpg="http://schemas.microsoft.com/office/word/2010/wordprocessingGroup" xmlns:wpi="http://schemas.microsoft.com/office/word/2010/wordprocessingInk" xmlns:wne="http://schemas.microsoft.com/office/word/2006/wordml" xmlns:wps="http://schemas.microsoft.com/office/word/2010/wordprocessingShape" mc:Ignorable="w14 w15 w16se wp14">
-  <w:comment w:id="0" w:author="Prof" w:date="2026-06-11T09:34:00Z" w:initials="P">
+  <w:comment w:initials="P" w:author="Prof" w:date="2026-06-11T09:34:00Z" w:id="0">
     <w:p>
       <w:pPr>
         <w:pStyle w:val="Textodecomentrio"/>
@@ -6986,7 +7166,7 @@
       </w:r>
     </w:p>
   </w:comment>
-  <w:comment w:id="2" w:author="Prof" w:date="2026-06-11T09:35:00Z" w:initials="P">
+  <w:comment w:initials="P" w:author="Prof" w:date="2026-06-11T09:35:00Z" w:id="2">
     <w:p>
       <w:pPr>
         <w:pStyle w:val="Textodecomentrio"/>
@@ -7005,6 +7185,8 @@
       </w:r>
       <w:r>
         <w:br/>
+      </w:r>
+      <w:r>
         <w:t>Sugestões de parágrafos:</w:t>
       </w:r>
       <w:r>
@@ -7012,6 +7194,8 @@
       </w:r>
       <w:r>
         <w:br/>
+      </w:r>
+      <w:r>
         <w:t>1 - falar sobre como a sociedade atual está passando por transformações rápidas por causa da tecnologia e da automação. Citar como isso afeta as cidades, o consumo e o esgotamento de recursos. É aqui que entram os ODS da ONU como um alerta global de que precisamos repensar a infraestrutura e o consumo. Mais ou menos parecido com o que fizeram, mas precisa ter citação</w:t>
       </w:r>
       <w:r>
@@ -7022,6 +7206,8 @@
       </w:r>
       <w:r>
         <w:br/>
+      </w:r>
+      <w:r>
         <w:t>2º paragrafo - Devem explicar que, embora esses problemas (sustentabilidade, automação, política urbana) sejam urgentes, eles são temas muito complexos e de difícil compreensão para a população em geral, especialmente para os mais jovens. Falar sobre como é difícil engajar as pessoas em assuntos tão densos e técnicos. . Procurar uma fonte que fale sobre isso</w:t>
       </w:r>
     </w:p>
@@ -7034,6 +7220,8 @@
       </w:r>
       <w:r>
         <w:br/>
+      </w:r>
+      <w:r>
         <w:t>3º - devem apresentar a ideia de que a educação e a conscientização precisam de novas ferramentas. Falem dos jogos digitais não apenas como entretenimento, mas como simulações interativas poderosas. Explicar que os videogames conseguem traduzir sistemas complexos (como gestão de recursos e logística) em uma linguagem acessível e prática. Procurar uma fonte que fale sobre isso</w:t>
       </w:r>
     </w:p>
@@ -7061,7 +7249,7 @@
       </w:r>
     </w:p>
   </w:comment>
-  <w:comment w:id="5" w:author="Prof" w:date="2026-06-11T10:20:00Z" w:initials="P">
+  <w:comment w:initials="P" w:author="Prof" w:date="2026-06-11T10:20:00Z" w:id="5">
     <w:p>
       <w:pPr>
         <w:pStyle w:val="Textodecomentrio"/>
@@ -7077,7 +7265,7 @@
       </w:r>
     </w:p>
   </w:comment>
-  <w:comment w:id="6" w:author="Prof" w:date="2026-06-11T10:13:00Z" w:initials="P">
+  <w:comment w:initials="P" w:author="Prof" w:date="2026-06-11T10:13:00Z" w:id="6">
     <w:p>
       <w:pPr>
         <w:pStyle w:val="Textodecomentrio"/>
@@ -7093,7 +7281,7 @@
       </w:r>
     </w:p>
   </w:comment>
-  <w:comment w:id="7" w:author="Prof" w:date="2026-06-11T10:22:00Z" w:initials="P">
+  <w:comment w:initials="P" w:author="Prof" w:date="2026-06-11T10:22:00Z" w:id="7">
     <w:p>
       <w:pPr>
         <w:pStyle w:val="Textodecomentrio"/>
@@ -7110,7 +7298,7 @@
       </w:r>
     </w:p>
   </w:comment>
-  <w:comment w:id="9" w:author="Prof" w:date="2026-06-11T10:24:00Z" w:initials="P">
+  <w:comment w:initials="P" w:author="Prof" w:date="2026-06-11T10:24:00Z" w:id="9">
     <w:p>
       <w:pPr>
         <w:pStyle w:val="Textodecomentrio"/>
@@ -7126,7 +7314,7 @@
       </w:r>
     </w:p>
   </w:comment>
-  <w:comment w:id="8" w:author="Prof" w:date="2026-06-11T10:22:00Z" w:initials="P">
+  <w:comment w:initials="P" w:author="Prof" w:date="2026-06-11T10:22:00Z" w:id="8">
     <w:p>
       <w:pPr>
         <w:pStyle w:val="Textodecomentrio"/>
@@ -7145,7 +7333,7 @@
       </w:r>
     </w:p>
   </w:comment>
-  <w:comment w:id="12" w:author="Prof" w:date="2026-06-11T10:28:00Z" w:initials="P">
+  <w:comment w:initials="P" w:author="Prof" w:date="2026-06-11T10:28:00Z" w:id="12">
     <w:p>
       <w:pPr>
         <w:pStyle w:val="Textodecomentrio"/>
@@ -7161,7 +7349,7 @@
       </w:r>
     </w:p>
   </w:comment>
-  <w:comment w:id="11" w:author="Prof" w:date="2026-06-11T10:39:00Z" w:initials="P">
+  <w:comment w:initials="P" w:author="Prof" w:date="2026-06-11T10:39:00Z" w:id="11">
     <w:p>
       <w:pPr>
         <w:pStyle w:val="Textodecomentrio"/>
@@ -7177,7 +7365,7 @@
       </w:r>
     </w:p>
   </w:comment>
-  <w:comment w:id="26" w:author="Prof" w:date="2026-06-11T10:40:00Z" w:initials="P">
+  <w:comment w:initials="P" w:author="Prof" w:date="2026-06-11T10:40:00Z" w:id="26">
     <w:p>
       <w:pPr>
         <w:pStyle w:val="Textodecomentrio"/>
@@ -7193,7 +7381,7 @@
       </w:r>
     </w:p>
   </w:comment>
-  <w:comment w:id="30" w:author="Prof" w:date="2026-06-11T10:39:00Z" w:initials="P">
+  <w:comment w:initials="P" w:author="Prof" w:date="2026-06-11T10:39:00Z" w:id="30">
     <w:p>
       <w:pPr>
         <w:pStyle w:val="Textodecomentrio"/>
@@ -7209,7 +7397,7 @@
       </w:r>
     </w:p>
   </w:comment>
-  <w:comment w:id="42" w:author="Prof" w:date="2026-06-11T10:42:00Z" w:initials="P">
+  <w:comment w:initials="P" w:author="Prof" w:date="2026-06-11T10:42:00Z" w:id="42">
     <w:p>
       <w:pPr>
         <w:pStyle w:val="Textodecomentrio"/>
@@ -7225,7 +7413,7 @@
       </w:r>
     </w:p>
   </w:comment>
-  <w:comment w:id="43" w:author="Prof" w:date="2026-06-11T10:13:00Z" w:initials="P">
+  <w:comment w:initials="P" w:author="Prof" w:date="2026-06-11T10:13:00Z" w:id="43">
     <w:p>
       <w:pPr>
         <w:pStyle w:val="Textodecomentrio"/>
@@ -7246,7 +7434,7 @@
       </w:pPr>
     </w:p>
   </w:comment>
-  <w:comment w:id="44" w:author="Prof" w:date="2026-06-11T10:21:00Z" w:initials="P">
+  <w:comment w:initials="P" w:author="Prof" w:date="2026-06-11T10:21:00Z" w:id="44">
     <w:p>
       <w:pPr>
         <w:pStyle w:val="Textodecomentrio"/>
@@ -7262,7 +7450,7 @@
       </w:r>
     </w:p>
   </w:comment>
-  <w:comment w:id="45" w:author="Prof" w:date="2026-06-11T10:23:00Z" w:initials="P">
+  <w:comment w:initials="P" w:author="Prof" w:date="2026-06-11T10:23:00Z" w:id="45">
     <w:p>
       <w:pPr>
         <w:pStyle w:val="Textodecomentrio"/>
@@ -7278,7 +7466,7 @@
       </w:r>
     </w:p>
   </w:comment>
-  <w:comment w:id="46" w:author="Prof" w:date="2026-06-11T10:38:00Z" w:initials="P">
+  <w:comment w:initials="P" w:author="Prof" w:date="2026-06-11T10:38:00Z" w:id="46">
     <w:p>
       <w:pPr>
         <w:pStyle w:val="Textodecomentrio"/>
@@ -7298,23 +7486,23 @@
 </file>
 
 <file path=word/commentsExtended.xml><?xml version="1.0" encoding="utf-8"?>
-<w15:commentsEx xmlns:wpc="http://schemas.microsoft.com/office/word/2010/wordprocessingCanvas" xmlns:cx="http://schemas.microsoft.com/office/drawing/2014/chartex" xmlns:mc="http://schemas.openxmlformats.org/markup-compatibility/2006" xmlns:o="urn:schemas-microsoft-com:office:office" xmlns:r="http://schemas.openxmlformats.org/officeDocument/2006/relationships" xmlns:m="http://schemas.openxmlformats.org/officeDocument/2006/math" xmlns:v="urn:schemas-microsoft-com:vml" xmlns:wp14="http://schemas.microsoft.com/office/word/2010/wordprocessingDrawing" xmlns:wp="http://schemas.openxmlformats.org/drawingml/2006/wordprocessingDrawing" xmlns:w10="urn:schemas-microsoft-com:office:word" xmlns:w="http://schemas.openxmlformats.org/wordprocessingml/2006/main" xmlns:w14="http://schemas.microsoft.com/office/word/2010/wordml" xmlns:w15="http://schemas.microsoft.com/office/word/2012/wordml" xmlns:w16se="http://schemas.microsoft.com/office/word/2015/wordml/symex" xmlns:wpg="http://schemas.microsoft.com/office/word/2010/wordprocessingGroup" xmlns:wpi="http://schemas.microsoft.com/office/word/2010/wordprocessingInk" xmlns:wne="http://schemas.microsoft.com/office/word/2006/wordml" xmlns:wps="http://schemas.microsoft.com/office/word/2010/wordprocessingShape" mc:Ignorable="w14 w15 w16se wp14">
-  <w15:commentEx w15:paraId="38ABCC76" w15:done="0"/>
-  <w15:commentEx w15:paraId="455C3C11" w15:done="0"/>
-  <w15:commentEx w15:paraId="4DFFFB75" w15:done="0"/>
-  <w15:commentEx w15:paraId="548B42AF" w15:done="0"/>
-  <w15:commentEx w15:paraId="7CBECFE3" w15:done="0"/>
-  <w15:commentEx w15:paraId="2C5E5C97" w15:done="0"/>
-  <w15:commentEx w15:paraId="2D861302" w15:done="0"/>
-  <w15:commentEx w15:paraId="276B89E8" w15:done="0"/>
-  <w15:commentEx w15:paraId="31D7F656" w15:done="0"/>
-  <w15:commentEx w15:paraId="5AF21B63" w15:done="0"/>
-  <w15:commentEx w15:paraId="02590A3F" w15:done="0"/>
-  <w15:commentEx w15:paraId="7CC7906F" w15:done="0"/>
-  <w15:commentEx w15:paraId="66E14CDB" w15:done="0"/>
-  <w15:commentEx w15:paraId="4DF12783" w15:done="0"/>
-  <w15:commentEx w15:paraId="446ED79F" w15:done="0"/>
-  <w15:commentEx w15:paraId="328A9687" w15:done="0"/>
+<w15:commentsEx xmlns:mc="http://schemas.openxmlformats.org/markup-compatibility/2006" xmlns:w15="http://schemas.microsoft.com/office/word/2012/wordml" mc:Ignorable="w15">
+  <w15:commentEx w15:done="1" w15:paraId="38ABCC76"/>
+  <w15:commentEx w15:done="0" w15:paraId="455C3C11"/>
+  <w15:commentEx w15:done="1" w15:paraId="4DFFFB75"/>
+  <w15:commentEx w15:done="0" w15:paraId="548B42AF"/>
+  <w15:commentEx w15:done="1" w15:paraId="7CBECFE3"/>
+  <w15:commentEx w15:done="1" w15:paraId="2C5E5C97"/>
+  <w15:commentEx w15:done="1" w15:paraId="2D861302"/>
+  <w15:commentEx w15:done="0" w15:paraId="276B89E8"/>
+  <w15:commentEx w15:done="0" w15:paraId="31D7F656"/>
+  <w15:commentEx w15:done="0" w15:paraId="5AF21B63"/>
+  <w15:commentEx w15:done="0" w15:paraId="02590A3F"/>
+  <w15:commentEx w15:done="1" w15:paraId="7CC7906F"/>
+  <w15:commentEx w15:done="0" w15:paraId="66E14CDB"/>
+  <w15:commentEx w15:done="1" w15:paraId="4DF12783"/>
+  <w15:commentEx w15:done="1" w15:paraId="446ED79F"/>
+  <w15:commentEx w15:done="1" w15:paraId="328A9687"/>
 </w15:commentsEx>
 </file>
 
@@ -7791,11 +7979,11 @@
 </file>
 
 <file path=word/styles.xml><?xml version="1.0" encoding="utf-8"?>
-<w:styles xmlns:mc="http://schemas.openxmlformats.org/markup-compatibility/2006" xmlns:r="http://schemas.openxmlformats.org/officeDocument/2006/relationships" xmlns:w="http://schemas.openxmlformats.org/wordprocessingml/2006/main" xmlns:w14="http://schemas.microsoft.com/office/word/2010/wordml" xmlns:w15="http://schemas.microsoft.com/office/word/2012/wordml" xmlns:w16se="http://schemas.microsoft.com/office/word/2015/wordml/symex" mc:Ignorable="w14 w15 w16se">
+<w:styles xmlns:wp14="http://schemas.microsoft.com/office/word/2010/wordprocessingDrawing" xmlns:mc="http://schemas.openxmlformats.org/markup-compatibility/2006" xmlns:r="http://schemas.openxmlformats.org/officeDocument/2006/relationships" xmlns:w="http://schemas.openxmlformats.org/wordprocessingml/2006/main" xmlns:w14="http://schemas.microsoft.com/office/word/2010/wordml" xmlns:w15="http://schemas.microsoft.com/office/word/2012/wordml" xmlns:w16se="http://schemas.microsoft.com/office/word/2015/wordml/symex" mc:Ignorable="w14 w15 w16se wp14">
   <w:docDefaults>
     <w:rPrDefault>
       <w:rPr>
-        <w:rFonts w:asciiTheme="minorHAnsi" w:eastAsiaTheme="minorHAnsi" w:hAnsiTheme="minorHAnsi" w:cstheme="minorBidi"/>
+        <w:rFonts w:asciiTheme="minorHAnsi" w:hAnsiTheme="minorHAnsi" w:eastAsiaTheme="minorHAnsi" w:cstheme="minorBidi"/>
         <w:sz w:val="22"/>
         <w:szCs w:val="22"/>
         <w:lang w:val="pt-BR" w:eastAsia="en-US" w:bidi="ar-SA"/>
@@ -7810,14 +7998,14 @@
   <w:latentStyles w:defLockedState="0" w:defUIPriority="99" w:defSemiHidden="0" w:defUnhideWhenUsed="0" w:defQFormat="0" w:count="371">
     <w:lsdException w:name="Normal" w:uiPriority="0" w:qFormat="1"/>
     <w:lsdException w:name="heading 1" w:uiPriority="9" w:qFormat="1"/>
-    <w:lsdException w:name="heading 2" w:semiHidden="1" w:uiPriority="9" w:unhideWhenUsed="1" w:qFormat="1"/>
-    <w:lsdException w:name="heading 3" w:semiHidden="1" w:uiPriority="9" w:unhideWhenUsed="1" w:qFormat="1"/>
-    <w:lsdException w:name="heading 4" w:semiHidden="1" w:uiPriority="9" w:unhideWhenUsed="1" w:qFormat="1"/>
-    <w:lsdException w:name="heading 5" w:semiHidden="1" w:uiPriority="9" w:unhideWhenUsed="1" w:qFormat="1"/>
-    <w:lsdException w:name="heading 6" w:semiHidden="1" w:uiPriority="9" w:unhideWhenUsed="1" w:qFormat="1"/>
-    <w:lsdException w:name="heading 7" w:semiHidden="1" w:uiPriority="9" w:unhideWhenUsed="1" w:qFormat="1"/>
-    <w:lsdException w:name="heading 8" w:semiHidden="1" w:uiPriority="9" w:unhideWhenUsed="1" w:qFormat="1"/>
-    <w:lsdException w:name="heading 9" w:semiHidden="1" w:uiPriority="9" w:unhideWhenUsed="1" w:qFormat="1"/>
+    <w:lsdException w:name="heading 2" w:uiPriority="9" w:semiHidden="1" w:unhideWhenUsed="1" w:qFormat="1"/>
+    <w:lsdException w:name="heading 3" w:uiPriority="9" w:semiHidden="1" w:unhideWhenUsed="1" w:qFormat="1"/>
+    <w:lsdException w:name="heading 4" w:uiPriority="9" w:semiHidden="1" w:unhideWhenUsed="1" w:qFormat="1"/>
+    <w:lsdException w:name="heading 5" w:uiPriority="9" w:semiHidden="1" w:unhideWhenUsed="1" w:qFormat="1"/>
+    <w:lsdException w:name="heading 6" w:uiPriority="9" w:semiHidden="1" w:unhideWhenUsed="1" w:qFormat="1"/>
+    <w:lsdException w:name="heading 7" w:uiPriority="9" w:semiHidden="1" w:unhideWhenUsed="1" w:qFormat="1"/>
+    <w:lsdException w:name="heading 8" w:uiPriority="9" w:semiHidden="1" w:unhideWhenUsed="1" w:qFormat="1"/>
+    <w:lsdException w:name="heading 9" w:uiPriority="9" w:semiHidden="1" w:unhideWhenUsed="1" w:qFormat="1"/>
     <w:lsdException w:name="index 1" w:semiHidden="1" w:unhideWhenUsed="1"/>
     <w:lsdException w:name="index 2" w:semiHidden="1" w:unhideWhenUsed="1"/>
     <w:lsdException w:name="index 3" w:semiHidden="1" w:unhideWhenUsed="1"/>
@@ -7827,22 +8015,22 @@
     <w:lsdException w:name="index 7" w:semiHidden="1" w:unhideWhenUsed="1"/>
     <w:lsdException w:name="index 8" w:semiHidden="1" w:unhideWhenUsed="1"/>
     <w:lsdException w:name="index 9" w:semiHidden="1" w:unhideWhenUsed="1"/>
-    <w:lsdException w:name="toc 1" w:semiHidden="1" w:uiPriority="39" w:unhideWhenUsed="1"/>
-    <w:lsdException w:name="toc 2" w:semiHidden="1" w:uiPriority="39" w:unhideWhenUsed="1"/>
-    <w:lsdException w:name="toc 3" w:semiHidden="1" w:uiPriority="39" w:unhideWhenUsed="1"/>
-    <w:lsdException w:name="toc 4" w:semiHidden="1" w:uiPriority="39" w:unhideWhenUsed="1"/>
-    <w:lsdException w:name="toc 5" w:semiHidden="1" w:uiPriority="39" w:unhideWhenUsed="1"/>
-    <w:lsdException w:name="toc 6" w:semiHidden="1" w:uiPriority="39" w:unhideWhenUsed="1"/>
-    <w:lsdException w:name="toc 7" w:semiHidden="1" w:uiPriority="39" w:unhideWhenUsed="1"/>
-    <w:lsdException w:name="toc 8" w:semiHidden="1" w:uiPriority="39" w:unhideWhenUsed="1"/>
-    <w:lsdException w:name="toc 9" w:semiHidden="1" w:uiPriority="39" w:unhideWhenUsed="1"/>
+    <w:lsdException w:name="toc 1" w:uiPriority="39" w:semiHidden="1" w:unhideWhenUsed="1"/>
+    <w:lsdException w:name="toc 2" w:uiPriority="39" w:semiHidden="1" w:unhideWhenUsed="1"/>
+    <w:lsdException w:name="toc 3" w:uiPriority="39" w:semiHidden="1" w:unhideWhenUsed="1"/>
+    <w:lsdException w:name="toc 4" w:uiPriority="39" w:semiHidden="1" w:unhideWhenUsed="1"/>
+    <w:lsdException w:name="toc 5" w:uiPriority="39" w:semiHidden="1" w:unhideWhenUsed="1"/>
+    <w:lsdException w:name="toc 6" w:uiPriority="39" w:semiHidden="1" w:unhideWhenUsed="1"/>
+    <w:lsdException w:name="toc 7" w:uiPriority="39" w:semiHidden="1" w:unhideWhenUsed="1"/>
+    <w:lsdException w:name="toc 8" w:uiPriority="39" w:semiHidden="1" w:unhideWhenUsed="1"/>
+    <w:lsdException w:name="toc 9" w:uiPriority="39" w:semiHidden="1" w:unhideWhenUsed="1"/>
     <w:lsdException w:name="Normal Indent" w:semiHidden="1" w:unhideWhenUsed="1"/>
     <w:lsdException w:name="footnote text" w:semiHidden="1" w:unhideWhenUsed="1"/>
     <w:lsdException w:name="annotation text" w:semiHidden="1" w:unhideWhenUsed="1"/>
     <w:lsdException w:name="header" w:semiHidden="1" w:unhideWhenUsed="1"/>
     <w:lsdException w:name="footer" w:semiHidden="1" w:unhideWhenUsed="1"/>
     <w:lsdException w:name="index heading" w:semiHidden="1" w:unhideWhenUsed="1"/>
-    <w:lsdException w:name="caption" w:semiHidden="1" w:uiPriority="35" w:unhideWhenUsed="1" w:qFormat="1"/>
+    <w:lsdException w:name="caption" w:uiPriority="35" w:semiHidden="1" w:unhideWhenUsed="1" w:qFormat="1"/>
     <w:lsdException w:name="table of figures" w:semiHidden="1" w:unhideWhenUsed="1"/>
     <w:lsdException w:name="envelope address" w:semiHidden="1" w:unhideWhenUsed="1"/>
     <w:lsdException w:name="envelope return" w:semiHidden="1" w:unhideWhenUsed="1"/>
@@ -7873,7 +8061,7 @@
     <w:lsdException w:name="Title" w:uiPriority="10" w:qFormat="1"/>
     <w:lsdException w:name="Closing" w:semiHidden="1" w:unhideWhenUsed="1"/>
     <w:lsdException w:name="Signature" w:semiHidden="1" w:unhideWhenUsed="1"/>
-    <w:lsdException w:name="Default Paragraph Font" w:semiHidden="1" w:uiPriority="1" w:unhideWhenUsed="1"/>
+    <w:lsdException w:name="Default Paragraph Font" w:uiPriority="1" w:semiHidden="1" w:unhideWhenUsed="1"/>
     <w:lsdException w:name="Body Text" w:semiHidden="1" w:unhideWhenUsed="1"/>
     <w:lsdException w:name="Body Text Indent" w:semiHidden="1" w:unhideWhenUsed="1"/>
     <w:lsdException w:name="List Continue" w:semiHidden="1" w:unhideWhenUsed="1"/>
@@ -8073,8 +8261,8 @@
     <w:lsdException w:name="Subtle Reference" w:uiPriority="31" w:qFormat="1"/>
     <w:lsdException w:name="Intense Reference" w:uiPriority="32" w:qFormat="1"/>
     <w:lsdException w:name="Book Title" w:uiPriority="33" w:qFormat="1"/>
-    <w:lsdException w:name="Bibliography" w:semiHidden="1" w:uiPriority="37" w:unhideWhenUsed="1"/>
-    <w:lsdException w:name="TOC Heading" w:semiHidden="1" w:uiPriority="39" w:unhideWhenUsed="1" w:qFormat="1"/>
+    <w:lsdException w:name="Bibliography" w:uiPriority="37" w:semiHidden="1" w:unhideWhenUsed="1"/>
+    <w:lsdException w:name="TOC Heading" w:uiPriority="39" w:semiHidden="1" w:unhideWhenUsed="1" w:qFormat="1"/>
     <w:lsdException w:name="Plain Table 1" w:uiPriority="41"/>
     <w:lsdException w:name="Plain Table 2" w:uiPriority="42"/>
     <w:lsdException w:name="Plain Table 3" w:uiPriority="43"/>
@@ -8180,7 +8368,7 @@
     <w:lsdException w:name="List Table 6 Colorful Accent 6" w:uiPriority="51"/>
     <w:lsdException w:name="List Table 7 Colorful Accent 6" w:uiPriority="52"/>
   </w:latentStyles>
-  <w:style w:type="paragraph" w:default="1" w:styleId="Normal">
+  <w:style w:type="paragraph" w:styleId="Normal" w:default="1">
     <w:name w:val="Normal"/>
     <w:qFormat/>
     <w:rsid w:val="0049782E"/>
@@ -8326,13 +8514,13 @@
       <w:b/>
     </w:rPr>
   </w:style>
-  <w:style w:type="character" w:default="1" w:styleId="Fontepargpadro">
+  <w:style w:type="character" w:styleId="Fontepargpadro" w:default="1">
     <w:name w:val="Default Paragraph Font"/>
     <w:uiPriority w:val="1"/>
     <w:semiHidden/>
     <w:unhideWhenUsed/>
   </w:style>
-  <w:style w:type="table" w:default="1" w:styleId="Tabelanormal">
+  <w:style w:type="table" w:styleId="Tabelanormal" w:default="1">
     <w:name w:val="Normal Table"/>
     <w:uiPriority w:val="99"/>
     <w:semiHidden/>
@@ -8347,7 +8535,7 @@
       </w:tblCellMar>
     </w:tblPr>
   </w:style>
-  <w:style w:type="numbering" w:default="1" w:styleId="Semlista">
+  <w:style w:type="numbering" w:styleId="Semlista" w:default="1">
     <w:name w:val="No List"/>
     <w:uiPriority w:val="99"/>
     <w:semiHidden/>
@@ -8369,14 +8557,14 @@
       <w:sz w:val="28"/>
     </w:rPr>
   </w:style>
-  <w:style w:type="character" w:customStyle="1" w:styleId="Ttulo1Char">
+  <w:style w:type="character" w:styleId="Ttulo1Char" w:customStyle="1">
     <w:name w:val="Título 1 Char"/>
     <w:basedOn w:val="Fontepargpadro"/>
     <w:link w:val="Ttulo1"/>
     <w:uiPriority w:val="9"/>
     <w:rsid w:val="0026684F"/>
     <w:rPr>
-      <w:rFonts w:ascii="Arial" w:eastAsiaTheme="majorEastAsia" w:hAnsi="Arial" w:cstheme="majorBidi"/>
+      <w:rFonts w:ascii="Arial" w:hAnsi="Arial" w:eastAsiaTheme="majorEastAsia" w:cstheme="majorBidi"/>
       <w:b/>
       <w:sz w:val="24"/>
       <w:szCs w:val="32"/>
@@ -8393,53 +8581,53 @@
       <w:contextualSpacing/>
     </w:pPr>
   </w:style>
-  <w:style w:type="character" w:customStyle="1" w:styleId="Ttulo2Char">
+  <w:style w:type="character" w:styleId="Ttulo2Char" w:customStyle="1">
     <w:name w:val="Título 2 Char"/>
     <w:basedOn w:val="Fontepargpadro"/>
     <w:link w:val="Ttulo2"/>
     <w:uiPriority w:val="9"/>
     <w:rsid w:val="002E7F5C"/>
     <w:rPr>
-      <w:rFonts w:ascii="Arial" w:eastAsiaTheme="majorEastAsia" w:hAnsi="Arial" w:cstheme="majorBidi"/>
+      <w:rFonts w:ascii="Arial" w:hAnsi="Arial" w:eastAsiaTheme="majorEastAsia" w:cstheme="majorBidi"/>
       <w:b/>
       <w:sz w:val="24"/>
       <w:szCs w:val="26"/>
     </w:rPr>
   </w:style>
-  <w:style w:type="character" w:customStyle="1" w:styleId="Ttulo3Char">
+  <w:style w:type="character" w:styleId="Ttulo3Char" w:customStyle="1">
     <w:name w:val="Título 3 Char"/>
     <w:basedOn w:val="Fontepargpadro"/>
     <w:link w:val="Ttulo3"/>
     <w:uiPriority w:val="9"/>
     <w:rsid w:val="002E7F5C"/>
     <w:rPr>
-      <w:rFonts w:ascii="Arial" w:eastAsiaTheme="majorEastAsia" w:hAnsi="Arial" w:cstheme="majorBidi"/>
+      <w:rFonts w:ascii="Arial" w:hAnsi="Arial" w:eastAsiaTheme="majorEastAsia" w:cstheme="majorBidi"/>
       <w:b/>
       <w:sz w:val="24"/>
       <w:szCs w:val="24"/>
     </w:rPr>
   </w:style>
-  <w:style w:type="character" w:customStyle="1" w:styleId="Ttulo4Char">
+  <w:style w:type="character" w:styleId="Ttulo4Char" w:customStyle="1">
     <w:name w:val="Título 4 Char"/>
     <w:basedOn w:val="Fontepargpadro"/>
     <w:link w:val="Ttulo4"/>
     <w:uiPriority w:val="9"/>
     <w:rsid w:val="002E7F5C"/>
     <w:rPr>
-      <w:rFonts w:ascii="Arial" w:eastAsiaTheme="majorEastAsia" w:hAnsi="Arial" w:cstheme="majorBidi"/>
+      <w:rFonts w:ascii="Arial" w:hAnsi="Arial" w:eastAsiaTheme="majorEastAsia" w:cstheme="majorBidi"/>
       <w:b/>
       <w:iCs/>
       <w:sz w:val="24"/>
     </w:rPr>
   </w:style>
-  <w:style w:type="character" w:customStyle="1" w:styleId="Ttulo5Char">
+  <w:style w:type="character" w:styleId="Ttulo5Char" w:customStyle="1">
     <w:name w:val="Título 5 Char"/>
     <w:basedOn w:val="Fontepargpadro"/>
     <w:link w:val="Ttulo5"/>
     <w:uiPriority w:val="9"/>
     <w:rsid w:val="002E7F5C"/>
     <w:rPr>
-      <w:rFonts w:ascii="Arial" w:eastAsiaTheme="majorEastAsia" w:hAnsi="Arial" w:cstheme="majorBidi"/>
+      <w:rFonts w:ascii="Arial" w:hAnsi="Arial" w:eastAsiaTheme="majorEastAsia" w:cstheme="majorBidi"/>
       <w:b/>
       <w:sz w:val="24"/>
     </w:rPr>
@@ -8540,7 +8728,7 @@
       <w:ind w:firstLine="0"/>
     </w:pPr>
   </w:style>
-  <w:style w:type="paragraph" w:customStyle="1" w:styleId="ImagenseFontes">
+  <w:style w:type="paragraph" w:styleId="ImagenseFontes" w:customStyle="1">
     <w:name w:val="Imagens e Fontes"/>
     <w:basedOn w:val="Normal"/>
     <w:link w:val="ImagenseFontesChar"/>
@@ -8556,7 +8744,7 @@
       <w:lang w:eastAsia="pt-BR"/>
     </w:rPr>
   </w:style>
-  <w:style w:type="character" w:customStyle="1" w:styleId="ImagenseFontesChar">
+  <w:style w:type="character" w:styleId="ImagenseFontesChar" w:customStyle="1">
     <w:name w:val="Imagens e Fontes Char"/>
     <w:basedOn w:val="Fontepargpadro"/>
     <w:link w:val="ImagenseFontes"/>
@@ -8601,7 +8789,7 @@
       <w:jc w:val="left"/>
     </w:pPr>
     <w:rPr>
-      <w:rFonts w:ascii="Times New Roman" w:eastAsia="Times New Roman" w:hAnsi="Times New Roman" w:cs="Times New Roman"/>
+      <w:rFonts w:ascii="Times New Roman" w:hAnsi="Times New Roman" w:eastAsia="Times New Roman" w:cs="Times New Roman"/>
       <w:szCs w:val="24"/>
       <w:lang w:eastAsia="pt-BR"/>
     </w:rPr>
@@ -8622,7 +8810,7 @@
       <w:szCs w:val="20"/>
     </w:rPr>
   </w:style>
-  <w:style w:type="character" w:customStyle="1" w:styleId="TextodenotadefimChar">
+  <w:style w:type="character" w:styleId="TextodenotadefimChar" w:customStyle="1">
     <w:name w:val="Texto de nota de fim Char"/>
     <w:basedOn w:val="Fontepargpadro"/>
     <w:link w:val="Textodenotadefim"/>
@@ -8663,7 +8851,7 @@
       <w:sz w:val="20"/>
     </w:rPr>
   </w:style>
-  <w:style w:type="character" w:customStyle="1" w:styleId="CitaoChar">
+  <w:style w:type="character" w:styleId="CitaoChar" w:customStyle="1">
     <w:name w:val="Citação Char"/>
     <w:basedOn w:val="Fontepargpadro"/>
     <w:link w:val="Citao"/>
@@ -8685,12 +8873,12 @@
     </w:pPr>
     <w:tblPr>
       <w:tblBorders>
-        <w:top w:val="single" w:sz="4" w:space="0" w:color="auto"/>
-        <w:left w:val="single" w:sz="4" w:space="0" w:color="auto"/>
-        <w:bottom w:val="single" w:sz="4" w:space="0" w:color="auto"/>
-        <w:right w:val="single" w:sz="4" w:space="0" w:color="auto"/>
-        <w:insideH w:val="single" w:sz="4" w:space="0" w:color="auto"/>
-        <w:insideV w:val="single" w:sz="4" w:space="0" w:color="auto"/>
+        <w:top w:val="single" w:color="auto" w:sz="4" w:space="0"/>
+        <w:left w:val="single" w:color="auto" w:sz="4" w:space="0"/>
+        <w:bottom w:val="single" w:color="auto" w:sz="4" w:space="0"/>
+        <w:right w:val="single" w:color="auto" w:sz="4" w:space="0"/>
+        <w:insideH w:val="single" w:color="auto" w:sz="4" w:space="0"/>
+        <w:insideV w:val="single" w:color="auto" w:sz="4" w:space="0"/>
       </w:tblBorders>
     </w:tblPr>
   </w:style>
@@ -8706,12 +8894,12 @@
       <w:tblStyleRowBandSize w:val="1"/>
       <w:tblStyleColBandSize w:val="1"/>
       <w:tblBorders>
-        <w:top w:val="single" w:sz="4" w:space="0" w:color="8EAADB" w:themeColor="accent5" w:themeTint="99"/>
-        <w:left w:val="single" w:sz="4" w:space="0" w:color="8EAADB" w:themeColor="accent5" w:themeTint="99"/>
-        <w:bottom w:val="single" w:sz="4" w:space="0" w:color="8EAADB" w:themeColor="accent5" w:themeTint="99"/>
-        <w:right w:val="single" w:sz="4" w:space="0" w:color="8EAADB" w:themeColor="accent5" w:themeTint="99"/>
-        <w:insideH w:val="single" w:sz="4" w:space="0" w:color="8EAADB" w:themeColor="accent5" w:themeTint="99"/>
-        <w:insideV w:val="single" w:sz="4" w:space="0" w:color="8EAADB" w:themeColor="accent5" w:themeTint="99"/>
+        <w:top w:val="single" w:color="8EAADB" w:themeColor="accent5" w:themeTint="99" w:sz="4" w:space="0"/>
+        <w:left w:val="single" w:color="8EAADB" w:themeColor="accent5" w:themeTint="99" w:sz="4" w:space="0"/>
+        <w:bottom w:val="single" w:color="8EAADB" w:themeColor="accent5" w:themeTint="99" w:sz="4" w:space="0"/>
+        <w:right w:val="single" w:color="8EAADB" w:themeColor="accent5" w:themeTint="99" w:sz="4" w:space="0"/>
+        <w:insideH w:val="single" w:color="8EAADB" w:themeColor="accent5" w:themeTint="99" w:sz="4" w:space="0"/>
+        <w:insideV w:val="single" w:color="8EAADB" w:themeColor="accent5" w:themeTint="99" w:sz="4" w:space="0"/>
       </w:tblBorders>
     </w:tblPr>
     <w:tblStylePr w:type="firstRow">
@@ -8723,10 +8911,10 @@
       <w:tblPr/>
       <w:tcPr>
         <w:tcBorders>
-          <w:top w:val="single" w:sz="4" w:space="0" w:color="4472C4" w:themeColor="accent5"/>
-          <w:left w:val="single" w:sz="4" w:space="0" w:color="4472C4" w:themeColor="accent5"/>
-          <w:bottom w:val="single" w:sz="4" w:space="0" w:color="4472C4" w:themeColor="accent5"/>
-          <w:right w:val="single" w:sz="4" w:space="0" w:color="4472C4" w:themeColor="accent5"/>
+          <w:top w:val="single" w:color="4472C4" w:themeColor="accent5" w:sz="4" w:space="0"/>
+          <w:left w:val="single" w:color="4472C4" w:themeColor="accent5" w:sz="4" w:space="0"/>
+          <w:bottom w:val="single" w:color="4472C4" w:themeColor="accent5" w:sz="4" w:space="0"/>
+          <w:right w:val="single" w:color="4472C4" w:themeColor="accent5" w:sz="4" w:space="0"/>
           <w:insideH w:val="nil"/>
           <w:insideV w:val="nil"/>
         </w:tcBorders>
@@ -8741,7 +8929,7 @@
       <w:tblPr/>
       <w:tcPr>
         <w:tcBorders>
-          <w:top w:val="double" w:sz="4" w:space="0" w:color="4472C4" w:themeColor="accent5"/>
+          <w:top w:val="double" w:color="4472C4" w:themeColor="accent5" w:sz="4" w:space="0"/>
         </w:tcBorders>
       </w:tcPr>
     </w:tblStylePr>
@@ -8796,7 +8984,7 @@
       <w:spacing w:after="0" w:line="240" w:lineRule="auto"/>
     </w:pPr>
   </w:style>
-  <w:style w:type="character" w:customStyle="1" w:styleId="CabealhoChar">
+  <w:style w:type="character" w:styleId="CabealhoChar" w:customStyle="1">
     <w:name w:val="Cabeçalho Char"/>
     <w:basedOn w:val="Fontepargpadro"/>
     <w:link w:val="Cabealho"/>
@@ -8822,7 +9010,7 @@
       <w:spacing w:after="0" w:line="240" w:lineRule="auto"/>
     </w:pPr>
   </w:style>
-  <w:style w:type="character" w:customStyle="1" w:styleId="RodapChar">
+  <w:style w:type="character" w:styleId="RodapChar" w:customStyle="1">
     <w:name w:val="Rodapé Char"/>
     <w:basedOn w:val="Fontepargpadro"/>
     <w:link w:val="Rodap"/>
@@ -8861,7 +9049,7 @@
       <w:szCs w:val="20"/>
     </w:rPr>
   </w:style>
-  <w:style w:type="character" w:customStyle="1" w:styleId="TextodecomentrioChar">
+  <w:style w:type="character" w:styleId="TextodecomentrioChar" w:customStyle="1">
     <w:name w:val="Texto de comentário Char"/>
     <w:basedOn w:val="Fontepargpadro"/>
     <w:link w:val="Textodecomentrio"/>
@@ -8888,7 +9076,7 @@
       <w:bCs/>
     </w:rPr>
   </w:style>
-  <w:style w:type="character" w:customStyle="1" w:styleId="AssuntodocomentrioChar">
+  <w:style w:type="character" w:styleId="AssuntodocomentrioChar" w:customStyle="1">
     <w:name w:val="Assunto do comentário Char"/>
     <w:basedOn w:val="TextodecomentrioChar"/>
     <w:link w:val="Assuntodocomentrio"/>
@@ -8920,7 +9108,7 @@
       <w:szCs w:val="18"/>
     </w:rPr>
   </w:style>
-  <w:style w:type="character" w:customStyle="1" w:styleId="TextodebaloChar">
+  <w:style w:type="character" w:styleId="TextodebaloChar" w:customStyle="1">
     <w:name w:val="Texto de balão Char"/>
     <w:basedOn w:val="Fontepargpadro"/>
     <w:link w:val="Textodebalo"/>
@@ -10680,7 +10868,7 @@
 </file>
 
 <file path=word/theme/theme1.xml><?xml version="1.0" encoding="utf-8"?>
-<a:theme xmlns:a="http://schemas.openxmlformats.org/drawingml/2006/main" name="Tema do Office">
+<a:theme xmlns:a="http://schemas.openxmlformats.org/drawingml/2006/main" xmlns:thm15="http://schemas.microsoft.com/office/thememl/2012/main" name="Tema do Office">
   <a:themeElements>
     <a:clrScheme name="Office">
       <a:dk1>

--- a/ABNT_TCC.docx
+++ b/ABNT_TCC.docx
@@ -2963,10 +2963,10 @@
     </w:p>
     <w:p>
       <w:pPr>
+        <w:pStyle w:val="Normal"/>
         <w:rPr>
           <w:rFonts w:eastAsia="Arial" w:cs="Arial"/>
           <w:noProof/>
-          <w:szCs w:val="24"/>
         </w:rPr>
       </w:pPr>
       <w:commentRangeStart w:id="2"/>
@@ -2974,7 +2974,6 @@
         <w:rPr>
           <w:rFonts w:eastAsia="Arial" w:cs="Arial"/>
           <w:noProof/>
-          <w:szCs w:val="24"/>
         </w:rPr>
         <w:t>No contexto atual da sociedade, observa-se um período de rápidas transformações impulsionadas pelos avanços tecnológicos e pela crescente automação dos processos produtivos e urbanos. Essas mudanças tra</w:t>
       </w:r>
@@ -2984,76 +2983,52 @@
         <w:rPr>
           <w:rFonts w:eastAsia="Arial" w:cs="Arial"/>
           <w:noProof/>
-          <w:szCs w:val="24"/>
-        </w:rPr>
-        <w:t>zem diversos benefícios para as cidades, que se tornam mais inteligentes, eficientes e sustentáveis por meio da adoção de novas tecnologias. Além disso, tais avanços impactam diretamente a economia, favorecendo o surgimento de novas indústrias, a criação de oportunidades de emprego e a atração de investimentos para diferentes regiões (M</w:t>
+        </w:rPr>
+        <w:t>zem diversos benefícios para as cidades, que se tornam mais inteligentes, eficientes e sustentáveis por meio da adoção de novas tecnologias. Além disso, tais avanços impactam diretamente a economia, favorecendo o surgimento de novas indústrias, a criação de oportunidades de emprego e a atração de investimentos para diferentes regiões (</w:t>
+      </w:r>
+      <w:r>
+        <w:rPr>
+          <w:rFonts w:ascii="Calibri" w:hAnsi="Calibri" w:eastAsia="Calibri" w:cs="Calibri" w:asciiTheme="minorAscii" w:hAnsiTheme="minorAscii" w:eastAsiaTheme="minorAscii" w:cstheme="minorAscii"/>
+          <w:b w:val="0"/>
+          <w:bCs w:val="0"/>
+          <w:noProof w:val="0"/>
+          <w:sz w:val="27"/>
+          <w:szCs w:val="27"/>
+          <w:lang w:val="pt-BR"/>
+        </w:rPr>
+        <w:t>Y7rik</w:t>
       </w:r>
       <w:r>
         <w:rPr>
           <w:rFonts w:eastAsia="Arial" w:cs="Arial"/>
           <w:noProof/>
-          <w:szCs w:val="24"/>
-        </w:rPr>
-        <w:t>aestrovirtuale</w:t>
+        </w:rPr>
+        <w:t>, 2024). Entretanto, apesar dos benefícios proporcionados pelo desenvolvimento tecnológico, também surgem desafios relacionados à elevada demanda por energia, água e matérias-primas necessárias para a implementação e manutenção dessas inovações. De acordo com o World Economic Forum, embora as cidades ocupem aproximadamente 2% da superfície terrestre, elas são responsáveis pelo consumo de mais de 75% dos recursos naturais do planeta (</w:t>
+      </w:r>
+      <w:r>
+        <w:rPr>
+          <w:rFonts w:ascii="Calibri" w:hAnsi="Calibri" w:eastAsia="Calibri" w:cs="Calibri" w:asciiTheme="minorAscii" w:hAnsiTheme="minorAscii" w:eastAsiaTheme="minorAscii" w:cstheme="minorAscii"/>
+          <w:b w:val="0"/>
+          <w:bCs w:val="0"/>
+          <w:noProof w:val="0"/>
+          <w:sz w:val="27"/>
+          <w:szCs w:val="27"/>
+          <w:lang w:val="en-US"/>
+        </w:rPr>
+        <w:t>Venditti</w:t>
       </w:r>
       <w:r>
         <w:rPr>
           <w:rFonts w:eastAsia="Arial" w:cs="Arial"/>
           <w:noProof/>
-          <w:szCs w:val="24"/>
-        </w:rPr>
-        <w:t>, 2024). Entretanto, apesar dos benefícios proporcionados pelo desenvolvimento tecnológico, também surgem desafios relacionados à elevada demanda por energia, água e matérias-primas necessárias para a implementação e manutenção dessas inovações. De acordo com o World Economic Forum, embora as cidades ocupem aproximadamente 2% da superfície terrestre, elas são responsáveis pelo consumo de mais de 75% dos recursos naturais do planeta (W</w:t>
-      </w:r>
-      <w:r>
-        <w:rPr>
-          <w:rFonts w:eastAsia="Arial" w:cs="Arial"/>
-          <w:noProof/>
-          <w:szCs w:val="24"/>
-        </w:rPr>
-        <w:t>orld</w:t>
-      </w:r>
-      <w:r>
-        <w:rPr>
-          <w:rFonts w:eastAsia="Arial" w:cs="Arial"/>
-          <w:noProof/>
-          <w:szCs w:val="24"/>
-        </w:rPr>
-        <w:t xml:space="preserve"> E</w:t>
-      </w:r>
-      <w:r>
-        <w:rPr>
-          <w:rFonts w:eastAsia="Arial" w:cs="Arial"/>
-          <w:noProof/>
-          <w:szCs w:val="24"/>
-        </w:rPr>
-        <w:t>conomic</w:t>
-      </w:r>
-      <w:r>
-        <w:rPr>
-          <w:rFonts w:eastAsia="Arial" w:cs="Arial"/>
-          <w:noProof/>
-          <w:szCs w:val="24"/>
-        </w:rPr>
-        <w:t xml:space="preserve"> F</w:t>
-      </w:r>
-      <w:r>
-        <w:rPr>
-          <w:rFonts w:eastAsia="Arial" w:cs="Arial"/>
-          <w:noProof/>
-          <w:szCs w:val="24"/>
-        </w:rPr>
-        <w:t>orum</w:t>
-      </w:r>
-      <w:r>
-        <w:rPr>
-          <w:rFonts w:eastAsia="Arial" w:cs="Arial"/>
-          <w:noProof/>
-          <w:szCs w:val="24"/>
         </w:rPr>
         <w:t>, 2024). Nesse contexto, os Objetivos de Desenvolvimento Sustentável (ODS) da Organização das Nações Unidas destacam a necessidade de repensar modelos de infraestrutura, urbanização e consumo, especialmente por meio das ODS 9, 11 e 12, que promovem a inovação sustentável, o desenvolvimento de cidades resilientes e a adoção de padrões responsáveis de produção e consumo.</w:t>
       </w:r>
       <w:commentRangeEnd w:id="2"/>
       <w:r>
+        <w:rPr>
+          <w:rStyle w:val="CommentReference"/>
+        </w:rPr>
         <w:commentReference w:id="2"/>
       </w:r>
     </w:p>
@@ -3087,6 +3062,7 @@
     </w:p>
     <w:p>
       <w:pPr>
+        <w:pStyle w:val="Normal"/>
         <w:rPr>
           <w:noProof/>
         </w:rPr>
@@ -3113,32 +3089,54 @@
         <w:rPr>
           <w:noProof/>
         </w:rPr>
-        <w:t xml:space="preserve">). Como consequência, surgem impactos ambientais significativos, como a poluição, o aumento de resíduos e o esgotamento de recursos naturais, além de </w:t>
-      </w:r>
-      <w:r>
-        <w:rPr>
-          <w:noProof/>
-        </w:rPr>
-        <w:t xml:space="preserve">problemas sociais relacionados à desigualdade e à exclusão </w:t>
+        <w:t>).</w:t>
+      </w:r>
+      <w:r>
+        <w:rPr>
+          <w:noProof/>
+        </w:rPr>
+        <w:t xml:space="preserve"> </w:t>
+      </w:r>
+      <w:r>
+        <w:rPr>
+          <w:rFonts w:ascii="Arial" w:hAnsi="Arial" w:eastAsia="Arial" w:cs="Arial"/>
+          <w:noProof/>
+          <w:sz w:val="24"/>
+          <w:szCs w:val="24"/>
+          <w:lang w:val="pt-BR"/>
+        </w:rPr>
+        <w:t>Como consequência, surgem impactos ambientais significativos, como a poluição, o aumento de resíduos e o esgotamento de recursos naturais, além do agravamento das desigualdades associadas aos padrões de produção e consumo (Programa das Nações Unidas para o Meio Ambiente, 2024).</w:t>
+      </w:r>
+      <w:r>
+        <w:rPr>
+          <w:noProof/>
+        </w:rPr>
+        <w:t xml:space="preserve"> </w:t>
       </w:r>
       <w:commentRangeStart w:id="6"/>
       <w:r>
         <w:rPr>
           <w:noProof/>
         </w:rPr>
-        <w:t>(C</w:t>
-      </w:r>
-      <w:r>
-        <w:rPr>
-          <w:noProof/>
-        </w:rPr>
-        <w:t>iência Informativa</w:t>
-      </w:r>
-      <w:r>
-        <w:rPr>
-          <w:noProof/>
-        </w:rPr>
-        <w:t>, 2026</w:t>
+        <w:t>(</w:t>
+      </w:r>
+      <w:r>
+        <w:rPr>
+          <w:noProof/>
+        </w:rPr>
+        <w:t>Programa das Nações Unidas para o Meio Ambiente</w:t>
+      </w:r>
+      <w:r>
+        <w:rPr>
+          <w:noProof/>
+        </w:rPr>
+        <w:t>, 202</w:t>
+      </w:r>
+      <w:r>
+        <w:rPr>
+          <w:noProof/>
+        </w:rPr>
+        <w:t>4</w:t>
       </w:r>
       <w:r>
         <w:rPr>
@@ -3148,6 +3146,9 @@
       </w:r>
       <w:commentRangeEnd w:id="6"/>
       <w:r>
+        <w:rPr>
+          <w:rStyle w:val="CommentReference"/>
+        </w:rPr>
         <w:commentReference w:id="6"/>
       </w:r>
     </w:p>
@@ -4237,22 +4238,49 @@
     </w:p>
     <w:p>
       <w:r>
-        <w:t xml:space="preserve">A imersão constitui a primeira etapa do processo, voltada á </w:t>
+        <w:rPr/>
+        <w:t xml:space="preserve">A imersão constitui a primeira etapa do processo, voltada </w:t>
+      </w:r>
+      <w:r>
+        <w:rPr/>
+        <w:t>á</w:t>
+      </w:r>
+      <w:r>
+        <w:rPr/>
+        <w:t xml:space="preserve"> </w:t>
       </w:r>
       <w:r>
         <w:softHyphen/>
       </w:r>
       <w:r>
+        <w:rPr/>
         <w:t xml:space="preserve">compreensão aprofundada do problema a ser resolvido. No contexto do projeto, essa fase envolveu a observação do cenário e a realização de uma pesquisa de campo, com o objetivo de entender melhor as necessidades dos usuários e avaliar a viabilidade da proposta </w:t>
       </w:r>
       <w:commentRangeStart w:id="26"/>
       <w:r>
-        <w:t>(Deterding, 2011)</w:t>
+        <w:rPr/>
+        <w:t>(</w:t>
+      </w:r>
+      <w:r>
+        <w:rPr/>
+        <w:t>MJV Innovation</w:t>
+      </w:r>
+      <w:r>
+        <w:rPr/>
+        <w:t>, 20</w:t>
+      </w:r>
+      <w:r>
+        <w:rPr/>
+        <w:t>22</w:t>
+      </w:r>
+      <w:r>
+        <w:rPr/>
+        <w:t>)</w:t>
       </w:r>
       <w:commentRangeEnd w:id="26"/>
       <w:r>
         <w:rPr>
-          <w:rStyle w:val="Refdecomentrio"/>
+          <w:rStyle w:val="CommentReference"/>
         </w:rPr>
         <w:commentReference w:id="26"/>
       </w:r>
@@ -6526,7 +6554,7 @@
     <w:p>
       <w:pPr>
         <w:pStyle w:val="NormalWeb"/>
-        <w:spacing w:before="120" w:beforeAutospacing="0" w:after="0" w:afterAutospacing="0" w:line="360" w:lineRule="atLeast"/>
+        <w:spacing w:before="120" w:beforeAutospacing="off" w:after="0" w:afterAutospacing="off" w:line="360" w:lineRule="atLeast"/>
         <w:rPr>
           <w:rFonts w:ascii="Calibri" w:hAnsi="Calibri"/>
           <w:sz w:val="27"/>
@@ -6534,148 +6562,83 @@
         </w:rPr>
       </w:pPr>
       <w:r>
+        <w:rPr>
+          <w:rFonts w:ascii="Calibri" w:hAnsi="Calibri"/>
+          <w:color w:val="000000" w:themeColor="text1" w:themeTint="FF" w:themeShade="FF"/>
+          <w:sz w:val="27"/>
+          <w:szCs w:val="27"/>
+        </w:rPr>
+        <w:t xml:space="preserve">PUCRS ONLINE. </w:t>
+      </w:r>
+      <w:r>
+        <w:rPr>
+          <w:rFonts w:ascii="Calibri" w:hAnsi="Calibri"/>
+          <w:b w:val="1"/>
+          <w:bCs w:val="1"/>
+          <w:color w:val="000000" w:themeColor="text1" w:themeTint="FF" w:themeShade="FF"/>
+          <w:sz w:val="27"/>
+          <w:szCs w:val="27"/>
+        </w:rPr>
+        <w:t>Conceitos e desafios na sociedade de consumo atual</w:t>
+      </w:r>
+      <w:r>
+        <w:rPr>
+          <w:rFonts w:ascii="Calibri" w:hAnsi="Calibri"/>
+          <w:color w:val="000000" w:themeColor="text1" w:themeTint="FF" w:themeShade="FF"/>
+          <w:sz w:val="27"/>
+          <w:szCs w:val="27"/>
+        </w:rPr>
+        <w:t xml:space="preserve">. Disponível em: </w:t>
+      </w:r>
+      <w:hyperlink r:id="Rb34ec8b9d6314d24">
+        <w:r>
+          <w:rPr>
+            <w:rStyle w:val="Hyperlink"/>
+            <w:rFonts w:ascii="Calibri" w:hAnsi="Calibri"/>
+            <w:sz w:val="27"/>
+            <w:szCs w:val="27"/>
+          </w:rPr>
+          <w:t>https://online.pucrs.br/blog/sociedade-de-consumo-desafios-oportunidades</w:t>
+        </w:r>
+      </w:hyperlink>
+    </w:p>
+    <w:p>
+      <w:pPr>
+        <w:pStyle w:val="NormalWeb"/>
+        <w:spacing w:before="120" w:beforeAutospacing="0" w:after="0" w:afterAutospacing="0" w:line="360" w:lineRule="atLeast"/>
         <w:rPr>
           <w:rFonts w:ascii="Calibri" w:hAnsi="Calibri"/>
           <w:color w:val="000000" w:themeColor="text1"/>
           <w:sz w:val="27"/>
           <w:szCs w:val="27"/>
         </w:rPr>
-        <w:t xml:space="preserve">PUCRS ONLINE. Conceitos e desafios na sociedade de consumo atual. Disponível em: </w:t>
-      </w:r>
-      <w:hyperlink r:id="rId19">
-        <w:r>
-          <w:rPr>
-            <w:rStyle w:val="Hyperlink"/>
-            <w:rFonts w:ascii="Calibri" w:hAnsi="Calibri"/>
-            <w:sz w:val="27"/>
-            <w:szCs w:val="27"/>
-          </w:rPr>
-          <w:t>https://online.pucrs.br/blog/sociedade-de-consumo-desafios-oportunidades</w:t>
-        </w:r>
-      </w:hyperlink>
-    </w:p>
-    <w:p>
-      <w:pPr>
-        <w:pStyle w:val="NormalWeb"/>
-        <w:spacing w:before="120" w:beforeAutospacing="0" w:after="0" w:afterAutospacing="0" w:line="360" w:lineRule="atLeast"/>
+      </w:pPr>
+      <w:r>
         <w:rPr>
           <w:rFonts w:ascii="Calibri" w:hAnsi="Calibri"/>
-          <w:color w:val="000000" w:themeColor="text1"/>
+          <w:color w:val="000000" w:themeColor="text1" w:themeTint="FF" w:themeShade="FF"/>
           <w:sz w:val="27"/>
           <w:szCs w:val="27"/>
         </w:rPr>
-      </w:pPr>
+        <w:t xml:space="preserve">Acesso em: </w:t>
+      </w:r>
       <w:r>
         <w:rPr>
           <w:rFonts w:ascii="Calibri" w:hAnsi="Calibri"/>
-          <w:color w:val="000000" w:themeColor="text1"/>
+          <w:color w:val="000000" w:themeColor="text1" w:themeTint="FF" w:themeShade="FF"/>
           <w:sz w:val="27"/>
           <w:szCs w:val="27"/>
         </w:rPr>
-        <w:t xml:space="preserve">Acesso em: </w:t>
+        <w:t>18</w:t>
       </w:r>
       <w:r>
         <w:rPr>
           <w:rFonts w:ascii="Calibri" w:hAnsi="Calibri"/>
-          <w:color w:val="000000" w:themeColor="text1"/>
+          <w:color w:val="000000" w:themeColor="text1" w:themeTint="FF" w:themeShade="FF"/>
           <w:sz w:val="27"/>
           <w:szCs w:val="27"/>
         </w:rPr>
-        <w:t>18</w:t>
-      </w:r>
-      <w:r>
-        <w:rPr>
-          <w:rFonts w:ascii="Calibri" w:hAnsi="Calibri"/>
-          <w:color w:val="000000" w:themeColor="text1"/>
-          <w:sz w:val="27"/>
-          <w:szCs w:val="27"/>
-        </w:rPr>
         <w:t>/04/2026</w:t>
-      </w:r>
-    </w:p>
-    <w:p>
-      <w:pPr>
-        <w:pStyle w:val="NormalWeb"/>
-        <w:spacing w:before="120" w:beforeAutospacing="0" w:after="0" w:afterAutospacing="0" w:line="360" w:lineRule="atLeast"/>
-        <w:rPr>
-          <w:rFonts w:ascii="Calibri" w:hAnsi="Calibri"/>
-          <w:sz w:val="27"/>
-          <w:szCs w:val="27"/>
-        </w:rPr>
-      </w:pPr>
-      <w:commentRangeStart w:id="43"/>
-      <w:r>
-        <w:rPr>
-          <w:rFonts w:ascii="Calibri" w:hAnsi="Calibri"/>
-          <w:color w:val="000000" w:themeColor="text1"/>
-          <w:sz w:val="27"/>
-          <w:szCs w:val="27"/>
-        </w:rPr>
-        <w:t xml:space="preserve">CIÊNCIA INFORMATIVA. </w:t>
-      </w:r>
-      <w:r>
-        <w:rPr>
-          <w:rFonts w:ascii="Calibri" w:hAnsi="Calibri"/>
-          <w:b/>
-          <w:bCs/>
-          <w:color w:val="000000" w:themeColor="text1"/>
-          <w:sz w:val="27"/>
-          <w:szCs w:val="27"/>
-        </w:rPr>
-        <w:t>Impacto ambiental do consumo humano</w:t>
-      </w:r>
-      <w:r>
-        <w:rPr>
-          <w:rFonts w:ascii="Calibri" w:hAnsi="Calibri"/>
-          <w:color w:val="000000" w:themeColor="text1"/>
-          <w:sz w:val="27"/>
-          <w:szCs w:val="27"/>
-        </w:rPr>
-        <w:t xml:space="preserve">. Disponível em: </w:t>
-      </w:r>
-      <w:hyperlink r:id="rId20">
-        <w:r>
-          <w:rPr>
-            <w:rStyle w:val="Hyperlink"/>
-            <w:rFonts w:ascii="Calibri" w:hAnsi="Calibri"/>
-            <w:sz w:val="27"/>
-            <w:szCs w:val="27"/>
-          </w:rPr>
-          <w:t>https://cienciainformativa.com.br/impacto-ambiental-consumo-humano/</w:t>
-        </w:r>
-      </w:hyperlink>
-      <w:r>
-        <w:rPr>
-          <w:rFonts w:ascii="Calibri" w:hAnsi="Calibri"/>
-          <w:sz w:val="27"/>
-          <w:szCs w:val="27"/>
-        </w:rPr>
-        <w:t xml:space="preserve"> Acesso em: </w:t>
-      </w:r>
-      <w:r>
-        <w:rPr>
-          <w:rFonts w:ascii="Calibri" w:hAnsi="Calibri"/>
-          <w:sz w:val="27"/>
-          <w:szCs w:val="27"/>
-        </w:rPr>
-        <w:t>18</w:t>
-      </w:r>
-      <w:r>
-        <w:rPr>
-          <w:rFonts w:ascii="Calibri" w:hAnsi="Calibri"/>
-          <w:sz w:val="27"/>
-          <w:szCs w:val="27"/>
-        </w:rPr>
-        <w:t>/04/2026</w:t>
-      </w:r>
-      <w:commentRangeEnd w:id="43"/>
-      <w:r>
-        <w:rPr>
-          <w:rStyle w:val="Refdecomentrio"/>
-          <w:rFonts w:ascii="Arial" w:hAnsi="Arial" w:eastAsiaTheme="minorHAnsi" w:cstheme="minorBidi"/>
-          <w:lang w:eastAsia="en-US"/>
-        </w:rPr>
-        <w:commentReference w:id="43"/>
       </w:r>
     </w:p>
     <w:p>
@@ -7063,33 +7026,84 @@
       <w:r>
         <w:rPr>
           <w:rFonts w:ascii="Calibri" w:hAnsi="Calibri"/>
-          <w:color w:val="000000" w:themeColor="text1"/>
+          <w:color w:val="000000" w:themeColor="text1" w:themeTint="FF" w:themeShade="FF"/>
           <w:sz w:val="27"/>
           <w:szCs w:val="27"/>
         </w:rPr>
-        <w:t xml:space="preserve">LIMA, Michael. </w:t>
+        <w:t>LIMA, Michael.</w:t>
       </w:r>
       <w:r>
         <w:rPr>
           <w:rFonts w:ascii="Calibri" w:hAnsi="Calibri"/>
-          <w:b/>
-          <w:bCs/>
-          <w:color w:val="000000" w:themeColor="text1"/>
+          <w:color w:val="000000" w:themeColor="text1" w:themeTint="FF" w:themeShade="FF"/>
           <w:sz w:val="27"/>
           <w:szCs w:val="27"/>
         </w:rPr>
-        <w:t>Análise: Endling – Extinction is Forever. 2022</w:t>
+        <w:t xml:space="preserve"> </w:t>
       </w:r>
       <w:r>
         <w:rPr>
           <w:rFonts w:ascii="Calibri" w:hAnsi="Calibri"/>
-          <w:color w:val="000000" w:themeColor="text1"/>
+          <w:b w:val="1"/>
+          <w:bCs w:val="1"/>
+          <w:color w:val="000000" w:themeColor="text1" w:themeTint="FF" w:themeShade="FF"/>
           <w:sz w:val="27"/>
           <w:szCs w:val="27"/>
         </w:rPr>
-        <w:t xml:space="preserve">. Disponível em: </w:t>
-      </w:r>
-      <w:hyperlink r:id="rId26">
+        <w:t>Anális</w:t>
+      </w:r>
+      <w:r>
+        <w:rPr>
+          <w:rFonts w:ascii="Calibri" w:hAnsi="Calibri"/>
+          <w:b w:val="1"/>
+          <w:bCs w:val="1"/>
+          <w:color w:val="000000" w:themeColor="text1" w:themeTint="FF" w:themeShade="FF"/>
+          <w:sz w:val="27"/>
+          <w:szCs w:val="27"/>
+        </w:rPr>
+        <w:t>e: Endling – Extinction is</w:t>
+      </w:r>
+      <w:r>
+        <w:rPr>
+          <w:rFonts w:ascii="Calibri" w:hAnsi="Calibri"/>
+          <w:b w:val="1"/>
+          <w:bCs w:val="1"/>
+          <w:color w:val="000000" w:themeColor="text1" w:themeTint="FF" w:themeShade="FF"/>
+          <w:sz w:val="27"/>
+          <w:szCs w:val="27"/>
+        </w:rPr>
+        <w:t xml:space="preserve"> Forever. 20</w:t>
+      </w:r>
+      <w:r>
+        <w:rPr>
+          <w:rFonts w:ascii="Calibri" w:hAnsi="Calibri"/>
+          <w:b w:val="1"/>
+          <w:bCs w:val="1"/>
+          <w:color w:val="000000" w:themeColor="text1" w:themeTint="FF" w:themeShade="FF"/>
+          <w:sz w:val="27"/>
+          <w:szCs w:val="27"/>
+        </w:rPr>
+        <w:t>22</w:t>
+      </w:r>
+      <w:r>
+        <w:rPr>
+          <w:rFonts w:ascii="Calibri" w:hAnsi="Calibri"/>
+          <w:color w:val="000000" w:themeColor="text1" w:themeTint="FF" w:themeShade="FF"/>
+          <w:sz w:val="27"/>
+          <w:szCs w:val="27"/>
+        </w:rPr>
+        <w:t>. Dispo</w:t>
+      </w:r>
+      <w:r>
+        <w:rPr>
+          <w:rFonts w:ascii="Calibri" w:hAnsi="Calibri"/>
+          <w:color w:val="000000" w:themeColor="text1" w:themeTint="FF" w:themeShade="FF"/>
+          <w:sz w:val="27"/>
+          <w:szCs w:val="27"/>
+        </w:rPr>
+        <w:t xml:space="preserve">nível em: </w:t>
+      </w:r>
+      <w:hyperlink r:id="R1925516cd5e3434d">
         <w:r>
           <w:rPr>
             <w:rStyle w:val="Hyperlink"/>
@@ -7103,7 +7117,7 @@
       <w:r>
         <w:rPr>
           <w:rFonts w:ascii="Calibri" w:hAnsi="Calibri"/>
-          <w:color w:val="000000" w:themeColor="text1"/>
+          <w:color w:val="000000" w:themeColor="text1" w:themeTint="FF" w:themeShade="FF"/>
           <w:sz w:val="27"/>
           <w:szCs w:val="27"/>
         </w:rPr>
@@ -7113,28 +7127,421 @@
     <w:p>
       <w:pPr>
         <w:pStyle w:val="NormalWeb"/>
-      </w:pPr>
-      <w:hyperlink r:id="rId27">
+        <w:rPr>
+          <w:noProof w:val="0"/>
+          <w:lang w:val="pt-BR"/>
+        </w:rPr>
+      </w:pPr>
+      <w:r>
+        <w:rPr>
+          <w:rFonts w:ascii="Calibri" w:hAnsi="Calibri" w:eastAsia="Calibri" w:cs="Calibri" w:asciiTheme="minorAscii" w:hAnsiTheme="minorAscii" w:eastAsiaTheme="minorAscii" w:cstheme="minorAscii"/>
+          <w:b w:val="0"/>
+          <w:bCs w:val="0"/>
+          <w:noProof w:val="0"/>
+          <w:sz w:val="27"/>
+          <w:szCs w:val="27"/>
+          <w:lang w:val="pt-BR"/>
+        </w:rPr>
+        <w:t>Y7rik.</w:t>
+      </w:r>
+      <w:r>
+        <w:rPr>
+          <w:rFonts w:ascii="Calibri" w:hAnsi="Calibri" w:eastAsia="Calibri" w:cs="Calibri" w:asciiTheme="minorAscii" w:hAnsiTheme="minorAscii" w:eastAsiaTheme="minorAscii" w:cstheme="minorAscii"/>
+          <w:noProof w:val="0"/>
+          <w:sz w:val="27"/>
+          <w:szCs w:val="27"/>
+          <w:lang w:val="pt-BR"/>
+        </w:rPr>
+        <w:t xml:space="preserve"> </w:t>
+      </w:r>
+      <w:r>
+        <w:rPr>
+          <w:rFonts w:ascii="Calibri" w:hAnsi="Calibri" w:eastAsia="Calibri" w:cs="Calibri" w:asciiTheme="minorAscii" w:hAnsiTheme="minorAscii" w:eastAsiaTheme="minorAscii" w:cstheme="minorAscii"/>
+          <w:b w:val="1"/>
+          <w:bCs w:val="1"/>
+          <w:noProof w:val="0"/>
+          <w:sz w:val="27"/>
+          <w:szCs w:val="27"/>
+          <w:lang w:val="pt-BR"/>
+        </w:rPr>
+        <w:t>Impacto da ciência e da tecnologia nas grandes cidades</w:t>
+      </w:r>
+      <w:r>
+        <w:rPr>
+          <w:rFonts w:ascii="Calibri" w:hAnsi="Calibri" w:eastAsia="Calibri" w:cs="Calibri" w:asciiTheme="minorAscii" w:hAnsiTheme="minorAscii" w:eastAsiaTheme="minorAscii" w:cstheme="minorAscii"/>
+          <w:noProof w:val="0"/>
+          <w:sz w:val="27"/>
+          <w:szCs w:val="27"/>
+          <w:lang w:val="pt-BR"/>
+        </w:rPr>
+        <w:t xml:space="preserve">. Disponível em: </w:t>
+      </w:r>
+      <w:hyperlink r:id="R1d700e2ef9eb4924">
         <w:r>
           <w:rPr>
             <w:rStyle w:val="Hyperlink"/>
-          </w:rPr>
-          <w:t>Impacto da ciência e da tecnologia nas grandes cidades - Maestrovirtuale.com</w:t>
+            <w:rFonts w:ascii="Calibri" w:hAnsi="Calibri" w:eastAsia="Calibri" w:cs="Calibri" w:asciiTheme="minorAscii" w:hAnsiTheme="minorAscii" w:eastAsiaTheme="minorAscii" w:cstheme="minorAscii"/>
+            <w:noProof w:val="0"/>
+            <w:sz w:val="27"/>
+            <w:szCs w:val="27"/>
+            <w:lang w:val="pt-BR"/>
+          </w:rPr>
+          <w:t>https://maestrovirtuale.com/impacto-da-ciencia-e-da-tecnologia-nas-grandes-cidades/</w:t>
         </w:r>
       </w:hyperlink>
+      <w:r>
+        <w:rPr>
+          <w:rFonts w:ascii="Calibri" w:hAnsi="Calibri" w:eastAsia="Calibri" w:cs="Calibri" w:asciiTheme="minorAscii" w:hAnsiTheme="minorAscii" w:eastAsiaTheme="minorAscii" w:cstheme="minorAscii"/>
+          <w:noProof w:val="0"/>
+          <w:sz w:val="27"/>
+          <w:szCs w:val="27"/>
+          <w:lang w:val="pt-BR"/>
+        </w:rPr>
+        <w:t>. Acesso em: 14/06/2026</w:t>
+      </w:r>
     </w:p>
     <w:p>
       <w:pPr>
         <w:pStyle w:val="NormalWeb"/>
-      </w:pPr>
-      <w:hyperlink r:id="rId28">
+        <w:rPr>
+          <w:rFonts w:ascii="Calibri" w:hAnsi="Calibri" w:eastAsia="Calibri" w:cs="Calibri" w:asciiTheme="minorAscii" w:hAnsiTheme="minorAscii" w:eastAsiaTheme="minorAscii" w:cstheme="minorAscii"/>
+          <w:noProof w:val="0"/>
+          <w:sz w:val="27"/>
+          <w:szCs w:val="27"/>
+          <w:lang w:val="en-US"/>
+        </w:rPr>
+      </w:pPr>
+      <w:r>
+        <w:rPr>
+          <w:rFonts w:ascii="Calibri" w:hAnsi="Calibri" w:eastAsia="Calibri" w:cs="Calibri" w:asciiTheme="minorAscii" w:hAnsiTheme="minorAscii" w:eastAsiaTheme="minorAscii" w:cstheme="minorAscii"/>
+          <w:b w:val="0"/>
+          <w:bCs w:val="0"/>
+          <w:noProof w:val="0"/>
+          <w:sz w:val="27"/>
+          <w:szCs w:val="27"/>
+          <w:lang w:val="en-US"/>
+        </w:rPr>
+        <w:t xml:space="preserve">VENDITTI, Bruno. </w:t>
+      </w:r>
+      <w:r>
+        <w:rPr>
+          <w:rFonts w:ascii="Calibri" w:hAnsi="Calibri" w:eastAsia="Calibri" w:cs="Calibri" w:asciiTheme="minorAscii" w:hAnsiTheme="minorAscii" w:eastAsiaTheme="minorAscii" w:cstheme="minorAscii"/>
+          <w:b w:val="1"/>
+          <w:bCs w:val="1"/>
+          <w:noProof w:val="0"/>
+          <w:sz w:val="27"/>
+          <w:szCs w:val="27"/>
+          <w:lang w:val="en-US"/>
+        </w:rPr>
+        <w:t>This chart shows the impact rising urbanization will have on the world</w:t>
+      </w:r>
+      <w:r>
+        <w:rPr>
+          <w:rFonts w:ascii="Calibri" w:hAnsi="Calibri" w:eastAsia="Calibri" w:cs="Calibri" w:asciiTheme="minorAscii" w:hAnsiTheme="minorAscii" w:eastAsiaTheme="minorAscii" w:cstheme="minorAscii"/>
+          <w:noProof w:val="0"/>
+          <w:sz w:val="27"/>
+          <w:szCs w:val="27"/>
+          <w:lang w:val="en-US"/>
+        </w:rPr>
+        <w:t xml:space="preserve">. </w:t>
+      </w:r>
+      <w:r>
+        <w:rPr>
+          <w:rFonts w:ascii="Calibri" w:hAnsi="Calibri" w:eastAsia="Calibri" w:cs="Calibri" w:asciiTheme="minorAscii" w:hAnsiTheme="minorAscii" w:eastAsiaTheme="minorAscii" w:cstheme="minorAscii"/>
+          <w:noProof w:val="0"/>
+          <w:sz w:val="27"/>
+          <w:szCs w:val="27"/>
+          <w:lang w:val="en-US"/>
+        </w:rPr>
+        <w:t>Disponível</w:t>
+      </w:r>
+      <w:r>
+        <w:rPr>
+          <w:rFonts w:ascii="Calibri" w:hAnsi="Calibri" w:eastAsia="Calibri" w:cs="Calibri" w:asciiTheme="minorAscii" w:hAnsiTheme="minorAscii" w:eastAsiaTheme="minorAscii" w:cstheme="minorAscii"/>
+          <w:noProof w:val="0"/>
+          <w:sz w:val="27"/>
+          <w:szCs w:val="27"/>
+          <w:lang w:val="en-US"/>
+        </w:rPr>
+        <w:t xml:space="preserve"> </w:t>
+      </w:r>
+      <w:r>
+        <w:rPr>
+          <w:rFonts w:ascii="Calibri" w:hAnsi="Calibri" w:eastAsia="Calibri" w:cs="Calibri" w:asciiTheme="minorAscii" w:hAnsiTheme="minorAscii" w:eastAsiaTheme="minorAscii" w:cstheme="minorAscii"/>
+          <w:noProof w:val="0"/>
+          <w:sz w:val="27"/>
+          <w:szCs w:val="27"/>
+          <w:lang w:val="en-US"/>
+        </w:rPr>
+        <w:t>em</w:t>
+      </w:r>
+      <w:r>
+        <w:rPr>
+          <w:rFonts w:ascii="Calibri" w:hAnsi="Calibri" w:eastAsia="Calibri" w:cs="Calibri" w:asciiTheme="minorAscii" w:hAnsiTheme="minorAscii" w:eastAsiaTheme="minorAscii" w:cstheme="minorAscii"/>
+          <w:noProof w:val="0"/>
+          <w:sz w:val="27"/>
+          <w:szCs w:val="27"/>
+          <w:lang w:val="en-US"/>
+        </w:rPr>
+        <w:t xml:space="preserve">: </w:t>
+      </w:r>
+      <w:hyperlink r:id="R6b967759d61c4a2f">
         <w:r>
           <w:rPr>
             <w:rStyle w:val="Hyperlink"/>
-          </w:rPr>
-          <w:t>Mais pessoas vivendo nas cidades dobrará o consumo global | Fórum Econômico Mundial</w:t>
+            <w:rFonts w:ascii="Calibri" w:hAnsi="Calibri" w:eastAsia="Calibri" w:cs="Calibri" w:asciiTheme="minorAscii" w:hAnsiTheme="minorAscii" w:eastAsiaTheme="minorAscii" w:cstheme="minorAscii"/>
+            <w:noProof w:val="0"/>
+            <w:sz w:val="27"/>
+            <w:szCs w:val="27"/>
+            <w:lang w:val="en-US"/>
+          </w:rPr>
+          <w:t>https://www.weforum.org/stories/2022/04/global-urbanization-material-consumption/</w:t>
         </w:r>
       </w:hyperlink>
+      <w:r>
+        <w:rPr>
+          <w:rFonts w:ascii="Calibri" w:hAnsi="Calibri" w:eastAsia="Calibri" w:cs="Calibri" w:asciiTheme="minorAscii" w:hAnsiTheme="minorAscii" w:eastAsiaTheme="minorAscii" w:cstheme="minorAscii"/>
+          <w:noProof w:val="0"/>
+          <w:sz w:val="27"/>
+          <w:szCs w:val="27"/>
+          <w:lang w:val="en-US"/>
+        </w:rPr>
+        <w:t xml:space="preserve">. Acesso </w:t>
+      </w:r>
+      <w:r>
+        <w:rPr>
+          <w:rFonts w:ascii="Calibri" w:hAnsi="Calibri" w:eastAsia="Calibri" w:cs="Calibri" w:asciiTheme="minorAscii" w:hAnsiTheme="minorAscii" w:eastAsiaTheme="minorAscii" w:cstheme="minorAscii"/>
+          <w:noProof w:val="0"/>
+          <w:sz w:val="27"/>
+          <w:szCs w:val="27"/>
+          <w:lang w:val="en-US"/>
+        </w:rPr>
+        <w:t>em</w:t>
+      </w:r>
+      <w:r>
+        <w:rPr>
+          <w:rFonts w:ascii="Calibri" w:hAnsi="Calibri" w:eastAsia="Calibri" w:cs="Calibri" w:asciiTheme="minorAscii" w:hAnsiTheme="minorAscii" w:eastAsiaTheme="minorAscii" w:cstheme="minorAscii"/>
+          <w:noProof w:val="0"/>
+          <w:sz w:val="27"/>
+          <w:szCs w:val="27"/>
+          <w:lang w:val="en-US"/>
+        </w:rPr>
+        <w:t>: 14/06/2026</w:t>
+      </w:r>
+    </w:p>
+    <w:p>
+      <w:pPr>
+        <w:pStyle w:val="NormalWeb"/>
+        <w:rPr>
+          <w:rFonts w:ascii="Calibri" w:hAnsi="Calibri" w:eastAsia="Calibri" w:cs="Calibri" w:asciiTheme="minorAscii" w:hAnsiTheme="minorAscii" w:eastAsiaTheme="minorAscii" w:cstheme="minorAscii"/>
+          <w:b w:val="0"/>
+          <w:bCs w:val="0"/>
+          <w:noProof w:val="0"/>
+          <w:sz w:val="27"/>
+          <w:szCs w:val="27"/>
+          <w:lang w:val="pt-BR"/>
+        </w:rPr>
+      </w:pPr>
+      <w:r>
+        <w:rPr>
+          <w:rFonts w:ascii="Calibri" w:hAnsi="Calibri" w:eastAsia="Calibri" w:cs="Calibri" w:asciiTheme="minorAscii" w:hAnsiTheme="minorAscii" w:eastAsiaTheme="minorAscii" w:cstheme="minorAscii"/>
+          <w:b w:val="0"/>
+          <w:bCs w:val="0"/>
+          <w:noProof w:val="0"/>
+          <w:sz w:val="27"/>
+          <w:szCs w:val="27"/>
+          <w:lang w:val="pt-BR"/>
+        </w:rPr>
+        <w:t xml:space="preserve">PROGRAMA DAS NAÇÕES UNIDAS PARA O MEIO AMBIENTE (PNUMA). </w:t>
+      </w:r>
+      <w:r>
+        <w:rPr>
+          <w:rFonts w:ascii="Calibri" w:hAnsi="Calibri" w:eastAsia="Calibri" w:cs="Calibri" w:asciiTheme="minorAscii" w:hAnsiTheme="minorAscii" w:eastAsiaTheme="minorAscii" w:cstheme="minorAscii"/>
+          <w:b w:val="1"/>
+          <w:bCs w:val="1"/>
+          <w:noProof w:val="0"/>
+          <w:sz w:val="27"/>
+          <w:szCs w:val="27"/>
+          <w:lang w:val="pt-BR"/>
+        </w:rPr>
+        <w:t>Países ricos usam seis vezes mais recursos naturais do que países de baixa renda, aponta relatório do PNUMA</w:t>
+      </w:r>
+      <w:r>
+        <w:rPr>
+          <w:rFonts w:ascii="Calibri" w:hAnsi="Calibri" w:eastAsia="Calibri" w:cs="Calibri" w:asciiTheme="minorAscii" w:hAnsiTheme="minorAscii" w:eastAsiaTheme="minorAscii" w:cstheme="minorAscii"/>
+          <w:b w:val="0"/>
+          <w:bCs w:val="0"/>
+          <w:noProof w:val="0"/>
+          <w:sz w:val="27"/>
+          <w:szCs w:val="27"/>
+          <w:lang w:val="pt-BR"/>
+        </w:rPr>
+        <w:t xml:space="preserve">. Disponível em: </w:t>
+      </w:r>
+      <w:hyperlink r:id="R946c47954f6c42d1">
+        <w:r>
+          <w:rPr>
+            <w:rStyle w:val="Hyperlink"/>
+            <w:rFonts w:ascii="Calibri" w:hAnsi="Calibri" w:eastAsia="Calibri" w:cs="Calibri" w:asciiTheme="minorAscii" w:hAnsiTheme="minorAscii" w:eastAsiaTheme="minorAscii" w:cstheme="minorAscii"/>
+            <w:b w:val="0"/>
+            <w:bCs w:val="0"/>
+            <w:noProof w:val="0"/>
+            <w:sz w:val="27"/>
+            <w:szCs w:val="27"/>
+            <w:lang w:val="pt-BR"/>
+          </w:rPr>
+          <w:t>https://brasil.un.org/pt-br/262067-pa%C3%ADses-ricos-usam-seis-vezes-mais-recursos-naturais-do-que-pa%C3%ADses-de-baixa-renda-aponta</w:t>
+        </w:r>
+      </w:hyperlink>
+      <w:r>
+        <w:rPr>
+          <w:rFonts w:ascii="Calibri" w:hAnsi="Calibri" w:eastAsia="Calibri" w:cs="Calibri" w:asciiTheme="minorAscii" w:hAnsiTheme="minorAscii" w:eastAsiaTheme="minorAscii" w:cstheme="minorAscii"/>
+          <w:b w:val="0"/>
+          <w:bCs w:val="0"/>
+          <w:noProof w:val="0"/>
+          <w:sz w:val="27"/>
+          <w:szCs w:val="27"/>
+          <w:lang w:val="pt-BR"/>
+        </w:rPr>
+        <w:t xml:space="preserve">. Acesso em: </w:t>
+      </w:r>
+      <w:r>
+        <w:rPr>
+          <w:rFonts w:ascii="Calibri" w:hAnsi="Calibri" w:eastAsia="Calibri" w:cs="Calibri" w:asciiTheme="minorAscii" w:hAnsiTheme="minorAscii" w:eastAsiaTheme="minorAscii" w:cstheme="minorAscii"/>
+          <w:b w:val="0"/>
+          <w:bCs w:val="0"/>
+          <w:noProof w:val="0"/>
+          <w:sz w:val="27"/>
+          <w:szCs w:val="27"/>
+          <w:lang w:val="pt-BR"/>
+        </w:rPr>
+        <w:t>14/06/2026</w:t>
+      </w:r>
+    </w:p>
+    <w:p>
+      <w:pPr>
+        <w:pStyle w:val="NormalWeb"/>
+        <w:rPr>
+          <w:rFonts w:ascii="Calibri" w:hAnsi="Calibri" w:eastAsia="Calibri" w:cs="Calibri" w:asciiTheme="minorAscii" w:hAnsiTheme="minorAscii" w:eastAsiaTheme="minorAscii" w:cstheme="minorAscii"/>
+          <w:b w:val="0"/>
+          <w:bCs w:val="0"/>
+          <w:noProof w:val="0"/>
+          <w:sz w:val="27"/>
+          <w:szCs w:val="27"/>
+          <w:lang w:val="pt-BR"/>
+        </w:rPr>
+      </w:pPr>
+      <w:r>
+        <w:rPr>
+          <w:rFonts w:ascii="Calibri" w:hAnsi="Calibri" w:eastAsia="Calibri" w:cs="Calibri" w:asciiTheme="minorAscii" w:hAnsiTheme="minorAscii" w:eastAsiaTheme="minorAscii" w:cstheme="minorAscii"/>
+          <w:b w:val="0"/>
+          <w:bCs w:val="0"/>
+          <w:noProof w:val="0"/>
+          <w:sz w:val="27"/>
+          <w:szCs w:val="27"/>
+          <w:lang w:val="pt-BR"/>
+        </w:rPr>
+        <w:t xml:space="preserve">MJV INNOVATION. </w:t>
+      </w:r>
+      <w:r>
+        <w:rPr>
+          <w:rFonts w:ascii="Calibri" w:hAnsi="Calibri" w:eastAsia="Calibri" w:cs="Calibri" w:asciiTheme="minorAscii" w:hAnsiTheme="minorAscii" w:eastAsiaTheme="minorAscii" w:cstheme="minorAscii"/>
+          <w:b w:val="1"/>
+          <w:bCs w:val="1"/>
+          <w:noProof w:val="0"/>
+          <w:sz w:val="27"/>
+          <w:szCs w:val="27"/>
+          <w:lang w:val="pt-BR"/>
+        </w:rPr>
+        <w:t xml:space="preserve">Imersão Design </w:t>
+      </w:r>
+      <w:r>
+        <w:rPr>
+          <w:rFonts w:ascii="Calibri" w:hAnsi="Calibri" w:eastAsia="Calibri" w:cs="Calibri" w:asciiTheme="minorAscii" w:hAnsiTheme="minorAscii" w:eastAsiaTheme="minorAscii" w:cstheme="minorAscii"/>
+          <w:b w:val="1"/>
+          <w:bCs w:val="1"/>
+          <w:noProof w:val="0"/>
+          <w:sz w:val="27"/>
+          <w:szCs w:val="27"/>
+          <w:lang w:val="pt-BR"/>
+        </w:rPr>
+        <w:t>Thinking</w:t>
+      </w:r>
+      <w:r>
+        <w:rPr>
+          <w:rFonts w:ascii="Calibri" w:hAnsi="Calibri" w:eastAsia="Calibri" w:cs="Calibri" w:asciiTheme="minorAscii" w:hAnsiTheme="minorAscii" w:eastAsiaTheme="minorAscii" w:cstheme="minorAscii"/>
+          <w:b w:val="1"/>
+          <w:bCs w:val="1"/>
+          <w:noProof w:val="0"/>
+          <w:sz w:val="27"/>
+          <w:szCs w:val="27"/>
+          <w:lang w:val="pt-BR"/>
+        </w:rPr>
+        <w:t xml:space="preserve">: como funciona essa </w:t>
+      </w:r>
+      <w:r>
+        <w:rPr>
+          <w:rFonts w:ascii="Calibri" w:hAnsi="Calibri" w:eastAsia="Calibri" w:cs="Calibri" w:asciiTheme="minorAscii" w:hAnsiTheme="minorAscii" w:eastAsiaTheme="minorAscii" w:cstheme="minorAscii"/>
+          <w:b w:val="1"/>
+          <w:bCs w:val="1"/>
+          <w:noProof w:val="0"/>
+          <w:sz w:val="27"/>
+          <w:szCs w:val="27"/>
+          <w:lang w:val="pt-BR"/>
+        </w:rPr>
+        <w:t>fase?.</w:t>
+      </w:r>
+      <w:r>
+        <w:rPr>
+          <w:rFonts w:ascii="Calibri" w:hAnsi="Calibri" w:eastAsia="Calibri" w:cs="Calibri" w:asciiTheme="minorAscii" w:hAnsiTheme="minorAscii" w:eastAsiaTheme="minorAscii" w:cstheme="minorAscii"/>
+          <w:b w:val="0"/>
+          <w:bCs w:val="0"/>
+          <w:noProof w:val="0"/>
+          <w:sz w:val="27"/>
+          <w:szCs w:val="27"/>
+          <w:lang w:val="pt-BR"/>
+        </w:rPr>
+        <w:t xml:space="preserve"> Disponível em: </w:t>
+      </w:r>
+      <w:hyperlink r:id="Red2c6046084a403f">
+        <w:r>
+          <w:rPr>
+            <w:rStyle w:val="Hyperlink"/>
+            <w:rFonts w:ascii="Calibri" w:hAnsi="Calibri" w:eastAsia="Calibri" w:cs="Calibri" w:asciiTheme="minorAscii" w:hAnsiTheme="minorAscii" w:eastAsiaTheme="minorAscii" w:cstheme="minorAscii"/>
+            <w:b w:val="0"/>
+            <w:bCs w:val="0"/>
+            <w:noProof w:val="0"/>
+            <w:sz w:val="27"/>
+            <w:szCs w:val="27"/>
+            <w:lang w:val="pt-BR"/>
+          </w:rPr>
+          <w:t>https://www.mjvinnovation.com/pt-br/blog/como-funciona-a-imersao-no-design-thinking/</w:t>
+        </w:r>
+      </w:hyperlink>
+      <w:r>
+        <w:rPr>
+          <w:rFonts w:ascii="Calibri" w:hAnsi="Calibri" w:eastAsia="Calibri" w:cs="Calibri" w:asciiTheme="minorAscii" w:hAnsiTheme="minorAscii" w:eastAsiaTheme="minorAscii" w:cstheme="minorAscii"/>
+          <w:b w:val="0"/>
+          <w:bCs w:val="0"/>
+          <w:noProof w:val="0"/>
+          <w:sz w:val="27"/>
+          <w:szCs w:val="27"/>
+          <w:lang w:val="pt-BR"/>
+        </w:rPr>
+        <w:t xml:space="preserve">. Acesso em: </w:t>
+      </w:r>
+      <w:r>
+        <w:rPr>
+          <w:rFonts w:ascii="Calibri" w:hAnsi="Calibri" w:eastAsia="Calibri" w:cs="Calibri" w:asciiTheme="minorAscii" w:hAnsiTheme="minorAscii" w:eastAsiaTheme="minorAscii" w:cstheme="minorAscii"/>
+          <w:b w:val="0"/>
+          <w:bCs w:val="0"/>
+          <w:noProof w:val="0"/>
+          <w:sz w:val="27"/>
+          <w:szCs w:val="27"/>
+          <w:lang w:val="pt-BR"/>
+        </w:rPr>
+        <w:t>14/06/2026</w:t>
+      </w:r>
     </w:p>
     <w:sectPr>
       <w:headerReference w:type="default" r:id="rId29"/>
@@ -7413,27 +7820,6 @@
       </w:r>
     </w:p>
   </w:comment>
-  <w:comment w:initials="P" w:author="Prof" w:date="2026-06-11T10:13:00Z" w:id="43">
-    <w:p>
-      <w:pPr>
-        <w:pStyle w:val="Textodecomentrio"/>
-      </w:pPr>
-      <w:r>
-        <w:rPr>
-          <w:rStyle w:val="Refdecomentrio"/>
-        </w:rPr>
-        <w:annotationRef/>
-      </w:r>
-      <w:r>
-        <w:t>Não entra esse linkl</w:t>
-      </w:r>
-    </w:p>
-    <w:p>
-      <w:pPr>
-        <w:pStyle w:val="Textodecomentrio"/>
-      </w:pPr>
-    </w:p>
-  </w:comment>
   <w:comment w:initials="P" w:author="Prof" w:date="2026-06-11T10:21:00Z" w:id="44">
     <w:p>
       <w:pPr>
@@ -7490,16 +7876,15 @@
   <w15:commentEx w15:done="1" w15:paraId="38ABCC76"/>
   <w15:commentEx w15:done="0" w15:paraId="455C3C11"/>
   <w15:commentEx w15:done="1" w15:paraId="4DFFFB75"/>
-  <w15:commentEx w15:done="0" w15:paraId="548B42AF"/>
+  <w15:commentEx w15:done="1" w15:paraId="548B42AF"/>
   <w15:commentEx w15:done="1" w15:paraId="7CBECFE3"/>
   <w15:commentEx w15:done="1" w15:paraId="2C5E5C97"/>
   <w15:commentEx w15:done="1" w15:paraId="2D861302"/>
   <w15:commentEx w15:done="0" w15:paraId="276B89E8"/>
   <w15:commentEx w15:done="0" w15:paraId="31D7F656"/>
-  <w15:commentEx w15:done="0" w15:paraId="5AF21B63"/>
+  <w15:commentEx w15:done="1" w15:paraId="5AF21B63"/>
   <w15:commentEx w15:done="0" w15:paraId="02590A3F"/>
   <w15:commentEx w15:done="1" w15:paraId="7CC7906F"/>
-  <w15:commentEx w15:done="0" w15:paraId="66E14CDB"/>
   <w15:commentEx w15:done="1" w15:paraId="4DF12783"/>
   <w15:commentEx w15:done="1" w15:paraId="446ED79F"/>
   <w15:commentEx w15:done="1" w15:paraId="328A9687"/>
@@ -7520,7 +7905,6 @@
   <w16cid:commentId w16cid:paraId="5AF21B63" w16cid:durableId="146B465C"/>
   <w16cid:commentId w16cid:paraId="02590A3F" w16cid:durableId="7C06BD4D"/>
   <w16cid:commentId w16cid:paraId="7CC7906F" w16cid:durableId="3F7995C7"/>
-  <w16cid:commentId w16cid:paraId="66E14CDB" w16cid:durableId="37CE834F"/>
   <w16cid:commentId w16cid:paraId="4DF12783" w16cid:durableId="2263FA09"/>
   <w16cid:commentId w16cid:paraId="446ED79F" w16cid:durableId="51B67082"/>
   <w16cid:commentId w16cid:paraId="328A9687" w16cid:durableId="2D86FB7F"/>

--- a/ABNT_TCC.docx
+++ b/ABNT_TCC.docx
@@ -15,23 +15,17 @@
         <w:pStyle w:val="SemEspaamento"/>
       </w:pPr>
       <w:r>
-        <w:rPr/>
         <w:t xml:space="preserve">ETEC PROFª MARIA </w:t>
       </w:r>
       <w:commentRangeStart w:id="0"/>
       <w:r>
-        <w:rPr/>
         <w:t>CRISTINA</w:t>
       </w:r>
       <w:commentRangeEnd w:id="0"/>
       <w:r>
-        <w:rPr>
-          <w:rStyle w:val="CommentReference"/>
-        </w:rPr>
         <w:commentReference w:id="0"/>
       </w:r>
       <w:r>
-        <w:rPr/>
         <w:t xml:space="preserve"> MEDEIROS</w:t>
       </w:r>
     </w:p>
@@ -2963,7 +2957,6 @@
     </w:p>
     <w:p>
       <w:pPr>
-        <w:pStyle w:val="Normal"/>
         <w:rPr>
           <w:rFonts w:eastAsia="Arial" w:cs="Arial"/>
           <w:noProof/>
@@ -2975,26 +2968,13 @@
           <w:rFonts w:eastAsia="Arial" w:cs="Arial"/>
           <w:noProof/>
         </w:rPr>
-        <w:t>No contexto atual da sociedade, observa-se um período de rápidas transformações impulsionadas pelos avanços tecnológicos e pela crescente automação dos processos produtivos e urbanos. Essas mudanças tra</w:t>
-      </w:r>
-      <w:bookmarkStart w:name="_GoBack" w:id="3"/>
-      <w:bookmarkEnd w:id="3"/>
-      <w:r>
-        <w:rPr>
-          <w:rFonts w:eastAsia="Arial" w:cs="Arial"/>
-          <w:noProof/>
-        </w:rPr>
-        <w:t>zem diversos benefícios para as cidades, que se tornam mais inteligentes, eficientes e sustentáveis por meio da adoção de novas tecnologias. Além disso, tais avanços impactam diretamente a economia, favorecendo o surgimento de novas indústrias, a criação de oportunidades de emprego e a atração de investimentos para diferentes regiões (</w:t>
-      </w:r>
-      <w:r>
-        <w:rPr>
-          <w:rFonts w:ascii="Calibri" w:hAnsi="Calibri" w:eastAsia="Calibri" w:cs="Calibri" w:asciiTheme="minorAscii" w:hAnsiTheme="minorAscii" w:eastAsiaTheme="minorAscii" w:cstheme="minorAscii"/>
-          <w:b w:val="0"/>
-          <w:bCs w:val="0"/>
-          <w:noProof w:val="0"/>
+        <w:t>No contexto atual da sociedade, observa-se um período de rápidas transformações impulsionadas pelos avanços tecnológicos e pela crescente automação dos processos produtivos e urbanos. Essas mudanças trazem diversos benefícios para as cidades, que se tornam mais inteligentes, eficientes e sustentáveis por meio da adoção de novas tecnologias. Além disso, tais avanços impactam diretamente a economia, favorecendo o surgimento de novas indústrias, a criação de oportunidades de emprego e a atração de investimentos para diferentes regiões (</w:t>
+      </w:r>
+      <w:r>
+        <w:rPr>
+          <w:rFonts w:asciiTheme="minorHAnsi" w:hAnsiTheme="minorHAnsi" w:eastAsiaTheme="minorEastAsia"/>
           <w:sz w:val="27"/>
           <w:szCs w:val="27"/>
-          <w:lang w:val="pt-BR"/>
         </w:rPr>
         <w:t>Y7rik</w:t>
       </w:r>
@@ -3007,10 +2987,7 @@
       </w:r>
       <w:r>
         <w:rPr>
-          <w:rFonts w:ascii="Calibri" w:hAnsi="Calibri" w:eastAsia="Calibri" w:cs="Calibri" w:asciiTheme="minorAscii" w:hAnsiTheme="minorAscii" w:eastAsiaTheme="minorAscii" w:cstheme="minorAscii"/>
-          <w:b w:val="0"/>
-          <w:bCs w:val="0"/>
-          <w:noProof w:val="0"/>
+          <w:rFonts w:asciiTheme="minorHAnsi" w:hAnsiTheme="minorHAnsi" w:eastAsiaTheme="minorEastAsia"/>
           <w:sz w:val="27"/>
           <w:szCs w:val="27"/>
           <w:lang w:val="en-US"/>
@@ -3026,76 +3003,756 @@
       </w:r>
       <w:commentRangeEnd w:id="2"/>
       <w:r>
+        <w:commentReference w:id="2"/>
+      </w:r>
+    </w:p>
+    <w:p/>
+    <w:p>
+      <w:pPr>
+        <w:pStyle w:val="Ttulo2"/>
+      </w:pPr>
+      <w:bookmarkStart w:name="_Toc232412718" w:id="3"/>
+      <w:commentRangeStart w:id="4"/>
+      <w:r>
+        <w:t>Problemática</w:t>
+      </w:r>
+      <w:commentRangeEnd w:id="4"/>
+      <w:r>
+        <w:commentReference w:id="4"/>
+      </w:r>
+      <w:bookmarkEnd w:id="3"/>
+    </w:p>
+    <w:p>
+      <w:pPr>
+        <w:rPr>
+          <w:noProof/>
+        </w:rPr>
+      </w:pPr>
+    </w:p>
+    <w:p>
+      <w:pPr>
+        <w:rPr>
+          <w:noProof/>
+        </w:rPr>
+      </w:pPr>
+      <w:r>
+        <w:rPr>
+          <w:noProof/>
+        </w:rPr>
+        <w:t xml:space="preserve">A sociedade contemporânea enfrenta um cenário marcado pela produção em massa e pelo consumo excessivo, no qual o ato de consumir deixa de atender apenas necessidades básicas e passa a representar status, identidade e pertencimento social. Esse modelo, impulsionado pela globalização e pela lógica de mercado, estimula desejos muitas vezes artificiais, promovendo um ciclo contínuo de consumo </w:t>
+      </w:r>
+      <w:r>
+        <w:rPr>
+          <w:noProof/>
+          <w:highlight w:val="yellow"/>
+        </w:rPr>
+        <w:t>(P</w:t>
+      </w:r>
+      <w:r>
+        <w:rPr>
+          <w:noProof/>
+          <w:highlight w:val="yellow"/>
+        </w:rPr>
+        <w:t>urcs</w:t>
+      </w:r>
+      <w:r>
+        <w:rPr>
+          <w:noProof/>
+          <w:highlight w:val="yellow"/>
+        </w:rPr>
+        <w:t>, 2025</w:t>
+      </w:r>
+      <w:r>
+        <w:rPr>
+          <w:noProof/>
+          <w:highlight w:val="yellow"/>
+        </w:rPr>
+        <w:t>)</w:t>
+      </w:r>
+      <w:r>
+        <w:rPr>
+          <w:noProof/>
+        </w:rPr>
+        <w:t>.</w:t>
+      </w:r>
+      <w:r>
+        <w:rPr>
+          <w:noProof/>
+        </w:rPr>
+        <w:t xml:space="preserve"> </w:t>
+      </w:r>
+      <w:r>
+        <w:rPr>
+          <w:rFonts w:eastAsia="Arial" w:cs="Arial"/>
+          <w:noProof/>
+        </w:rPr>
+        <w:t>Como consequência, surgem impactos ambientais significativos, como a poluição, o aumento de resíduos e o esgotamento de recursos naturais, além do agravamento das desigualdades associadas aos padrões de produção e consumo</w:t>
+      </w:r>
+      <w:r>
+        <w:rPr>
+          <w:noProof/>
+        </w:rPr>
+        <w:t xml:space="preserve"> </w:t>
+      </w:r>
+      <w:commentRangeStart w:id="5"/>
+      <w:r>
+        <w:rPr>
+          <w:noProof/>
+          <w:highlight w:val="yellow"/>
+        </w:rPr>
+        <w:t>(</w:t>
+      </w:r>
+      <w:r>
+        <w:rPr>
+          <w:noProof/>
+          <w:highlight w:val="yellow"/>
+        </w:rPr>
+        <w:t>Programa das Nações Unidas para o Meio Ambiente</w:t>
+      </w:r>
+      <w:r>
+        <w:rPr>
+          <w:noProof/>
+          <w:highlight w:val="yellow"/>
+        </w:rPr>
+        <w:t>, 202</w:t>
+      </w:r>
+      <w:r>
+        <w:rPr>
+          <w:noProof/>
+          <w:highlight w:val="yellow"/>
+        </w:rPr>
+        <w:t>4</w:t>
+      </w:r>
+      <w:r>
+        <w:rPr>
+          <w:noProof/>
+          <w:highlight w:val="yellow"/>
+        </w:rPr>
+        <w:t>).</w:t>
+      </w:r>
+      <w:commentRangeEnd w:id="5"/>
+      <w:r>
         <w:rPr>
           <w:rStyle w:val="CommentReference"/>
         </w:rPr>
-        <w:commentReference w:id="2"/>
-      </w:r>
-    </w:p>
-    <w:p/>
+        <w:commentReference w:id="5"/>
+      </w:r>
+    </w:p>
+    <w:p>
+      <w:pPr>
+        <w:rPr>
+          <w:noProof/>
+        </w:rPr>
+      </w:pPr>
+      <w:r>
+        <w:rPr>
+          <w:noProof/>
+        </w:rPr>
+        <w:t xml:space="preserve">Paralelamente, esse contexto evidencia uma dificuldade generalizada da população em compreender os mecanismos políticos e econômicos que sustentam essas práticas. A ausência de uma educação crítica limita o entendimento sobre os sistemas de produção, consumo e organização social, dificultando a participação cidadã e a mobilização por mudanças estruturais </w:t>
+      </w:r>
+      <w:r>
+        <w:rPr>
+          <w:noProof/>
+          <w:highlight w:val="yellow"/>
+        </w:rPr>
+        <w:t>(E</w:t>
+      </w:r>
+      <w:r>
+        <w:rPr>
+          <w:noProof/>
+          <w:highlight w:val="yellow"/>
+        </w:rPr>
+        <w:t>scolas</w:t>
+      </w:r>
+      <w:r>
+        <w:rPr>
+          <w:noProof/>
+          <w:highlight w:val="yellow"/>
+        </w:rPr>
+        <w:t xml:space="preserve"> D</w:t>
+      </w:r>
+      <w:r>
+        <w:rPr>
+          <w:noProof/>
+          <w:highlight w:val="yellow"/>
+        </w:rPr>
+        <w:t>isruptivas,</w:t>
+      </w:r>
+      <w:r>
+        <w:rPr>
+          <w:noProof/>
+          <w:highlight w:val="yellow"/>
+        </w:rPr>
+        <w:t xml:space="preserve"> 2024</w:t>
+      </w:r>
+      <w:r>
+        <w:rPr>
+          <w:noProof/>
+          <w:highlight w:val="yellow"/>
+        </w:rPr>
+        <w:t>)</w:t>
+      </w:r>
+      <w:r>
+        <w:rPr>
+          <w:noProof/>
+        </w:rPr>
+        <w:t xml:space="preserve">. A falta de consciência política, entendida como a capacidade de analisar criticamente as estruturas de poder e suas implicações, reduz o engajamento democrático e enfraquece a construção de uma sociedade mais justa e participativa </w:t>
+      </w:r>
+      <w:r>
+        <w:rPr>
+          <w:noProof/>
+          <w:highlight w:val="yellow"/>
+        </w:rPr>
+        <w:t>(E</w:t>
+      </w:r>
+      <w:r>
+        <w:rPr>
+          <w:noProof/>
+          <w:highlight w:val="yellow"/>
+        </w:rPr>
+        <w:t>scolas</w:t>
+      </w:r>
+      <w:r>
+        <w:rPr>
+          <w:noProof/>
+          <w:highlight w:val="yellow"/>
+        </w:rPr>
+        <w:t xml:space="preserve"> D</w:t>
+      </w:r>
+      <w:r>
+        <w:rPr>
+          <w:noProof/>
+          <w:highlight w:val="yellow"/>
+        </w:rPr>
+        <w:t>isruptivas</w:t>
+      </w:r>
+      <w:r>
+        <w:rPr>
+          <w:noProof/>
+          <w:highlight w:val="yellow"/>
+        </w:rPr>
+        <w:t>, 2024</w:t>
+      </w:r>
+      <w:r>
+        <w:rPr>
+          <w:noProof/>
+          <w:highlight w:val="yellow"/>
+        </w:rPr>
+        <w:t>)</w:t>
+      </w:r>
+      <w:r>
+        <w:rPr>
+          <w:noProof/>
+        </w:rPr>
+        <w:t>.</w:t>
+      </w:r>
+    </w:p>
+    <w:p>
+      <w:pPr>
+        <w:rPr>
+          <w:noProof/>
+        </w:rPr>
+      </w:pPr>
+      <w:r>
+        <w:rPr>
+          <w:noProof/>
+        </w:rPr>
+        <w:t xml:space="preserve">Além disso, as transformações tecnológicas, como a automação, a inteligência artificial e o avanço das plataformas digitais, intensificam esses desafios contemporâneos. Embora contribuam para o aumento da produtividade, da eficiência e da flexibilidade nas relações de trabalho, esses avanços também geram impactos sociais significativos, como o desemprego estrutural decorrente da substituição de atividades humanas por máquinas, a precarização dos vínculos empregatícios e o aumento da informalidade. Ademais, a dificuldade de adaptação das legislações trabalhistas aos novos modelos de trabalho evidencia a necessidade de políticas públicas e estratégias que acompanhem essas mudanças. Nesse contexto, tais transformações não afetam apenas o mercado de trabalho, mas também influenciam diretamente as dinâmicas de consumo, a organização social e o desenvolvimento urbano, exigindo uma compreensão mais ampla e integrada da sociedade </w:t>
+      </w:r>
+      <w:r>
+        <w:rPr>
+          <w:noProof/>
+          <w:highlight w:val="yellow"/>
+        </w:rPr>
+        <w:t>(</w:t>
+      </w:r>
+      <w:r>
+        <w:rPr>
+          <w:noProof/>
+          <w:highlight w:val="yellow"/>
+        </w:rPr>
+        <w:t>Barbosa</w:t>
+      </w:r>
+      <w:r>
+        <w:rPr>
+          <w:noProof/>
+          <w:highlight w:val="yellow"/>
+        </w:rPr>
+        <w:t>; D</w:t>
+      </w:r>
+      <w:r>
+        <w:rPr>
+          <w:noProof/>
+          <w:highlight w:val="yellow"/>
+        </w:rPr>
+        <w:t>elegá</w:t>
+      </w:r>
+      <w:r>
+        <w:rPr>
+          <w:noProof/>
+          <w:highlight w:val="yellow"/>
+        </w:rPr>
+        <w:t>, 2023)</w:t>
+      </w:r>
+      <w:r>
+        <w:rPr>
+          <w:noProof/>
+        </w:rPr>
+        <w:t>.</w:t>
+      </w:r>
+    </w:p>
+    <w:p>
+      <w:r>
+        <w:rPr>
+          <w:noProof/>
+        </w:rPr>
+        <w:t xml:space="preserve">Nesse sentido, o planejamento urbano surge como um elemento fundamental para enfrentar essas questões, ao propor estratégias que organizam o crescimento das cidades de forma sustentável, equilibrando desenvolvimento econômico, preservação ambiental e bem-estar social. Além disso, destaca-se a importância da participação cidadã nesse processo, garantindo decisões mais inclusivas e alinhadas às necessidades da população </w:t>
+      </w:r>
+      <w:commentRangeStart w:id="6"/>
+      <w:r>
+        <w:rPr>
+          <w:noProof/>
+          <w:highlight w:val="yellow"/>
+        </w:rPr>
+        <w:t>(</w:t>
+      </w:r>
+      <w:r>
+        <w:rPr>
+          <w:noProof/>
+          <w:highlight w:val="yellow"/>
+        </w:rPr>
+        <w:t>Martinez</w:t>
+      </w:r>
+      <w:r>
+        <w:rPr>
+          <w:noProof/>
+          <w:highlight w:val="yellow"/>
+        </w:rPr>
+        <w:t>, 2025</w:t>
+      </w:r>
+      <w:r>
+        <w:rPr>
+          <w:noProof/>
+          <w:highlight w:val="yellow"/>
+        </w:rPr>
+        <w:t>).</w:t>
+      </w:r>
+      <w:commentRangeEnd w:id="6"/>
+      <w:r>
+        <w:rPr>
+          <w:highlight w:val="yellow"/>
+        </w:rPr>
+        <w:commentReference w:id="6"/>
+      </w:r>
+    </w:p>
+    <w:p>
+      <w:pPr>
+        <w:spacing w:before="240" w:after="240"/>
+        <w:rPr>
+          <w:highlight w:val="yellow"/>
+        </w:rPr>
+      </w:pPr>
+      <w:commentRangeStart w:id="7"/>
+      <w:r>
+        <w:rPr>
+          <w:rFonts w:eastAsia="Arial" w:cs="Arial"/>
+          <w:noProof/>
+          <w:highlight w:val="yellow"/>
+        </w:rPr>
+        <w:t xml:space="preserve">Apesar da relevância dessas questões, ainda há pouco investimento em estratégias educacionais que abordem de forma acessível e interativa a relação entre </w:t>
+      </w:r>
+      <w:r>
+        <w:rPr>
+          <w:rFonts w:eastAsia="Arial" w:cs="Arial"/>
+          <w:noProof/>
+          <w:highlight w:val="yellow"/>
+        </w:rPr>
+        <w:t>avanço tecnológico, expansão urbana e preservação ambiental</w:t>
+      </w:r>
+      <w:r>
+        <w:rPr>
+          <w:rFonts w:eastAsia="Arial" w:cs="Arial"/>
+          <w:noProof/>
+          <w:highlight w:val="yellow"/>
+        </w:rPr>
+        <w:t>,</w:t>
+      </w:r>
+      <w:r>
+        <w:rPr>
+          <w:rFonts w:eastAsia="Arial" w:cs="Arial"/>
+          <w:noProof/>
+          <w:highlight w:val="yellow"/>
+        </w:rPr>
+        <w:t xml:space="preserve"> </w:t>
+      </w:r>
+      <w:r>
+        <w:rPr>
+          <w:rFonts w:eastAsia="Arial" w:cs="Arial"/>
+          <w:noProof/>
+          <w:highlight w:val="yellow"/>
+        </w:rPr>
+        <w:t>principalmente em escolas</w:t>
+      </w:r>
+      <w:r>
+        <w:rPr>
+          <w:rFonts w:eastAsia="Arial" w:cs="Arial"/>
+          <w:noProof/>
+          <w:highlight w:val="yellow"/>
+        </w:rPr>
+        <w:t xml:space="preserve"> onde educariam os mais jovens desde cedo</w:t>
+      </w:r>
+      <w:r>
+        <w:rPr>
+          <w:rFonts w:eastAsia="Arial" w:cs="Arial"/>
+          <w:noProof/>
+          <w:highlight w:val="yellow"/>
+        </w:rPr>
+        <w:t xml:space="preserve">. Grande parte das iniciativas voltadas ao uso de tecnologias digitais prioriza o entretenimento ou a eficiência técnica, sem explorar plenamente seu potencial para promover a conscientização crítica sobre os impactos dessas transformações. </w:t>
+      </w:r>
+      <w:r>
+        <w:rPr>
+          <w:rFonts w:eastAsia="Arial" w:cs="Arial"/>
+          <w:noProof/>
+          <w:highlight w:val="yellow"/>
+        </w:rPr>
+        <w:t xml:space="preserve">Além disso, a própria dificuldade de integração efetiva das tecnologias no contexto educacional limita o desenvolvimento de práticas pedagógicas inovadoras e acessíveis </w:t>
+      </w:r>
+      <w:commentRangeStart w:id="8"/>
+      <w:r>
+        <w:rPr>
+          <w:rFonts w:eastAsia="Arial" w:cs="Arial"/>
+          <w:noProof/>
+          <w:highlight w:val="yellow"/>
+        </w:rPr>
+        <w:t>(</w:t>
+      </w:r>
+      <w:r>
+        <w:rPr>
+          <w:rFonts w:eastAsia="Arial" w:cs="Arial"/>
+          <w:noProof/>
+          <w:highlight w:val="yellow"/>
+        </w:rPr>
+        <w:t>Salvatierra</w:t>
+      </w:r>
+      <w:r>
+        <w:rPr>
+          <w:rFonts w:eastAsia="Arial" w:cs="Arial"/>
+          <w:noProof/>
+          <w:highlight w:val="yellow"/>
+        </w:rPr>
+        <w:t xml:space="preserve">, 2023). </w:t>
+      </w:r>
+      <w:commentRangeEnd w:id="8"/>
+      <w:r>
+        <w:rPr>
+          <w:highlight w:val="yellow"/>
+        </w:rPr>
+        <w:commentReference w:id="8"/>
+      </w:r>
+    </w:p>
+    <w:p>
+      <w:pPr>
+        <w:spacing w:before="240" w:after="240"/>
+        <w:rPr>
+          <w:rFonts w:eastAsia="Arial" w:cs="Arial"/>
+          <w:noProof/>
+        </w:rPr>
+      </w:pPr>
+      <w:r>
+        <w:rPr>
+          <w:rFonts w:eastAsia="Arial" w:cs="Arial"/>
+          <w:noProof/>
+          <w:highlight w:val="yellow"/>
+        </w:rPr>
+        <w:t>N</w:t>
+      </w:r>
+      <w:r>
+        <w:rPr>
+          <w:rFonts w:eastAsia="Arial" w:cs="Arial"/>
+          <w:noProof/>
+          <w:highlight w:val="yellow"/>
+        </w:rPr>
+        <w:t>o contexto apresentado</w:t>
+      </w:r>
+      <w:r>
+        <w:rPr>
+          <w:rFonts w:eastAsia="Arial" w:cs="Arial"/>
+          <w:noProof/>
+          <w:highlight w:val="yellow"/>
+        </w:rPr>
+        <w:t>, observa-se a necessidade de desenvolver abordagens que integrem elementos educativos a experiências interativas, permitindo que os indivíduos compreendam, de forma prática, as consequências de decisões relacionadas ao uso dos recursos, à urbanização e à automação. Dessa forma, torna-se possível contribuir para o desenvolvimento do pensamento crítico e da consciência socioambiental, em consonância com os Objetivos de Desenvolvimento Sustentável, especialmente a ODS 9 (Indústria, Inovação e Infraestrutura), ODS 11 (Cidades e Comunidades Sustentáveis) e ODS 12 (Consumo e Produção Responsáveis)</w:t>
+      </w:r>
+      <w:r>
+        <w:rPr>
+          <w:rFonts w:eastAsia="Arial" w:cs="Arial"/>
+          <w:noProof/>
+          <w:highlight w:val="yellow"/>
+        </w:rPr>
+        <w:t>.</w:t>
+      </w:r>
+      <w:commentRangeEnd w:id="7"/>
+      <w:r>
+        <w:rPr>
+          <w:highlight w:val="yellow"/>
+        </w:rPr>
+        <w:commentReference w:id="7"/>
+      </w:r>
+    </w:p>
     <w:p>
       <w:pPr>
         <w:pStyle w:val="Ttulo2"/>
         <w:rPr/>
       </w:pPr>
-      <w:bookmarkStart w:name="_Toc232412718" w:id="4"/>
-      <w:commentRangeStart w:id="5"/>
+      <w:bookmarkStart w:name="_Toc232412719" w:id="9"/>
+      <w:commentRangeStart w:id="10"/>
       <w:r>
         <w:rPr/>
-        <w:t>Problemática</w:t>
-      </w:r>
-      <w:commentRangeEnd w:id="5"/>
-      <w:r>
-        <w:rPr>
-          <w:rStyle w:val="CommentReference"/>
-        </w:rPr>
-        <w:commentReference w:id="5"/>
-      </w:r>
-      <w:bookmarkEnd w:id="4"/>
-    </w:p>
-    <w:p>
-      <w:pPr>
-        <w:rPr>
-          <w:noProof/>
-        </w:rPr>
-      </w:pPr>
+        <w:t>Justificativa</w:t>
+      </w:r>
+      <w:bookmarkEnd w:id="9"/>
+    </w:p>
+    <w:p>
+      <w:pPr/>
+      <w:commentRangeStart w:id="11"/>
+      <w:r>
+        <w:rPr>
+          <w:rFonts w:eastAsia="Arial" w:cs="Arial"/>
+          <w:noProof/>
+          <w:highlight w:val="yellow"/>
+        </w:rPr>
+        <w:t>O uso de jogos digitais como ferramentas educacionais</w:t>
+      </w:r>
+      <w:r>
+        <w:rPr>
+          <w:rFonts w:eastAsia="Arial" w:cs="Arial"/>
+          <w:noProof/>
+        </w:rPr>
+        <w:t xml:space="preserve"> apresenta grande potencial para a conscientização de diferentes públicos, desde os mais jovens até os mais velhos. Essa abordagem ganhou ainda mais relevância no contexto da pandemia, período em que o ensino passou a ocorrer majoritariamente por meio de plataformas digitais, aproximando o uso da tecnologia do cotidiano educacional. Nesse cenário, os jogos destacam-se por serem uma linguagem mais acessível e atrativa, especialmente para o público jovem, facilitando o engajamento e a assimilação de conteúdos complexos </w:t>
+      </w:r>
+      <w:r>
+        <w:rPr>
+          <w:rFonts w:eastAsia="Arial" w:cs="Arial"/>
+          <w:noProof/>
+          <w:highlight w:val="yellow"/>
+        </w:rPr>
+        <w:t>(S</w:t>
+      </w:r>
+      <w:r>
+        <w:rPr>
+          <w:rFonts w:eastAsia="Arial" w:cs="Arial"/>
+          <w:noProof/>
+          <w:highlight w:val="yellow"/>
+        </w:rPr>
+        <w:t>ict</w:t>
+      </w:r>
+      <w:r>
+        <w:rPr>
+          <w:rFonts w:eastAsia="Arial" w:cs="Arial"/>
+          <w:noProof/>
+          <w:highlight w:val="yellow"/>
+        </w:rPr>
+        <w:t>, 2024)</w:t>
+      </w:r>
+      <w:r>
+        <w:rPr>
+          <w:rFonts w:eastAsia="Arial" w:cs="Arial"/>
+          <w:noProof/>
+        </w:rPr>
+        <w:t>.</w:t>
+      </w:r>
     </w:p>
     <w:p>
       <w:pPr>
         <w:pStyle w:val="Normal"/>
         <w:rPr>
-          <w:noProof/>
-        </w:rPr>
-      </w:pPr>
-      <w:r>
-        <w:rPr>
-          <w:noProof/>
-        </w:rPr>
-        <w:t>A sociedade contemporânea enfrenta um cenário marcado pela produção em massa e pelo consumo excessivo, no qual o ato de consumir deixa de atender apenas necessidades básicas e passa a representar status, identidade e pertencimento social. Esse modelo, impulsionado pela globalização e pela lógica de mercado, estimula desejos muitas vezes artificiais, promovendo um ciclo contínuo de consumo (P</w:t>
-      </w:r>
-      <w:r>
-        <w:rPr>
-          <w:noProof/>
-        </w:rPr>
-        <w:t>urcs</w:t>
-      </w:r>
-      <w:r>
-        <w:rPr>
-          <w:noProof/>
-        </w:rPr>
-        <w:t>, 2025</w:t>
-      </w:r>
-      <w:r>
-        <w:rPr>
-          <w:noProof/>
-        </w:rPr>
-        <w:t>).</w:t>
-      </w:r>
-      <w:r>
-        <w:rPr>
-          <w:noProof/>
-        </w:rPr>
-        <w:t xml:space="preserve"> </w:t>
+          <w:rFonts w:ascii="Arial" w:hAnsi="Arial" w:eastAsia="Arial" w:cs="Arial"/>
+          <w:noProof/>
+          <w:sz w:val="24"/>
+          <w:szCs w:val="24"/>
+          <w:highlight w:val="yellow"/>
+          <w:lang w:val="pt-BR"/>
+        </w:rPr>
+      </w:pPr>
+      <w:r>
+        <w:rPr>
+          <w:rFonts w:ascii="Arial" w:hAnsi="Arial" w:eastAsia="Arial" w:cs="Arial"/>
+          <w:noProof/>
+          <w:sz w:val="24"/>
+          <w:szCs w:val="24"/>
+          <w:highlight w:val="yellow"/>
+          <w:lang w:val="pt-BR"/>
+        </w:rPr>
+        <w:t xml:space="preserve">Além das questões ambientais, os jogos digitais também podem contribuir para a compreensão de sistemas sociais, econômicos e políticos que, muitas vezes, são considerados complexos pela população em geral. Por meio de mecânicas interativas, os jogadores podem visualizar de forma prática as consequências de </w:t>
+      </w:r>
+      <w:r>
+        <w:rPr>
+          <w:rFonts w:ascii="Arial" w:hAnsi="Arial" w:eastAsia="Arial" w:cs="Arial"/>
+          <w:noProof/>
+          <w:sz w:val="24"/>
+          <w:szCs w:val="24"/>
+          <w:highlight w:val="yellow"/>
+          <w:lang w:val="pt-BR"/>
+        </w:rPr>
+        <w:t>decisões relacionadas ao consumo excessivo, à gestão de recursos, à redução do desperdício, à automação do trabalho e ao desenvolvimento urbano</w:t>
+      </w:r>
+      <w:r>
+        <w:rPr>
+          <w:rFonts w:ascii="Arial" w:hAnsi="Arial" w:eastAsia="Arial" w:cs="Arial"/>
+          <w:noProof/>
+          <w:sz w:val="24"/>
+          <w:szCs w:val="24"/>
+          <w:highlight w:val="yellow"/>
+          <w:lang w:val="pt-BR"/>
+        </w:rPr>
+        <w:t>. Dessa forma, torna-se possível estimular reflexões sobre problemas contemporâneos, como o desperdício de recursos, o aumento do desemprego decorrente da automação e os impactos econômicos e sociais que influenciam diretamente a qualidade de vida da população</w:t>
+      </w:r>
+      <w:r>
+        <w:rPr>
+          <w:rFonts w:ascii="Arial" w:hAnsi="Arial" w:eastAsia="Arial" w:cs="Arial"/>
+          <w:noProof/>
+          <w:sz w:val="24"/>
+          <w:szCs w:val="24"/>
+          <w:highlight w:val="yellow"/>
+          <w:lang w:val="pt-BR"/>
+        </w:rPr>
+        <w:t xml:space="preserve"> (Shuvo, 2026)</w:t>
+      </w:r>
+      <w:r>
+        <w:rPr>
+          <w:rFonts w:ascii="Arial" w:hAnsi="Arial" w:eastAsia="Arial" w:cs="Arial"/>
+          <w:noProof/>
+          <w:sz w:val="24"/>
+          <w:szCs w:val="24"/>
+          <w:highlight w:val="yellow"/>
+          <w:lang w:val="pt-BR"/>
+        </w:rPr>
+        <w:t>.</w:t>
+      </w:r>
+    </w:p>
+    <w:p>
+      <w:r>
+        <w:rPr>
+          <w:rFonts w:eastAsia="Arial" w:cs="Arial"/>
+          <w:noProof/>
+        </w:rPr>
+        <w:t xml:space="preserve">Além disso, </w:t>
+      </w:r>
+      <w:r>
+        <w:rPr>
+          <w:rFonts w:eastAsia="Arial" w:cs="Arial"/>
+          <w:noProof/>
+          <w:highlight w:val="yellow"/>
+        </w:rPr>
+        <w:t>jogos que incorporam elementos típicos do entretenimento tendem a captar mais a atenção dos usuários</w:t>
+      </w:r>
+      <w:r>
+        <w:rPr>
+          <w:rFonts w:eastAsia="Arial" w:cs="Arial"/>
+          <w:noProof/>
+        </w:rPr>
+        <w:t xml:space="preserve">, tornando o processo de aprendizagem mais envolvente. Ao integrar conteúdos educativos de forma indireta ou direta, esses jogos possibilitam a construção de uma visão crítica sobre temas relevantes, como a relação entre urbanização acelerada e preservação ambiental. Dessa forma, o jogador passa a compreender, de maneira prática e interativa, a importância de equilibrar o desenvolvimento das cidades com a conservação da natureza </w:t>
+      </w:r>
+      <w:r>
+        <w:rPr>
+          <w:rFonts w:eastAsia="Arial" w:cs="Arial"/>
+          <w:noProof/>
+          <w:highlight w:val="yellow"/>
+        </w:rPr>
+        <w:t>(S</w:t>
+      </w:r>
+      <w:r>
+        <w:rPr>
+          <w:rFonts w:eastAsia="Arial" w:cs="Arial"/>
+          <w:noProof/>
+          <w:highlight w:val="yellow"/>
+        </w:rPr>
+        <w:t>ict</w:t>
+      </w:r>
+      <w:r>
+        <w:rPr>
+          <w:rFonts w:eastAsia="Arial" w:cs="Arial"/>
+          <w:noProof/>
+          <w:highlight w:val="yellow"/>
+        </w:rPr>
+        <w:t>, 2024)</w:t>
+      </w:r>
+      <w:r>
+        <w:rPr>
+          <w:rFonts w:eastAsia="Arial" w:cs="Arial"/>
+          <w:noProof/>
+        </w:rPr>
+        <w:t>.</w:t>
+      </w:r>
+    </w:p>
+    <w:p>
+      <w:r>
+        <w:rPr>
+          <w:rFonts w:eastAsia="Arial" w:cs="Arial"/>
+          <w:noProof/>
+        </w:rPr>
+        <w:t xml:space="preserve">Dentro desse contexto, existem exemplos de jogos que abordam a temática da preservação ambiental e os impactos da ação humana sobre a natureza. Um exemplo é o jogo Endling: Extinction is Forever (2022), no qual o jogador controla uma raposa em um ambiente degradado pela intervenção humana, enfrentando desafios para sobreviver enquanto cuida de seus filhotes. O jogo não apenas retrata a devastação ambiental, mas também promove reflexões sobre a importância da conservação dos ecossistemas e as consequências da exploração descontrolada dos recursos naturais </w:t>
+      </w:r>
+      <w:r>
+        <w:rPr>
+          <w:rFonts w:eastAsia="Arial" w:cs="Arial"/>
+          <w:noProof/>
+          <w:highlight w:val="yellow"/>
+        </w:rPr>
+        <w:t>(L</w:t>
+      </w:r>
+      <w:r>
+        <w:rPr>
+          <w:rFonts w:eastAsia="Arial" w:cs="Arial"/>
+          <w:noProof/>
+          <w:highlight w:val="yellow"/>
+        </w:rPr>
+        <w:t>ima</w:t>
+      </w:r>
+      <w:r>
+        <w:rPr>
+          <w:rFonts w:eastAsia="Arial" w:cs="Arial"/>
+          <w:noProof/>
+          <w:highlight w:val="yellow"/>
+        </w:rPr>
+        <w:t>, 2022)</w:t>
+      </w:r>
+      <w:r>
+        <w:rPr>
+          <w:rFonts w:eastAsia="Arial" w:cs="Arial"/>
+          <w:noProof/>
+        </w:rPr>
+        <w:t>.</w:t>
+      </w:r>
+    </w:p>
+    <w:p>
+      <w:pPr>
+        <w:pStyle w:val="Normal"/>
+      </w:pPr>
+      <w:r>
+        <w:rPr>
+          <w:rFonts w:eastAsia="Arial" w:cs="Arial"/>
+          <w:noProof/>
+        </w:rPr>
+        <w:t xml:space="preserve">Diante desse cenário, torna-se evidente a importância de desenvolver soluções educativas inovadoras que utilizem o potencial dos jogos digitais para promover a conscientização socioambiental. Nesse sentido, a criação do projeto Thermautomata justifica-se pela proposta de simular, de forma interativa, </w:t>
+      </w:r>
+      <w:r>
+        <w:rPr>
+          <w:rFonts w:eastAsia="Arial" w:cs="Arial"/>
+          <w:noProof/>
+          <w:highlight w:val="yellow"/>
+        </w:rPr>
+        <w:t xml:space="preserve">o </w:t>
+      </w:r>
+      <w:r>
+        <w:rPr>
+          <w:rFonts w:ascii="Arial" w:hAnsi="Arial" w:eastAsia="Arial" w:cs="Arial"/>
+          <w:noProof/>
+          <w:sz w:val="24"/>
+          <w:szCs w:val="24"/>
+          <w:highlight w:val="yellow"/>
+          <w:lang w:val="pt-BR"/>
+        </w:rPr>
+        <w:t>equilíbrio entre o avanço tecnológico, a automação, o crescimento urbano, a gestão responsável dos recursos e a preservação da natureza</w:t>
       </w:r>
       <w:r>
         <w:rPr>
@@ -3105,1201 +3762,820 @@
           <w:szCs w:val="24"/>
           <w:lang w:val="pt-BR"/>
         </w:rPr>
-        <w:t>Como consequência, surgem impactos ambientais significativos, como a poluição, o aumento de resíduos e o esgotamento de recursos naturais, além do agravamento das desigualdades associadas aos padrões de produção e consumo (Programa das Nações Unidas para o Meio Ambiente, 2024).</w:t>
-      </w:r>
-      <w:r>
-        <w:rPr>
+        <w:t>.</w:t>
+      </w:r>
+      <w:r>
+        <w:rPr>
+          <w:rFonts w:eastAsia="Arial" w:cs="Arial"/>
+          <w:noProof/>
+        </w:rPr>
+        <w:t xml:space="preserve"> Ao permitir que os usuários experimentem as consequências de suas decisões dentro do jogo, a ferramenta contribui para o desenvolvimento do pensamento crítico e para a formação de uma consciência mais sustentável, alinhando-se às demandas contemporâneas de educação e responsabilidade ambiental</w:t>
+      </w:r>
+      <w:r>
+        <w:rPr>
+          <w:rFonts w:eastAsia="Arial" w:cs="Arial"/>
           <w:noProof/>
         </w:rPr>
         <w:t xml:space="preserve"> </w:t>
       </w:r>
-      <w:commentRangeStart w:id="6"/>
-      <w:r>
-        <w:rPr>
-          <w:noProof/>
+      <w:r>
+        <w:rPr>
+          <w:rFonts w:ascii="Arial" w:hAnsi="Arial" w:eastAsia="Arial" w:cs="Arial"/>
+          <w:noProof/>
+          <w:sz w:val="24"/>
+          <w:szCs w:val="24"/>
+          <w:lang w:val="pt-BR"/>
+        </w:rPr>
+        <w:t>(Redação SC, 2026)</w:t>
+      </w:r>
+      <w:r>
+        <w:rPr>
+          <w:rFonts w:eastAsia="Arial" w:cs="Arial"/>
+          <w:noProof/>
+        </w:rPr>
+        <w:t>.</w:t>
+      </w:r>
+      <w:commentRangeEnd w:id="11"/>
+      <w:r>
+        <w:rPr>
+          <w:rStyle w:val="CommentReference"/>
+        </w:rPr>
+        <w:commentReference w:id="11"/>
+      </w:r>
+      <w:commentRangeEnd w:id="10"/>
+      <w:r>
+        <w:rPr>
+          <w:rStyle w:val="CommentReference"/>
+        </w:rPr>
+        <w:commentReference w:id="10"/>
+      </w:r>
+    </w:p>
+    <w:p>
+      <w:pPr>
+        <w:pStyle w:val="Ttulo2"/>
+      </w:pPr>
+      <w:bookmarkStart w:name="_Toc232412720" w:id="12"/>
+      <w:r>
+        <w:t>Objetivos</w:t>
+      </w:r>
+      <w:bookmarkEnd w:id="12"/>
+    </w:p>
+    <w:p>
+      <w:pPr>
+        <w:pStyle w:val="Ttulo3"/>
+      </w:pPr>
+      <w:bookmarkStart w:name="_Toc232412721" w:id="13"/>
+      <w:r>
+        <w:t>Objetivo Geral</w:t>
+      </w:r>
+      <w:bookmarkEnd w:id="13"/>
+    </w:p>
+    <w:p>
+      <w:pPr>
+        <w:rPr>
+          <w:noProof/>
+        </w:rPr>
+      </w:pPr>
+      <w:r>
+        <w:rPr>
+          <w:noProof/>
+        </w:rPr>
+        <w:t>Lorem ipsum dolor sit amet, consectetuer adipiscing elit. Maecenas porttitor congue massa. Fusce posuere, magna sed pulvinar ultricies, purus lectus malesuada libero, sit amet commodo magna eros quis urna.</w:t>
+      </w:r>
+    </w:p>
+    <w:p>
+      <w:pPr>
+        <w:rPr>
+          <w:noProof/>
+        </w:rPr>
+      </w:pPr>
+      <w:r>
+        <w:rPr>
+          <w:noProof/>
+        </w:rPr>
+        <w:t>Nunc viverra imperdiet enim. Fusce est. Vivamus a tellus.</w:t>
+      </w:r>
+    </w:p>
+    <w:p>
+      <w:pPr>
+        <w:rPr>
+          <w:noProof/>
+        </w:rPr>
+      </w:pPr>
+      <w:r>
+        <w:rPr>
+          <w:noProof/>
+        </w:rPr>
+        <w:t>Pellentesque habitant morbi tristique senectus et netus et malesuada fames ac turpis egestas. Proin pharetra nonummy pede. Mauris et orci.</w:t>
+      </w:r>
+    </w:p>
+    <w:p>
+      <w:pPr>
+        <w:rPr>
+          <w:noProof/>
+        </w:rPr>
+      </w:pPr>
+      <w:r>
+        <w:rPr>
+          <w:noProof/>
+        </w:rPr>
+        <w:t>Aenean nec lorem. In porttitor. Donec laoreet nonummy augue.</w:t>
+      </w:r>
+    </w:p>
+    <w:p>
+      <w:r>
+        <w:rPr>
+          <w:noProof/>
+        </w:rPr>
+        <w:t>Suspendisse dui purus, scelerisque at, vulputate vitae, pretium mattis, nunc. Mauris eget neque at sem venenatis eleifend. Ut nonummy.</w:t>
+      </w:r>
+    </w:p>
+    <w:p>
+      <w:pPr>
+        <w:pStyle w:val="Ttulo3"/>
+      </w:pPr>
+      <w:bookmarkStart w:name="_Toc232412722" w:id="14"/>
+      <w:r>
+        <w:t>Objetivos Específicos</w:t>
+      </w:r>
+      <w:bookmarkEnd w:id="14"/>
+    </w:p>
+    <w:p>
+      <w:pPr>
+        <w:rPr>
+          <w:noProof/>
+        </w:rPr>
+      </w:pPr>
+      <w:r>
+        <w:rPr>
+          <w:noProof/>
+        </w:rPr>
+        <w:t>Lorem ipsum dolor sit amet, consectetuer adipiscing elit. Maecenas porttitor congue massa. Fusce posuere, magna sed pulvinar ultricies, purus lectus malesuada libero, sit amet commodo magna eros quis urna.</w:t>
+      </w:r>
+    </w:p>
+    <w:p>
+      <w:pPr>
+        <w:rPr>
+          <w:noProof/>
+        </w:rPr>
+      </w:pPr>
+      <w:r>
+        <w:rPr>
+          <w:noProof/>
+        </w:rPr>
+        <w:t>Nunc viverra imperdiet enim. Fusce est. Vivamus a tellus.</w:t>
+      </w:r>
+    </w:p>
+    <w:p>
+      <w:pPr>
+        <w:rPr>
+          <w:noProof/>
+        </w:rPr>
+      </w:pPr>
+      <w:r>
+        <w:rPr>
+          <w:noProof/>
+        </w:rPr>
+        <w:t>Pellentesque habitant morbi tristique senectus et netus et malesuada fames ac turpis egestas. Proin pharetra nonummy pede. Mauris et orci.</w:t>
+      </w:r>
+    </w:p>
+    <w:p>
+      <w:pPr>
+        <w:rPr>
+          <w:noProof/>
+        </w:rPr>
+      </w:pPr>
+      <w:r>
+        <w:rPr>
+          <w:noProof/>
+        </w:rPr>
+        <w:t>Aenean nec lorem. In porttitor. Donec laoreet nonummy augue.</w:t>
+      </w:r>
+    </w:p>
+    <w:p>
+      <w:r>
+        <w:rPr>
+          <w:noProof/>
+        </w:rPr>
+        <w:t>Suspendisse dui purus, scelerisque at, vulputate vitae, pretium mattis, nunc. Mauris eget neque at sem venenatis eleifend. Ut nonummy.</w:t>
+      </w:r>
+    </w:p>
+    <w:p>
+      <w:pPr>
+        <w:pStyle w:val="Ttulo2"/>
+      </w:pPr>
+      <w:bookmarkStart w:name="_Toc232412723" w:id="15"/>
+      <w:r>
+        <w:t>Metodologia</w:t>
+      </w:r>
+      <w:bookmarkEnd w:id="15"/>
+    </w:p>
+    <w:p>
+      <w:pPr>
+        <w:rPr>
+          <w:noProof/>
+        </w:rPr>
+      </w:pPr>
+      <w:r>
+        <w:rPr>
+          <w:noProof/>
+        </w:rPr>
+        <w:t>Lorem ipsum dolor sit amet, consectetuer adipiscing elit. Maecenas porttitor congue massa. Fusce posuere, magna sed pulvinar ultricies, purus lectus malesuada libero, sit amet commodo magna eros quis urna.</w:t>
+      </w:r>
+    </w:p>
+    <w:p>
+      <w:pPr>
+        <w:rPr>
+          <w:noProof/>
+        </w:rPr>
+      </w:pPr>
+      <w:r>
+        <w:rPr>
+          <w:noProof/>
+        </w:rPr>
+        <w:t>Nunc viverra imperdiet enim. Fusce est. Vivamus a tellus.</w:t>
+      </w:r>
+    </w:p>
+    <w:p>
+      <w:pPr>
+        <w:rPr>
+          <w:noProof/>
+        </w:rPr>
+      </w:pPr>
+      <w:r>
+        <w:rPr>
+          <w:noProof/>
+        </w:rPr>
+        <w:t>Pellentesque habitant morbi tristique senectus et netus et malesuada fames ac turpis egestas. Proin pharetra nonummy pede. Mauris et orci.</w:t>
+      </w:r>
+    </w:p>
+    <w:p>
+      <w:pPr>
+        <w:rPr>
+          <w:noProof/>
+        </w:rPr>
+      </w:pPr>
+      <w:r>
+        <w:rPr>
+          <w:noProof/>
+        </w:rPr>
+        <w:t>Aenean nec lorem. In porttitor. Donec laoreet nonummy augue.</w:t>
+      </w:r>
+    </w:p>
+    <w:p>
+      <w:r>
+        <w:rPr>
+          <w:noProof/>
+        </w:rPr>
+        <w:t>Suspendisse dui purus, scelerisque at, vulputate vitae, pretium mattis, nunc. Mauris eget neque at sem venenatis eleifend. Ut nonummy.</w:t>
+      </w:r>
+    </w:p>
+    <w:p>
+      <w:pPr>
+        <w:pStyle w:val="Ttulo2"/>
+      </w:pPr>
+      <w:bookmarkStart w:name="_Toc232412724" w:id="16"/>
+      <w:r>
+        <w:t>Resultados Esperados</w:t>
+      </w:r>
+      <w:bookmarkEnd w:id="16"/>
+    </w:p>
+    <w:p>
+      <w:pPr>
+        <w:rPr>
+          <w:noProof/>
+        </w:rPr>
+      </w:pPr>
+      <w:r>
+        <w:rPr>
+          <w:noProof/>
+        </w:rPr>
+        <w:t>Lorem ipsum dolor sit amet, consectetuer adipiscing elit. Maecenas porttitor congue massa. Fusce posuere, magna sed pulvinar ultricies, purus lectus malesuada libero, sit amet commodo magna eros quis urna.</w:t>
+      </w:r>
+    </w:p>
+    <w:p>
+      <w:pPr>
+        <w:rPr>
+          <w:noProof/>
+        </w:rPr>
+      </w:pPr>
+      <w:r>
+        <w:rPr>
+          <w:noProof/>
+        </w:rPr>
+        <w:t>Nunc viverra imperdiet enim. Fusce est. Vivamus a tellus.</w:t>
+      </w:r>
+    </w:p>
+    <w:p>
+      <w:pPr>
+        <w:rPr>
+          <w:noProof/>
+        </w:rPr>
+      </w:pPr>
+      <w:r>
+        <w:rPr>
+          <w:noProof/>
+        </w:rPr>
+        <w:t>Pellentesque habitant morbi tristique senectus et netus et malesuada fames ac turpis egestas. Proin pharetra nonummy pede. Mauris et orci.</w:t>
+      </w:r>
+    </w:p>
+    <w:p>
+      <w:pPr>
+        <w:rPr>
+          <w:noProof/>
+        </w:rPr>
+      </w:pPr>
+      <w:r>
+        <w:rPr>
+          <w:noProof/>
+        </w:rPr>
+        <w:t>Aenean nec lorem. In porttitor. Donec laoreet nonummy augue.</w:t>
+      </w:r>
+    </w:p>
+    <w:p>
+      <w:r>
+        <w:rPr>
+          <w:noProof/>
+        </w:rPr>
+        <w:t>Suspendisse dui purus, scelerisque at, vulputate vitae, pretium mattis, nunc. Mauris eget neque at sem venenatis eleifend. Ut nonummy.</w:t>
+      </w:r>
+    </w:p>
+    <w:p>
+      <w:r>
+        <w:br w:type="page"/>
+      </w:r>
+    </w:p>
+    <w:p>
+      <w:pPr>
+        <w:pStyle w:val="Ttulo1"/>
+      </w:pPr>
+      <w:bookmarkStart w:name="_Toc232412725" w:id="17"/>
+      <w:r>
+        <w:t>REFERENCIAL TEÓRICO</w:t>
+      </w:r>
+      <w:bookmarkEnd w:id="17"/>
+    </w:p>
+    <w:p>
+      <w:pPr>
+        <w:rPr>
+          <w:noProof/>
+        </w:rPr>
+      </w:pPr>
+      <w:r>
+        <w:rPr>
+          <w:noProof/>
+        </w:rPr>
+        <w:t>Lorem ipsum dolor sit amet, consectetuer adipiscing elit. Maecenas porttitor congue massa. Fusce posuere, magna sed pulvinar ultricies, purus lectus malesuada libero, sit amet commodo magna eros quis urna.</w:t>
+      </w:r>
+    </w:p>
+    <w:p>
+      <w:pPr>
+        <w:rPr>
+          <w:noProof/>
+        </w:rPr>
+      </w:pPr>
+      <w:r>
+        <w:rPr>
+          <w:noProof/>
+        </w:rPr>
+        <w:t>Nunc viverra imperdiet enim. Fusce est. Vivamus a tellus.</w:t>
+      </w:r>
+    </w:p>
+    <w:p>
+      <w:pPr>
+        <w:rPr>
+          <w:noProof/>
+        </w:rPr>
+      </w:pPr>
+      <w:r>
+        <w:rPr>
+          <w:noProof/>
+        </w:rPr>
+        <w:t>Pellentesque habitant morbi tristique senectus et netus et malesuada fames ac turpis egestas. Proin pharetra nonummy pede. Mauris et orci.</w:t>
+      </w:r>
+    </w:p>
+    <w:p>
+      <w:pPr>
+        <w:rPr>
+          <w:noProof/>
+        </w:rPr>
+      </w:pPr>
+      <w:r>
+        <w:rPr>
+          <w:noProof/>
+        </w:rPr>
+        <w:t>Aenean nec lorem. In porttitor. Donec laoreet nonummy augue.</w:t>
+      </w:r>
+    </w:p>
+    <w:p>
+      <w:r>
+        <w:rPr>
+          <w:noProof/>
+        </w:rPr>
+        <w:t>Suspendisse dui purus, scelerisque at, vulputate vitae, pretium mattis, nunc. Mauris eget neque at sem venenatis eleifend. Ut nonummy.</w:t>
+      </w:r>
+    </w:p>
+    <w:p>
+      <w:pPr>
+        <w:pStyle w:val="Ttulo2"/>
+      </w:pPr>
+      <w:bookmarkStart w:name="_Toc232412726" w:id="18"/>
+      <w:r>
+        <w:t>Simulando um subtítulo</w:t>
+      </w:r>
+      <w:bookmarkEnd w:id="18"/>
+    </w:p>
+    <w:p>
+      <w:pPr>
+        <w:rPr>
+          <w:noProof/>
+        </w:rPr>
+      </w:pPr>
+      <w:r>
+        <w:rPr>
+          <w:noProof/>
+        </w:rPr>
+        <w:t>Lorem ipsum dolor sit amet, consectetuer adipiscing elit. Maecenas porttitor congue massa. Fusce posuere, magna sed pulvinar ultricies, purus lectus malesuada libero, sit amet commodo magna eros quis urna.</w:t>
+      </w:r>
+    </w:p>
+    <w:p>
+      <w:pPr>
+        <w:rPr>
+          <w:noProof/>
+        </w:rPr>
+      </w:pPr>
+      <w:r>
+        <w:rPr>
+          <w:noProof/>
+        </w:rPr>
+        <w:t>Nunc viverra imperdiet enim. Fusce est. Vivamus a tellus.</w:t>
+      </w:r>
+    </w:p>
+    <w:p>
+      <w:pPr>
+        <w:rPr>
+          <w:noProof/>
+        </w:rPr>
+      </w:pPr>
+      <w:r>
+        <w:rPr>
+          <w:noProof/>
+        </w:rPr>
+        <w:t>Pellentesque habitant morbi tristique senectus et netus et malesuada fames ac turpis egestas. Proin pharetra nonummy pede. Mauris et orci.</w:t>
+      </w:r>
+    </w:p>
+    <w:p>
+      <w:pPr>
+        <w:rPr>
+          <w:noProof/>
+        </w:rPr>
+      </w:pPr>
+      <w:r>
+        <w:rPr>
+          <w:noProof/>
+        </w:rPr>
+        <w:t>Aenean nec lorem. In porttitor. Donec laoreet nonummy augue.</w:t>
+      </w:r>
+    </w:p>
+    <w:p>
+      <w:r>
+        <w:rPr>
+          <w:noProof/>
+        </w:rPr>
+        <w:t>Suspendisse dui purus, scelerisque at, vulputate vitae, pretium mattis, nunc. Mauris eget neque at sem venenatis eleifend. Ut nonummy.</w:t>
+      </w:r>
+    </w:p>
+    <w:p>
+      <w:pPr>
+        <w:pStyle w:val="Ttulo3"/>
+      </w:pPr>
+      <w:bookmarkStart w:name="_Toc232412727" w:id="19"/>
+      <w:r>
+        <w:t>Aura</w:t>
+      </w:r>
+      <w:bookmarkEnd w:id="19"/>
+    </w:p>
+    <w:p>
+      <w:pPr>
+        <w:rPr>
+          <w:noProof/>
+        </w:rPr>
+      </w:pPr>
+      <w:r>
+        <w:rPr>
+          <w:noProof/>
+        </w:rPr>
+        <w:t>Lorem ipsum dolor sit amet, consectetuer adipiscing elit. Maecenas porttitor congue massa. Fusce posuere, magna sed pulvinar ultricies, purus lectus malesuada libero, sit amet commodo magna eros quis urna.</w:t>
+      </w:r>
+    </w:p>
+    <w:p>
+      <w:pPr>
+        <w:rPr>
+          <w:noProof/>
+        </w:rPr>
+      </w:pPr>
+      <w:r>
+        <w:rPr>
+          <w:noProof/>
+        </w:rPr>
+        <w:t>Nunc viverra imperdiet enim. Fusce est. Vivamus a tellus.</w:t>
+      </w:r>
+    </w:p>
+    <w:p>
+      <w:pPr>
+        <w:rPr>
+          <w:noProof/>
+        </w:rPr>
+      </w:pPr>
+      <w:r>
+        <w:rPr>
+          <w:noProof/>
+        </w:rPr>
+        <w:t>Pellentesque habitant morbi tristique senectus et netus et malesuada fames ac turpis egestas. Proin pharetra nonummy pede. Mauris et orci.</w:t>
+      </w:r>
+    </w:p>
+    <w:p>
+      <w:pPr>
+        <w:rPr>
+          <w:noProof/>
+        </w:rPr>
+      </w:pPr>
+      <w:r>
+        <w:rPr>
+          <w:noProof/>
+        </w:rPr>
+        <w:t>Aenean nec lorem. In porttitor. Donec laoreet nonummy augue.</w:t>
+      </w:r>
+    </w:p>
+    <w:p>
+      <w:r>
+        <w:rPr>
+          <w:noProof/>
+        </w:rPr>
+        <w:t>Suspendisse dui purus, scelerisque at, vulputate vitae, pretium mattis, nunc. Mauris eget neque at sem venenatis eleifend. Ut nonummy.</w:t>
+      </w:r>
+    </w:p>
+    <w:p>
+      <w:pPr>
+        <w:pStyle w:val="Ttulo2"/>
+      </w:pPr>
+      <w:bookmarkStart w:name="_Toc232412728" w:id="20"/>
+      <w:r>
+        <w:t>Outro subtítulo</w:t>
+      </w:r>
+      <w:bookmarkEnd w:id="20"/>
+    </w:p>
+    <w:p>
+      <w:pPr>
+        <w:rPr>
+          <w:noProof/>
+        </w:rPr>
+      </w:pPr>
+      <w:r>
+        <w:rPr>
+          <w:noProof/>
+        </w:rPr>
+        <w:t>Lorem ipsum dolor sit amet, consectetuer adipiscing elit. Maecenas porttitor congue massa. Fusce posuere, magna sed pulvinar ultricies, purus lectus malesuada libero, sit amet commodo magna eros quis urna.</w:t>
+      </w:r>
+    </w:p>
+    <w:p>
+      <w:pPr>
+        <w:rPr>
+          <w:noProof/>
+        </w:rPr>
+      </w:pPr>
+      <w:r>
+        <w:rPr>
+          <w:noProof/>
+        </w:rPr>
+        <w:t>Nunc viverra imperdiet enim. Fusce est. Vivamus a tellus.</w:t>
+      </w:r>
+    </w:p>
+    <w:p>
+      <w:pPr>
+        <w:rPr>
+          <w:noProof/>
+        </w:rPr>
+      </w:pPr>
+      <w:r>
+        <w:rPr>
+          <w:noProof/>
+        </w:rPr>
+        <w:t>Pellentesque habitant morbi tristique senectus et netus et malesuada fames ac turpis egestas. Proin pharetra nonummy pede. Mauris et orci.</w:t>
+      </w:r>
+    </w:p>
+    <w:p>
+      <w:pPr>
+        <w:rPr>
+          <w:noProof/>
+        </w:rPr>
+      </w:pPr>
+      <w:r>
+        <w:rPr>
+          <w:noProof/>
+        </w:rPr>
+        <w:t>Aenean nec lorem. In porttitor. Donec laoreet nonummy augue.</w:t>
+      </w:r>
+    </w:p>
+    <w:p>
+      <w:r>
+        <w:rPr>
+          <w:noProof/>
+        </w:rPr>
+        <w:t>Suspendisse dui purus, scelerisque at, vulputate vitae, pretium mattis, nunc. Mauris eget neque at sem venenatis eleifend. Ut nonummy.</w:t>
+      </w:r>
+    </w:p>
+    <w:p>
+      <w:pPr>
+        <w:pStyle w:val="Ttulo3"/>
+      </w:pPr>
+      <w:bookmarkStart w:name="_Toc232412729" w:id="21"/>
+      <w:r>
+        <w:t>Eita</w:t>
+      </w:r>
+      <w:bookmarkEnd w:id="21"/>
+    </w:p>
+    <w:p>
+      <w:pPr>
+        <w:rPr>
+          <w:noProof/>
+        </w:rPr>
+      </w:pPr>
+      <w:r>
+        <w:rPr>
+          <w:noProof/>
+        </w:rPr>
+        <w:t>Lorem ipsum dolor sit amet, consectetuer adipiscing elit. Maecenas porttitor congue massa. Fusce posuere, magna sed pulvinar ultricies, purus lectus malesuada libero, sit amet commodo magna eros quis urna.</w:t>
+      </w:r>
+    </w:p>
+    <w:p>
+      <w:pPr>
+        <w:rPr>
+          <w:noProof/>
+        </w:rPr>
+      </w:pPr>
+      <w:r>
+        <w:rPr>
+          <w:noProof/>
+        </w:rPr>
+        <w:t>Nunc viverra imperdiet enim. Fusce est. Vivamus a tellus.</w:t>
+      </w:r>
+    </w:p>
+    <w:p>
+      <w:pPr>
+        <w:rPr>
+          <w:noProof/>
+        </w:rPr>
+      </w:pPr>
+      <w:r>
+        <w:rPr>
+          <w:noProof/>
+        </w:rPr>
+        <w:t>Pellentesque habitant morbi tristique senectus et netus et malesuada fames ac turpis egestas. Proin pharetra nonummy pede. Mauris et orci.</w:t>
+      </w:r>
+    </w:p>
+    <w:p>
+      <w:pPr>
+        <w:rPr>
+          <w:noProof/>
+        </w:rPr>
+      </w:pPr>
+      <w:r>
+        <w:rPr>
+          <w:noProof/>
+        </w:rPr>
+        <w:t>Aenean nec lorem. In porttitor. Donec laoreet nonummy augue.</w:t>
+      </w:r>
+    </w:p>
+    <w:p>
+      <w:pPr>
+        <w:rPr>
+          <w:noProof/>
+        </w:rPr>
+      </w:pPr>
+      <w:r>
+        <w:rPr>
+          <w:noProof/>
+        </w:rPr>
+        <w:t>Suspendisse dui purus, scelerisque at, vulputate vitae, pretium mattis, nunc. Mauris eget neque at sem venenatis eleifend. Ut nonummy.</w:t>
+      </w:r>
+    </w:p>
+    <w:p>
+      <w:pPr>
+        <w:pStyle w:val="Ttulo4"/>
+        <w:rPr>
+          <w:noProof/>
+        </w:rPr>
+      </w:pPr>
+      <w:bookmarkStart w:name="_Toc232412730" w:id="22"/>
+      <w:r>
+        <w:rPr>
+          <w:noProof/>
+        </w:rPr>
+        <w:t>Echa</w:t>
+      </w:r>
+      <w:bookmarkEnd w:id="22"/>
+    </w:p>
+    <w:p>
+      <w:pPr>
+        <w:pStyle w:val="Ttulo5"/>
+      </w:pPr>
+      <w:bookmarkStart w:name="_Toc232412731" w:id="23"/>
+      <w:r>
+        <w:t>Ave</w:t>
+      </w:r>
+      <w:bookmarkEnd w:id="23"/>
+    </w:p>
+    <w:p>
+      <w:pPr>
+        <w:rPr>
+          <w:noProof/>
+        </w:rPr>
+      </w:pPr>
+      <w:r>
+        <w:rPr>
+          <w:noProof/>
+        </w:rPr>
+        <w:br w:type="page"/>
+      </w:r>
+    </w:p>
+    <w:p>
+      <w:pPr>
+        <w:pStyle w:val="Ttulo1"/>
+      </w:pPr>
+      <w:bookmarkStart w:name="_Toc232412732" w:id="24"/>
+      <w:r>
+        <w:t>IMERSÃO</w:t>
+      </w:r>
+      <w:bookmarkEnd w:id="24"/>
+    </w:p>
+    <w:p>
+      <w:r>
+        <w:t xml:space="preserve">A imersão constitui a primeira etapa do processo, voltada á </w:t>
+      </w:r>
+      <w:r>
+        <w:softHyphen/>
+      </w:r>
+      <w:r>
+        <w:t xml:space="preserve">compreensão aprofundada do problema a ser resolvido. No contexto do projeto, essa fase envolveu a observação do cenário e a realização de uma pesquisa de campo, com o objetivo de entender melhor as necessidades dos usuários e avaliar a viabilidade da proposta </w:t>
+      </w:r>
+      <w:commentRangeStart w:id="25"/>
+      <w:r>
+        <w:rPr>
+          <w:highlight w:val="yellow"/>
         </w:rPr>
         <w:t>(</w:t>
       </w:r>
       <w:r>
         <w:rPr>
-          <w:noProof/>
-        </w:rPr>
-        <w:t>Programa das Nações Unidas para o Meio Ambiente</w:t>
-      </w:r>
-      <w:r>
-        <w:rPr>
-          <w:noProof/>
-        </w:rPr>
-        <w:t>, 202</w:t>
-      </w:r>
-      <w:r>
-        <w:rPr>
-          <w:noProof/>
-        </w:rPr>
-        <w:t>4</w:t>
-      </w:r>
-      <w:r>
-        <w:rPr>
-          <w:noProof/>
-        </w:rPr>
-        <w:t>).</w:t>
-      </w:r>
-      <w:commentRangeEnd w:id="6"/>
-      <w:r>
-        <w:rPr>
-          <w:rStyle w:val="CommentReference"/>
-        </w:rPr>
-        <w:commentReference w:id="6"/>
-      </w:r>
-    </w:p>
-    <w:p>
-      <w:pPr>
-        <w:rPr>
-          <w:noProof/>
-        </w:rPr>
-      </w:pPr>
-      <w:r>
-        <w:rPr>
-          <w:noProof/>
-        </w:rPr>
-        <w:t>Paralelamente, esse contexto evidencia uma dificuldade generalizada da população em compreender os mecanismos políticos e econômicos que sustentam essas práticas. A ausência de uma educação crítica limita o entendimento sobre os sistemas de produção, consumo e organização social, dificultando a participação cidadã e a mobilização por mudanças estruturais (E</w:t>
-      </w:r>
-      <w:r>
-        <w:rPr>
-          <w:noProof/>
-        </w:rPr>
-        <w:t>scolas</w:t>
-      </w:r>
-      <w:r>
-        <w:rPr>
-          <w:noProof/>
-        </w:rPr>
-        <w:t xml:space="preserve"> D</w:t>
-      </w:r>
-      <w:r>
-        <w:rPr>
-          <w:noProof/>
-        </w:rPr>
-        <w:t>isruptivas,</w:t>
-      </w:r>
-      <w:r>
-        <w:rPr>
-          <w:noProof/>
-        </w:rPr>
-        <w:t xml:space="preserve"> 2024</w:t>
-      </w:r>
-      <w:r>
-        <w:rPr>
-          <w:noProof/>
-        </w:rPr>
-        <w:t>). A falta de consciência política, entendida como a capacidade de analisar criticamente as estruturas de poder e suas implicações, reduz o engajamento democrático e enfraquece a construção de uma sociedade mais justa e participativa (E</w:t>
-      </w:r>
-      <w:r>
-        <w:rPr>
-          <w:noProof/>
-        </w:rPr>
-        <w:t>scolas</w:t>
-      </w:r>
-      <w:r>
-        <w:rPr>
-          <w:noProof/>
-        </w:rPr>
-        <w:t xml:space="preserve"> D</w:t>
-      </w:r>
-      <w:r>
-        <w:rPr>
-          <w:noProof/>
-        </w:rPr>
-        <w:t>isruptivas</w:t>
-      </w:r>
-      <w:r>
-        <w:rPr>
-          <w:noProof/>
-        </w:rPr>
-        <w:t>, 2024</w:t>
-      </w:r>
-      <w:r>
-        <w:rPr>
-          <w:noProof/>
-        </w:rPr>
-        <w:t>).</w:t>
-      </w:r>
-    </w:p>
-    <w:p>
-      <w:pPr>
-        <w:rPr>
-          <w:noProof/>
-        </w:rPr>
-      </w:pPr>
-      <w:r>
-        <w:rPr>
-          <w:noProof/>
-        </w:rPr>
-        <w:t>Além disso, as transformações tecnológicas, como a automação, a inteligência artificial e o avanço das plataformas digitais, intensificam esses desafios contemporâneos. Embora contribuam para o aumento da produtividade, da eficiência e da flexibilidade nas relações de trabalho, esses avanços também geram impactos sociais significativos, como o desemprego estrutural decorrente da substituição de atividades humanas por máquinas, a precarização dos vínculos empregatícios e o aumento da informalidade. Ademais, a dificuldade de adaptação das legislações trabalhistas aos novos modelos de trabalho evidencia a necessidade de políticas públicas e estratégias que acompanhem essas mudanças. Nesse contexto, tais transformações não afetam apenas o mercado de trabalho, mas também influenciam diretamente as dinâmicas de consumo, a organização social e o desenvolvimento urbano, exigindo uma compreensão mais ampla e integrada da sociedade (</w:t>
-      </w:r>
-      <w:r>
-        <w:rPr>
-          <w:noProof/>
           <w:highlight w:val="yellow"/>
         </w:rPr>
-        <w:t>Barbosa</w:t>
-      </w:r>
-      <w:r>
-        <w:rPr>
-          <w:noProof/>
-        </w:rPr>
-        <w:t>; D</w:t>
-      </w:r>
-      <w:r>
-        <w:rPr>
-          <w:noProof/>
-        </w:rPr>
-        <w:t>elegá</w:t>
-      </w:r>
-      <w:r>
-        <w:rPr>
-          <w:noProof/>
-        </w:rPr>
-        <w:t>, 2023).</w:t>
-      </w:r>
-    </w:p>
-    <w:p>
-      <w:r>
-        <w:rPr>
-          <w:noProof/>
-        </w:rPr>
-        <w:t xml:space="preserve">Nesse sentido, o planejamento urbano surge como um elemento fundamental para enfrentar essas questões, ao propor estratégias que organizam o crescimento das cidades de forma sustentável, equilibrando desenvolvimento econômico, preservação ambiental e bem-estar social. Além disso, destaca-se a importância da participação cidadã nesse processo, garantindo decisões mais inclusivas e alinhadas às necessidades da população </w:t>
-      </w:r>
-      <w:commentRangeStart w:id="7"/>
-      <w:r>
-        <w:rPr>
-          <w:noProof/>
-        </w:rPr>
-        <w:t>(</w:t>
-      </w:r>
-      <w:r>
-        <w:rPr>
-          <w:noProof/>
-        </w:rPr>
-        <w:t>Martinez</w:t>
-      </w:r>
-      <w:r>
-        <w:rPr>
-          <w:noProof/>
-        </w:rPr>
-        <w:t>, 2025</w:t>
-      </w:r>
-      <w:r>
-        <w:rPr>
-          <w:noProof/>
-        </w:rPr>
-        <w:t>).</w:t>
-      </w:r>
-      <w:commentRangeEnd w:id="7"/>
-      <w:r>
-        <w:rPr>
-          <w:rStyle w:val="CommentReference"/>
-        </w:rPr>
-        <w:commentReference w:id="7"/>
-      </w:r>
-    </w:p>
-    <w:p>
-      <w:pPr>
-        <w:spacing w:before="240" w:after="240"/>
-      </w:pPr>
-      <w:commentRangeStart w:id="8"/>
-      <w:r>
-        <w:rPr>
-          <w:rFonts w:eastAsia="Arial" w:cs="Arial"/>
-          <w:noProof/>
-        </w:rPr>
-        <w:t xml:space="preserve">Apesar da relevância dessas questões, ainda há pouco investimento em estratégias educacionais que abordem de forma acessível e interativa a relação entre </w:t>
-      </w:r>
-      <w:r>
-        <w:rPr>
-          <w:rFonts w:eastAsia="Arial" w:cs="Arial"/>
-          <w:noProof/>
-        </w:rPr>
-        <w:t>avanço tecnológico, expansão urbana e preservação ambiental</w:t>
-      </w:r>
-      <w:r>
-        <w:rPr>
-          <w:rFonts w:eastAsia="Arial" w:cs="Arial"/>
-          <w:noProof/>
-        </w:rPr>
-        <w:t>,</w:t>
-      </w:r>
-      <w:r>
-        <w:rPr>
-          <w:rFonts w:eastAsia="Arial" w:cs="Arial"/>
-          <w:noProof/>
-        </w:rPr>
-        <w:t xml:space="preserve"> </w:t>
-      </w:r>
-      <w:r>
-        <w:rPr>
-          <w:rFonts w:eastAsia="Arial" w:cs="Arial"/>
-          <w:noProof/>
-        </w:rPr>
-        <w:t>principalmente em escolas</w:t>
-      </w:r>
-      <w:r>
-        <w:rPr>
-          <w:rFonts w:eastAsia="Arial" w:cs="Arial"/>
-          <w:noProof/>
-        </w:rPr>
-        <w:t xml:space="preserve"> onde educariam os mais jovens desde cedo</w:t>
-      </w:r>
-      <w:r>
-        <w:rPr>
-          <w:rFonts w:eastAsia="Arial" w:cs="Arial"/>
-          <w:noProof/>
-        </w:rPr>
-        <w:t xml:space="preserve">. Grande parte das iniciativas voltadas ao uso de tecnologias digitais prioriza o entretenimento ou a eficiência técnica, sem explorar plenamente seu potencial para promover a conscientização crítica sobre os impactos dessas transformações. </w:t>
-      </w:r>
-      <w:r>
-        <w:rPr>
-          <w:rFonts w:eastAsia="Arial" w:cs="Arial"/>
-          <w:noProof/>
-        </w:rPr>
-        <w:t xml:space="preserve">Além disso, a própria dificuldade de integração efetiva das tecnologias no contexto educacional limita o desenvolvimento de práticas pedagógicas inovadoras e acessíveis </w:t>
-      </w:r>
-      <w:commentRangeStart w:id="9"/>
-      <w:r>
-        <w:rPr>
-          <w:rFonts w:eastAsia="Arial" w:cs="Arial"/>
-          <w:noProof/>
-        </w:rPr>
-        <w:t>(</w:t>
-      </w:r>
-      <w:r>
-        <w:rPr>
-          <w:rFonts w:eastAsia="Arial" w:cs="Arial"/>
-          <w:noProof/>
-        </w:rPr>
-        <w:t>Salvatierra</w:t>
-      </w:r>
-      <w:r>
-        <w:rPr>
-          <w:rFonts w:eastAsia="Arial" w:cs="Arial"/>
-          <w:noProof/>
-        </w:rPr>
-        <w:t xml:space="preserve">, 2023). </w:t>
-      </w:r>
-      <w:commentRangeEnd w:id="9"/>
-      <w:r>
-        <w:rPr>
-          <w:rStyle w:val="CommentReference"/>
-        </w:rPr>
-        <w:commentReference w:id="9"/>
-      </w:r>
-    </w:p>
-    <w:p>
-      <w:pPr>
-        <w:spacing w:before="240" w:after="240"/>
-        <w:rPr>
-          <w:rFonts w:eastAsia="Arial" w:cs="Arial"/>
-          <w:noProof/>
-        </w:rPr>
-      </w:pPr>
-      <w:r>
-        <w:rPr>
-          <w:rFonts w:eastAsia="Arial" w:cs="Arial"/>
-          <w:noProof/>
-        </w:rPr>
-        <w:t>N</w:t>
-      </w:r>
-      <w:r>
-        <w:rPr>
-          <w:rFonts w:eastAsia="Arial" w:cs="Arial"/>
-          <w:noProof/>
-        </w:rPr>
-        <w:t>o contexto apresentado</w:t>
-      </w:r>
-      <w:r>
-        <w:rPr>
-          <w:rFonts w:eastAsia="Arial" w:cs="Arial"/>
-          <w:noProof/>
-        </w:rPr>
-        <w:t>, observa-se a necessidade de desenvolver abordagens que integrem elementos educativos a experiências interativas, permitindo que os indivíduos compreendam, de forma prática, as consequências de decisões relacionadas ao uso dos recursos, à urbanização e à automação. Dessa forma, torna-se possível contribuir para o desenvolvimento do pensamento crítico e da consciência socioambiental, em consonância com os Objetivos de Desenvolvimento Sustentável, especialmente a ODS 9 (Indústria, Inovação e Infraestrutura), ODS 11 (Cidades e Comunidades Sustentáveis) e ODS 12 (Consumo e Produção Responsáveis)</w:t>
-      </w:r>
-      <w:r>
-        <w:rPr>
-          <w:rFonts w:eastAsia="Arial" w:cs="Arial"/>
-          <w:noProof/>
-        </w:rPr>
+        <w:t>MJV Innovation</w:t>
+      </w:r>
+      <w:r>
+        <w:rPr>
+          <w:highlight w:val="yellow"/>
+        </w:rPr>
+        <w:t>, 20</w:t>
+      </w:r>
+      <w:r>
+        <w:rPr>
+          <w:highlight w:val="yellow"/>
+        </w:rPr>
+        <w:t>22</w:t>
+      </w:r>
+      <w:r>
+        <w:rPr>
+          <w:highlight w:val="yellow"/>
+        </w:rPr>
+        <w:t>)</w:t>
+      </w:r>
+      <w:commentRangeEnd w:id="25"/>
+      <w:r>
+        <w:rPr>
+          <w:highlight w:val="yellow"/>
+        </w:rPr>
+        <w:commentReference w:id="25"/>
+      </w:r>
+      <w:r>
         <w:t>.</w:t>
       </w:r>
-      <w:commentRangeEnd w:id="8"/>
-      <w:r>
-        <w:rPr>
-          <w:rStyle w:val="CommentReference"/>
-        </w:rPr>
-        <w:commentReference w:id="8"/>
-      </w:r>
     </w:p>
     <w:p>
       <w:pPr>
         <w:pStyle w:val="Ttulo2"/>
-      </w:pPr>
-      <w:bookmarkStart w:name="_Toc232412719" w:id="10"/>
-      <w:commentRangeStart w:id="11"/>
-      <w:r>
-        <w:t>Justificativa</w:t>
-      </w:r>
-      <w:bookmarkEnd w:id="10"/>
-    </w:p>
-    <w:p>
-      <w:pPr>
-        <w:rPr>
-          <w:rFonts w:eastAsia="Arial" w:cs="Arial"/>
-          <w:noProof/>
-          <w:szCs w:val="24"/>
-        </w:rPr>
-      </w:pPr>
-      <w:commentRangeStart w:id="12"/>
-      <w:r>
-        <w:rPr>
-          <w:rFonts w:eastAsia="Arial" w:cs="Arial"/>
-          <w:noProof/>
-          <w:szCs w:val="24"/>
-          <w:highlight w:val="yellow"/>
-        </w:rPr>
-        <w:t>O uso de jogos digitais como ferramentas educacionais</w:t>
-      </w:r>
-      <w:r>
-        <w:rPr>
-          <w:rFonts w:eastAsia="Arial" w:cs="Arial"/>
-          <w:noProof/>
-          <w:szCs w:val="24"/>
-        </w:rPr>
-        <w:t xml:space="preserve"> apresenta grande potencial para a conscientização de diferentes públicos, desde os mais jovens até os mais velhos. Essa abordagem ganhou ainda mais relevância no contexto da pandemia, período em que o ensino passou a ocorrer majoritariamente por meio de plataformas digitais, aproximando o uso da tecnologia do cotidiano educacional. Nesse cenário, os jogos destacam-se por serem uma linguagem mais acessível e atrativa, especialmente para o público jovem, facilitando o engajamento e a assimilação de conteúdos complexos (SICT, 2024).</w:t>
-      </w:r>
-    </w:p>
-    <w:p>
-      <w:r>
-        <w:rPr>
-          <w:rFonts w:eastAsia="Arial" w:cs="Arial"/>
-          <w:noProof/>
-          <w:szCs w:val="24"/>
-        </w:rPr>
-        <w:t xml:space="preserve">Além disso, </w:t>
-      </w:r>
-      <w:r>
-        <w:rPr>
-          <w:rFonts w:eastAsia="Arial" w:cs="Arial"/>
-          <w:noProof/>
-          <w:szCs w:val="24"/>
-          <w:highlight w:val="yellow"/>
-        </w:rPr>
-        <w:t>jogos que incorporam elementos típicos do entretenimento tendem a captar mais a atenção dos usuários</w:t>
-      </w:r>
-      <w:r>
-        <w:rPr>
-          <w:rFonts w:eastAsia="Arial" w:cs="Arial"/>
-          <w:noProof/>
-          <w:szCs w:val="24"/>
-        </w:rPr>
-        <w:t>, tornando o processo de aprendizagem mais envolvente. Ao integrar conteúdos educativos de forma indireta ou direta, esses jogos possibilitam a construção de uma visão crítica sobre temas relevantes, como a relação entre urbanização acelerada e preservação ambiental. Dessa forma, o jogador passa a compreender, de maneira prática e interativa, a importância de equilibrar o desenvolvimento das cidades com a conservação da natureza (SICT, 2024).</w:t>
-      </w:r>
-    </w:p>
-    <w:p>
-      <w:r>
-        <w:rPr>
-          <w:rFonts w:eastAsia="Arial" w:cs="Arial"/>
-          <w:noProof/>
-          <w:szCs w:val="24"/>
-        </w:rPr>
-        <w:t>Dentro desse contexto, existem exemplos de jogos que abordam a temática da preservação ambiental e os impactos da ação humana sobre a natureza. Um exemplo é o jogo Endling: Extinction is Forever (2022), no qual o jogador controla uma raposa em um ambiente degradado pela intervenção humana, enfrentando desafios para sobreviver enquanto cuida de seus filhotes. O jogo não apenas retrata a devastação ambiental, mas também promove reflexões sobre a importância da conservação dos ecossistemas e as consequências da exploração descontrolada dos recursos naturais (LIMA, 2022).</w:t>
-      </w:r>
-    </w:p>
-    <w:p>
-      <w:r>
-        <w:rPr>
-          <w:rFonts w:eastAsia="Arial" w:cs="Arial"/>
-          <w:noProof/>
-          <w:szCs w:val="24"/>
-        </w:rPr>
-        <w:t>Diante desse cenário, torna-se evidente a importância de desenvolver soluções educativas inovadoras que utilizem o potencial dos jogos digitais para promover a conscientização socioambiental. Nesse sentido, a criação do projeto Thermautomata justifica-se pela proposta de simular, de forma interativa, o equilíbrio entre o avanço tecnológico, o crescimento urbano e a preservação da natureza. Ao permitir que os usuários experimentem as consequências de suas decisões dentro do jogo, a ferramenta contribui para o desenvolvimento do pensamento crítico e para a formação de uma consciência mais sustentável, alinhando-se às demandas contemporâneas de educação e responsabilidade ambiental.</w:t>
-      </w:r>
-      <w:commentRangeEnd w:id="12"/>
-      <w:r>
-        <w:rPr>
-          <w:rStyle w:val="Refdecomentrio"/>
-        </w:rPr>
-        <w:commentReference w:id="12"/>
-      </w:r>
-      <w:commentRangeEnd w:id="11"/>
-      <w:r>
-        <w:rPr>
-          <w:rStyle w:val="Refdecomentrio"/>
-        </w:rPr>
-        <w:commentReference w:id="11"/>
-      </w:r>
-    </w:p>
-    <w:p>
-      <w:pPr>
-        <w:pStyle w:val="Ttulo2"/>
-      </w:pPr>
-      <w:bookmarkStart w:name="_Toc232412720" w:id="13"/>
-      <w:r>
-        <w:t>Objetivos</w:t>
-      </w:r>
-      <w:bookmarkEnd w:id="13"/>
-    </w:p>
-    <w:p>
-      <w:pPr>
-        <w:pStyle w:val="Ttulo3"/>
-      </w:pPr>
-      <w:bookmarkStart w:name="_Toc232412721" w:id="14"/>
-      <w:r>
-        <w:t>Objetivo Geral</w:t>
-      </w:r>
-      <w:bookmarkEnd w:id="14"/>
-    </w:p>
-    <w:p>
-      <w:pPr>
-        <w:rPr>
-          <w:noProof/>
-        </w:rPr>
-      </w:pPr>
-      <w:r>
-        <w:rPr>
-          <w:noProof/>
-        </w:rPr>
-        <w:t>Lorem ipsum dolor sit amet, consectetuer adipiscing elit. Maecenas porttitor congue massa. Fusce posuere, magna sed pulvinar ultricies, purus lectus malesuada libero, sit amet commodo magna eros quis urna.</w:t>
-      </w:r>
-    </w:p>
-    <w:p>
-      <w:pPr>
-        <w:rPr>
-          <w:noProof/>
-        </w:rPr>
-      </w:pPr>
-      <w:r>
-        <w:rPr>
-          <w:noProof/>
-        </w:rPr>
-        <w:t>Nunc viverra imperdiet enim. Fusce est. Vivamus a tellus.</w:t>
-      </w:r>
-    </w:p>
-    <w:p>
-      <w:pPr>
-        <w:rPr>
-          <w:noProof/>
-        </w:rPr>
-      </w:pPr>
-      <w:r>
-        <w:rPr>
-          <w:noProof/>
-        </w:rPr>
-        <w:t>Pellentesque habitant morbi tristique senectus et netus et malesuada fames ac turpis egestas. Proin pharetra nonummy pede. Mauris et orci.</w:t>
-      </w:r>
-    </w:p>
-    <w:p>
-      <w:pPr>
-        <w:rPr>
-          <w:noProof/>
-        </w:rPr>
-      </w:pPr>
-      <w:r>
-        <w:rPr>
-          <w:noProof/>
-        </w:rPr>
-        <w:t>Aenean nec lorem. In porttitor. Donec laoreet nonummy augue.</w:t>
-      </w:r>
-    </w:p>
-    <w:p>
-      <w:r>
-        <w:rPr>
-          <w:noProof/>
-        </w:rPr>
-        <w:t>Suspendisse dui purus, scelerisque at, vulputate vitae, pretium mattis, nunc. Mauris eget neque at sem venenatis eleifend. Ut nonummy.</w:t>
-      </w:r>
-    </w:p>
-    <w:p>
-      <w:pPr>
-        <w:pStyle w:val="Ttulo3"/>
-      </w:pPr>
-      <w:bookmarkStart w:name="_Toc232412722" w:id="15"/>
-      <w:r>
-        <w:t>Objetivos Específicos</w:t>
-      </w:r>
-      <w:bookmarkEnd w:id="15"/>
-    </w:p>
-    <w:p>
-      <w:pPr>
-        <w:rPr>
-          <w:noProof/>
-        </w:rPr>
-      </w:pPr>
-      <w:r>
-        <w:rPr>
-          <w:noProof/>
-        </w:rPr>
-        <w:t>Lorem ipsum dolor sit amet, consectetuer adipiscing elit. Maecenas porttitor congue massa. Fusce posuere, magna sed pulvinar ultricies, purus lectus malesuada libero, sit amet commodo magna eros quis urna.</w:t>
-      </w:r>
-    </w:p>
-    <w:p>
-      <w:pPr>
-        <w:rPr>
-          <w:noProof/>
-        </w:rPr>
-      </w:pPr>
-      <w:r>
-        <w:rPr>
-          <w:noProof/>
-        </w:rPr>
-        <w:t>Nunc viverra imperdiet enim. Fusce est. Vivamus a tellus.</w:t>
-      </w:r>
-    </w:p>
-    <w:p>
-      <w:pPr>
-        <w:rPr>
-          <w:noProof/>
-        </w:rPr>
-      </w:pPr>
-      <w:r>
-        <w:rPr>
-          <w:noProof/>
-        </w:rPr>
-        <w:t>Pellentesque habitant morbi tristique senectus et netus et malesuada fames ac turpis egestas. Proin pharetra nonummy pede. Mauris et orci.</w:t>
-      </w:r>
-    </w:p>
-    <w:p>
-      <w:pPr>
-        <w:rPr>
-          <w:noProof/>
-        </w:rPr>
-      </w:pPr>
-      <w:r>
-        <w:rPr>
-          <w:noProof/>
-        </w:rPr>
-        <w:t>Aenean nec lorem. In porttitor. Donec laoreet nonummy augue.</w:t>
-      </w:r>
-    </w:p>
-    <w:p>
-      <w:r>
-        <w:rPr>
-          <w:noProof/>
-        </w:rPr>
-        <w:t>Suspendisse dui purus, scelerisque at, vulputate vitae, pretium mattis, nunc. Mauris eget neque at sem venenatis eleifend. Ut nonummy.</w:t>
-      </w:r>
-    </w:p>
-    <w:p>
-      <w:pPr>
-        <w:pStyle w:val="Ttulo2"/>
-      </w:pPr>
-      <w:bookmarkStart w:name="_Toc232412723" w:id="16"/>
-      <w:r>
-        <w:t>Metodologia</w:t>
-      </w:r>
-      <w:bookmarkEnd w:id="16"/>
-    </w:p>
-    <w:p>
-      <w:pPr>
-        <w:rPr>
-          <w:noProof/>
-        </w:rPr>
-      </w:pPr>
-      <w:r>
-        <w:rPr>
-          <w:noProof/>
-        </w:rPr>
-        <w:t>Lorem ipsum dolor sit amet, consectetuer adipiscing elit. Maecenas porttitor congue massa. Fusce posuere, magna sed pulvinar ultricies, purus lectus malesuada libero, sit amet commodo magna eros quis urna.</w:t>
-      </w:r>
-    </w:p>
-    <w:p>
-      <w:pPr>
-        <w:rPr>
-          <w:noProof/>
-        </w:rPr>
-      </w:pPr>
-      <w:r>
-        <w:rPr>
-          <w:noProof/>
-        </w:rPr>
-        <w:t>Nunc viverra imperdiet enim. Fusce est. Vivamus a tellus.</w:t>
-      </w:r>
-    </w:p>
-    <w:p>
-      <w:pPr>
-        <w:rPr>
-          <w:noProof/>
-        </w:rPr>
-      </w:pPr>
-      <w:r>
-        <w:rPr>
-          <w:noProof/>
-        </w:rPr>
-        <w:t>Pellentesque habitant morbi tristique senectus et netus et malesuada fames ac turpis egestas. Proin pharetra nonummy pede. Mauris et orci.</w:t>
-      </w:r>
-    </w:p>
-    <w:p>
-      <w:pPr>
-        <w:rPr>
-          <w:noProof/>
-        </w:rPr>
-      </w:pPr>
-      <w:r>
-        <w:rPr>
-          <w:noProof/>
-        </w:rPr>
-        <w:t>Aenean nec lorem. In porttitor. Donec laoreet nonummy augue.</w:t>
-      </w:r>
-    </w:p>
-    <w:p>
-      <w:r>
-        <w:rPr>
-          <w:noProof/>
-        </w:rPr>
-        <w:t>Suspendisse dui purus, scelerisque at, vulputate vitae, pretium mattis, nunc. Mauris eget neque at sem venenatis eleifend. Ut nonummy.</w:t>
-      </w:r>
-    </w:p>
-    <w:p>
-      <w:pPr>
-        <w:pStyle w:val="Ttulo2"/>
-      </w:pPr>
-      <w:bookmarkStart w:name="_Toc232412724" w:id="17"/>
-      <w:r>
-        <w:t>Resultados Esperados</w:t>
-      </w:r>
-      <w:bookmarkEnd w:id="17"/>
-    </w:p>
-    <w:p>
-      <w:pPr>
-        <w:rPr>
-          <w:noProof/>
-        </w:rPr>
-      </w:pPr>
-      <w:r>
-        <w:rPr>
-          <w:noProof/>
-        </w:rPr>
-        <w:t>Lorem ipsum dolor sit amet, consectetuer adipiscing elit. Maecenas porttitor congue massa. Fusce posuere, magna sed pulvinar ultricies, purus lectus malesuada libero, sit amet commodo magna eros quis urna.</w:t>
-      </w:r>
-    </w:p>
-    <w:p>
-      <w:pPr>
-        <w:rPr>
-          <w:noProof/>
-        </w:rPr>
-      </w:pPr>
-      <w:r>
-        <w:rPr>
-          <w:noProof/>
-        </w:rPr>
-        <w:t>Nunc viverra imperdiet enim. Fusce est. Vivamus a tellus.</w:t>
-      </w:r>
-    </w:p>
-    <w:p>
-      <w:pPr>
-        <w:rPr>
-          <w:noProof/>
-        </w:rPr>
-      </w:pPr>
-      <w:r>
-        <w:rPr>
-          <w:noProof/>
-        </w:rPr>
-        <w:t>Pellentesque habitant morbi tristique senectus et netus et malesuada fames ac turpis egestas. Proin pharetra nonummy pede. Mauris et orci.</w:t>
-      </w:r>
-    </w:p>
-    <w:p>
-      <w:pPr>
-        <w:rPr>
-          <w:noProof/>
-        </w:rPr>
-      </w:pPr>
-      <w:r>
-        <w:rPr>
-          <w:noProof/>
-        </w:rPr>
-        <w:t>Aenean nec lorem. In porttitor. Donec laoreet nonummy augue.</w:t>
-      </w:r>
-    </w:p>
-    <w:p>
-      <w:r>
-        <w:rPr>
-          <w:noProof/>
-        </w:rPr>
-        <w:t>Suspendisse dui purus, scelerisque at, vulputate vitae, pretium mattis, nunc. Mauris eget neque at sem venenatis eleifend. Ut nonummy.</w:t>
-      </w:r>
-    </w:p>
-    <w:p>
-      <w:r>
-        <w:br w:type="page"/>
-      </w:r>
-    </w:p>
-    <w:p>
-      <w:pPr>
-        <w:pStyle w:val="Ttulo1"/>
-      </w:pPr>
-      <w:bookmarkStart w:name="_Toc232412725" w:id="18"/>
-      <w:r>
-        <w:t>REFERENCIAL TEÓRICO</w:t>
-      </w:r>
-      <w:bookmarkEnd w:id="18"/>
-    </w:p>
-    <w:p>
-      <w:pPr>
-        <w:rPr>
-          <w:noProof/>
-        </w:rPr>
-      </w:pPr>
-      <w:r>
-        <w:rPr>
-          <w:noProof/>
-        </w:rPr>
-        <w:t>Lorem ipsum dolor sit amet, consectetuer adipiscing elit. Maecenas porttitor congue massa. Fusce posuere, magna sed pulvinar ultricies, purus lectus malesuada libero, sit amet commodo magna eros quis urna.</w:t>
-      </w:r>
-    </w:p>
-    <w:p>
-      <w:pPr>
-        <w:rPr>
-          <w:noProof/>
-        </w:rPr>
-      </w:pPr>
-      <w:r>
-        <w:rPr>
-          <w:noProof/>
-        </w:rPr>
-        <w:t>Nunc viverra imperdiet enim. Fusce est. Vivamus a tellus.</w:t>
-      </w:r>
-    </w:p>
-    <w:p>
-      <w:pPr>
-        <w:rPr>
-          <w:noProof/>
-        </w:rPr>
-      </w:pPr>
-      <w:r>
-        <w:rPr>
-          <w:noProof/>
-        </w:rPr>
-        <w:t>Pellentesque habitant morbi tristique senectus et netus et malesuada fames ac turpis egestas. Proin pharetra nonummy pede. Mauris et orci.</w:t>
-      </w:r>
-    </w:p>
-    <w:p>
-      <w:pPr>
-        <w:rPr>
-          <w:noProof/>
-        </w:rPr>
-      </w:pPr>
-      <w:r>
-        <w:rPr>
-          <w:noProof/>
-        </w:rPr>
-        <w:t>Aenean nec lorem. In porttitor. Donec laoreet nonummy augue.</w:t>
-      </w:r>
-    </w:p>
-    <w:p>
-      <w:r>
-        <w:rPr>
-          <w:noProof/>
-        </w:rPr>
-        <w:t>Suspendisse dui purus, scelerisque at, vulputate vitae, pretium mattis, nunc. Mauris eget neque at sem venenatis eleifend. Ut nonummy.</w:t>
-      </w:r>
-    </w:p>
-    <w:p>
-      <w:pPr>
-        <w:pStyle w:val="Ttulo2"/>
-      </w:pPr>
-      <w:bookmarkStart w:name="_Toc232412726" w:id="19"/>
-      <w:r>
-        <w:t>Simulando um subtítulo</w:t>
-      </w:r>
-      <w:bookmarkEnd w:id="19"/>
-    </w:p>
-    <w:p>
-      <w:pPr>
-        <w:rPr>
-          <w:noProof/>
-        </w:rPr>
-      </w:pPr>
-      <w:r>
-        <w:rPr>
-          <w:noProof/>
-        </w:rPr>
-        <w:t>Lorem ipsum dolor sit amet, consectetuer adipiscing elit. Maecenas porttitor congue massa. Fusce posuere, magna sed pulvinar ultricies, purus lectus malesuada libero, sit amet commodo magna eros quis urna.</w:t>
-      </w:r>
-    </w:p>
-    <w:p>
-      <w:pPr>
-        <w:rPr>
-          <w:noProof/>
-        </w:rPr>
-      </w:pPr>
-      <w:r>
-        <w:rPr>
-          <w:noProof/>
-        </w:rPr>
-        <w:t>Nunc viverra imperdiet enim. Fusce est. Vivamus a tellus.</w:t>
-      </w:r>
-    </w:p>
-    <w:p>
-      <w:pPr>
-        <w:rPr>
-          <w:noProof/>
-        </w:rPr>
-      </w:pPr>
-      <w:r>
-        <w:rPr>
-          <w:noProof/>
-        </w:rPr>
-        <w:t>Pellentesque habitant morbi tristique senectus et netus et malesuada fames ac turpis egestas. Proin pharetra nonummy pede. Mauris et orci.</w:t>
-      </w:r>
-    </w:p>
-    <w:p>
-      <w:pPr>
-        <w:rPr>
-          <w:noProof/>
-        </w:rPr>
-      </w:pPr>
-      <w:r>
-        <w:rPr>
-          <w:noProof/>
-        </w:rPr>
-        <w:t>Aenean nec lorem. In porttitor. Donec laoreet nonummy augue.</w:t>
-      </w:r>
-    </w:p>
-    <w:p>
-      <w:r>
-        <w:rPr>
-          <w:noProof/>
-        </w:rPr>
-        <w:t>Suspendisse dui purus, scelerisque at, vulputate vitae, pretium mattis, nunc. Mauris eget neque at sem venenatis eleifend. Ut nonummy.</w:t>
-      </w:r>
-    </w:p>
-    <w:p>
-      <w:pPr>
-        <w:pStyle w:val="Ttulo3"/>
-      </w:pPr>
-      <w:bookmarkStart w:name="_Toc232412727" w:id="20"/>
-      <w:r>
-        <w:t>Aura</w:t>
-      </w:r>
-      <w:bookmarkEnd w:id="20"/>
-    </w:p>
-    <w:p>
-      <w:pPr>
-        <w:rPr>
-          <w:noProof/>
-        </w:rPr>
-      </w:pPr>
-      <w:r>
-        <w:rPr>
-          <w:noProof/>
-        </w:rPr>
-        <w:t>Lorem ipsum dolor sit amet, consectetuer adipiscing elit. Maecenas porttitor congue massa. Fusce posuere, magna sed pulvinar ultricies, purus lectus malesuada libero, sit amet commodo magna eros quis urna.</w:t>
-      </w:r>
-    </w:p>
-    <w:p>
-      <w:pPr>
-        <w:rPr>
-          <w:noProof/>
-        </w:rPr>
-      </w:pPr>
-      <w:r>
-        <w:rPr>
-          <w:noProof/>
-        </w:rPr>
-        <w:t>Nunc viverra imperdiet enim. Fusce est. Vivamus a tellus.</w:t>
-      </w:r>
-    </w:p>
-    <w:p>
-      <w:pPr>
-        <w:rPr>
-          <w:noProof/>
-        </w:rPr>
-      </w:pPr>
-      <w:r>
-        <w:rPr>
-          <w:noProof/>
-        </w:rPr>
-        <w:t>Pellentesque habitant morbi tristique senectus et netus et malesuada fames ac turpis egestas. Proin pharetra nonummy pede. Mauris et orci.</w:t>
-      </w:r>
-    </w:p>
-    <w:p>
-      <w:pPr>
-        <w:rPr>
-          <w:noProof/>
-        </w:rPr>
-      </w:pPr>
-      <w:r>
-        <w:rPr>
-          <w:noProof/>
-        </w:rPr>
-        <w:t>Aenean nec lorem. In porttitor. Donec laoreet nonummy augue.</w:t>
-      </w:r>
-    </w:p>
-    <w:p>
-      <w:r>
-        <w:rPr>
-          <w:noProof/>
-        </w:rPr>
-        <w:t>Suspendisse dui purus, scelerisque at, vulputate vitae, pretium mattis, nunc. Mauris eget neque at sem venenatis eleifend. Ut nonummy.</w:t>
-      </w:r>
-    </w:p>
-    <w:p>
-      <w:pPr>
-        <w:pStyle w:val="Ttulo2"/>
-      </w:pPr>
-      <w:bookmarkStart w:name="_Toc232412728" w:id="21"/>
-      <w:r>
-        <w:t>Outro subtítulo</w:t>
-      </w:r>
-      <w:bookmarkEnd w:id="21"/>
-    </w:p>
-    <w:p>
-      <w:pPr>
-        <w:rPr>
-          <w:noProof/>
-        </w:rPr>
-      </w:pPr>
-      <w:r>
-        <w:rPr>
-          <w:noProof/>
-        </w:rPr>
-        <w:t>Lorem ipsum dolor sit amet, consectetuer adipiscing elit. Maecenas porttitor congue massa. Fusce posuere, magna sed pulvinar ultricies, purus lectus malesuada libero, sit amet commodo magna eros quis urna.</w:t>
-      </w:r>
-    </w:p>
-    <w:p>
-      <w:pPr>
-        <w:rPr>
-          <w:noProof/>
-        </w:rPr>
-      </w:pPr>
-      <w:r>
-        <w:rPr>
-          <w:noProof/>
-        </w:rPr>
-        <w:t>Nunc viverra imperdiet enim. Fusce est. Vivamus a tellus.</w:t>
-      </w:r>
-    </w:p>
-    <w:p>
-      <w:pPr>
-        <w:rPr>
-          <w:noProof/>
-        </w:rPr>
-      </w:pPr>
-      <w:r>
-        <w:rPr>
-          <w:noProof/>
-        </w:rPr>
-        <w:t>Pellentesque habitant morbi tristique senectus et netus et malesuada fames ac turpis egestas. Proin pharetra nonummy pede. Mauris et orci.</w:t>
-      </w:r>
-    </w:p>
-    <w:p>
-      <w:pPr>
-        <w:rPr>
-          <w:noProof/>
-        </w:rPr>
-      </w:pPr>
-      <w:r>
-        <w:rPr>
-          <w:noProof/>
-        </w:rPr>
-        <w:t>Aenean nec lorem. In porttitor. Donec laoreet nonummy augue.</w:t>
-      </w:r>
-    </w:p>
-    <w:p>
-      <w:r>
-        <w:rPr>
-          <w:noProof/>
-        </w:rPr>
-        <w:t>Suspendisse dui purus, scelerisque at, vulputate vitae, pretium mattis, nunc. Mauris eget neque at sem venenatis eleifend. Ut nonummy.</w:t>
-      </w:r>
-    </w:p>
-    <w:p>
-      <w:pPr>
-        <w:pStyle w:val="Ttulo3"/>
-      </w:pPr>
-      <w:bookmarkStart w:name="_Toc232412729" w:id="22"/>
-      <w:r>
-        <w:t>Eita</w:t>
-      </w:r>
-      <w:bookmarkEnd w:id="22"/>
-    </w:p>
-    <w:p>
-      <w:pPr>
-        <w:rPr>
-          <w:noProof/>
-        </w:rPr>
-      </w:pPr>
-      <w:r>
-        <w:rPr>
-          <w:noProof/>
-        </w:rPr>
-        <w:t>Lorem ipsum dolor sit amet, consectetuer adipiscing elit. Maecenas porttitor congue massa. Fusce posuere, magna sed pulvinar ultricies, purus lectus malesuada libero, sit amet commodo magna eros quis urna.</w:t>
-      </w:r>
-    </w:p>
-    <w:p>
-      <w:pPr>
-        <w:rPr>
-          <w:noProof/>
-        </w:rPr>
-      </w:pPr>
-      <w:r>
-        <w:rPr>
-          <w:noProof/>
-        </w:rPr>
-        <w:t>Nunc viverra imperdiet enim. Fusce est. Vivamus a tellus.</w:t>
-      </w:r>
-    </w:p>
-    <w:p>
-      <w:pPr>
-        <w:rPr>
-          <w:noProof/>
-        </w:rPr>
-      </w:pPr>
-      <w:r>
-        <w:rPr>
-          <w:noProof/>
-        </w:rPr>
-        <w:t>Pellentesque habitant morbi tristique senectus et netus et malesuada fames ac turpis egestas. Proin pharetra nonummy pede. Mauris et orci.</w:t>
-      </w:r>
-    </w:p>
-    <w:p>
-      <w:pPr>
-        <w:rPr>
-          <w:noProof/>
-        </w:rPr>
-      </w:pPr>
-      <w:r>
-        <w:rPr>
-          <w:noProof/>
-        </w:rPr>
-        <w:t>Aenean nec lorem. In porttitor. Donec laoreet nonummy augue.</w:t>
-      </w:r>
-    </w:p>
-    <w:p>
-      <w:pPr>
-        <w:rPr>
-          <w:noProof/>
-        </w:rPr>
-      </w:pPr>
-      <w:r>
-        <w:rPr>
-          <w:noProof/>
-        </w:rPr>
-        <w:t>Suspendisse dui purus, scelerisque at, vulputate vitae, pretium mattis, nunc. Mauris eget neque at sem venenatis eleifend. Ut nonummy.</w:t>
-      </w:r>
-    </w:p>
-    <w:p>
-      <w:pPr>
-        <w:pStyle w:val="Ttulo4"/>
-        <w:rPr>
-          <w:noProof/>
-        </w:rPr>
-      </w:pPr>
-      <w:bookmarkStart w:name="_Toc232412730" w:id="23"/>
-      <w:r>
-        <w:rPr>
-          <w:noProof/>
-        </w:rPr>
-        <w:t>Echa</w:t>
-      </w:r>
-      <w:bookmarkEnd w:id="23"/>
-    </w:p>
-    <w:p>
-      <w:pPr>
-        <w:pStyle w:val="Ttulo5"/>
-      </w:pPr>
-      <w:bookmarkStart w:name="_Toc232412731" w:id="24"/>
-      <w:r>
-        <w:t>Ave</w:t>
-      </w:r>
-      <w:bookmarkEnd w:id="24"/>
-    </w:p>
-    <w:p>
-      <w:pPr>
-        <w:rPr>
-          <w:noProof/>
-        </w:rPr>
-      </w:pPr>
-      <w:r>
-        <w:rPr>
-          <w:noProof/>
-        </w:rPr>
-        <w:br w:type="page"/>
-      </w:r>
-    </w:p>
-    <w:p>
-      <w:pPr>
-        <w:pStyle w:val="Ttulo1"/>
-      </w:pPr>
-      <w:bookmarkStart w:name="_Toc232412732" w:id="25"/>
-      <w:r>
-        <w:t>IMERSÃO</w:t>
-      </w:r>
-      <w:bookmarkEnd w:id="25"/>
-    </w:p>
-    <w:p>
-      <w:r>
-        <w:rPr/>
-        <w:t xml:space="preserve">A imersão constitui a primeira etapa do processo, voltada </w:t>
-      </w:r>
-      <w:r>
-        <w:rPr/>
-        <w:t>á</w:t>
-      </w:r>
-      <w:r>
-        <w:rPr/>
-        <w:t xml:space="preserve"> </w:t>
-      </w:r>
-      <w:r>
-        <w:softHyphen/>
-      </w:r>
-      <w:r>
-        <w:rPr/>
-        <w:t xml:space="preserve">compreensão aprofundada do problema a ser resolvido. No contexto do projeto, essa fase envolveu a observação do cenário e a realização de uma pesquisa de campo, com o objetivo de entender melhor as necessidades dos usuários e avaliar a viabilidade da proposta </w:t>
-      </w:r>
-      <w:commentRangeStart w:id="26"/>
-      <w:r>
-        <w:rPr/>
-        <w:t>(</w:t>
-      </w:r>
-      <w:r>
-        <w:rPr/>
-        <w:t>MJV Innovation</w:t>
-      </w:r>
-      <w:r>
-        <w:rPr/>
-        <w:t>, 20</w:t>
-      </w:r>
-      <w:r>
-        <w:rPr/>
-        <w:t>22</w:t>
-      </w:r>
-      <w:r>
-        <w:rPr/>
-        <w:t>)</w:t>
-      </w:r>
-      <w:commentRangeEnd w:id="26"/>
-      <w:r>
-        <w:rPr>
-          <w:rStyle w:val="CommentReference"/>
-        </w:rPr>
-        <w:commentReference w:id="26"/>
-      </w:r>
-    </w:p>
-    <w:p>
-      <w:pPr>
-        <w:pStyle w:val="Ttulo2"/>
-        <w:rPr>
-          <w:noProof/>
-        </w:rPr>
-      </w:pPr>
-      <w:bookmarkStart w:name="_Toc232412733" w:id="27"/>
+        <w:rPr>
+          <w:noProof/>
+        </w:rPr>
+      </w:pPr>
+      <w:bookmarkStart w:name="_Toc232412733" w:id="26"/>
       <w:r>
         <w:rPr>
           <w:noProof/>
         </w:rPr>
         <w:t>Caderno de Sensibilidade</w:t>
       </w:r>
-      <w:bookmarkEnd w:id="27"/>
+      <w:bookmarkEnd w:id="26"/>
     </w:p>
     <w:p>
       <w:pPr>
@@ -4320,23 +4596,12 @@
         <w:pStyle w:val="Citao"/>
       </w:pPr>
       <w:r>
-        <w:rPr/>
-        <w:t>(</w:t>
-      </w:r>
-      <w:r>
-        <w:rPr/>
-        <w:t>MJV</w:t>
-      </w:r>
-      <w:r>
-        <w:rPr/>
-        <w:t xml:space="preserve"> </w:t>
-      </w:r>
-      <w:r>
-        <w:rPr/>
+        <w:t xml:space="preserve">(MJV </w:t>
+      </w:r>
+      <w:r>
         <w:t>Innovation</w:t>
       </w:r>
       <w:r>
-        <w:rPr/>
         <w:t>, 2016)</w:t>
       </w:r>
     </w:p>
@@ -4345,7 +4610,7 @@
         <w:pStyle w:val="Legenda"/>
         <w:keepNext/>
       </w:pPr>
-      <w:bookmarkStart w:name="_Toc232412742" w:id="28"/>
+      <w:bookmarkStart w:name="_Toc232412742" w:id="27"/>
       <w:r>
         <w:t xml:space="preserve">Figura </w:t>
       </w:r>
@@ -4370,7 +4635,7 @@
       <w:r>
         <w:t>: Caderno de Sensibilidade</w:t>
       </w:r>
-      <w:bookmarkEnd w:id="28"/>
+      <w:bookmarkEnd w:id="27"/>
     </w:p>
     <w:p>
       <w:pPr>
@@ -4434,25 +4699,12 @@
         <w:ind w:firstLine="0"/>
       </w:pPr>
       <w:r>
-        <w:rPr/>
         <w:t xml:space="preserve">Fonte: </w:t>
       </w:r>
       <w:r>
-        <w:rPr>
-          <w:noProof/>
-          <w:lang w:val="pt-BR"/>
-        </w:rPr>
-        <w:t>MJV</w:t>
-      </w:r>
-      <w:r>
-        <w:rPr>
-          <w:noProof/>
-          <w:lang w:val="pt-BR"/>
-        </w:rPr>
-        <w:t xml:space="preserve"> Innovation</w:t>
-      </w:r>
-      <w:r>
-        <w:rPr/>
+        <w:t>MJV Innovation</w:t>
+      </w:r>
+      <w:r>
         <w:t>, 2015</w:t>
       </w:r>
     </w:p>
@@ -4461,7 +4713,7 @@
         <w:pStyle w:val="Legenda"/>
         <w:keepNext/>
       </w:pPr>
-      <w:bookmarkStart w:name="_Toc226613168" w:id="29"/>
+      <w:bookmarkStart w:name="_Toc226613168" w:id="28"/>
       <w:r>
         <w:t xml:space="preserve">Quadro </w:t>
       </w:r>
@@ -4486,7 +4738,7 @@
       <w:r>
         <w:t>: Sentimentos e Reações</w:t>
       </w:r>
-      <w:bookmarkEnd w:id="29"/>
+      <w:bookmarkEnd w:id="28"/>
     </w:p>
     <w:tbl>
       <w:tblPr>
@@ -4511,7 +4763,7 @@
                 <w:szCs w:val="32"/>
               </w:rPr>
             </w:pPr>
-            <w:commentRangeStart w:id="30"/>
+            <w:commentRangeStart w:id="29"/>
             <w:r>
               <w:rPr>
                 <w:rFonts w:eastAsiaTheme="majorEastAsia" w:cstheme="majorBidi"/>
@@ -4989,7 +5241,15 @@
               <w:rPr>
                 <w:noProof/>
               </w:rPr>
-              <w:t>Pessoas com maior conhecimento possuem mais resistência em relação a Manipulação</w:t>
+              <w:t>Pessoas com maior conhecimento possuem mais resistência em relação a M</w:t>
+            </w:r>
+            <w:bookmarkStart w:name="_GoBack" w:id="30"/>
+            <w:bookmarkEnd w:id="30"/>
+            <w:r>
+              <w:rPr>
+                <w:noProof/>
+              </w:rPr>
+              <w:t>anipulação</w:t>
             </w:r>
             <w:r>
               <w:rPr>
@@ -5120,12 +5380,12 @@
               </w:rPr>
               <w:t>😊</w:t>
             </w:r>
-            <w:commentRangeEnd w:id="30"/>
+            <w:commentRangeEnd w:id="29"/>
             <w:r>
               <w:rPr>
                 <w:rStyle w:val="Refdecomentrio"/>
               </w:rPr>
-              <w:commentReference w:id="30"/>
+              <w:commentReference w:id="29"/>
             </w:r>
           </w:p>
         </w:tc>
@@ -6166,27 +6426,24 @@
       </w:pPr>
       <w:bookmarkStart w:name="_Toc232412741" w:id="41"/>
       <w:r>
-        <w:rPr/>
         <w:t>REFERÊNCIAS</w:t>
       </w:r>
       <w:bookmarkEnd w:id="41"/>
     </w:p>
     <w:p>
       <w:pPr>
-        <w:pStyle w:val="Normal"/>
         <w:spacing w:after="0"/>
         <w:ind w:firstLine="0"/>
         <w:rPr>
           <w:rFonts w:eastAsia="Arial" w:cs="Arial"/>
-        </w:rPr>
-      </w:pPr>
-      <w:r>
-        <w:rPr>
-          <w:rFonts w:ascii="Arial" w:hAnsi="Arial" w:eastAsia="Arial" w:cs="Arial"/>
-          <w:noProof w:val="0"/>
-          <w:sz w:val="24"/>
+          <w:highlight w:val="yellow"/>
+        </w:rPr>
+      </w:pPr>
+      <w:r>
+        <w:rPr>
+          <w:rFonts w:eastAsia="Arial" w:cs="Arial"/>
           <w:szCs w:val="24"/>
-          <w:lang w:val="pt-BR"/>
+          <w:highlight w:val="yellow"/>
         </w:rPr>
         <w:t>MJV INNOVATION</w:t>
       </w:r>
@@ -6194,59 +6451,51 @@
       <w:r>
         <w:rPr>
           <w:rFonts w:eastAsia="Arial" w:cs="Arial"/>
+          <w:highlight w:val="yellow"/>
         </w:rPr>
         <w:t xml:space="preserve">. </w:t>
       </w:r>
       <w:r>
         <w:rPr>
           <w:rFonts w:eastAsia="Arial" w:cs="Arial"/>
-          <w:b w:val="1"/>
-          <w:bCs w:val="1"/>
-          <w:i w:val="1"/>
-          <w:iCs w:val="1"/>
+          <w:b/>
+          <w:bCs/>
+          <w:i/>
+          <w:iCs/>
+          <w:highlight w:val="yellow"/>
         </w:rPr>
         <w:t>Conheça a sessão generativa e entenda seus usuários</w:t>
       </w:r>
       <w:r>
         <w:rPr>
           <w:rFonts w:eastAsia="Arial" w:cs="Arial"/>
-          <w:b w:val="1"/>
-          <w:bCs w:val="1"/>
+          <w:b/>
+          <w:bCs/>
+          <w:highlight w:val="yellow"/>
         </w:rPr>
         <w:t>. 2015.</w:t>
       </w:r>
       <w:r>
         <w:rPr>
           <w:rFonts w:eastAsia="Arial" w:cs="Arial"/>
+          <w:highlight w:val="yellow"/>
         </w:rPr>
         <w:t xml:space="preserve"> Disponível em: </w:t>
       </w:r>
-      <w:hyperlink r:id="R40785cba3c6e4582">
+      <w:hyperlink r:id="rId16">
         <w:r>
           <w:rPr>
             <w:rStyle w:val="Hyperlink"/>
             <w:rFonts w:eastAsia="Arial" w:cs="Arial"/>
-          </w:rPr>
-          <w:t>https://www.</w:t>
-        </w:r>
-        <w:r>
-          <w:rPr>
-            <w:rStyle w:val="Hyperlink"/>
-            <w:rFonts w:eastAsia="Arial" w:cs="Arial"/>
-          </w:rPr>
-          <w:t>mjv</w:t>
-        </w:r>
-        <w:r>
-          <w:rPr>
-            <w:rStyle w:val="Hyperlink"/>
-            <w:rFonts w:eastAsia="Arial" w:cs="Arial"/>
-          </w:rPr>
-          <w:t>innovation.com/pt-br/blog/conheca-a-sessao-generativa-e-entenda-seus-usuarios/</w:t>
+            <w:highlight w:val="yellow"/>
+          </w:rPr>
+          <w:t>https://www.mjvinnovation.com/pt-br/blog/conheca-a-sessao-generativa-e-entenda-seus-usuarios/</w:t>
         </w:r>
       </w:hyperlink>
       <w:r>
         <w:rPr>
           <w:rFonts w:eastAsia="Arial" w:cs="Arial"/>
+          <w:highlight w:val="yellow"/>
         </w:rPr>
         <w:t xml:space="preserve"> Acesso em: </w:t>
       </w:r>
@@ -6254,251 +6503,13 @@
     <w:p>
       <w:pPr>
         <w:pStyle w:val="NormalWeb"/>
-        <w:spacing w:before="0" w:beforeAutospacing="off" w:after="0" w:afterAutospacing="off" w:line="360" w:lineRule="atLeast"/>
+        <w:spacing w:before="0" w:beforeAutospacing="0" w:after="0" w:afterAutospacing="0" w:line="360" w:lineRule="atLeast"/>
         <w:rPr>
           <w:rFonts w:ascii="Calibri" w:hAnsi="Calibri"/>
           <w:color w:val="000000"/>
           <w:sz w:val="27"/>
           <w:szCs w:val="27"/>
-        </w:rPr>
-      </w:pPr>
-      <w:r>
-        <w:rPr>
-          <w:rFonts w:ascii="Calibri" w:hAnsi="Calibri"/>
-          <w:color w:val="000000" w:themeColor="text1" w:themeTint="FF" w:themeShade="FF"/>
-          <w:sz w:val="27"/>
-          <w:szCs w:val="27"/>
-        </w:rPr>
-        <w:t>MJV INNOVATION</w:t>
-      </w:r>
-      <w:r>
-        <w:rPr>
-          <w:rFonts w:ascii="Calibri" w:hAnsi="Calibri"/>
-          <w:color w:val="000000" w:themeColor="text1" w:themeTint="FF" w:themeShade="FF"/>
-          <w:sz w:val="27"/>
-          <w:szCs w:val="27"/>
-        </w:rPr>
-        <w:t>. </w:t>
-      </w:r>
-      <w:r>
-        <w:rPr>
-          <w:rFonts w:ascii="Calibri" w:hAnsi="Calibri"/>
-          <w:b w:val="1"/>
-          <w:bCs w:val="1"/>
-          <w:color w:val="000000" w:themeColor="text1" w:themeTint="FF" w:themeShade="FF"/>
-          <w:sz w:val="27"/>
-          <w:szCs w:val="27"/>
-        </w:rPr>
-        <w:t>Design Thinking: o que são Cadernos de Sensibilização</w:t>
-      </w:r>
-      <w:r>
-        <w:rPr>
-          <w:rFonts w:ascii="Calibri" w:hAnsi="Calibri"/>
-          <w:color w:val="000000" w:themeColor="text1" w:themeTint="FF" w:themeShade="FF"/>
-          <w:sz w:val="27"/>
-          <w:szCs w:val="27"/>
-        </w:rPr>
-        <w:t xml:space="preserve">. Disponível em: &lt; </w:t>
-      </w:r>
-      <w:hyperlink r:id="Rc6db8b912a724c12">
-        <w:r>
-          <w:rPr>
-            <w:rStyle w:val="Hyperlink"/>
-            <w:rFonts w:ascii="Calibri" w:hAnsi="Calibri"/>
-            <w:sz w:val="27"/>
-            <w:szCs w:val="27"/>
-          </w:rPr>
-          <w:t>https://www.mjvinnovation.com/pt-br/blog/design-thinking-que-sao-cadernos-sensibilizacao/</w:t>
-        </w:r>
-      </w:hyperlink>
-      <w:r>
-        <w:rPr>
-          <w:rFonts w:ascii="Calibri" w:hAnsi="Calibri"/>
-          <w:color w:val="000000" w:themeColor="text1" w:themeTint="FF" w:themeShade="FF"/>
-          <w:sz w:val="27"/>
-          <w:szCs w:val="27"/>
-        </w:rPr>
-        <w:t xml:space="preserve"> &gt;.</w:t>
-      </w:r>
-    </w:p>
-    <w:p>
-      <w:pPr>
-        <w:pStyle w:val="NormalWeb"/>
-        <w:spacing w:before="120" w:beforeAutospacing="off" w:after="0" w:afterAutospacing="off" w:line="360" w:lineRule="atLeast"/>
-        <w:rPr>
-          <w:rFonts w:ascii="Calibri" w:hAnsi="Calibri"/>
-          <w:color w:val="000000"/>
-          <w:sz w:val="27"/>
-          <w:szCs w:val="27"/>
-        </w:rPr>
-      </w:pPr>
-      <w:r>
-        <w:rPr>
-          <w:rFonts w:ascii="Calibri" w:hAnsi="Calibri"/>
-          <w:color w:val="000000" w:themeColor="text1" w:themeTint="FF" w:themeShade="FF"/>
-          <w:sz w:val="27"/>
-          <w:szCs w:val="27"/>
-        </w:rPr>
-        <w:t>MJV INNOVATION</w:t>
-      </w:r>
-      <w:r>
-        <w:rPr>
-          <w:rFonts w:ascii="Calibri" w:hAnsi="Calibri"/>
-          <w:color w:val="000000" w:themeColor="text1" w:themeTint="FF" w:themeShade="FF"/>
-          <w:sz w:val="27"/>
-          <w:szCs w:val="27"/>
-        </w:rPr>
-        <w:t>. </w:t>
-      </w:r>
-      <w:r>
-        <w:rPr>
-          <w:rFonts w:ascii="Calibri" w:hAnsi="Calibri"/>
-          <w:b w:val="1"/>
-          <w:bCs w:val="1"/>
-          <w:color w:val="000000" w:themeColor="text1" w:themeTint="FF" w:themeShade="FF"/>
-          <w:sz w:val="27"/>
-          <w:szCs w:val="27"/>
-        </w:rPr>
-        <w:t xml:space="preserve">Design </w:t>
-      </w:r>
-      <w:r>
-        <w:rPr>
-          <w:rFonts w:ascii="Calibri" w:hAnsi="Calibri"/>
-          <w:b w:val="1"/>
-          <w:bCs w:val="1"/>
-          <w:color w:val="000000" w:themeColor="text1" w:themeTint="FF" w:themeShade="FF"/>
-          <w:sz w:val="27"/>
-          <w:szCs w:val="27"/>
-        </w:rPr>
-        <w:t>Thinking</w:t>
-      </w:r>
-      <w:r>
-        <w:rPr>
-          <w:rFonts w:ascii="Calibri" w:hAnsi="Calibri"/>
-          <w:b w:val="1"/>
-          <w:bCs w:val="1"/>
-          <w:color w:val="000000" w:themeColor="text1" w:themeTint="FF" w:themeShade="FF"/>
-          <w:sz w:val="27"/>
-          <w:szCs w:val="27"/>
-        </w:rPr>
-        <w:t>: o que são Cadernos de Sensibilização</w:t>
-      </w:r>
-      <w:r>
-        <w:rPr>
-          <w:rFonts w:ascii="Calibri" w:hAnsi="Calibri"/>
-          <w:color w:val="000000" w:themeColor="text1" w:themeTint="FF" w:themeShade="FF"/>
-          <w:sz w:val="27"/>
-          <w:szCs w:val="27"/>
-        </w:rPr>
-        <w:t>. Disponível em: &lt;https://www.</w:t>
-      </w:r>
-      <w:r>
-        <w:rPr>
-          <w:rFonts w:ascii="Calibri" w:hAnsi="Calibri"/>
-          <w:color w:val="000000" w:themeColor="text1" w:themeTint="FF" w:themeShade="FF"/>
-          <w:sz w:val="27"/>
-          <w:szCs w:val="27"/>
-        </w:rPr>
-        <w:t>mjv</w:t>
-      </w:r>
-      <w:r>
-        <w:rPr>
-          <w:rFonts w:ascii="Calibri" w:hAnsi="Calibri"/>
-          <w:color w:val="000000" w:themeColor="text1" w:themeTint="FF" w:themeShade="FF"/>
-          <w:sz w:val="27"/>
-          <w:szCs w:val="27"/>
-        </w:rPr>
-        <w:t>innovation.com/</w:t>
-      </w:r>
-      <w:r>
-        <w:rPr>
-          <w:rFonts w:ascii="Calibri" w:hAnsi="Calibri"/>
-          <w:color w:val="000000" w:themeColor="text1" w:themeTint="FF" w:themeShade="FF"/>
-          <w:sz w:val="27"/>
-          <w:szCs w:val="27"/>
-        </w:rPr>
-        <w:t>pt-br</w:t>
-      </w:r>
-      <w:r>
-        <w:rPr>
-          <w:rFonts w:ascii="Calibri" w:hAnsi="Calibri"/>
-          <w:color w:val="000000" w:themeColor="text1" w:themeTint="FF" w:themeShade="FF"/>
-          <w:sz w:val="27"/>
-          <w:szCs w:val="27"/>
-        </w:rPr>
-        <w:t>/blog/design-</w:t>
-      </w:r>
-      <w:r>
-        <w:rPr>
-          <w:rFonts w:ascii="Calibri" w:hAnsi="Calibri"/>
-          <w:color w:val="000000" w:themeColor="text1" w:themeTint="FF" w:themeShade="FF"/>
-          <w:sz w:val="27"/>
-          <w:szCs w:val="27"/>
-        </w:rPr>
-        <w:t>thinking</w:t>
-      </w:r>
-      <w:r>
-        <w:rPr>
-          <w:rFonts w:ascii="Calibri" w:hAnsi="Calibri"/>
-          <w:color w:val="000000" w:themeColor="text1" w:themeTint="FF" w:themeShade="FF"/>
-          <w:sz w:val="27"/>
-          <w:szCs w:val="27"/>
-        </w:rPr>
-        <w:t>-que-</w:t>
-      </w:r>
-      <w:r>
-        <w:rPr>
-          <w:rFonts w:ascii="Calibri" w:hAnsi="Calibri"/>
-          <w:color w:val="000000" w:themeColor="text1" w:themeTint="FF" w:themeShade="FF"/>
-          <w:sz w:val="27"/>
-          <w:szCs w:val="27"/>
-        </w:rPr>
-        <w:t>sao</w:t>
-      </w:r>
-      <w:r>
-        <w:rPr>
-          <w:rFonts w:ascii="Calibri" w:hAnsi="Calibri"/>
-          <w:color w:val="000000" w:themeColor="text1" w:themeTint="FF" w:themeShade="FF"/>
-          <w:sz w:val="27"/>
-          <w:szCs w:val="27"/>
-        </w:rPr>
-        <w:t>-cadernos-</w:t>
-      </w:r>
-      <w:r>
-        <w:rPr>
-          <w:rFonts w:ascii="Calibri" w:hAnsi="Calibri"/>
-          <w:color w:val="000000" w:themeColor="text1" w:themeTint="FF" w:themeShade="FF"/>
-          <w:sz w:val="27"/>
-          <w:szCs w:val="27"/>
-        </w:rPr>
-        <w:t>sensibilizacao</w:t>
-      </w:r>
-      <w:r>
-        <w:rPr>
-          <w:rFonts w:ascii="Calibri" w:hAnsi="Calibri"/>
-          <w:color w:val="000000" w:themeColor="text1" w:themeTint="FF" w:themeShade="FF"/>
-          <w:sz w:val="27"/>
-          <w:szCs w:val="27"/>
-        </w:rPr>
-        <w:t>/&gt;.</w:t>
-      </w:r>
-      <w:commentRangeEnd w:id="42"/>
-      <w:r>
-        <w:rPr>
-          <w:rStyle w:val="CommentReference"/>
-        </w:rPr>
-        <w:commentReference w:id="42"/>
-      </w:r>
-    </w:p>
-    <w:p>
-      <w:pPr>
-        <w:pStyle w:val="NormalWeb"/>
-        <w:spacing w:before="120" w:beforeAutospacing="0" w:after="0" w:afterAutospacing="0" w:line="360" w:lineRule="atLeast"/>
-        <w:rPr>
-          <w:rFonts w:ascii="Calibri" w:hAnsi="Calibri"/>
-          <w:color w:val="000000"/>
-          <w:sz w:val="27"/>
-          <w:szCs w:val="27"/>
+          <w:highlight w:val="yellow"/>
         </w:rPr>
       </w:pPr>
       <w:r>
@@ -6507,8 +6518,19 @@
           <w:color w:val="000000" w:themeColor="text1"/>
           <w:sz w:val="27"/>
           <w:szCs w:val="27"/>
-        </w:rPr>
-        <w:t>FAUSTINO, T. </w:t>
+          <w:highlight w:val="yellow"/>
+        </w:rPr>
+        <w:t>MJV INNOVATION</w:t>
+      </w:r>
+      <w:r>
+        <w:rPr>
+          <w:rFonts w:ascii="Calibri" w:hAnsi="Calibri"/>
+          <w:color w:val="000000" w:themeColor="text1"/>
+          <w:sz w:val="27"/>
+          <w:szCs w:val="27"/>
+          <w:highlight w:val="yellow"/>
+        </w:rPr>
+        <w:t>. </w:t>
       </w:r>
       <w:r>
         <w:rPr>
@@ -6518,8 +6540,9 @@
           <w:color w:val="000000" w:themeColor="text1"/>
           <w:sz w:val="27"/>
           <w:szCs w:val="27"/>
-        </w:rPr>
-        <w:t>Hoje vamos falar sobre um recurso que pode ser utilizado em conjunto com o #MapadeEmpatia na etapa de análise e síntese do #DesignThinking - as personas. As personas são um importante recurso para o processo de descoberta e inovação em produtos, pois ela nos permitirá visualizar situações do ponto d</w:t>
+          <w:highlight w:val="yellow"/>
+        </w:rPr>
+        <w:t>Design Thinking: o que são Cadernos de Sensibilização</w:t>
       </w:r>
       <w:r>
         <w:rPr>
@@ -6527,18 +6550,20 @@
           <w:color w:val="000000" w:themeColor="text1"/>
           <w:sz w:val="27"/>
           <w:szCs w:val="27"/>
+          <w:highlight w:val="yellow"/>
         </w:rPr>
         <w:t xml:space="preserve">. Disponível em: &lt; </w:t>
       </w:r>
-      <w:hyperlink r:id="rId18">
+      <w:hyperlink r:id="rId17">
         <w:r>
           <w:rPr>
             <w:rStyle w:val="Hyperlink"/>
             <w:rFonts w:ascii="Calibri" w:hAnsi="Calibri"/>
             <w:sz w:val="27"/>
             <w:szCs w:val="27"/>
-          </w:rPr>
-          <w:t>https://pt.linkedin.com/pulse/como-definir-personas-durante-aplica%C3%A7%C3%A3o-do-design-thinking-lucas-xhiyf</w:t>
+            <w:highlight w:val="yellow"/>
+          </w:rPr>
+          <w:t>https://www.mjvinnovation.com/pt-br/blog/design-thinking-que-sao-cadernos-sensibilizacao/</w:t>
         </w:r>
       </w:hyperlink>
       <w:r>
@@ -6547,199 +6572,41 @@
           <w:color w:val="000000" w:themeColor="text1"/>
           <w:sz w:val="27"/>
           <w:szCs w:val="27"/>
-        </w:rPr>
-        <w:t xml:space="preserve"> &gt;. Acesso em: 2 abr. 2026.</w:t>
+          <w:highlight w:val="yellow"/>
+        </w:rPr>
+        <w:t xml:space="preserve"> &gt;.</w:t>
       </w:r>
     </w:p>
     <w:p>
       <w:pPr>
         <w:pStyle w:val="NormalWeb"/>
-        <w:spacing w:before="120" w:beforeAutospacing="off" w:after="0" w:afterAutospacing="off" w:line="360" w:lineRule="atLeast"/>
+        <w:spacing w:before="120" w:beforeAutospacing="0" w:after="0" w:afterAutospacing="0" w:line="360" w:lineRule="atLeast"/>
         <w:rPr>
           <w:rFonts w:ascii="Calibri" w:hAnsi="Calibri"/>
+          <w:color w:val="000000"/>
           <w:sz w:val="27"/>
           <w:szCs w:val="27"/>
         </w:rPr>
       </w:pPr>
       <w:r>
-        <w:rPr>
-          <w:rFonts w:ascii="Calibri" w:hAnsi="Calibri"/>
-          <w:color w:val="000000" w:themeColor="text1" w:themeTint="FF" w:themeShade="FF"/>
-          <w:sz w:val="27"/>
-          <w:szCs w:val="27"/>
-        </w:rPr>
-        <w:t xml:space="preserve">PUCRS ONLINE. </w:t>
-      </w:r>
-      <w:r>
-        <w:rPr>
-          <w:rFonts w:ascii="Calibri" w:hAnsi="Calibri"/>
-          <w:b w:val="1"/>
-          <w:bCs w:val="1"/>
-          <w:color w:val="000000" w:themeColor="text1" w:themeTint="FF" w:themeShade="FF"/>
-          <w:sz w:val="27"/>
-          <w:szCs w:val="27"/>
-        </w:rPr>
-        <w:t>Conceitos e desafios na sociedade de consumo atual</w:t>
-      </w:r>
-      <w:r>
-        <w:rPr>
-          <w:rFonts w:ascii="Calibri" w:hAnsi="Calibri"/>
-          <w:color w:val="000000" w:themeColor="text1" w:themeTint="FF" w:themeShade="FF"/>
-          <w:sz w:val="27"/>
-          <w:szCs w:val="27"/>
-        </w:rPr>
-        <w:t xml:space="preserve">. Disponível em: </w:t>
-      </w:r>
-      <w:hyperlink r:id="Rb34ec8b9d6314d24">
-        <w:r>
-          <w:rPr>
-            <w:rStyle w:val="Hyperlink"/>
-            <w:rFonts w:ascii="Calibri" w:hAnsi="Calibri"/>
-            <w:sz w:val="27"/>
-            <w:szCs w:val="27"/>
-          </w:rPr>
-          <w:t>https://online.pucrs.br/blog/sociedade-de-consumo-desafios-oportunidades</w:t>
-        </w:r>
-      </w:hyperlink>
-    </w:p>
-    <w:p>
-      <w:pPr>
-        <w:pStyle w:val="NormalWeb"/>
-        <w:spacing w:before="120" w:beforeAutospacing="0" w:after="0" w:afterAutospacing="0" w:line="360" w:lineRule="atLeast"/>
         <w:rPr>
           <w:rFonts w:ascii="Calibri" w:hAnsi="Calibri"/>
           <w:color w:val="000000" w:themeColor="text1"/>
           <w:sz w:val="27"/>
           <w:szCs w:val="27"/>
-        </w:rPr>
-      </w:pPr>
-      <w:r>
-        <w:rPr>
-          <w:rFonts w:ascii="Calibri" w:hAnsi="Calibri"/>
-          <w:color w:val="000000" w:themeColor="text1" w:themeTint="FF" w:themeShade="FF"/>
-          <w:sz w:val="27"/>
-          <w:szCs w:val="27"/>
-        </w:rPr>
-        <w:t xml:space="preserve">Acesso em: </w:t>
-      </w:r>
-      <w:r>
-        <w:rPr>
-          <w:rFonts w:ascii="Calibri" w:hAnsi="Calibri"/>
-          <w:color w:val="000000" w:themeColor="text1" w:themeTint="FF" w:themeShade="FF"/>
-          <w:sz w:val="27"/>
-          <w:szCs w:val="27"/>
-        </w:rPr>
-        <w:t>18</w:t>
-      </w:r>
-      <w:r>
-        <w:rPr>
-          <w:rFonts w:ascii="Calibri" w:hAnsi="Calibri"/>
-          <w:color w:val="000000" w:themeColor="text1" w:themeTint="FF" w:themeShade="FF"/>
-          <w:sz w:val="27"/>
-          <w:szCs w:val="27"/>
-        </w:rPr>
-        <w:t>/04/2026</w:t>
-      </w:r>
-    </w:p>
-    <w:p>
-      <w:pPr>
-        <w:pStyle w:val="NormalWeb"/>
-        <w:spacing w:before="120" w:beforeAutospacing="0" w:after="0" w:afterAutospacing="0" w:line="360" w:lineRule="atLeast"/>
-        <w:rPr>
-          <w:rFonts w:ascii="Calibri" w:hAnsi="Calibri"/>
-          <w:sz w:val="27"/>
-          <w:szCs w:val="27"/>
-        </w:rPr>
-      </w:pPr>
-      <w:r>
-        <w:rPr>
-          <w:rFonts w:ascii="Calibri" w:hAnsi="Calibri"/>
-          <w:sz w:val="27"/>
-          <w:szCs w:val="27"/>
-        </w:rPr>
-        <w:t xml:space="preserve">ESCOLAS DISRUPTIVAS. </w:t>
-      </w:r>
-      <w:r>
-        <w:rPr>
-          <w:rFonts w:ascii="Calibri" w:hAnsi="Calibri"/>
-          <w:b/>
-          <w:bCs/>
-          <w:sz w:val="27"/>
-          <w:szCs w:val="27"/>
-        </w:rPr>
-        <w:t>Consciência política</w:t>
-      </w:r>
-      <w:r>
-        <w:rPr>
-          <w:rFonts w:ascii="Calibri" w:hAnsi="Calibri"/>
-          <w:sz w:val="27"/>
-          <w:szCs w:val="27"/>
-        </w:rPr>
-        <w:t xml:space="preserve">. Disponível em: </w:t>
-      </w:r>
-      <w:hyperlink r:id="rId21">
-        <w:r>
-          <w:rPr>
-            <w:rStyle w:val="Hyperlink"/>
-            <w:rFonts w:ascii="Calibri" w:hAnsi="Calibri"/>
-            <w:sz w:val="27"/>
-            <w:szCs w:val="27"/>
-          </w:rPr>
-          <w:t>https://escolasdisruptivas.com.br/glossario/consciencia-politica/</w:t>
-        </w:r>
-      </w:hyperlink>
-      <w:r>
-        <w:rPr>
-          <w:rFonts w:ascii="Calibri" w:hAnsi="Calibri"/>
-          <w:sz w:val="27"/>
-          <w:szCs w:val="27"/>
-        </w:rPr>
-        <w:t xml:space="preserve"> Acesso em: </w:t>
-      </w:r>
-      <w:r>
-        <w:rPr>
-          <w:rFonts w:ascii="Calibri" w:hAnsi="Calibri"/>
-          <w:sz w:val="27"/>
-          <w:szCs w:val="27"/>
-        </w:rPr>
-        <w:t>18</w:t>
-      </w:r>
-      <w:r>
-        <w:rPr>
-          <w:rFonts w:ascii="Calibri" w:hAnsi="Calibri"/>
-          <w:sz w:val="27"/>
-          <w:szCs w:val="27"/>
-        </w:rPr>
-        <w:t>/04/2026</w:t>
-      </w:r>
-    </w:p>
-    <w:p>
-      <w:pPr>
-        <w:pStyle w:val="NormalWeb"/>
-        <w:rPr>
-          <w:rFonts w:ascii="Calibri" w:hAnsi="Calibri"/>
-          <w:color w:val="000000"/>
-          <w:sz w:val="27"/>
-          <w:szCs w:val="27"/>
-        </w:rPr>
-      </w:pPr>
+          <w:highlight w:val="yellow"/>
+        </w:rPr>
+        <w:t>MJV INNOVATION</w:t>
+      </w:r>
       <w:r>
         <w:rPr>
           <w:rFonts w:ascii="Calibri" w:hAnsi="Calibri"/>
           <w:color w:val="000000" w:themeColor="text1"/>
           <w:sz w:val="27"/>
           <w:szCs w:val="27"/>
-        </w:rPr>
-        <w:t>‌</w:t>
-      </w:r>
-      <w:r>
-        <w:rPr>
-          <w:rFonts w:ascii="Calibri" w:hAnsi="Calibri"/>
-          <w:color w:val="000000" w:themeColor="text1"/>
-          <w:sz w:val="27"/>
-          <w:szCs w:val="27"/>
-        </w:rPr>
-        <w:t xml:space="preserve"> BARBOSA, Vinicius Nunes Pousas; DELEGÁ, Fernanda Freitas de Souza. </w:t>
+          <w:highlight w:val="yellow"/>
+        </w:rPr>
+        <w:t>. </w:t>
       </w:r>
       <w:r>
         <w:rPr>
@@ -6749,8 +6616,9 @@
           <w:color w:val="000000" w:themeColor="text1"/>
           <w:sz w:val="27"/>
           <w:szCs w:val="27"/>
-        </w:rPr>
-        <w:t>O impacto das novas tecnologias nas relações de trabalho</w:t>
+          <w:highlight w:val="yellow"/>
+        </w:rPr>
+        <w:t>Design Thinking: o que são Cadernos de Sensibilização</w:t>
       </w:r>
       <w:r>
         <w:rPr>
@@ -6758,10 +6626,59 @@
           <w:color w:val="000000" w:themeColor="text1"/>
           <w:sz w:val="27"/>
           <w:szCs w:val="27"/>
-        </w:rPr>
-        <w:t xml:space="preserve">. Disponível em: </w:t>
-      </w:r>
-      <w:hyperlink r:id="rId22">
+          <w:highlight w:val="yellow"/>
+        </w:rPr>
+        <w:t>. Disponível em: &lt;https://www.mjvinnovation.com/pt-br/blog/design-thinking-que-sao-cadernos-sensibilizacao/&gt;.</w:t>
+      </w:r>
+      <w:commentRangeEnd w:id="42"/>
+      <w:r>
+        <w:rPr>
+          <w:highlight w:val="yellow"/>
+        </w:rPr>
+        <w:commentReference w:id="42"/>
+      </w:r>
+    </w:p>
+    <w:p>
+      <w:pPr>
+        <w:pStyle w:val="NormalWeb"/>
+        <w:spacing w:before="120" w:beforeAutospacing="0" w:after="0" w:afterAutospacing="0" w:line="360" w:lineRule="atLeast"/>
+        <w:rPr>
+          <w:rFonts w:ascii="Calibri" w:hAnsi="Calibri"/>
+          <w:color w:val="000000"/>
+          <w:sz w:val="27"/>
+          <w:szCs w:val="27"/>
+        </w:rPr>
+      </w:pPr>
+      <w:r>
+        <w:rPr>
+          <w:rFonts w:ascii="Calibri" w:hAnsi="Calibri"/>
+          <w:color w:val="000000" w:themeColor="text1"/>
+          <w:sz w:val="27"/>
+          <w:szCs w:val="27"/>
+        </w:rPr>
+        <w:t>FAUSTINO, T. </w:t>
+      </w:r>
+      <w:r>
+        <w:rPr>
+          <w:rFonts w:ascii="Calibri" w:hAnsi="Calibri"/>
+          <w:b/>
+          <w:bCs/>
+          <w:color w:val="000000" w:themeColor="text1"/>
+          <w:sz w:val="27"/>
+          <w:szCs w:val="27"/>
+        </w:rPr>
+        <w:t>Hoje vamos falar sobre um recurso que pode ser utilizado em conjunto com o #MapadeEmpatia na etapa de análise e síntese do #DesignThinking - as personas. As personas são um importante recurso para o processo de descoberta e inovação em produtos, pois ela nos permitirá visualizar situações do ponto d</w:t>
+      </w:r>
+      <w:r>
+        <w:rPr>
+          <w:rFonts w:ascii="Calibri" w:hAnsi="Calibri"/>
+          <w:color w:val="000000" w:themeColor="text1"/>
+          <w:sz w:val="27"/>
+          <w:szCs w:val="27"/>
+        </w:rPr>
+        <w:t xml:space="preserve">. Disponível em: &lt; </w:t>
+      </w:r>
+      <w:hyperlink r:id="rId18">
         <w:r>
           <w:rPr>
             <w:rStyle w:val="Hyperlink"/>
@@ -6769,7 +6686,7 @@
             <w:sz w:val="27"/>
             <w:szCs w:val="27"/>
           </w:rPr>
-          <w:t>https://www.jusbrasil.com.br/artigos/o-impacto-das-novas-tecnologias-nas-relacoes-de-trabalho/5149223110</w:t>
+          <w:t>https://pt.linkedin.com/pulse/como-definir-personas-durante-aplica%C3%A7%C3%A3o-do-design-thinking-lucas-xhiyf</w:t>
         </w:r>
       </w:hyperlink>
       <w:r>
@@ -6779,59 +6696,49 @@
           <w:sz w:val="27"/>
           <w:szCs w:val="27"/>
         </w:rPr>
-        <w:t xml:space="preserve"> Acesso em: 25/04/2026</w:t>
+        <w:t xml:space="preserve"> &gt;. Acesso em: 2 abr. 2026.</w:t>
       </w:r>
     </w:p>
     <w:p>
       <w:pPr>
         <w:pStyle w:val="NormalWeb"/>
+        <w:spacing w:before="120" w:beforeAutospacing="0" w:after="0" w:afterAutospacing="0" w:line="360" w:lineRule="atLeast"/>
+        <w:rPr>
+          <w:rFonts w:ascii="Calibri" w:hAnsi="Calibri"/>
+          <w:sz w:val="27"/>
+          <w:szCs w:val="27"/>
+        </w:rPr>
+      </w:pPr>
+      <w:r>
         <w:rPr>
           <w:rFonts w:ascii="Calibri" w:hAnsi="Calibri"/>
           <w:color w:val="000000" w:themeColor="text1"/>
           <w:sz w:val="27"/>
           <w:szCs w:val="27"/>
         </w:rPr>
-      </w:pPr>
-      <w:commentRangeStart w:id="44"/>
+        <w:t xml:space="preserve">PUCRS ONLINE. </w:t>
+      </w:r>
       <w:r>
         <w:rPr>
           <w:rFonts w:ascii="Calibri" w:hAnsi="Calibri"/>
-          <w:color w:val="000000" w:themeColor="text1" w:themeTint="FF" w:themeShade="FF"/>
+          <w:b/>
+          <w:bCs/>
+          <w:color w:val="000000" w:themeColor="text1"/>
           <w:sz w:val="27"/>
           <w:szCs w:val="27"/>
         </w:rPr>
-        <w:t>MARTINEZ, Luzia</w:t>
+        <w:t>Conceitos e desafios na sociedade de consumo atual</w:t>
       </w:r>
       <w:r>
         <w:rPr>
           <w:rFonts w:ascii="Calibri" w:hAnsi="Calibri"/>
-          <w:color w:val="000000" w:themeColor="text1" w:themeTint="FF" w:themeShade="FF"/>
+          <w:color w:val="000000" w:themeColor="text1"/>
           <w:sz w:val="27"/>
           <w:szCs w:val="27"/>
         </w:rPr>
-        <w:t xml:space="preserve">. </w:t>
-      </w:r>
-      <w:r>
-        <w:rPr>
-          <w:rFonts w:ascii="Calibri" w:hAnsi="Calibri"/>
-          <w:b w:val="1"/>
-          <w:bCs w:val="1"/>
-          <w:color w:val="000000" w:themeColor="text1" w:themeTint="FF" w:themeShade="FF"/>
-          <w:sz w:val="27"/>
-          <w:szCs w:val="27"/>
-        </w:rPr>
-        <w:t>Planejamento urbano sustentável</w:t>
-      </w:r>
-      <w:r>
-        <w:rPr>
-          <w:rFonts w:ascii="Calibri" w:hAnsi="Calibri"/>
-          <w:color w:val="000000" w:themeColor="text1" w:themeTint="FF" w:themeShade="FF"/>
-          <w:sz w:val="27"/>
-          <w:szCs w:val="27"/>
-        </w:rPr>
         <w:t xml:space="preserve">. Disponível em: </w:t>
       </w:r>
-      <w:hyperlink r:id="R61ee732e73484c71">
+      <w:hyperlink r:id="rId19">
         <w:r>
           <w:rPr>
             <w:rStyle w:val="Hyperlink"/>
@@ -6839,29 +6746,14 @@
             <w:sz w:val="27"/>
             <w:szCs w:val="27"/>
           </w:rPr>
-          <w:t>https://123ecos.com.br/docs/planejamento-urbano/</w:t>
+          <w:t>https://online.pucrs.br/blog/sociedade-de-consumo-desafios-oportunidades</w:t>
         </w:r>
       </w:hyperlink>
-      <w:r>
-        <w:rPr>
-          <w:rFonts w:ascii="Calibri" w:hAnsi="Calibri"/>
-          <w:color w:val="000000" w:themeColor="text1" w:themeTint="FF" w:themeShade="FF"/>
-          <w:sz w:val="27"/>
-          <w:szCs w:val="27"/>
-        </w:rPr>
-        <w:t xml:space="preserve"> Acesso em: 18/04/2026</w:t>
-      </w:r>
-      <w:commentRangeEnd w:id="44"/>
-      <w:r>
-        <w:rPr>
-          <w:rStyle w:val="CommentReference"/>
-        </w:rPr>
-        <w:commentReference w:id="44"/>
-      </w:r>
     </w:p>
     <w:p>
       <w:pPr>
         <w:pStyle w:val="NormalWeb"/>
+        <w:spacing w:before="120" w:beforeAutospacing="0" w:after="0" w:afterAutospacing="0" w:line="360" w:lineRule="atLeast"/>
         <w:rPr>
           <w:rFonts w:ascii="Calibri" w:hAnsi="Calibri"/>
           <w:color w:val="000000" w:themeColor="text1"/>
@@ -6869,46 +6761,71 @@
           <w:szCs w:val="27"/>
         </w:rPr>
       </w:pPr>
-      <w:commentRangeStart w:id="45"/>
       <w:r>
         <w:rPr>
           <w:rFonts w:ascii="Calibri" w:hAnsi="Calibri"/>
-          <w:color w:val="000000" w:themeColor="text1" w:themeTint="FF" w:themeShade="FF"/>
+          <w:color w:val="000000" w:themeColor="text1"/>
           <w:sz w:val="27"/>
           <w:szCs w:val="27"/>
         </w:rPr>
-        <w:t>SALVATIERRA, Fernando Javier</w:t>
+        <w:t xml:space="preserve">Acesso em: </w:t>
       </w:r>
       <w:r>
         <w:rPr>
           <w:rFonts w:ascii="Calibri" w:hAnsi="Calibri"/>
-          <w:color w:val="000000" w:themeColor="text1" w:themeTint="FF" w:themeShade="FF"/>
+          <w:color w:val="000000" w:themeColor="text1"/>
           <w:sz w:val="27"/>
           <w:szCs w:val="27"/>
         </w:rPr>
-        <w:t xml:space="preserve">. </w:t>
+        <w:t>18</w:t>
       </w:r>
       <w:r>
         <w:rPr>
           <w:rFonts w:ascii="Calibri" w:hAnsi="Calibri"/>
-          <w:b w:val="1"/>
-          <w:bCs w:val="1"/>
-          <w:color w:val="000000" w:themeColor="text1" w:themeTint="FF" w:themeShade="FF"/>
+          <w:color w:val="000000" w:themeColor="text1"/>
           <w:sz w:val="27"/>
           <w:szCs w:val="27"/>
         </w:rPr>
-        <w:t>O caminho para a educação digital</w:t>
-      </w:r>
-      <w:r>
+        <w:t>/04/2026</w:t>
+      </w:r>
+    </w:p>
+    <w:p>
+      <w:pPr>
+        <w:pStyle w:val="NormalWeb"/>
+        <w:spacing w:before="120" w:beforeAutospacing="0" w:after="0" w:afterAutospacing="0" w:line="360" w:lineRule="atLeast"/>
         <w:rPr>
           <w:rFonts w:ascii="Calibri" w:hAnsi="Calibri"/>
-          <w:color w:val="000000" w:themeColor="text1" w:themeTint="FF" w:themeShade="FF"/>
           <w:sz w:val="27"/>
           <w:szCs w:val="27"/>
         </w:rPr>
+      </w:pPr>
+      <w:r>
+        <w:rPr>
+          <w:rFonts w:ascii="Calibri" w:hAnsi="Calibri"/>
+          <w:sz w:val="27"/>
+          <w:szCs w:val="27"/>
+        </w:rPr>
+        <w:t xml:space="preserve">ESCOLAS DISRUPTIVAS. </w:t>
+      </w:r>
+      <w:r>
+        <w:rPr>
+          <w:rFonts w:ascii="Calibri" w:hAnsi="Calibri"/>
+          <w:b/>
+          <w:bCs/>
+          <w:sz w:val="27"/>
+          <w:szCs w:val="27"/>
+        </w:rPr>
+        <w:t>Consciência política</w:t>
+      </w:r>
+      <w:r>
+        <w:rPr>
+          <w:rFonts w:ascii="Calibri" w:hAnsi="Calibri"/>
+          <w:sz w:val="27"/>
+          <w:szCs w:val="27"/>
+        </w:rPr>
         <w:t xml:space="preserve">. Disponível em: </w:t>
       </w:r>
-      <w:hyperlink r:id="R2c8ae13c09df47e4">
+      <w:hyperlink r:id="rId20">
         <w:r>
           <w:rPr>
             <w:rStyle w:val="Hyperlink"/>
@@ -6916,51 +6833,128 @@
             <w:sz w:val="27"/>
             <w:szCs w:val="27"/>
           </w:rPr>
-          <w:t>https://www.iiep.unesco.org/pt/articles/o-caminho-para-educacao-digital</w:t>
+          <w:t>https://escolasdisruptivas.com.br/glossario/consciencia-politica/</w:t>
         </w:r>
       </w:hyperlink>
       <w:r>
         <w:rPr>
           <w:rFonts w:ascii="Calibri" w:hAnsi="Calibri"/>
-          <w:color w:val="000000" w:themeColor="text1" w:themeTint="FF" w:themeShade="FF"/>
           <w:sz w:val="27"/>
           <w:szCs w:val="27"/>
         </w:rPr>
-        <w:t xml:space="preserve"> Acesso em: 25/04/2026</w:t>
-      </w:r>
-      <w:commentRangeEnd w:id="45"/>
-      <w:r>
-        <w:rPr>
-          <w:rStyle w:val="CommentReference"/>
-        </w:rPr>
-        <w:commentReference w:id="45"/>
+        <w:t xml:space="preserve"> Acesso em: </w:t>
+      </w:r>
+      <w:r>
+        <w:rPr>
+          <w:rFonts w:ascii="Calibri" w:hAnsi="Calibri"/>
+          <w:sz w:val="27"/>
+          <w:szCs w:val="27"/>
+        </w:rPr>
+        <w:t>18</w:t>
+      </w:r>
+      <w:r>
+        <w:rPr>
+          <w:rFonts w:ascii="Calibri" w:hAnsi="Calibri"/>
+          <w:sz w:val="27"/>
+          <w:szCs w:val="27"/>
+        </w:rPr>
+        <w:t>/04/2026</w:t>
       </w:r>
     </w:p>
     <w:p>
       <w:pPr>
         <w:pStyle w:val="NormalWeb"/>
+        <w:rPr>
+          <w:rFonts w:ascii="Calibri" w:hAnsi="Calibri"/>
+          <w:color w:val="000000"/>
+          <w:sz w:val="27"/>
+          <w:szCs w:val="27"/>
+        </w:rPr>
+      </w:pPr>
+      <w:r>
         <w:rPr>
           <w:rFonts w:ascii="Calibri" w:hAnsi="Calibri"/>
           <w:color w:val="000000" w:themeColor="text1"/>
           <w:sz w:val="27"/>
           <w:szCs w:val="27"/>
         </w:rPr>
-      </w:pPr>
-      <w:commentRangeStart w:id="46"/>
+        <w:t>‌</w:t>
+      </w:r>
       <w:r>
         <w:rPr>
           <w:rFonts w:ascii="Calibri" w:hAnsi="Calibri"/>
-          <w:color w:val="000000" w:themeColor="text1" w:themeTint="FF" w:themeShade="FF"/>
+          <w:color w:val="000000" w:themeColor="text1"/>
+          <w:sz w:val="27"/>
+          <w:szCs w:val="27"/>
+        </w:rPr>
+        <w:t xml:space="preserve"> BARBOSA, Vinicius Nunes Pousas; DELEGÁ, Fernanda Freitas de Souza. </w:t>
+      </w:r>
+      <w:r>
+        <w:rPr>
+          <w:rFonts w:ascii="Calibri" w:hAnsi="Calibri"/>
+          <w:b/>
+          <w:bCs/>
+          <w:color w:val="000000" w:themeColor="text1"/>
+          <w:sz w:val="27"/>
+          <w:szCs w:val="27"/>
+        </w:rPr>
+        <w:t>O impacto das novas tecnologias nas relações de trabalho</w:t>
+      </w:r>
+      <w:r>
+        <w:rPr>
+          <w:rFonts w:ascii="Calibri" w:hAnsi="Calibri"/>
+          <w:color w:val="000000" w:themeColor="text1"/>
+          <w:sz w:val="27"/>
+          <w:szCs w:val="27"/>
+        </w:rPr>
+        <w:t xml:space="preserve">. Disponível em: </w:t>
+      </w:r>
+      <w:hyperlink r:id="rId21">
+        <w:r>
+          <w:rPr>
+            <w:rStyle w:val="Hyperlink"/>
+            <w:rFonts w:ascii="Calibri" w:hAnsi="Calibri"/>
+            <w:sz w:val="27"/>
+            <w:szCs w:val="27"/>
+          </w:rPr>
+          <w:t>https://www.jusbrasil.com.br/artigos/o-impacto-das-novas-tecnologias-nas-relacoes-de-trabalho/5149223110</w:t>
+        </w:r>
+      </w:hyperlink>
+      <w:r>
+        <w:rPr>
+          <w:rFonts w:ascii="Calibri" w:hAnsi="Calibri"/>
+          <w:color w:val="000000" w:themeColor="text1"/>
+          <w:sz w:val="27"/>
+          <w:szCs w:val="27"/>
+        </w:rPr>
+        <w:t xml:space="preserve"> Acesso em: 25/04/2026</w:t>
+      </w:r>
+    </w:p>
+    <w:p>
+      <w:pPr>
+        <w:pStyle w:val="NormalWeb"/>
+        <w:rPr>
+          <w:rFonts w:ascii="Calibri" w:hAnsi="Calibri"/>
+          <w:color w:val="000000" w:themeColor="text1"/>
+          <w:sz w:val="27"/>
+          <w:szCs w:val="27"/>
+        </w:rPr>
+      </w:pPr>
+      <w:commentRangeStart w:id="43"/>
+      <w:r>
+        <w:rPr>
+          <w:rFonts w:ascii="Calibri" w:hAnsi="Calibri"/>
+          <w:color w:val="000000" w:themeColor="text1"/>
           <w:sz w:val="27"/>
           <w:szCs w:val="27"/>
           <w:highlight w:val="yellow"/>
         </w:rPr>
-        <w:t>MORAES, Jéssica</w:t>
+        <w:t>MARTINEZ, Luzia</w:t>
       </w:r>
       <w:r>
         <w:rPr>
           <w:rFonts w:ascii="Calibri" w:hAnsi="Calibri"/>
-          <w:color w:val="000000" w:themeColor="text1" w:themeTint="FF" w:themeShade="FF"/>
+          <w:color w:val="000000" w:themeColor="text1"/>
           <w:sz w:val="27"/>
           <w:szCs w:val="27"/>
           <w:highlight w:val="yellow"/>
@@ -6970,26 +6964,26 @@
       <w:r>
         <w:rPr>
           <w:rFonts w:ascii="Calibri" w:hAnsi="Calibri"/>
-          <w:b w:val="1"/>
-          <w:bCs w:val="1"/>
-          <w:color w:val="000000" w:themeColor="text1" w:themeTint="FF" w:themeShade="FF"/>
+          <w:b/>
+          <w:bCs/>
+          <w:color w:val="000000" w:themeColor="text1"/>
           <w:sz w:val="27"/>
           <w:szCs w:val="27"/>
           <w:highlight w:val="yellow"/>
         </w:rPr>
-        <w:t>Secretaria de Inovação, Ciência e Tecnologia (SICT). Jogos digitais são usados como ferramenta de conscientização na educação</w:t>
+        <w:t>Planejamento urbano sustentável</w:t>
       </w:r>
       <w:r>
         <w:rPr>
           <w:rFonts w:ascii="Calibri" w:hAnsi="Calibri"/>
-          <w:color w:val="000000" w:themeColor="text1" w:themeTint="FF" w:themeShade="FF"/>
+          <w:color w:val="000000" w:themeColor="text1"/>
           <w:sz w:val="27"/>
           <w:szCs w:val="27"/>
           <w:highlight w:val="yellow"/>
         </w:rPr>
         <w:t xml:space="preserve">. Disponível em: </w:t>
       </w:r>
-      <w:hyperlink r:id="Rbcd61ba50dbe4bcd">
+      <w:hyperlink r:id="rId22">
         <w:r>
           <w:rPr>
             <w:rStyle w:val="Hyperlink"/>
@@ -6998,153 +6992,591 @@
             <w:szCs w:val="27"/>
             <w:highlight w:val="yellow"/>
           </w:rPr>
-          <w:t>https://sict.rs.gov.br/jogos-digitais-sao-usados-como-ferramenta-de-conscientizacao-na-educacao</w:t>
+          <w:t>https://123ecos.com.br/docs/planejamento-urbano/</w:t>
         </w:r>
       </w:hyperlink>
       <w:r>
         <w:rPr>
           <w:rFonts w:ascii="Calibri" w:hAnsi="Calibri"/>
-          <w:color w:val="000000" w:themeColor="text1" w:themeTint="FF" w:themeShade="FF"/>
+          <w:color w:val="000000" w:themeColor="text1"/>
           <w:sz w:val="27"/>
           <w:szCs w:val="27"/>
           <w:highlight w:val="yellow"/>
         </w:rPr>
-        <w:t xml:space="preserve"> Acesso em: 25/04/2026</w:t>
-      </w:r>
-      <w:commentRangeEnd w:id="46"/>
-      <w:r>
-        <w:rPr>
-          <w:rStyle w:val="CommentReference"/>
-        </w:rPr>
-        <w:commentReference w:id="46"/>
+        <w:t xml:space="preserve"> Acesso em: 18/04/2026</w:t>
+      </w:r>
+      <w:commentRangeEnd w:id="43"/>
+      <w:r>
+        <w:rPr>
+          <w:highlight w:val="yellow"/>
+        </w:rPr>
+        <w:commentReference w:id="43"/>
       </w:r>
     </w:p>
     <w:p>
       <w:pPr>
         <w:pStyle w:val="NormalWeb"/>
-      </w:pPr>
-      <w:r>
         <w:rPr>
           <w:rFonts w:ascii="Calibri" w:hAnsi="Calibri"/>
-          <w:color w:val="000000" w:themeColor="text1" w:themeTint="FF" w:themeShade="FF"/>
+          <w:color w:val="000000" w:themeColor="text1"/>
           <w:sz w:val="27"/>
           <w:szCs w:val="27"/>
         </w:rPr>
-        <w:t>LIMA, Michael.</w:t>
-      </w:r>
+      </w:pPr>
+      <w:commentRangeStart w:id="44"/>
       <w:r>
         <w:rPr>
           <w:rFonts w:ascii="Calibri" w:hAnsi="Calibri"/>
-          <w:color w:val="000000" w:themeColor="text1" w:themeTint="FF" w:themeShade="FF"/>
+          <w:color w:val="000000" w:themeColor="text1"/>
           <w:sz w:val="27"/>
           <w:szCs w:val="27"/>
-        </w:rPr>
-        <w:t xml:space="preserve"> </w:t>
+          <w:highlight w:val="yellow"/>
+        </w:rPr>
+        <w:t>SALVATIERRA, Fernando Javier</w:t>
       </w:r>
       <w:r>
         <w:rPr>
           <w:rFonts w:ascii="Calibri" w:hAnsi="Calibri"/>
-          <w:b w:val="1"/>
-          <w:bCs w:val="1"/>
-          <w:color w:val="000000" w:themeColor="text1" w:themeTint="FF" w:themeShade="FF"/>
+          <w:color w:val="000000" w:themeColor="text1"/>
           <w:sz w:val="27"/>
           <w:szCs w:val="27"/>
-        </w:rPr>
-        <w:t>Anális</w:t>
+          <w:highlight w:val="yellow"/>
+        </w:rPr>
+        <w:t xml:space="preserve">. </w:t>
       </w:r>
       <w:r>
         <w:rPr>
           <w:rFonts w:ascii="Calibri" w:hAnsi="Calibri"/>
-          <w:b w:val="1"/>
-          <w:bCs w:val="1"/>
-          <w:color w:val="000000" w:themeColor="text1" w:themeTint="FF" w:themeShade="FF"/>
+          <w:b/>
+          <w:bCs/>
+          <w:color w:val="000000" w:themeColor="text1"/>
           <w:sz w:val="27"/>
           <w:szCs w:val="27"/>
-        </w:rPr>
-        <w:t>e: Endling – Extinction is</w:t>
+          <w:highlight w:val="yellow"/>
+        </w:rPr>
+        <w:t>O caminho para a educação digital</w:t>
       </w:r>
       <w:r>
         <w:rPr>
           <w:rFonts w:ascii="Calibri" w:hAnsi="Calibri"/>
-          <w:b w:val="1"/>
-          <w:bCs w:val="1"/>
-          <w:color w:val="000000" w:themeColor="text1" w:themeTint="FF" w:themeShade="FF"/>
+          <w:color w:val="000000" w:themeColor="text1"/>
           <w:sz w:val="27"/>
           <w:szCs w:val="27"/>
-        </w:rPr>
-        <w:t xml:space="preserve"> Forever. 20</w:t>
-      </w:r>
-      <w:r>
-        <w:rPr>
-          <w:rFonts w:ascii="Calibri" w:hAnsi="Calibri"/>
-          <w:b w:val="1"/>
-          <w:bCs w:val="1"/>
-          <w:color w:val="000000" w:themeColor="text1" w:themeTint="FF" w:themeShade="FF"/>
-          <w:sz w:val="27"/>
-          <w:szCs w:val="27"/>
-        </w:rPr>
-        <w:t>22</w:t>
-      </w:r>
-      <w:r>
-        <w:rPr>
-          <w:rFonts w:ascii="Calibri" w:hAnsi="Calibri"/>
-          <w:color w:val="000000" w:themeColor="text1" w:themeTint="FF" w:themeShade="FF"/>
-          <w:sz w:val="27"/>
-          <w:szCs w:val="27"/>
-        </w:rPr>
-        <w:t>. Dispo</w:t>
-      </w:r>
-      <w:r>
-        <w:rPr>
-          <w:rFonts w:ascii="Calibri" w:hAnsi="Calibri"/>
-          <w:color w:val="000000" w:themeColor="text1" w:themeTint="FF" w:themeShade="FF"/>
-          <w:sz w:val="27"/>
-          <w:szCs w:val="27"/>
-        </w:rPr>
-        <w:t xml:space="preserve">nível em: </w:t>
-      </w:r>
-      <w:hyperlink r:id="R1925516cd5e3434d">
+          <w:highlight w:val="yellow"/>
+        </w:rPr>
+        <w:t xml:space="preserve">. Disponível em: </w:t>
+      </w:r>
+      <w:hyperlink r:id="rId23">
         <w:r>
           <w:rPr>
             <w:rStyle w:val="Hyperlink"/>
             <w:rFonts w:ascii="Calibri" w:hAnsi="Calibri"/>
             <w:sz w:val="27"/>
             <w:szCs w:val="27"/>
-          </w:rPr>
-          <w:t>https://www.xboxpower.com.br/2022/07/20/analise-endling-extinction-is-forever/</w:t>
+            <w:highlight w:val="yellow"/>
+          </w:rPr>
+          <w:t>https://www.iiep.unesco.org/pt/articles/o-caminho-para-educacao-digital</w:t>
         </w:r>
       </w:hyperlink>
       <w:r>
         <w:rPr>
           <w:rFonts w:ascii="Calibri" w:hAnsi="Calibri"/>
-          <w:color w:val="000000" w:themeColor="text1" w:themeTint="FF" w:themeShade="FF"/>
+          <w:color w:val="000000" w:themeColor="text1"/>
           <w:sz w:val="27"/>
           <w:szCs w:val="27"/>
+          <w:highlight w:val="yellow"/>
         </w:rPr>
         <w:t xml:space="preserve"> Acesso em: 25/04/2026</w:t>
       </w:r>
+      <w:commentRangeEnd w:id="44"/>
+      <w:r>
+        <w:rPr>
+          <w:highlight w:val="yellow"/>
+        </w:rPr>
+        <w:commentReference w:id="44"/>
+      </w:r>
     </w:p>
     <w:p>
       <w:pPr>
         <w:pStyle w:val="NormalWeb"/>
         <w:rPr>
-          <w:noProof w:val="0"/>
-          <w:lang w:val="pt-BR"/>
-        </w:rPr>
-      </w:pPr>
+          <w:rFonts w:ascii="Calibri" w:hAnsi="Calibri"/>
+          <w:color w:val="000000" w:themeColor="text1"/>
+          <w:sz w:val="27"/>
+          <w:szCs w:val="27"/>
+        </w:rPr>
+      </w:pPr>
+      <w:commentRangeStart w:id="45"/>
+      <w:commentRangeStart w:id="46"/>
+      <w:r>
+        <w:rPr>
+          <w:rFonts w:ascii="Calibri" w:hAnsi="Calibri"/>
+          <w:color w:val="000000" w:themeColor="text1"/>
+          <w:sz w:val="27"/>
+          <w:szCs w:val="27"/>
+          <w:highlight w:val="yellow"/>
+        </w:rPr>
+        <w:t>MORAES, Jéssica</w:t>
+      </w:r>
+      <w:r>
+        <w:rPr>
+          <w:rFonts w:ascii="Calibri" w:hAnsi="Calibri"/>
+          <w:color w:val="000000" w:themeColor="text1"/>
+          <w:sz w:val="27"/>
+          <w:szCs w:val="27"/>
+          <w:highlight w:val="yellow"/>
+        </w:rPr>
+        <w:t xml:space="preserve">. </w:t>
+      </w:r>
+      <w:r>
+        <w:rPr>
+          <w:rFonts w:ascii="Calibri" w:hAnsi="Calibri"/>
+          <w:b/>
+          <w:bCs/>
+          <w:color w:val="000000" w:themeColor="text1"/>
+          <w:sz w:val="27"/>
+          <w:szCs w:val="27"/>
+          <w:highlight w:val="yellow"/>
+        </w:rPr>
+        <w:t>Secretaria de Inovação, Ciência e Tecnologia (SICT). Jogos digitais são usados como ferramenta de conscientização na educação</w:t>
+      </w:r>
+      <w:r>
+        <w:rPr>
+          <w:rFonts w:ascii="Calibri" w:hAnsi="Calibri"/>
+          <w:color w:val="000000" w:themeColor="text1"/>
+          <w:sz w:val="27"/>
+          <w:szCs w:val="27"/>
+          <w:highlight w:val="yellow"/>
+        </w:rPr>
+        <w:t xml:space="preserve">. Disponível em: </w:t>
+      </w:r>
+      <w:hyperlink r:id="rId24">
+        <w:r>
+          <w:rPr>
+            <w:rStyle w:val="Hyperlink"/>
+            <w:rFonts w:ascii="Calibri" w:hAnsi="Calibri"/>
+            <w:sz w:val="27"/>
+            <w:szCs w:val="27"/>
+            <w:highlight w:val="yellow"/>
+          </w:rPr>
+          <w:t>https://sict.rs.gov.br/jogos-digitais-sao-usados-como-ferramenta-de-conscientizacao-na-educacao</w:t>
+        </w:r>
+      </w:hyperlink>
+      <w:r>
+        <w:rPr>
+          <w:rFonts w:ascii="Calibri" w:hAnsi="Calibri"/>
+          <w:color w:val="000000" w:themeColor="text1"/>
+          <w:sz w:val="27"/>
+          <w:szCs w:val="27"/>
+          <w:highlight w:val="yellow"/>
+        </w:rPr>
+        <w:t xml:space="preserve"> Acesso em: 25/04/2026</w:t>
+      </w:r>
+      <w:commentRangeEnd w:id="45"/>
+      <w:r>
+        <w:commentReference w:id="45"/>
+      </w:r>
+      <w:commentRangeEnd w:id="46"/>
+      <w:r>
+        <w:rPr>
+          <w:rStyle w:val="CommentReference"/>
+        </w:rPr>
+        <w:commentReference w:id="46"/>
+      </w:r>
+    </w:p>
+    <w:p>
+      <w:pPr>
+        <w:pStyle w:val="NormalWeb"/>
+      </w:pPr>
+      <w:r>
+        <w:rPr>
+          <w:rFonts w:ascii="Calibri" w:hAnsi="Calibri"/>
+          <w:color w:val="000000" w:themeColor="text1"/>
+          <w:sz w:val="27"/>
+          <w:szCs w:val="27"/>
+        </w:rPr>
+        <w:t xml:space="preserve">LIMA, Michael. </w:t>
+      </w:r>
+      <w:r>
+        <w:rPr>
+          <w:rFonts w:ascii="Calibri" w:hAnsi="Calibri"/>
+          <w:b/>
+          <w:bCs/>
+          <w:color w:val="000000" w:themeColor="text1"/>
+          <w:sz w:val="27"/>
+          <w:szCs w:val="27"/>
+        </w:rPr>
+        <w:t>Análise: Endling – Extinction is Forever. 2022</w:t>
+      </w:r>
+      <w:r>
+        <w:rPr>
+          <w:rFonts w:ascii="Calibri" w:hAnsi="Calibri"/>
+          <w:color w:val="000000" w:themeColor="text1"/>
+          <w:sz w:val="27"/>
+          <w:szCs w:val="27"/>
+        </w:rPr>
+        <w:t xml:space="preserve">. Disponível em: </w:t>
+      </w:r>
+      <w:hyperlink r:id="rId25">
+        <w:r>
+          <w:rPr>
+            <w:rStyle w:val="Hyperlink"/>
+            <w:rFonts w:ascii="Calibri" w:hAnsi="Calibri"/>
+            <w:sz w:val="27"/>
+            <w:szCs w:val="27"/>
+          </w:rPr>
+          <w:t>https://www.xboxpower.com.br/2022/07/20/analise-endling-extinction-is-forever/</w:t>
+        </w:r>
+      </w:hyperlink>
+      <w:r>
+        <w:rPr>
+          <w:rFonts w:ascii="Calibri" w:hAnsi="Calibri"/>
+          <w:color w:val="000000" w:themeColor="text1"/>
+          <w:sz w:val="27"/>
+          <w:szCs w:val="27"/>
+        </w:rPr>
+        <w:t xml:space="preserve"> Acesso em: 25/04/2026</w:t>
+      </w:r>
+    </w:p>
+    <w:p>
+      <w:pPr>
+        <w:pStyle w:val="NormalWeb"/>
+      </w:pPr>
+      <w:r>
+        <w:rPr>
+          <w:rFonts w:asciiTheme="minorHAnsi" w:hAnsiTheme="minorHAnsi" w:eastAsiaTheme="minorEastAsia" w:cstheme="minorBidi"/>
+          <w:sz w:val="27"/>
+          <w:szCs w:val="27"/>
+        </w:rPr>
+        <w:t xml:space="preserve">Y7rik. </w:t>
+      </w:r>
+      <w:r>
+        <w:rPr>
+          <w:rFonts w:asciiTheme="minorHAnsi" w:hAnsiTheme="minorHAnsi" w:eastAsiaTheme="minorEastAsia" w:cstheme="minorBidi"/>
+          <w:b/>
+          <w:bCs/>
+          <w:sz w:val="27"/>
+          <w:szCs w:val="27"/>
+        </w:rPr>
+        <w:t>Impacto da ciência e da tecnologia nas grandes cidades</w:t>
+      </w:r>
+      <w:r>
+        <w:rPr>
+          <w:rFonts w:asciiTheme="minorHAnsi" w:hAnsiTheme="minorHAnsi" w:eastAsiaTheme="minorEastAsia" w:cstheme="minorBidi"/>
+          <w:sz w:val="27"/>
+          <w:szCs w:val="27"/>
+        </w:rPr>
+        <w:t xml:space="preserve">. Disponível em: </w:t>
+      </w:r>
+      <w:hyperlink r:id="rId26">
+        <w:r>
+          <w:rPr>
+            <w:rStyle w:val="Hyperlink"/>
+            <w:rFonts w:asciiTheme="minorHAnsi" w:hAnsiTheme="minorHAnsi" w:eastAsiaTheme="minorEastAsia" w:cstheme="minorBidi"/>
+            <w:sz w:val="27"/>
+            <w:szCs w:val="27"/>
+          </w:rPr>
+          <w:t>https://maestrovirtuale.com/impacto-da-ciencia-e-da-tecnologia-nas-grandes-cidades/</w:t>
+        </w:r>
+      </w:hyperlink>
+      <w:r>
+        <w:rPr>
+          <w:rFonts w:asciiTheme="minorHAnsi" w:hAnsiTheme="minorHAnsi" w:eastAsiaTheme="minorEastAsia" w:cstheme="minorBidi"/>
+          <w:sz w:val="27"/>
+          <w:szCs w:val="27"/>
+        </w:rPr>
+        <w:t>. Acesso em: 14/06/2026</w:t>
+      </w:r>
+    </w:p>
+    <w:p>
+      <w:pPr>
+        <w:pStyle w:val="NormalWeb"/>
+        <w:rPr>
+          <w:rFonts w:asciiTheme="minorHAnsi" w:hAnsiTheme="minorHAnsi" w:eastAsiaTheme="minorEastAsia" w:cstheme="minorBidi"/>
+          <w:sz w:val="27"/>
+          <w:szCs w:val="27"/>
+          <w:lang w:val="en-US"/>
+        </w:rPr>
+      </w:pPr>
+      <w:r>
+        <w:rPr>
+          <w:rFonts w:asciiTheme="minorHAnsi" w:hAnsiTheme="minorHAnsi" w:eastAsiaTheme="minorEastAsia" w:cstheme="minorBidi"/>
+          <w:sz w:val="27"/>
+          <w:szCs w:val="27"/>
+          <w:lang w:val="en-US"/>
+        </w:rPr>
+        <w:t xml:space="preserve">VENDITTI, Bruno. </w:t>
+      </w:r>
+      <w:r>
+        <w:rPr>
+          <w:rFonts w:asciiTheme="minorHAnsi" w:hAnsiTheme="minorHAnsi" w:eastAsiaTheme="minorEastAsia" w:cstheme="minorBidi"/>
+          <w:b/>
+          <w:bCs/>
+          <w:sz w:val="27"/>
+          <w:szCs w:val="27"/>
+          <w:lang w:val="en-US"/>
+        </w:rPr>
+        <w:t>This chart shows the impact rising urbanization will have on the world</w:t>
+      </w:r>
+      <w:r>
+        <w:rPr>
+          <w:rFonts w:asciiTheme="minorHAnsi" w:hAnsiTheme="minorHAnsi" w:eastAsiaTheme="minorEastAsia" w:cstheme="minorBidi"/>
+          <w:sz w:val="27"/>
+          <w:szCs w:val="27"/>
+          <w:lang w:val="en-US"/>
+        </w:rPr>
+        <w:t xml:space="preserve">. </w:t>
+      </w:r>
+      <w:r>
+        <w:rPr>
+          <w:rFonts w:asciiTheme="minorHAnsi" w:hAnsiTheme="minorHAnsi" w:eastAsiaTheme="minorEastAsia" w:cstheme="minorBidi"/>
+          <w:sz w:val="27"/>
+          <w:szCs w:val="27"/>
+          <w:lang w:val="en-US"/>
+        </w:rPr>
+        <w:t>Disponível</w:t>
+      </w:r>
+      <w:r>
+        <w:rPr>
+          <w:rFonts w:asciiTheme="minorHAnsi" w:hAnsiTheme="minorHAnsi" w:eastAsiaTheme="minorEastAsia" w:cstheme="minorBidi"/>
+          <w:sz w:val="27"/>
+          <w:szCs w:val="27"/>
+          <w:lang w:val="en-US"/>
+        </w:rPr>
+        <w:t xml:space="preserve"> em: </w:t>
+      </w:r>
+      <w:hyperlink r:id="rId27">
+        <w:r>
+          <w:rPr>
+            <w:rStyle w:val="Hyperlink"/>
+            <w:rFonts w:asciiTheme="minorHAnsi" w:hAnsiTheme="minorHAnsi" w:eastAsiaTheme="minorEastAsia" w:cstheme="minorBidi"/>
+            <w:sz w:val="27"/>
+            <w:szCs w:val="27"/>
+            <w:lang w:val="en-US"/>
+          </w:rPr>
+          <w:t>https://www.weforum.org/stories/2022/04/global-urbanization-material-consumption/</w:t>
+        </w:r>
+      </w:hyperlink>
+      <w:r>
+        <w:rPr>
+          <w:rFonts w:asciiTheme="minorHAnsi" w:hAnsiTheme="minorHAnsi" w:eastAsiaTheme="minorEastAsia" w:cstheme="minorBidi"/>
+          <w:sz w:val="27"/>
+          <w:szCs w:val="27"/>
+          <w:lang w:val="en-US"/>
+        </w:rPr>
+        <w:t>. Acesso em: 14/06/2026</w:t>
+      </w:r>
+    </w:p>
+    <w:p>
+      <w:pPr>
+        <w:pStyle w:val="NormalWeb"/>
+        <w:rPr>
+          <w:rFonts w:asciiTheme="minorHAnsi" w:hAnsiTheme="minorHAnsi" w:eastAsiaTheme="minorEastAsia" w:cstheme="minorBidi"/>
+          <w:sz w:val="27"/>
+          <w:szCs w:val="27"/>
+        </w:rPr>
+      </w:pPr>
+      <w:r>
+        <w:rPr>
+          <w:rFonts w:asciiTheme="minorHAnsi" w:hAnsiTheme="minorHAnsi" w:eastAsiaTheme="minorEastAsia" w:cstheme="minorBidi"/>
+          <w:sz w:val="27"/>
+          <w:szCs w:val="27"/>
+        </w:rPr>
+        <w:t xml:space="preserve">PROGRAMA DAS NAÇÕES UNIDAS PARA O MEIO AMBIENTE (PNUMA). </w:t>
+      </w:r>
+      <w:r>
+        <w:rPr>
+          <w:rFonts w:asciiTheme="minorHAnsi" w:hAnsiTheme="minorHAnsi" w:eastAsiaTheme="minorEastAsia" w:cstheme="minorBidi"/>
+          <w:b/>
+          <w:bCs/>
+          <w:sz w:val="27"/>
+          <w:szCs w:val="27"/>
+        </w:rPr>
+        <w:t>Países ricos usam seis vezes mais recursos naturais do que países de baixa renda, aponta relatório do PNUMA</w:t>
+      </w:r>
+      <w:r>
+        <w:rPr>
+          <w:rFonts w:asciiTheme="minorHAnsi" w:hAnsiTheme="minorHAnsi" w:eastAsiaTheme="minorEastAsia" w:cstheme="minorBidi"/>
+          <w:sz w:val="27"/>
+          <w:szCs w:val="27"/>
+        </w:rPr>
+        <w:t xml:space="preserve">. Disponível em: </w:t>
+      </w:r>
+      <w:hyperlink r:id="rId28">
+        <w:r>
+          <w:rPr>
+            <w:rStyle w:val="Hyperlink"/>
+            <w:rFonts w:asciiTheme="minorHAnsi" w:hAnsiTheme="minorHAnsi" w:eastAsiaTheme="minorEastAsia" w:cstheme="minorBidi"/>
+            <w:sz w:val="27"/>
+            <w:szCs w:val="27"/>
+          </w:rPr>
+          <w:t>https://brasil.un.org/pt-br/262067-pa%C3%ADses-ricos-usam-seis-vezes-mais-recursos-naturais-do-que-pa%C3%ADses-de-baixa-renda-aponta</w:t>
+        </w:r>
+      </w:hyperlink>
+      <w:r>
+        <w:rPr>
+          <w:rFonts w:asciiTheme="minorHAnsi" w:hAnsiTheme="minorHAnsi" w:eastAsiaTheme="minorEastAsia" w:cstheme="minorBidi"/>
+          <w:sz w:val="27"/>
+          <w:szCs w:val="27"/>
+        </w:rPr>
+        <w:t xml:space="preserve">. Acesso em: </w:t>
+      </w:r>
+      <w:r>
+        <w:rPr>
+          <w:rFonts w:asciiTheme="minorHAnsi" w:hAnsiTheme="minorHAnsi" w:eastAsiaTheme="minorEastAsia" w:cstheme="minorBidi"/>
+          <w:sz w:val="27"/>
+          <w:szCs w:val="27"/>
+        </w:rPr>
+        <w:t>14/06/2026</w:t>
+      </w:r>
+    </w:p>
+    <w:p>
+      <w:pPr>
+        <w:pStyle w:val="NormalWeb"/>
+      </w:pPr>
+      <w:r>
+        <w:rPr>
+          <w:rFonts w:ascii="Calibri" w:hAnsi="Calibri" w:eastAsia="" w:cs="" w:asciiTheme="minorAscii" w:hAnsiTheme="minorAscii" w:eastAsiaTheme="minorEastAsia" w:cstheme="minorBidi"/>
+          <w:sz w:val="27"/>
+          <w:szCs w:val="27"/>
+        </w:rPr>
+        <w:t xml:space="preserve">MJV INNOVATION. </w:t>
+      </w:r>
+      <w:r>
+        <w:rPr>
+          <w:rFonts w:ascii="Calibri" w:hAnsi="Calibri" w:eastAsia="" w:cs="" w:asciiTheme="minorAscii" w:hAnsiTheme="minorAscii" w:eastAsiaTheme="minorEastAsia" w:cstheme="minorBidi"/>
+          <w:b w:val="1"/>
+          <w:bCs w:val="1"/>
+          <w:sz w:val="27"/>
+          <w:szCs w:val="27"/>
+        </w:rPr>
+        <w:t xml:space="preserve">Imersão Design </w:t>
+      </w:r>
+      <w:r>
+        <w:rPr>
+          <w:rFonts w:ascii="Calibri" w:hAnsi="Calibri" w:eastAsia="" w:cs="" w:asciiTheme="minorAscii" w:hAnsiTheme="minorAscii" w:eastAsiaTheme="minorEastAsia" w:cstheme="minorBidi"/>
+          <w:b w:val="1"/>
+          <w:bCs w:val="1"/>
+          <w:sz w:val="27"/>
+          <w:szCs w:val="27"/>
+        </w:rPr>
+        <w:t>Thinking</w:t>
+      </w:r>
+      <w:r>
+        <w:rPr>
+          <w:rFonts w:ascii="Calibri" w:hAnsi="Calibri" w:eastAsia="" w:cs="" w:asciiTheme="minorAscii" w:hAnsiTheme="minorAscii" w:eastAsiaTheme="minorEastAsia" w:cstheme="minorBidi"/>
+          <w:b w:val="1"/>
+          <w:bCs w:val="1"/>
+          <w:sz w:val="27"/>
+          <w:szCs w:val="27"/>
+        </w:rPr>
+        <w:t xml:space="preserve">: como funciona essa </w:t>
+      </w:r>
+      <w:r>
+        <w:rPr>
+          <w:rFonts w:ascii="Calibri" w:hAnsi="Calibri" w:eastAsia="" w:cs="" w:asciiTheme="minorAscii" w:hAnsiTheme="minorAscii" w:eastAsiaTheme="minorEastAsia" w:cstheme="minorBidi"/>
+          <w:b w:val="1"/>
+          <w:bCs w:val="1"/>
+          <w:sz w:val="27"/>
+          <w:szCs w:val="27"/>
+        </w:rPr>
+        <w:t>fase?.</w:t>
+      </w:r>
+      <w:r>
+        <w:rPr>
+          <w:rFonts w:ascii="Calibri" w:hAnsi="Calibri" w:eastAsia="" w:cs="" w:asciiTheme="minorAscii" w:hAnsiTheme="minorAscii" w:eastAsiaTheme="minorEastAsia" w:cstheme="minorBidi"/>
+          <w:sz w:val="27"/>
+          <w:szCs w:val="27"/>
+        </w:rPr>
+        <w:t xml:space="preserve"> Disponível em: </w:t>
+      </w:r>
+      <w:hyperlink r:id="Rfce7a4edd91d42c3">
+        <w:r>
+          <w:rPr>
+            <w:rStyle w:val="Hyperlink"/>
+            <w:rFonts w:ascii="Calibri" w:hAnsi="Calibri" w:eastAsia="" w:cs="" w:asciiTheme="minorAscii" w:hAnsiTheme="minorAscii" w:eastAsiaTheme="minorEastAsia" w:cstheme="minorBidi"/>
+            <w:sz w:val="27"/>
+            <w:szCs w:val="27"/>
+          </w:rPr>
+          <w:t>https://www.mjvinnovation.com/pt-br/blog/como-funciona-a-imersao-no-design-thinking/</w:t>
+        </w:r>
+      </w:hyperlink>
+      <w:r>
+        <w:rPr>
+          <w:rFonts w:ascii="Calibri" w:hAnsi="Calibri" w:eastAsia="" w:cs="" w:asciiTheme="minorAscii" w:hAnsiTheme="minorAscii" w:eastAsiaTheme="minorEastAsia" w:cstheme="minorBidi"/>
+          <w:sz w:val="27"/>
+          <w:szCs w:val="27"/>
+        </w:rPr>
+        <w:t xml:space="preserve">. Acesso em: </w:t>
+      </w:r>
+      <w:r>
+        <w:rPr>
+          <w:rFonts w:ascii="Calibri" w:hAnsi="Calibri" w:eastAsia="" w:cs="" w:asciiTheme="minorAscii" w:hAnsiTheme="minorAscii" w:eastAsiaTheme="minorEastAsia" w:cstheme="minorBidi"/>
+          <w:sz w:val="27"/>
+          <w:szCs w:val="27"/>
+        </w:rPr>
+        <w:t>14/06/2026</w:t>
+      </w:r>
+    </w:p>
+    <w:p>
+      <w:pPr>
+        <w:pStyle w:val="NormalWeb"/>
+      </w:pPr>
+      <w:r>
+        <w:rPr>
+          <w:rFonts w:ascii="Calibri" w:hAnsi="Calibri" w:eastAsia="" w:cs="" w:asciiTheme="minorAscii" w:hAnsiTheme="minorAscii" w:eastAsiaTheme="minorEastAsia" w:cstheme="minorBidi"/>
+          <w:sz w:val="27"/>
+          <w:szCs w:val="27"/>
+        </w:rPr>
+        <w:t xml:space="preserve">REDAÇÃO SC. </w:t>
+      </w:r>
+      <w:r>
+        <w:rPr>
+          <w:rFonts w:ascii="Calibri" w:hAnsi="Calibri" w:eastAsia="" w:cs="" w:asciiTheme="minorAscii" w:hAnsiTheme="minorAscii" w:eastAsiaTheme="minorEastAsia" w:cstheme="minorBidi"/>
+          <w:b w:val="1"/>
+          <w:bCs w:val="1"/>
+          <w:sz w:val="27"/>
+          <w:szCs w:val="27"/>
+        </w:rPr>
+        <w:t xml:space="preserve">Jogos digitais na educação estimulam aprendizado e pensamento crítico. </w:t>
+      </w:r>
+      <w:r>
+        <w:rPr>
+          <w:rFonts w:ascii="Calibri" w:hAnsi="Calibri" w:eastAsia="" w:cs="" w:asciiTheme="minorAscii" w:hAnsiTheme="minorAscii" w:eastAsiaTheme="minorEastAsia" w:cstheme="minorBidi"/>
+          <w:b w:val="0"/>
+          <w:bCs w:val="0"/>
+          <w:sz w:val="27"/>
+          <w:szCs w:val="27"/>
+        </w:rPr>
+        <w:t xml:space="preserve">Disponível em: </w:t>
+      </w:r>
+      <w:hyperlink r:id="Rf476cd0a3fdd491c">
+        <w:r>
+          <w:rPr>
+            <w:rStyle w:val="Hyperlink"/>
+            <w:rFonts w:ascii="Calibri" w:hAnsi="Calibri" w:eastAsia="Calibri" w:cs="Calibri" w:asciiTheme="minorAscii" w:hAnsiTheme="minorAscii" w:eastAsiaTheme="minorAscii" w:cstheme="minorAscii"/>
+            <w:b w:val="0"/>
+            <w:bCs w:val="0"/>
+            <w:sz w:val="27"/>
+            <w:szCs w:val="27"/>
+          </w:rPr>
+          <w:t>https://www.notisul.com.br/jogos-digitais-na-educacao-habilidades/</w:t>
+        </w:r>
+      </w:hyperlink>
       <w:r>
         <w:rPr>
           <w:rFonts w:ascii="Calibri" w:hAnsi="Calibri" w:eastAsia="Calibri" w:cs="Calibri" w:asciiTheme="minorAscii" w:hAnsiTheme="minorAscii" w:eastAsiaTheme="minorAscii" w:cstheme="minorAscii"/>
           <w:b w:val="0"/>
           <w:bCs w:val="0"/>
-          <w:noProof w:val="0"/>
           <w:sz w:val="27"/>
           <w:szCs w:val="27"/>
-          <w:lang w:val="pt-BR"/>
-        </w:rPr>
-        <w:t>Y7rik.</w:t>
-      </w:r>
-      <w:r>
+        </w:rPr>
+        <w:t>.  Acesso em 17/06/2026</w:t>
+      </w:r>
+    </w:p>
+    <w:p>
+      <w:pPr>
+        <w:pStyle w:val="NormalWeb"/>
         <w:rPr>
           <w:rFonts w:ascii="Calibri" w:hAnsi="Calibri" w:eastAsia="Calibri" w:cs="Calibri" w:asciiTheme="minorAscii" w:hAnsiTheme="minorAscii" w:eastAsiaTheme="minorAscii" w:cstheme="minorAscii"/>
           <w:noProof w:val="0"/>
@@ -7152,7 +7584,36 @@
           <w:szCs w:val="27"/>
           <w:lang w:val="pt-BR"/>
         </w:rPr>
-        <w:t xml:space="preserve"> </w:t>
+      </w:pPr>
+      <w:r>
+        <w:rPr>
+          <w:rFonts w:ascii="Calibri" w:hAnsi="Calibri" w:eastAsia="Calibri" w:cs="Calibri" w:asciiTheme="minorAscii" w:hAnsiTheme="minorAscii" w:eastAsiaTheme="minorAscii" w:cstheme="minorAscii"/>
+          <w:noProof w:val="0"/>
+          <w:sz w:val="27"/>
+          <w:szCs w:val="27"/>
+          <w:lang w:val="pt-BR"/>
+        </w:rPr>
+        <w:t xml:space="preserve">SHUVO, </w:t>
+      </w:r>
+      <w:r>
+        <w:rPr>
+          <w:rFonts w:ascii="Calibri" w:hAnsi="Calibri" w:eastAsia="Calibri" w:cs="Calibri" w:asciiTheme="minorAscii" w:hAnsiTheme="minorAscii" w:eastAsiaTheme="minorAscii" w:cstheme="minorAscii"/>
+          <w:noProof w:val="0"/>
+          <w:sz w:val="27"/>
+          <w:szCs w:val="27"/>
+          <w:lang w:val="pt-BR"/>
+        </w:rPr>
+        <w:t>Sakibuzzaman</w:t>
+      </w:r>
+      <w:r>
+        <w:rPr>
+          <w:rFonts w:ascii="Calibri" w:hAnsi="Calibri" w:eastAsia="Calibri" w:cs="Calibri" w:asciiTheme="minorAscii" w:hAnsiTheme="minorAscii" w:eastAsiaTheme="minorAscii" w:cstheme="minorAscii"/>
+          <w:noProof w:val="0"/>
+          <w:sz w:val="27"/>
+          <w:szCs w:val="27"/>
+          <w:lang w:val="pt-BR"/>
+        </w:rPr>
+        <w:t xml:space="preserve">. </w:t>
       </w:r>
       <w:r>
         <w:rPr>
@@ -7164,7 +7625,7 @@
           <w:szCs w:val="27"/>
           <w:lang w:val="pt-BR"/>
         </w:rPr>
-        <w:t>Impacto da ciência e da tecnologia nas grandes cidades</w:t>
+        <w:t>Jogos de Simulação: Como a Imitação da Realidade Cria Aprendizagem e Entretenimento Genuínos. 2026.</w:t>
       </w:r>
       <w:r>
         <w:rPr>
@@ -7174,21 +7635,44 @@
           <w:szCs w:val="27"/>
           <w:lang w:val="pt-BR"/>
         </w:rPr>
-        <w:t xml:space="preserve">. Disponível em: </w:t>
-      </w:r>
-      <w:hyperlink r:id="R1d700e2ef9eb4924">
+        <w:t xml:space="preserve"> Disponível em: </w:t>
+      </w:r>
+      <w:hyperlink r:id="R81db12d224254eb5">
         <w:r>
           <w:rPr>
             <w:rStyle w:val="Hyperlink"/>
             <w:rFonts w:ascii="Calibri" w:hAnsi="Calibri" w:eastAsia="Calibri" w:cs="Calibri" w:asciiTheme="minorAscii" w:hAnsiTheme="minorAscii" w:eastAsiaTheme="minorAscii" w:cstheme="minorAscii"/>
+            <w:b w:val="0"/>
+            <w:bCs w:val="0"/>
+            <w:i w:val="0"/>
+            <w:iCs w:val="0"/>
+            <w:caps w:val="0"/>
+            <w:smallCaps w:val="0"/>
             <w:noProof w:val="0"/>
             <w:sz w:val="27"/>
             <w:szCs w:val="27"/>
             <w:lang w:val="pt-BR"/>
           </w:rPr>
-          <w:t>https://maestrovirtuale.com/impacto-da-ciencia-e-da-tecnologia-nas-grandes-cidades/</w:t>
+          <w:t>https://pt.editorialge.com/jogos-de-simulacao/</w:t>
         </w:r>
       </w:hyperlink>
+      <w:r>
+        <w:rPr>
+          <w:rFonts w:ascii="Calibri" w:hAnsi="Calibri" w:eastAsia="Calibri" w:cs="Calibri" w:asciiTheme="minorAscii" w:hAnsiTheme="minorAscii" w:eastAsiaTheme="minorAscii" w:cstheme="minorAscii"/>
+          <w:b w:val="0"/>
+          <w:bCs w:val="0"/>
+          <w:i w:val="0"/>
+          <w:iCs w:val="0"/>
+          <w:caps w:val="0"/>
+          <w:smallCaps w:val="0"/>
+          <w:noProof w:val="0"/>
+          <w:color w:val="000000" w:themeColor="text1" w:themeTint="FF" w:themeShade="FF"/>
+          <w:sz w:val="27"/>
+          <w:szCs w:val="27"/>
+          <w:lang w:val="pt-BR"/>
+        </w:rPr>
+        <w:t>.</w:t>
+      </w:r>
       <w:r>
         <w:rPr>
           <w:rFonts w:ascii="Calibri" w:hAnsi="Calibri" w:eastAsia="Calibri" w:cs="Calibri" w:asciiTheme="minorAscii" w:hAnsiTheme="minorAscii" w:eastAsiaTheme="minorAscii" w:cstheme="minorAscii"/>
@@ -7197,354 +7681,21 @@
           <w:szCs w:val="27"/>
           <w:lang w:val="pt-BR"/>
         </w:rPr>
-        <w:t>. Acesso em: 14/06/2026</w:t>
-      </w:r>
-    </w:p>
-    <w:p>
-      <w:pPr>
-        <w:pStyle w:val="NormalWeb"/>
+        <w:t xml:space="preserve"> Acesso em: </w:t>
+      </w:r>
+      <w:r>
         <w:rPr>
           <w:rFonts w:ascii="Calibri" w:hAnsi="Calibri" w:eastAsia="Calibri" w:cs="Calibri" w:asciiTheme="minorAscii" w:hAnsiTheme="minorAscii" w:eastAsiaTheme="minorAscii" w:cstheme="minorAscii"/>
           <w:noProof w:val="0"/>
           <w:sz w:val="27"/>
           <w:szCs w:val="27"/>
-          <w:lang w:val="en-US"/>
-        </w:rPr>
-      </w:pPr>
-      <w:r>
-        <w:rPr>
-          <w:rFonts w:ascii="Calibri" w:hAnsi="Calibri" w:eastAsia="Calibri" w:cs="Calibri" w:asciiTheme="minorAscii" w:hAnsiTheme="minorAscii" w:eastAsiaTheme="minorAscii" w:cstheme="minorAscii"/>
-          <w:b w:val="0"/>
-          <w:bCs w:val="0"/>
-          <w:noProof w:val="0"/>
-          <w:sz w:val="27"/>
-          <w:szCs w:val="27"/>
-          <w:lang w:val="en-US"/>
-        </w:rPr>
-        <w:t xml:space="preserve">VENDITTI, Bruno. </w:t>
-      </w:r>
-      <w:r>
-        <w:rPr>
-          <w:rFonts w:ascii="Calibri" w:hAnsi="Calibri" w:eastAsia="Calibri" w:cs="Calibri" w:asciiTheme="minorAscii" w:hAnsiTheme="minorAscii" w:eastAsiaTheme="minorAscii" w:cstheme="minorAscii"/>
-          <w:b w:val="1"/>
-          <w:bCs w:val="1"/>
-          <w:noProof w:val="0"/>
-          <w:sz w:val="27"/>
-          <w:szCs w:val="27"/>
-          <w:lang w:val="en-US"/>
-        </w:rPr>
-        <w:t>This chart shows the impact rising urbanization will have on the world</w:t>
-      </w:r>
-      <w:r>
-        <w:rPr>
-          <w:rFonts w:ascii="Calibri" w:hAnsi="Calibri" w:eastAsia="Calibri" w:cs="Calibri" w:asciiTheme="minorAscii" w:hAnsiTheme="minorAscii" w:eastAsiaTheme="minorAscii" w:cstheme="minorAscii"/>
-          <w:noProof w:val="0"/>
-          <w:sz w:val="27"/>
-          <w:szCs w:val="27"/>
-          <w:lang w:val="en-US"/>
-        </w:rPr>
-        <w:t xml:space="preserve">. </w:t>
-      </w:r>
-      <w:r>
-        <w:rPr>
-          <w:rFonts w:ascii="Calibri" w:hAnsi="Calibri" w:eastAsia="Calibri" w:cs="Calibri" w:asciiTheme="minorAscii" w:hAnsiTheme="minorAscii" w:eastAsiaTheme="minorAscii" w:cstheme="minorAscii"/>
-          <w:noProof w:val="0"/>
-          <w:sz w:val="27"/>
-          <w:szCs w:val="27"/>
-          <w:lang w:val="en-US"/>
-        </w:rPr>
-        <w:t>Disponível</w:t>
-      </w:r>
-      <w:r>
-        <w:rPr>
-          <w:rFonts w:ascii="Calibri" w:hAnsi="Calibri" w:eastAsia="Calibri" w:cs="Calibri" w:asciiTheme="minorAscii" w:hAnsiTheme="minorAscii" w:eastAsiaTheme="minorAscii" w:cstheme="minorAscii"/>
-          <w:noProof w:val="0"/>
-          <w:sz w:val="27"/>
-          <w:szCs w:val="27"/>
-          <w:lang w:val="en-US"/>
-        </w:rPr>
-        <w:t xml:space="preserve"> </w:t>
-      </w:r>
-      <w:r>
-        <w:rPr>
-          <w:rFonts w:ascii="Calibri" w:hAnsi="Calibri" w:eastAsia="Calibri" w:cs="Calibri" w:asciiTheme="minorAscii" w:hAnsiTheme="minorAscii" w:eastAsiaTheme="minorAscii" w:cstheme="minorAscii"/>
-          <w:noProof w:val="0"/>
-          <w:sz w:val="27"/>
-          <w:szCs w:val="27"/>
-          <w:lang w:val="en-US"/>
-        </w:rPr>
-        <w:t>em</w:t>
-      </w:r>
-      <w:r>
-        <w:rPr>
-          <w:rFonts w:ascii="Calibri" w:hAnsi="Calibri" w:eastAsia="Calibri" w:cs="Calibri" w:asciiTheme="minorAscii" w:hAnsiTheme="minorAscii" w:eastAsiaTheme="minorAscii" w:cstheme="minorAscii"/>
-          <w:noProof w:val="0"/>
-          <w:sz w:val="27"/>
-          <w:szCs w:val="27"/>
-          <w:lang w:val="en-US"/>
-        </w:rPr>
-        <w:t xml:space="preserve">: </w:t>
-      </w:r>
-      <w:hyperlink r:id="R6b967759d61c4a2f">
-        <w:r>
-          <w:rPr>
-            <w:rStyle w:val="Hyperlink"/>
-            <w:rFonts w:ascii="Calibri" w:hAnsi="Calibri" w:eastAsia="Calibri" w:cs="Calibri" w:asciiTheme="minorAscii" w:hAnsiTheme="minorAscii" w:eastAsiaTheme="minorAscii" w:cstheme="minorAscii"/>
-            <w:noProof w:val="0"/>
-            <w:sz w:val="27"/>
-            <w:szCs w:val="27"/>
-            <w:lang w:val="en-US"/>
-          </w:rPr>
-          <w:t>https://www.weforum.org/stories/2022/04/global-urbanization-material-consumption/</w:t>
-        </w:r>
-      </w:hyperlink>
-      <w:r>
-        <w:rPr>
-          <w:rFonts w:ascii="Calibri" w:hAnsi="Calibri" w:eastAsia="Calibri" w:cs="Calibri" w:asciiTheme="minorAscii" w:hAnsiTheme="minorAscii" w:eastAsiaTheme="minorAscii" w:cstheme="minorAscii"/>
-          <w:noProof w:val="0"/>
-          <w:sz w:val="27"/>
-          <w:szCs w:val="27"/>
-          <w:lang w:val="en-US"/>
-        </w:rPr>
-        <w:t xml:space="preserve">. Acesso </w:t>
-      </w:r>
-      <w:r>
-        <w:rPr>
-          <w:rFonts w:ascii="Calibri" w:hAnsi="Calibri" w:eastAsia="Calibri" w:cs="Calibri" w:asciiTheme="minorAscii" w:hAnsiTheme="minorAscii" w:eastAsiaTheme="minorAscii" w:cstheme="minorAscii"/>
-          <w:noProof w:val="0"/>
-          <w:sz w:val="27"/>
-          <w:szCs w:val="27"/>
-          <w:lang w:val="en-US"/>
-        </w:rPr>
-        <w:t>em</w:t>
-      </w:r>
-      <w:r>
-        <w:rPr>
-          <w:rFonts w:ascii="Calibri" w:hAnsi="Calibri" w:eastAsia="Calibri" w:cs="Calibri" w:asciiTheme="minorAscii" w:hAnsiTheme="minorAscii" w:eastAsiaTheme="minorAscii" w:cstheme="minorAscii"/>
-          <w:noProof w:val="0"/>
-          <w:sz w:val="27"/>
-          <w:szCs w:val="27"/>
-          <w:lang w:val="en-US"/>
-        </w:rPr>
-        <w:t>: 14/06/2026</w:t>
-      </w:r>
-    </w:p>
-    <w:p>
-      <w:pPr>
-        <w:pStyle w:val="NormalWeb"/>
-        <w:rPr>
-          <w:rFonts w:ascii="Calibri" w:hAnsi="Calibri" w:eastAsia="Calibri" w:cs="Calibri" w:asciiTheme="minorAscii" w:hAnsiTheme="minorAscii" w:eastAsiaTheme="minorAscii" w:cstheme="minorAscii"/>
-          <w:b w:val="0"/>
-          <w:bCs w:val="0"/>
-          <w:noProof w:val="0"/>
-          <w:sz w:val="27"/>
-          <w:szCs w:val="27"/>
           <w:lang w:val="pt-BR"/>
         </w:rPr>
-      </w:pPr>
-      <w:r>
-        <w:rPr>
-          <w:rFonts w:ascii="Calibri" w:hAnsi="Calibri" w:eastAsia="Calibri" w:cs="Calibri" w:asciiTheme="minorAscii" w:hAnsiTheme="minorAscii" w:eastAsiaTheme="minorAscii" w:cstheme="minorAscii"/>
-          <w:b w:val="0"/>
-          <w:bCs w:val="0"/>
-          <w:noProof w:val="0"/>
-          <w:sz w:val="27"/>
-          <w:szCs w:val="27"/>
-          <w:lang w:val="pt-BR"/>
-        </w:rPr>
-        <w:t xml:space="preserve">PROGRAMA DAS NAÇÕES UNIDAS PARA O MEIO AMBIENTE (PNUMA). </w:t>
-      </w:r>
-      <w:r>
-        <w:rPr>
-          <w:rFonts w:ascii="Calibri" w:hAnsi="Calibri" w:eastAsia="Calibri" w:cs="Calibri" w:asciiTheme="minorAscii" w:hAnsiTheme="minorAscii" w:eastAsiaTheme="minorAscii" w:cstheme="minorAscii"/>
-          <w:b w:val="1"/>
-          <w:bCs w:val="1"/>
-          <w:noProof w:val="0"/>
-          <w:sz w:val="27"/>
-          <w:szCs w:val="27"/>
-          <w:lang w:val="pt-BR"/>
-        </w:rPr>
-        <w:t>Países ricos usam seis vezes mais recursos naturais do que países de baixa renda, aponta relatório do PNUMA</w:t>
-      </w:r>
-      <w:r>
-        <w:rPr>
-          <w:rFonts w:ascii="Calibri" w:hAnsi="Calibri" w:eastAsia="Calibri" w:cs="Calibri" w:asciiTheme="minorAscii" w:hAnsiTheme="minorAscii" w:eastAsiaTheme="minorAscii" w:cstheme="minorAscii"/>
-          <w:b w:val="0"/>
-          <w:bCs w:val="0"/>
-          <w:noProof w:val="0"/>
-          <w:sz w:val="27"/>
-          <w:szCs w:val="27"/>
-          <w:lang w:val="pt-BR"/>
-        </w:rPr>
-        <w:t xml:space="preserve">. Disponível em: </w:t>
-      </w:r>
-      <w:hyperlink r:id="R946c47954f6c42d1">
-        <w:r>
-          <w:rPr>
-            <w:rStyle w:val="Hyperlink"/>
-            <w:rFonts w:ascii="Calibri" w:hAnsi="Calibri" w:eastAsia="Calibri" w:cs="Calibri" w:asciiTheme="minorAscii" w:hAnsiTheme="minorAscii" w:eastAsiaTheme="minorAscii" w:cstheme="minorAscii"/>
-            <w:b w:val="0"/>
-            <w:bCs w:val="0"/>
-            <w:noProof w:val="0"/>
-            <w:sz w:val="27"/>
-            <w:szCs w:val="27"/>
-            <w:lang w:val="pt-BR"/>
-          </w:rPr>
-          <w:t>https://brasil.un.org/pt-br/262067-pa%C3%ADses-ricos-usam-seis-vezes-mais-recursos-naturais-do-que-pa%C3%ADses-de-baixa-renda-aponta</w:t>
-        </w:r>
-      </w:hyperlink>
-      <w:r>
-        <w:rPr>
-          <w:rFonts w:ascii="Calibri" w:hAnsi="Calibri" w:eastAsia="Calibri" w:cs="Calibri" w:asciiTheme="minorAscii" w:hAnsiTheme="minorAscii" w:eastAsiaTheme="minorAscii" w:cstheme="minorAscii"/>
-          <w:b w:val="0"/>
-          <w:bCs w:val="0"/>
-          <w:noProof w:val="0"/>
-          <w:sz w:val="27"/>
-          <w:szCs w:val="27"/>
-          <w:lang w:val="pt-BR"/>
-        </w:rPr>
-        <w:t xml:space="preserve">. Acesso em: </w:t>
-      </w:r>
-      <w:r>
-        <w:rPr>
-          <w:rFonts w:ascii="Calibri" w:hAnsi="Calibri" w:eastAsia="Calibri" w:cs="Calibri" w:asciiTheme="minorAscii" w:hAnsiTheme="minorAscii" w:eastAsiaTheme="minorAscii" w:cstheme="minorAscii"/>
-          <w:b w:val="0"/>
-          <w:bCs w:val="0"/>
-          <w:noProof w:val="0"/>
-          <w:sz w:val="27"/>
-          <w:szCs w:val="27"/>
-          <w:lang w:val="pt-BR"/>
-        </w:rPr>
-        <w:t>14/06/2026</w:t>
-      </w:r>
-    </w:p>
-    <w:p>
-      <w:pPr>
-        <w:pStyle w:val="NormalWeb"/>
-        <w:rPr>
-          <w:rFonts w:ascii="Calibri" w:hAnsi="Calibri" w:eastAsia="Calibri" w:cs="Calibri" w:asciiTheme="minorAscii" w:hAnsiTheme="minorAscii" w:eastAsiaTheme="minorAscii" w:cstheme="minorAscii"/>
-          <w:b w:val="0"/>
-          <w:bCs w:val="0"/>
-          <w:noProof w:val="0"/>
-          <w:sz w:val="27"/>
-          <w:szCs w:val="27"/>
-          <w:lang w:val="pt-BR"/>
-        </w:rPr>
-      </w:pPr>
-      <w:r>
-        <w:rPr>
-          <w:rFonts w:ascii="Calibri" w:hAnsi="Calibri" w:eastAsia="Calibri" w:cs="Calibri" w:asciiTheme="minorAscii" w:hAnsiTheme="minorAscii" w:eastAsiaTheme="minorAscii" w:cstheme="minorAscii"/>
-          <w:b w:val="0"/>
-          <w:bCs w:val="0"/>
-          <w:noProof w:val="0"/>
-          <w:sz w:val="27"/>
-          <w:szCs w:val="27"/>
-          <w:lang w:val="pt-BR"/>
-        </w:rPr>
-        <w:t xml:space="preserve">MJV INNOVATION. </w:t>
-      </w:r>
-      <w:r>
-        <w:rPr>
-          <w:rFonts w:ascii="Calibri" w:hAnsi="Calibri" w:eastAsia="Calibri" w:cs="Calibri" w:asciiTheme="minorAscii" w:hAnsiTheme="minorAscii" w:eastAsiaTheme="minorAscii" w:cstheme="minorAscii"/>
-          <w:b w:val="1"/>
-          <w:bCs w:val="1"/>
-          <w:noProof w:val="0"/>
-          <w:sz w:val="27"/>
-          <w:szCs w:val="27"/>
-          <w:lang w:val="pt-BR"/>
-        </w:rPr>
-        <w:t xml:space="preserve">Imersão Design </w:t>
-      </w:r>
-      <w:r>
-        <w:rPr>
-          <w:rFonts w:ascii="Calibri" w:hAnsi="Calibri" w:eastAsia="Calibri" w:cs="Calibri" w:asciiTheme="minorAscii" w:hAnsiTheme="minorAscii" w:eastAsiaTheme="minorAscii" w:cstheme="minorAscii"/>
-          <w:b w:val="1"/>
-          <w:bCs w:val="1"/>
-          <w:noProof w:val="0"/>
-          <w:sz w:val="27"/>
-          <w:szCs w:val="27"/>
-          <w:lang w:val="pt-BR"/>
-        </w:rPr>
-        <w:t>Thinking</w:t>
-      </w:r>
-      <w:r>
-        <w:rPr>
-          <w:rFonts w:ascii="Calibri" w:hAnsi="Calibri" w:eastAsia="Calibri" w:cs="Calibri" w:asciiTheme="minorAscii" w:hAnsiTheme="minorAscii" w:eastAsiaTheme="minorAscii" w:cstheme="minorAscii"/>
-          <w:b w:val="1"/>
-          <w:bCs w:val="1"/>
-          <w:noProof w:val="0"/>
-          <w:sz w:val="27"/>
-          <w:szCs w:val="27"/>
-          <w:lang w:val="pt-BR"/>
-        </w:rPr>
-        <w:t xml:space="preserve">: como funciona essa </w:t>
-      </w:r>
-      <w:r>
-        <w:rPr>
-          <w:rFonts w:ascii="Calibri" w:hAnsi="Calibri" w:eastAsia="Calibri" w:cs="Calibri" w:asciiTheme="minorAscii" w:hAnsiTheme="minorAscii" w:eastAsiaTheme="minorAscii" w:cstheme="minorAscii"/>
-          <w:b w:val="1"/>
-          <w:bCs w:val="1"/>
-          <w:noProof w:val="0"/>
-          <w:sz w:val="27"/>
-          <w:szCs w:val="27"/>
-          <w:lang w:val="pt-BR"/>
-        </w:rPr>
-        <w:t>fase?.</w:t>
-      </w:r>
-      <w:r>
-        <w:rPr>
-          <w:rFonts w:ascii="Calibri" w:hAnsi="Calibri" w:eastAsia="Calibri" w:cs="Calibri" w:asciiTheme="minorAscii" w:hAnsiTheme="minorAscii" w:eastAsiaTheme="minorAscii" w:cstheme="minorAscii"/>
-          <w:b w:val="0"/>
-          <w:bCs w:val="0"/>
-          <w:noProof w:val="0"/>
-          <w:sz w:val="27"/>
-          <w:szCs w:val="27"/>
-          <w:lang w:val="pt-BR"/>
-        </w:rPr>
-        <w:t xml:space="preserve"> Disponível em: </w:t>
-      </w:r>
-      <w:hyperlink r:id="Red2c6046084a403f">
-        <w:r>
-          <w:rPr>
-            <w:rStyle w:val="Hyperlink"/>
-            <w:rFonts w:ascii="Calibri" w:hAnsi="Calibri" w:eastAsia="Calibri" w:cs="Calibri" w:asciiTheme="minorAscii" w:hAnsiTheme="minorAscii" w:eastAsiaTheme="minorAscii" w:cstheme="minorAscii"/>
-            <w:b w:val="0"/>
-            <w:bCs w:val="0"/>
-            <w:noProof w:val="0"/>
-            <w:sz w:val="27"/>
-            <w:szCs w:val="27"/>
-            <w:lang w:val="pt-BR"/>
-          </w:rPr>
-          <w:t>https://www.mjvinnovation.com/pt-br/blog/como-funciona-a-imersao-no-design-thinking/</w:t>
-        </w:r>
-      </w:hyperlink>
-      <w:r>
-        <w:rPr>
-          <w:rFonts w:ascii="Calibri" w:hAnsi="Calibri" w:eastAsia="Calibri" w:cs="Calibri" w:asciiTheme="minorAscii" w:hAnsiTheme="minorAscii" w:eastAsiaTheme="minorAscii" w:cstheme="minorAscii"/>
-          <w:b w:val="0"/>
-          <w:bCs w:val="0"/>
-          <w:noProof w:val="0"/>
-          <w:sz w:val="27"/>
-          <w:szCs w:val="27"/>
-          <w:lang w:val="pt-BR"/>
-        </w:rPr>
-        <w:t xml:space="preserve">. Acesso em: </w:t>
-      </w:r>
-      <w:r>
-        <w:rPr>
-          <w:rFonts w:ascii="Calibri" w:hAnsi="Calibri" w:eastAsia="Calibri" w:cs="Calibri" w:asciiTheme="minorAscii" w:hAnsiTheme="minorAscii" w:eastAsiaTheme="minorAscii" w:cstheme="minorAscii"/>
-          <w:b w:val="0"/>
-          <w:bCs w:val="0"/>
-          <w:noProof w:val="0"/>
-          <w:sz w:val="27"/>
-          <w:szCs w:val="27"/>
-          <w:lang w:val="pt-BR"/>
-        </w:rPr>
-        <w:t>14/06/2026</w:t>
+        <w:t>17/06/2026</w:t>
       </w:r>
     </w:p>
     <w:sectPr>
-      <w:headerReference w:type="default" r:id="rId29"/>
+      <w:headerReference w:type="default" r:id="rId30"/>
       <w:pgSz w:w="11906" w:h="16838" w:orient="portrait"/>
       <w:pgMar w:top="1701" w:right="1134" w:bottom="1134" w:left="1701" w:header="709" w:footer="709" w:gutter="0"/>
       <w:pgNumType w:start="1"/>
@@ -7656,7 +7807,7 @@
       </w:r>
     </w:p>
   </w:comment>
-  <w:comment w:initials="P" w:author="Prof" w:date="2026-06-11T10:20:00Z" w:id="5">
+  <w:comment w:initials="P" w:author="Prof" w:date="2026-06-11T10:20:00Z" w:id="4">
     <w:p>
       <w:pPr>
         <w:pStyle w:val="Textodecomentrio"/>
@@ -7672,7 +7823,7 @@
       </w:r>
     </w:p>
   </w:comment>
-  <w:comment w:initials="P" w:author="Prof" w:date="2026-06-11T10:13:00Z" w:id="6">
+  <w:comment w:initials="P" w:author="Prof" w:date="2026-06-11T10:13:00Z" w:id="5">
     <w:p>
       <w:pPr>
         <w:pStyle w:val="Textodecomentrio"/>
@@ -7685,6 +7836,39 @@
       </w:r>
       <w:r>
         <w:t>Link não entra, não deixar a citação toda em caixa alta</w:t>
+      </w:r>
+    </w:p>
+  </w:comment>
+  <w:comment w:initials="P" w:author="Prof" w:date="2026-06-11T10:22:00Z" w:id="6">
+    <w:p>
+      <w:pPr>
+        <w:pStyle w:val="Textodecomentrio"/>
+        <w:ind w:firstLine="0"/>
+      </w:pPr>
+      <w:r>
+        <w:rPr>
+          <w:rStyle w:val="Refdecomentrio"/>
+        </w:rPr>
+        <w:annotationRef/>
+      </w:r>
+      <w:r>
+        <w:t>Esse artigo tem autor, referenciar o nome do autor</w:t>
+      </w:r>
+    </w:p>
+  </w:comment>
+  <w:comment w:initials="P" w:author="Prof" w:date="2026-06-11T10:24:00Z" w:id="8">
+    <w:p>
+      <w:pPr>
+        <w:pStyle w:val="Textodecomentrio"/>
+      </w:pPr>
+      <w:r>
+        <w:rPr>
+          <w:rStyle w:val="Refdecomentrio"/>
+        </w:rPr>
+        <w:annotationRef/>
+      </w:r>
+      <w:r>
+        <w:t>Priorizar o autor</w:t>
       </w:r>
     </w:p>
   </w:comment>
@@ -7692,7 +7876,6 @@
     <w:p>
       <w:pPr>
         <w:pStyle w:val="Textodecomentrio"/>
-        <w:ind w:firstLine="0"/>
       </w:pPr>
       <w:r>
         <w:rPr>
@@ -7701,11 +7884,14 @@
         <w:annotationRef/>
       </w:r>
       <w:r>
-        <w:t>Esse artigo tem autor, referenciar o nome do autor</w:t>
+        <w:t xml:space="preserve">Paragrafo </w:t>
+      </w:r>
+      <w:r>
+        <w:t>muito grande, quebrar ele em dois pelo menos.</w:t>
       </w:r>
     </w:p>
   </w:comment>
-  <w:comment w:initials="P" w:author="Prof" w:date="2026-06-11T10:24:00Z" w:id="9">
+  <w:comment w:initials="P" w:author="Prof" w:date="2026-06-11T10:28:00Z" w:id="11">
     <w:p>
       <w:pPr>
         <w:pStyle w:val="Textodecomentrio"/>
@@ -7717,11 +7903,11 @@
         <w:annotationRef/>
       </w:r>
       <w:r>
-        <w:t>Priorizar o autor</w:t>
+        <w:t>Nem tudo batendo com caderno de sensibilidade</w:t>
       </w:r>
     </w:p>
   </w:comment>
-  <w:comment w:initials="P" w:author="Prof" w:date="2026-06-11T10:22:00Z" w:id="8">
+  <w:comment w:initials="P" w:author="Prof" w:date="2026-06-11T10:39:00Z" w:id="10">
     <w:p>
       <w:pPr>
         <w:pStyle w:val="Textodecomentrio"/>
@@ -7733,14 +7919,11 @@
         <w:annotationRef/>
       </w:r>
       <w:r>
-        <w:t xml:space="preserve">Paragrafo </w:t>
-      </w:r>
-      <w:r>
-        <w:t>muito grande, quebrar ele em dois pelo menos.</w:t>
+        <w:t>Relacionar com caderno de sensibilidade conforme expliquei na aula.</w:t>
       </w:r>
     </w:p>
   </w:comment>
-  <w:comment w:initials="P" w:author="Prof" w:date="2026-06-11T10:28:00Z" w:id="12">
+  <w:comment w:initials="P" w:author="Prof" w:date="2026-06-11T10:40:00Z" w:id="25">
     <w:p>
       <w:pPr>
         <w:pStyle w:val="Textodecomentrio"/>
@@ -7752,43 +7935,11 @@
         <w:annotationRef/>
       </w:r>
       <w:r>
-        <w:t>Nem tudo batendo com caderno de sensibilidade</w:t>
+        <w:t>Não está na bilbiografia</w:t>
       </w:r>
     </w:p>
   </w:comment>
-  <w:comment w:initials="P" w:author="Prof" w:date="2026-06-11T10:39:00Z" w:id="11">
-    <w:p>
-      <w:pPr>
-        <w:pStyle w:val="Textodecomentrio"/>
-      </w:pPr>
-      <w:r>
-        <w:rPr>
-          <w:rStyle w:val="Refdecomentrio"/>
-        </w:rPr>
-        <w:annotationRef/>
-      </w:r>
-      <w:r>
-        <w:t>Relacionar com caderno de sensibilidade conforme expliquei na aula.</w:t>
-      </w:r>
-    </w:p>
-  </w:comment>
-  <w:comment w:initials="P" w:author="Prof" w:date="2026-06-11T10:40:00Z" w:id="26">
-    <w:p>
-      <w:pPr>
-        <w:pStyle w:val="Textodecomentrio"/>
-      </w:pPr>
-      <w:r>
-        <w:rPr>
-          <w:rStyle w:val="Refdecomentrio"/>
-        </w:rPr>
-        <w:annotationRef/>
-      </w:r>
-      <w:r>
-        <w:t>Não está na bilbiografia</w:t>
-      </w:r>
-    </w:p>
-  </w:comment>
-  <w:comment w:initials="P" w:author="Prof" w:date="2026-06-11T10:39:00Z" w:id="30">
+  <w:comment w:initials="P" w:author="Prof" w:date="2026-06-11T10:39:00Z" w:id="29">
     <w:p>
       <w:pPr>
         <w:pStyle w:val="Textodecomentrio"/>
@@ -7820,7 +7971,7 @@
       </w:r>
     </w:p>
   </w:comment>
-  <w:comment w:initials="P" w:author="Prof" w:date="2026-06-11T10:21:00Z" w:id="44">
+  <w:comment w:initials="P" w:author="Prof" w:date="2026-06-11T10:21:00Z" w:id="43">
     <w:p>
       <w:pPr>
         <w:pStyle w:val="Textodecomentrio"/>
@@ -7836,7 +7987,7 @@
       </w:r>
     </w:p>
   </w:comment>
-  <w:comment w:initials="P" w:author="Prof" w:date="2026-06-11T10:23:00Z" w:id="45">
+  <w:comment w:initials="P" w:author="Prof" w:date="2026-06-11T10:23:00Z" w:id="44">
     <w:p>
       <w:pPr>
         <w:pStyle w:val="Textodecomentrio"/>
@@ -7852,7 +8003,7 @@
       </w:r>
     </w:p>
   </w:comment>
-  <w:comment w:initials="P" w:author="Prof" w:date="2026-06-11T10:38:00Z" w:id="46">
+  <w:comment w:initials="P" w:author="Prof" w:date="2026-06-11T10:38:00Z" w:id="45">
     <w:p>
       <w:pPr>
         <w:pStyle w:val="Textodecomentrio"/>
@@ -7865,6 +8016,19 @@
       </w:r>
       <w:r>
         <w:t>Levar em consideração o autor</w:t>
+      </w:r>
+    </w:p>
+  </w:comment>
+  <w:comment w:initials="L" w:author="LAB4" w:date="2026-06-17T09:29:00Z" w:id="46">
+    <w:p>
+      <w:pPr>
+        <w:pStyle w:val="Textodecomentrio"/>
+      </w:pPr>
+      <w:r>
+        <w:rPr>
+          <w:rStyle w:val="Refdecomentrio"/>
+        </w:rPr>
+        <w:annotationRef/>
       </w:r>
     </w:p>
   </w:comment>
@@ -7880,14 +8044,15 @@
   <w15:commentEx w15:done="1" w15:paraId="7CBECFE3"/>
   <w15:commentEx w15:done="1" w15:paraId="2C5E5C97"/>
   <w15:commentEx w15:done="1" w15:paraId="2D861302"/>
-  <w15:commentEx w15:done="0" w15:paraId="276B89E8"/>
-  <w15:commentEx w15:done="0" w15:paraId="31D7F656"/>
+  <w15:commentEx w15:done="1" w15:paraId="276B89E8"/>
+  <w15:commentEx w15:done="1" w15:paraId="31D7F656"/>
   <w15:commentEx w15:done="1" w15:paraId="5AF21B63"/>
   <w15:commentEx w15:done="0" w15:paraId="02590A3F"/>
   <w15:commentEx w15:done="1" w15:paraId="7CC7906F"/>
   <w15:commentEx w15:done="1" w15:paraId="4DF12783"/>
   <w15:commentEx w15:done="1" w15:paraId="446ED79F"/>
   <w15:commentEx w15:done="1" w15:paraId="328A9687"/>
+  <w15:commentEx w15:done="0" w15:paraId="178667D3" w15:paraIdParent="328A9687"/>
 </w15:commentsEx>
 </file>
 
@@ -7908,6 +8073,7 @@
   <w16cid:commentId w16cid:paraId="4DF12783" w16cid:durableId="2263FA09"/>
   <w16cid:commentId w16cid:paraId="446ED79F" w16cid:durableId="51B67082"/>
   <w16cid:commentId w16cid:paraId="328A9687" w16cid:durableId="2D86FB7F"/>
+  <w16cid:commentId w16cid:paraId="178667D3" w16cid:durableId="3D780192"/>
 </w16cid:commentsIds>
 </file>
 
@@ -8093,6 +8259,7 @@
         <w:docPartUnique/>
       </w:docPartObj>
     </w:sdtPr>
+    <w:sdtEndPr/>
     <w:sdtContent>
       <w:p>
         <w:pPr>
@@ -8112,7 +8279,7 @@
           <w:rPr>
             <w:noProof/>
           </w:rPr>
-          <w:t>2</w:t>
+          <w:t>11</w:t>
         </w:r>
         <w:r>
           <w:fldChar w:fldCharType="end"/>
@@ -8358,6 +8525,9 @@
 <w15:people xmlns:wpc="http://schemas.microsoft.com/office/word/2010/wordprocessingCanvas" xmlns:cx="http://schemas.microsoft.com/office/drawing/2014/chartex" xmlns:mc="http://schemas.openxmlformats.org/markup-compatibility/2006" xmlns:o="urn:schemas-microsoft-com:office:office" xmlns:r="http://schemas.openxmlformats.org/officeDocument/2006/relationships" xmlns:m="http://schemas.openxmlformats.org/officeDocument/2006/math" xmlns:v="urn:schemas-microsoft-com:vml" xmlns:wp14="http://schemas.microsoft.com/office/word/2010/wordprocessingDrawing" xmlns:wp="http://schemas.openxmlformats.org/drawingml/2006/wordprocessingDrawing" xmlns:w10="urn:schemas-microsoft-com:office:word" xmlns:w="http://schemas.openxmlformats.org/wordprocessingml/2006/main" xmlns:w14="http://schemas.microsoft.com/office/word/2010/wordml" xmlns:w15="http://schemas.microsoft.com/office/word/2012/wordml" xmlns:w16se="http://schemas.microsoft.com/office/word/2015/wordml/symex" xmlns:wpg="http://schemas.microsoft.com/office/word/2010/wordprocessingGroup" xmlns:wpi="http://schemas.microsoft.com/office/word/2010/wordprocessingInk" xmlns:wne="http://schemas.microsoft.com/office/word/2006/wordml" xmlns:wps="http://schemas.microsoft.com/office/word/2010/wordprocessingShape" mc:Ignorable="w14 w15 w16se wp14">
   <w15:person w15:author="Prof">
     <w15:presenceInfo w15:providerId="None" w15:userId="Prof"/>
+  </w15:person>
+  <w15:person w15:author="LAB4">
+    <w15:presenceInfo w15:providerId="None" w15:userId="LAB4"/>
   </w15:person>
 </w15:people>
 </file>
@@ -11517,7 +11687,7 @@
 </file>
 
 <file path=customXml/itemProps1.xml><?xml version="1.0" encoding="utf-8"?>
-<ds:datastoreItem xmlns:ds="http://schemas.openxmlformats.org/officeDocument/2006/customXml" ds:itemID="{141F48FC-8814-4D95-A534-48025C0DC733}">
+<ds:datastoreItem xmlns:ds="http://schemas.openxmlformats.org/officeDocument/2006/customXml" ds:itemID="{AFBD9DFF-D12E-4C7E-BF91-C4E5BE6AF5C4}">
   <ds:schemaRefs>
     <ds:schemaRef ds:uri="http://schemas.openxmlformats.org/officeDocument/2006/bibliography"/>
   </ds:schemaRefs>

--- a/ABNT_TCC.docx
+++ b/ABNT_TCC.docx
@@ -1,6 +1,6 @@
 
 <file path=word/document.xml><?xml version="1.0" encoding="utf-8"?>
-<w:document xmlns:wpc="http://schemas.microsoft.com/office/word/2010/wordprocessingCanvas" xmlns:cx="http://schemas.microsoft.com/office/drawing/2014/chartex" xmlns:mc="http://schemas.openxmlformats.org/markup-compatibility/2006" xmlns:o="urn:schemas-microsoft-com:office:office" xmlns:r="http://schemas.openxmlformats.org/officeDocument/2006/relationships" xmlns:m="http://schemas.openxmlformats.org/officeDocument/2006/math" xmlns:v="urn:schemas-microsoft-com:vml" xmlns:wp14="http://schemas.microsoft.com/office/word/2010/wordprocessingDrawing" xmlns:wp="http://schemas.openxmlformats.org/drawingml/2006/wordprocessingDrawing" xmlns:w10="urn:schemas-microsoft-com:office:word" xmlns:w="http://schemas.openxmlformats.org/wordprocessingml/2006/main" xmlns:w14="http://schemas.microsoft.com/office/word/2010/wordml" xmlns:w15="http://schemas.microsoft.com/office/word/2012/wordml" xmlns:w16se="http://schemas.microsoft.com/office/word/2015/wordml/symex" xmlns:wpg="http://schemas.microsoft.com/office/word/2010/wordprocessingGroup" xmlns:wpi="http://schemas.microsoft.com/office/word/2010/wordprocessingInk" xmlns:wne="http://schemas.microsoft.com/office/word/2006/wordml" xmlns:wps="http://schemas.microsoft.com/office/word/2010/wordprocessingShape" xmlns:a="http://schemas.openxmlformats.org/drawingml/2006/main" xmlns:pic="http://schemas.openxmlformats.org/drawingml/2006/picture" xmlns:a14="http://schemas.microsoft.com/office/drawing/2010/main" xmlns:c="http://schemas.openxmlformats.org/drawingml/2006/chart" mc:Ignorable="w14 w15 w16se wp14">
+<w:document xmlns:wpc="http://schemas.microsoft.com/office/word/2010/wordprocessingCanvas" xmlns:cx="http://schemas.microsoft.com/office/drawing/2014/chartex" xmlns:cx1="http://schemas.microsoft.com/office/drawing/2015/9/8/chartex" xmlns:mc="http://schemas.openxmlformats.org/markup-compatibility/2006" xmlns:o="urn:schemas-microsoft-com:office:office" xmlns:r="http://schemas.openxmlformats.org/officeDocument/2006/relationships" xmlns:m="http://schemas.openxmlformats.org/officeDocument/2006/math" xmlns:v="urn:schemas-microsoft-com:vml" xmlns:wp14="http://schemas.microsoft.com/office/word/2010/wordprocessingDrawing" xmlns:wp="http://schemas.openxmlformats.org/drawingml/2006/wordprocessingDrawing" xmlns:w10="urn:schemas-microsoft-com:office:word" xmlns:w="http://schemas.openxmlformats.org/wordprocessingml/2006/main" xmlns:w14="http://schemas.microsoft.com/office/word/2010/wordml" xmlns:w15="http://schemas.microsoft.com/office/word/2012/wordml" xmlns:w16se="http://schemas.microsoft.com/office/word/2015/wordml/symex" xmlns:wpg="http://schemas.microsoft.com/office/word/2010/wordprocessingGroup" xmlns:wpi="http://schemas.microsoft.com/office/word/2010/wordprocessingInk" xmlns:wne="http://schemas.microsoft.com/office/word/2006/wordml" xmlns:wps="http://schemas.microsoft.com/office/word/2010/wordprocessingShape" mc:Ignorable="w14 w15 w16se wp14">
   <w:body>
     <w:p>
       <w:pPr>
@@ -15,7 +15,15 @@
         <w:pStyle w:val="SemEspaamento"/>
       </w:pPr>
       <w:r>
-        <w:t xml:space="preserve">ETEC PROFª MARIA </w:t>
+        <w:t xml:space="preserve">ETEC </w:t>
+      </w:r>
+      <w:proofErr w:type="spellStart"/>
+      <w:r>
+        <w:t>PROFª</w:t>
+      </w:r>
+      <w:proofErr w:type="spellEnd"/>
+      <w:r>
+        <w:t xml:space="preserve"> MARIA </w:t>
       </w:r>
       <w:commentRangeStart w:id="0"/>
       <w:r>
@@ -59,8 +67,13 @@
         <w:pStyle w:val="SemEspaamento"/>
       </w:pPr>
       <w:r>
-        <w:t>Eduardo Luiz Franceliano</w:t>
-      </w:r>
+        <w:t xml:space="preserve">Eduardo Luiz </w:t>
+      </w:r>
+      <w:proofErr w:type="spellStart"/>
+      <w:r>
+        <w:t>Franceliano</w:t>
+      </w:r>
+      <w:proofErr w:type="spellEnd"/>
     </w:p>
     <w:p>
       <w:pPr>
@@ -75,7 +88,15 @@
         <w:pStyle w:val="SemEspaamento"/>
       </w:pPr>
       <w:r>
-        <w:t>João Arthur Rípoli Pereira Nunes</w:t>
+        <w:t xml:space="preserve">João Arthur </w:t>
+      </w:r>
+      <w:proofErr w:type="spellStart"/>
+      <w:r>
+        <w:t>Rípoli</w:t>
+      </w:r>
+      <w:proofErr w:type="spellEnd"/>
+      <w:r>
+        <w:t xml:space="preserve"> Pereira Nunes</w:t>
       </w:r>
     </w:p>
     <w:p>
@@ -87,7 +108,15 @@
         <w:t>THERMAUTOMATA</w:t>
       </w:r>
       <w:r>
-        <w:t>: Jogo para conscientização sobre poluição, automação e política</w:t>
+        <w:t xml:space="preserve">: Jogo para conscientização sobre poluição, </w:t>
+      </w:r>
+      <w:proofErr w:type="gramStart"/>
+      <w:r>
+        <w:t>automação</w:t>
+      </w:r>
+      <w:proofErr w:type="gramEnd"/>
+      <w:r>
+        <w:t xml:space="preserve"> e política</w:t>
       </w:r>
     </w:p>
     <w:p>
@@ -136,8 +165,13 @@
         <w:pStyle w:val="SemEspaamento"/>
       </w:pPr>
       <w:r>
-        <w:t>Eduardo Luiz Franceliano</w:t>
-      </w:r>
+        <w:t xml:space="preserve">Eduardo Luiz </w:t>
+      </w:r>
+      <w:proofErr w:type="spellStart"/>
+      <w:r>
+        <w:t>Franceliano</w:t>
+      </w:r>
+      <w:proofErr w:type="spellEnd"/>
     </w:p>
     <w:p>
       <w:pPr>
@@ -152,7 +186,15 @@
         <w:pStyle w:val="SemEspaamento"/>
       </w:pPr>
       <w:r>
-        <w:t>João Arthur Rípoli Pereira Nunes</w:t>
+        <w:t xml:space="preserve">João Arthur </w:t>
+      </w:r>
+      <w:proofErr w:type="spellStart"/>
+      <w:r>
+        <w:t>Rípoli</w:t>
+      </w:r>
+      <w:proofErr w:type="spellEnd"/>
+      <w:r>
+        <w:t xml:space="preserve"> Pereira Nunes</w:t>
       </w:r>
     </w:p>
     <w:p>
@@ -180,7 +222,39 @@
           <w:b w:val="0"/>
           <w:sz w:val="22"/>
         </w:rPr>
-        <w:t>Trabalho de Conclusão de curso apresentado ao Curso Técnico em Informática para Internet Integrado ao Ensino Médio da ETEC ProfªMaria Cristina Medeiros, orientado pela ProfªMe. Cíntia Maria de Araújo Pinho, como requisito parcial para obtenção do título de técnico em Informática para Internet</w:t>
+        <w:t xml:space="preserve">Trabalho de Conclusão de curso apresentado ao Curso Técnico em Informática para Internet Integrado ao Ensino Médio da ETEC </w:t>
+      </w:r>
+      <w:proofErr w:type="spellStart"/>
+      <w:r>
+        <w:rPr>
+          <w:b w:val="0"/>
+          <w:sz w:val="22"/>
+        </w:rPr>
+        <w:t>ProfªMaria</w:t>
+      </w:r>
+      <w:proofErr w:type="spellEnd"/>
+      <w:r>
+        <w:rPr>
+          <w:b w:val="0"/>
+          <w:sz w:val="22"/>
+        </w:rPr>
+        <w:t xml:space="preserve"> Cristina Medeiros, orientado pela </w:t>
+      </w:r>
+      <w:proofErr w:type="spellStart"/>
+      <w:r>
+        <w:rPr>
+          <w:b w:val="0"/>
+          <w:sz w:val="22"/>
+        </w:rPr>
+        <w:t>ProfªMe</w:t>
+      </w:r>
+      <w:proofErr w:type="spellEnd"/>
+      <w:r>
+        <w:rPr>
+          <w:b w:val="0"/>
+          <w:sz w:val="22"/>
+        </w:rPr>
+        <w:t>. Cíntia Maria de Araújo Pinho, como requisito parcial para obtenção do título de técnico em Informática para Internet</w:t>
       </w:r>
     </w:p>
     <w:p>
@@ -211,6 +285,7 @@
         <w:br w:type="page"/>
       </w:r>
       <w:r>
+        <w:lastRenderedPageBreak/>
         <w:t>Ficha Catalográfica</w:t>
       </w:r>
     </w:p>
@@ -224,6 +299,7 @@
         <w:pStyle w:val="SemEspaamento"/>
       </w:pPr>
       <w:r>
+        <w:lastRenderedPageBreak/>
         <w:t>DEDICATÓRIA</w:t>
       </w:r>
     </w:p>
@@ -242,6 +318,7 @@
         <w:pStyle w:val="SemEspaamento"/>
       </w:pPr>
       <w:r>
+        <w:lastRenderedPageBreak/>
         <w:t>AGRADECIMENTOS</w:t>
       </w:r>
     </w:p>
@@ -293,10 +370,12 @@
         <w:pStyle w:val="SemEspaamento"/>
       </w:pPr>
       <w:r>
+        <w:lastRenderedPageBreak/>
         <w:t>ABSTRACT</w:t>
       </w:r>
     </w:p>
     <w:p>
+      <w:proofErr w:type="spellStart"/>
       <w:r>
         <w:t>Res</w:t>
       </w:r>
@@ -304,8 +383,17 @@
         <w:t>uma</w:t>
       </w:r>
       <w:r>
-        <w:t>tion em engrish</w:t>
-      </w:r>
+        <w:t>tion</w:t>
+      </w:r>
+      <w:proofErr w:type="spellEnd"/>
+      <w:r>
+        <w:t xml:space="preserve"> em </w:t>
+      </w:r>
+      <w:proofErr w:type="spellStart"/>
+      <w:r>
+        <w:t>engrish</w:t>
+      </w:r>
+      <w:proofErr w:type="spellEnd"/>
     </w:p>
     <w:p>
       <w:r>
@@ -317,6 +405,7 @@
         <w:pStyle w:val="SemEspaamento"/>
       </w:pPr>
       <w:r>
+        <w:lastRenderedPageBreak/>
         <w:t>ÍNDICE DE ILUSTRAÇÕES</w:t>
       </w:r>
     </w:p>
@@ -350,7 +439,7 @@
           <w:tab w:val="right" w:leader="dot" w:pos="9061"/>
         </w:tabs>
         <w:rPr>
-          <w:rFonts w:asciiTheme="minorHAnsi" w:hAnsiTheme="minorHAnsi" w:eastAsiaTheme="minorEastAsia"/>
+          <w:rFonts w:asciiTheme="minorHAnsi" w:eastAsiaTheme="minorEastAsia" w:hAnsiTheme="minorHAnsi"/>
           <w:noProof/>
           <w:sz w:val="22"/>
           <w:lang w:eastAsia="pt-BR"/>
@@ -365,7 +454,7 @@
       <w:r>
         <w:fldChar w:fldCharType="separate"/>
       </w:r>
-      <w:hyperlink w:history="1" w:anchor="_Toc232412742">
+      <w:hyperlink w:anchor="_Toc232412742" w:history="1">
         <w:r>
           <w:rPr>
             <w:rStyle w:val="Hyperlink"/>
@@ -430,13 +519,13 @@
           <w:tab w:val="right" w:leader="dot" w:pos="9061"/>
         </w:tabs>
         <w:rPr>
-          <w:rFonts w:asciiTheme="minorHAnsi" w:hAnsiTheme="minorHAnsi" w:eastAsiaTheme="minorEastAsia"/>
+          <w:rFonts w:asciiTheme="minorHAnsi" w:eastAsiaTheme="minorEastAsia" w:hAnsiTheme="minorHAnsi"/>
           <w:noProof/>
           <w:sz w:val="22"/>
           <w:lang w:eastAsia="pt-BR"/>
         </w:rPr>
       </w:pPr>
-      <w:hyperlink w:history="1" w:anchor="_Toc232412743">
+      <w:hyperlink w:anchor="_Toc232412743" w:history="1">
         <w:r>
           <w:rPr>
             <w:rStyle w:val="Hyperlink"/>
@@ -522,7 +611,7 @@
           <w:tab w:val="right" w:leader="dot" w:pos="9061"/>
         </w:tabs>
         <w:rPr>
-          <w:rFonts w:asciiTheme="minorHAnsi" w:hAnsiTheme="minorHAnsi" w:eastAsiaTheme="minorEastAsia"/>
+          <w:rFonts w:asciiTheme="minorHAnsi" w:eastAsiaTheme="minorEastAsia" w:hAnsiTheme="minorHAnsi"/>
           <w:noProof/>
           <w:sz w:val="22"/>
           <w:lang w:eastAsia="pt-BR"/>
@@ -537,7 +626,7 @@
       <w:r>
         <w:fldChar w:fldCharType="separate"/>
       </w:r>
-      <w:hyperlink w:history="1" w:anchor="_Toc226613168">
+      <w:hyperlink w:anchor="_Toc226613168" w:history="1">
         <w:r>
           <w:rPr>
             <w:rStyle w:val="Hyperlink"/>
@@ -624,7 +713,7 @@
           <w:tab w:val="right" w:leader="dot" w:pos="9061"/>
         </w:tabs>
         <w:rPr>
-          <w:rFonts w:asciiTheme="minorHAnsi" w:hAnsiTheme="minorHAnsi" w:eastAsiaTheme="minorEastAsia"/>
+          <w:rFonts w:asciiTheme="minorHAnsi" w:eastAsiaTheme="minorEastAsia" w:hAnsiTheme="minorHAnsi"/>
           <w:noProof/>
           <w:sz w:val="22"/>
           <w:lang w:eastAsia="pt-BR"/>
@@ -639,7 +728,7 @@
       <w:r>
         <w:fldChar w:fldCharType="separate"/>
       </w:r>
-      <w:hyperlink w:history="1" w:anchor="_Toc226613243">
+      <w:hyperlink w:anchor="_Toc226613243" w:history="1">
         <w:r>
           <w:rPr>
             <w:rStyle w:val="Hyperlink"/>
@@ -725,7 +814,7 @@
           <w:tab w:val="right" w:leader="dot" w:pos="9061"/>
         </w:tabs>
         <w:rPr>
-          <w:rFonts w:asciiTheme="minorHAnsi" w:hAnsiTheme="minorHAnsi" w:eastAsiaTheme="minorEastAsia"/>
+          <w:rFonts w:asciiTheme="minorHAnsi" w:eastAsiaTheme="minorEastAsia" w:hAnsiTheme="minorHAnsi"/>
           <w:noProof/>
           <w:sz w:val="22"/>
           <w:lang w:eastAsia="pt-BR"/>
@@ -740,7 +829,7 @@
       <w:r>
         <w:fldChar w:fldCharType="separate"/>
       </w:r>
-      <w:hyperlink w:history="1" w:anchor="_Toc226613252">
+      <w:hyperlink w:anchor="_Toc226613252" w:history="1">
         <w:r>
           <w:rPr>
             <w:rStyle w:val="Hyperlink"/>
@@ -833,7 +922,7 @@
       <w:pPr>
         <w:pStyle w:val="Sumrio1"/>
         <w:rPr>
-          <w:rFonts w:asciiTheme="minorHAnsi" w:hAnsiTheme="minorHAnsi" w:eastAsiaTheme="minorEastAsia"/>
+          <w:rFonts w:asciiTheme="minorHAnsi" w:eastAsiaTheme="minorEastAsia" w:hAnsiTheme="minorHAnsi"/>
           <w:noProof/>
           <w:sz w:val="22"/>
           <w:lang w:eastAsia="pt-BR"/>
@@ -848,7 +937,7 @@
       <w:r>
         <w:fldChar w:fldCharType="separate"/>
       </w:r>
-      <w:hyperlink w:history="1" w:anchor="_Toc232412717">
+      <w:hyperlink w:anchor="_Toc232412717" w:history="1">
         <w:r>
           <w:rPr>
             <w:rStyle w:val="Hyperlink"/>
@@ -858,7 +947,7 @@
         </w:r>
         <w:r>
           <w:rPr>
-            <w:rFonts w:asciiTheme="minorHAnsi" w:hAnsiTheme="minorHAnsi" w:eastAsiaTheme="minorEastAsia"/>
+            <w:rFonts w:asciiTheme="minorHAnsi" w:eastAsiaTheme="minorEastAsia" w:hAnsiTheme="minorHAnsi"/>
             <w:noProof/>
             <w:sz w:val="22"/>
             <w:lang w:eastAsia="pt-BR"/>
@@ -926,13 +1015,13 @@
       <w:pPr>
         <w:pStyle w:val="Sumrio2"/>
         <w:rPr>
-          <w:rFonts w:asciiTheme="minorHAnsi" w:hAnsiTheme="minorHAnsi" w:eastAsiaTheme="minorEastAsia"/>
+          <w:rFonts w:asciiTheme="minorHAnsi" w:eastAsiaTheme="minorEastAsia" w:hAnsiTheme="minorHAnsi"/>
           <w:noProof/>
           <w:sz w:val="22"/>
           <w:lang w:eastAsia="pt-BR"/>
         </w:rPr>
       </w:pPr>
-      <w:hyperlink w:history="1" w:anchor="_Toc232412718">
+      <w:hyperlink w:anchor="_Toc232412718" w:history="1">
         <w:r>
           <w:rPr>
             <w:rStyle w:val="Hyperlink"/>
@@ -942,7 +1031,7 @@
         </w:r>
         <w:r>
           <w:rPr>
-            <w:rFonts w:asciiTheme="minorHAnsi" w:hAnsiTheme="minorHAnsi" w:eastAsiaTheme="minorEastAsia"/>
+            <w:rFonts w:asciiTheme="minorHAnsi" w:eastAsiaTheme="minorEastAsia" w:hAnsiTheme="minorHAnsi"/>
             <w:noProof/>
             <w:sz w:val="22"/>
             <w:lang w:eastAsia="pt-BR"/>
@@ -1010,13 +1099,13 @@
       <w:pPr>
         <w:pStyle w:val="Sumrio2"/>
         <w:rPr>
-          <w:rFonts w:asciiTheme="minorHAnsi" w:hAnsiTheme="minorHAnsi" w:eastAsiaTheme="minorEastAsia"/>
+          <w:rFonts w:asciiTheme="minorHAnsi" w:eastAsiaTheme="minorEastAsia" w:hAnsiTheme="minorHAnsi"/>
           <w:noProof/>
           <w:sz w:val="22"/>
           <w:lang w:eastAsia="pt-BR"/>
         </w:rPr>
       </w:pPr>
-      <w:hyperlink w:history="1" w:anchor="_Toc232412719">
+      <w:hyperlink w:anchor="_Toc232412719" w:history="1">
         <w:r>
           <w:rPr>
             <w:rStyle w:val="Hyperlink"/>
@@ -1026,7 +1115,7 @@
         </w:r>
         <w:r>
           <w:rPr>
-            <w:rFonts w:asciiTheme="minorHAnsi" w:hAnsiTheme="minorHAnsi" w:eastAsiaTheme="minorEastAsia"/>
+            <w:rFonts w:asciiTheme="minorHAnsi" w:eastAsiaTheme="minorEastAsia" w:hAnsiTheme="minorHAnsi"/>
             <w:noProof/>
             <w:sz w:val="22"/>
             <w:lang w:eastAsia="pt-BR"/>
@@ -1094,13 +1183,13 @@
       <w:pPr>
         <w:pStyle w:val="Sumrio2"/>
         <w:rPr>
-          <w:rFonts w:asciiTheme="minorHAnsi" w:hAnsiTheme="minorHAnsi" w:eastAsiaTheme="minorEastAsia"/>
+          <w:rFonts w:asciiTheme="minorHAnsi" w:eastAsiaTheme="minorEastAsia" w:hAnsiTheme="minorHAnsi"/>
           <w:noProof/>
           <w:sz w:val="22"/>
           <w:lang w:eastAsia="pt-BR"/>
         </w:rPr>
       </w:pPr>
-      <w:hyperlink w:history="1" w:anchor="_Toc232412720">
+      <w:hyperlink w:anchor="_Toc232412720" w:history="1">
         <w:r>
           <w:rPr>
             <w:rStyle w:val="Hyperlink"/>
@@ -1110,7 +1199,7 @@
         </w:r>
         <w:r>
           <w:rPr>
-            <w:rFonts w:asciiTheme="minorHAnsi" w:hAnsiTheme="minorHAnsi" w:eastAsiaTheme="minorEastAsia"/>
+            <w:rFonts w:asciiTheme="minorHAnsi" w:eastAsiaTheme="minorEastAsia" w:hAnsiTheme="minorHAnsi"/>
             <w:noProof/>
             <w:sz w:val="22"/>
             <w:lang w:eastAsia="pt-BR"/>
@@ -1178,13 +1267,13 @@
       <w:pPr>
         <w:pStyle w:val="Sumrio3"/>
         <w:rPr>
-          <w:rFonts w:asciiTheme="minorHAnsi" w:hAnsiTheme="minorHAnsi" w:eastAsiaTheme="minorEastAsia"/>
+          <w:rFonts w:asciiTheme="minorHAnsi" w:eastAsiaTheme="minorEastAsia" w:hAnsiTheme="minorHAnsi"/>
           <w:noProof/>
           <w:sz w:val="22"/>
           <w:lang w:eastAsia="pt-BR"/>
         </w:rPr>
       </w:pPr>
-      <w:hyperlink w:history="1" w:anchor="_Toc232412721">
+      <w:hyperlink w:anchor="_Toc232412721" w:history="1">
         <w:r>
           <w:rPr>
             <w:rStyle w:val="Hyperlink"/>
@@ -1194,7 +1283,7 @@
         </w:r>
         <w:r>
           <w:rPr>
-            <w:rFonts w:asciiTheme="minorHAnsi" w:hAnsiTheme="minorHAnsi" w:eastAsiaTheme="minorEastAsia"/>
+            <w:rFonts w:asciiTheme="minorHAnsi" w:eastAsiaTheme="minorEastAsia" w:hAnsiTheme="minorHAnsi"/>
             <w:noProof/>
             <w:sz w:val="22"/>
             <w:lang w:eastAsia="pt-BR"/>
@@ -1262,13 +1351,13 @@
       <w:pPr>
         <w:pStyle w:val="Sumrio3"/>
         <w:rPr>
-          <w:rFonts w:asciiTheme="minorHAnsi" w:hAnsiTheme="minorHAnsi" w:eastAsiaTheme="minorEastAsia"/>
+          <w:rFonts w:asciiTheme="minorHAnsi" w:eastAsiaTheme="minorEastAsia" w:hAnsiTheme="minorHAnsi"/>
           <w:noProof/>
           <w:sz w:val="22"/>
           <w:lang w:eastAsia="pt-BR"/>
         </w:rPr>
       </w:pPr>
-      <w:hyperlink w:history="1" w:anchor="_Toc232412722">
+      <w:hyperlink w:anchor="_Toc232412722" w:history="1">
         <w:r>
           <w:rPr>
             <w:rStyle w:val="Hyperlink"/>
@@ -1278,7 +1367,7 @@
         </w:r>
         <w:r>
           <w:rPr>
-            <w:rFonts w:asciiTheme="minorHAnsi" w:hAnsiTheme="minorHAnsi" w:eastAsiaTheme="minorEastAsia"/>
+            <w:rFonts w:asciiTheme="minorHAnsi" w:eastAsiaTheme="minorEastAsia" w:hAnsiTheme="minorHAnsi"/>
             <w:noProof/>
             <w:sz w:val="22"/>
             <w:lang w:eastAsia="pt-BR"/>
@@ -1346,13 +1435,13 @@
       <w:pPr>
         <w:pStyle w:val="Sumrio2"/>
         <w:rPr>
-          <w:rFonts w:asciiTheme="minorHAnsi" w:hAnsiTheme="minorHAnsi" w:eastAsiaTheme="minorEastAsia"/>
+          <w:rFonts w:asciiTheme="minorHAnsi" w:eastAsiaTheme="minorEastAsia" w:hAnsiTheme="minorHAnsi"/>
           <w:noProof/>
           <w:sz w:val="22"/>
           <w:lang w:eastAsia="pt-BR"/>
         </w:rPr>
       </w:pPr>
-      <w:hyperlink w:history="1" w:anchor="_Toc232412723">
+      <w:hyperlink w:anchor="_Toc232412723" w:history="1">
         <w:r>
           <w:rPr>
             <w:rStyle w:val="Hyperlink"/>
@@ -1362,7 +1451,7 @@
         </w:r>
         <w:r>
           <w:rPr>
-            <w:rFonts w:asciiTheme="minorHAnsi" w:hAnsiTheme="minorHAnsi" w:eastAsiaTheme="minorEastAsia"/>
+            <w:rFonts w:asciiTheme="minorHAnsi" w:eastAsiaTheme="minorEastAsia" w:hAnsiTheme="minorHAnsi"/>
             <w:noProof/>
             <w:sz w:val="22"/>
             <w:lang w:eastAsia="pt-BR"/>
@@ -1430,13 +1519,13 @@
       <w:pPr>
         <w:pStyle w:val="Sumrio2"/>
         <w:rPr>
-          <w:rFonts w:asciiTheme="minorHAnsi" w:hAnsiTheme="minorHAnsi" w:eastAsiaTheme="minorEastAsia"/>
+          <w:rFonts w:asciiTheme="minorHAnsi" w:eastAsiaTheme="minorEastAsia" w:hAnsiTheme="minorHAnsi"/>
           <w:noProof/>
           <w:sz w:val="22"/>
           <w:lang w:eastAsia="pt-BR"/>
         </w:rPr>
       </w:pPr>
-      <w:hyperlink w:history="1" w:anchor="_Toc232412724">
+      <w:hyperlink w:anchor="_Toc232412724" w:history="1">
         <w:r>
           <w:rPr>
             <w:rStyle w:val="Hyperlink"/>
@@ -1446,7 +1535,7 @@
         </w:r>
         <w:r>
           <w:rPr>
-            <w:rFonts w:asciiTheme="minorHAnsi" w:hAnsiTheme="minorHAnsi" w:eastAsiaTheme="minorEastAsia"/>
+            <w:rFonts w:asciiTheme="minorHAnsi" w:eastAsiaTheme="minorEastAsia" w:hAnsiTheme="minorHAnsi"/>
             <w:noProof/>
             <w:sz w:val="22"/>
             <w:lang w:eastAsia="pt-BR"/>
@@ -1514,13 +1603,13 @@
       <w:pPr>
         <w:pStyle w:val="Sumrio1"/>
         <w:rPr>
-          <w:rFonts w:asciiTheme="minorHAnsi" w:hAnsiTheme="minorHAnsi" w:eastAsiaTheme="minorEastAsia"/>
+          <w:rFonts w:asciiTheme="minorHAnsi" w:eastAsiaTheme="minorEastAsia" w:hAnsiTheme="minorHAnsi"/>
           <w:noProof/>
           <w:sz w:val="22"/>
           <w:lang w:eastAsia="pt-BR"/>
         </w:rPr>
       </w:pPr>
-      <w:hyperlink w:history="1" w:anchor="_Toc232412725">
+      <w:hyperlink w:anchor="_Toc232412725" w:history="1">
         <w:r>
           <w:rPr>
             <w:rStyle w:val="Hyperlink"/>
@@ -1530,7 +1619,7 @@
         </w:r>
         <w:r>
           <w:rPr>
-            <w:rFonts w:asciiTheme="minorHAnsi" w:hAnsiTheme="minorHAnsi" w:eastAsiaTheme="minorEastAsia"/>
+            <w:rFonts w:asciiTheme="minorHAnsi" w:eastAsiaTheme="minorEastAsia" w:hAnsiTheme="minorHAnsi"/>
             <w:noProof/>
             <w:sz w:val="22"/>
             <w:lang w:eastAsia="pt-BR"/>
@@ -1598,13 +1687,13 @@
       <w:pPr>
         <w:pStyle w:val="Sumrio2"/>
         <w:rPr>
-          <w:rFonts w:asciiTheme="minorHAnsi" w:hAnsiTheme="minorHAnsi" w:eastAsiaTheme="minorEastAsia"/>
+          <w:rFonts w:asciiTheme="minorHAnsi" w:eastAsiaTheme="minorEastAsia" w:hAnsiTheme="minorHAnsi"/>
           <w:noProof/>
           <w:sz w:val="22"/>
           <w:lang w:eastAsia="pt-BR"/>
         </w:rPr>
       </w:pPr>
-      <w:hyperlink w:history="1" w:anchor="_Toc232412726">
+      <w:hyperlink w:anchor="_Toc232412726" w:history="1">
         <w:r>
           <w:rPr>
             <w:rStyle w:val="Hyperlink"/>
@@ -1614,7 +1703,7 @@
         </w:r>
         <w:r>
           <w:rPr>
-            <w:rFonts w:asciiTheme="minorHAnsi" w:hAnsiTheme="minorHAnsi" w:eastAsiaTheme="minorEastAsia"/>
+            <w:rFonts w:asciiTheme="minorHAnsi" w:eastAsiaTheme="minorEastAsia" w:hAnsiTheme="minorHAnsi"/>
             <w:noProof/>
             <w:sz w:val="22"/>
             <w:lang w:eastAsia="pt-BR"/>
@@ -1682,13 +1771,13 @@
       <w:pPr>
         <w:pStyle w:val="Sumrio3"/>
         <w:rPr>
-          <w:rFonts w:asciiTheme="minorHAnsi" w:hAnsiTheme="minorHAnsi" w:eastAsiaTheme="minorEastAsia"/>
+          <w:rFonts w:asciiTheme="minorHAnsi" w:eastAsiaTheme="minorEastAsia" w:hAnsiTheme="minorHAnsi"/>
           <w:noProof/>
           <w:sz w:val="22"/>
           <w:lang w:eastAsia="pt-BR"/>
         </w:rPr>
       </w:pPr>
-      <w:hyperlink w:history="1" w:anchor="_Toc232412727">
+      <w:hyperlink w:anchor="_Toc232412727" w:history="1">
         <w:r>
           <w:rPr>
             <w:rStyle w:val="Hyperlink"/>
@@ -1698,7 +1787,7 @@
         </w:r>
         <w:r>
           <w:rPr>
-            <w:rFonts w:asciiTheme="minorHAnsi" w:hAnsiTheme="minorHAnsi" w:eastAsiaTheme="minorEastAsia"/>
+            <w:rFonts w:asciiTheme="minorHAnsi" w:eastAsiaTheme="minorEastAsia" w:hAnsiTheme="minorHAnsi"/>
             <w:noProof/>
             <w:sz w:val="22"/>
             <w:lang w:eastAsia="pt-BR"/>
@@ -1766,13 +1855,13 @@
       <w:pPr>
         <w:pStyle w:val="Sumrio2"/>
         <w:rPr>
-          <w:rFonts w:asciiTheme="minorHAnsi" w:hAnsiTheme="minorHAnsi" w:eastAsiaTheme="minorEastAsia"/>
+          <w:rFonts w:asciiTheme="minorHAnsi" w:eastAsiaTheme="minorEastAsia" w:hAnsiTheme="minorHAnsi"/>
           <w:noProof/>
           <w:sz w:val="22"/>
           <w:lang w:eastAsia="pt-BR"/>
         </w:rPr>
       </w:pPr>
-      <w:hyperlink w:history="1" w:anchor="_Toc232412728">
+      <w:hyperlink w:anchor="_Toc232412728" w:history="1">
         <w:r>
           <w:rPr>
             <w:rStyle w:val="Hyperlink"/>
@@ -1782,7 +1871,7 @@
         </w:r>
         <w:r>
           <w:rPr>
-            <w:rFonts w:asciiTheme="minorHAnsi" w:hAnsiTheme="minorHAnsi" w:eastAsiaTheme="minorEastAsia"/>
+            <w:rFonts w:asciiTheme="minorHAnsi" w:eastAsiaTheme="minorEastAsia" w:hAnsiTheme="minorHAnsi"/>
             <w:noProof/>
             <w:sz w:val="22"/>
             <w:lang w:eastAsia="pt-BR"/>
@@ -1850,13 +1939,13 @@
       <w:pPr>
         <w:pStyle w:val="Sumrio3"/>
         <w:rPr>
-          <w:rFonts w:asciiTheme="minorHAnsi" w:hAnsiTheme="minorHAnsi" w:eastAsiaTheme="minorEastAsia"/>
+          <w:rFonts w:asciiTheme="minorHAnsi" w:eastAsiaTheme="minorEastAsia" w:hAnsiTheme="minorHAnsi"/>
           <w:noProof/>
           <w:sz w:val="22"/>
           <w:lang w:eastAsia="pt-BR"/>
         </w:rPr>
       </w:pPr>
-      <w:hyperlink w:history="1" w:anchor="_Toc232412729">
+      <w:hyperlink w:anchor="_Toc232412729" w:history="1">
         <w:r>
           <w:rPr>
             <w:rStyle w:val="Hyperlink"/>
@@ -1866,7 +1955,7 @@
         </w:r>
         <w:r>
           <w:rPr>
-            <w:rFonts w:asciiTheme="minorHAnsi" w:hAnsiTheme="minorHAnsi" w:eastAsiaTheme="minorEastAsia"/>
+            <w:rFonts w:asciiTheme="minorHAnsi" w:eastAsiaTheme="minorEastAsia" w:hAnsiTheme="minorHAnsi"/>
             <w:noProof/>
             <w:sz w:val="22"/>
             <w:lang w:eastAsia="pt-BR"/>
@@ -1934,13 +2023,13 @@
       <w:pPr>
         <w:pStyle w:val="Sumrio4"/>
         <w:rPr>
-          <w:rFonts w:asciiTheme="minorHAnsi" w:hAnsiTheme="minorHAnsi" w:eastAsiaTheme="minorEastAsia"/>
+          <w:rFonts w:asciiTheme="minorHAnsi" w:eastAsiaTheme="minorEastAsia" w:hAnsiTheme="minorHAnsi"/>
           <w:noProof/>
           <w:sz w:val="22"/>
           <w:lang w:eastAsia="pt-BR"/>
         </w:rPr>
       </w:pPr>
-      <w:hyperlink w:history="1" w:anchor="_Toc232412730">
+      <w:hyperlink w:anchor="_Toc232412730" w:history="1">
         <w:r>
           <w:rPr>
             <w:rStyle w:val="Hyperlink"/>
@@ -1950,7 +2039,7 @@
         </w:r>
         <w:r>
           <w:rPr>
-            <w:rFonts w:asciiTheme="minorHAnsi" w:hAnsiTheme="minorHAnsi" w:eastAsiaTheme="minorEastAsia"/>
+            <w:rFonts w:asciiTheme="minorHAnsi" w:eastAsiaTheme="minorEastAsia" w:hAnsiTheme="minorHAnsi"/>
             <w:noProof/>
             <w:sz w:val="22"/>
             <w:lang w:eastAsia="pt-BR"/>
@@ -2018,13 +2107,13 @@
       <w:pPr>
         <w:pStyle w:val="Sumrio5"/>
         <w:rPr>
-          <w:rFonts w:asciiTheme="minorHAnsi" w:hAnsiTheme="minorHAnsi" w:eastAsiaTheme="minorEastAsia"/>
+          <w:rFonts w:asciiTheme="minorHAnsi" w:eastAsiaTheme="minorEastAsia" w:hAnsiTheme="minorHAnsi"/>
           <w:noProof/>
           <w:sz w:val="22"/>
           <w:lang w:eastAsia="pt-BR"/>
         </w:rPr>
       </w:pPr>
-      <w:hyperlink w:history="1" w:anchor="_Toc232412731">
+      <w:hyperlink w:anchor="_Toc232412731" w:history="1">
         <w:r>
           <w:rPr>
             <w:rStyle w:val="Hyperlink"/>
@@ -2034,7 +2123,7 @@
         </w:r>
         <w:r>
           <w:rPr>
-            <w:rFonts w:asciiTheme="minorHAnsi" w:hAnsiTheme="minorHAnsi" w:eastAsiaTheme="minorEastAsia"/>
+            <w:rFonts w:asciiTheme="minorHAnsi" w:eastAsiaTheme="minorEastAsia" w:hAnsiTheme="minorHAnsi"/>
             <w:noProof/>
             <w:sz w:val="22"/>
             <w:lang w:eastAsia="pt-BR"/>
@@ -2102,13 +2191,13 @@
       <w:pPr>
         <w:pStyle w:val="Sumrio1"/>
         <w:rPr>
-          <w:rFonts w:asciiTheme="minorHAnsi" w:hAnsiTheme="minorHAnsi" w:eastAsiaTheme="minorEastAsia"/>
+          <w:rFonts w:asciiTheme="minorHAnsi" w:eastAsiaTheme="minorEastAsia" w:hAnsiTheme="minorHAnsi"/>
           <w:noProof/>
           <w:sz w:val="22"/>
           <w:lang w:eastAsia="pt-BR"/>
         </w:rPr>
       </w:pPr>
-      <w:hyperlink w:history="1" w:anchor="_Toc232412732">
+      <w:hyperlink w:anchor="_Toc232412732" w:history="1">
         <w:r>
           <w:rPr>
             <w:rStyle w:val="Hyperlink"/>
@@ -2118,7 +2207,7 @@
         </w:r>
         <w:r>
           <w:rPr>
-            <w:rFonts w:asciiTheme="minorHAnsi" w:hAnsiTheme="minorHAnsi" w:eastAsiaTheme="minorEastAsia"/>
+            <w:rFonts w:asciiTheme="minorHAnsi" w:eastAsiaTheme="minorEastAsia" w:hAnsiTheme="minorHAnsi"/>
             <w:noProof/>
             <w:sz w:val="22"/>
             <w:lang w:eastAsia="pt-BR"/>
@@ -2186,13 +2275,13 @@
       <w:pPr>
         <w:pStyle w:val="Sumrio2"/>
         <w:rPr>
-          <w:rFonts w:asciiTheme="minorHAnsi" w:hAnsiTheme="minorHAnsi" w:eastAsiaTheme="minorEastAsia"/>
+          <w:rFonts w:asciiTheme="minorHAnsi" w:eastAsiaTheme="minorEastAsia" w:hAnsiTheme="minorHAnsi"/>
           <w:noProof/>
           <w:sz w:val="22"/>
           <w:lang w:eastAsia="pt-BR"/>
         </w:rPr>
       </w:pPr>
-      <w:hyperlink w:history="1" w:anchor="_Toc232412733">
+      <w:hyperlink w:anchor="_Toc232412733" w:history="1">
         <w:r>
           <w:rPr>
             <w:rStyle w:val="Hyperlink"/>
@@ -2202,7 +2291,7 @@
         </w:r>
         <w:r>
           <w:rPr>
-            <w:rFonts w:asciiTheme="minorHAnsi" w:hAnsiTheme="minorHAnsi" w:eastAsiaTheme="minorEastAsia"/>
+            <w:rFonts w:asciiTheme="minorHAnsi" w:eastAsiaTheme="minorEastAsia" w:hAnsiTheme="minorHAnsi"/>
             <w:noProof/>
             <w:sz w:val="22"/>
             <w:lang w:eastAsia="pt-BR"/>
@@ -2270,13 +2359,13 @@
       <w:pPr>
         <w:pStyle w:val="Sumrio2"/>
         <w:rPr>
-          <w:rFonts w:asciiTheme="minorHAnsi" w:hAnsiTheme="minorHAnsi" w:eastAsiaTheme="minorEastAsia"/>
+          <w:rFonts w:asciiTheme="minorHAnsi" w:eastAsiaTheme="minorEastAsia" w:hAnsiTheme="minorHAnsi"/>
           <w:noProof/>
           <w:sz w:val="22"/>
           <w:lang w:eastAsia="pt-BR"/>
         </w:rPr>
       </w:pPr>
-      <w:hyperlink w:history="1" w:anchor="_Toc232412734">
+      <w:hyperlink w:anchor="_Toc232412734" w:history="1">
         <w:r>
           <w:rPr>
             <w:rStyle w:val="Hyperlink"/>
@@ -2286,7 +2375,7 @@
         </w:r>
         <w:r>
           <w:rPr>
-            <w:rFonts w:asciiTheme="minorHAnsi" w:hAnsiTheme="minorHAnsi" w:eastAsiaTheme="minorEastAsia"/>
+            <w:rFonts w:asciiTheme="minorHAnsi" w:eastAsiaTheme="minorEastAsia" w:hAnsiTheme="minorHAnsi"/>
             <w:noProof/>
             <w:sz w:val="22"/>
             <w:lang w:eastAsia="pt-BR"/>
@@ -2354,13 +2443,13 @@
       <w:pPr>
         <w:pStyle w:val="Sumrio1"/>
         <w:rPr>
-          <w:rFonts w:asciiTheme="minorHAnsi" w:hAnsiTheme="minorHAnsi" w:eastAsiaTheme="minorEastAsia"/>
+          <w:rFonts w:asciiTheme="minorHAnsi" w:eastAsiaTheme="minorEastAsia" w:hAnsiTheme="minorHAnsi"/>
           <w:noProof/>
           <w:sz w:val="22"/>
           <w:lang w:eastAsia="pt-BR"/>
         </w:rPr>
       </w:pPr>
-      <w:hyperlink w:history="1" w:anchor="_Toc232412735">
+      <w:hyperlink w:anchor="_Toc232412735" w:history="1">
         <w:r>
           <w:rPr>
             <w:rStyle w:val="Hyperlink"/>
@@ -2370,7 +2459,7 @@
         </w:r>
         <w:r>
           <w:rPr>
-            <w:rFonts w:asciiTheme="minorHAnsi" w:hAnsiTheme="minorHAnsi" w:eastAsiaTheme="minorEastAsia"/>
+            <w:rFonts w:asciiTheme="minorHAnsi" w:eastAsiaTheme="minorEastAsia" w:hAnsiTheme="minorHAnsi"/>
             <w:noProof/>
             <w:sz w:val="22"/>
             <w:lang w:eastAsia="pt-BR"/>
@@ -2438,13 +2527,13 @@
       <w:pPr>
         <w:pStyle w:val="Sumrio2"/>
         <w:rPr>
-          <w:rFonts w:asciiTheme="minorHAnsi" w:hAnsiTheme="minorHAnsi" w:eastAsiaTheme="minorEastAsia"/>
+          <w:rFonts w:asciiTheme="minorHAnsi" w:eastAsiaTheme="minorEastAsia" w:hAnsiTheme="minorHAnsi"/>
           <w:noProof/>
           <w:sz w:val="22"/>
           <w:lang w:eastAsia="pt-BR"/>
         </w:rPr>
       </w:pPr>
-      <w:hyperlink w:history="1" w:anchor="_Toc232412736">
+      <w:hyperlink w:anchor="_Toc232412736" w:history="1">
         <w:r>
           <w:rPr>
             <w:rStyle w:val="Hyperlink"/>
@@ -2454,7 +2543,7 @@
         </w:r>
         <w:r>
           <w:rPr>
-            <w:rFonts w:asciiTheme="minorHAnsi" w:hAnsiTheme="minorHAnsi" w:eastAsiaTheme="minorEastAsia"/>
+            <w:rFonts w:asciiTheme="minorHAnsi" w:eastAsiaTheme="minorEastAsia" w:hAnsiTheme="minorHAnsi"/>
             <w:noProof/>
             <w:sz w:val="22"/>
             <w:lang w:eastAsia="pt-BR"/>
@@ -2522,13 +2611,13 @@
       <w:pPr>
         <w:pStyle w:val="Sumrio1"/>
         <w:rPr>
-          <w:rFonts w:asciiTheme="minorHAnsi" w:hAnsiTheme="minorHAnsi" w:eastAsiaTheme="minorEastAsia"/>
+          <w:rFonts w:asciiTheme="minorHAnsi" w:eastAsiaTheme="minorEastAsia" w:hAnsiTheme="minorHAnsi"/>
           <w:noProof/>
           <w:sz w:val="22"/>
           <w:lang w:eastAsia="pt-BR"/>
         </w:rPr>
       </w:pPr>
-      <w:hyperlink w:history="1" w:anchor="_Toc232412737">
+      <w:hyperlink w:anchor="_Toc232412737" w:history="1">
         <w:r>
           <w:rPr>
             <w:rStyle w:val="Hyperlink"/>
@@ -2538,7 +2627,7 @@
         </w:r>
         <w:r>
           <w:rPr>
-            <w:rFonts w:asciiTheme="minorHAnsi" w:hAnsiTheme="minorHAnsi" w:eastAsiaTheme="minorEastAsia"/>
+            <w:rFonts w:asciiTheme="minorHAnsi" w:eastAsiaTheme="minorEastAsia" w:hAnsiTheme="minorHAnsi"/>
             <w:noProof/>
             <w:sz w:val="22"/>
             <w:lang w:eastAsia="pt-BR"/>
@@ -2606,13 +2695,13 @@
       <w:pPr>
         <w:pStyle w:val="Sumrio2"/>
         <w:rPr>
-          <w:rFonts w:asciiTheme="minorHAnsi" w:hAnsiTheme="minorHAnsi" w:eastAsiaTheme="minorEastAsia"/>
+          <w:rFonts w:asciiTheme="minorHAnsi" w:eastAsiaTheme="minorEastAsia" w:hAnsiTheme="minorHAnsi"/>
           <w:noProof/>
           <w:sz w:val="22"/>
           <w:lang w:eastAsia="pt-BR"/>
         </w:rPr>
       </w:pPr>
-      <w:hyperlink w:history="1" w:anchor="_Toc232412738">
+      <w:hyperlink w:anchor="_Toc232412738" w:history="1">
         <w:r>
           <w:rPr>
             <w:rStyle w:val="Hyperlink"/>
@@ -2622,7 +2711,7 @@
         </w:r>
         <w:r>
           <w:rPr>
-            <w:rFonts w:asciiTheme="minorHAnsi" w:hAnsiTheme="minorHAnsi" w:eastAsiaTheme="minorEastAsia"/>
+            <w:rFonts w:asciiTheme="minorHAnsi" w:eastAsiaTheme="minorEastAsia" w:hAnsiTheme="minorHAnsi"/>
             <w:noProof/>
             <w:sz w:val="22"/>
             <w:lang w:eastAsia="pt-BR"/>
@@ -2690,13 +2779,13 @@
       <w:pPr>
         <w:pStyle w:val="Sumrio1"/>
         <w:rPr>
-          <w:rFonts w:asciiTheme="minorHAnsi" w:hAnsiTheme="minorHAnsi" w:eastAsiaTheme="minorEastAsia"/>
+          <w:rFonts w:asciiTheme="minorHAnsi" w:eastAsiaTheme="minorEastAsia" w:hAnsiTheme="minorHAnsi"/>
           <w:noProof/>
           <w:sz w:val="22"/>
           <w:lang w:eastAsia="pt-BR"/>
         </w:rPr>
       </w:pPr>
-      <w:hyperlink w:history="1" w:anchor="_Toc232412739">
+      <w:hyperlink w:anchor="_Toc232412739" w:history="1">
         <w:r>
           <w:rPr>
             <w:rStyle w:val="Hyperlink"/>
@@ -2706,7 +2795,7 @@
         </w:r>
         <w:r>
           <w:rPr>
-            <w:rFonts w:asciiTheme="minorHAnsi" w:hAnsiTheme="minorHAnsi" w:eastAsiaTheme="minorEastAsia"/>
+            <w:rFonts w:asciiTheme="minorHAnsi" w:eastAsiaTheme="minorEastAsia" w:hAnsiTheme="minorHAnsi"/>
             <w:noProof/>
             <w:sz w:val="22"/>
             <w:lang w:eastAsia="pt-BR"/>
@@ -2774,13 +2863,13 @@
       <w:pPr>
         <w:pStyle w:val="Sumrio2"/>
         <w:rPr>
-          <w:rFonts w:asciiTheme="minorHAnsi" w:hAnsiTheme="minorHAnsi" w:eastAsiaTheme="minorEastAsia"/>
+          <w:rFonts w:asciiTheme="minorHAnsi" w:eastAsiaTheme="minorEastAsia" w:hAnsiTheme="minorHAnsi"/>
           <w:noProof/>
           <w:sz w:val="22"/>
           <w:lang w:eastAsia="pt-BR"/>
         </w:rPr>
       </w:pPr>
-      <w:hyperlink w:history="1" w:anchor="_Toc232412740">
+      <w:hyperlink w:anchor="_Toc232412740" w:history="1">
         <w:r>
           <w:rPr>
             <w:rStyle w:val="Hyperlink"/>
@@ -2790,7 +2879,7 @@
         </w:r>
         <w:r>
           <w:rPr>
-            <w:rFonts w:asciiTheme="minorHAnsi" w:hAnsiTheme="minorHAnsi" w:eastAsiaTheme="minorEastAsia"/>
+            <w:rFonts w:asciiTheme="minorHAnsi" w:eastAsiaTheme="minorEastAsia" w:hAnsiTheme="minorHAnsi"/>
             <w:noProof/>
             <w:sz w:val="22"/>
             <w:lang w:eastAsia="pt-BR"/>
@@ -2858,13 +2947,13 @@
       <w:pPr>
         <w:pStyle w:val="Sumrio1"/>
         <w:rPr>
-          <w:rFonts w:asciiTheme="minorHAnsi" w:hAnsiTheme="minorHAnsi" w:eastAsiaTheme="minorEastAsia"/>
+          <w:rFonts w:asciiTheme="minorHAnsi" w:eastAsiaTheme="minorEastAsia" w:hAnsiTheme="minorHAnsi"/>
           <w:noProof/>
           <w:sz w:val="22"/>
           <w:lang w:eastAsia="pt-BR"/>
         </w:rPr>
       </w:pPr>
-      <w:hyperlink w:history="1" w:anchor="_Toc232412741">
+      <w:hyperlink w:anchor="_Toc232412741" w:history="1">
         <w:r>
           <w:rPr>
             <w:rStyle w:val="Hyperlink"/>
@@ -2928,7 +3017,7 @@
         <w:sectPr>
           <w:headerReference w:type="first" r:id="rId10"/>
           <w:footerReference w:type="first" r:id="rId11"/>
-          <w:pgSz w:w="11906" w:h="16838" w:orient="portrait"/>
+          <w:pgSz w:w="11906" w:h="16838"/>
           <w:pgMar w:top="1701" w:right="1134" w:bottom="1134" w:left="1701" w:header="709" w:footer="709" w:gutter="0"/>
           <w:cols w:space="708"/>
           <w:docGrid w:linePitch="360"/>
@@ -2949,7 +3038,7 @@
       <w:pPr>
         <w:pStyle w:val="Ttulo1"/>
       </w:pPr>
-      <w:bookmarkStart w:name="_Toc232412717" w:id="1"/>
+      <w:bookmarkStart w:id="1" w:name="_Toc232412717"/>
       <w:r>
         <w:t>INTRODUÇÃO</w:t>
       </w:r>
@@ -2972,7 +3061,7 @@
       </w:r>
       <w:r>
         <w:rPr>
-          <w:rFonts w:asciiTheme="minorHAnsi" w:hAnsiTheme="minorHAnsi" w:eastAsiaTheme="minorEastAsia"/>
+          <w:rFonts w:asciiTheme="minorHAnsi" w:eastAsiaTheme="minorEastAsia" w:hAnsiTheme="minorHAnsi"/>
           <w:sz w:val="27"/>
           <w:szCs w:val="27"/>
         </w:rPr>
@@ -2985,15 +3074,17 @@
         </w:rPr>
         <w:t>, 2024). Entretanto, apesar dos benefícios proporcionados pelo desenvolvimento tecnológico, também surgem desafios relacionados à elevada demanda por energia, água e matérias-primas necessárias para a implementação e manutenção dessas inovações. De acordo com o World Economic Forum, embora as cidades ocupem aproximadamente 2% da superfície terrestre, elas são responsáveis pelo consumo de mais de 75% dos recursos naturais do planeta (</w:t>
       </w:r>
-      <w:r>
-        <w:rPr>
-          <w:rFonts w:asciiTheme="minorHAnsi" w:hAnsiTheme="minorHAnsi" w:eastAsiaTheme="minorEastAsia"/>
+      <w:proofErr w:type="spellStart"/>
+      <w:r>
+        <w:rPr>
+          <w:rFonts w:asciiTheme="minorHAnsi" w:eastAsiaTheme="minorEastAsia" w:hAnsiTheme="minorHAnsi"/>
           <w:sz w:val="27"/>
           <w:szCs w:val="27"/>
           <w:lang w:val="en-US"/>
         </w:rPr>
         <w:t>Venditti</w:t>
       </w:r>
+      <w:proofErr w:type="spellEnd"/>
       <w:r>
         <w:rPr>
           <w:rFonts w:eastAsia="Arial" w:cs="Arial"/>
@@ -3011,7 +3102,7 @@
       <w:pPr>
         <w:pStyle w:val="Ttulo2"/>
       </w:pPr>
-      <w:bookmarkStart w:name="_Toc232412718" w:id="3"/>
+      <w:bookmarkStart w:id="3" w:name="_Toc232412718"/>
       <w:commentRangeStart w:id="4"/>
       <w:r>
         <w:t>Problemática</w:t>
@@ -3086,7 +3177,15 @@
           <w:rFonts w:eastAsia="Arial" w:cs="Arial"/>
           <w:noProof/>
         </w:rPr>
-        <w:t>Como consequência, surgem impactos ambientais significativos, como a poluição, o aumento de resíduos e o esgotamento de recursos naturais, além do agravamento das desigualdades associadas aos padrões de produção e consumo</w:t>
+        <w:t xml:space="preserve">Como consequência, surgem impactos ambientais significativos, como a poluição, o aumento de resíduos e o esgotamento de recursos naturais, além do </w:t>
+      </w:r>
+      <w:r>
+        <w:rPr>
+          <w:rFonts w:eastAsia="Arial" w:cs="Arial"/>
+          <w:noProof/>
+        </w:rPr>
+        <w:lastRenderedPageBreak/>
+        <w:t>agravamento das desigualdades associadas aos padrões de produção e consumo</w:t>
       </w:r>
       <w:r>
         <w:rPr>
@@ -3132,9 +3231,6 @@
       </w:r>
       <w:commentRangeEnd w:id="5"/>
       <w:r>
-        <w:rPr>
-          <w:rStyle w:val="CommentReference"/>
-        </w:rPr>
         <w:commentReference w:id="5"/>
       </w:r>
     </w:p>
@@ -3257,7 +3353,19 @@
         <w:rPr>
           <w:noProof/>
         </w:rPr>
-        <w:t xml:space="preserve">Além disso, as transformações tecnológicas, como a automação, a inteligência artificial e o avanço das plataformas digitais, intensificam esses desafios contemporâneos. Embora contribuam para o aumento da produtividade, da eficiência e da flexibilidade nas relações de trabalho, esses avanços também geram impactos sociais significativos, como o desemprego estrutural decorrente da substituição de atividades humanas por máquinas, a precarização dos vínculos empregatícios e o aumento da informalidade. Ademais, a dificuldade de adaptação das legislações trabalhistas aos novos modelos de trabalho evidencia a necessidade de políticas públicas e estratégias que acompanhem essas mudanças. Nesse contexto, tais transformações não afetam apenas o mercado de trabalho, mas também influenciam diretamente as dinâmicas de consumo, a organização social e o desenvolvimento urbano, exigindo uma compreensão mais ampla e integrada da sociedade </w:t>
+        <w:t>Além disso, as transformações tecnológicas, como a automação, a inteligência artificial e o avanço das plataformas digitais, intensificam esses desafios contemporâneos. Embora contribuam para o aumento da produtividade, da eficiência e da flexibilidade nas relações de trabalho, esses avanços também geram impactos sociais significativos, como o desemprego estrutural decorrente da substituição de atividades humanas por máquinas, a precarização dos vínculos empregatícios e o aumento da informalidade. Ademais, a dificuldade de adaptação das legislações trabalhistas aos novos modelos de trabalho evidencia a necessidade de políticas públicas e estratégias que acompanhem essas mudanças.</w:t>
+      </w:r>
+      <w:r>
+        <w:rPr>
+          <w:noProof/>
+        </w:rPr>
+        <w:t xml:space="preserve"> Acarretando em um impacto econômico direto, desvalorizando o trabalhador e gerando uma bolha instável e imperceptivel no mercado global, impossibilitando o poder de compra do cidadão médio. </w:t>
+      </w:r>
+      <w:r>
+        <w:rPr>
+          <w:noProof/>
+        </w:rPr>
+        <w:t xml:space="preserve">Nesse contexto, tais transformações não afetam apenas o mercado de trabalho, mas também influenciam diretamente as dinâmicas de consumo, a organização social e o desenvolvimento urbano, exigindo uma compreensão mais ampla e integrada da sociedade </w:t>
       </w:r>
       <w:r>
         <w:rPr>
@@ -3359,7 +3467,8 @@
           <w:noProof/>
           <w:highlight w:val="yellow"/>
         </w:rPr>
-        <w:t xml:space="preserve">Apesar da relevância dessas questões, ainda há pouco investimento em estratégias educacionais que abordem de forma acessível e interativa a relação entre </w:t>
+        <w:lastRenderedPageBreak/>
+        <w:t>Apesar da relevância dessas questões, ainda há pouco investimento em estratégias educacionais que abordem de forma acessível e interativa a relação entre avanço tecnológico, expansão urbana e preservação ambiental</w:t>
       </w:r>
       <w:r>
         <w:rPr>
@@ -3367,7 +3476,7 @@
           <w:noProof/>
           <w:highlight w:val="yellow"/>
         </w:rPr>
-        <w:t>avanço tecnológico, expansão urbana e preservação ambiental</w:t>
+        <w:t>,</w:t>
       </w:r>
       <w:r>
         <w:rPr>
@@ -3375,7 +3484,7 @@
           <w:noProof/>
           <w:highlight w:val="yellow"/>
         </w:rPr>
-        <w:t>,</w:t>
+        <w:t xml:space="preserve"> </w:t>
       </w:r>
       <w:r>
         <w:rPr>
@@ -3383,7 +3492,7 @@
           <w:noProof/>
           <w:highlight w:val="yellow"/>
         </w:rPr>
-        <w:t xml:space="preserve"> </w:t>
+        <w:t>principalmente em escolas</w:t>
       </w:r>
       <w:r>
         <w:rPr>
@@ -3391,7 +3500,7 @@
           <w:noProof/>
           <w:highlight w:val="yellow"/>
         </w:rPr>
-        <w:t>principalmente em escolas</w:t>
+        <w:t xml:space="preserve"> onde educariam os mais jovens desde cedo</w:t>
       </w:r>
       <w:r>
         <w:rPr>
@@ -3399,7 +3508,7 @@
           <w:noProof/>
           <w:highlight w:val="yellow"/>
         </w:rPr>
-        <w:t xml:space="preserve"> onde educariam os mais jovens desde cedo</w:t>
+        <w:t xml:space="preserve">. Grande parte das iniciativas voltadas ao uso de tecnologias digitais prioriza o entretenimento ou a eficiência técnica, sem explorar plenamente seu potencial para promover a conscientização crítica sobre os impactos dessas transformações. </w:t>
       </w:r>
       <w:r>
         <w:rPr>
@@ -3407,24 +3516,24 @@
           <w:noProof/>
           <w:highlight w:val="yellow"/>
         </w:rPr>
-        <w:t xml:space="preserve">. Grande parte das iniciativas voltadas ao uso de tecnologias digitais prioriza o entretenimento ou a eficiência técnica, sem explorar plenamente seu potencial para promover a conscientização crítica sobre os impactos dessas transformações. </w:t>
-      </w:r>
+        <w:t xml:space="preserve">Além disso, a própria dificuldade de integração efetiva das tecnologias no contexto educacional limita o desenvolvimento de práticas pedagógicas inovadoras e acessíveis </w:t>
+      </w:r>
+      <w:commentRangeStart w:id="8"/>
       <w:r>
         <w:rPr>
           <w:rFonts w:eastAsia="Arial" w:cs="Arial"/>
           <w:noProof/>
           <w:highlight w:val="yellow"/>
         </w:rPr>
-        <w:t xml:space="preserve">Além disso, a própria dificuldade de integração efetiva das tecnologias no contexto educacional limita o desenvolvimento de práticas pedagógicas inovadoras e acessíveis </w:t>
-      </w:r>
-      <w:commentRangeStart w:id="8"/>
+        <w:t>(</w:t>
+      </w:r>
       <w:r>
         <w:rPr>
           <w:rFonts w:eastAsia="Arial" w:cs="Arial"/>
           <w:noProof/>
           <w:highlight w:val="yellow"/>
         </w:rPr>
-        <w:t>(</w:t>
+        <w:t>Salvatierra</w:t>
       </w:r>
       <w:r>
         <w:rPr>
@@ -3432,55 +3541,107 @@
           <w:noProof/>
           <w:highlight w:val="yellow"/>
         </w:rPr>
-        <w:t>Salvatierra</w:t>
-      </w:r>
-      <w:r>
+        <w:t xml:space="preserve">, 2023). </w:t>
+      </w:r>
+      <w:commentRangeEnd w:id="8"/>
+      <w:r>
+        <w:rPr>
+          <w:highlight w:val="yellow"/>
+        </w:rPr>
+        <w:commentReference w:id="8"/>
+      </w:r>
+    </w:p>
+    <w:p>
+      <w:pPr>
+        <w:spacing w:before="240" w:after="240"/>
         <w:rPr>
           <w:rFonts w:eastAsia="Arial" w:cs="Arial"/>
           <w:noProof/>
+        </w:rPr>
+      </w:pPr>
+      <w:r>
+        <w:rPr>
+          <w:rFonts w:eastAsia="Arial" w:cs="Arial"/>
+          <w:noProof/>
           <w:highlight w:val="yellow"/>
         </w:rPr>
-        <w:t xml:space="preserve">, 2023). </w:t>
-      </w:r>
-      <w:commentRangeEnd w:id="8"/>
-      <w:r>
-        <w:rPr>
+        <w:t>N</w:t>
+      </w:r>
+      <w:r>
+        <w:rPr>
+          <w:rFonts w:eastAsia="Arial" w:cs="Arial"/>
+          <w:noProof/>
           <w:highlight w:val="yellow"/>
         </w:rPr>
-        <w:commentReference w:id="8"/>
-      </w:r>
-    </w:p>
-    <w:p>
-      <w:pPr>
-        <w:spacing w:before="240" w:after="240"/>
+        <w:t>o contexto apresentado</w:t>
+      </w:r>
+      <w:r>
         <w:rPr>
           <w:rFonts w:eastAsia="Arial" w:cs="Arial"/>
           <w:noProof/>
-        </w:rPr>
-      </w:pPr>
+          <w:highlight w:val="yellow"/>
+        </w:rPr>
+        <w:t>, observa-se a necessidade de desenvolver abordagens que integrem elementos educativos a experiências interativas, permitindo que os indivíduos compreendam, de forma prática, as consequências de decisões relacionadas ao uso dos recursos, à urbanização e à automação. Dessa forma, torna-se possível contribuir para o desenvolvimento do pensamento crítico e da consciência socioambiental, em consonância com os Objetivos de Desenvolvimento Sustentável, especialmente a ODS 9 (Indústria, Inovação e Infraestrutura), ODS 11 (Cidades e Comunidades Sustentáveis) e ODS 12 (Consumo e Produção Responsáveis)</w:t>
+      </w:r>
       <w:r>
         <w:rPr>
           <w:rFonts w:eastAsia="Arial" w:cs="Arial"/>
           <w:noProof/>
           <w:highlight w:val="yellow"/>
         </w:rPr>
-        <w:t>N</w:t>
-      </w:r>
+        <w:t>.</w:t>
+      </w:r>
+      <w:commentRangeEnd w:id="7"/>
+      <w:r>
+        <w:rPr>
+          <w:highlight w:val="yellow"/>
+        </w:rPr>
+        <w:commentReference w:id="7"/>
+      </w:r>
+    </w:p>
+    <w:p>
+      <w:pPr>
+        <w:pStyle w:val="Ttulo2"/>
+      </w:pPr>
+      <w:bookmarkStart w:id="9" w:name="_Toc232412719"/>
+      <w:commentRangeStart w:id="10"/>
+      <w:r>
+        <w:t>Justificativa</w:t>
+      </w:r>
+      <w:bookmarkEnd w:id="9"/>
+    </w:p>
+    <w:p>
+      <w:r>
+        <w:t>É indiscutível, que uma cidade limpa é positiva aos olhos dos cidad</w:t>
+      </w:r>
+      <w:r>
+        <w:t xml:space="preserve">ãos. Cidades sem o cuidado necessário com o tema apresentam cada vez mais lixo, esse resíduo leva tempo para sua degradação natural, levando a um impacto ambiental que por consequência, afeta diretamente a qualidade de vida da sociedade (Vianna, 2015). Ademais,  </w:t>
+      </w:r>
+    </w:p>
+    <w:p>
+      <w:commentRangeStart w:id="11"/>
       <w:r>
         <w:rPr>
           <w:rFonts w:eastAsia="Arial" w:cs="Arial"/>
           <w:noProof/>
           <w:highlight w:val="yellow"/>
         </w:rPr>
-        <w:t>o contexto apresentado</w:t>
+        <w:t>O uso de jogos digitais como ferramentas educacionais</w:t>
       </w:r>
       <w:r>
         <w:rPr>
           <w:rFonts w:eastAsia="Arial" w:cs="Arial"/>
           <w:noProof/>
+        </w:rPr>
+        <w:t xml:space="preserve"> apresenta grande potencial para a conscientização de diferentes públicos, desde os mais jovens até os mais velhos. Essa abordagem ganhou ainda mais relevância no contexto da pandemia, período em que o ensino passou a ocorrer majoritariamente por meio de plataformas digitais, aproximando o uso da tecnologia do cotidiano educacional. Nesse cenário, os jogos destacam-se por serem uma linguagem mais acessível e atrativa, especialmente para o público jovem, facilitando o engajamento e a assimilação de conteúdos complexos </w:t>
+      </w:r>
+      <w:r>
+        <w:rPr>
+          <w:rFonts w:eastAsia="Arial" w:cs="Arial"/>
+          <w:noProof/>
           <w:highlight w:val="yellow"/>
         </w:rPr>
-        <w:t>, observa-se a necessidade de desenvolver abordagens que integrem elementos educativos a experiências interativas, permitindo que os indivíduos compreendam, de forma prática, as consequências de decisões relacionadas ao uso dos recursos, à urbanização e à automação. Dessa forma, torna-se possível contribuir para o desenvolvimento do pensamento crítico e da consciência socioambiental, em consonância com os Objetivos de Desenvolvimento Sustentável, especialmente a ODS 9 (Indústria, Inovação e Infraestrutura), ODS 11 (Cidades e Comunidades Sustentáveis) e ODS 12 (Consumo e Produção Responsáveis)</w:t>
+        <w:t>(S</w:t>
       </w:r>
       <w:r>
         <w:rPr>
@@ -3488,143 +3649,76 @@
           <w:noProof/>
           <w:highlight w:val="yellow"/>
         </w:rPr>
+        <w:t>ict</w:t>
+      </w:r>
+      <w:r>
+        <w:rPr>
+          <w:rFonts w:eastAsia="Arial" w:cs="Arial"/>
+          <w:noProof/>
+          <w:highlight w:val="yellow"/>
+        </w:rPr>
+        <w:t>, 2024)</w:t>
+      </w:r>
+      <w:r>
+        <w:rPr>
+          <w:rFonts w:eastAsia="Arial" w:cs="Arial"/>
+          <w:noProof/>
+        </w:rPr>
         <w:t>.</w:t>
       </w:r>
-      <w:commentRangeEnd w:id="7"/>
-      <w:r>
-        <w:rPr>
-          <w:highlight w:val="yellow"/>
-        </w:rPr>
-        <w:commentReference w:id="7"/>
-      </w:r>
-    </w:p>
-    <w:p>
-      <w:pPr>
-        <w:pStyle w:val="Ttulo2"/>
-        <w:rPr/>
-      </w:pPr>
-      <w:bookmarkStart w:name="_Toc232412719" w:id="9"/>
-      <w:commentRangeStart w:id="10"/>
-      <w:r>
-        <w:rPr/>
-        <w:t>Justificativa</w:t>
-      </w:r>
-      <w:bookmarkEnd w:id="9"/>
-    </w:p>
-    <w:p>
-      <w:pPr/>
-      <w:commentRangeStart w:id="11"/>
-      <w:r>
+    </w:p>
+    <w:p>
+      <w:pPr>
         <w:rPr>
           <w:rFonts w:eastAsia="Arial" w:cs="Arial"/>
           <w:noProof/>
-          <w:highlight w:val="yellow"/>
-        </w:rPr>
-        <w:t>O uso de jogos digitais como ferramentas educacionais</w:t>
-      </w:r>
-      <w:r>
-        <w:rPr>
-          <w:rFonts w:eastAsia="Arial" w:cs="Arial"/>
-          <w:noProof/>
-        </w:rPr>
-        <w:t xml:space="preserve"> apresenta grande potencial para a conscientização de diferentes públicos, desde os mais jovens até os mais velhos. Essa abordagem ganhou ainda mais relevância no contexto da pandemia, período em que o ensino passou a ocorrer majoritariamente por meio de plataformas digitais, aproximando o uso da tecnologia do cotidiano educacional. Nesse cenário, os jogos destacam-se por serem uma linguagem mais acessível e atrativa, especialmente para o público jovem, facilitando o engajamento e a assimilação de conteúdos complexos </w:t>
-      </w:r>
-      <w:r>
-        <w:rPr>
-          <w:rFonts w:eastAsia="Arial" w:cs="Arial"/>
-          <w:noProof/>
-          <w:highlight w:val="yellow"/>
-        </w:rPr>
-        <w:t>(S</w:t>
-      </w:r>
-      <w:r>
-        <w:rPr>
-          <w:rFonts w:eastAsia="Arial" w:cs="Arial"/>
-          <w:noProof/>
-          <w:highlight w:val="yellow"/>
-        </w:rPr>
-        <w:t>ict</w:t>
-      </w:r>
-      <w:r>
-        <w:rPr>
-          <w:rFonts w:eastAsia="Arial" w:cs="Arial"/>
-          <w:noProof/>
-          <w:highlight w:val="yellow"/>
-        </w:rPr>
-        <w:t>, 2024)</w:t>
-      </w:r>
-      <w:r>
-        <w:rPr>
-          <w:rFonts w:eastAsia="Arial" w:cs="Arial"/>
-          <w:noProof/>
-        </w:rPr>
-        <w:t>.</w:t>
-      </w:r>
-    </w:p>
-    <w:p>
-      <w:pPr>
-        <w:pStyle w:val="Normal"/>
-        <w:rPr>
-          <w:rFonts w:ascii="Arial" w:hAnsi="Arial" w:eastAsia="Arial" w:cs="Arial"/>
-          <w:noProof/>
-          <w:sz w:val="24"/>
           <w:szCs w:val="24"/>
           <w:highlight w:val="yellow"/>
-          <w:lang w:val="pt-BR"/>
-        </w:rPr>
-      </w:pPr>
-      <w:r>
-        <w:rPr>
-          <w:rFonts w:ascii="Arial" w:hAnsi="Arial" w:eastAsia="Arial" w:cs="Arial"/>
-          <w:noProof/>
-          <w:sz w:val="24"/>
+        </w:rPr>
+      </w:pPr>
+      <w:r>
+        <w:rPr>
+          <w:rFonts w:eastAsia="Arial" w:cs="Arial"/>
+          <w:noProof/>
           <w:szCs w:val="24"/>
           <w:highlight w:val="yellow"/>
-          <w:lang w:val="pt-BR"/>
-        </w:rPr>
+        </w:rPr>
+        <w:lastRenderedPageBreak/>
         <w:t xml:space="preserve">Além das questões ambientais, os jogos digitais também podem contribuir para a compreensão de sistemas sociais, econômicos e políticos que, muitas vezes, são considerados complexos pela população em geral. Por meio de mecânicas interativas, os jogadores podem visualizar de forma prática as consequências de </w:t>
       </w:r>
       <w:r>
         <w:rPr>
-          <w:rFonts w:ascii="Arial" w:hAnsi="Arial" w:eastAsia="Arial" w:cs="Arial"/>
-          <w:noProof/>
-          <w:sz w:val="24"/>
+          <w:rFonts w:eastAsia="Arial" w:cs="Arial"/>
+          <w:noProof/>
           <w:szCs w:val="24"/>
           <w:highlight w:val="yellow"/>
-          <w:lang w:val="pt-BR"/>
         </w:rPr>
         <w:t>decisões relacionadas ao consumo excessivo, à gestão de recursos, à redução do desperdício, à automação do trabalho e ao desenvolvimento urbano</w:t>
       </w:r>
       <w:r>
         <w:rPr>
-          <w:rFonts w:ascii="Arial" w:hAnsi="Arial" w:eastAsia="Arial" w:cs="Arial"/>
-          <w:noProof/>
-          <w:sz w:val="24"/>
+          <w:rFonts w:eastAsia="Arial" w:cs="Arial"/>
+          <w:noProof/>
           <w:szCs w:val="24"/>
           <w:highlight w:val="yellow"/>
-          <w:lang w:val="pt-BR"/>
         </w:rPr>
         <w:t>. Dessa forma, torna-se possível estimular reflexões sobre problemas contemporâneos, como o desperdício de recursos, o aumento do desemprego decorrente da automação e os impactos econômicos e sociais que influenciam diretamente a qualidade de vida da população</w:t>
       </w:r>
       <w:r>
         <w:rPr>
-          <w:rFonts w:ascii="Arial" w:hAnsi="Arial" w:eastAsia="Arial" w:cs="Arial"/>
-          <w:noProof/>
-          <w:sz w:val="24"/>
+          <w:rFonts w:eastAsia="Arial" w:cs="Arial"/>
+          <w:noProof/>
           <w:szCs w:val="24"/>
           <w:highlight w:val="yellow"/>
-          <w:lang w:val="pt-BR"/>
         </w:rPr>
         <w:t xml:space="preserve"> (Shuvo, 2026)</w:t>
       </w:r>
       <w:r>
         <w:rPr>
-          <w:rFonts w:ascii="Arial" w:hAnsi="Arial" w:eastAsia="Arial" w:cs="Arial"/>
-          <w:noProof/>
-          <w:sz w:val="24"/>
+          <w:rFonts w:eastAsia="Arial" w:cs="Arial"/>
+          <w:noProof/>
           <w:szCs w:val="24"/>
           <w:highlight w:val="yellow"/>
-          <w:lang w:val="pt-BR"/>
         </w:rPr>
         <w:t>.</w:t>
       </w:r>
@@ -3635,7 +3729,7 @@
           <w:rFonts w:eastAsia="Arial" w:cs="Arial"/>
           <w:noProof/>
         </w:rPr>
-        <w:t xml:space="preserve">Além disso, </w:t>
+        <w:t xml:space="preserve">Dentro desse contexto, existem exemplos de jogos que abordam a temática da preservação ambiental e os impactos da ação humana sobre a natureza. Um exemplo é o jogo Endling: Extinction is Forever (2022), no qual o jogador controla uma raposa em um ambiente degradado pela intervenção humana, enfrentando desafios para sobreviver enquanto cuida de seus filhotes. O jogo não apenas retrata a devastação ambiental, mas também promove reflexões sobre a importância da conservação dos ecossistemas e as consequências da exploração descontrolada dos recursos naturais </w:t>
       </w:r>
       <w:r>
         <w:rPr>
@@ -3643,14 +3737,15 @@
           <w:noProof/>
           <w:highlight w:val="yellow"/>
         </w:rPr>
-        <w:t>jogos que incorporam elementos típicos do entretenimento tendem a captar mais a atenção dos usuários</w:t>
+        <w:t>(L</w:t>
       </w:r>
       <w:r>
         <w:rPr>
           <w:rFonts w:eastAsia="Arial" w:cs="Arial"/>
           <w:noProof/>
-        </w:rPr>
-        <w:t xml:space="preserve">, tornando o processo de aprendizagem mais envolvente. Ao integrar conteúdos educativos de forma indireta ou direta, esses jogos possibilitam a construção de uma visão crítica sobre temas relevantes, como a relação entre urbanização acelerada e preservação ambiental. Dessa forma, o jogador passa a compreender, de maneira prática e interativa, a importância de equilibrar o desenvolvimento das cidades com a conservação da natureza </w:t>
+          <w:highlight w:val="yellow"/>
+        </w:rPr>
+        <w:t>ima</w:t>
       </w:r>
       <w:r>
         <w:rPr>
@@ -3658,109 +3753,46 @@
           <w:noProof/>
           <w:highlight w:val="yellow"/>
         </w:rPr>
-        <w:t>(S</w:t>
+        <w:t>, 2022)</w:t>
       </w:r>
       <w:r>
         <w:rPr>
           <w:rFonts w:eastAsia="Arial" w:cs="Arial"/>
           <w:noProof/>
+        </w:rPr>
+        <w:t>.</w:t>
+      </w:r>
+    </w:p>
+    <w:p>
+      <w:r>
+        <w:rPr>
+          <w:rFonts w:eastAsia="Arial" w:cs="Arial"/>
+          <w:noProof/>
+        </w:rPr>
+        <w:t xml:space="preserve">Diante desse cenário, torna-se evidente a importância de desenvolver soluções educativas inovadoras que utilizem o potencial dos jogos digitais para promover a conscientização socioambiental. Nesse sentido, a criação do projeto Thermautomata justifica-se pela proposta de simular, de forma interativa, </w:t>
+      </w:r>
+      <w:r>
+        <w:rPr>
+          <w:rFonts w:eastAsia="Arial" w:cs="Arial"/>
+          <w:noProof/>
           <w:highlight w:val="yellow"/>
         </w:rPr>
-        <w:t>ict</w:t>
+        <w:t xml:space="preserve">o </w:t>
       </w:r>
       <w:r>
         <w:rPr>
           <w:rFonts w:eastAsia="Arial" w:cs="Arial"/>
           <w:noProof/>
-          <w:highlight w:val="yellow"/>
-        </w:rPr>
-        <w:t>, 2024)</w:t>
-      </w:r>
-      <w:r>
-        <w:rPr>
-          <w:rFonts w:eastAsia="Arial" w:cs="Arial"/>
-          <w:noProof/>
-        </w:rPr>
-        <w:t>.</w:t>
-      </w:r>
-    </w:p>
-    <w:p>
-      <w:r>
-        <w:rPr>
-          <w:rFonts w:eastAsia="Arial" w:cs="Arial"/>
-          <w:noProof/>
-        </w:rPr>
-        <w:t xml:space="preserve">Dentro desse contexto, existem exemplos de jogos que abordam a temática da preservação ambiental e os impactos da ação humana sobre a natureza. Um exemplo é o jogo Endling: Extinction is Forever (2022), no qual o jogador controla uma raposa em um ambiente degradado pela intervenção humana, enfrentando desafios para sobreviver enquanto cuida de seus filhotes. O jogo não apenas retrata a devastação ambiental, mas também promove reflexões sobre a importância da conservação dos ecossistemas e as consequências da exploração descontrolada dos recursos naturais </w:t>
-      </w:r>
-      <w:r>
-        <w:rPr>
-          <w:rFonts w:eastAsia="Arial" w:cs="Arial"/>
-          <w:noProof/>
-          <w:highlight w:val="yellow"/>
-        </w:rPr>
-        <w:t>(L</w:t>
-      </w:r>
-      <w:r>
-        <w:rPr>
-          <w:rFonts w:eastAsia="Arial" w:cs="Arial"/>
-          <w:noProof/>
-          <w:highlight w:val="yellow"/>
-        </w:rPr>
-        <w:t>ima</w:t>
-      </w:r>
-      <w:r>
-        <w:rPr>
-          <w:rFonts w:eastAsia="Arial" w:cs="Arial"/>
-          <w:noProof/>
-          <w:highlight w:val="yellow"/>
-        </w:rPr>
-        <w:t>, 2022)</w:t>
-      </w:r>
-      <w:r>
-        <w:rPr>
-          <w:rFonts w:eastAsia="Arial" w:cs="Arial"/>
-          <w:noProof/>
-        </w:rPr>
-        <w:t>.</w:t>
-      </w:r>
-    </w:p>
-    <w:p>
-      <w:pPr>
-        <w:pStyle w:val="Normal"/>
-      </w:pPr>
-      <w:r>
-        <w:rPr>
-          <w:rFonts w:eastAsia="Arial" w:cs="Arial"/>
-          <w:noProof/>
-        </w:rPr>
-        <w:t xml:space="preserve">Diante desse cenário, torna-se evidente a importância de desenvolver soluções educativas inovadoras que utilizem o potencial dos jogos digitais para promover a conscientização socioambiental. Nesse sentido, a criação do projeto Thermautomata justifica-se pela proposta de simular, de forma interativa, </w:t>
-      </w:r>
-      <w:r>
-        <w:rPr>
-          <w:rFonts w:eastAsia="Arial" w:cs="Arial"/>
-          <w:noProof/>
-          <w:highlight w:val="yellow"/>
-        </w:rPr>
-        <w:t xml:space="preserve">o </w:t>
-      </w:r>
-      <w:r>
-        <w:rPr>
-          <w:rFonts w:ascii="Arial" w:hAnsi="Arial" w:eastAsia="Arial" w:cs="Arial"/>
-          <w:noProof/>
-          <w:sz w:val="24"/>
           <w:szCs w:val="24"/>
           <w:highlight w:val="yellow"/>
-          <w:lang w:val="pt-BR"/>
         </w:rPr>
         <w:t>equilíbrio entre o avanço tecnológico, a automação, o crescimento urbano, a gestão responsável dos recursos e a preservação da natureza</w:t>
       </w:r>
       <w:r>
         <w:rPr>
-          <w:rFonts w:ascii="Arial" w:hAnsi="Arial" w:eastAsia="Arial" w:cs="Arial"/>
-          <w:noProof/>
-          <w:sz w:val="24"/>
+          <w:rFonts w:eastAsia="Arial" w:cs="Arial"/>
+          <w:noProof/>
           <w:szCs w:val="24"/>
-          <w:lang w:val="pt-BR"/>
         </w:rPr>
         <w:t>.</w:t>
       </w:r>
@@ -3780,11 +3812,9 @@
       </w:r>
       <w:r>
         <w:rPr>
-          <w:rFonts w:ascii="Arial" w:hAnsi="Arial" w:eastAsia="Arial" w:cs="Arial"/>
-          <w:noProof/>
-          <w:sz w:val="24"/>
+          <w:rFonts w:eastAsia="Arial" w:cs="Arial"/>
+          <w:noProof/>
           <w:szCs w:val="24"/>
-          <w:lang w:val="pt-BR"/>
         </w:rPr>
         <w:t>(Redação SC, 2026)</w:t>
       </w:r>
@@ -3797,16 +3827,10 @@
       </w:r>
       <w:commentRangeEnd w:id="11"/>
       <w:r>
-        <w:rPr>
-          <w:rStyle w:val="CommentReference"/>
-        </w:rPr>
         <w:commentReference w:id="11"/>
       </w:r>
       <w:commentRangeEnd w:id="10"/>
       <w:r>
-        <w:rPr>
-          <w:rStyle w:val="CommentReference"/>
-        </w:rPr>
         <w:commentReference w:id="10"/>
       </w:r>
     </w:p>
@@ -3814,8 +3838,11 @@
       <w:pPr>
         <w:pStyle w:val="Ttulo2"/>
       </w:pPr>
-      <w:bookmarkStart w:name="_Toc232412720" w:id="12"/>
-      <w:r>
+      <w:bookmarkStart w:id="12" w:name="_Toc232412720"/>
+      <w:bookmarkStart w:id="13" w:name="_GoBack"/>
+      <w:bookmarkEnd w:id="13"/>
+      <w:r>
+        <w:lastRenderedPageBreak/>
         <w:t>Objetivos</w:t>
       </w:r>
       <w:bookmarkEnd w:id="12"/>
@@ -3824,11 +3851,11 @@
       <w:pPr>
         <w:pStyle w:val="Ttulo3"/>
       </w:pPr>
-      <w:bookmarkStart w:name="_Toc232412721" w:id="13"/>
+      <w:bookmarkStart w:id="14" w:name="_Toc232412721"/>
       <w:r>
         <w:t>Objetivo Geral</w:t>
       </w:r>
-      <w:bookmarkEnd w:id="13"/>
+      <w:bookmarkEnd w:id="14"/>
     </w:p>
     <w:p>
       <w:pPr>
@@ -3894,11 +3921,11 @@
       <w:pPr>
         <w:pStyle w:val="Ttulo3"/>
       </w:pPr>
-      <w:bookmarkStart w:name="_Toc232412722" w:id="14"/>
+      <w:bookmarkStart w:id="15" w:name="_Toc232412722"/>
       <w:r>
         <w:t>Objetivos Específicos</w:t>
       </w:r>
-      <w:bookmarkEnd w:id="14"/>
+      <w:bookmarkEnd w:id="15"/>
     </w:p>
     <w:p>
       <w:pPr>
@@ -3964,11 +3991,11 @@
       <w:pPr>
         <w:pStyle w:val="Ttulo2"/>
       </w:pPr>
-      <w:bookmarkStart w:name="_Toc232412723" w:id="15"/>
+      <w:bookmarkStart w:id="16" w:name="_Toc232412723"/>
       <w:r>
         <w:t>Metodologia</w:t>
       </w:r>
-      <w:bookmarkEnd w:id="15"/>
+      <w:bookmarkEnd w:id="16"/>
     </w:p>
     <w:p>
       <w:pPr>
@@ -4019,6 +4046,7 @@
         <w:rPr>
           <w:noProof/>
         </w:rPr>
+        <w:lastRenderedPageBreak/>
         <w:t>Aenean nec lorem. In porttitor. Donec laoreet nonummy augue.</w:t>
       </w:r>
     </w:p>
@@ -4034,11 +4062,11 @@
       <w:pPr>
         <w:pStyle w:val="Ttulo2"/>
       </w:pPr>
-      <w:bookmarkStart w:name="_Toc232412724" w:id="16"/>
+      <w:bookmarkStart w:id="17" w:name="_Toc232412724"/>
       <w:r>
         <w:t>Resultados Esperados</w:t>
       </w:r>
-      <w:bookmarkEnd w:id="16"/>
+      <w:bookmarkEnd w:id="17"/>
     </w:p>
     <w:p>
       <w:pPr>
@@ -4109,11 +4137,12 @@
       <w:pPr>
         <w:pStyle w:val="Ttulo1"/>
       </w:pPr>
-      <w:bookmarkStart w:name="_Toc232412725" w:id="17"/>
-      <w:r>
+      <w:bookmarkStart w:id="18" w:name="_Toc232412725"/>
+      <w:r>
+        <w:lastRenderedPageBreak/>
         <w:t>REFERENCIAL TEÓRICO</w:t>
       </w:r>
-      <w:bookmarkEnd w:id="17"/>
+      <w:bookmarkEnd w:id="18"/>
     </w:p>
     <w:p>
       <w:pPr>
@@ -4179,11 +4208,11 @@
       <w:pPr>
         <w:pStyle w:val="Ttulo2"/>
       </w:pPr>
-      <w:bookmarkStart w:name="_Toc232412726" w:id="18"/>
+      <w:bookmarkStart w:id="19" w:name="_Toc232412726"/>
       <w:r>
         <w:t>Simulando um subtítulo</w:t>
       </w:r>
-      <w:bookmarkEnd w:id="18"/>
+      <w:bookmarkEnd w:id="19"/>
     </w:p>
     <w:p>
       <w:pPr>
@@ -4249,11 +4278,11 @@
       <w:pPr>
         <w:pStyle w:val="Ttulo3"/>
       </w:pPr>
-      <w:bookmarkStart w:name="_Toc232412727" w:id="19"/>
+      <w:bookmarkStart w:id="20" w:name="_Toc232412727"/>
       <w:r>
         <w:t>Aura</w:t>
       </w:r>
-      <w:bookmarkEnd w:id="19"/>
+      <w:bookmarkEnd w:id="20"/>
     </w:p>
     <w:p>
       <w:pPr>
@@ -4312,6 +4341,7 @@
         <w:rPr>
           <w:noProof/>
         </w:rPr>
+        <w:lastRenderedPageBreak/>
         <w:t>Suspendisse dui purus, scelerisque at, vulputate vitae, pretium mattis, nunc. Mauris eget neque at sem venenatis eleifend. Ut nonummy.</w:t>
       </w:r>
     </w:p>
@@ -4319,11 +4349,11 @@
       <w:pPr>
         <w:pStyle w:val="Ttulo2"/>
       </w:pPr>
-      <w:bookmarkStart w:name="_Toc232412728" w:id="20"/>
+      <w:bookmarkStart w:id="21" w:name="_Toc232412728"/>
       <w:r>
         <w:t>Outro subtítulo</w:t>
       </w:r>
-      <w:bookmarkEnd w:id="20"/>
+      <w:bookmarkEnd w:id="21"/>
     </w:p>
     <w:p>
       <w:pPr>
@@ -4389,11 +4419,13 @@
       <w:pPr>
         <w:pStyle w:val="Ttulo3"/>
       </w:pPr>
-      <w:bookmarkStart w:name="_Toc232412729" w:id="21"/>
+      <w:bookmarkStart w:id="22" w:name="_Toc232412729"/>
+      <w:proofErr w:type="spellStart"/>
       <w:r>
         <w:t>Eita</w:t>
       </w:r>
-      <w:bookmarkEnd w:id="21"/>
+      <w:bookmarkEnd w:id="22"/>
+      <w:proofErr w:type="spellEnd"/>
     </w:p>
     <w:p>
       <w:pPr>
@@ -4467,24 +4499,24 @@
           <w:noProof/>
         </w:rPr>
       </w:pPr>
-      <w:bookmarkStart w:name="_Toc232412730" w:id="22"/>
+      <w:bookmarkStart w:id="23" w:name="_Toc232412730"/>
       <w:r>
         <w:rPr>
           <w:noProof/>
         </w:rPr>
         <w:t>Echa</w:t>
       </w:r>
-      <w:bookmarkEnd w:id="22"/>
+      <w:bookmarkEnd w:id="23"/>
     </w:p>
     <w:p>
       <w:pPr>
         <w:pStyle w:val="Ttulo5"/>
       </w:pPr>
-      <w:bookmarkStart w:name="_Toc232412731" w:id="23"/>
+      <w:bookmarkStart w:id="24" w:name="_Toc232412731"/>
       <w:r>
         <w:t>Ave</w:t>
       </w:r>
-      <w:bookmarkEnd w:id="23"/>
+      <w:bookmarkEnd w:id="24"/>
     </w:p>
     <w:p>
       <w:pPr>
@@ -4503,23 +4535,30 @@
       <w:pPr>
         <w:pStyle w:val="Ttulo1"/>
       </w:pPr>
-      <w:bookmarkStart w:name="_Toc232412732" w:id="24"/>
-      <w:r>
+      <w:bookmarkStart w:id="25" w:name="_Toc232412732"/>
+      <w:r>
+        <w:lastRenderedPageBreak/>
         <w:t>IMERSÃO</w:t>
       </w:r>
-      <w:bookmarkEnd w:id="24"/>
-    </w:p>
-    <w:p>
-      <w:r>
-        <w:t xml:space="preserve">A imersão constitui a primeira etapa do processo, voltada á </w:t>
+      <w:bookmarkEnd w:id="25"/>
+    </w:p>
+    <w:p>
+      <w:r>
+        <w:t xml:space="preserve">A imersão constitui a primeira etapa do processo, voltada </w:t>
+      </w:r>
+      <w:proofErr w:type="spellStart"/>
+      <w:r>
+        <w:t>á</w:t>
+      </w:r>
+      <w:proofErr w:type="spellEnd"/>
+      <w:r>
+        <w:t xml:space="preserve"> </w:t>
       </w:r>
       <w:r>
         <w:softHyphen/>
-      </w:r>
-      <w:r>
         <w:t xml:space="preserve">compreensão aprofundada do problema a ser resolvido. No contexto do projeto, essa fase envolveu a observação do cenário e a realização de uma pesquisa de campo, com o objetivo de entender melhor as necessidades dos usuários e avaliar a viabilidade da proposta </w:t>
       </w:r>
-      <w:commentRangeStart w:id="25"/>
+      <w:commentRangeStart w:id="26"/>
       <w:r>
         <w:rPr>
           <w:highlight w:val="yellow"/>
@@ -4530,12 +4569,20 @@
         <w:rPr>
           <w:highlight w:val="yellow"/>
         </w:rPr>
-        <w:t>MJV Innovation</w:t>
-      </w:r>
+        <w:t xml:space="preserve">MJV </w:t>
+      </w:r>
+      <w:proofErr w:type="spellStart"/>
       <w:r>
         <w:rPr>
           <w:highlight w:val="yellow"/>
         </w:rPr>
+        <w:t>Innovation</w:t>
+      </w:r>
+      <w:proofErr w:type="spellEnd"/>
+      <w:r>
+        <w:rPr>
+          <w:highlight w:val="yellow"/>
+        </w:rPr>
         <w:t>, 20</w:t>
       </w:r>
       <w:r>
@@ -4550,12 +4597,12 @@
         </w:rPr>
         <w:t>)</w:t>
       </w:r>
-      <w:commentRangeEnd w:id="25"/>
+      <w:commentRangeEnd w:id="26"/>
       <w:r>
         <w:rPr>
           <w:highlight w:val="yellow"/>
         </w:rPr>
-        <w:commentReference w:id="25"/>
+        <w:commentReference w:id="26"/>
       </w:r>
       <w:r>
         <w:t>.</w:t>
@@ -4568,14 +4615,14 @@
           <w:noProof/>
         </w:rPr>
       </w:pPr>
-      <w:bookmarkStart w:name="_Toc232412733" w:id="26"/>
+      <w:bookmarkStart w:id="27" w:name="_Toc232412733"/>
       <w:r>
         <w:rPr>
           <w:noProof/>
         </w:rPr>
         <w:t>Caderno de Sensibilidade</w:t>
       </w:r>
-      <w:bookmarkEnd w:id="26"/>
+      <w:bookmarkEnd w:id="27"/>
     </w:p>
     <w:p>
       <w:pPr>
@@ -4586,8 +4633,6 @@
       </w:r>
       <w:r>
         <w:br/>
-      </w:r>
-      <w:r>
         <w:t>Ao contrário de uma abordagem de observação direta e presencial, esta técnica permite que o próprio usuário faça o relato de suas atividades, no contexto de seu dia a dia. Este tipo de informação é útil na fase de imersão, uma vez que possibilita o entendimento do universo do usuário, de seus sonhos e de suas expectativas, sem que o pesquisador precise ir até ele.</w:t>
       </w:r>
     </w:p>
@@ -4598,9 +4643,11 @@
       <w:r>
         <w:t xml:space="preserve">(MJV </w:t>
       </w:r>
+      <w:proofErr w:type="spellStart"/>
       <w:r>
         <w:t>Innovation</w:t>
       </w:r>
+      <w:proofErr w:type="spellEnd"/>
       <w:r>
         <w:t>, 2016)</w:t>
       </w:r>
@@ -4610,7 +4657,7 @@
         <w:pStyle w:val="Legenda"/>
         <w:keepNext/>
       </w:pPr>
-      <w:bookmarkStart w:name="_Toc232412742" w:id="27"/>
+      <w:bookmarkStart w:id="28" w:name="_Toc232412742"/>
       <w:r>
         <w:t xml:space="preserve">Figura </w:t>
       </w:r>
@@ -4635,7 +4682,7 @@
       <w:r>
         <w:t>: Caderno de Sensibilidade</w:t>
       </w:r>
-      <w:bookmarkEnd w:id="27"/>
+      <w:bookmarkEnd w:id="28"/>
     </w:p>
     <w:p>
       <w:pPr>
@@ -4713,7 +4760,7 @@
         <w:pStyle w:val="Legenda"/>
         <w:keepNext/>
       </w:pPr>
-      <w:bookmarkStart w:name="_Toc226613168" w:id="28"/>
+      <w:bookmarkStart w:id="29" w:name="_Toc226613168"/>
       <w:r>
         <w:t xml:space="preserve">Quadro </w:t>
       </w:r>
@@ -4738,7 +4785,7 @@
       <w:r>
         <w:t>: Sentimentos e Reações</w:t>
       </w:r>
-      <w:bookmarkEnd w:id="28"/>
+      <w:bookmarkEnd w:id="29"/>
     </w:p>
     <w:tbl>
       <w:tblPr>
@@ -4763,7 +4810,7 @@
                 <w:szCs w:val="32"/>
               </w:rPr>
             </w:pPr>
-            <w:commentRangeStart w:id="29"/>
+            <w:commentRangeStart w:id="30"/>
             <w:r>
               <w:rPr>
                 <w:rFonts w:eastAsiaTheme="majorEastAsia" w:cstheme="majorBidi"/>
@@ -4835,7 +4882,7 @@
             </w:pPr>
             <w:r>
               <w:rPr>
-                <w:rFonts w:ascii="Segoe UI Symbol" w:hAnsi="Segoe UI Symbol" w:eastAsiaTheme="majorEastAsia" w:cstheme="majorBidi"/>
+                <w:rFonts w:ascii="Segoe UI Symbol" w:eastAsiaTheme="majorEastAsia" w:hAnsi="Segoe UI Symbol" w:cstheme="majorBidi"/>
                 <w:sz w:val="72"/>
                 <w:szCs w:val="72"/>
               </w:rPr>
@@ -4859,6 +4906,7 @@
               <w:rPr>
                 <w:noProof/>
               </w:rPr>
+              <w:lastRenderedPageBreak/>
               <w:t>Dificuldade generalizada da população em compreender os mecanismos políticos e econômicos</w:t>
             </w:r>
             <w:r>
@@ -4885,14 +4933,14 @@
             <w:pPr>
               <w:ind w:firstLine="0"/>
               <w:rPr>
-                <w:rFonts w:ascii="Segoe UI Symbol" w:hAnsi="Segoe UI Symbol" w:eastAsiaTheme="majorEastAsia" w:cstheme="majorBidi"/>
+                <w:rFonts w:ascii="Segoe UI Symbol" w:eastAsiaTheme="majorEastAsia" w:hAnsi="Segoe UI Symbol" w:cstheme="majorBidi"/>
                 <w:sz w:val="72"/>
                 <w:szCs w:val="72"/>
               </w:rPr>
             </w:pPr>
             <w:r>
               <w:rPr>
-                <w:rFonts w:ascii="Segoe UI Symbol" w:hAnsi="Segoe UI Symbol" w:eastAsiaTheme="majorEastAsia" w:cstheme="majorBidi"/>
+                <w:rFonts w:ascii="Segoe UI Symbol" w:eastAsiaTheme="majorEastAsia" w:hAnsi="Segoe UI Symbol" w:cstheme="majorBidi"/>
                 <w:sz w:val="72"/>
                 <w:szCs w:val="72"/>
               </w:rPr>
@@ -4943,14 +4991,14 @@
             <w:pPr>
               <w:ind w:firstLine="0"/>
               <w:rPr>
-                <w:rFonts w:ascii="Segoe UI Symbol" w:hAnsi="Segoe UI Symbol" w:eastAsiaTheme="majorEastAsia" w:cstheme="majorBidi"/>
+                <w:rFonts w:ascii="Segoe UI Symbol" w:eastAsiaTheme="majorEastAsia" w:hAnsi="Segoe UI Symbol" w:cstheme="majorBidi"/>
                 <w:sz w:val="72"/>
                 <w:szCs w:val="72"/>
               </w:rPr>
             </w:pPr>
             <w:r>
               <w:rPr>
-                <w:rFonts w:ascii="Segoe UI Symbol" w:hAnsi="Segoe UI Symbol" w:eastAsiaTheme="majorEastAsia" w:cstheme="majorBidi"/>
+                <w:rFonts w:ascii="Segoe UI Symbol" w:eastAsiaTheme="majorEastAsia" w:hAnsi="Segoe UI Symbol" w:cstheme="majorBidi"/>
                 <w:sz w:val="72"/>
                 <w:szCs w:val="72"/>
               </w:rPr>
@@ -5001,14 +5049,14 @@
             <w:pPr>
               <w:ind w:firstLine="0"/>
               <w:rPr>
-                <w:rFonts w:ascii="Segoe UI Symbol" w:hAnsi="Segoe UI Symbol" w:eastAsiaTheme="majorEastAsia" w:cstheme="majorBidi"/>
+                <w:rFonts w:ascii="Segoe UI Symbol" w:eastAsiaTheme="majorEastAsia" w:hAnsi="Segoe UI Symbol" w:cstheme="majorBidi"/>
                 <w:sz w:val="72"/>
                 <w:szCs w:val="72"/>
               </w:rPr>
             </w:pPr>
             <w:r>
               <w:rPr>
-                <w:rFonts w:ascii="Segoe UI Symbol" w:hAnsi="Segoe UI Symbol" w:eastAsiaTheme="majorEastAsia" w:cstheme="majorBidi"/>
+                <w:rFonts w:ascii="Segoe UI Symbol" w:eastAsiaTheme="majorEastAsia" w:hAnsi="Segoe UI Symbol" w:cstheme="majorBidi"/>
                 <w:sz w:val="72"/>
                 <w:szCs w:val="72"/>
               </w:rPr>
@@ -5063,7 +5111,7 @@
             </w:pPr>
             <w:r>
               <w:rPr>
-                <w:rFonts w:ascii="Segoe UI Symbol" w:hAnsi="Segoe UI Symbol" w:eastAsiaTheme="majorEastAsia" w:cstheme="majorBidi"/>
+                <w:rFonts w:ascii="Segoe UI Symbol" w:eastAsiaTheme="majorEastAsia" w:hAnsi="Segoe UI Symbol" w:cstheme="majorBidi"/>
                 <w:sz w:val="72"/>
                 <w:szCs w:val="72"/>
               </w:rPr>
@@ -5117,7 +5165,7 @@
             </w:pPr>
             <w:r>
               <w:rPr>
-                <w:rFonts w:ascii="Segoe UI Symbol" w:hAnsi="Segoe UI Symbol" w:eastAsiaTheme="majorEastAsia" w:cstheme="majorBidi"/>
+                <w:rFonts w:ascii="Segoe UI Symbol" w:eastAsiaTheme="majorEastAsia" w:hAnsi="Segoe UI Symbol" w:cstheme="majorBidi"/>
                 <w:sz w:val="72"/>
                 <w:szCs w:val="72"/>
               </w:rPr>
@@ -5164,7 +5212,7 @@
             </w:pPr>
             <w:r>
               <w:rPr>
-                <w:rFonts w:ascii="Segoe UI Symbol" w:hAnsi="Segoe UI Symbol" w:eastAsiaTheme="majorEastAsia" w:cstheme="majorBidi"/>
+                <w:rFonts w:ascii="Segoe UI Symbol" w:eastAsiaTheme="majorEastAsia" w:hAnsi="Segoe UI Symbol" w:cstheme="majorBidi"/>
                 <w:sz w:val="72"/>
                 <w:szCs w:val="72"/>
               </w:rPr>
@@ -5214,7 +5262,7 @@
             </w:pPr>
             <w:r>
               <w:rPr>
-                <w:rFonts w:ascii="Segoe UI Symbol" w:hAnsi="Segoe UI Symbol" w:eastAsiaTheme="majorEastAsia" w:cstheme="majorBidi"/>
+                <w:rFonts w:ascii="Segoe UI Symbol" w:eastAsiaTheme="majorEastAsia" w:hAnsi="Segoe UI Symbol" w:cstheme="majorBidi"/>
                 <w:sz w:val="72"/>
                 <w:szCs w:val="72"/>
               </w:rPr>
@@ -5241,15 +5289,7 @@
               <w:rPr>
                 <w:noProof/>
               </w:rPr>
-              <w:t>Pessoas com maior conhecimento possuem mais resistência em relação a M</w:t>
-            </w:r>
-            <w:bookmarkStart w:name="_GoBack" w:id="30"/>
-            <w:bookmarkEnd w:id="30"/>
-            <w:r>
-              <w:rPr>
-                <w:noProof/>
-              </w:rPr>
-              <w:t>anipulação</w:t>
+              <w:t>Pessoas com maior conhecimento possuem mais resistência em relação a Manipulação</w:t>
             </w:r>
             <w:r>
               <w:rPr>
@@ -5272,7 +5312,7 @@
             </w:pPr>
             <w:r>
               <w:rPr>
-                <w:rFonts w:ascii="Segoe UI Symbol" w:hAnsi="Segoe UI Symbol" w:eastAsiaTheme="majorEastAsia" w:cstheme="majorBidi"/>
+                <w:rFonts w:ascii="Segoe UI Symbol" w:eastAsiaTheme="majorEastAsia" w:hAnsi="Segoe UI Symbol" w:cstheme="majorBidi"/>
                 <w:sz w:val="72"/>
                 <w:szCs w:val="72"/>
               </w:rPr>
@@ -5299,6 +5339,7 @@
               <w:rPr>
                 <w:noProof/>
               </w:rPr>
+              <w:lastRenderedPageBreak/>
               <w:t>Pessoas são mais satisfeitas com sociedades limpas e eficientes.</w:t>
             </w:r>
           </w:p>
@@ -5316,7 +5357,7 @@
             </w:pPr>
             <w:r>
               <w:rPr>
-                <w:rFonts w:ascii="Segoe UI Symbol" w:hAnsi="Segoe UI Symbol" w:eastAsiaTheme="majorEastAsia" w:cstheme="majorBidi"/>
+                <w:rFonts w:ascii="Segoe UI Symbol" w:eastAsiaTheme="majorEastAsia" w:hAnsi="Segoe UI Symbol" w:cstheme="majorBidi"/>
                 <w:sz w:val="72"/>
                 <w:szCs w:val="72"/>
               </w:rPr>
@@ -5367,25 +5408,25 @@
             <w:pPr>
               <w:ind w:firstLine="0"/>
               <w:rPr>
-                <w:rFonts w:ascii="Segoe UI Symbol" w:hAnsi="Segoe UI Symbol" w:eastAsiaTheme="majorEastAsia" w:cstheme="majorBidi"/>
+                <w:rFonts w:ascii="Segoe UI Symbol" w:eastAsiaTheme="majorEastAsia" w:hAnsi="Segoe UI Symbol" w:cstheme="majorBidi"/>
                 <w:sz w:val="72"/>
                 <w:szCs w:val="72"/>
               </w:rPr>
             </w:pPr>
             <w:r>
               <w:rPr>
-                <w:rFonts w:ascii="Segoe UI Symbol" w:hAnsi="Segoe UI Symbol" w:eastAsiaTheme="majorEastAsia" w:cstheme="majorBidi"/>
+                <w:rFonts w:ascii="Segoe UI Symbol" w:eastAsiaTheme="majorEastAsia" w:hAnsi="Segoe UI Symbol" w:cstheme="majorBidi"/>
                 <w:sz w:val="72"/>
                 <w:szCs w:val="72"/>
               </w:rPr>
               <w:t>😊</w:t>
             </w:r>
-            <w:commentRangeEnd w:id="29"/>
+            <w:commentRangeEnd w:id="30"/>
             <w:r>
               <w:rPr>
                 <w:rStyle w:val="Refdecomentrio"/>
               </w:rPr>
-              <w:commentReference w:id="29"/>
+              <w:commentReference w:id="30"/>
             </w:r>
           </w:p>
         </w:tc>
@@ -5404,7 +5445,7 @@
       <w:pPr>
         <w:pStyle w:val="Ttulo2"/>
       </w:pPr>
-      <w:bookmarkStart w:name="_Toc232412734" w:id="31"/>
+      <w:bookmarkStart w:id="31" w:name="_Toc232412734"/>
       <w:r>
         <w:t>Pesquisa de Campo</w:t>
       </w:r>
@@ -5420,9 +5461,14 @@
         <w:pStyle w:val="Legenda"/>
         <w:keepNext/>
       </w:pPr>
-      <w:bookmarkStart w:name="_Toc226613243" w:id="32"/>
-      <w:r>
-        <w:t xml:space="preserve">Grafico </w:t>
+      <w:bookmarkStart w:id="32" w:name="_Toc226613243"/>
+      <w:proofErr w:type="spellStart"/>
+      <w:r>
+        <w:t>Grafico</w:t>
+      </w:r>
+      <w:proofErr w:type="spellEnd"/>
+      <w:r>
+        <w:t xml:space="preserve"> </w:t>
       </w:r>
       <w:r>
         <w:fldChar w:fldCharType="begin"/>
@@ -5495,8 +5541,14 @@
         <w:pStyle w:val="Legenda"/>
         <w:keepNext/>
       </w:pPr>
-      <w:r>
-        <w:t xml:space="preserve">Grafico </w:t>
+      <w:proofErr w:type="spellStart"/>
+      <w:r>
+        <w:lastRenderedPageBreak/>
+        <w:t>Grafico</w:t>
+      </w:r>
+      <w:proofErr w:type="spellEnd"/>
+      <w:r>
+        <w:t xml:space="preserve"> </w:t>
       </w:r>
       <w:r>
         <w:fldChar w:fldCharType="begin"/>
@@ -5565,8 +5617,9 @@
       <w:pPr>
         <w:pStyle w:val="Ttulo1"/>
       </w:pPr>
-      <w:bookmarkStart w:name="_Toc232412735" w:id="33"/>
-      <w:r>
+      <w:bookmarkStart w:id="33" w:name="_Toc232412735"/>
+      <w:r>
+        <w:lastRenderedPageBreak/>
         <w:t>ANÁLISE E SÍNTESE</w:t>
       </w:r>
       <w:bookmarkEnd w:id="33"/>
@@ -5575,7 +5628,7 @@
       <w:pPr>
         <w:pStyle w:val="Ttulo2"/>
       </w:pPr>
-      <w:bookmarkStart w:name="_Toc232412736" w:id="34"/>
+      <w:bookmarkStart w:id="34" w:name="_Toc232412736"/>
       <w:r>
         <w:t>Person</w:t>
       </w:r>
@@ -5589,7 +5642,15 @@
         <w:pStyle w:val="Citao"/>
       </w:pPr>
       <w:r>
-        <w:t>As personas são personagens ficcionais, criadas com base na síntese dos comportamentos observados dentre consumidores com perfis extremos. Traduzem motivações, desejos, expectativas e necessidades, que sintonizam características significativas dos públicos-alvo relevantes para os produtos e serviços das marcas e organizações. [...] Ao final, são atribuídos nomes, histórias e necessidades que contribuem para a personificação desses arquétipos.” (VIANNA et al., 2012, p. 80 apud COLLIER DE MENDONÇA et al., ANO).</w:t>
+        <w:t xml:space="preserve">As personas são personagens ficcionais, criadas com base na síntese dos comportamentos observados dentre consumidores com perfis extremos. Traduzem motivações, desejos, expectativas e necessidades, que sintonizam características significativas dos públicos-alvo relevantes para os produtos e serviços das marcas e organizações. [...] Ao final, são atribuídos nomes, histórias e necessidades que contribuem para a personificação desses </w:t>
+      </w:r>
+      <w:proofErr w:type="gramStart"/>
+      <w:r>
+        <w:t>arquétipos.”</w:t>
+      </w:r>
+      <w:proofErr w:type="gramEnd"/>
+      <w:r>
+        <w:t xml:space="preserve"> (VIANNA et al., 2012, p. 80 apud COLLIER DE MENDONÇA et al., ANO).</w:t>
       </w:r>
     </w:p>
     <w:p>
@@ -5597,7 +5658,7 @@
         <w:pStyle w:val="Legenda"/>
         <w:keepNext/>
       </w:pPr>
-      <w:bookmarkStart w:name="_Toc232412743" w:id="35"/>
+      <w:bookmarkStart w:id="35" w:name="_Toc232412743"/>
       <w:r>
         <w:t xml:space="preserve">Figura </w:t>
       </w:r>
@@ -5689,7 +5750,23 @@
     </w:p>
     <w:p>
       <w:r>
-        <w:t>Sendo assim nesse trabalho foi criado a persona xcx, que atende os requisitos da citação acima, então aqui está a persona xxxxxxxx.</w:t>
+        <w:t xml:space="preserve">Sendo assim nesse trabalho foi criado a persona </w:t>
+      </w:r>
+      <w:proofErr w:type="spellStart"/>
+      <w:r>
+        <w:t>xcx</w:t>
+      </w:r>
+      <w:proofErr w:type="spellEnd"/>
+      <w:r>
+        <w:t xml:space="preserve">, que atende os requisitos da citação acima, então aqui está a persona </w:t>
+      </w:r>
+      <w:proofErr w:type="spellStart"/>
+      <w:r>
+        <w:t>xxxxxxxx</w:t>
+      </w:r>
+      <w:proofErr w:type="spellEnd"/>
+      <w:r>
+        <w:t>.</w:t>
       </w:r>
     </w:p>
     <w:p>
@@ -5701,8 +5778,9 @@
       <w:pPr>
         <w:pStyle w:val="Ttulo1"/>
       </w:pPr>
-      <w:bookmarkStart w:name="_Toc232412737" w:id="36"/>
-      <w:r>
+      <w:bookmarkStart w:id="36" w:name="_Toc232412737"/>
+      <w:r>
+        <w:lastRenderedPageBreak/>
         <w:t>IDEAÇÃO</w:t>
       </w:r>
       <w:bookmarkEnd w:id="36"/>
@@ -5711,7 +5789,7 @@
       <w:pPr>
         <w:pStyle w:val="Ttulo2"/>
       </w:pPr>
-      <w:bookmarkStart w:name="_Toc232412738" w:id="37"/>
+      <w:bookmarkStart w:id="37" w:name="_Toc232412738"/>
       <w:r>
         <w:t>Cardápio de Ideias</w:t>
       </w:r>
@@ -5722,10 +5800,10 @@
         <w:tblStyle w:val="Tabelacomgrade"/>
         <w:tblW w:w="0" w:type="auto"/>
         <w:tblBorders>
-          <w:top w:val="single" w:color="auto" w:sz="6" w:space="0"/>
-          <w:left w:val="single" w:color="auto" w:sz="6" w:space="0"/>
-          <w:bottom w:val="single" w:color="auto" w:sz="6" w:space="0"/>
-          <w:right w:val="single" w:color="auto" w:sz="6" w:space="0"/>
+          <w:top w:val="single" w:sz="6" w:space="0" w:color="auto"/>
+          <w:left w:val="single" w:sz="6" w:space="0" w:color="auto"/>
+          <w:bottom w:val="single" w:sz="6" w:space="0" w:color="auto"/>
+          <w:right w:val="single" w:sz="6" w:space="0" w:color="auto"/>
         </w:tblBorders>
         <w:tblLook w:val="04A0" w:firstRow="1" w:lastRow="0" w:firstColumn="1" w:lastColumn="0" w:noHBand="0" w:noVBand="1"/>
       </w:tblPr>
@@ -6108,13 +6186,23 @@
                 <w:szCs w:val="24"/>
               </w:rPr>
             </w:pPr>
+            <w:proofErr w:type="spellStart"/>
             <w:r>
               <w:rPr>
                 <w:rFonts w:eastAsia="Arial" w:cs="Arial"/>
                 <w:color w:val="000000" w:themeColor="text1"/>
                 <w:szCs w:val="24"/>
               </w:rPr>
-              <w:t>Login e Criação de Contas, função para preencher e adicionar artigos escritos pelos autores e opção de download do projeto em desenvolvimento</w:t>
+              <w:t>Login</w:t>
+            </w:r>
+            <w:proofErr w:type="spellEnd"/>
+            <w:r>
+              <w:rPr>
+                <w:rFonts w:eastAsia="Arial" w:cs="Arial"/>
+                <w:color w:val="000000" w:themeColor="text1"/>
+                <w:szCs w:val="24"/>
+              </w:rPr>
+              <w:t xml:space="preserve"> e Criação de Contas, função para preencher e adicionar artigos escritos pelos autores e opção de download do projeto em desenvolvimento</w:t>
             </w:r>
           </w:p>
         </w:tc>
@@ -6177,7 +6265,79 @@
                 <w:color w:val="000000" w:themeColor="text1"/>
                 <w:szCs w:val="24"/>
               </w:rPr>
-              <w:t xml:space="preserve">Adição de subsídios de financiamento (Patreon, SubcribeStar, Discord Privado, Kickstarter, Ko-Fi, Catarse, </w:t>
+              <w:t>Adição de subsídios de financiamento (</w:t>
+            </w:r>
+            <w:proofErr w:type="spellStart"/>
+            <w:r>
+              <w:rPr>
+                <w:rFonts w:eastAsia="Arial" w:cs="Arial"/>
+                <w:color w:val="000000" w:themeColor="text1"/>
+                <w:szCs w:val="24"/>
+              </w:rPr>
+              <w:t>Patreon</w:t>
+            </w:r>
+            <w:proofErr w:type="spellEnd"/>
+            <w:r>
+              <w:rPr>
+                <w:rFonts w:eastAsia="Arial" w:cs="Arial"/>
+                <w:color w:val="000000" w:themeColor="text1"/>
+                <w:szCs w:val="24"/>
+              </w:rPr>
+              <w:t xml:space="preserve">, </w:t>
+            </w:r>
+            <w:proofErr w:type="spellStart"/>
+            <w:r>
+              <w:rPr>
+                <w:rFonts w:eastAsia="Arial" w:cs="Arial"/>
+                <w:color w:val="000000" w:themeColor="text1"/>
+                <w:szCs w:val="24"/>
+              </w:rPr>
+              <w:t>SubcribeStar</w:t>
+            </w:r>
+            <w:proofErr w:type="spellEnd"/>
+            <w:r>
+              <w:rPr>
+                <w:rFonts w:eastAsia="Arial" w:cs="Arial"/>
+                <w:color w:val="000000" w:themeColor="text1"/>
+                <w:szCs w:val="24"/>
+              </w:rPr>
+              <w:t xml:space="preserve">, </w:t>
+            </w:r>
+            <w:proofErr w:type="spellStart"/>
+            <w:r>
+              <w:rPr>
+                <w:rFonts w:eastAsia="Arial" w:cs="Arial"/>
+                <w:color w:val="000000" w:themeColor="text1"/>
+                <w:szCs w:val="24"/>
+              </w:rPr>
+              <w:t>Discord</w:t>
+            </w:r>
+            <w:proofErr w:type="spellEnd"/>
+            <w:r>
+              <w:rPr>
+                <w:rFonts w:eastAsia="Arial" w:cs="Arial"/>
+                <w:color w:val="000000" w:themeColor="text1"/>
+                <w:szCs w:val="24"/>
+              </w:rPr>
+              <w:t xml:space="preserve"> Privado, Kickstarter, </w:t>
+            </w:r>
+            <w:proofErr w:type="spellStart"/>
+            <w:r>
+              <w:rPr>
+                <w:rFonts w:eastAsia="Arial" w:cs="Arial"/>
+                <w:color w:val="000000" w:themeColor="text1"/>
+                <w:szCs w:val="24"/>
+              </w:rPr>
+              <w:t>Ko-Fi</w:t>
+            </w:r>
+            <w:proofErr w:type="spellEnd"/>
+            <w:r>
+              <w:rPr>
+                <w:rFonts w:eastAsia="Arial" w:cs="Arial"/>
+                <w:color w:val="000000" w:themeColor="text1"/>
+                <w:szCs w:val="24"/>
+              </w:rPr>
+              <w:t xml:space="preserve">, Catarse, </w:t>
             </w:r>
             <w:r>
               <w:rPr>
@@ -6185,6 +6345,7 @@
                 <w:color w:val="000000" w:themeColor="text1"/>
                 <w:szCs w:val="24"/>
               </w:rPr>
+              <w:lastRenderedPageBreak/>
               <w:t>Apoia.se) e venda de produtos envolvendo o projeto.</w:t>
             </w:r>
           </w:p>
@@ -6201,8 +6362,9 @@
       <w:pPr>
         <w:pStyle w:val="Ttulo1"/>
       </w:pPr>
-      <w:bookmarkStart w:name="_Toc232412739" w:id="38"/>
-      <w:r>
+      <w:bookmarkStart w:id="38" w:name="_Toc232412739"/>
+      <w:r>
+        <w:lastRenderedPageBreak/>
         <w:t>ASPECTOS ESTRATÉGICOS</w:t>
       </w:r>
       <w:bookmarkEnd w:id="38"/>
@@ -6211,7 +6373,7 @@
       <w:pPr>
         <w:pStyle w:val="Ttulo2"/>
       </w:pPr>
-      <w:bookmarkStart w:name="_Toc232412740" w:id="39"/>
+      <w:bookmarkStart w:id="39" w:name="_Toc232412740"/>
       <w:r>
         <w:t>Planejamento Financeiro</w:t>
       </w:r>
@@ -6225,7 +6387,7 @@
           <w:vertAlign w:val="subscript"/>
         </w:rPr>
       </w:pPr>
-      <w:bookmarkStart w:name="_Toc226613252" w:id="40"/>
+      <w:bookmarkStart w:id="40" w:name="_Toc226613252"/>
       <w:r>
         <w:t xml:space="preserve">Tabela </w:t>
       </w:r>
@@ -6260,12 +6422,12 @@
         <w:tblStyle w:val="TabeladeGrade4-nfase5"/>
         <w:tblW w:w="0" w:type="auto"/>
         <w:tblBorders>
-          <w:top w:val="single" w:color="auto" w:sz="4" w:space="0"/>
-          <w:left w:val="none" w:color="auto" w:sz="0" w:space="0"/>
-          <w:bottom w:val="single" w:color="auto" w:sz="4" w:space="0"/>
-          <w:right w:val="none" w:color="auto" w:sz="0" w:space="0"/>
-          <w:insideH w:val="single" w:color="auto" w:sz="4" w:space="0"/>
-          <w:insideV w:val="single" w:color="auto" w:sz="4" w:space="0"/>
+          <w:top w:val="single" w:sz="4" w:space="0" w:color="auto"/>
+          <w:left w:val="none" w:sz="0" w:space="0" w:color="auto"/>
+          <w:bottom w:val="single" w:sz="4" w:space="0" w:color="auto"/>
+          <w:right w:val="none" w:sz="0" w:space="0" w:color="auto"/>
+          <w:insideH w:val="single" w:sz="4" w:space="0" w:color="auto"/>
+          <w:insideV w:val="single" w:sz="4" w:space="0" w:color="auto"/>
         </w:tblBorders>
         <w:tblLook w:val="04A0" w:firstRow="1" w:lastRow="0" w:firstColumn="1" w:lastColumn="0" w:noHBand="0" w:noVBand="1"/>
       </w:tblPr>
@@ -6282,10 +6444,10 @@
             <w:cnfStyle w:val="001000000000" w:firstRow="0" w:lastRow="0" w:firstColumn="1" w:lastColumn="0" w:oddVBand="0" w:evenVBand="0" w:oddHBand="0" w:evenHBand="0" w:firstRowFirstColumn="0" w:firstRowLastColumn="0" w:lastRowFirstColumn="0" w:lastRowLastColumn="0"/>
             <w:tcW w:w="4530" w:type="dxa"/>
             <w:tcBorders>
-              <w:top w:val="none" w:color="auto" w:sz="0" w:space="0"/>
-              <w:left w:val="none" w:color="auto" w:sz="0" w:space="0"/>
-              <w:bottom w:val="none" w:color="auto" w:sz="0" w:space="0"/>
-              <w:right w:val="none" w:color="auto" w:sz="0" w:space="0"/>
+              <w:top w:val="none" w:sz="0" w:space="0" w:color="auto"/>
+              <w:left w:val="none" w:sz="0" w:space="0" w:color="auto"/>
+              <w:bottom w:val="none" w:sz="0" w:space="0" w:color="auto"/>
+              <w:right w:val="none" w:sz="0" w:space="0" w:color="auto"/>
             </w:tcBorders>
           </w:tcPr>
           <w:p>
@@ -6298,10 +6460,10 @@
           <w:tcPr>
             <w:tcW w:w="4531" w:type="dxa"/>
             <w:tcBorders>
-              <w:top w:val="none" w:color="auto" w:sz="0" w:space="0"/>
-              <w:left w:val="none" w:color="auto" w:sz="0" w:space="0"/>
-              <w:bottom w:val="none" w:color="auto" w:sz="0" w:space="0"/>
-              <w:right w:val="none" w:color="auto" w:sz="0" w:space="0"/>
+              <w:top w:val="none" w:sz="0" w:space="0" w:color="auto"/>
+              <w:left w:val="none" w:sz="0" w:space="0" w:color="auto"/>
+              <w:bottom w:val="none" w:sz="0" w:space="0" w:color="auto"/>
+              <w:right w:val="none" w:sz="0" w:space="0" w:color="auto"/>
             </w:tcBorders>
           </w:tcPr>
           <w:p>
@@ -6424,7 +6586,7 @@
         </w:numPr>
         <w:ind w:left="709" w:hanging="709"/>
       </w:pPr>
-      <w:bookmarkStart w:name="_Toc232412741" w:id="41"/>
+      <w:bookmarkStart w:id="41" w:name="_Toc232412741"/>
       <w:r>
         <w:t>REFERÊNCIAS</w:t>
       </w:r>
@@ -6542,7 +6704,33 @@
           <w:szCs w:val="27"/>
           <w:highlight w:val="yellow"/>
         </w:rPr>
-        <w:t>Design Thinking: o que são Cadernos de Sensibilização</w:t>
+        <w:t xml:space="preserve">Design </w:t>
+      </w:r>
+      <w:proofErr w:type="spellStart"/>
+      <w:r>
+        <w:rPr>
+          <w:rFonts w:ascii="Calibri" w:hAnsi="Calibri"/>
+          <w:b/>
+          <w:bCs/>
+          <w:color w:val="000000" w:themeColor="text1"/>
+          <w:sz w:val="27"/>
+          <w:szCs w:val="27"/>
+          <w:highlight w:val="yellow"/>
+        </w:rPr>
+        <w:t>Thinking</w:t>
+      </w:r>
+      <w:proofErr w:type="spellEnd"/>
+      <w:r>
+        <w:rPr>
+          <w:rFonts w:ascii="Calibri" w:hAnsi="Calibri"/>
+          <w:b/>
+          <w:bCs/>
+          <w:color w:val="000000" w:themeColor="text1"/>
+          <w:sz w:val="27"/>
+          <w:szCs w:val="27"/>
+          <w:highlight w:val="yellow"/>
+        </w:rPr>
+        <w:t>: o que são Cadernos de Sensibilização</w:t>
       </w:r>
       <w:r>
         <w:rPr>
@@ -6618,46 +6806,9 @@
           <w:szCs w:val="27"/>
           <w:highlight w:val="yellow"/>
         </w:rPr>
-        <w:t>Design Thinking: o que são Cadernos de Sensibilização</w:t>
-      </w:r>
-      <w:r>
-        <w:rPr>
-          <w:rFonts w:ascii="Calibri" w:hAnsi="Calibri"/>
-          <w:color w:val="000000" w:themeColor="text1"/>
-          <w:sz w:val="27"/>
-          <w:szCs w:val="27"/>
-          <w:highlight w:val="yellow"/>
-        </w:rPr>
-        <w:t>. Disponível em: &lt;https://www.mjvinnovation.com/pt-br/blog/design-thinking-que-sao-cadernos-sensibilizacao/&gt;.</w:t>
-      </w:r>
-      <w:commentRangeEnd w:id="42"/>
-      <w:r>
-        <w:rPr>
-          <w:highlight w:val="yellow"/>
-        </w:rPr>
-        <w:commentReference w:id="42"/>
-      </w:r>
-    </w:p>
-    <w:p>
-      <w:pPr>
-        <w:pStyle w:val="NormalWeb"/>
-        <w:spacing w:before="120" w:beforeAutospacing="0" w:after="0" w:afterAutospacing="0" w:line="360" w:lineRule="atLeast"/>
-        <w:rPr>
-          <w:rFonts w:ascii="Calibri" w:hAnsi="Calibri"/>
-          <w:color w:val="000000"/>
-          <w:sz w:val="27"/>
-          <w:szCs w:val="27"/>
-        </w:rPr>
-      </w:pPr>
-      <w:r>
-        <w:rPr>
-          <w:rFonts w:ascii="Calibri" w:hAnsi="Calibri"/>
-          <w:color w:val="000000" w:themeColor="text1"/>
-          <w:sz w:val="27"/>
-          <w:szCs w:val="27"/>
-        </w:rPr>
-        <w:t>FAUSTINO, T. </w:t>
-      </w:r>
+        <w:t xml:space="preserve">Design </w:t>
+      </w:r>
+      <w:proofErr w:type="spellStart"/>
       <w:r>
         <w:rPr>
           <w:rFonts w:ascii="Calibri" w:hAnsi="Calibri"/>
@@ -6666,8 +6817,119 @@
           <w:color w:val="000000" w:themeColor="text1"/>
           <w:sz w:val="27"/>
           <w:szCs w:val="27"/>
-        </w:rPr>
-        <w:t>Hoje vamos falar sobre um recurso que pode ser utilizado em conjunto com o #MapadeEmpatia na etapa de análise e síntese do #DesignThinking - as personas. As personas são um importante recurso para o processo de descoberta e inovação em produtos, pois ela nos permitirá visualizar situações do ponto d</w:t>
+          <w:highlight w:val="yellow"/>
+        </w:rPr>
+        <w:t>Thinking</w:t>
+      </w:r>
+      <w:proofErr w:type="spellEnd"/>
+      <w:r>
+        <w:rPr>
+          <w:rFonts w:ascii="Calibri" w:hAnsi="Calibri"/>
+          <w:b/>
+          <w:bCs/>
+          <w:color w:val="000000" w:themeColor="text1"/>
+          <w:sz w:val="27"/>
+          <w:szCs w:val="27"/>
+          <w:highlight w:val="yellow"/>
+        </w:rPr>
+        <w:t>: o que são Cadernos de Sensibilização</w:t>
+      </w:r>
+      <w:r>
+        <w:rPr>
+          <w:rFonts w:ascii="Calibri" w:hAnsi="Calibri"/>
+          <w:color w:val="000000" w:themeColor="text1"/>
+          <w:sz w:val="27"/>
+          <w:szCs w:val="27"/>
+          <w:highlight w:val="yellow"/>
+        </w:rPr>
+        <w:t>. Disponível em: &lt;https://www.mjvinnovation.com/pt-br/blog/design-thinking-que-sao-cadernos-sensibilizacao/&gt;.</w:t>
+      </w:r>
+      <w:commentRangeEnd w:id="42"/>
+      <w:r>
+        <w:rPr>
+          <w:highlight w:val="yellow"/>
+        </w:rPr>
+        <w:commentReference w:id="42"/>
+      </w:r>
+    </w:p>
+    <w:p>
+      <w:pPr>
+        <w:pStyle w:val="NormalWeb"/>
+        <w:spacing w:before="120" w:beforeAutospacing="0" w:after="0" w:afterAutospacing="0" w:line="360" w:lineRule="atLeast"/>
+        <w:rPr>
+          <w:rFonts w:ascii="Calibri" w:hAnsi="Calibri"/>
+          <w:color w:val="000000"/>
+          <w:sz w:val="27"/>
+          <w:szCs w:val="27"/>
+        </w:rPr>
+      </w:pPr>
+      <w:r>
+        <w:rPr>
+          <w:rFonts w:ascii="Calibri" w:hAnsi="Calibri"/>
+          <w:color w:val="000000" w:themeColor="text1"/>
+          <w:sz w:val="27"/>
+          <w:szCs w:val="27"/>
+        </w:rPr>
+        <w:t>FAUSTINO, T. </w:t>
+      </w:r>
+      <w:r>
+        <w:rPr>
+          <w:rFonts w:ascii="Calibri" w:hAnsi="Calibri"/>
+          <w:b/>
+          <w:bCs/>
+          <w:color w:val="000000" w:themeColor="text1"/>
+          <w:sz w:val="27"/>
+          <w:szCs w:val="27"/>
+        </w:rPr>
+        <w:t>Hoje vamos falar sobre um recurso que pode ser utilizado em conjunto com o #</w:t>
+      </w:r>
+      <w:proofErr w:type="spellStart"/>
+      <w:r>
+        <w:rPr>
+          <w:rFonts w:ascii="Calibri" w:hAnsi="Calibri"/>
+          <w:b/>
+          <w:bCs/>
+          <w:color w:val="000000" w:themeColor="text1"/>
+          <w:sz w:val="27"/>
+          <w:szCs w:val="27"/>
+        </w:rPr>
+        <w:t>MapadeEmpatia</w:t>
+      </w:r>
+      <w:proofErr w:type="spellEnd"/>
+      <w:r>
+        <w:rPr>
+          <w:rFonts w:ascii="Calibri" w:hAnsi="Calibri"/>
+          <w:b/>
+          <w:bCs/>
+          <w:color w:val="000000" w:themeColor="text1"/>
+          <w:sz w:val="27"/>
+          <w:szCs w:val="27"/>
+        </w:rPr>
+        <w:t xml:space="preserve"> na etapa de análise e síntese do #</w:t>
+      </w:r>
+      <w:proofErr w:type="spellStart"/>
+      <w:r>
+        <w:rPr>
+          <w:rFonts w:ascii="Calibri" w:hAnsi="Calibri"/>
+          <w:b/>
+          <w:bCs/>
+          <w:color w:val="000000" w:themeColor="text1"/>
+          <w:sz w:val="27"/>
+          <w:szCs w:val="27"/>
+        </w:rPr>
+        <w:t>DesignThinking</w:t>
+      </w:r>
+      <w:proofErr w:type="spellEnd"/>
+      <w:r>
+        <w:rPr>
+          <w:rFonts w:ascii="Calibri" w:hAnsi="Calibri"/>
+          <w:b/>
+          <w:bCs/>
+          <w:color w:val="000000" w:themeColor="text1"/>
+          <w:sz w:val="27"/>
+          <w:szCs w:val="27"/>
+        </w:rPr>
+        <w:t xml:space="preserve"> - as personas. As personas são um importante recurso para o processo de descoberta e inovação em produtos, pois ela nos permitirá visualizar situações do ponto d</w:t>
       </w:r>
       <w:r>
         <w:rPr>
@@ -7116,6 +7378,7 @@
           <w:szCs w:val="27"/>
           <w:highlight w:val="yellow"/>
         </w:rPr>
+        <w:lastRenderedPageBreak/>
         <w:t>MORAES, Jéssica</w:t>
       </w:r>
       <w:r>
@@ -7178,9 +7441,6 @@
       </w:r>
       <w:commentRangeEnd w:id="46"/>
       <w:r>
-        <w:rPr>
-          <w:rStyle w:val="CommentReference"/>
-        </w:rPr>
         <w:commentReference w:id="46"/>
       </w:r>
     </w:p>
@@ -7206,7 +7466,103 @@
           <w:sz w:val="27"/>
           <w:szCs w:val="27"/>
         </w:rPr>
-        <w:t>Análise: Endling – Extinction is Forever. 2022</w:t>
+        <w:t xml:space="preserve">Análise: </w:t>
+      </w:r>
+      <w:proofErr w:type="spellStart"/>
+      <w:r>
+        <w:rPr>
+          <w:rFonts w:ascii="Calibri" w:hAnsi="Calibri"/>
+          <w:b/>
+          <w:bCs/>
+          <w:color w:val="000000" w:themeColor="text1"/>
+          <w:sz w:val="27"/>
+          <w:szCs w:val="27"/>
+        </w:rPr>
+        <w:t>Endling</w:t>
+      </w:r>
+      <w:proofErr w:type="spellEnd"/>
+      <w:r>
+        <w:rPr>
+          <w:rFonts w:ascii="Calibri" w:hAnsi="Calibri"/>
+          <w:b/>
+          <w:bCs/>
+          <w:color w:val="000000" w:themeColor="text1"/>
+          <w:sz w:val="27"/>
+          <w:szCs w:val="27"/>
+        </w:rPr>
+        <w:t xml:space="preserve"> – </w:t>
+      </w:r>
+      <w:proofErr w:type="spellStart"/>
+      <w:r>
+        <w:rPr>
+          <w:rFonts w:ascii="Calibri" w:hAnsi="Calibri"/>
+          <w:b/>
+          <w:bCs/>
+          <w:color w:val="000000" w:themeColor="text1"/>
+          <w:sz w:val="27"/>
+          <w:szCs w:val="27"/>
+        </w:rPr>
+        <w:t>Extinction</w:t>
+      </w:r>
+      <w:proofErr w:type="spellEnd"/>
+      <w:r>
+        <w:rPr>
+          <w:rFonts w:ascii="Calibri" w:hAnsi="Calibri"/>
+          <w:b/>
+          <w:bCs/>
+          <w:color w:val="000000" w:themeColor="text1"/>
+          <w:sz w:val="27"/>
+          <w:szCs w:val="27"/>
+        </w:rPr>
+        <w:t xml:space="preserve"> </w:t>
+      </w:r>
+      <w:proofErr w:type="spellStart"/>
+      <w:r>
+        <w:rPr>
+          <w:rFonts w:ascii="Calibri" w:hAnsi="Calibri"/>
+          <w:b/>
+          <w:bCs/>
+          <w:color w:val="000000" w:themeColor="text1"/>
+          <w:sz w:val="27"/>
+          <w:szCs w:val="27"/>
+        </w:rPr>
+        <w:t>is</w:t>
+      </w:r>
+      <w:proofErr w:type="spellEnd"/>
+      <w:r>
+        <w:rPr>
+          <w:rFonts w:ascii="Calibri" w:hAnsi="Calibri"/>
+          <w:b/>
+          <w:bCs/>
+          <w:color w:val="000000" w:themeColor="text1"/>
+          <w:sz w:val="27"/>
+          <w:szCs w:val="27"/>
+        </w:rPr>
+        <w:t xml:space="preserve"> </w:t>
+      </w:r>
+      <w:proofErr w:type="spellStart"/>
+      <w:r>
+        <w:rPr>
+          <w:rFonts w:ascii="Calibri" w:hAnsi="Calibri"/>
+          <w:b/>
+          <w:bCs/>
+          <w:color w:val="000000" w:themeColor="text1"/>
+          <w:sz w:val="27"/>
+          <w:szCs w:val="27"/>
+        </w:rPr>
+        <w:t>Forever</w:t>
+      </w:r>
+      <w:proofErr w:type="spellEnd"/>
+      <w:r>
+        <w:rPr>
+          <w:rFonts w:ascii="Calibri" w:hAnsi="Calibri"/>
+          <w:b/>
+          <w:bCs/>
+          <w:color w:val="000000" w:themeColor="text1"/>
+          <w:sz w:val="27"/>
+          <w:szCs w:val="27"/>
+        </w:rPr>
+        <w:t>. 2022</w:t>
       </w:r>
       <w:r>
         <w:rPr>
@@ -7244,7 +7600,7 @@
       </w:pPr>
       <w:r>
         <w:rPr>
-          <w:rFonts w:asciiTheme="minorHAnsi" w:hAnsiTheme="minorHAnsi" w:eastAsiaTheme="minorEastAsia" w:cstheme="minorBidi"/>
+          <w:rFonts w:asciiTheme="minorHAnsi" w:eastAsiaTheme="minorEastAsia" w:hAnsiTheme="minorHAnsi" w:cstheme="minorBidi"/>
           <w:sz w:val="27"/>
           <w:szCs w:val="27"/>
         </w:rPr>
@@ -7252,7 +7608,7 @@
       </w:r>
       <w:r>
         <w:rPr>
-          <w:rFonts w:asciiTheme="minorHAnsi" w:hAnsiTheme="minorHAnsi" w:eastAsiaTheme="minorEastAsia" w:cstheme="minorBidi"/>
+          <w:rFonts w:asciiTheme="minorHAnsi" w:eastAsiaTheme="minorEastAsia" w:hAnsiTheme="minorHAnsi" w:cstheme="minorBidi"/>
           <w:b/>
           <w:bCs/>
           <w:sz w:val="27"/>
@@ -7262,7 +7618,7 @@
       </w:r>
       <w:r>
         <w:rPr>
-          <w:rFonts w:asciiTheme="minorHAnsi" w:hAnsiTheme="minorHAnsi" w:eastAsiaTheme="minorEastAsia" w:cstheme="minorBidi"/>
+          <w:rFonts w:asciiTheme="minorHAnsi" w:eastAsiaTheme="minorEastAsia" w:hAnsiTheme="minorHAnsi" w:cstheme="minorBidi"/>
           <w:sz w:val="27"/>
           <w:szCs w:val="27"/>
         </w:rPr>
@@ -7272,7 +7628,7 @@
         <w:r>
           <w:rPr>
             <w:rStyle w:val="Hyperlink"/>
-            <w:rFonts w:asciiTheme="minorHAnsi" w:hAnsiTheme="minorHAnsi" w:eastAsiaTheme="minorEastAsia" w:cstheme="minorBidi"/>
+            <w:rFonts w:asciiTheme="minorHAnsi" w:eastAsiaTheme="minorEastAsia" w:hAnsiTheme="minorHAnsi" w:cstheme="minorBidi"/>
             <w:sz w:val="27"/>
             <w:szCs w:val="27"/>
           </w:rPr>
@@ -7281,7 +7637,7 @@
       </w:hyperlink>
       <w:r>
         <w:rPr>
-          <w:rFonts w:asciiTheme="minorHAnsi" w:hAnsiTheme="minorHAnsi" w:eastAsiaTheme="minorEastAsia" w:cstheme="minorBidi"/>
+          <w:rFonts w:asciiTheme="minorHAnsi" w:eastAsiaTheme="minorEastAsia" w:hAnsiTheme="minorHAnsi" w:cstheme="minorBidi"/>
           <w:sz w:val="27"/>
           <w:szCs w:val="27"/>
         </w:rPr>
@@ -7292,7 +7648,7 @@
       <w:pPr>
         <w:pStyle w:val="NormalWeb"/>
         <w:rPr>
-          <w:rFonts w:asciiTheme="minorHAnsi" w:hAnsiTheme="minorHAnsi" w:eastAsiaTheme="minorEastAsia" w:cstheme="minorBidi"/>
+          <w:rFonts w:asciiTheme="minorHAnsi" w:eastAsiaTheme="minorEastAsia" w:hAnsiTheme="minorHAnsi" w:cstheme="minorBidi"/>
           <w:sz w:val="27"/>
           <w:szCs w:val="27"/>
           <w:lang w:val="en-US"/>
@@ -7300,7 +7656,7 @@
       </w:pPr>
       <w:r>
         <w:rPr>
-          <w:rFonts w:asciiTheme="minorHAnsi" w:hAnsiTheme="minorHAnsi" w:eastAsiaTheme="minorEastAsia" w:cstheme="minorBidi"/>
+          <w:rFonts w:asciiTheme="minorHAnsi" w:eastAsiaTheme="minorEastAsia" w:hAnsiTheme="minorHAnsi" w:cstheme="minorBidi"/>
           <w:sz w:val="27"/>
           <w:szCs w:val="27"/>
           <w:lang w:val="en-US"/>
@@ -7309,7 +7665,7 @@
       </w:r>
       <w:r>
         <w:rPr>
-          <w:rFonts w:asciiTheme="minorHAnsi" w:hAnsiTheme="minorHAnsi" w:eastAsiaTheme="minorEastAsia" w:cstheme="minorBidi"/>
+          <w:rFonts w:asciiTheme="minorHAnsi" w:eastAsiaTheme="minorEastAsia" w:hAnsiTheme="minorHAnsi" w:cstheme="minorBidi"/>
           <w:b/>
           <w:bCs/>
           <w:sz w:val="27"/>
@@ -7320,36 +7676,58 @@
       </w:r>
       <w:r>
         <w:rPr>
-          <w:rFonts w:asciiTheme="minorHAnsi" w:hAnsiTheme="minorHAnsi" w:eastAsiaTheme="minorEastAsia" w:cstheme="minorBidi"/>
+          <w:rFonts w:asciiTheme="minorHAnsi" w:eastAsiaTheme="minorEastAsia" w:hAnsiTheme="minorHAnsi" w:cstheme="minorBidi"/>
           <w:sz w:val="27"/>
           <w:szCs w:val="27"/>
           <w:lang w:val="en-US"/>
         </w:rPr>
         <w:t xml:space="preserve">. </w:t>
       </w:r>
-      <w:r>
-        <w:rPr>
-          <w:rFonts w:asciiTheme="minorHAnsi" w:hAnsiTheme="minorHAnsi" w:eastAsiaTheme="minorEastAsia" w:cstheme="minorBidi"/>
+      <w:proofErr w:type="spellStart"/>
+      <w:r>
+        <w:rPr>
+          <w:rFonts w:asciiTheme="minorHAnsi" w:eastAsiaTheme="minorEastAsia" w:hAnsiTheme="minorHAnsi" w:cstheme="minorBidi"/>
           <w:sz w:val="27"/>
           <w:szCs w:val="27"/>
           <w:lang w:val="en-US"/>
         </w:rPr>
         <w:t>Disponível</w:t>
       </w:r>
-      <w:r>
-        <w:rPr>
-          <w:rFonts w:asciiTheme="minorHAnsi" w:hAnsiTheme="minorHAnsi" w:eastAsiaTheme="minorEastAsia" w:cstheme="minorBidi"/>
+      <w:proofErr w:type="spellEnd"/>
+      <w:r>
+        <w:rPr>
+          <w:rFonts w:asciiTheme="minorHAnsi" w:eastAsiaTheme="minorEastAsia" w:hAnsiTheme="minorHAnsi" w:cstheme="minorBidi"/>
           <w:sz w:val="27"/>
           <w:szCs w:val="27"/>
           <w:lang w:val="en-US"/>
         </w:rPr>
-        <w:t xml:space="preserve"> em: </w:t>
+        <w:t xml:space="preserve"> </w:t>
+      </w:r>
+      <w:proofErr w:type="spellStart"/>
+      <w:r>
+        <w:rPr>
+          <w:rFonts w:asciiTheme="minorHAnsi" w:eastAsiaTheme="minorEastAsia" w:hAnsiTheme="minorHAnsi" w:cstheme="minorBidi"/>
+          <w:sz w:val="27"/>
+          <w:szCs w:val="27"/>
+          <w:lang w:val="en-US"/>
+        </w:rPr>
+        <w:t>em</w:t>
+      </w:r>
+      <w:proofErr w:type="spellEnd"/>
+      <w:r>
+        <w:rPr>
+          <w:rFonts w:asciiTheme="minorHAnsi" w:eastAsiaTheme="minorEastAsia" w:hAnsiTheme="minorHAnsi" w:cstheme="minorBidi"/>
+          <w:sz w:val="27"/>
+          <w:szCs w:val="27"/>
+          <w:lang w:val="en-US"/>
+        </w:rPr>
+        <w:t xml:space="preserve">: </w:t>
       </w:r>
       <w:hyperlink r:id="rId27">
         <w:r>
           <w:rPr>
             <w:rStyle w:val="Hyperlink"/>
-            <w:rFonts w:asciiTheme="minorHAnsi" w:hAnsiTheme="minorHAnsi" w:eastAsiaTheme="minorEastAsia" w:cstheme="minorBidi"/>
+            <w:rFonts w:asciiTheme="minorHAnsi" w:eastAsiaTheme="minorEastAsia" w:hAnsiTheme="minorHAnsi" w:cstheme="minorBidi"/>
             <w:sz w:val="27"/>
             <w:szCs w:val="27"/>
             <w:lang w:val="en-US"/>
@@ -7359,26 +7737,66 @@
       </w:hyperlink>
       <w:r>
         <w:rPr>
-          <w:rFonts w:asciiTheme="minorHAnsi" w:hAnsiTheme="minorHAnsi" w:eastAsiaTheme="minorEastAsia" w:cstheme="minorBidi"/>
+          <w:rFonts w:asciiTheme="minorHAnsi" w:eastAsiaTheme="minorEastAsia" w:hAnsiTheme="minorHAnsi" w:cstheme="minorBidi"/>
           <w:sz w:val="27"/>
           <w:szCs w:val="27"/>
           <w:lang w:val="en-US"/>
         </w:rPr>
-        <w:t>. Acesso em: 14/06/2026</w:t>
+        <w:t xml:space="preserve">. </w:t>
+      </w:r>
+      <w:proofErr w:type="spellStart"/>
+      <w:r>
+        <w:rPr>
+          <w:rFonts w:asciiTheme="minorHAnsi" w:eastAsiaTheme="minorEastAsia" w:hAnsiTheme="minorHAnsi" w:cstheme="minorBidi"/>
+          <w:sz w:val="27"/>
+          <w:szCs w:val="27"/>
+          <w:lang w:val="en-US"/>
+        </w:rPr>
+        <w:t>Acesso</w:t>
+      </w:r>
+      <w:proofErr w:type="spellEnd"/>
+      <w:r>
+        <w:rPr>
+          <w:rFonts w:asciiTheme="minorHAnsi" w:eastAsiaTheme="minorEastAsia" w:hAnsiTheme="minorHAnsi" w:cstheme="minorBidi"/>
+          <w:sz w:val="27"/>
+          <w:szCs w:val="27"/>
+          <w:lang w:val="en-US"/>
+        </w:rPr>
+        <w:t xml:space="preserve"> </w:t>
+      </w:r>
+      <w:proofErr w:type="spellStart"/>
+      <w:r>
+        <w:rPr>
+          <w:rFonts w:asciiTheme="minorHAnsi" w:eastAsiaTheme="minorEastAsia" w:hAnsiTheme="minorHAnsi" w:cstheme="minorBidi"/>
+          <w:sz w:val="27"/>
+          <w:szCs w:val="27"/>
+          <w:lang w:val="en-US"/>
+        </w:rPr>
+        <w:t>em</w:t>
+      </w:r>
+      <w:proofErr w:type="spellEnd"/>
+      <w:r>
+        <w:rPr>
+          <w:rFonts w:asciiTheme="minorHAnsi" w:eastAsiaTheme="minorEastAsia" w:hAnsiTheme="minorHAnsi" w:cstheme="minorBidi"/>
+          <w:sz w:val="27"/>
+          <w:szCs w:val="27"/>
+          <w:lang w:val="en-US"/>
+        </w:rPr>
+        <w:t>: 14/06/2026</w:t>
       </w:r>
     </w:p>
     <w:p>
       <w:pPr>
         <w:pStyle w:val="NormalWeb"/>
         <w:rPr>
-          <w:rFonts w:asciiTheme="minorHAnsi" w:hAnsiTheme="minorHAnsi" w:eastAsiaTheme="minorEastAsia" w:cstheme="minorBidi"/>
-          <w:sz w:val="27"/>
-          <w:szCs w:val="27"/>
-        </w:rPr>
-      </w:pPr>
-      <w:r>
-        <w:rPr>
-          <w:rFonts w:asciiTheme="minorHAnsi" w:hAnsiTheme="minorHAnsi" w:eastAsiaTheme="minorEastAsia" w:cstheme="minorBidi"/>
+          <w:rFonts w:asciiTheme="minorHAnsi" w:eastAsiaTheme="minorEastAsia" w:hAnsiTheme="minorHAnsi" w:cstheme="minorBidi"/>
+          <w:sz w:val="27"/>
+          <w:szCs w:val="27"/>
+        </w:rPr>
+      </w:pPr>
+      <w:r>
+        <w:rPr>
+          <w:rFonts w:asciiTheme="minorHAnsi" w:eastAsiaTheme="minorEastAsia" w:hAnsiTheme="minorHAnsi" w:cstheme="minorBidi"/>
           <w:sz w:val="27"/>
           <w:szCs w:val="27"/>
         </w:rPr>
@@ -7386,7 +7804,7 @@
       </w:r>
       <w:r>
         <w:rPr>
-          <w:rFonts w:asciiTheme="minorHAnsi" w:hAnsiTheme="minorHAnsi" w:eastAsiaTheme="minorEastAsia" w:cstheme="minorBidi"/>
+          <w:rFonts w:asciiTheme="minorHAnsi" w:eastAsiaTheme="minorEastAsia" w:hAnsiTheme="minorHAnsi" w:cstheme="minorBidi"/>
           <w:b/>
           <w:bCs/>
           <w:sz w:val="27"/>
@@ -7396,7 +7814,7 @@
       </w:r>
       <w:r>
         <w:rPr>
-          <w:rFonts w:asciiTheme="minorHAnsi" w:hAnsiTheme="minorHAnsi" w:eastAsiaTheme="minorEastAsia" w:cstheme="minorBidi"/>
+          <w:rFonts w:asciiTheme="minorHAnsi" w:eastAsiaTheme="minorEastAsia" w:hAnsiTheme="minorHAnsi" w:cstheme="minorBidi"/>
           <w:sz w:val="27"/>
           <w:szCs w:val="27"/>
         </w:rPr>
@@ -7406,7 +7824,7 @@
         <w:r>
           <w:rPr>
             <w:rStyle w:val="Hyperlink"/>
-            <w:rFonts w:asciiTheme="minorHAnsi" w:hAnsiTheme="minorHAnsi" w:eastAsiaTheme="minorEastAsia" w:cstheme="minorBidi"/>
+            <w:rFonts w:asciiTheme="minorHAnsi" w:eastAsiaTheme="minorEastAsia" w:hAnsiTheme="minorHAnsi" w:cstheme="minorBidi"/>
             <w:sz w:val="27"/>
             <w:szCs w:val="27"/>
           </w:rPr>
@@ -7415,7 +7833,7 @@
       </w:hyperlink>
       <w:r>
         <w:rPr>
-          <w:rFonts w:asciiTheme="minorHAnsi" w:hAnsiTheme="minorHAnsi" w:eastAsiaTheme="minorEastAsia" w:cstheme="minorBidi"/>
+          <w:rFonts w:asciiTheme="minorHAnsi" w:eastAsiaTheme="minorEastAsia" w:hAnsiTheme="minorHAnsi" w:cstheme="minorBidi"/>
           <w:sz w:val="27"/>
           <w:szCs w:val="27"/>
         </w:rPr>
@@ -7423,7 +7841,7 @@
       </w:r>
       <w:r>
         <w:rPr>
-          <w:rFonts w:asciiTheme="minorHAnsi" w:hAnsiTheme="minorHAnsi" w:eastAsiaTheme="minorEastAsia" w:cstheme="minorBidi"/>
+          <w:rFonts w:asciiTheme="minorHAnsi" w:eastAsiaTheme="minorEastAsia" w:hAnsiTheme="minorHAnsi" w:cstheme="minorBidi"/>
           <w:sz w:val="27"/>
           <w:szCs w:val="27"/>
         </w:rPr>
@@ -7436,7 +7854,7 @@
       </w:pPr>
       <w:r>
         <w:rPr>
-          <w:rFonts w:ascii="Calibri" w:hAnsi="Calibri" w:eastAsia="" w:cs="" w:asciiTheme="minorAscii" w:hAnsiTheme="minorAscii" w:eastAsiaTheme="minorEastAsia" w:cstheme="minorBidi"/>
+          <w:rFonts w:asciiTheme="minorHAnsi" w:eastAsiaTheme="minorEastAsia" w:hAnsiTheme="minorHAnsi" w:cstheme="minorBidi"/>
           <w:sz w:val="27"/>
           <w:szCs w:val="27"/>
         </w:rPr>
@@ -7444,57 +7862,61 @@
       </w:r>
       <w:r>
         <w:rPr>
-          <w:rFonts w:ascii="Calibri" w:hAnsi="Calibri" w:eastAsia="" w:cs="" w:asciiTheme="minorAscii" w:hAnsiTheme="minorAscii" w:eastAsiaTheme="minorEastAsia" w:cstheme="minorBidi"/>
-          <w:b w:val="1"/>
-          <w:bCs w:val="1"/>
+          <w:rFonts w:asciiTheme="minorHAnsi" w:eastAsiaTheme="minorEastAsia" w:hAnsiTheme="minorHAnsi" w:cstheme="minorBidi"/>
+          <w:b/>
+          <w:bCs/>
           <w:sz w:val="27"/>
           <w:szCs w:val="27"/>
         </w:rPr>
         <w:t xml:space="preserve">Imersão Design </w:t>
       </w:r>
-      <w:r>
-        <w:rPr>
-          <w:rFonts w:ascii="Calibri" w:hAnsi="Calibri" w:eastAsia="" w:cs="" w:asciiTheme="minorAscii" w:hAnsiTheme="minorAscii" w:eastAsiaTheme="minorEastAsia" w:cstheme="minorBidi"/>
-          <w:b w:val="1"/>
-          <w:bCs w:val="1"/>
+      <w:proofErr w:type="spellStart"/>
+      <w:r>
+        <w:rPr>
+          <w:rFonts w:asciiTheme="minorHAnsi" w:eastAsiaTheme="minorEastAsia" w:hAnsiTheme="minorHAnsi" w:cstheme="minorBidi"/>
+          <w:b/>
+          <w:bCs/>
           <w:sz w:val="27"/>
           <w:szCs w:val="27"/>
         </w:rPr>
         <w:t>Thinking</w:t>
       </w:r>
-      <w:r>
-        <w:rPr>
-          <w:rFonts w:ascii="Calibri" w:hAnsi="Calibri" w:eastAsia="" w:cs="" w:asciiTheme="minorAscii" w:hAnsiTheme="minorAscii" w:eastAsiaTheme="minorEastAsia" w:cstheme="minorBidi"/>
-          <w:b w:val="1"/>
-          <w:bCs w:val="1"/>
+      <w:proofErr w:type="spellEnd"/>
+      <w:r>
+        <w:rPr>
+          <w:rFonts w:asciiTheme="minorHAnsi" w:eastAsiaTheme="minorEastAsia" w:hAnsiTheme="minorHAnsi" w:cstheme="minorBidi"/>
+          <w:b/>
+          <w:bCs/>
           <w:sz w:val="27"/>
           <w:szCs w:val="27"/>
         </w:rPr>
         <w:t xml:space="preserve">: como funciona essa </w:t>
       </w:r>
-      <w:r>
-        <w:rPr>
-          <w:rFonts w:ascii="Calibri" w:hAnsi="Calibri" w:eastAsia="" w:cs="" w:asciiTheme="minorAscii" w:hAnsiTheme="minorAscii" w:eastAsiaTheme="minorEastAsia" w:cstheme="minorBidi"/>
-          <w:b w:val="1"/>
-          <w:bCs w:val="1"/>
+      <w:proofErr w:type="gramStart"/>
+      <w:r>
+        <w:rPr>
+          <w:rFonts w:asciiTheme="minorHAnsi" w:eastAsiaTheme="minorEastAsia" w:hAnsiTheme="minorHAnsi" w:cstheme="minorBidi"/>
+          <w:b/>
+          <w:bCs/>
           <w:sz w:val="27"/>
           <w:szCs w:val="27"/>
         </w:rPr>
         <w:t>fase?.</w:t>
       </w:r>
-      <w:r>
-        <w:rPr>
-          <w:rFonts w:ascii="Calibri" w:hAnsi="Calibri" w:eastAsia="" w:cs="" w:asciiTheme="minorAscii" w:hAnsiTheme="minorAscii" w:eastAsiaTheme="minorEastAsia" w:cstheme="minorBidi"/>
+      <w:proofErr w:type="gramEnd"/>
+      <w:r>
+        <w:rPr>
+          <w:rFonts w:asciiTheme="minorHAnsi" w:eastAsiaTheme="minorEastAsia" w:hAnsiTheme="minorHAnsi" w:cstheme="minorBidi"/>
           <w:sz w:val="27"/>
           <w:szCs w:val="27"/>
         </w:rPr>
         <w:t xml:space="preserve"> Disponível em: </w:t>
       </w:r>
-      <w:hyperlink r:id="Rfce7a4edd91d42c3">
+      <w:hyperlink r:id="rId29">
         <w:r>
           <w:rPr>
             <w:rStyle w:val="Hyperlink"/>
-            <w:rFonts w:ascii="Calibri" w:hAnsi="Calibri" w:eastAsia="" w:cs="" w:asciiTheme="minorAscii" w:hAnsiTheme="minorAscii" w:eastAsiaTheme="minorEastAsia" w:cstheme="minorBidi"/>
+            <w:rFonts w:asciiTheme="minorHAnsi" w:eastAsiaTheme="minorEastAsia" w:hAnsiTheme="minorHAnsi" w:cstheme="minorBidi"/>
             <w:sz w:val="27"/>
             <w:szCs w:val="27"/>
           </w:rPr>
@@ -7503,7 +7925,7 @@
       </w:hyperlink>
       <w:r>
         <w:rPr>
-          <w:rFonts w:ascii="Calibri" w:hAnsi="Calibri" w:eastAsia="" w:cs="" w:asciiTheme="minorAscii" w:hAnsiTheme="minorAscii" w:eastAsiaTheme="minorEastAsia" w:cstheme="minorBidi"/>
+          <w:rFonts w:asciiTheme="minorHAnsi" w:eastAsiaTheme="minorEastAsia" w:hAnsiTheme="minorHAnsi" w:cstheme="minorBidi"/>
           <w:sz w:val="27"/>
           <w:szCs w:val="27"/>
         </w:rPr>
@@ -7511,7 +7933,7 @@
       </w:r>
       <w:r>
         <w:rPr>
-          <w:rFonts w:ascii="Calibri" w:hAnsi="Calibri" w:eastAsia="" w:cs="" w:asciiTheme="minorAscii" w:hAnsiTheme="minorAscii" w:eastAsiaTheme="minorEastAsia" w:cstheme="minorBidi"/>
+          <w:rFonts w:asciiTheme="minorHAnsi" w:eastAsiaTheme="minorEastAsia" w:hAnsiTheme="minorHAnsi" w:cstheme="minorBidi"/>
           <w:sz w:val="27"/>
           <w:szCs w:val="27"/>
         </w:rPr>
@@ -7524,7 +7946,7 @@
       </w:pPr>
       <w:r>
         <w:rPr>
-          <w:rFonts w:ascii="Calibri" w:hAnsi="Calibri" w:eastAsia="" w:cs="" w:asciiTheme="minorAscii" w:hAnsiTheme="minorAscii" w:eastAsiaTheme="minorEastAsia" w:cstheme="minorBidi"/>
+          <w:rFonts w:asciiTheme="minorHAnsi" w:eastAsiaTheme="minorEastAsia" w:hAnsiTheme="minorHAnsi" w:cstheme="minorBidi"/>
           <w:sz w:val="27"/>
           <w:szCs w:val="27"/>
         </w:rPr>
@@ -7532,9 +7954,9 @@
       </w:r>
       <w:r>
         <w:rPr>
-          <w:rFonts w:ascii="Calibri" w:hAnsi="Calibri" w:eastAsia="" w:cs="" w:asciiTheme="minorAscii" w:hAnsiTheme="minorAscii" w:eastAsiaTheme="minorEastAsia" w:cstheme="minorBidi"/>
-          <w:b w:val="1"/>
-          <w:bCs w:val="1"/>
+          <w:rFonts w:asciiTheme="minorHAnsi" w:eastAsiaTheme="minorEastAsia" w:hAnsiTheme="minorHAnsi" w:cstheme="minorBidi"/>
+          <w:b/>
+          <w:bCs/>
           <w:sz w:val="27"/>
           <w:szCs w:val="27"/>
         </w:rPr>
@@ -7542,21 +7964,17 @@
       </w:r>
       <w:r>
         <w:rPr>
-          <w:rFonts w:ascii="Calibri" w:hAnsi="Calibri" w:eastAsia="" w:cs="" w:asciiTheme="minorAscii" w:hAnsiTheme="minorAscii" w:eastAsiaTheme="minorEastAsia" w:cstheme="minorBidi"/>
-          <w:b w:val="0"/>
-          <w:bCs w:val="0"/>
+          <w:rFonts w:asciiTheme="minorHAnsi" w:eastAsiaTheme="minorEastAsia" w:hAnsiTheme="minorHAnsi" w:cstheme="minorBidi"/>
           <w:sz w:val="27"/>
           <w:szCs w:val="27"/>
         </w:rPr>
         <w:t xml:space="preserve">Disponível em: </w:t>
       </w:r>
-      <w:hyperlink r:id="Rf476cd0a3fdd491c">
+      <w:hyperlink r:id="rId30">
         <w:r>
           <w:rPr>
             <w:rStyle w:val="Hyperlink"/>
-            <w:rFonts w:ascii="Calibri" w:hAnsi="Calibri" w:eastAsia="Calibri" w:cs="Calibri" w:asciiTheme="minorAscii" w:hAnsiTheme="minorAscii" w:eastAsiaTheme="minorAscii" w:cstheme="minorAscii"/>
-            <w:b w:val="0"/>
-            <w:bCs w:val="0"/>
+            <w:rFonts w:asciiTheme="minorHAnsi" w:eastAsiaTheme="minorEastAsia" w:hAnsiTheme="minorHAnsi" w:cstheme="minorBidi"/>
             <w:sz w:val="27"/>
             <w:szCs w:val="27"/>
           </w:rPr>
@@ -7565,9 +7983,7 @@
       </w:hyperlink>
       <w:r>
         <w:rPr>
-          <w:rFonts w:ascii="Calibri" w:hAnsi="Calibri" w:eastAsia="Calibri" w:cs="Calibri" w:asciiTheme="minorAscii" w:hAnsiTheme="minorAscii" w:eastAsiaTheme="minorAscii" w:cstheme="minorAscii"/>
-          <w:b w:val="0"/>
-          <w:bCs w:val="0"/>
+          <w:rFonts w:asciiTheme="minorHAnsi" w:eastAsiaTheme="minorEastAsia" w:hAnsiTheme="minorHAnsi" w:cstheme="minorBidi"/>
           <w:sz w:val="27"/>
           <w:szCs w:val="27"/>
         </w:rPr>
@@ -7578,125 +7994,371 @@
       <w:pPr>
         <w:pStyle w:val="NormalWeb"/>
         <w:rPr>
-          <w:rFonts w:ascii="Calibri" w:hAnsi="Calibri" w:eastAsia="Calibri" w:cs="Calibri" w:asciiTheme="minorAscii" w:hAnsiTheme="minorAscii" w:eastAsiaTheme="minorAscii" w:cstheme="minorAscii"/>
-          <w:noProof w:val="0"/>
-          <w:sz w:val="27"/>
-          <w:szCs w:val="27"/>
-          <w:lang w:val="pt-BR"/>
-        </w:rPr>
-      </w:pPr>
-      <w:r>
-        <w:rPr>
-          <w:rFonts w:ascii="Calibri" w:hAnsi="Calibri" w:eastAsia="Calibri" w:cs="Calibri" w:asciiTheme="minorAscii" w:hAnsiTheme="minorAscii" w:eastAsiaTheme="minorAscii" w:cstheme="minorAscii"/>
-          <w:noProof w:val="0"/>
-          <w:sz w:val="27"/>
-          <w:szCs w:val="27"/>
-          <w:lang w:val="pt-BR"/>
+          <w:rFonts w:asciiTheme="minorHAnsi" w:eastAsiaTheme="minorEastAsia" w:hAnsiTheme="minorHAnsi" w:cstheme="minorBidi"/>
+          <w:sz w:val="27"/>
+          <w:szCs w:val="27"/>
+        </w:rPr>
+      </w:pPr>
+      <w:r>
+        <w:rPr>
+          <w:rFonts w:asciiTheme="minorHAnsi" w:eastAsiaTheme="minorEastAsia" w:hAnsiTheme="minorHAnsi" w:cstheme="minorBidi"/>
+          <w:sz w:val="27"/>
+          <w:szCs w:val="27"/>
         </w:rPr>
         <w:t xml:space="preserve">SHUVO, </w:t>
       </w:r>
-      <w:r>
-        <w:rPr>
-          <w:rFonts w:ascii="Calibri" w:hAnsi="Calibri" w:eastAsia="Calibri" w:cs="Calibri" w:asciiTheme="minorAscii" w:hAnsiTheme="minorAscii" w:eastAsiaTheme="minorAscii" w:cstheme="minorAscii"/>
-          <w:noProof w:val="0"/>
-          <w:sz w:val="27"/>
-          <w:szCs w:val="27"/>
-          <w:lang w:val="pt-BR"/>
+      <w:proofErr w:type="spellStart"/>
+      <w:r>
+        <w:rPr>
+          <w:rFonts w:asciiTheme="minorHAnsi" w:eastAsiaTheme="minorEastAsia" w:hAnsiTheme="minorHAnsi" w:cstheme="minorBidi"/>
+          <w:sz w:val="27"/>
+          <w:szCs w:val="27"/>
         </w:rPr>
         <w:t>Sakibuzzaman</w:t>
       </w:r>
-      <w:r>
-        <w:rPr>
-          <w:rFonts w:ascii="Calibri" w:hAnsi="Calibri" w:eastAsia="Calibri" w:cs="Calibri" w:asciiTheme="minorAscii" w:hAnsiTheme="minorAscii" w:eastAsiaTheme="minorAscii" w:cstheme="minorAscii"/>
-          <w:noProof w:val="0"/>
-          <w:sz w:val="27"/>
-          <w:szCs w:val="27"/>
-          <w:lang w:val="pt-BR"/>
+      <w:proofErr w:type="spellEnd"/>
+      <w:r>
+        <w:rPr>
+          <w:rFonts w:asciiTheme="minorHAnsi" w:eastAsiaTheme="minorEastAsia" w:hAnsiTheme="minorHAnsi" w:cstheme="minorBidi"/>
+          <w:sz w:val="27"/>
+          <w:szCs w:val="27"/>
         </w:rPr>
         <w:t xml:space="preserve">. </w:t>
       </w:r>
       <w:r>
         <w:rPr>
-          <w:rFonts w:ascii="Calibri" w:hAnsi="Calibri" w:eastAsia="Calibri" w:cs="Calibri" w:asciiTheme="minorAscii" w:hAnsiTheme="minorAscii" w:eastAsiaTheme="minorAscii" w:cstheme="minorAscii"/>
-          <w:b w:val="1"/>
-          <w:bCs w:val="1"/>
-          <w:noProof w:val="0"/>
-          <w:sz w:val="27"/>
-          <w:szCs w:val="27"/>
-          <w:lang w:val="pt-BR"/>
+          <w:rFonts w:asciiTheme="minorHAnsi" w:eastAsiaTheme="minorEastAsia" w:hAnsiTheme="minorHAnsi" w:cstheme="minorBidi"/>
+          <w:b/>
+          <w:bCs/>
+          <w:sz w:val="27"/>
+          <w:szCs w:val="27"/>
         </w:rPr>
         <w:t>Jogos de Simulação: Como a Imitação da Realidade Cria Aprendizagem e Entretenimento Genuínos. 2026.</w:t>
       </w:r>
       <w:r>
         <w:rPr>
-          <w:rFonts w:ascii="Calibri" w:hAnsi="Calibri" w:eastAsia="Calibri" w:cs="Calibri" w:asciiTheme="minorAscii" w:hAnsiTheme="minorAscii" w:eastAsiaTheme="minorAscii" w:cstheme="minorAscii"/>
-          <w:noProof w:val="0"/>
-          <w:sz w:val="27"/>
-          <w:szCs w:val="27"/>
-          <w:lang w:val="pt-BR"/>
+          <w:rFonts w:asciiTheme="minorHAnsi" w:eastAsiaTheme="minorEastAsia" w:hAnsiTheme="minorHAnsi" w:cstheme="minorBidi"/>
+          <w:sz w:val="27"/>
+          <w:szCs w:val="27"/>
         </w:rPr>
         <w:t xml:space="preserve"> Disponível em: </w:t>
       </w:r>
-      <w:hyperlink r:id="R81db12d224254eb5">
+      <w:hyperlink r:id="rId31">
         <w:r>
           <w:rPr>
             <w:rStyle w:val="Hyperlink"/>
-            <w:rFonts w:ascii="Calibri" w:hAnsi="Calibri" w:eastAsia="Calibri" w:cs="Calibri" w:asciiTheme="minorAscii" w:hAnsiTheme="minorAscii" w:eastAsiaTheme="minorAscii" w:cstheme="minorAscii"/>
-            <w:b w:val="0"/>
-            <w:bCs w:val="0"/>
-            <w:i w:val="0"/>
-            <w:iCs w:val="0"/>
-            <w:caps w:val="0"/>
-            <w:smallCaps w:val="0"/>
-            <w:noProof w:val="0"/>
+            <w:rFonts w:asciiTheme="minorHAnsi" w:eastAsiaTheme="minorEastAsia" w:hAnsiTheme="minorHAnsi" w:cstheme="minorBidi"/>
             <w:sz w:val="27"/>
             <w:szCs w:val="27"/>
-            <w:lang w:val="pt-BR"/>
           </w:rPr>
           <w:t>https://pt.editorialge.com/jogos-de-simulacao/</w:t>
         </w:r>
       </w:hyperlink>
       <w:r>
         <w:rPr>
-          <w:rFonts w:ascii="Calibri" w:hAnsi="Calibri" w:eastAsia="Calibri" w:cs="Calibri" w:asciiTheme="minorAscii" w:hAnsiTheme="minorAscii" w:eastAsiaTheme="minorAscii" w:cstheme="minorAscii"/>
-          <w:b w:val="0"/>
-          <w:bCs w:val="0"/>
-          <w:i w:val="0"/>
-          <w:iCs w:val="0"/>
-          <w:caps w:val="0"/>
-          <w:smallCaps w:val="0"/>
-          <w:noProof w:val="0"/>
-          <w:color w:val="000000" w:themeColor="text1" w:themeTint="FF" w:themeShade="FF"/>
-          <w:sz w:val="27"/>
-          <w:szCs w:val="27"/>
-          <w:lang w:val="pt-BR"/>
+          <w:rFonts w:asciiTheme="minorHAnsi" w:eastAsiaTheme="minorEastAsia" w:hAnsiTheme="minorHAnsi" w:cstheme="minorBidi"/>
+          <w:color w:val="000000" w:themeColor="text1"/>
+          <w:sz w:val="27"/>
+          <w:szCs w:val="27"/>
         </w:rPr>
         <w:t>.</w:t>
       </w:r>
       <w:r>
         <w:rPr>
-          <w:rFonts w:ascii="Calibri" w:hAnsi="Calibri" w:eastAsia="Calibri" w:cs="Calibri" w:asciiTheme="minorAscii" w:hAnsiTheme="minorAscii" w:eastAsiaTheme="minorAscii" w:cstheme="minorAscii"/>
-          <w:noProof w:val="0"/>
-          <w:sz w:val="27"/>
-          <w:szCs w:val="27"/>
-          <w:lang w:val="pt-BR"/>
+          <w:rFonts w:asciiTheme="minorHAnsi" w:eastAsiaTheme="minorEastAsia" w:hAnsiTheme="minorHAnsi" w:cstheme="minorBidi"/>
+          <w:sz w:val="27"/>
+          <w:szCs w:val="27"/>
         </w:rPr>
         <w:t xml:space="preserve"> Acesso em: </w:t>
       </w:r>
       <w:r>
         <w:rPr>
-          <w:rFonts w:ascii="Calibri" w:hAnsi="Calibri" w:eastAsia="Calibri" w:cs="Calibri" w:asciiTheme="minorAscii" w:hAnsiTheme="minorAscii" w:eastAsiaTheme="minorAscii" w:cstheme="minorAscii"/>
-          <w:noProof w:val="0"/>
-          <w:sz w:val="27"/>
-          <w:szCs w:val="27"/>
-          <w:lang w:val="pt-BR"/>
+          <w:rFonts w:asciiTheme="minorHAnsi" w:eastAsiaTheme="minorEastAsia" w:hAnsiTheme="minorHAnsi" w:cstheme="minorBidi"/>
+          <w:sz w:val="27"/>
+          <w:szCs w:val="27"/>
         </w:rPr>
         <w:t>17/06/2026</w:t>
       </w:r>
     </w:p>
+    <w:p>
+      <w:pPr>
+        <w:pStyle w:val="NormalWeb"/>
+      </w:pPr>
+      <w:r>
+        <w:rPr>
+          <w:rFonts w:ascii="Calibri" w:hAnsi="Calibri" w:cs="Calibri"/>
+          <w:color w:val="000000"/>
+          <w:sz w:val="27"/>
+          <w:szCs w:val="27"/>
+        </w:rPr>
+        <w:t xml:space="preserve">VIANNA, A. M. </w:t>
+      </w:r>
+      <w:r>
+        <w:rPr>
+          <w:rFonts w:ascii="Calibri" w:hAnsi="Calibri" w:cs="Calibri"/>
+          <w:b/>
+          <w:color w:val="000000"/>
+          <w:sz w:val="27"/>
+          <w:szCs w:val="27"/>
+        </w:rPr>
+        <w:t>Poluição ambiental, um problema de urbanização e crescimento desordenado das cidades. </w:t>
+      </w:r>
+      <w:r>
+        <w:rPr>
+          <w:rFonts w:ascii="Calibri" w:hAnsi="Calibri" w:cs="Calibri"/>
+          <w:b/>
+          <w:bCs/>
+          <w:color w:val="000000"/>
+          <w:sz w:val="27"/>
+          <w:szCs w:val="27"/>
+        </w:rPr>
+        <w:t xml:space="preserve">Revista </w:t>
+      </w:r>
+      <w:proofErr w:type="spellStart"/>
+      <w:r>
+        <w:rPr>
+          <w:rFonts w:ascii="Calibri" w:hAnsi="Calibri" w:cs="Calibri"/>
+          <w:b/>
+          <w:bCs/>
+          <w:color w:val="000000"/>
+          <w:sz w:val="27"/>
+          <w:szCs w:val="27"/>
+        </w:rPr>
+        <w:t>Sustinere</w:t>
+      </w:r>
+      <w:proofErr w:type="spellEnd"/>
+      <w:r>
+        <w:rPr>
+          <w:rFonts w:ascii="Calibri" w:hAnsi="Calibri" w:cs="Calibri"/>
+          <w:color w:val="000000"/>
+          <w:sz w:val="27"/>
+          <w:szCs w:val="27"/>
+        </w:rPr>
+        <w:t xml:space="preserve">. Disponível em: </w:t>
+      </w:r>
+      <w:hyperlink r:id="rId32" w:history="1">
+        <w:r>
+          <w:rPr>
+            <w:rStyle w:val="Hyperlink"/>
+            <w:rFonts w:ascii="Calibri" w:hAnsi="Calibri" w:cs="Calibri"/>
+            <w:sz w:val="27"/>
+            <w:szCs w:val="27"/>
+          </w:rPr>
+          <w:t>https://www.e-publicacoes.uerj.br/sustinere/article/view/17325/12855</w:t>
+        </w:r>
+      </w:hyperlink>
+      <w:r>
+        <w:rPr>
+          <w:rFonts w:ascii="Calibri" w:hAnsi="Calibri" w:cs="Calibri"/>
+          <w:color w:val="000000"/>
+          <w:sz w:val="27"/>
+          <w:szCs w:val="27"/>
+        </w:rPr>
+        <w:t xml:space="preserve"> Acesso em: 18/06/2026</w:t>
+      </w:r>
+      <w:r>
+        <w:rPr>
+          <w:rFonts w:asciiTheme="minorHAnsi" w:eastAsiaTheme="minorEastAsia" w:hAnsiTheme="minorHAnsi" w:cstheme="minorBidi"/>
+          <w:sz w:val="27"/>
+          <w:szCs w:val="27"/>
+        </w:rPr>
+        <w:t xml:space="preserve"> </w:t>
+      </w:r>
+    </w:p>
+    <w:p>
+      <w:pPr>
+        <w:pStyle w:val="NormalWeb"/>
+        <w:rPr>
+          <w:rFonts w:asciiTheme="minorHAnsi" w:eastAsiaTheme="minorEastAsia" w:hAnsiTheme="minorHAnsi" w:cstheme="minorBidi"/>
+          <w:sz w:val="27"/>
+          <w:szCs w:val="27"/>
+        </w:rPr>
+      </w:pPr>
+      <w:r>
+        <w:rPr>
+          <w:rFonts w:asciiTheme="minorHAnsi" w:eastAsiaTheme="minorEastAsia" w:hAnsiTheme="minorHAnsi" w:cstheme="minorBidi"/>
+          <w:sz w:val="27"/>
+          <w:szCs w:val="27"/>
+        </w:rPr>
+        <w:t>ESPERDIÃO</w:t>
+      </w:r>
+      <w:r>
+        <w:rPr>
+          <w:rFonts w:asciiTheme="minorHAnsi" w:eastAsiaTheme="minorEastAsia" w:hAnsiTheme="minorHAnsi" w:cstheme="minorBidi"/>
+          <w:sz w:val="27"/>
+          <w:szCs w:val="27"/>
+        </w:rPr>
+        <w:t>,</w:t>
+      </w:r>
+      <w:r>
+        <w:rPr>
+          <w:rFonts w:asciiTheme="minorHAnsi" w:eastAsiaTheme="minorEastAsia" w:hAnsiTheme="minorHAnsi" w:cstheme="minorBidi"/>
+          <w:sz w:val="27"/>
+          <w:szCs w:val="27"/>
+        </w:rPr>
+        <w:t xml:space="preserve"> A. R</w:t>
+      </w:r>
+      <w:r>
+        <w:rPr>
+          <w:rFonts w:asciiTheme="minorHAnsi" w:eastAsiaTheme="minorEastAsia" w:hAnsiTheme="minorHAnsi" w:cstheme="minorBidi"/>
+          <w:sz w:val="27"/>
+          <w:szCs w:val="27"/>
+        </w:rPr>
+        <w:t xml:space="preserve">. </w:t>
+      </w:r>
+      <w:r>
+        <w:rPr>
+          <w:rFonts w:asciiTheme="minorHAnsi" w:eastAsiaTheme="minorEastAsia" w:hAnsiTheme="minorHAnsi" w:cstheme="minorBidi"/>
+          <w:b/>
+          <w:bCs/>
+          <w:sz w:val="27"/>
+          <w:szCs w:val="27"/>
+        </w:rPr>
+        <w:t>Estudo de fatores do meio urbano que influenciam a satisfação do indivíduo no contexto residencial</w:t>
+      </w:r>
+      <w:r>
+        <w:rPr>
+          <w:rFonts w:asciiTheme="minorHAnsi" w:eastAsiaTheme="minorEastAsia" w:hAnsiTheme="minorHAnsi" w:cstheme="minorBidi"/>
+          <w:b/>
+          <w:bCs/>
+          <w:sz w:val="27"/>
+          <w:szCs w:val="27"/>
+        </w:rPr>
+        <w:t xml:space="preserve">. </w:t>
+      </w:r>
+      <w:r>
+        <w:rPr>
+          <w:rFonts w:asciiTheme="minorHAnsi" w:eastAsiaTheme="minorEastAsia" w:hAnsiTheme="minorHAnsi" w:cstheme="minorBidi"/>
+          <w:b/>
+          <w:bCs/>
+          <w:sz w:val="27"/>
+          <w:szCs w:val="27"/>
+        </w:rPr>
+        <w:t>2021</w:t>
+      </w:r>
+      <w:r>
+        <w:rPr>
+          <w:rFonts w:asciiTheme="minorHAnsi" w:eastAsiaTheme="minorEastAsia" w:hAnsiTheme="minorHAnsi" w:cstheme="minorBidi"/>
+          <w:b/>
+          <w:bCs/>
+          <w:sz w:val="27"/>
+          <w:szCs w:val="27"/>
+        </w:rPr>
+        <w:t>.</w:t>
+      </w:r>
+      <w:r>
+        <w:rPr>
+          <w:rFonts w:asciiTheme="minorHAnsi" w:eastAsiaTheme="minorEastAsia" w:hAnsiTheme="minorHAnsi" w:cstheme="minorBidi"/>
+          <w:sz w:val="27"/>
+          <w:szCs w:val="27"/>
+        </w:rPr>
+        <w:t xml:space="preserve"> Disponível em: </w:t>
+      </w:r>
+      <w:hyperlink r:id="rId33" w:history="1">
+        <w:r>
+          <w:rPr>
+            <w:rStyle w:val="Hyperlink"/>
+            <w:rFonts w:asciiTheme="minorHAnsi" w:hAnsiTheme="minorHAnsi" w:cstheme="minorHAnsi"/>
+            <w:sz w:val="27"/>
+            <w:szCs w:val="27"/>
+          </w:rPr>
+          <w:t>https://repositoriocopia.utfpr.edu.br/jspui/bitstream/1/24998/1/meiourbanosatisfacaoresidencial.pdf</w:t>
+        </w:r>
+      </w:hyperlink>
+      <w:r>
+        <w:t xml:space="preserve"> </w:t>
+      </w:r>
+      <w:r>
+        <w:rPr>
+          <w:rFonts w:asciiTheme="minorHAnsi" w:eastAsiaTheme="minorEastAsia" w:hAnsiTheme="minorHAnsi" w:cstheme="minorBidi"/>
+          <w:color w:val="000000" w:themeColor="text1"/>
+          <w:sz w:val="27"/>
+          <w:szCs w:val="27"/>
+        </w:rPr>
+        <w:t>.</w:t>
+      </w:r>
+      <w:r>
+        <w:rPr>
+          <w:rFonts w:asciiTheme="minorHAnsi" w:eastAsiaTheme="minorEastAsia" w:hAnsiTheme="minorHAnsi" w:cstheme="minorBidi"/>
+          <w:sz w:val="27"/>
+          <w:szCs w:val="27"/>
+        </w:rPr>
+        <w:t xml:space="preserve"> Acesso em: 18</w:t>
+      </w:r>
+      <w:r>
+        <w:rPr>
+          <w:rFonts w:asciiTheme="minorHAnsi" w:eastAsiaTheme="minorEastAsia" w:hAnsiTheme="minorHAnsi" w:cstheme="minorBidi"/>
+          <w:sz w:val="27"/>
+          <w:szCs w:val="27"/>
+        </w:rPr>
+        <w:t>/06/2026</w:t>
+      </w:r>
+    </w:p>
+    <w:p>
+      <w:pPr>
+        <w:spacing w:after="0" w:line="360" w:lineRule="atLeast"/>
+        <w:ind w:firstLine="0"/>
+        <w:jc w:val="left"/>
+        <w:rPr>
+          <w:rFonts w:ascii="Calibri" w:eastAsia="Times New Roman" w:hAnsi="Calibri" w:cs="Calibri"/>
+          <w:color w:val="000000"/>
+          <w:sz w:val="27"/>
+          <w:szCs w:val="27"/>
+          <w:lang w:eastAsia="pt-BR"/>
+        </w:rPr>
+      </w:pPr>
+    </w:p>
+    <w:p>
+      <w:pPr>
+        <w:spacing w:after="0" w:line="360" w:lineRule="atLeast"/>
+        <w:ind w:firstLine="0"/>
+        <w:jc w:val="left"/>
+        <w:rPr>
+          <w:rFonts w:ascii="Calibri" w:eastAsia="Times New Roman" w:hAnsi="Calibri" w:cs="Calibri"/>
+          <w:color w:val="000000"/>
+          <w:sz w:val="27"/>
+          <w:szCs w:val="27"/>
+          <w:lang w:eastAsia="pt-BR"/>
+        </w:rPr>
+      </w:pPr>
+    </w:p>
+    <w:p>
+      <w:pPr>
+        <w:spacing w:before="100" w:beforeAutospacing="1" w:after="100" w:afterAutospacing="1" w:line="240" w:lineRule="auto"/>
+        <w:ind w:firstLine="0"/>
+        <w:jc w:val="left"/>
+        <w:rPr>
+          <w:rFonts w:ascii="Calibri" w:eastAsia="Times New Roman" w:hAnsi="Calibri" w:cs="Calibri"/>
+          <w:color w:val="000000"/>
+          <w:sz w:val="27"/>
+          <w:szCs w:val="27"/>
+          <w:lang w:eastAsia="pt-BR"/>
+        </w:rPr>
+      </w:pPr>
+      <w:r>
+        <w:rPr>
+          <w:rFonts w:ascii="Calibri" w:eastAsia="Times New Roman" w:hAnsi="Calibri" w:cs="Calibri"/>
+          <w:color w:val="000000"/>
+          <w:sz w:val="27"/>
+          <w:szCs w:val="27"/>
+          <w:lang w:eastAsia="pt-BR"/>
+        </w:rPr>
+        <w:t>‌</w:t>
+      </w:r>
+    </w:p>
+    <w:p>
+      <w:pPr>
+        <w:pStyle w:val="NormalWeb"/>
+        <w:rPr>
+          <w:rFonts w:asciiTheme="minorHAnsi" w:eastAsiaTheme="minorEastAsia" w:hAnsiTheme="minorHAnsi" w:cstheme="minorBidi"/>
+          <w:sz w:val="27"/>
+          <w:szCs w:val="27"/>
+        </w:rPr>
+      </w:pPr>
+    </w:p>
     <w:sectPr>
-      <w:headerReference w:type="default" r:id="rId30"/>
-      <w:pgSz w:w="11906" w:h="16838" w:orient="portrait"/>
+      <w:headerReference w:type="default" r:id="rId34"/>
+      <w:pgSz w:w="11906" w:h="16838"/>
       <w:pgMar w:top="1701" w:right="1134" w:bottom="1134" w:left="1701" w:header="709" w:footer="709" w:gutter="0"/>
       <w:pgNumType w:start="1"/>
       <w:cols w:space="708"/>
@@ -7707,8 +8369,8 @@
 </file>
 
 <file path=word/comments.xml><?xml version="1.0" encoding="utf-8"?>
-<w:comments xmlns:wpc="http://schemas.microsoft.com/office/word/2010/wordprocessingCanvas" xmlns:cx="http://schemas.microsoft.com/office/drawing/2014/chartex" xmlns:mc="http://schemas.openxmlformats.org/markup-compatibility/2006" xmlns:o="urn:schemas-microsoft-com:office:office" xmlns:r="http://schemas.openxmlformats.org/officeDocument/2006/relationships" xmlns:m="http://schemas.openxmlformats.org/officeDocument/2006/math" xmlns:v="urn:schemas-microsoft-com:vml" xmlns:wp14="http://schemas.microsoft.com/office/word/2010/wordprocessingDrawing" xmlns:wp="http://schemas.openxmlformats.org/drawingml/2006/wordprocessingDrawing" xmlns:w10="urn:schemas-microsoft-com:office:word" xmlns:w="http://schemas.openxmlformats.org/wordprocessingml/2006/main" xmlns:w14="http://schemas.microsoft.com/office/word/2010/wordml" xmlns:w15="http://schemas.microsoft.com/office/word/2012/wordml" xmlns:w16se="http://schemas.microsoft.com/office/word/2015/wordml/symex" xmlns:wpg="http://schemas.microsoft.com/office/word/2010/wordprocessingGroup" xmlns:wpi="http://schemas.microsoft.com/office/word/2010/wordprocessingInk" xmlns:wne="http://schemas.microsoft.com/office/word/2006/wordml" xmlns:wps="http://schemas.microsoft.com/office/word/2010/wordprocessingShape" mc:Ignorable="w14 w15 w16se wp14">
-  <w:comment w:initials="P" w:author="Prof" w:date="2026-06-11T09:34:00Z" w:id="0">
+<w:comments xmlns:wpc="http://schemas.microsoft.com/office/word/2010/wordprocessingCanvas" xmlns:cx="http://schemas.microsoft.com/office/drawing/2014/chartex" xmlns:cx1="http://schemas.microsoft.com/office/drawing/2015/9/8/chartex" xmlns:mc="http://schemas.openxmlformats.org/markup-compatibility/2006" xmlns:o="urn:schemas-microsoft-com:office:office" xmlns:r="http://schemas.openxmlformats.org/officeDocument/2006/relationships" xmlns:m="http://schemas.openxmlformats.org/officeDocument/2006/math" xmlns:v="urn:schemas-microsoft-com:vml" xmlns:wp14="http://schemas.microsoft.com/office/word/2010/wordprocessingDrawing" xmlns:wp="http://schemas.openxmlformats.org/drawingml/2006/wordprocessingDrawing" xmlns:w10="urn:schemas-microsoft-com:office:word" xmlns:w="http://schemas.openxmlformats.org/wordprocessingml/2006/main" xmlns:w14="http://schemas.microsoft.com/office/word/2010/wordml" xmlns:w15="http://schemas.microsoft.com/office/word/2012/wordml" xmlns:w16se="http://schemas.microsoft.com/office/word/2015/wordml/symex" xmlns:wpg="http://schemas.microsoft.com/office/word/2010/wordprocessingGroup" xmlns:wpi="http://schemas.microsoft.com/office/word/2010/wordprocessingInk" xmlns:wne="http://schemas.microsoft.com/office/word/2006/wordml" xmlns:wps="http://schemas.microsoft.com/office/word/2010/wordprocessingShape" mc:Ignorable="w14 w15 w16se wp14">
+  <w:comment w:id="0" w:author="Prof" w:date="2026-06-11T09:34:00Z" w:initials="P">
     <w:p>
       <w:pPr>
         <w:pStyle w:val="Textodecomentrio"/>
@@ -7724,7 +8386,7 @@
       </w:r>
     </w:p>
   </w:comment>
-  <w:comment w:initials="P" w:author="Prof" w:date="2026-06-11T09:35:00Z" w:id="2">
+  <w:comment w:id="2" w:author="Prof" w:date="2026-06-11T09:35:00Z" w:initials="P">
     <w:p>
       <w:pPr>
         <w:pStyle w:val="Textodecomentrio"/>
@@ -7743,8 +8405,6 @@
       </w:r>
       <w:r>
         <w:br/>
-      </w:r>
-      <w:r>
         <w:t>Sugestões de parágrafos:</w:t>
       </w:r>
       <w:r>
@@ -7752,8 +8412,6 @@
       </w:r>
       <w:r>
         <w:br/>
-      </w:r>
-      <w:r>
         <w:t>1 - falar sobre como a sociedade atual está passando por transformações rápidas por causa da tecnologia e da automação. Citar como isso afeta as cidades, o consumo e o esgotamento de recursos. É aqui que entram os ODS da ONU como um alerta global de que precisamos repensar a infraestrutura e o consumo. Mais ou menos parecido com o que fizeram, mas precisa ter citação</w:t>
       </w:r>
       <w:r>
@@ -7764,9 +8422,23 @@
       </w:r>
       <w:r>
         <w:br/>
-      </w:r>
-      <w:r>
-        <w:t>2º paragrafo - Devem explicar que, embora esses problemas (sustentabilidade, automação, política urbana) sejam urgentes, eles são temas muito complexos e de difícil compreensão para a população em geral, especialmente para os mais jovens. Falar sobre como é difícil engajar as pessoas em assuntos tão densos e técnicos. . Procurar uma fonte que fale sobre isso</w:t>
+        <w:t xml:space="preserve">2º </w:t>
+      </w:r>
+      <w:proofErr w:type="spellStart"/>
+      <w:r>
+        <w:t>paragrafo</w:t>
+      </w:r>
+      <w:proofErr w:type="spellEnd"/>
+      <w:r>
+        <w:t xml:space="preserve"> - Devem explicar que, embora esses problemas (sustentabilidade, automação, política urbana) sejam urgentes, eles são temas muito complexos e de difícil compreensão para a população em geral, especialmente para os mais jovens. Falar sobre como é difícil engajar as pessoas em assuntos tão densos e técnicos</w:t>
+      </w:r>
+      <w:proofErr w:type="gramStart"/>
+      <w:r>
+        <w:t>. .</w:t>
+      </w:r>
+      <w:proofErr w:type="gramEnd"/>
+      <w:r>
+        <w:t xml:space="preserve"> Procurar uma fonte que fale sobre isso</w:t>
       </w:r>
     </w:p>
     <w:p>
@@ -7778,8 +8450,6 @@
       </w:r>
       <w:r>
         <w:br/>
-      </w:r>
-      <w:r>
         <w:t>3º - devem apresentar a ideia de que a educação e a conscientização precisam de novas ferramentas. Falem dos jogos digitais não apenas como entretenimento, mas como simulações interativas poderosas. Explicar que os videogames conseguem traduzir sistemas complexos (como gestão de recursos e logística) em uma linguagem acessível e prática. Procurar uma fonte que fale sobre isso</w:t>
       </w:r>
     </w:p>
@@ -7800,14 +8470,54 @@
           <w:i/>
           <w:iCs/>
         </w:rPr>
-        <w:t>"É exatamente nesse contexto que surge o projeto de desenvolvimento do jogo eletrônico Thermautomata, criado pelo estúdio Heart Roulette..."</w:t>
-      </w:r>
-      <w:r>
-        <w:t>. Explicar brevemente em uma ou duas frases o que o jogo é e qual é a sua premissa principal (simular automação e impactos socioambientais),, blablabla, esse é único parágrafo que não precisa de citação.</w:t>
+        <w:t xml:space="preserve">"É exatamente nesse contexto que surge o projeto de desenvolvimento do jogo eletrônico </w:t>
+      </w:r>
+      <w:proofErr w:type="spellStart"/>
+      <w:r>
+        <w:rPr>
+          <w:i/>
+          <w:iCs/>
+        </w:rPr>
+        <w:t>Thermautomata</w:t>
+      </w:r>
+      <w:proofErr w:type="spellEnd"/>
+      <w:r>
+        <w:rPr>
+          <w:i/>
+          <w:iCs/>
+        </w:rPr>
+        <w:t xml:space="preserve">, criado pelo estúdio Heart </w:t>
+      </w:r>
+      <w:proofErr w:type="spellStart"/>
+      <w:r>
+        <w:rPr>
+          <w:i/>
+          <w:iCs/>
+        </w:rPr>
+        <w:t>Roulette</w:t>
+      </w:r>
+      <w:proofErr w:type="spellEnd"/>
+      <w:r>
+        <w:rPr>
+          <w:i/>
+          <w:iCs/>
+        </w:rPr>
+        <w:t>..."</w:t>
+      </w:r>
+      <w:r>
+        <w:t xml:space="preserve">. Explicar brevemente em uma ou duas frases o que o jogo é e qual é a sua premissa principal (simular automação e impactos socioambientais), </w:t>
+      </w:r>
+      <w:proofErr w:type="spellStart"/>
+      <w:r>
+        <w:t>blablabla</w:t>
+      </w:r>
+      <w:proofErr w:type="spellEnd"/>
+      <w:r>
+        <w:t>, esse é único parágrafo que não precisa de citação.</w:t>
       </w:r>
     </w:p>
   </w:comment>
-  <w:comment w:initials="P" w:author="Prof" w:date="2026-06-11T10:20:00Z" w:id="4">
+  <w:comment w:id="4" w:author="Prof" w:date="2026-06-11T10:20:00Z" w:initials="P">
     <w:p>
       <w:pPr>
         <w:pStyle w:val="Textodecomentrio"/>
@@ -7823,7 +8533,7 @@
       </w:r>
     </w:p>
   </w:comment>
-  <w:comment w:initials="P" w:author="Prof" w:date="2026-06-11T10:13:00Z" w:id="5">
+  <w:comment w:id="5" w:author="Prof" w:date="2026-06-11T10:13:00Z" w:initials="P">
     <w:p>
       <w:pPr>
         <w:pStyle w:val="Textodecomentrio"/>
@@ -7839,7 +8549,7 @@
       </w:r>
     </w:p>
   </w:comment>
-  <w:comment w:initials="P" w:author="Prof" w:date="2026-06-11T10:22:00Z" w:id="6">
+  <w:comment w:id="6" w:author="Prof" w:date="2026-06-11T10:22:00Z" w:initials="P">
     <w:p>
       <w:pPr>
         <w:pStyle w:val="Textodecomentrio"/>
@@ -7856,7 +8566,7 @@
       </w:r>
     </w:p>
   </w:comment>
-  <w:comment w:initials="P" w:author="Prof" w:date="2026-06-11T10:24:00Z" w:id="8">
+  <w:comment w:id="8" w:author="Prof" w:date="2026-06-11T10:24:00Z" w:initials="P">
     <w:p>
       <w:pPr>
         <w:pStyle w:val="Textodecomentrio"/>
@@ -7872,7 +8582,7 @@
       </w:r>
     </w:p>
   </w:comment>
-  <w:comment w:initials="P" w:author="Prof" w:date="2026-06-11T10:22:00Z" w:id="7">
+  <w:comment w:id="7" w:author="Prof" w:date="2026-06-11T10:22:00Z" w:initials="P">
     <w:p>
       <w:pPr>
         <w:pStyle w:val="Textodecomentrio"/>
@@ -7884,14 +8594,11 @@
         <w:annotationRef/>
       </w:r>
       <w:r>
-        <w:t xml:space="preserve">Paragrafo </w:t>
-      </w:r>
-      <w:r>
-        <w:t>muito grande, quebrar ele em dois pelo menos.</w:t>
+        <w:t>Paragrafo muito grande, quebrar ele em dois pelo menos.</w:t>
       </w:r>
     </w:p>
   </w:comment>
-  <w:comment w:initials="P" w:author="Prof" w:date="2026-06-11T10:28:00Z" w:id="11">
+  <w:comment w:id="11" w:author="Prof" w:date="2026-06-11T10:28:00Z" w:initials="P">
     <w:p>
       <w:pPr>
         <w:pStyle w:val="Textodecomentrio"/>
@@ -7907,7 +8614,7 @@
       </w:r>
     </w:p>
   </w:comment>
-  <w:comment w:initials="P" w:author="Prof" w:date="2026-06-11T10:39:00Z" w:id="10">
+  <w:comment w:id="10" w:author="Prof" w:date="2026-06-11T10:39:00Z" w:initials="P">
     <w:p>
       <w:pPr>
         <w:pStyle w:val="Textodecomentrio"/>
@@ -7923,7 +8630,7 @@
       </w:r>
     </w:p>
   </w:comment>
-  <w:comment w:initials="P" w:author="Prof" w:date="2026-06-11T10:40:00Z" w:id="25">
+  <w:comment w:id="26" w:author="Prof" w:date="2026-06-11T10:40:00Z" w:initials="P">
     <w:p>
       <w:pPr>
         <w:pStyle w:val="Textodecomentrio"/>
@@ -7935,11 +8642,16 @@
         <w:annotationRef/>
       </w:r>
       <w:r>
-        <w:t>Não está na bilbiografia</w:t>
-      </w:r>
+        <w:t xml:space="preserve">Não está na </w:t>
+      </w:r>
+      <w:proofErr w:type="spellStart"/>
+      <w:r>
+        <w:t>bilbiografia</w:t>
+      </w:r>
+      <w:proofErr w:type="spellEnd"/>
     </w:p>
   </w:comment>
-  <w:comment w:initials="P" w:author="Prof" w:date="2026-06-11T10:39:00Z" w:id="29">
+  <w:comment w:id="30" w:author="Prof" w:date="2026-06-11T10:39:00Z" w:initials="P">
     <w:p>
       <w:pPr>
         <w:pStyle w:val="Textodecomentrio"/>
@@ -7951,11 +8663,19 @@
         <w:annotationRef/>
       </w:r>
       <w:r>
-        <w:t>Casar com problemárica e justificativa</w:t>
+        <w:t xml:space="preserve">Casar com </w:t>
+      </w:r>
+      <w:proofErr w:type="spellStart"/>
+      <w:r>
+        <w:t>problemárica</w:t>
+      </w:r>
+      <w:proofErr w:type="spellEnd"/>
+      <w:r>
+        <w:t xml:space="preserve"> e justificativa</w:t>
       </w:r>
     </w:p>
   </w:comment>
-  <w:comment w:initials="P" w:author="Prof" w:date="2026-06-11T10:42:00Z" w:id="42">
+  <w:comment w:id="42" w:author="Prof" w:date="2026-06-11T10:42:00Z" w:initials="P">
     <w:p>
       <w:pPr>
         <w:pStyle w:val="Textodecomentrio"/>
@@ -7971,7 +8691,7 @@
       </w:r>
     </w:p>
   </w:comment>
-  <w:comment w:initials="P" w:author="Prof" w:date="2026-06-11T10:21:00Z" w:id="43">
+  <w:comment w:id="43" w:author="Prof" w:date="2026-06-11T10:21:00Z" w:initials="P">
     <w:p>
       <w:pPr>
         <w:pStyle w:val="Textodecomentrio"/>
@@ -7987,7 +8707,7 @@
       </w:r>
     </w:p>
   </w:comment>
-  <w:comment w:initials="P" w:author="Prof" w:date="2026-06-11T10:23:00Z" w:id="44">
+  <w:comment w:id="44" w:author="Prof" w:date="2026-06-11T10:23:00Z" w:initials="P">
     <w:p>
       <w:pPr>
         <w:pStyle w:val="Textodecomentrio"/>
@@ -8003,7 +8723,7 @@
       </w:r>
     </w:p>
   </w:comment>
-  <w:comment w:initials="P" w:author="Prof" w:date="2026-06-11T10:38:00Z" w:id="45">
+  <w:comment w:id="45" w:author="Prof" w:date="2026-06-11T10:38:00Z" w:initials="P">
     <w:p>
       <w:pPr>
         <w:pStyle w:val="Textodecomentrio"/>
@@ -8019,7 +8739,7 @@
       </w:r>
     </w:p>
   </w:comment>
-  <w:comment w:initials="L" w:author="LAB4" w:date="2026-06-17T09:29:00Z" w:id="46">
+  <w:comment w:id="46" w:author="LAB4" w:date="2026-06-17T09:29:00Z" w:initials="L">
     <w:p>
       <w:pPr>
         <w:pStyle w:val="Textodecomentrio"/>
@@ -8036,23 +8756,23 @@
 </file>
 
 <file path=word/commentsExtended.xml><?xml version="1.0" encoding="utf-8"?>
-<w15:commentsEx xmlns:mc="http://schemas.openxmlformats.org/markup-compatibility/2006" xmlns:w15="http://schemas.microsoft.com/office/word/2012/wordml" mc:Ignorable="w15">
-  <w15:commentEx w15:done="1" w15:paraId="38ABCC76"/>
-  <w15:commentEx w15:done="0" w15:paraId="455C3C11"/>
-  <w15:commentEx w15:done="1" w15:paraId="4DFFFB75"/>
-  <w15:commentEx w15:done="1" w15:paraId="548B42AF"/>
-  <w15:commentEx w15:done="1" w15:paraId="7CBECFE3"/>
-  <w15:commentEx w15:done="1" w15:paraId="2C5E5C97"/>
-  <w15:commentEx w15:done="1" w15:paraId="2D861302"/>
-  <w15:commentEx w15:done="1" w15:paraId="276B89E8"/>
-  <w15:commentEx w15:done="1" w15:paraId="31D7F656"/>
-  <w15:commentEx w15:done="1" w15:paraId="5AF21B63"/>
-  <w15:commentEx w15:done="0" w15:paraId="02590A3F"/>
-  <w15:commentEx w15:done="1" w15:paraId="7CC7906F"/>
-  <w15:commentEx w15:done="1" w15:paraId="4DF12783"/>
-  <w15:commentEx w15:done="1" w15:paraId="446ED79F"/>
-  <w15:commentEx w15:done="1" w15:paraId="328A9687"/>
-  <w15:commentEx w15:done="0" w15:paraId="178667D3" w15:paraIdParent="328A9687"/>
+<w15:commentsEx xmlns:wpc="http://schemas.microsoft.com/office/word/2010/wordprocessingCanvas" xmlns:cx="http://schemas.microsoft.com/office/drawing/2014/chartex" xmlns:cx1="http://schemas.microsoft.com/office/drawing/2015/9/8/chartex" xmlns:mc="http://schemas.openxmlformats.org/markup-compatibility/2006" xmlns:o="urn:schemas-microsoft-com:office:office" xmlns:r="http://schemas.openxmlformats.org/officeDocument/2006/relationships" xmlns:m="http://schemas.openxmlformats.org/officeDocument/2006/math" xmlns:v="urn:schemas-microsoft-com:vml" xmlns:wp14="http://schemas.microsoft.com/office/word/2010/wordprocessingDrawing" xmlns:wp="http://schemas.openxmlformats.org/drawingml/2006/wordprocessingDrawing" xmlns:w10="urn:schemas-microsoft-com:office:word" xmlns:w="http://schemas.openxmlformats.org/wordprocessingml/2006/main" xmlns:w14="http://schemas.microsoft.com/office/word/2010/wordml" xmlns:w15="http://schemas.microsoft.com/office/word/2012/wordml" xmlns:w16se="http://schemas.microsoft.com/office/word/2015/wordml/symex" xmlns:wpg="http://schemas.microsoft.com/office/word/2010/wordprocessingGroup" xmlns:wpi="http://schemas.microsoft.com/office/word/2010/wordprocessingInk" xmlns:wne="http://schemas.microsoft.com/office/word/2006/wordml" xmlns:wps="http://schemas.microsoft.com/office/word/2010/wordprocessingShape" mc:Ignorable="w14 w15 w16se wp14">
+  <w15:commentEx w15:paraId="38ABCC76" w15:done="1"/>
+  <w15:commentEx w15:paraId="455C3C11" w15:done="0"/>
+  <w15:commentEx w15:paraId="4DFFFB75" w15:done="1"/>
+  <w15:commentEx w15:paraId="548B42AF" w15:done="1"/>
+  <w15:commentEx w15:paraId="7CBECFE3" w15:done="1"/>
+  <w15:commentEx w15:paraId="2C5E5C97" w15:done="1"/>
+  <w15:commentEx w15:paraId="2D861302" w15:done="1"/>
+  <w15:commentEx w15:paraId="276B89E8" w15:done="1"/>
+  <w15:commentEx w15:paraId="31D7F656" w15:done="1"/>
+  <w15:commentEx w15:paraId="5AF21B63" w15:done="1"/>
+  <w15:commentEx w15:paraId="02590A3F" w15:done="0"/>
+  <w15:commentEx w15:paraId="7CC7906F" w15:done="1"/>
+  <w15:commentEx w15:paraId="4DF12783" w15:done="1"/>
+  <w15:commentEx w15:paraId="446ED79F" w15:done="1"/>
+  <w15:commentEx w15:paraId="328A9687" w15:done="1"/>
+  <w15:commentEx w15:paraId="178667D3" w15:paraIdParent="328A9687" w15:done="0"/>
 </w15:commentsEx>
 </file>
 
@@ -8078,7 +8798,7 @@
 </file>
 
 <file path=word/endnotes.xml><?xml version="1.0" encoding="utf-8"?>
-<w:endnotes xmlns:wpc="http://schemas.microsoft.com/office/word/2010/wordprocessingCanvas" xmlns:cx="http://schemas.microsoft.com/office/drawing/2014/chartex" xmlns:mc="http://schemas.openxmlformats.org/markup-compatibility/2006" xmlns:o="urn:schemas-microsoft-com:office:office" xmlns:r="http://schemas.openxmlformats.org/officeDocument/2006/relationships" xmlns:m="http://schemas.openxmlformats.org/officeDocument/2006/math" xmlns:v="urn:schemas-microsoft-com:vml" xmlns:wp14="http://schemas.microsoft.com/office/word/2010/wordprocessingDrawing" xmlns:wp="http://schemas.openxmlformats.org/drawingml/2006/wordprocessingDrawing" xmlns:w10="urn:schemas-microsoft-com:office:word" xmlns:w="http://schemas.openxmlformats.org/wordprocessingml/2006/main" xmlns:w14="http://schemas.microsoft.com/office/word/2010/wordml" xmlns:w15="http://schemas.microsoft.com/office/word/2012/wordml" xmlns:w16se="http://schemas.microsoft.com/office/word/2015/wordml/symex" xmlns:wpg="http://schemas.microsoft.com/office/word/2010/wordprocessingGroup" xmlns:wpi="http://schemas.microsoft.com/office/word/2010/wordprocessingInk" xmlns:wne="http://schemas.microsoft.com/office/word/2006/wordml" xmlns:wps="http://schemas.microsoft.com/office/word/2010/wordprocessingShape" mc:Ignorable="w14 w15 w16se wp14">
+<w:endnotes xmlns:wpc="http://schemas.microsoft.com/office/word/2010/wordprocessingCanvas" xmlns:cx="http://schemas.microsoft.com/office/drawing/2014/chartex" xmlns:cx1="http://schemas.microsoft.com/office/drawing/2015/9/8/chartex" xmlns:mc="http://schemas.openxmlformats.org/markup-compatibility/2006" xmlns:o="urn:schemas-microsoft-com:office:office" xmlns:r="http://schemas.openxmlformats.org/officeDocument/2006/relationships" xmlns:m="http://schemas.openxmlformats.org/officeDocument/2006/math" xmlns:v="urn:schemas-microsoft-com:vml" xmlns:wp14="http://schemas.microsoft.com/office/word/2010/wordprocessingDrawing" xmlns:wp="http://schemas.openxmlformats.org/drawingml/2006/wordprocessingDrawing" xmlns:w10="urn:schemas-microsoft-com:office:word" xmlns:w="http://schemas.openxmlformats.org/wordprocessingml/2006/main" xmlns:w14="http://schemas.microsoft.com/office/word/2010/wordml" xmlns:w15="http://schemas.microsoft.com/office/word/2012/wordml" xmlns:w16se="http://schemas.microsoft.com/office/word/2015/wordml/symex" xmlns:wpg="http://schemas.microsoft.com/office/word/2010/wordprocessingGroup" xmlns:wpi="http://schemas.microsoft.com/office/word/2010/wordprocessingInk" xmlns:wne="http://schemas.microsoft.com/office/word/2006/wordml" xmlns:wps="http://schemas.microsoft.com/office/word/2010/wordprocessingShape" mc:Ignorable="w14 w15 w16se wp14">
   <w:endnote w:type="separator" w:id="-1">
     <w:p>
       <w:pPr>
@@ -8103,7 +8823,7 @@
 </file>
 
 <file path=word/footer1.xml><?xml version="1.0" encoding="utf-8"?>
-<w:ftr xmlns:wpc="http://schemas.microsoft.com/office/word/2010/wordprocessingCanvas" xmlns:cx="http://schemas.microsoft.com/office/drawing/2014/chartex" xmlns:mc="http://schemas.openxmlformats.org/markup-compatibility/2006" xmlns:o="urn:schemas-microsoft-com:office:office" xmlns:r="http://schemas.openxmlformats.org/officeDocument/2006/relationships" xmlns:m="http://schemas.openxmlformats.org/officeDocument/2006/math" xmlns:v="urn:schemas-microsoft-com:vml" xmlns:wp14="http://schemas.microsoft.com/office/word/2010/wordprocessingDrawing" xmlns:wp="http://schemas.openxmlformats.org/drawingml/2006/wordprocessingDrawing" xmlns:w10="urn:schemas-microsoft-com:office:word" xmlns:w="http://schemas.openxmlformats.org/wordprocessingml/2006/main" xmlns:w14="http://schemas.microsoft.com/office/word/2010/wordml" xmlns:w15="http://schemas.microsoft.com/office/word/2012/wordml" xmlns:w16se="http://schemas.microsoft.com/office/word/2015/wordml/symex" xmlns:wpg="http://schemas.microsoft.com/office/word/2010/wordprocessingGroup" xmlns:wpi="http://schemas.microsoft.com/office/word/2010/wordprocessingInk" xmlns:wne="http://schemas.microsoft.com/office/word/2006/wordml" xmlns:wps="http://schemas.microsoft.com/office/word/2010/wordprocessingShape" mc:Ignorable="w14 w15 w16se wp14">
+<w:ftr xmlns:wpc="http://schemas.microsoft.com/office/word/2010/wordprocessingCanvas" xmlns:cx="http://schemas.microsoft.com/office/drawing/2014/chartex" xmlns:cx1="http://schemas.microsoft.com/office/drawing/2015/9/8/chartex" xmlns:mc="http://schemas.openxmlformats.org/markup-compatibility/2006" xmlns:o="urn:schemas-microsoft-com:office:office" xmlns:r="http://schemas.openxmlformats.org/officeDocument/2006/relationships" xmlns:m="http://schemas.openxmlformats.org/officeDocument/2006/math" xmlns:v="urn:schemas-microsoft-com:vml" xmlns:wp14="http://schemas.microsoft.com/office/word/2010/wordprocessingDrawing" xmlns:wp="http://schemas.openxmlformats.org/drawingml/2006/wordprocessingDrawing" xmlns:w10="urn:schemas-microsoft-com:office:word" xmlns:w="http://schemas.openxmlformats.org/wordprocessingml/2006/main" xmlns:w14="http://schemas.microsoft.com/office/word/2010/wordml" xmlns:w15="http://schemas.microsoft.com/office/word/2012/wordml" xmlns:w16se="http://schemas.microsoft.com/office/word/2015/wordml/symex" xmlns:wpg="http://schemas.microsoft.com/office/word/2010/wordprocessingGroup" xmlns:wpi="http://schemas.microsoft.com/office/word/2010/wordprocessingInk" xmlns:wne="http://schemas.microsoft.com/office/word/2006/wordml" xmlns:wps="http://schemas.microsoft.com/office/word/2010/wordprocessingShape" mc:Ignorable="w14 w15 w16se wp14">
   <w:tbl>
     <w:tblPr>
       <w:tblW w:w="0" w:type="auto"/>
@@ -8164,7 +8884,7 @@
 </file>
 
 <file path=word/footnotes.xml><?xml version="1.0" encoding="utf-8"?>
-<w:footnotes xmlns:wpc="http://schemas.microsoft.com/office/word/2010/wordprocessingCanvas" xmlns:cx="http://schemas.microsoft.com/office/drawing/2014/chartex" xmlns:mc="http://schemas.openxmlformats.org/markup-compatibility/2006" xmlns:o="urn:schemas-microsoft-com:office:office" xmlns:r="http://schemas.openxmlformats.org/officeDocument/2006/relationships" xmlns:m="http://schemas.openxmlformats.org/officeDocument/2006/math" xmlns:v="urn:schemas-microsoft-com:vml" xmlns:wp14="http://schemas.microsoft.com/office/word/2010/wordprocessingDrawing" xmlns:wp="http://schemas.openxmlformats.org/drawingml/2006/wordprocessingDrawing" xmlns:w10="urn:schemas-microsoft-com:office:word" xmlns:w="http://schemas.openxmlformats.org/wordprocessingml/2006/main" xmlns:w14="http://schemas.microsoft.com/office/word/2010/wordml" xmlns:w15="http://schemas.microsoft.com/office/word/2012/wordml" xmlns:w16se="http://schemas.microsoft.com/office/word/2015/wordml/symex" xmlns:wpg="http://schemas.microsoft.com/office/word/2010/wordprocessingGroup" xmlns:wpi="http://schemas.microsoft.com/office/word/2010/wordprocessingInk" xmlns:wne="http://schemas.microsoft.com/office/word/2006/wordml" xmlns:wps="http://schemas.microsoft.com/office/word/2010/wordprocessingShape" mc:Ignorable="w14 w15 w16se wp14">
+<w:footnotes xmlns:wpc="http://schemas.microsoft.com/office/word/2010/wordprocessingCanvas" xmlns:cx="http://schemas.microsoft.com/office/drawing/2014/chartex" xmlns:cx1="http://schemas.microsoft.com/office/drawing/2015/9/8/chartex" xmlns:mc="http://schemas.openxmlformats.org/markup-compatibility/2006" xmlns:o="urn:schemas-microsoft-com:office:office" xmlns:r="http://schemas.openxmlformats.org/officeDocument/2006/relationships" xmlns:m="http://schemas.openxmlformats.org/officeDocument/2006/math" xmlns:v="urn:schemas-microsoft-com:vml" xmlns:wp14="http://schemas.microsoft.com/office/word/2010/wordprocessingDrawing" xmlns:wp="http://schemas.openxmlformats.org/drawingml/2006/wordprocessingDrawing" xmlns:w10="urn:schemas-microsoft-com:office:word" xmlns:w="http://schemas.openxmlformats.org/wordprocessingml/2006/main" xmlns:w14="http://schemas.microsoft.com/office/word/2010/wordml" xmlns:w15="http://schemas.microsoft.com/office/word/2012/wordml" xmlns:w16se="http://schemas.microsoft.com/office/word/2015/wordml/symex" xmlns:wpg="http://schemas.microsoft.com/office/word/2010/wordprocessingGroup" xmlns:wpi="http://schemas.microsoft.com/office/word/2010/wordprocessingInk" xmlns:wne="http://schemas.microsoft.com/office/word/2006/wordml" xmlns:wps="http://schemas.microsoft.com/office/word/2010/wordprocessingShape" mc:Ignorable="w14 w15 w16se wp14">
   <w:footnote w:type="separator" w:id="-1">
     <w:p>
       <w:pPr>
@@ -8189,7 +8909,7 @@
 </file>
 
 <file path=word/header1.xml><?xml version="1.0" encoding="utf-8"?>
-<w:hdr xmlns:wpc="http://schemas.microsoft.com/office/word/2010/wordprocessingCanvas" xmlns:cx="http://schemas.microsoft.com/office/drawing/2014/chartex" xmlns:mc="http://schemas.openxmlformats.org/markup-compatibility/2006" xmlns:o="urn:schemas-microsoft-com:office:office" xmlns:r="http://schemas.openxmlformats.org/officeDocument/2006/relationships" xmlns:m="http://schemas.openxmlformats.org/officeDocument/2006/math" xmlns:v="urn:schemas-microsoft-com:vml" xmlns:wp14="http://schemas.microsoft.com/office/word/2010/wordprocessingDrawing" xmlns:wp="http://schemas.openxmlformats.org/drawingml/2006/wordprocessingDrawing" xmlns:w10="urn:schemas-microsoft-com:office:word" xmlns:w="http://schemas.openxmlformats.org/wordprocessingml/2006/main" xmlns:w14="http://schemas.microsoft.com/office/word/2010/wordml" xmlns:w15="http://schemas.microsoft.com/office/word/2012/wordml" xmlns:w16se="http://schemas.microsoft.com/office/word/2015/wordml/symex" xmlns:wpg="http://schemas.microsoft.com/office/word/2010/wordprocessingGroup" xmlns:wpi="http://schemas.microsoft.com/office/word/2010/wordprocessingInk" xmlns:wne="http://schemas.microsoft.com/office/word/2006/wordml" xmlns:wps="http://schemas.microsoft.com/office/word/2010/wordprocessingShape" mc:Ignorable="w14 w15 w16se wp14">
+<w:hdr xmlns:wpc="http://schemas.microsoft.com/office/word/2010/wordprocessingCanvas" xmlns:cx="http://schemas.microsoft.com/office/drawing/2014/chartex" xmlns:cx1="http://schemas.microsoft.com/office/drawing/2015/9/8/chartex" xmlns:mc="http://schemas.openxmlformats.org/markup-compatibility/2006" xmlns:o="urn:schemas-microsoft-com:office:office" xmlns:r="http://schemas.openxmlformats.org/officeDocument/2006/relationships" xmlns:m="http://schemas.openxmlformats.org/officeDocument/2006/math" xmlns:v="urn:schemas-microsoft-com:vml" xmlns:wp14="http://schemas.microsoft.com/office/word/2010/wordprocessingDrawing" xmlns:wp="http://schemas.openxmlformats.org/drawingml/2006/wordprocessingDrawing" xmlns:w10="urn:schemas-microsoft-com:office:word" xmlns:w="http://schemas.openxmlformats.org/wordprocessingml/2006/main" xmlns:w14="http://schemas.microsoft.com/office/word/2010/wordml" xmlns:w15="http://schemas.microsoft.com/office/word/2012/wordml" xmlns:w16se="http://schemas.microsoft.com/office/word/2015/wordml/symex" xmlns:wpg="http://schemas.microsoft.com/office/word/2010/wordprocessingGroup" xmlns:wpi="http://schemas.microsoft.com/office/word/2010/wordprocessingInk" xmlns:wne="http://schemas.microsoft.com/office/word/2006/wordml" xmlns:wps="http://schemas.microsoft.com/office/word/2010/wordprocessingShape" mc:Ignorable="w14 w15 w16se wp14">
   <w:tbl>
     <w:tblPr>
       <w:tblW w:w="0" w:type="auto"/>
@@ -8250,7 +8970,7 @@
 </file>
 
 <file path=word/header2.xml><?xml version="1.0" encoding="utf-8"?>
-<w:hdr xmlns:wpc="http://schemas.microsoft.com/office/word/2010/wordprocessingCanvas" xmlns:cx="http://schemas.microsoft.com/office/drawing/2014/chartex" xmlns:mc="http://schemas.openxmlformats.org/markup-compatibility/2006" xmlns:o="urn:schemas-microsoft-com:office:office" xmlns:r="http://schemas.openxmlformats.org/officeDocument/2006/relationships" xmlns:m="http://schemas.openxmlformats.org/officeDocument/2006/math" xmlns:v="urn:schemas-microsoft-com:vml" xmlns:wp14="http://schemas.microsoft.com/office/word/2010/wordprocessingDrawing" xmlns:wp="http://schemas.openxmlformats.org/drawingml/2006/wordprocessingDrawing" xmlns:w10="urn:schemas-microsoft-com:office:word" xmlns:w="http://schemas.openxmlformats.org/wordprocessingml/2006/main" xmlns:w14="http://schemas.microsoft.com/office/word/2010/wordml" xmlns:w15="http://schemas.microsoft.com/office/word/2012/wordml" xmlns:w16se="http://schemas.microsoft.com/office/word/2015/wordml/symex" xmlns:wpg="http://schemas.microsoft.com/office/word/2010/wordprocessingGroup" xmlns:wpi="http://schemas.microsoft.com/office/word/2010/wordprocessingInk" xmlns:wne="http://schemas.microsoft.com/office/word/2006/wordml" xmlns:wps="http://schemas.microsoft.com/office/word/2010/wordprocessingShape" mc:Ignorable="w14 w15 w16se wp14">
+<w:hdr xmlns:wpc="http://schemas.microsoft.com/office/word/2010/wordprocessingCanvas" xmlns:cx="http://schemas.microsoft.com/office/drawing/2014/chartex" xmlns:cx1="http://schemas.microsoft.com/office/drawing/2015/9/8/chartex" xmlns:mc="http://schemas.openxmlformats.org/markup-compatibility/2006" xmlns:o="urn:schemas-microsoft-com:office:office" xmlns:r="http://schemas.openxmlformats.org/officeDocument/2006/relationships" xmlns:m="http://schemas.openxmlformats.org/officeDocument/2006/math" xmlns:v="urn:schemas-microsoft-com:vml" xmlns:wp14="http://schemas.microsoft.com/office/word/2010/wordprocessingDrawing" xmlns:wp="http://schemas.openxmlformats.org/drawingml/2006/wordprocessingDrawing" xmlns:w10="urn:schemas-microsoft-com:office:word" xmlns:w="http://schemas.openxmlformats.org/wordprocessingml/2006/main" xmlns:w14="http://schemas.microsoft.com/office/word/2010/wordml" xmlns:w15="http://schemas.microsoft.com/office/word/2012/wordml" xmlns:w16se="http://schemas.microsoft.com/office/word/2015/wordml/symex" xmlns:wpg="http://schemas.microsoft.com/office/word/2010/wordprocessingGroup" xmlns:wpi="http://schemas.microsoft.com/office/word/2010/wordprocessingInk" xmlns:wne="http://schemas.microsoft.com/office/word/2006/wordml" xmlns:wps="http://schemas.microsoft.com/office/word/2010/wordprocessingShape" mc:Ignorable="w14 w15 w16se wp14">
   <w:sdt>
     <w:sdtPr>
       <w:id w:val="-718440415"/>
@@ -8259,7 +8979,6 @@
         <w:docPartUnique/>
       </w:docPartObj>
     </w:sdtPr>
-    <w:sdtEndPr/>
     <w:sdtContent>
       <w:p>
         <w:pPr>
@@ -8279,7 +8998,7 @@
           <w:rPr>
             <w:noProof/>
           </w:rPr>
-          <w:t>11</w:t>
+          <w:t>13</w:t>
         </w:r>
         <w:r>
           <w:fldChar w:fldCharType="end"/>
@@ -8296,7 +9015,7 @@
 </file>
 
 <file path=word/numbering.xml><?xml version="1.0" encoding="utf-8"?>
-<w:numbering xmlns:wpc="http://schemas.microsoft.com/office/word/2010/wordprocessingCanvas" xmlns:cx="http://schemas.microsoft.com/office/drawing/2014/chartex" xmlns:mc="http://schemas.openxmlformats.org/markup-compatibility/2006" xmlns:o="urn:schemas-microsoft-com:office:office" xmlns:r="http://schemas.openxmlformats.org/officeDocument/2006/relationships" xmlns:m="http://schemas.openxmlformats.org/officeDocument/2006/math" xmlns:v="urn:schemas-microsoft-com:vml" xmlns:wp14="http://schemas.microsoft.com/office/word/2010/wordprocessingDrawing" xmlns:wp="http://schemas.openxmlformats.org/drawingml/2006/wordprocessingDrawing" xmlns:w10="urn:schemas-microsoft-com:office:word" xmlns:w="http://schemas.openxmlformats.org/wordprocessingml/2006/main" xmlns:w14="http://schemas.microsoft.com/office/word/2010/wordml" xmlns:w15="http://schemas.microsoft.com/office/word/2012/wordml" xmlns:w16se="http://schemas.microsoft.com/office/word/2015/wordml/symex" xmlns:wpg="http://schemas.microsoft.com/office/word/2010/wordprocessingGroup" xmlns:wpi="http://schemas.microsoft.com/office/word/2010/wordprocessingInk" xmlns:wne="http://schemas.microsoft.com/office/word/2006/wordml" xmlns:wps="http://schemas.microsoft.com/office/word/2010/wordprocessingShape" mc:Ignorable="w14 w15 w16se wp14">
+<w:numbering xmlns:wpc="http://schemas.microsoft.com/office/word/2010/wordprocessingCanvas" xmlns:cx="http://schemas.microsoft.com/office/drawing/2014/chartex" xmlns:cx1="http://schemas.microsoft.com/office/drawing/2015/9/8/chartex" xmlns:mc="http://schemas.openxmlformats.org/markup-compatibility/2006" xmlns:o="urn:schemas-microsoft-com:office:office" xmlns:r="http://schemas.openxmlformats.org/officeDocument/2006/relationships" xmlns:m="http://schemas.openxmlformats.org/officeDocument/2006/math" xmlns:v="urn:schemas-microsoft-com:vml" xmlns:wp14="http://schemas.microsoft.com/office/word/2010/wordprocessingDrawing" xmlns:wp="http://schemas.openxmlformats.org/drawingml/2006/wordprocessingDrawing" xmlns:w10="urn:schemas-microsoft-com:office:word" xmlns:w="http://schemas.openxmlformats.org/wordprocessingml/2006/main" xmlns:w14="http://schemas.microsoft.com/office/word/2010/wordml" xmlns:w15="http://schemas.microsoft.com/office/word/2012/wordml" xmlns:w16se="http://schemas.microsoft.com/office/word/2015/wordml/symex" xmlns:wpg="http://schemas.microsoft.com/office/word/2010/wordprocessingGroup" xmlns:wpi="http://schemas.microsoft.com/office/word/2010/wordprocessingInk" xmlns:wne="http://schemas.microsoft.com/office/word/2006/wordml" xmlns:wps="http://schemas.microsoft.com/office/word/2010/wordprocessingShape" mc:Ignorable="w14 w15 w16se wp14">
   <w:abstractNum w:abstractNumId="0" w15:restartNumberingAfterBreak="0">
     <w:nsid w:val="33161917"/>
     <w:multiLevelType w:val="hybridMultilevel"/>
@@ -8522,7 +9241,7 @@
 </file>
 
 <file path=word/people.xml><?xml version="1.0" encoding="utf-8"?>
-<w15:people xmlns:wpc="http://schemas.microsoft.com/office/word/2010/wordprocessingCanvas" xmlns:cx="http://schemas.microsoft.com/office/drawing/2014/chartex" xmlns:mc="http://schemas.openxmlformats.org/markup-compatibility/2006" xmlns:o="urn:schemas-microsoft-com:office:office" xmlns:r="http://schemas.openxmlformats.org/officeDocument/2006/relationships" xmlns:m="http://schemas.openxmlformats.org/officeDocument/2006/math" xmlns:v="urn:schemas-microsoft-com:vml" xmlns:wp14="http://schemas.microsoft.com/office/word/2010/wordprocessingDrawing" xmlns:wp="http://schemas.openxmlformats.org/drawingml/2006/wordprocessingDrawing" xmlns:w10="urn:schemas-microsoft-com:office:word" xmlns:w="http://schemas.openxmlformats.org/wordprocessingml/2006/main" xmlns:w14="http://schemas.microsoft.com/office/word/2010/wordml" xmlns:w15="http://schemas.microsoft.com/office/word/2012/wordml" xmlns:w16se="http://schemas.microsoft.com/office/word/2015/wordml/symex" xmlns:wpg="http://schemas.microsoft.com/office/word/2010/wordprocessingGroup" xmlns:wpi="http://schemas.microsoft.com/office/word/2010/wordprocessingInk" xmlns:wne="http://schemas.microsoft.com/office/word/2006/wordml" xmlns:wps="http://schemas.microsoft.com/office/word/2010/wordprocessingShape" mc:Ignorable="w14 w15 w16se wp14">
+<w15:people xmlns:wpc="http://schemas.microsoft.com/office/word/2010/wordprocessingCanvas" xmlns:cx="http://schemas.microsoft.com/office/drawing/2014/chartex" xmlns:cx1="http://schemas.microsoft.com/office/drawing/2015/9/8/chartex" xmlns:mc="http://schemas.openxmlformats.org/markup-compatibility/2006" xmlns:o="urn:schemas-microsoft-com:office:office" xmlns:r="http://schemas.openxmlformats.org/officeDocument/2006/relationships" xmlns:m="http://schemas.openxmlformats.org/officeDocument/2006/math" xmlns:v="urn:schemas-microsoft-com:vml" xmlns:wp14="http://schemas.microsoft.com/office/word/2010/wordprocessingDrawing" xmlns:wp="http://schemas.openxmlformats.org/drawingml/2006/wordprocessingDrawing" xmlns:w10="urn:schemas-microsoft-com:office:word" xmlns:w="http://schemas.openxmlformats.org/wordprocessingml/2006/main" xmlns:w14="http://schemas.microsoft.com/office/word/2010/wordml" xmlns:w15="http://schemas.microsoft.com/office/word/2012/wordml" xmlns:w16se="http://schemas.microsoft.com/office/word/2015/wordml/symex" xmlns:wpg="http://schemas.microsoft.com/office/word/2010/wordprocessingGroup" xmlns:wpi="http://schemas.microsoft.com/office/word/2010/wordprocessingInk" xmlns:wne="http://schemas.microsoft.com/office/word/2006/wordml" xmlns:wps="http://schemas.microsoft.com/office/word/2010/wordprocessingShape" mc:Ignorable="w14 w15 w16se wp14">
   <w15:person w15:author="Prof">
     <w15:presenceInfo w15:providerId="None" w15:userId="Prof"/>
   </w15:person>
@@ -8533,11 +9252,11 @@
 </file>
 
 <file path=word/styles.xml><?xml version="1.0" encoding="utf-8"?>
-<w:styles xmlns:wp14="http://schemas.microsoft.com/office/word/2010/wordprocessingDrawing" xmlns:mc="http://schemas.openxmlformats.org/markup-compatibility/2006" xmlns:r="http://schemas.openxmlformats.org/officeDocument/2006/relationships" xmlns:w="http://schemas.openxmlformats.org/wordprocessingml/2006/main" xmlns:w14="http://schemas.microsoft.com/office/word/2010/wordml" xmlns:w15="http://schemas.microsoft.com/office/word/2012/wordml" xmlns:w16se="http://schemas.microsoft.com/office/word/2015/wordml/symex" mc:Ignorable="w14 w15 w16se wp14">
+<w:styles xmlns:mc="http://schemas.openxmlformats.org/markup-compatibility/2006" xmlns:r="http://schemas.openxmlformats.org/officeDocument/2006/relationships" xmlns:w="http://schemas.openxmlformats.org/wordprocessingml/2006/main" xmlns:w14="http://schemas.microsoft.com/office/word/2010/wordml" xmlns:w15="http://schemas.microsoft.com/office/word/2012/wordml" xmlns:w16se="http://schemas.microsoft.com/office/word/2015/wordml/symex" mc:Ignorable="w14 w15 w16se">
   <w:docDefaults>
     <w:rPrDefault>
       <w:rPr>
-        <w:rFonts w:asciiTheme="minorHAnsi" w:hAnsiTheme="minorHAnsi" w:eastAsiaTheme="minorHAnsi" w:cstheme="minorBidi"/>
+        <w:rFonts w:asciiTheme="minorHAnsi" w:eastAsiaTheme="minorHAnsi" w:hAnsiTheme="minorHAnsi" w:cstheme="minorBidi"/>
         <w:sz w:val="22"/>
         <w:szCs w:val="22"/>
         <w:lang w:val="pt-BR" w:eastAsia="en-US" w:bidi="ar-SA"/>
@@ -8552,14 +9271,14 @@
   <w:latentStyles w:defLockedState="0" w:defUIPriority="99" w:defSemiHidden="0" w:defUnhideWhenUsed="0" w:defQFormat="0" w:count="371">
     <w:lsdException w:name="Normal" w:uiPriority="0" w:qFormat="1"/>
     <w:lsdException w:name="heading 1" w:uiPriority="9" w:qFormat="1"/>
-    <w:lsdException w:name="heading 2" w:uiPriority="9" w:semiHidden="1" w:unhideWhenUsed="1" w:qFormat="1"/>
-    <w:lsdException w:name="heading 3" w:uiPriority="9" w:semiHidden="1" w:unhideWhenUsed="1" w:qFormat="1"/>
-    <w:lsdException w:name="heading 4" w:uiPriority="9" w:semiHidden="1" w:unhideWhenUsed="1" w:qFormat="1"/>
-    <w:lsdException w:name="heading 5" w:uiPriority="9" w:semiHidden="1" w:unhideWhenUsed="1" w:qFormat="1"/>
-    <w:lsdException w:name="heading 6" w:uiPriority="9" w:semiHidden="1" w:unhideWhenUsed="1" w:qFormat="1"/>
-    <w:lsdException w:name="heading 7" w:uiPriority="9" w:semiHidden="1" w:unhideWhenUsed="1" w:qFormat="1"/>
-    <w:lsdException w:name="heading 8" w:uiPriority="9" w:semiHidden="1" w:unhideWhenUsed="1" w:qFormat="1"/>
-    <w:lsdException w:name="heading 9" w:uiPriority="9" w:semiHidden="1" w:unhideWhenUsed="1" w:qFormat="1"/>
+    <w:lsdException w:name="heading 2" w:semiHidden="1" w:uiPriority="9" w:unhideWhenUsed="1" w:qFormat="1"/>
+    <w:lsdException w:name="heading 3" w:semiHidden="1" w:uiPriority="9" w:unhideWhenUsed="1" w:qFormat="1"/>
+    <w:lsdException w:name="heading 4" w:semiHidden="1" w:uiPriority="9" w:unhideWhenUsed="1" w:qFormat="1"/>
+    <w:lsdException w:name="heading 5" w:semiHidden="1" w:uiPriority="9" w:unhideWhenUsed="1" w:qFormat="1"/>
+    <w:lsdException w:name="heading 6" w:semiHidden="1" w:uiPriority="9" w:unhideWhenUsed="1" w:qFormat="1"/>
+    <w:lsdException w:name="heading 7" w:semiHidden="1" w:uiPriority="9" w:unhideWhenUsed="1" w:qFormat="1"/>
+    <w:lsdException w:name="heading 8" w:semiHidden="1" w:uiPriority="9" w:unhideWhenUsed="1" w:qFormat="1"/>
+    <w:lsdException w:name="heading 9" w:semiHidden="1" w:uiPriority="9" w:unhideWhenUsed="1" w:qFormat="1"/>
     <w:lsdException w:name="index 1" w:semiHidden="1" w:unhideWhenUsed="1"/>
     <w:lsdException w:name="index 2" w:semiHidden="1" w:unhideWhenUsed="1"/>
     <w:lsdException w:name="index 3" w:semiHidden="1" w:unhideWhenUsed="1"/>
@@ -8569,22 +9288,22 @@
     <w:lsdException w:name="index 7" w:semiHidden="1" w:unhideWhenUsed="1"/>
     <w:lsdException w:name="index 8" w:semiHidden="1" w:unhideWhenUsed="1"/>
     <w:lsdException w:name="index 9" w:semiHidden="1" w:unhideWhenUsed="1"/>
-    <w:lsdException w:name="toc 1" w:uiPriority="39" w:semiHidden="1" w:unhideWhenUsed="1"/>
-    <w:lsdException w:name="toc 2" w:uiPriority="39" w:semiHidden="1" w:unhideWhenUsed="1"/>
-    <w:lsdException w:name="toc 3" w:uiPriority="39" w:semiHidden="1" w:unhideWhenUsed="1"/>
-    <w:lsdException w:name="toc 4" w:uiPriority="39" w:semiHidden="1" w:unhideWhenUsed="1"/>
-    <w:lsdException w:name="toc 5" w:uiPriority="39" w:semiHidden="1" w:unhideWhenUsed="1"/>
-    <w:lsdException w:name="toc 6" w:uiPriority="39" w:semiHidden="1" w:unhideWhenUsed="1"/>
-    <w:lsdException w:name="toc 7" w:uiPriority="39" w:semiHidden="1" w:unhideWhenUsed="1"/>
-    <w:lsdException w:name="toc 8" w:uiPriority="39" w:semiHidden="1" w:unhideWhenUsed="1"/>
-    <w:lsdException w:name="toc 9" w:uiPriority="39" w:semiHidden="1" w:unhideWhenUsed="1"/>
+    <w:lsdException w:name="toc 1" w:semiHidden="1" w:uiPriority="39" w:unhideWhenUsed="1"/>
+    <w:lsdException w:name="toc 2" w:semiHidden="1" w:uiPriority="39" w:unhideWhenUsed="1"/>
+    <w:lsdException w:name="toc 3" w:semiHidden="1" w:uiPriority="39" w:unhideWhenUsed="1"/>
+    <w:lsdException w:name="toc 4" w:semiHidden="1" w:uiPriority="39" w:unhideWhenUsed="1"/>
+    <w:lsdException w:name="toc 5" w:semiHidden="1" w:uiPriority="39" w:unhideWhenUsed="1"/>
+    <w:lsdException w:name="toc 6" w:semiHidden="1" w:uiPriority="39" w:unhideWhenUsed="1"/>
+    <w:lsdException w:name="toc 7" w:semiHidden="1" w:uiPriority="39" w:unhideWhenUsed="1"/>
+    <w:lsdException w:name="toc 8" w:semiHidden="1" w:uiPriority="39" w:unhideWhenUsed="1"/>
+    <w:lsdException w:name="toc 9" w:semiHidden="1" w:uiPriority="39" w:unhideWhenUsed="1"/>
     <w:lsdException w:name="Normal Indent" w:semiHidden="1" w:unhideWhenUsed="1"/>
     <w:lsdException w:name="footnote text" w:semiHidden="1" w:unhideWhenUsed="1"/>
     <w:lsdException w:name="annotation text" w:semiHidden="1" w:unhideWhenUsed="1"/>
     <w:lsdException w:name="header" w:semiHidden="1" w:unhideWhenUsed="1"/>
     <w:lsdException w:name="footer" w:semiHidden="1" w:unhideWhenUsed="1"/>
     <w:lsdException w:name="index heading" w:semiHidden="1" w:unhideWhenUsed="1"/>
-    <w:lsdException w:name="caption" w:uiPriority="35" w:semiHidden="1" w:unhideWhenUsed="1" w:qFormat="1"/>
+    <w:lsdException w:name="caption" w:semiHidden="1" w:uiPriority="35" w:unhideWhenUsed="1" w:qFormat="1"/>
     <w:lsdException w:name="table of figures" w:semiHidden="1" w:unhideWhenUsed="1"/>
     <w:lsdException w:name="envelope address" w:semiHidden="1" w:unhideWhenUsed="1"/>
     <w:lsdException w:name="envelope return" w:semiHidden="1" w:unhideWhenUsed="1"/>
@@ -8615,7 +9334,7 @@
     <w:lsdException w:name="Title" w:uiPriority="10" w:qFormat="1"/>
     <w:lsdException w:name="Closing" w:semiHidden="1" w:unhideWhenUsed="1"/>
     <w:lsdException w:name="Signature" w:semiHidden="1" w:unhideWhenUsed="1"/>
-    <w:lsdException w:name="Default Paragraph Font" w:uiPriority="1" w:semiHidden="1" w:unhideWhenUsed="1"/>
+    <w:lsdException w:name="Default Paragraph Font" w:semiHidden="1" w:uiPriority="1" w:unhideWhenUsed="1"/>
     <w:lsdException w:name="Body Text" w:semiHidden="1" w:unhideWhenUsed="1"/>
     <w:lsdException w:name="Body Text Indent" w:semiHidden="1" w:unhideWhenUsed="1"/>
     <w:lsdException w:name="List Continue" w:semiHidden="1" w:unhideWhenUsed="1"/>
@@ -8815,8 +9534,8 @@
     <w:lsdException w:name="Subtle Reference" w:uiPriority="31" w:qFormat="1"/>
     <w:lsdException w:name="Intense Reference" w:uiPriority="32" w:qFormat="1"/>
     <w:lsdException w:name="Book Title" w:uiPriority="33" w:qFormat="1"/>
-    <w:lsdException w:name="Bibliography" w:uiPriority="37" w:semiHidden="1" w:unhideWhenUsed="1"/>
-    <w:lsdException w:name="TOC Heading" w:uiPriority="39" w:semiHidden="1" w:unhideWhenUsed="1" w:qFormat="1"/>
+    <w:lsdException w:name="Bibliography" w:semiHidden="1" w:uiPriority="37" w:unhideWhenUsed="1"/>
+    <w:lsdException w:name="TOC Heading" w:semiHidden="1" w:uiPriority="39" w:unhideWhenUsed="1" w:qFormat="1"/>
     <w:lsdException w:name="Plain Table 1" w:uiPriority="41"/>
     <w:lsdException w:name="Plain Table 2" w:uiPriority="42"/>
     <w:lsdException w:name="Plain Table 3" w:uiPriority="43"/>
@@ -8922,7 +9641,7 @@
     <w:lsdException w:name="List Table 6 Colorful Accent 6" w:uiPriority="51"/>
     <w:lsdException w:name="List Table 7 Colorful Accent 6" w:uiPriority="52"/>
   </w:latentStyles>
-  <w:style w:type="paragraph" w:styleId="Normal" w:default="1">
+  <w:style w:type="paragraph" w:default="1" w:styleId="Normal">
     <w:name w:val="Normal"/>
     <w:qFormat/>
     <w:rsid w:val="0049782E"/>
@@ -9068,13 +9787,12 @@
       <w:b/>
     </w:rPr>
   </w:style>
-  <w:style w:type="character" w:styleId="Fontepargpadro" w:default="1">
+  <w:style w:type="character" w:default="1" w:styleId="Fontepargpadro">
     <w:name w:val="Default Paragraph Font"/>
     <w:uiPriority w:val="1"/>
-    <w:semiHidden/>
     <w:unhideWhenUsed/>
   </w:style>
-  <w:style w:type="table" w:styleId="Tabelanormal" w:default="1">
+  <w:style w:type="table" w:default="1" w:styleId="Tabelanormal">
     <w:name w:val="Normal Table"/>
     <w:uiPriority w:val="99"/>
     <w:semiHidden/>
@@ -9089,7 +9807,7 @@
       </w:tblCellMar>
     </w:tblPr>
   </w:style>
-  <w:style w:type="numbering" w:styleId="Semlista" w:default="1">
+  <w:style w:type="numbering" w:default="1" w:styleId="Semlista">
     <w:name w:val="No List"/>
     <w:uiPriority w:val="99"/>
     <w:semiHidden/>
@@ -9111,14 +9829,14 @@
       <w:sz w:val="28"/>
     </w:rPr>
   </w:style>
-  <w:style w:type="character" w:styleId="Ttulo1Char" w:customStyle="1">
+  <w:style w:type="character" w:customStyle="1" w:styleId="Ttulo1Char">
     <w:name w:val="Título 1 Char"/>
     <w:basedOn w:val="Fontepargpadro"/>
     <w:link w:val="Ttulo1"/>
     <w:uiPriority w:val="9"/>
     <w:rsid w:val="0026684F"/>
     <w:rPr>
-      <w:rFonts w:ascii="Arial" w:hAnsi="Arial" w:eastAsiaTheme="majorEastAsia" w:cstheme="majorBidi"/>
+      <w:rFonts w:ascii="Arial" w:eastAsiaTheme="majorEastAsia" w:hAnsi="Arial" w:cstheme="majorBidi"/>
       <w:b/>
       <w:sz w:val="24"/>
       <w:szCs w:val="32"/>
@@ -9135,53 +9853,53 @@
       <w:contextualSpacing/>
     </w:pPr>
   </w:style>
-  <w:style w:type="character" w:styleId="Ttulo2Char" w:customStyle="1">
+  <w:style w:type="character" w:customStyle="1" w:styleId="Ttulo2Char">
     <w:name w:val="Título 2 Char"/>
     <w:basedOn w:val="Fontepargpadro"/>
     <w:link w:val="Ttulo2"/>
     <w:uiPriority w:val="9"/>
     <w:rsid w:val="002E7F5C"/>
     <w:rPr>
-      <w:rFonts w:ascii="Arial" w:hAnsi="Arial" w:eastAsiaTheme="majorEastAsia" w:cstheme="majorBidi"/>
+      <w:rFonts w:ascii="Arial" w:eastAsiaTheme="majorEastAsia" w:hAnsi="Arial" w:cstheme="majorBidi"/>
       <w:b/>
       <w:sz w:val="24"/>
       <w:szCs w:val="26"/>
     </w:rPr>
   </w:style>
-  <w:style w:type="character" w:styleId="Ttulo3Char" w:customStyle="1">
+  <w:style w:type="character" w:customStyle="1" w:styleId="Ttulo3Char">
     <w:name w:val="Título 3 Char"/>
     <w:basedOn w:val="Fontepargpadro"/>
     <w:link w:val="Ttulo3"/>
     <w:uiPriority w:val="9"/>
     <w:rsid w:val="002E7F5C"/>
     <w:rPr>
-      <w:rFonts w:ascii="Arial" w:hAnsi="Arial" w:eastAsiaTheme="majorEastAsia" w:cstheme="majorBidi"/>
+      <w:rFonts w:ascii="Arial" w:eastAsiaTheme="majorEastAsia" w:hAnsi="Arial" w:cstheme="majorBidi"/>
       <w:b/>
       <w:sz w:val="24"/>
       <w:szCs w:val="24"/>
     </w:rPr>
   </w:style>
-  <w:style w:type="character" w:styleId="Ttulo4Char" w:customStyle="1">
+  <w:style w:type="character" w:customStyle="1" w:styleId="Ttulo4Char">
     <w:name w:val="Título 4 Char"/>
     <w:basedOn w:val="Fontepargpadro"/>
     <w:link w:val="Ttulo4"/>
     <w:uiPriority w:val="9"/>
     <w:rsid w:val="002E7F5C"/>
     <w:rPr>
-      <w:rFonts w:ascii="Arial" w:hAnsi="Arial" w:eastAsiaTheme="majorEastAsia" w:cstheme="majorBidi"/>
+      <w:rFonts w:ascii="Arial" w:eastAsiaTheme="majorEastAsia" w:hAnsi="Arial" w:cstheme="majorBidi"/>
       <w:b/>
       <w:iCs/>
       <w:sz w:val="24"/>
     </w:rPr>
   </w:style>
-  <w:style w:type="character" w:styleId="Ttulo5Char" w:customStyle="1">
+  <w:style w:type="character" w:customStyle="1" w:styleId="Ttulo5Char">
     <w:name w:val="Título 5 Char"/>
     <w:basedOn w:val="Fontepargpadro"/>
     <w:link w:val="Ttulo5"/>
     <w:uiPriority w:val="9"/>
     <w:rsid w:val="002E7F5C"/>
     <w:rPr>
-      <w:rFonts w:ascii="Arial" w:hAnsi="Arial" w:eastAsiaTheme="majorEastAsia" w:cstheme="majorBidi"/>
+      <w:rFonts w:ascii="Arial" w:eastAsiaTheme="majorEastAsia" w:hAnsi="Arial" w:cstheme="majorBidi"/>
       <w:b/>
       <w:sz w:val="24"/>
     </w:rPr>
@@ -9282,7 +10000,7 @@
       <w:ind w:firstLine="0"/>
     </w:pPr>
   </w:style>
-  <w:style w:type="paragraph" w:styleId="ImagenseFontes" w:customStyle="1">
+  <w:style w:type="paragraph" w:customStyle="1" w:styleId="ImagenseFontes">
     <w:name w:val="Imagens e Fontes"/>
     <w:basedOn w:val="Normal"/>
     <w:link w:val="ImagenseFontesChar"/>
@@ -9298,7 +10016,7 @@
       <w:lang w:eastAsia="pt-BR"/>
     </w:rPr>
   </w:style>
-  <w:style w:type="character" w:styleId="ImagenseFontesChar" w:customStyle="1">
+  <w:style w:type="character" w:customStyle="1" w:styleId="ImagenseFontesChar">
     <w:name w:val="Imagens e Fontes Char"/>
     <w:basedOn w:val="Fontepargpadro"/>
     <w:link w:val="ImagenseFontes"/>
@@ -9343,7 +10061,7 @@
       <w:jc w:val="left"/>
     </w:pPr>
     <w:rPr>
-      <w:rFonts w:ascii="Times New Roman" w:hAnsi="Times New Roman" w:eastAsia="Times New Roman" w:cs="Times New Roman"/>
+      <w:rFonts w:ascii="Times New Roman" w:eastAsia="Times New Roman" w:hAnsi="Times New Roman" w:cs="Times New Roman"/>
       <w:szCs w:val="24"/>
       <w:lang w:eastAsia="pt-BR"/>
     </w:rPr>
@@ -9364,7 +10082,7 @@
       <w:szCs w:val="20"/>
     </w:rPr>
   </w:style>
-  <w:style w:type="character" w:styleId="TextodenotadefimChar" w:customStyle="1">
+  <w:style w:type="character" w:customStyle="1" w:styleId="TextodenotadefimChar">
     <w:name w:val="Texto de nota de fim Char"/>
     <w:basedOn w:val="Fontepargpadro"/>
     <w:link w:val="Textodenotadefim"/>
@@ -9405,7 +10123,7 @@
       <w:sz w:val="20"/>
     </w:rPr>
   </w:style>
-  <w:style w:type="character" w:styleId="CitaoChar" w:customStyle="1">
+  <w:style w:type="character" w:customStyle="1" w:styleId="CitaoChar">
     <w:name w:val="Citação Char"/>
     <w:basedOn w:val="Fontepargpadro"/>
     <w:link w:val="Citao"/>
@@ -9427,12 +10145,12 @@
     </w:pPr>
     <w:tblPr>
       <w:tblBorders>
-        <w:top w:val="single" w:color="auto" w:sz="4" w:space="0"/>
-        <w:left w:val="single" w:color="auto" w:sz="4" w:space="0"/>
-        <w:bottom w:val="single" w:color="auto" w:sz="4" w:space="0"/>
-        <w:right w:val="single" w:color="auto" w:sz="4" w:space="0"/>
-        <w:insideH w:val="single" w:color="auto" w:sz="4" w:space="0"/>
-        <w:insideV w:val="single" w:color="auto" w:sz="4" w:space="0"/>
+        <w:top w:val="single" w:sz="4" w:space="0" w:color="auto"/>
+        <w:left w:val="single" w:sz="4" w:space="0" w:color="auto"/>
+        <w:bottom w:val="single" w:sz="4" w:space="0" w:color="auto"/>
+        <w:right w:val="single" w:sz="4" w:space="0" w:color="auto"/>
+        <w:insideH w:val="single" w:sz="4" w:space="0" w:color="auto"/>
+        <w:insideV w:val="single" w:sz="4" w:space="0" w:color="auto"/>
       </w:tblBorders>
     </w:tblPr>
   </w:style>
@@ -9448,12 +10166,12 @@
       <w:tblStyleRowBandSize w:val="1"/>
       <w:tblStyleColBandSize w:val="1"/>
       <w:tblBorders>
-        <w:top w:val="single" w:color="8EAADB" w:themeColor="accent5" w:themeTint="99" w:sz="4" w:space="0"/>
-        <w:left w:val="single" w:color="8EAADB" w:themeColor="accent5" w:themeTint="99" w:sz="4" w:space="0"/>
-        <w:bottom w:val="single" w:color="8EAADB" w:themeColor="accent5" w:themeTint="99" w:sz="4" w:space="0"/>
-        <w:right w:val="single" w:color="8EAADB" w:themeColor="accent5" w:themeTint="99" w:sz="4" w:space="0"/>
-        <w:insideH w:val="single" w:color="8EAADB" w:themeColor="accent5" w:themeTint="99" w:sz="4" w:space="0"/>
-        <w:insideV w:val="single" w:color="8EAADB" w:themeColor="accent5" w:themeTint="99" w:sz="4" w:space="0"/>
+        <w:top w:val="single" w:sz="4" w:space="0" w:color="8EAADB" w:themeColor="accent5" w:themeTint="99"/>
+        <w:left w:val="single" w:sz="4" w:space="0" w:color="8EAADB" w:themeColor="accent5" w:themeTint="99"/>
+        <w:bottom w:val="single" w:sz="4" w:space="0" w:color="8EAADB" w:themeColor="accent5" w:themeTint="99"/>
+        <w:right w:val="single" w:sz="4" w:space="0" w:color="8EAADB" w:themeColor="accent5" w:themeTint="99"/>
+        <w:insideH w:val="single" w:sz="4" w:space="0" w:color="8EAADB" w:themeColor="accent5" w:themeTint="99"/>
+        <w:insideV w:val="single" w:sz="4" w:space="0" w:color="8EAADB" w:themeColor="accent5" w:themeTint="99"/>
       </w:tblBorders>
     </w:tblPr>
     <w:tblStylePr w:type="firstRow">
@@ -9465,10 +10183,10 @@
       <w:tblPr/>
       <w:tcPr>
         <w:tcBorders>
-          <w:top w:val="single" w:color="4472C4" w:themeColor="accent5" w:sz="4" w:space="0"/>
-          <w:left w:val="single" w:color="4472C4" w:themeColor="accent5" w:sz="4" w:space="0"/>
-          <w:bottom w:val="single" w:color="4472C4" w:themeColor="accent5" w:sz="4" w:space="0"/>
-          <w:right w:val="single" w:color="4472C4" w:themeColor="accent5" w:sz="4" w:space="0"/>
+          <w:top w:val="single" w:sz="4" w:space="0" w:color="4472C4" w:themeColor="accent5"/>
+          <w:left w:val="single" w:sz="4" w:space="0" w:color="4472C4" w:themeColor="accent5"/>
+          <w:bottom w:val="single" w:sz="4" w:space="0" w:color="4472C4" w:themeColor="accent5"/>
+          <w:right w:val="single" w:sz="4" w:space="0" w:color="4472C4" w:themeColor="accent5"/>
           <w:insideH w:val="nil"/>
           <w:insideV w:val="nil"/>
         </w:tcBorders>
@@ -9483,7 +10201,7 @@
       <w:tblPr/>
       <w:tcPr>
         <w:tcBorders>
-          <w:top w:val="double" w:color="4472C4" w:themeColor="accent5" w:sz="4" w:space="0"/>
+          <w:top w:val="double" w:sz="4" w:space="0" w:color="4472C4" w:themeColor="accent5"/>
         </w:tcBorders>
       </w:tcPr>
     </w:tblStylePr>
@@ -9538,7 +10256,7 @@
       <w:spacing w:after="0" w:line="240" w:lineRule="auto"/>
     </w:pPr>
   </w:style>
-  <w:style w:type="character" w:styleId="CabealhoChar" w:customStyle="1">
+  <w:style w:type="character" w:customStyle="1" w:styleId="CabealhoChar">
     <w:name w:val="Cabeçalho Char"/>
     <w:basedOn w:val="Fontepargpadro"/>
     <w:link w:val="Cabealho"/>
@@ -9564,7 +10282,7 @@
       <w:spacing w:after="0" w:line="240" w:lineRule="auto"/>
     </w:pPr>
   </w:style>
-  <w:style w:type="character" w:styleId="RodapChar" w:customStyle="1">
+  <w:style w:type="character" w:customStyle="1" w:styleId="RodapChar">
     <w:name w:val="Rodapé Char"/>
     <w:basedOn w:val="Fontepargpadro"/>
     <w:link w:val="Rodap"/>
@@ -9603,7 +10321,7 @@
       <w:szCs w:val="20"/>
     </w:rPr>
   </w:style>
-  <w:style w:type="character" w:styleId="TextodecomentrioChar" w:customStyle="1">
+  <w:style w:type="character" w:customStyle="1" w:styleId="TextodecomentrioChar">
     <w:name w:val="Texto de comentário Char"/>
     <w:basedOn w:val="Fontepargpadro"/>
     <w:link w:val="Textodecomentrio"/>
@@ -9630,7 +10348,7 @@
       <w:bCs/>
     </w:rPr>
   </w:style>
-  <w:style w:type="character" w:styleId="AssuntodocomentrioChar" w:customStyle="1">
+  <w:style w:type="character" w:customStyle="1" w:styleId="AssuntodocomentrioChar">
     <w:name w:val="Assunto do comentário Char"/>
     <w:basedOn w:val="TextodecomentrioChar"/>
     <w:link w:val="Assuntodocomentrio"/>
@@ -9662,7 +10380,7 @@
       <w:szCs w:val="18"/>
     </w:rPr>
   </w:style>
-  <w:style w:type="character" w:styleId="TextodebaloChar" w:customStyle="1">
+  <w:style w:type="character" w:customStyle="1" w:styleId="TextodebaloChar">
     <w:name w:val="Texto de balão Char"/>
     <w:basedOn w:val="Fontepargpadro"/>
     <w:link w:val="Textodebalo"/>
@@ -11422,7 +12140,7 @@
 </file>
 
 <file path=word/theme/theme1.xml><?xml version="1.0" encoding="utf-8"?>
-<a:theme xmlns:a="http://schemas.openxmlformats.org/drawingml/2006/main" xmlns:thm15="http://schemas.microsoft.com/office/thememl/2012/main" name="Tema do Office">
+<a:theme xmlns:a="http://schemas.openxmlformats.org/drawingml/2006/main" name="Tema do Office">
   <a:themeElements>
     <a:clrScheme name="Office">
       <a:dk1>
@@ -11687,7 +12405,7 @@
 </file>
 
 <file path=customXml/itemProps1.xml><?xml version="1.0" encoding="utf-8"?>
-<ds:datastoreItem xmlns:ds="http://schemas.openxmlformats.org/officeDocument/2006/customXml" ds:itemID="{AFBD9DFF-D12E-4C7E-BF91-C4E5BE6AF5C4}">
+<ds:datastoreItem xmlns:ds="http://schemas.openxmlformats.org/officeDocument/2006/customXml" ds:itemID="{79666F00-AE58-42C2-9395-75FF9C1E8CA0}">
   <ds:schemaRefs>
     <ds:schemaRef ds:uri="http://schemas.openxmlformats.org/officeDocument/2006/bibliography"/>
   </ds:schemaRefs>

--- a/ABNT_TCC.docx
+++ b/ABNT_TCC.docx
@@ -1,6 +1,6 @@
 
 <file path=word/document.xml><?xml version="1.0" encoding="utf-8"?>
-<w:document xmlns:wpc="http://schemas.microsoft.com/office/word/2010/wordprocessingCanvas" xmlns:cx="http://schemas.microsoft.com/office/drawing/2014/chartex" xmlns:cx1="http://schemas.microsoft.com/office/drawing/2015/9/8/chartex" xmlns:cx2="http://schemas.microsoft.com/office/drawing/2015/10/21/chartex" xmlns:cx3="http://schemas.microsoft.com/office/drawing/2016/5/9/chartex" xmlns:cx4="http://schemas.microsoft.com/office/drawing/2016/5/10/chartex" xmlns:cx5="http://schemas.microsoft.com/office/drawing/2016/5/11/chartex" xmlns:cx6="http://schemas.microsoft.com/office/drawing/2016/5/12/chartex" xmlns:cx7="http://schemas.microsoft.com/office/drawing/2016/5/13/chartex" xmlns:cx8="http://schemas.microsoft.com/office/drawing/2016/5/14/chartex" xmlns:mc="http://schemas.openxmlformats.org/markup-compatibility/2006" xmlns:aink="http://schemas.microsoft.com/office/drawing/2016/ink" xmlns:am3d="http://schemas.microsoft.com/office/drawing/2017/model3d" xmlns:o="urn:schemas-microsoft-com:office:office" xmlns:oel="http://schemas.microsoft.com/office/2019/extlst" xmlns:r="http://schemas.openxmlformats.org/officeDocument/2006/relationships" xmlns:m="http://schemas.openxmlformats.org/officeDocument/2006/math" xmlns:v="urn:schemas-microsoft-com:vml" xmlns:wp14="http://schemas.microsoft.com/office/word/2010/wordprocessingDrawing" xmlns:wp="http://schemas.openxmlformats.org/drawingml/2006/wordprocessingDrawing" xmlns:w10="urn:schemas-microsoft-com:office:word" xmlns:w="http://schemas.openxmlformats.org/wordprocessingml/2006/main" xmlns:w14="http://schemas.microsoft.com/office/word/2010/wordml" xmlns:w15="http://schemas.microsoft.com/office/word/2012/wordml" xmlns:w16cex="http://schemas.microsoft.com/office/word/2018/wordml/cex" xmlns:w16cid="http://schemas.microsoft.com/office/word/2016/wordml/cid" xmlns:w16="http://schemas.microsoft.com/office/word/2018/wordml" xmlns:w16sdtdh="http://schemas.microsoft.com/office/word/2020/wordml/sdtdatahash" xmlns:w16se="http://schemas.microsoft.com/office/word/2015/wordml/symex" xmlns:wpg="http://schemas.microsoft.com/office/word/2010/wordprocessingGroup" xmlns:wpi="http://schemas.microsoft.com/office/word/2010/wordprocessingInk" xmlns:wne="http://schemas.microsoft.com/office/word/2006/wordml" xmlns:wps="http://schemas.microsoft.com/office/word/2010/wordprocessingShape" mc:Ignorable="w14 w15 w16se w16cid w16 w16cex w16sdtdh wp14">
+<w:document xmlns:wpc="http://schemas.microsoft.com/office/word/2010/wordprocessingCanvas" xmlns:cx="http://schemas.microsoft.com/office/drawing/2014/chartex" xmlns:cx1="http://schemas.microsoft.com/office/drawing/2015/9/8/chartex" xmlns:cx2="http://schemas.microsoft.com/office/drawing/2015/10/21/chartex" xmlns:cx3="http://schemas.microsoft.com/office/drawing/2016/5/9/chartex" xmlns:cx4="http://schemas.microsoft.com/office/drawing/2016/5/10/chartex" xmlns:cx5="http://schemas.microsoft.com/office/drawing/2016/5/11/chartex" xmlns:cx6="http://schemas.microsoft.com/office/drawing/2016/5/12/chartex" xmlns:cx7="http://schemas.microsoft.com/office/drawing/2016/5/13/chartex" xmlns:cx8="http://schemas.microsoft.com/office/drawing/2016/5/14/chartex" xmlns:mc="http://schemas.openxmlformats.org/markup-compatibility/2006" xmlns:aink="http://schemas.microsoft.com/office/drawing/2016/ink" xmlns:am3d="http://schemas.microsoft.com/office/drawing/2017/model3d" xmlns:o="urn:schemas-microsoft-com:office:office" xmlns:oel="http://schemas.microsoft.com/office/2019/extlst" xmlns:r="http://schemas.openxmlformats.org/officeDocument/2006/relationships" xmlns:m="http://schemas.openxmlformats.org/officeDocument/2006/math" xmlns:v="urn:schemas-microsoft-com:vml" xmlns:wp14="http://schemas.microsoft.com/office/word/2010/wordprocessingDrawing" xmlns:wp="http://schemas.openxmlformats.org/drawingml/2006/wordprocessingDrawing" xmlns:w10="urn:schemas-microsoft-com:office:word" xmlns:w="http://schemas.openxmlformats.org/wordprocessingml/2006/main" xmlns:w14="http://schemas.microsoft.com/office/word/2010/wordml" xmlns:w15="http://schemas.microsoft.com/office/word/2012/wordml" xmlns:w16cex="http://schemas.microsoft.com/office/word/2018/wordml/cex" xmlns:w16cid="http://schemas.microsoft.com/office/word/2016/wordml/cid" xmlns:w16="http://schemas.microsoft.com/office/word/2018/wordml" xmlns:w16du="http://schemas.microsoft.com/office/word/2023/wordml/word16du" xmlns:w16sdtdh="http://schemas.microsoft.com/office/word/2020/wordml/sdtdatahash" xmlns:w16sdtfl="http://schemas.microsoft.com/office/word/2024/wordml/sdtformatlock" xmlns:w16se="http://schemas.microsoft.com/office/word/2015/wordml/symex" xmlns:wpg="http://schemas.microsoft.com/office/word/2010/wordprocessingGroup" xmlns:wpi="http://schemas.microsoft.com/office/word/2010/wordprocessingInk" xmlns:wne="http://schemas.microsoft.com/office/word/2006/wordml" xmlns:wps="http://schemas.microsoft.com/office/word/2010/wordprocessingShape" mc:Ignorable="w14 w15 w16se w16cid w16 w16cex w16sdtdh w16sdtfl w16du wp14">
   <w:body>
     <w:p>
       <w:pPr>
@@ -23,6 +23,11 @@
       </w:r>
       <w:commentRangeEnd w:id="0"/>
       <w:r>
+        <w:rPr>
+          <w:rStyle w:val="Refdecomentrio"/>
+          <w:sz w:val="28"/>
+          <w:szCs w:val="22"/>
+        </w:rPr>
         <w:commentReference w:id="0"/>
       </w:r>
       <w:r>
@@ -347,11 +352,6 @@
     </w:p>
     <w:p>
       <w:pPr>
-        <w:pStyle w:val="SemEspaamento"/>
-      </w:pPr>
-    </w:p>
-    <w:p>
-      <w:pPr>
         <w:pStyle w:val="ndicedeilustraes"/>
         <w:tabs>
           <w:tab w:val="right" w:leader="dot" w:pos="9061"/>
@@ -359,8 +359,7 @@
         <w:rPr>
           <w:rFonts w:asciiTheme="minorHAnsi" w:eastAsiaTheme="minorEastAsia" w:hAnsiTheme="minorHAnsi"/>
           <w:noProof/>
-          <w:sz w:val="22"/>
-          <w:lang w:eastAsia="pt-BR"/>
+          <w:lang w:eastAsia="ja-JP"/>
         </w:rPr>
       </w:pPr>
       <w:r>
@@ -372,7 +371,7 @@
       <w:r>
         <w:fldChar w:fldCharType="separate"/>
       </w:r>
-      <w:hyperlink w:anchor="_Toc233220997" w:history="1">
+      <w:hyperlink w:anchor="_Toc237459451" w:history="1">
         <w:r>
           <w:rPr>
             <w:rStyle w:val="Hyperlink"/>
@@ -381,50 +380,40 @@
           <w:t>Figura 1: Caderno de Sensibilidade</w:t>
         </w:r>
         <w:r>
-          <w:rPr>
-            <w:noProof/>
-            <w:webHidden/>
-          </w:rPr>
           <w:tab/>
         </w:r>
         <w:r>
           <w:rPr>
             <w:noProof/>
-            <w:webHidden/>
           </w:rPr>
           <w:fldChar w:fldCharType="begin"/>
         </w:r>
         <w:r>
           <w:rPr>
             <w:noProof/>
-            <w:webHidden/>
-          </w:rPr>
-          <w:instrText xml:space="preserve"> PAGEREF _Toc233220997 \h </w:instrText>
-        </w:r>
-        <w:r>
-          <w:rPr>
-            <w:noProof/>
-            <w:webHidden/>
-          </w:rPr>
-        </w:r>
-        <w:r>
-          <w:rPr>
-            <w:noProof/>
-            <w:webHidden/>
+          </w:rPr>
+          <w:instrText xml:space="preserve"> PAGEREF _Toc237459451 \h </w:instrText>
+        </w:r>
+        <w:r>
+          <w:rPr>
+            <w:noProof/>
+          </w:rPr>
+        </w:r>
+        <w:r>
+          <w:rPr>
+            <w:noProof/>
           </w:rPr>
           <w:fldChar w:fldCharType="separate"/>
         </w:r>
         <w:r>
           <w:rPr>
             <w:noProof/>
-            <w:webHidden/>
-          </w:rPr>
-          <w:t>9</w:t>
-        </w:r>
-        <w:r>
-          <w:rPr>
-            <w:noProof/>
-            <w:webHidden/>
+          </w:rPr>
+          <w:t>14</w:t>
+        </w:r>
+        <w:r>
+          <w:rPr>
+            <w:noProof/>
           </w:rPr>
           <w:fldChar w:fldCharType="end"/>
         </w:r>
@@ -439,11 +428,10 @@
         <w:rPr>
           <w:rFonts w:asciiTheme="minorHAnsi" w:eastAsiaTheme="minorEastAsia" w:hAnsiTheme="minorHAnsi"/>
           <w:noProof/>
-          <w:sz w:val="22"/>
-          <w:lang w:eastAsia="pt-BR"/>
-        </w:rPr>
-      </w:pPr>
-      <w:hyperlink w:anchor="_Toc233220998" w:history="1">
+          <w:lang w:eastAsia="ja-JP"/>
+        </w:rPr>
+      </w:pPr>
+      <w:hyperlink w:anchor="_Toc237459452" w:history="1">
         <w:r>
           <w:rPr>
             <w:rStyle w:val="Hyperlink"/>
@@ -452,50 +440,40 @@
           <w:t>Figura 2: Personas</w:t>
         </w:r>
         <w:r>
-          <w:rPr>
-            <w:noProof/>
-            <w:webHidden/>
-          </w:rPr>
           <w:tab/>
         </w:r>
         <w:r>
           <w:rPr>
             <w:noProof/>
-            <w:webHidden/>
           </w:rPr>
           <w:fldChar w:fldCharType="begin"/>
         </w:r>
         <w:r>
           <w:rPr>
             <w:noProof/>
-            <w:webHidden/>
-          </w:rPr>
-          <w:instrText xml:space="preserve"> PAGEREF _Toc233220998 \h </w:instrText>
-        </w:r>
-        <w:r>
-          <w:rPr>
-            <w:noProof/>
-            <w:webHidden/>
-          </w:rPr>
-        </w:r>
-        <w:r>
-          <w:rPr>
-            <w:noProof/>
-            <w:webHidden/>
+          </w:rPr>
+          <w:instrText xml:space="preserve"> PAGEREF _Toc237459452 \h </w:instrText>
+        </w:r>
+        <w:r>
+          <w:rPr>
+            <w:noProof/>
+          </w:rPr>
+        </w:r>
+        <w:r>
+          <w:rPr>
+            <w:noProof/>
           </w:rPr>
           <w:fldChar w:fldCharType="separate"/>
         </w:r>
         <w:r>
           <w:rPr>
             <w:noProof/>
-            <w:webHidden/>
-          </w:rPr>
-          <w:t>13</w:t>
-        </w:r>
-        <w:r>
-          <w:rPr>
-            <w:noProof/>
-            <w:webHidden/>
+          </w:rPr>
+          <w:t>20</w:t>
+        </w:r>
+        <w:r>
+          <w:rPr>
+            <w:noProof/>
           </w:rPr>
           <w:fldChar w:fldCharType="end"/>
         </w:r>
@@ -510,11 +488,10 @@
         <w:rPr>
           <w:rFonts w:asciiTheme="minorHAnsi" w:eastAsiaTheme="minorEastAsia" w:hAnsiTheme="minorHAnsi"/>
           <w:noProof/>
-          <w:sz w:val="22"/>
-          <w:lang w:eastAsia="pt-BR"/>
-        </w:rPr>
-      </w:pPr>
-      <w:hyperlink w:anchor="_Toc233220999" w:history="1">
+          <w:lang w:eastAsia="ja-JP"/>
+        </w:rPr>
+      </w:pPr>
+      <w:hyperlink w:anchor="_Toc237459453" w:history="1">
         <w:r>
           <w:rPr>
             <w:rStyle w:val="Hyperlink"/>
@@ -523,54 +500,49 @@
           <w:t>Figura 3: Golden Circle</w:t>
         </w:r>
         <w:r>
-          <w:rPr>
-            <w:noProof/>
-            <w:webHidden/>
-          </w:rPr>
           <w:tab/>
         </w:r>
         <w:r>
           <w:rPr>
             <w:noProof/>
-            <w:webHidden/>
           </w:rPr>
           <w:fldChar w:fldCharType="begin"/>
         </w:r>
         <w:r>
           <w:rPr>
             <w:noProof/>
-            <w:webHidden/>
-          </w:rPr>
-          <w:instrText xml:space="preserve"> PAGEREF _Toc233220999 \h </w:instrText>
-        </w:r>
-        <w:r>
-          <w:rPr>
-            <w:noProof/>
-            <w:webHidden/>
-          </w:rPr>
-        </w:r>
-        <w:r>
-          <w:rPr>
-            <w:noProof/>
-            <w:webHidden/>
+          </w:rPr>
+          <w:instrText xml:space="preserve"> PAGEREF _Toc237459453 \h </w:instrText>
+        </w:r>
+        <w:r>
+          <w:rPr>
+            <w:noProof/>
+          </w:rPr>
+        </w:r>
+        <w:r>
+          <w:rPr>
+            <w:noProof/>
           </w:rPr>
           <w:fldChar w:fldCharType="separate"/>
         </w:r>
         <w:r>
           <w:rPr>
             <w:noProof/>
-            <w:webHidden/>
-          </w:rPr>
-          <w:t>16</w:t>
-        </w:r>
-        <w:r>
-          <w:rPr>
-            <w:noProof/>
-            <w:webHidden/>
+          </w:rPr>
+          <w:t>24</w:t>
+        </w:r>
+        <w:r>
+          <w:rPr>
+            <w:noProof/>
           </w:rPr>
           <w:fldChar w:fldCharType="end"/>
         </w:r>
       </w:hyperlink>
+    </w:p>
+    <w:p>
+      <w:pPr>
+        <w:pStyle w:val="SemEspaamento"/>
+      </w:pPr>
     </w:p>
     <w:p>
       <w:pPr>
@@ -602,8 +574,10 @@
         <w:rPr>
           <w:rFonts w:asciiTheme="minorHAnsi" w:eastAsiaTheme="minorEastAsia" w:hAnsiTheme="minorHAnsi"/>
           <w:noProof/>
-          <w:sz w:val="22"/>
-          <w:lang w:eastAsia="pt-BR"/>
+          <w:kern w:val="2"/>
+          <w:szCs w:val="24"/>
+          <w:lang w:eastAsia="ja-JP"/>
+          <w14:ligatures w14:val="standardContextual"/>
         </w:rPr>
       </w:pPr>
       <w:r>
@@ -615,7 +589,7 @@
       <w:r>
         <w:fldChar w:fldCharType="separate"/>
       </w:r>
-      <w:hyperlink w:anchor="_Toc233221000" w:history="1">
+      <w:hyperlink w:anchor="_Toc237459447" w:history="1">
         <w:r>
           <w:rPr>
             <w:rStyle w:val="Hyperlink"/>
@@ -642,7 +616,7 @@
             <w:noProof/>
             <w:webHidden/>
           </w:rPr>
-          <w:instrText xml:space="preserve"> PAGEREF _Toc233221000 \h </w:instrText>
+          <w:instrText xml:space="preserve"> PAGEREF _Toc237459447 \h </w:instrText>
         </w:r>
         <w:r>
           <w:rPr>
@@ -662,7 +636,7 @@
             <w:noProof/>
             <w:webHidden/>
           </w:rPr>
-          <w:t>9</w:t>
+          <w:t>14</w:t>
         </w:r>
         <w:r>
           <w:rPr>
@@ -689,11 +663,6 @@
       <w:r>
         <w:t>GRÁFICOS</w:t>
       </w:r>
-    </w:p>
-    <w:p>
-      <w:pPr>
-        <w:pStyle w:val="SemEspaamento"/>
-      </w:pPr>
     </w:p>
     <w:p>
       <w:pPr>
@@ -704,8 +673,7 @@
         <w:rPr>
           <w:rFonts w:asciiTheme="minorHAnsi" w:eastAsiaTheme="minorEastAsia" w:hAnsiTheme="minorHAnsi"/>
           <w:noProof/>
-          <w:sz w:val="22"/>
-          <w:lang w:eastAsia="pt-BR"/>
+          <w:lang w:eastAsia="ja-JP"/>
         </w:rPr>
       </w:pPr>
       <w:r>
@@ -717,59 +685,49 @@
       <w:r>
         <w:fldChar w:fldCharType="separate"/>
       </w:r>
-      <w:hyperlink w:anchor="_Toc233221001" w:history="1">
+      <w:hyperlink w:anchor="_Toc237460067" w:history="1">
         <w:r>
           <w:rPr>
             <w:rStyle w:val="Hyperlink"/>
             <w:noProof/>
           </w:rPr>
-          <w:t>Grafico 1: Idade dos Entrevistados</w:t>
-        </w:r>
-        <w:r>
-          <w:rPr>
-            <w:noProof/>
-            <w:webHidden/>
-          </w:rPr>
+          <w:t>Gráfico 1: Idade dos Entrevistados</w:t>
+        </w:r>
+        <w:r>
           <w:tab/>
         </w:r>
         <w:r>
           <w:rPr>
             <w:noProof/>
-            <w:webHidden/>
           </w:rPr>
           <w:fldChar w:fldCharType="begin"/>
         </w:r>
         <w:r>
           <w:rPr>
             <w:noProof/>
-            <w:webHidden/>
-          </w:rPr>
-          <w:instrText xml:space="preserve"> PAGEREF _Toc233221001 \h </w:instrText>
-        </w:r>
-        <w:r>
-          <w:rPr>
-            <w:noProof/>
-            <w:webHidden/>
-          </w:rPr>
-        </w:r>
-        <w:r>
-          <w:rPr>
-            <w:noProof/>
-            <w:webHidden/>
+          </w:rPr>
+          <w:instrText xml:space="preserve"> PAGEREF _Toc237460067 \h </w:instrText>
+        </w:r>
+        <w:r>
+          <w:rPr>
+            <w:noProof/>
+          </w:rPr>
+        </w:r>
+        <w:r>
+          <w:rPr>
+            <w:noProof/>
           </w:rPr>
           <w:fldChar w:fldCharType="separate"/>
         </w:r>
         <w:r>
           <w:rPr>
             <w:noProof/>
-            <w:webHidden/>
-          </w:rPr>
-          <w:t>11</w:t>
-        </w:r>
-        <w:r>
-          <w:rPr>
-            <w:noProof/>
-            <w:webHidden/>
+          </w:rPr>
+          <w:t>16</w:t>
+        </w:r>
+        <w:r>
+          <w:rPr>
+            <w:noProof/>
           </w:rPr>
           <w:fldChar w:fldCharType="end"/>
         </w:r>
@@ -784,67 +742,61 @@
         <w:rPr>
           <w:rFonts w:asciiTheme="minorHAnsi" w:eastAsiaTheme="minorEastAsia" w:hAnsiTheme="minorHAnsi"/>
           <w:noProof/>
-          <w:sz w:val="22"/>
-          <w:lang w:eastAsia="pt-BR"/>
-        </w:rPr>
-      </w:pPr>
-      <w:hyperlink w:anchor="_Toc233221002" w:history="1">
+          <w:lang w:eastAsia="ja-JP"/>
+        </w:rPr>
+      </w:pPr>
+      <w:hyperlink w:anchor="_Toc237460068" w:history="1">
         <w:r>
           <w:rPr>
             <w:rStyle w:val="Hyperlink"/>
             <w:noProof/>
           </w:rPr>
-          <w:t>Grafico 2: Gostos</w:t>
-        </w:r>
-        <w:r>
-          <w:rPr>
-            <w:noProof/>
-            <w:webHidden/>
-          </w:rPr>
+          <w:t>Gráfico 2: Gênero</w:t>
+        </w:r>
+        <w:r>
           <w:tab/>
         </w:r>
         <w:r>
           <w:rPr>
             <w:noProof/>
-            <w:webHidden/>
           </w:rPr>
           <w:fldChar w:fldCharType="begin"/>
         </w:r>
         <w:r>
           <w:rPr>
             <w:noProof/>
-            <w:webHidden/>
-          </w:rPr>
-          <w:instrText xml:space="preserve"> PAGEREF _Toc233221002 \h </w:instrText>
-        </w:r>
-        <w:r>
-          <w:rPr>
-            <w:noProof/>
-            <w:webHidden/>
-          </w:rPr>
-        </w:r>
-        <w:r>
-          <w:rPr>
-            <w:noProof/>
-            <w:webHidden/>
+          </w:rPr>
+          <w:instrText xml:space="preserve"> PAGEREF _Toc237460068 \h </w:instrText>
+        </w:r>
+        <w:r>
+          <w:rPr>
+            <w:noProof/>
+          </w:rPr>
+        </w:r>
+        <w:r>
+          <w:rPr>
+            <w:noProof/>
           </w:rPr>
           <w:fldChar w:fldCharType="separate"/>
         </w:r>
         <w:r>
           <w:rPr>
             <w:noProof/>
-            <w:webHidden/>
-          </w:rPr>
-          <w:t>12</w:t>
-        </w:r>
-        <w:r>
-          <w:rPr>
-            <w:noProof/>
-            <w:webHidden/>
+          </w:rPr>
+          <w:t>17</w:t>
+        </w:r>
+        <w:r>
+          <w:rPr>
+            <w:noProof/>
           </w:rPr>
           <w:fldChar w:fldCharType="end"/>
         </w:r>
       </w:hyperlink>
+    </w:p>
+    <w:p>
+      <w:pPr>
+        <w:pStyle w:val="SemEspaamento"/>
+      </w:pPr>
     </w:p>
     <w:p>
       <w:pPr>
@@ -876,36 +828,165 @@
         <w:rPr>
           <w:rFonts w:asciiTheme="minorHAnsi" w:eastAsiaTheme="minorEastAsia" w:hAnsiTheme="minorHAnsi"/>
           <w:noProof/>
-          <w:sz w:val="22"/>
+          <w:kern w:val="2"/>
+          <w:szCs w:val="24"/>
+          <w:lang w:eastAsia="ja-JP"/>
+          <w14:ligatures w14:val="standardContextual"/>
+        </w:rPr>
+      </w:pPr>
+      <w:r>
+        <w:fldChar w:fldCharType="begin"/>
+      </w:r>
+      <w:r>
+        <w:instrText xml:space="preserve"> TOC \h \z \c "Tabela" </w:instrText>
+      </w:r>
+      <w:r>
+        <w:fldChar w:fldCharType="separate"/>
+      </w:r>
+      <w:hyperlink w:anchor="_Toc237460086" w:history="1">
+        <w:r>
+          <w:rPr>
+            <w:rStyle w:val="Hyperlink"/>
+            <w:noProof/>
+          </w:rPr>
+          <w:t>Tabela 1: Pacotes</w:t>
+        </w:r>
+        <w:r>
+          <w:rPr>
+            <w:noProof/>
+            <w:webHidden/>
+          </w:rPr>
+          <w:tab/>
+        </w:r>
+        <w:r>
+          <w:rPr>
+            <w:noProof/>
+            <w:webHidden/>
+          </w:rPr>
+          <w:fldChar w:fldCharType="begin"/>
+        </w:r>
+        <w:r>
+          <w:rPr>
+            <w:noProof/>
+            <w:webHidden/>
+          </w:rPr>
+          <w:instrText xml:space="preserve"> PAGEREF _Toc237460086 \h </w:instrText>
+        </w:r>
+        <w:r>
+          <w:rPr>
+            <w:noProof/>
+            <w:webHidden/>
+          </w:rPr>
+        </w:r>
+        <w:r>
+          <w:rPr>
+            <w:noProof/>
+            <w:webHidden/>
+          </w:rPr>
+          <w:fldChar w:fldCharType="separate"/>
+        </w:r>
+        <w:r>
+          <w:rPr>
+            <w:noProof/>
+            <w:webHidden/>
+          </w:rPr>
+          <w:t>25</w:t>
+        </w:r>
+        <w:r>
+          <w:rPr>
+            <w:noProof/>
+            <w:webHidden/>
+          </w:rPr>
+          <w:fldChar w:fldCharType="end"/>
+        </w:r>
+      </w:hyperlink>
+    </w:p>
+    <w:p>
+      <w:pPr>
+        <w:pStyle w:val="SemEspaamento"/>
+      </w:pPr>
+      <w:r>
+        <w:fldChar w:fldCharType="end"/>
+      </w:r>
+    </w:p>
+    <w:p>
+      <w:pPr>
+        <w:rPr>
+          <w:sz w:val="28"/>
+        </w:rPr>
+      </w:pPr>
+      <w:r>
+        <w:br w:type="page"/>
+      </w:r>
+    </w:p>
+    <w:p>
+      <w:pPr>
+        <w:pStyle w:val="SemEspaamento"/>
+      </w:pPr>
+    </w:p>
+    <w:p>
+      <w:pPr>
+        <w:pStyle w:val="SemEspaamento"/>
+      </w:pPr>
+      <w:r>
+        <w:t>SUMÁRIO</w:t>
+      </w:r>
+    </w:p>
+    <w:p>
+      <w:pPr>
+        <w:pStyle w:val="Sumrio1"/>
+        <w:rPr>
+          <w:rFonts w:asciiTheme="minorHAnsi" w:eastAsiaTheme="minorEastAsia" w:hAnsiTheme="minorHAnsi"/>
+          <w:noProof/>
+          <w:kern w:val="2"/>
           <w:lang w:eastAsia="pt-BR"/>
+          <w14:ligatures w14:val="standardContextual"/>
         </w:rPr>
       </w:pPr>
       <w:r>
         <w:fldChar w:fldCharType="begin"/>
       </w:r>
       <w:r>
-        <w:instrText xml:space="preserve"> TOC \h \z \c "Tabela" </w:instrText>
+        <w:instrText>TOC \o "1-5" \z \u \h</w:instrText>
       </w:r>
       <w:r>
         <w:fldChar w:fldCharType="separate"/>
       </w:r>
-      <w:hyperlink w:anchor="_Toc233221003" w:history="1">
+      <w:hyperlink w:anchor="_Toc236896567" w:history="1">
         <w:r>
           <w:rPr>
             <w:rStyle w:val="Hyperlink"/>
             <w:noProof/>
           </w:rPr>
-          <w:t>Tabela 1: Pacotes</w:t>
-        </w:r>
-        <w:r>
-          <w:rPr>
-            <w:noProof/>
-            <w:webHidden/>
+          <w:t>1</w:t>
+        </w:r>
+        <w:r>
+          <w:rPr>
+            <w:rFonts w:asciiTheme="minorHAnsi" w:eastAsiaTheme="minorEastAsia" w:hAnsiTheme="minorHAnsi"/>
+            <w:noProof/>
+            <w:kern w:val="2"/>
+            <w:szCs w:val="24"/>
+            <w:lang w:eastAsia="pt-BR"/>
+            <w14:ligatures w14:val="standardContextual"/>
           </w:rPr>
           <w:tab/>
         </w:r>
         <w:r>
           <w:rPr>
+            <w:rStyle w:val="Hyperlink"/>
+            <w:noProof/>
+          </w:rPr>
+          <w:t>INTRODUÇÃO</w:t>
+        </w:r>
+        <w:r>
+          <w:rPr>
+            <w:noProof/>
+            <w:webHidden/>
+          </w:rPr>
+          <w:tab/>
+        </w:r>
+        <w:r>
+          <w:rPr>
             <w:noProof/>
             <w:webHidden/>
           </w:rPr>
@@ -916,7 +997,7 @@
             <w:noProof/>
             <w:webHidden/>
           </w:rPr>
-          <w:instrText xml:space="preserve"> PAGEREF _Toc233221003 \h </w:instrText>
+          <w:instrText xml:space="preserve"> PAGEREF _Toc236896567 \h </w:instrText>
         </w:r>
         <w:r>
           <w:rPr>
@@ -936,7 +1017,7 @@
             <w:noProof/>
             <w:webHidden/>
           </w:rPr>
-          <w:t>17</w:t>
+          <w:t>1</w:t>
         </w:r>
         <w:r>
           <w:rPr>
@@ -949,38 +1030,7 @@
     </w:p>
     <w:p>
       <w:pPr>
-        <w:pStyle w:val="SemEspaamento"/>
-      </w:pPr>
-      <w:r>
-        <w:fldChar w:fldCharType="end"/>
-      </w:r>
-    </w:p>
-    <w:p>
-      <w:pPr>
-        <w:rPr>
-          <w:sz w:val="28"/>
-        </w:rPr>
-      </w:pPr>
-      <w:r>
-        <w:br w:type="page"/>
-      </w:r>
-    </w:p>
-    <w:p>
-      <w:pPr>
-        <w:pStyle w:val="SemEspaamento"/>
-      </w:pPr>
-    </w:p>
-    <w:p>
-      <w:pPr>
-        <w:pStyle w:val="SemEspaamento"/>
-      </w:pPr>
-      <w:r>
-        <w:t>SUMÁRIO</w:t>
-      </w:r>
-    </w:p>
-    <w:p>
-      <w:pPr>
-        <w:pStyle w:val="Sumrio1"/>
+        <w:pStyle w:val="Sumrio2"/>
         <w:rPr>
           <w:rFonts w:asciiTheme="minorHAnsi" w:eastAsiaTheme="minorEastAsia" w:hAnsiTheme="minorHAnsi"/>
           <w:noProof/>
@@ -990,22 +1040,13 @@
           <w14:ligatures w14:val="standardContextual"/>
         </w:rPr>
       </w:pPr>
-      <w:r>
-        <w:fldChar w:fldCharType="begin"/>
-      </w:r>
-      <w:r>
-        <w:instrText>TOC \o "1-5" \z \u \h</w:instrText>
-      </w:r>
-      <w:r>
-        <w:fldChar w:fldCharType="separate"/>
-      </w:r>
-      <w:hyperlink w:anchor="_Toc236896567" w:history="1">
+      <w:hyperlink w:anchor="_Toc236896568" w:history="1">
         <w:r>
           <w:rPr>
             <w:rStyle w:val="Hyperlink"/>
             <w:noProof/>
           </w:rPr>
-          <w:t>1</w:t>
+          <w:t>1.1</w:t>
         </w:r>
         <w:r>
           <w:rPr>
@@ -1023,7 +1064,7 @@
             <w:rStyle w:val="Hyperlink"/>
             <w:noProof/>
           </w:rPr>
-          <w:t>INTRODUÇÃO</w:t>
+          <w:t>Problemática</w:t>
         </w:r>
         <w:r>
           <w:rPr>
@@ -1044,7 +1085,7 @@
             <w:noProof/>
             <w:webHidden/>
           </w:rPr>
-          <w:instrText xml:space="preserve"> PAGEREF _Toc236896567 \h </w:instrText>
+          <w:instrText xml:space="preserve"> PAGEREF _Toc236896568 \h </w:instrText>
         </w:r>
         <w:r>
           <w:rPr>
@@ -1087,13 +1128,13 @@
           <w14:ligatures w14:val="standardContextual"/>
         </w:rPr>
       </w:pPr>
-      <w:hyperlink w:anchor="_Toc236896568" w:history="1">
+      <w:hyperlink w:anchor="_Toc236896569" w:history="1">
         <w:r>
           <w:rPr>
             <w:rStyle w:val="Hyperlink"/>
             <w:noProof/>
           </w:rPr>
-          <w:t>1.1</w:t>
+          <w:t>1.2</w:t>
         </w:r>
         <w:r>
           <w:rPr>
@@ -1111,7 +1152,7 @@
             <w:rStyle w:val="Hyperlink"/>
             <w:noProof/>
           </w:rPr>
-          <w:t>Problemática</w:t>
+          <w:t>Justificativa</w:t>
         </w:r>
         <w:r>
           <w:rPr>
@@ -1132,7 +1173,7 @@
             <w:noProof/>
             <w:webHidden/>
           </w:rPr>
-          <w:instrText xml:space="preserve"> PAGEREF _Toc236896568 \h </w:instrText>
+          <w:instrText xml:space="preserve"> PAGEREF _Toc236896569 \h </w:instrText>
         </w:r>
         <w:r>
           <w:rPr>
@@ -1152,7 +1193,7 @@
             <w:noProof/>
             <w:webHidden/>
           </w:rPr>
-          <w:t>1</w:t>
+          <w:t>3</w:t>
         </w:r>
         <w:r>
           <w:rPr>
@@ -1175,13 +1216,13 @@
           <w14:ligatures w14:val="standardContextual"/>
         </w:rPr>
       </w:pPr>
-      <w:hyperlink w:anchor="_Toc236896569" w:history="1">
+      <w:hyperlink w:anchor="_Toc236896570" w:history="1">
         <w:r>
           <w:rPr>
             <w:rStyle w:val="Hyperlink"/>
             <w:noProof/>
           </w:rPr>
-          <w:t>1.2</w:t>
+          <w:t>1.3</w:t>
         </w:r>
         <w:r>
           <w:rPr>
@@ -1199,7 +1240,7 @@
             <w:rStyle w:val="Hyperlink"/>
             <w:noProof/>
           </w:rPr>
-          <w:t>Justificativa</w:t>
+          <w:t>Objetivos</w:t>
         </w:r>
         <w:r>
           <w:rPr>
@@ -1220,7 +1261,7 @@
             <w:noProof/>
             <w:webHidden/>
           </w:rPr>
-          <w:instrText xml:space="preserve"> PAGEREF _Toc236896569 \h </w:instrText>
+          <w:instrText xml:space="preserve"> PAGEREF _Toc236896570 \h </w:instrText>
         </w:r>
         <w:r>
           <w:rPr>
@@ -1240,7 +1281,7 @@
             <w:noProof/>
             <w:webHidden/>
           </w:rPr>
-          <w:t>3</w:t>
+          <w:t>5</w:t>
         </w:r>
         <w:r>
           <w:rPr>
@@ -1253,7 +1294,7 @@
     </w:p>
     <w:p>
       <w:pPr>
-        <w:pStyle w:val="Sumrio2"/>
+        <w:pStyle w:val="Sumrio3"/>
         <w:rPr>
           <w:rFonts w:asciiTheme="minorHAnsi" w:eastAsiaTheme="minorEastAsia" w:hAnsiTheme="minorHAnsi"/>
           <w:noProof/>
@@ -1263,13 +1304,13 @@
           <w14:ligatures w14:val="standardContextual"/>
         </w:rPr>
       </w:pPr>
-      <w:hyperlink w:anchor="_Toc236896570" w:history="1">
+      <w:hyperlink w:anchor="_Toc236896571" w:history="1">
         <w:r>
           <w:rPr>
             <w:rStyle w:val="Hyperlink"/>
             <w:noProof/>
           </w:rPr>
-          <w:t>1.3</w:t>
+          <w:t>1.3.1</w:t>
         </w:r>
         <w:r>
           <w:rPr>
@@ -1287,7 +1328,7 @@
             <w:rStyle w:val="Hyperlink"/>
             <w:noProof/>
           </w:rPr>
-          <w:t>Objetivos</w:t>
+          <w:t>Objetivo Geral</w:t>
         </w:r>
         <w:r>
           <w:rPr>
@@ -1308,7 +1349,7 @@
             <w:noProof/>
             <w:webHidden/>
           </w:rPr>
-          <w:instrText xml:space="preserve"> PAGEREF _Toc236896570 \h </w:instrText>
+          <w:instrText xml:space="preserve"> PAGEREF _Toc236896571 \h </w:instrText>
         </w:r>
         <w:r>
           <w:rPr>
@@ -1351,13 +1392,13 @@
           <w14:ligatures w14:val="standardContextual"/>
         </w:rPr>
       </w:pPr>
-      <w:hyperlink w:anchor="_Toc236896571" w:history="1">
+      <w:hyperlink w:anchor="_Toc236896572" w:history="1">
         <w:r>
           <w:rPr>
             <w:rStyle w:val="Hyperlink"/>
             <w:noProof/>
           </w:rPr>
-          <w:t>1.3.1</w:t>
+          <w:t>1.3.2</w:t>
         </w:r>
         <w:r>
           <w:rPr>
@@ -1375,7 +1416,7 @@
             <w:rStyle w:val="Hyperlink"/>
             <w:noProof/>
           </w:rPr>
-          <w:t>Objetivo Geral</w:t>
+          <w:t>Objetivos Específicos</w:t>
         </w:r>
         <w:r>
           <w:rPr>
@@ -1396,7 +1437,7 @@
             <w:noProof/>
             <w:webHidden/>
           </w:rPr>
-          <w:instrText xml:space="preserve"> PAGEREF _Toc236896571 \h </w:instrText>
+          <w:instrText xml:space="preserve"> PAGEREF _Toc236896572 \h </w:instrText>
         </w:r>
         <w:r>
           <w:rPr>
@@ -1429,7 +1470,7 @@
     </w:p>
     <w:p>
       <w:pPr>
-        <w:pStyle w:val="Sumrio3"/>
+        <w:pStyle w:val="Sumrio2"/>
         <w:rPr>
           <w:rFonts w:asciiTheme="minorHAnsi" w:eastAsiaTheme="minorEastAsia" w:hAnsiTheme="minorHAnsi"/>
           <w:noProof/>
@@ -1439,13 +1480,13 @@
           <w14:ligatures w14:val="standardContextual"/>
         </w:rPr>
       </w:pPr>
-      <w:hyperlink w:anchor="_Toc236896572" w:history="1">
+      <w:hyperlink w:anchor="_Toc236896573" w:history="1">
         <w:r>
           <w:rPr>
             <w:rStyle w:val="Hyperlink"/>
             <w:noProof/>
           </w:rPr>
-          <w:t>1.3.2</w:t>
+          <w:t>1.4</w:t>
         </w:r>
         <w:r>
           <w:rPr>
@@ -1463,7 +1504,7 @@
             <w:rStyle w:val="Hyperlink"/>
             <w:noProof/>
           </w:rPr>
-          <w:t>Objetivos Específicos</w:t>
+          <w:t>Metodologia</w:t>
         </w:r>
         <w:r>
           <w:rPr>
@@ -1484,7 +1525,7 @@
             <w:noProof/>
             <w:webHidden/>
           </w:rPr>
-          <w:instrText xml:space="preserve"> PAGEREF _Toc236896572 \h </w:instrText>
+          <w:instrText xml:space="preserve"> PAGEREF _Toc236896573 \h </w:instrText>
         </w:r>
         <w:r>
           <w:rPr>
@@ -1527,13 +1568,13 @@
           <w14:ligatures w14:val="standardContextual"/>
         </w:rPr>
       </w:pPr>
-      <w:hyperlink w:anchor="_Toc236896573" w:history="1">
+      <w:hyperlink w:anchor="_Toc236896574" w:history="1">
         <w:r>
           <w:rPr>
             <w:rStyle w:val="Hyperlink"/>
             <w:noProof/>
           </w:rPr>
-          <w:t>1.4</w:t>
+          <w:t>1.5</w:t>
         </w:r>
         <w:r>
           <w:rPr>
@@ -1551,7 +1592,7 @@
             <w:rStyle w:val="Hyperlink"/>
             <w:noProof/>
           </w:rPr>
-          <w:t>Metodologia</w:t>
+          <w:t>Resultados Esperados</w:t>
         </w:r>
         <w:r>
           <w:rPr>
@@ -1572,7 +1613,7 @@
             <w:noProof/>
             <w:webHidden/>
           </w:rPr>
-          <w:instrText xml:space="preserve"> PAGEREF _Toc236896573 \h </w:instrText>
+          <w:instrText xml:space="preserve"> PAGEREF _Toc236896574 \h </w:instrText>
         </w:r>
         <w:r>
           <w:rPr>
@@ -1605,7 +1646,7 @@
     </w:p>
     <w:p>
       <w:pPr>
-        <w:pStyle w:val="Sumrio2"/>
+        <w:pStyle w:val="Sumrio1"/>
         <w:rPr>
           <w:rFonts w:asciiTheme="minorHAnsi" w:eastAsiaTheme="minorEastAsia" w:hAnsiTheme="minorHAnsi"/>
           <w:noProof/>
@@ -1615,13 +1656,13 @@
           <w14:ligatures w14:val="standardContextual"/>
         </w:rPr>
       </w:pPr>
-      <w:hyperlink w:anchor="_Toc236896574" w:history="1">
+      <w:hyperlink w:anchor="_Toc236896575" w:history="1">
         <w:r>
           <w:rPr>
             <w:rStyle w:val="Hyperlink"/>
             <w:noProof/>
           </w:rPr>
-          <w:t>1.5</w:t>
+          <w:t>2</w:t>
         </w:r>
         <w:r>
           <w:rPr>
@@ -1639,109 +1680,7 @@
             <w:rStyle w:val="Hyperlink"/>
             <w:noProof/>
           </w:rPr>
-          <w:t>Resultados Esperados</w:t>
-        </w:r>
-        <w:r>
-          <w:rPr>
-            <w:noProof/>
-            <w:webHidden/>
-          </w:rPr>
-          <w:tab/>
-        </w:r>
-        <w:r>
-          <w:rPr>
-            <w:noProof/>
-            <w:webHidden/>
-          </w:rPr>
-          <w:fldChar w:fldCharType="begin"/>
-        </w:r>
-        <w:r>
-          <w:rPr>
-            <w:noProof/>
-            <w:webHidden/>
-          </w:rPr>
-          <w:instrText xml:space="preserve"> PAGEREF _Toc236896574 \h </w:instrText>
-        </w:r>
-        <w:r>
-          <w:rPr>
-            <w:noProof/>
-            <w:webHidden/>
-          </w:rPr>
-        </w:r>
-        <w:r>
-          <w:rPr>
-            <w:noProof/>
-            <w:webHidden/>
-          </w:rPr>
-          <w:fldChar w:fldCharType="separate"/>
-        </w:r>
-        <w:r>
-          <w:rPr>
-            <w:noProof/>
-            <w:webHidden/>
-          </w:rPr>
-          <w:t>5</w:t>
-        </w:r>
-        <w:r>
-          <w:rPr>
-            <w:noProof/>
-            <w:webHidden/>
-          </w:rPr>
-          <w:fldChar w:fldCharType="end"/>
-        </w:r>
-      </w:hyperlink>
-    </w:p>
-    <w:p>
-      <w:pPr>
-        <w:pStyle w:val="Sumrio1"/>
-        <w:rPr>
-          <w:rFonts w:asciiTheme="minorHAnsi" w:eastAsiaTheme="minorEastAsia" w:hAnsiTheme="minorHAnsi"/>
-          <w:noProof/>
-          <w:kern w:val="2"/>
-          <w:szCs w:val="24"/>
-          <w:lang w:eastAsia="pt-BR"/>
-          <w14:ligatures w14:val="standardContextual"/>
-        </w:rPr>
-      </w:pPr>
-      <w:hyperlink w:anchor="_Toc236896575" w:history="1">
-        <w:r>
-          <w:rPr>
-            <w:rStyle w:val="Hyperlink"/>
-            <w:noProof/>
-          </w:rPr>
-          <w:t>2</w:t>
-        </w:r>
-        <w:r>
-          <w:rPr>
-            <w:rFonts w:asciiTheme="minorHAnsi" w:eastAsiaTheme="minorEastAsia" w:hAnsiTheme="minorHAnsi"/>
-            <w:noProof/>
-            <w:kern w:val="2"/>
-            <w:szCs w:val="24"/>
-            <w:lang w:eastAsia="pt-BR"/>
-            <w14:ligatures w14:val="standardContextual"/>
-          </w:rPr>
-          <w:tab/>
-        </w:r>
-        <w:r>
-          <w:rPr>
-            <w:rStyle w:val="Hyperlink"/>
-            <w:noProof/>
-          </w:rPr>
-          <w:t>REFERENCIAL T</w:t>
-        </w:r>
-        <w:r>
-          <w:rPr>
-            <w:rStyle w:val="Hyperlink"/>
-            <w:noProof/>
-          </w:rPr>
-          <w:t>E</w:t>
-        </w:r>
-        <w:r>
-          <w:rPr>
-            <w:rStyle w:val="Hyperlink"/>
-            <w:noProof/>
-          </w:rPr>
-          <w:t>ÓRICO</w:t>
+          <w:t>REFERENCIAL TEÓRICO</w:t>
         </w:r>
         <w:r>
           <w:rPr>
@@ -3746,7 +3685,11 @@
       <w:commentRangeEnd w:id="2"/>
       <w:r>
         <w:rPr>
-          <w:highlight w:val="yellow"/>
+          <w:rStyle w:val="Refdecomentrio"/>
+          <w:rFonts w:eastAsia="Arial" w:cs="Arial"/>
+          <w:noProof/>
+          <w:sz w:val="24"/>
+          <w:szCs w:val="22"/>
         </w:rPr>
         <w:commentReference w:id="2"/>
       </w:r>
@@ -3761,11 +3704,16 @@
       <w:r>
         <w:t>Problemática</w:t>
       </w:r>
+      <w:bookmarkEnd w:id="3"/>
       <w:commentRangeEnd w:id="4"/>
       <w:r>
+        <w:rPr>
+          <w:rStyle w:val="Refdecomentrio"/>
+          <w:sz w:val="24"/>
+          <w:szCs w:val="26"/>
+        </w:rPr>
         <w:commentReference w:id="4"/>
       </w:r>
-      <w:bookmarkEnd w:id="3"/>
     </w:p>
     <w:p>
       <w:pPr>
@@ -3880,6 +3828,12 @@
       </w:r>
       <w:commentRangeEnd w:id="5"/>
       <w:r>
+        <w:rPr>
+          <w:rStyle w:val="Refdecomentrio"/>
+          <w:noProof/>
+          <w:sz w:val="24"/>
+          <w:szCs w:val="22"/>
+        </w:rPr>
         <w:commentReference w:id="5"/>
       </w:r>
     </w:p>
@@ -4058,6 +4012,12 @@
       </w:r>
       <w:commentRangeEnd w:id="6"/>
       <w:r>
+        <w:rPr>
+          <w:rStyle w:val="Refdecomentrio"/>
+          <w:noProof/>
+          <w:sz w:val="24"/>
+          <w:szCs w:val="22"/>
+        </w:rPr>
         <w:commentReference w:id="6"/>
       </w:r>
     </w:p>
@@ -4139,6 +4099,11 @@
       </w:r>
       <w:commentRangeEnd w:id="8"/>
       <w:r>
+        <w:rPr>
+          <w:rStyle w:val="Refdecomentrio"/>
+          <w:sz w:val="24"/>
+          <w:szCs w:val="22"/>
+        </w:rPr>
         <w:commentReference w:id="8"/>
       </w:r>
     </w:p>
@@ -4180,6 +4145,13 @@
       </w:r>
       <w:commentRangeEnd w:id="7"/>
       <w:r>
+        <w:rPr>
+          <w:rStyle w:val="Refdecomentrio"/>
+          <w:rFonts w:eastAsia="Arial" w:cs="Arial"/>
+          <w:noProof/>
+          <w:sz w:val="24"/>
+          <w:szCs w:val="22"/>
+        </w:rPr>
         <w:commentReference w:id="7"/>
       </w:r>
     </w:p>
@@ -4217,27 +4189,99 @@
         <w:rPr>
           <w:highlight w:val="yellow"/>
         </w:rPr>
-        <w:t>um ambiente urbano em coexistência com aspectos naturais é recebido com maior satisfação por seus habitantes e conterrâneos, avaliada como uma area de qualidade maior, aumentando a felicidade e produtividade de</w:t>
+        <w:t xml:space="preserve">um ambiente urbano em coexistência com aspectos naturais é recebido com maior satisfação por seus habitantes e conterrâneos, avaliada como uma </w:t>
       </w:r>
       <w:r>
         <w:rPr>
           <w:highlight w:val="yellow"/>
         </w:rPr>
-        <w:t xml:space="preserve"> uma população (Esperidião, 2021). Esses costumes costumam levar a um ciclo auto-suficiente e culturalmente enraizado, onde a população, em interesse de preservar sua atmosfera, costuma diminuir seu disperdicio, melhorando o ambiente e por conscequência, repetindo o ciclo (Esperidião, 2021).</w:t>
-      </w:r>
-    </w:p>
-    <w:p>
-      <w:pPr>
+        <w:t>área</w:t>
+      </w:r>
+      <w:r>
         <w:rPr>
           <w:highlight w:val="yellow"/>
         </w:rPr>
-      </w:pPr>
+        <w:t xml:space="preserve"> de qualidade maior, aumentando a felicidade e produtividade de</w:t>
+      </w:r>
       <w:r>
         <w:rPr>
           <w:highlight w:val="yellow"/>
         </w:rPr>
+        <w:t xml:space="preserve"> uma população (Esperidião, 2021). Esses costumes costumam levar a um ciclo </w:t>
+      </w:r>
+      <w:r>
+        <w:rPr>
+          <w:highlight w:val="yellow"/>
+        </w:rPr>
+        <w:t>autossuficiente</w:t>
+      </w:r>
+      <w:r>
+        <w:rPr>
+          <w:highlight w:val="yellow"/>
+        </w:rPr>
+        <w:t xml:space="preserve"> e culturalmente enraizado, onde a população, em interesse de preservar sua atmosfera, costuma diminuir seu </w:t>
+      </w:r>
+      <w:r>
+        <w:rPr>
+          <w:highlight w:val="yellow"/>
+        </w:rPr>
+        <w:t>desperdício</w:t>
+      </w:r>
+      <w:r>
+        <w:rPr>
+          <w:highlight w:val="yellow"/>
+        </w:rPr>
+        <w:t xml:space="preserve">, melhorando o ambiente e por </w:t>
+      </w:r>
+      <w:r>
+        <w:rPr>
+          <w:highlight w:val="yellow"/>
+        </w:rPr>
+        <w:t>consequência</w:t>
+      </w:r>
+      <w:r>
+        <w:rPr>
+          <w:highlight w:val="yellow"/>
+        </w:rPr>
+        <w:t>, repetindo o ciclo (Esperidião, 2021).</w:t>
+      </w:r>
+    </w:p>
+    <w:p>
+      <w:pPr>
+        <w:rPr>
+          <w:highlight w:val="yellow"/>
+        </w:rPr>
+      </w:pPr>
+      <w:r>
+        <w:rPr>
+          <w:highlight w:val="yellow"/>
+        </w:rPr>
         <w:lastRenderedPageBreak/>
-        <w:t>Em conjunto desses fatores, a procura de uma melhor educação pode impedir a ocultação de fatos e a manipulação de massas, levando a uma sociedade mais consciênte sobre os problemas da humanidade e como soluciona-los (</w:t>
+        <w:t xml:space="preserve">Em conjunto desses fatores, a procura de uma melhor educação pode impedir a ocultação de fatos e a manipulação de massas, levando a uma sociedade mais </w:t>
+      </w:r>
+      <w:r>
+        <w:rPr>
+          <w:highlight w:val="yellow"/>
+        </w:rPr>
+        <w:t>consciente</w:t>
+      </w:r>
+      <w:r>
+        <w:rPr>
+          <w:highlight w:val="yellow"/>
+        </w:rPr>
+        <w:t xml:space="preserve"> sobre os problemas da humanidade e como </w:t>
+      </w:r>
+      <w:r>
+        <w:rPr>
+          <w:highlight w:val="yellow"/>
+        </w:rPr>
+        <w:t>solucioná-los</w:t>
+      </w:r>
+      <w:r>
+        <w:rPr>
+          <w:highlight w:val="yellow"/>
+        </w:rPr>
+        <w:t xml:space="preserve"> (</w:t>
       </w:r>
       <w:r>
         <w:rPr>
@@ -4370,28 +4414,36 @@
       <w:commentRangeEnd w:id="12"/>
       <w:r>
         <w:rPr>
-          <w:highlight w:val="yellow"/>
+          <w:rStyle w:val="Refdecomentrio"/>
+          <w:sz w:val="24"/>
+          <w:szCs w:val="22"/>
         </w:rPr>
         <w:commentReference w:id="12"/>
       </w:r>
       <w:commentRangeEnd w:id="13"/>
       <w:r>
         <w:rPr>
-          <w:highlight w:val="yellow"/>
+          <w:rStyle w:val="Refdecomentrio"/>
+          <w:sz w:val="24"/>
+          <w:szCs w:val="22"/>
         </w:rPr>
         <w:commentReference w:id="13"/>
       </w:r>
       <w:commentRangeEnd w:id="10"/>
       <w:r>
         <w:rPr>
-          <w:highlight w:val="yellow"/>
+          <w:rStyle w:val="Refdecomentrio"/>
+          <w:sz w:val="24"/>
+          <w:szCs w:val="22"/>
         </w:rPr>
         <w:commentReference w:id="10"/>
       </w:r>
       <w:commentRangeEnd w:id="11"/>
       <w:r>
         <w:rPr>
-          <w:highlight w:val="yellow"/>
+          <w:rStyle w:val="Refdecomentrio"/>
+          <w:sz w:val="24"/>
+          <w:szCs w:val="22"/>
         </w:rPr>
         <w:commentReference w:id="11"/>
       </w:r>
@@ -4517,133 +4569,161 @@
     <w:p>
       <w:pPr>
         <w:rPr>
-          <w:noProof/>
-        </w:rPr>
-      </w:pPr>
-      <w:r>
-        <w:rPr>
-          <w:noProof/>
-        </w:rPr>
-        <w:t>Lorem ipsum dolor sit amet, consectetuer adipiscing elit. Maecenas porttitor congue massa. Fusce posuere, magna sed pulvinar ultricies, purus lectus malesuada libero, sit amet commodo magna eros quis urna.</w:t>
-      </w:r>
-    </w:p>
-    <w:p>
-      <w:pPr>
-        <w:rPr>
-          <w:noProof/>
-        </w:rPr>
-      </w:pPr>
-      <w:r>
-        <w:rPr>
-          <w:noProof/>
-        </w:rPr>
-        <w:t>Nunc viverra imperdiet enim. Fusce est. Vivamus a tellus.</w:t>
-      </w:r>
-    </w:p>
-    <w:p>
-      <w:pPr>
-        <w:rPr>
-          <w:noProof/>
-        </w:rPr>
-      </w:pPr>
-      <w:r>
-        <w:rPr>
-          <w:noProof/>
-        </w:rPr>
-        <w:t>Pellentesque habitant morbi tristique senectus et netus et malesuada fames ac turpis egestas. Proin pharetra nonummy pede. Mauris et orci.</w:t>
-      </w:r>
-    </w:p>
-    <w:p>
-      <w:pPr>
-        <w:rPr>
-          <w:noProof/>
-        </w:rPr>
-      </w:pPr>
-      <w:r>
-        <w:rPr>
-          <w:noProof/>
-        </w:rPr>
-        <w:t>Aenean nec lorem. In porttitor. Donec laoreet nonummy augue.</w:t>
-      </w:r>
-    </w:p>
-    <w:p>
-      <w:r>
-        <w:rPr>
-          <w:noProof/>
-        </w:rPr>
-        <w:t>Suspendisse dui purus, scelerisque at, vulputate vitae, pretium mattis, nunc. Mauris eget neque at sem venenatis eleifend. Ut nonummy.</w:t>
+          <w:rFonts w:ascii="Times New Roman" w:hAnsi="Times New Roman" w:cs="Times New Roman"/>
+          <w:szCs w:val="24"/>
+          <w:lang w:eastAsia="pt-BR"/>
+        </w:rPr>
+      </w:pPr>
+      <w:bookmarkStart w:id="18" w:name="_Toc236896574"/>
+      <w:r>
+        <w:rPr>
+          <w:lang w:eastAsia="pt-BR"/>
+        </w:rPr>
+        <w:t>O desenvolvimento do jogo fundamentou-se em três abordagens metodológicas complementares: a pesquisa bibliográfica e exploratória, a pesquisa de campo e a pesquisa aplicada de caráter experimental. A adoção dessas metodologias teve como finalidade compreender os referenciais teóricos relacionados aos gêneros de automação, identificar as necessidades e expectativas do público-alvo e, posteriormente, desenvolver uma solução digital capaz de integrar tais elementos em uma experiência lúdica e desafiadora.</w:t>
+      </w:r>
+    </w:p>
+    <w:p>
+      <w:pPr>
+        <w:rPr>
+          <w:rFonts w:ascii="Times New Roman" w:hAnsi="Times New Roman" w:cs="Times New Roman"/>
+          <w:szCs w:val="24"/>
+          <w:lang w:eastAsia="pt-BR"/>
+        </w:rPr>
+      </w:pPr>
+      <w:r>
+        <w:rPr>
+          <w:lang w:eastAsia="pt-BR"/>
+        </w:rPr>
+        <w:t>Inicialmente, foi realizada uma pesquisa bibliográfica e exploratória, visando reunir conhecimentos sobre os conceitos que fundamentam o desenvolvimento de jogos. Além disso, foram analisadas obras e estudos relacionados aos gêneros que serviram de referência para a concepção do projeto, possibilitando a definição dos principais requisitos funcionais e conceituais do jogo.</w:t>
+      </w:r>
+    </w:p>
+    <w:p>
+      <w:pPr>
+        <w:rPr>
+          <w:rFonts w:ascii="Times New Roman" w:hAnsi="Times New Roman" w:cs="Times New Roman"/>
+          <w:szCs w:val="24"/>
+          <w:lang w:eastAsia="pt-BR"/>
+        </w:rPr>
+      </w:pPr>
+      <w:r>
+        <w:rPr>
+          <w:lang w:eastAsia="pt-BR"/>
+        </w:rPr>
+        <w:t xml:space="preserve">De forma paralela, foi empregada a metodologia Design Thinking, utilizada como suporte durante todas as etapas do desenvolvimento. O processo contemplou as fases de imersão, definição, ideação, prototipação e testes, permitindo </w:t>
+      </w:r>
+      <w:r>
+        <w:rPr>
+          <w:lang w:eastAsia="pt-BR"/>
+        </w:rPr>
+        <w:lastRenderedPageBreak/>
+        <w:t>compreender o contexto do problema, levantar requisitos, propor soluções e aperfeiçoar continuamente as mecânicas e funcionalidades implementadas. Essa abordagem contribuiu para que o desenvolvimento permanecesse centrado nas necessidades dos usuários e na melhoria contínua da experiência proporcionada pelo jogo.</w:t>
+      </w:r>
+    </w:p>
+    <w:p>
+      <w:pPr>
+        <w:rPr>
+          <w:rFonts w:ascii="Times New Roman" w:hAnsi="Times New Roman" w:cs="Times New Roman"/>
+          <w:szCs w:val="24"/>
+          <w:lang w:eastAsia="pt-BR"/>
+        </w:rPr>
+      </w:pPr>
+      <w:r>
+        <w:rPr>
+          <w:lang w:eastAsia="pt-BR"/>
+        </w:rPr>
+        <w:t>Na etapa exploratória, foi conduzida uma pesquisa de campo. O objetivo dessa etapa consistiu em identificar preferências, dificuldades, expectativas e características consideradas relevantes pelo público-alvo, fornecendo subsídios para a definição das mecânicas de jogo, da progressão do jogador e dos elementos de interface.</w:t>
+      </w:r>
+    </w:p>
+    <w:p>
+      <w:pPr>
+        <w:rPr>
+          <w:rFonts w:ascii="Times New Roman" w:hAnsi="Times New Roman" w:cs="Times New Roman"/>
+          <w:szCs w:val="24"/>
+          <w:lang w:eastAsia="pt-BR"/>
+        </w:rPr>
+      </w:pPr>
+      <w:r>
+        <w:rPr>
+          <w:lang w:eastAsia="pt-BR"/>
+        </w:rPr>
+        <w:t>Concluídas as etapas de investigação, iniciou-se o desenvolvimento do projeto, caracterizando a fase de pesquisa aplicada. Para o gerenciamento das atividades da equipe foi adotada a metodologia ágil Scrum, possibilitando a organização das tarefas em ciclos de desenvolvimento, o acompanhamento contínuo das funcionalidades implementadas e a realização de ajustes ao longo do projeto.</w:t>
+      </w:r>
+    </w:p>
+    <w:p>
+      <w:pPr>
+        <w:rPr>
+          <w:rFonts w:ascii="Times New Roman" w:hAnsi="Times New Roman" w:cs="Times New Roman"/>
+          <w:szCs w:val="24"/>
+          <w:lang w:eastAsia="pt-BR"/>
+        </w:rPr>
+      </w:pPr>
+      <w:r>
+        <w:rPr>
+          <w:lang w:eastAsia="pt-BR"/>
+        </w:rPr>
+        <w:t xml:space="preserve">O desenvolvimento do jogo foi realizado utilizando a </w:t>
+      </w:r>
+      <w:r>
+        <w:rPr>
+          <w:i/>
+          <w:iCs/>
+          <w:lang w:eastAsia="pt-BR"/>
+        </w:rPr>
+        <w:t>game engine</w:t>
+      </w:r>
+      <w:r>
+        <w:rPr>
+          <w:lang w:eastAsia="pt-BR"/>
+        </w:rPr>
+        <w:t xml:space="preserve"> Godot como plataforma principal de programação e implementação das mecânicas, enquanto o Blender foi empregado na modelagem e produção dos recursos tridimensionais utilizados no ambiente virtual. As funcionalidades foram implementadas de forma incremental, priorizando aquelas consideradas essenciais com base nos resultados obtidos durante a pesquisa de campo. </w:t>
       </w:r>
     </w:p>
     <w:p>
       <w:pPr>
         <w:pStyle w:val="Ttulo2"/>
       </w:pPr>
-      <w:bookmarkStart w:id="18" w:name="_Toc236896574"/>
       <w:r>
         <w:t>Resultados Esperados</w:t>
       </w:r>
       <w:bookmarkEnd w:id="18"/>
     </w:p>
     <w:p>
-      <w:pPr>
-        <w:rPr>
-          <w:noProof/>
-        </w:rPr>
-      </w:pPr>
-      <w:r>
-        <w:rPr>
-          <w:noProof/>
-        </w:rPr>
-        <w:t>Lorem ipsum dolor sit amet, consectetuer adipiscing elit. Maecenas porttitor congue massa. Fusce posuere, magna sed pulvinar ultricies, purus lectus malesuada libero, sit amet commodo magna eros quis urna.</w:t>
-      </w:r>
-    </w:p>
-    <w:p>
-      <w:pPr>
-        <w:rPr>
-          <w:noProof/>
-        </w:rPr>
-      </w:pPr>
-      <w:r>
-        <w:rPr>
-          <w:noProof/>
-        </w:rPr>
-        <w:lastRenderedPageBreak/>
-        <w:t>Nunc viverra imperdiet enim. Fusce est. Vivamus a tellus.</w:t>
-      </w:r>
-    </w:p>
-    <w:p>
-      <w:pPr>
-        <w:rPr>
-          <w:noProof/>
-        </w:rPr>
-      </w:pPr>
-      <w:r>
-        <w:rPr>
-          <w:noProof/>
-        </w:rPr>
-        <w:t>Pellentesque habitant morbi tristique senectus et netus et malesuada fames ac turpis egestas. Proin pharetra nonummy pede. Mauris et orci.</w:t>
-      </w:r>
-    </w:p>
-    <w:p>
-      <w:pPr>
-        <w:rPr>
-          <w:noProof/>
-        </w:rPr>
-      </w:pPr>
-      <w:r>
-        <w:rPr>
-          <w:noProof/>
-        </w:rPr>
-        <w:t>Aenean nec lorem. In porttitor. Donec laoreet nonummy augue.</w:t>
-      </w:r>
-    </w:p>
-    <w:p>
-      <w:r>
-        <w:rPr>
-          <w:noProof/>
-        </w:rPr>
-        <w:t>Suspendisse dui purus, scelerisque at, vulputate vitae, pretium mattis, nunc. Mauris eget neque at sem venenatis eleifend. Ut nonummy.</w:t>
-      </w:r>
+      <w:r>
+        <w:rPr>
+          <w:noProof/>
+        </w:rPr>
+        <w:t>Espera-se que o Thermautomata contribua para uma aprendizagem mais dinâmica, estimulando nos usuários o pensamento crítico e a tomada de decisões sobre questões políticas, econômicas, urbanas e ambientais.</w:t>
+      </w:r>
+    </w:p>
+    <w:p>
+      <w:r>
+        <w:rPr>
+          <w:noProof/>
+        </w:rPr>
+        <w:t>Para a comunidade, o projeto busca promover maior conscientização sobre problemas do cotidiano e a importância de escolhas responsáveis para o desenvolvimento da sociedade.</w:t>
+      </w:r>
+    </w:p>
+    <w:p>
+      <w:r>
+        <w:rPr>
+          <w:noProof/>
+        </w:rPr>
+        <w:t>O projeto também busca contribuir para as ODS 9, 11 e 12, incentivando a inovação, o desenvolvimento de cidades sustentáveis e o consumo e uso responsável dos recursos.</w:t>
+      </w:r>
+    </w:p>
+    <w:p>
+      <w:pPr>
+        <w:rPr>
+          <w:noProof/>
+        </w:rPr>
+      </w:pPr>
+    </w:p>
+    <w:p>
+      <w:pPr>
+        <w:rPr>
+          <w:noProof/>
+        </w:rPr>
+      </w:pPr>
     </w:p>
     <w:p>
       <w:r>
@@ -4865,10 +4945,7 @@
         <w:t>Diferentemente da mecanização, que consiste apenas em substituir o esforço físico humano por máquinas, a automação permite que os equipamentos tomem decisões previamente programadas, monitorem o funcionamento da produção e realizem ajustes quando necessário. Dessa forma, o operador passa a desempenhar funções de supervisão, programação e manutenção dos sistemas, em vez de executar manualmente todas as etapas do processo.</w:t>
       </w:r>
       <w:r>
-        <w:t xml:space="preserve"> </w:t>
-      </w:r>
-      <w:r>
-        <w:t>(</w:t>
+        <w:t xml:space="preserve"> (</w:t>
       </w:r>
       <w:r>
         <w:t>M</w:t>
@@ -4888,10 +4965,7 @@
         <w:t>Atualmente, a automação industrial é um dos principais pilares da Indústria 4.0, pois integra tecnologias digitais, comunicação entre máquinas e análise de dados para tornar a produção mais inteligente. Entre seus principais benefícios estão o aumento da produtividade, a redução de falhas e desperdícios, a melhoria da qualidade dos produtos, a diminuição dos custos operacionais e o aumento da segurança dos trabalhadores, especialmente em atividades de maior risco.</w:t>
       </w:r>
       <w:r>
-        <w:t xml:space="preserve"> </w:t>
-      </w:r>
-      <w:r>
-        <w:t>(</w:t>
+        <w:t xml:space="preserve"> (</w:t>
       </w:r>
       <w:r>
         <w:t>M</w:t>
@@ -4911,10 +4985,7 @@
         <w:t>Por esses motivos, a automação industrial tornou-se um fator estratégico para empresas que desejam aumentar sua competitividade, otimizar seus processos produtivos e atender às exigências de um mercado cada vez mais tecnológico e dinâmico.</w:t>
       </w:r>
       <w:r>
-        <w:t xml:space="preserve"> </w:t>
-      </w:r>
-      <w:r>
-        <w:t>(</w:t>
+        <w:t xml:space="preserve"> (</w:t>
       </w:r>
       <w:r>
         <w:t>M</w:t>
@@ -4928,11 +4999,6 @@
     </w:p>
     <w:p>
       <w:pPr>
-        <w:ind w:left="709" w:firstLine="0"/>
-      </w:pPr>
-    </w:p>
-    <w:p>
-      <w:pPr>
         <w:pStyle w:val="Ttulo2"/>
       </w:pPr>
       <w:bookmarkStart w:id="22" w:name="_Toc236896579"/>
@@ -4979,20 +5045,20 @@
         <w:rPr>
           <w:noProof/>
         </w:rPr>
-        <w:t xml:space="preserve"> Godot Engine é um programa utilizado para criar jogos digitais. Ela reúne diversas ferramentas em um só lugar, permitindo desenvolver jogos em 2D e 3D de forma mais simples, sem precisar criar tudo do zero. Com ela, é possível criar </w:t>
+        <w:t xml:space="preserve"> Godot Engine é um programa utilizado para criar jogos digitais. Ela reúne diversas ferramentas em um só lugar, permitindo desenvolver jogos em 2D e 3D de forma mais simples, sem precisar criar tudo do zero. Com ela, é possível criar personagens, cenários, animações e programar o funcionamento do jogo</w:t>
+      </w:r>
+      <w:r>
+        <w:rPr>
+          <w:noProof/>
+        </w:rPr>
+        <w:t xml:space="preserve">. Depois de </w:t>
       </w:r>
       <w:r>
         <w:rPr>
           <w:noProof/>
         </w:rPr>
         <w:lastRenderedPageBreak/>
-        <w:t>personagens, cenários, animações e programar o funcionamento do jogo</w:t>
-      </w:r>
-      <w:r>
-        <w:rPr>
-          <w:noProof/>
-        </w:rPr>
-        <w:t>. Depois de tudo pronto, o jogo pode ser publicado em diferentes plataformas, como computadores ou celulares, além d</w:t>
+        <w:t>tudo pronto, o jogo pode ser publicado em diferentes plataformas, como computadores ou celulares, além d</w:t>
       </w:r>
       <w:r>
         <w:rPr>
@@ -5334,36 +5400,159 @@
     </w:p>
     <w:p>
       <w:pPr>
-        <w:ind w:firstLine="0"/>
-        <w:rPr>
-          <w:noProof/>
-        </w:rPr>
-      </w:pPr>
-      <w:r>
-        <w:rPr>
-          <w:noProof/>
-        </w:rPr>
-        <w:br w:type="page"/>
-      </w:r>
-    </w:p>
+        <w:pStyle w:val="Ttulo2"/>
+        <w:rPr>
+          <w:noProof/>
+        </w:rPr>
+      </w:pPr>
+      <w:r>
+        <w:rPr>
+          <w:noProof/>
+        </w:rPr>
+        <w:t>Poluição e Sustentabilidade</w:t>
+      </w:r>
+    </w:p>
+    <w:p>
+      <w:pPr>
+        <w:rPr>
+          <w:rFonts w:cs="Arial"/>
+          <w:color w:val="000000"/>
+          <w:szCs w:val="26"/>
+        </w:rPr>
+      </w:pPr>
+      <w:r>
+        <w:rPr>
+          <w:rFonts w:cs="Arial"/>
+          <w:color w:val="000000"/>
+          <w:szCs w:val="26"/>
+        </w:rPr>
+        <w:t>A poluição é um dos vários problemas que a humanidade atualmente enfrenta. A poluição possui diversas vertentes. Pode-se citar a poluição atmosférica, que é um tipo de poluição constituído por partículas sólidas e gases, que são provenientes das atividades humanas e fenômenos naturais. Tal poluição possui efeitos adversos à saúde humana, sendo um grande causador de doenças respiratórias, além de ser um grande disruptor do equilíbrio ambiental. (</w:t>
+      </w:r>
+      <w:r>
+        <w:rPr>
+          <w:rFonts w:cs="Arial"/>
+          <w:color w:val="000000"/>
+          <w:szCs w:val="26"/>
+        </w:rPr>
+        <w:t>ARAÚJO</w:t>
+      </w:r>
+      <w:r>
+        <w:rPr>
+          <w:rFonts w:cs="Arial"/>
+          <w:color w:val="000000"/>
+          <w:szCs w:val="26"/>
+        </w:rPr>
+        <w:t xml:space="preserve"> et al</w:t>
+      </w:r>
+      <w:r>
+        <w:rPr>
+          <w:rFonts w:cs="Arial"/>
+          <w:color w:val="000000"/>
+          <w:szCs w:val="26"/>
+        </w:rPr>
+        <w:t>, 2021)</w:t>
+      </w:r>
+      <w:r>
+        <w:rPr>
+          <w:rFonts w:cs="Arial"/>
+          <w:color w:val="000000"/>
+          <w:szCs w:val="26"/>
+        </w:rPr>
+        <w:t xml:space="preserve"> </w:t>
+      </w:r>
+      <w:r>
+        <w:rPr>
+          <w:rFonts w:cs="Arial"/>
+          <w:color w:val="000000"/>
+          <w:szCs w:val="26"/>
+        </w:rPr>
+        <w:t>Segundo a Organização Mundial da Saúde (OMS), nove em cada dez pessoas respiram ar contaminado com alto nível de poluentes. Como consequência, cerca de 7 milhões de mortes ocorrem ao redor do mundo devido a poluição.</w:t>
+      </w:r>
+    </w:p>
+    <w:p>
+      <w:pPr>
+        <w:rPr>
+          <w:rFonts w:cs="Arial"/>
+          <w:color w:val="000000"/>
+          <w:sz w:val="20"/>
+          <w:szCs w:val="26"/>
+        </w:rPr>
+      </w:pPr>
+      <w:r>
+        <w:rPr>
+          <w:rFonts w:cs="Arial"/>
+          <w:color w:val="000000"/>
+          <w:szCs w:val="26"/>
+        </w:rPr>
+        <w:t>Em contraponto a poluição, a sustentabilidade são as ações que desejam promover um equilíbrio entre o crescimento econômico que causa poluição, e a preservação do meio ambiente. O desenvolvimento sustentável é aquele que busca criar oportunidades igualitárias, além de buscar a utilização e consumo de recursos naturais balanceados.</w:t>
+      </w:r>
+      <w:r>
+        <w:rPr>
+          <w:rFonts w:cs="Arial"/>
+          <w:color w:val="000000"/>
+          <w:szCs w:val="26"/>
+        </w:rPr>
+        <w:t xml:space="preserve"> (DA ROCHA, 2023) </w:t>
+      </w:r>
+      <w:r>
+        <w:rPr>
+          <w:rFonts w:cs="Arial"/>
+          <w:color w:val="000000"/>
+          <w:sz w:val="26"/>
+          <w:szCs w:val="26"/>
+        </w:rPr>
+        <w:t>Por isso, a descarbonização (Processo de redução da emissão de gases causadores do efeito estufa) é um dos processos mais essenciais a reduzir o aquecimento global, devido ao fato de que os gases de efeito estufa (GEE) são considerados os mais agravantes da mudança climática. A descarbonização envolve a captura, o armazenamento e a reutilização desses gases a fim de ‘neutralizar’ sua emissão. (</w:t>
+      </w:r>
+      <w:r>
+        <w:rPr>
+          <w:rFonts w:ascii="Calibri" w:eastAsia="Times New Roman" w:hAnsi="Calibri" w:cs="Calibri"/>
+          <w:sz w:val="27"/>
+          <w:szCs w:val="27"/>
+          <w:lang w:eastAsia="pt-BR"/>
+        </w:rPr>
+        <w:t>ELI DA VEIGA</w:t>
+      </w:r>
+      <w:r>
+        <w:rPr>
+          <w:rFonts w:ascii="Calibri" w:eastAsia="Times New Roman" w:hAnsi="Calibri" w:cs="Calibri"/>
+          <w:sz w:val="27"/>
+          <w:szCs w:val="27"/>
+          <w:lang w:eastAsia="pt-BR"/>
+        </w:rPr>
+        <w:t>, 2019</w:t>
+      </w:r>
+      <w:r>
+        <w:rPr>
+          <w:rFonts w:cs="Arial"/>
+          <w:color w:val="000000"/>
+          <w:sz w:val="26"/>
+          <w:szCs w:val="26"/>
+        </w:rPr>
+        <w:t>)</w:t>
+      </w:r>
+    </w:p>
+    <w:p/>
     <w:p>
       <w:pPr>
         <w:pStyle w:val="Ttulo1"/>
       </w:pPr>
       <w:bookmarkStart w:id="28" w:name="_Toc236896585"/>
       <w:r>
+        <w:t>IMERSÃO</w:t>
+      </w:r>
+      <w:bookmarkEnd w:id="28"/>
+    </w:p>
+    <w:p>
+      <w:r>
+        <w:t xml:space="preserve">A imersão constitui a primeira etapa do processo, voltada á </w:t>
+      </w:r>
+      <w:r>
+        <w:softHyphen/>
+        <w:t xml:space="preserve">compreensão aprofundada do problema a ser resolvido. No contexto do projeto, essa fase envolveu </w:t>
+      </w:r>
+      <w:r>
         <w:lastRenderedPageBreak/>
-        <w:t>IMERSÃO</w:t>
-      </w:r>
-      <w:bookmarkEnd w:id="28"/>
-    </w:p>
-    <w:p>
-      <w:r>
-        <w:t xml:space="preserve">A imersão constitui a primeira etapa do processo, voltada á </w:t>
-      </w:r>
-      <w:r>
-        <w:softHyphen/>
-        <w:t xml:space="preserve">compreensão aprofundada do problema a ser resolvido. No contexto do projeto, essa fase envolveu a observação do cenário e a realização de uma pesquisa de campo, com o objetivo de entender melhor as necessidades dos usuários e avaliar a viabilidade da proposta </w:t>
+        <w:t xml:space="preserve">a observação do cenário e a realização de uma pesquisa de campo, com o objetivo de entender melhor as necessidades dos usuários e avaliar a viabilidade da proposta </w:t>
       </w:r>
       <w:commentRangeStart w:id="29"/>
       <w:commentRangeStart w:id="30"/>
@@ -5400,6 +5589,9 @@
       <w:commentRangeEnd w:id="29"/>
       <w:r>
         <w:rPr>
+          <w:rStyle w:val="Refdecomentrio"/>
+          <w:sz w:val="24"/>
+          <w:szCs w:val="22"/>
           <w:highlight w:val="yellow"/>
         </w:rPr>
         <w:commentReference w:id="29"/>
@@ -5407,6 +5599,9 @@
       <w:commentRangeEnd w:id="30"/>
       <w:r>
         <w:rPr>
+          <w:rStyle w:val="Refdecomentrio"/>
+          <w:sz w:val="24"/>
+          <w:szCs w:val="22"/>
           <w:highlight w:val="yellow"/>
         </w:rPr>
         <w:commentReference w:id="30"/>
@@ -5465,7 +5660,7 @@
         <w:pStyle w:val="Legenda"/>
         <w:keepNext/>
       </w:pPr>
-      <w:bookmarkStart w:id="32" w:name="_Toc233220997"/>
+      <w:bookmarkStart w:id="32" w:name="_Toc237459451"/>
       <w:r>
         <w:t xml:space="preserve">Figura </w:t>
       </w:r>
@@ -5485,6 +5680,9 @@
         <w:t>1</w:t>
       </w:r>
       <w:r>
+        <w:rPr>
+          <w:noProof/>
+        </w:rPr>
         <w:fldChar w:fldCharType="end"/>
       </w:r>
       <w:r>
@@ -5568,7 +5766,7 @@
         <w:pStyle w:val="Legenda"/>
         <w:keepNext/>
       </w:pPr>
-      <w:bookmarkStart w:id="33" w:name="_Toc233221000"/>
+      <w:bookmarkStart w:id="33" w:name="_Toc237459447"/>
       <w:r>
         <w:t xml:space="preserve">Quadro </w:t>
       </w:r>
@@ -5672,7 +5870,6 @@
                 <w:noProof/>
                 <w:highlight w:val="yellow"/>
               </w:rPr>
-              <w:lastRenderedPageBreak/>
               <w:t>Produção e consumo em excesso desvinculados de necessidades reais.</w:t>
             </w:r>
           </w:p>
@@ -5727,6 +5924,7 @@
                 <w:noProof/>
                 <w:highlight w:val="yellow"/>
               </w:rPr>
+              <w:lastRenderedPageBreak/>
               <w:t>Dificuldade generalizada da população em compreender os mecanismos políticos e econômicos</w:t>
             </w:r>
             <w:r>
@@ -6149,7 +6347,6 @@
                 <w:noProof/>
                 <w:highlight w:val="yellow"/>
               </w:rPr>
-              <w:lastRenderedPageBreak/>
               <w:t>Pessoas com maior conhecimento possuem mais resistência em relação a Manipulação</w:t>
             </w:r>
             <w:r>
@@ -6205,6 +6402,7 @@
                 <w:noProof/>
                 <w:highlight w:val="yellow"/>
               </w:rPr>
+              <w:lastRenderedPageBreak/>
               <w:t>Pessoas são mais satisfeitas com sociedades limpas e eficientes.</w:t>
             </w:r>
           </w:p>
@@ -6286,6 +6484,9 @@
             <w:r>
               <w:rPr>
                 <w:rStyle w:val="Refdecomentrio"/>
+                <w:rFonts w:ascii="Segoe UI Symbol" w:eastAsiaTheme="majorEastAsia" w:hAnsi="Segoe UI Symbol" w:cstheme="majorBidi"/>
+                <w:sz w:val="72"/>
+                <w:szCs w:val="72"/>
                 <w:highlight w:val="yellow"/>
               </w:rPr>
               <w:commentReference w:id="34"/>
@@ -6293,6 +6494,10 @@
             <w:commentRangeEnd w:id="35"/>
             <w:r>
               <w:rPr>
+                <w:rStyle w:val="Refdecomentrio"/>
+                <w:rFonts w:ascii="Segoe UI Symbol" w:eastAsiaTheme="majorEastAsia" w:hAnsi="Segoe UI Symbol" w:cstheme="majorBidi"/>
+                <w:sz w:val="72"/>
+                <w:szCs w:val="72"/>
                 <w:highlight w:val="yellow"/>
               </w:rPr>
               <w:commentReference w:id="35"/>
@@ -6322,7 +6527,7 @@
     </w:p>
     <w:p>
       <w:r>
-        <w:t>Introdução explicando sobre a pesquisa de campo</w:t>
+        <w:t>Na pesquisa de campo foram coletadas 24 respostas com o objetivo de identificar a viabilidade e necessidade do projeto, realizada em julho e abril de 2026 por meio da plataforma Google Forms, com participação de pessoas de diferentes perfis e faixas etárias. Abaixo estão os dados apresentados</w:t>
       </w:r>
     </w:p>
     <w:p>
@@ -6330,9 +6535,9 @@
         <w:pStyle w:val="Legenda"/>
         <w:keepNext/>
       </w:pPr>
-      <w:bookmarkStart w:id="37" w:name="_Toc233221001"/>
-      <w:r>
-        <w:t xml:space="preserve">Grafico </w:t>
+      <w:bookmarkStart w:id="37" w:name="_Toc237460067"/>
+      <w:r>
+        <w:t xml:space="preserve">Gráfico </w:t>
       </w:r>
       <w:r>
         <w:fldChar w:fldCharType="begin"/>
@@ -6364,14 +6569,49 @@
       </w:pPr>
       <w:r>
         <w:drawing>
-          <wp:inline distT="0" distB="0" distL="0" distR="0" wp14:anchorId="625D20A7" wp14:editId="07777777">
-            <wp:extent cx="5486400" cy="3200400"/>
+          <wp:inline distT="0" distB="0" distL="0" distR="0" wp14:anchorId="0811DC74" wp14:editId="31A39278">
+            <wp:extent cx="5054380" cy="2420703"/>
             <wp:effectExtent l="0" t="0" r="0" b="0"/>
-            <wp:docPr id="4" name="Gráfico 4"/>
-            <wp:cNvGraphicFramePr/>
+            <wp:docPr id="3" name="Imagem 3" descr="C:\Users\Aluno\AppData\Local\Microsoft\Windows\INetCache\Content.MSO\344AAC39.tmp"/>
+            <wp:cNvGraphicFramePr>
+              <a:graphicFrameLocks xmlns:a="http://schemas.openxmlformats.org/drawingml/2006/main" noChangeAspect="1"/>
+            </wp:cNvGraphicFramePr>
             <a:graphic xmlns:a="http://schemas.openxmlformats.org/drawingml/2006/main">
-              <a:graphicData uri="http://schemas.openxmlformats.org/drawingml/2006/chart">
-                <c:chart xmlns:c="http://schemas.openxmlformats.org/drawingml/2006/chart" xmlns:r="http://schemas.openxmlformats.org/officeDocument/2006/relationships" r:id="rId17"/>
+              <a:graphicData uri="http://schemas.openxmlformats.org/drawingml/2006/picture">
+                <pic:pic xmlns:pic="http://schemas.openxmlformats.org/drawingml/2006/picture">
+                  <pic:nvPicPr>
+                    <pic:cNvPr id="0" name="Picture 1" descr="C:\Users\Aluno\AppData\Local\Microsoft\Windows\INetCache\Content.MSO\344AAC39.tmp"/>
+                    <pic:cNvPicPr>
+                      <a:picLocks noChangeAspect="1" noChangeArrowheads="1"/>
+                    </pic:cNvPicPr>
+                  </pic:nvPicPr>
+                  <pic:blipFill>
+                    <a:blip r:embed="rId17" cstate="print">
+                      <a:extLst>
+                        <a:ext uri="{28A0092B-C50C-407E-A947-70E740481C1C}">
+                          <a14:useLocalDpi xmlns:a14="http://schemas.microsoft.com/office/drawing/2010/main"/>
+                        </a:ext>
+                      </a:extLst>
+                    </a:blip>
+                    <a:srcRect/>
+                    <a:stretch>
+                      <a:fillRect/>
+                    </a:stretch>
+                  </pic:blipFill>
+                  <pic:spPr bwMode="auto">
+                    <a:xfrm>
+                      <a:off x="0" y="0"/>
+                      <a:ext cx="5054380" cy="2420703"/>
+                    </a:xfrm>
+                    <a:prstGeom prst="rect">
+                      <a:avLst/>
+                    </a:prstGeom>
+                    <a:noFill/>
+                    <a:ln>
+                      <a:noFill/>
+                    </a:ln>
+                  </pic:spPr>
+                </pic:pic>
               </a:graphicData>
             </a:graphic>
           </wp:inline>
@@ -6396,19 +6636,25 @@
       </w:r>
     </w:p>
     <w:p>
-      <w:pPr>
-        <w:pStyle w:val="Legenda"/>
-      </w:pPr>
+      <w:r>
+        <w:t xml:space="preserve">Esse gráfico demonstra a idade do público; observa-se que a maioria dos participantes estão entre 17-18 </w:t>
+      </w:r>
+      <w:r>
+        <w:t>anos, enquanto o remanescente é maior do que os 30 anos de idade.</w:t>
+      </w:r>
     </w:p>
     <w:p>
       <w:pPr>
         <w:pStyle w:val="Legenda"/>
         <w:keepNext/>
       </w:pPr>
-      <w:bookmarkStart w:id="38" w:name="_Toc233221002"/>
+      <w:bookmarkStart w:id="38" w:name="_Toc237460068"/>
       <w:r>
         <w:lastRenderedPageBreak/>
-        <w:t xml:space="preserve">Grafico </w:t>
+        <w:t>Gráfico</w:t>
+      </w:r>
+      <w:r>
+        <w:t xml:space="preserve"> </w:t>
       </w:r>
       <w:r>
         <w:fldChar w:fldCharType="begin"/>
@@ -6429,29 +6675,62 @@
         <w:fldChar w:fldCharType="end"/>
       </w:r>
       <w:r>
-        <w:t>: Gostos</w:t>
+        <w:t xml:space="preserve">: </w:t>
+      </w:r>
+      <w:r>
+        <w:t>Gênero</w:t>
       </w:r>
       <w:bookmarkEnd w:id="38"/>
     </w:p>
     <w:p>
       <w:pPr>
-        <w:pStyle w:val="Legenda"/>
-        <w:keepNext/>
-      </w:pPr>
-      <w:r>
-        <w:rPr>
-          <w:noProof/>
-          <w:lang w:eastAsia="pt-BR"/>
-        </w:rPr>
+        <w:pStyle w:val="ImagenseFontes"/>
+      </w:pPr>
+      <w:r>
         <w:drawing>
-          <wp:inline distT="0" distB="0" distL="0" distR="0" wp14:anchorId="2E031DD0" wp14:editId="07777777">
-            <wp:extent cx="5486400" cy="3200400"/>
+          <wp:inline distT="0" distB="0" distL="0" distR="0" wp14:anchorId="3ED8CC97" wp14:editId="4EB83C67">
+            <wp:extent cx="5286926" cy="2420703"/>
             <wp:effectExtent l="0" t="0" r="0" b="0"/>
-            <wp:docPr id="6" name="Gráfico 6"/>
-            <wp:cNvGraphicFramePr/>
+            <wp:docPr id="7" name="Imagem 7" descr="C:\Users\Aluno\AppData\Local\Microsoft\Windows\INetCache\Content.MSO\26C193AF.tmp"/>
+            <wp:cNvGraphicFramePr>
+              <a:graphicFrameLocks xmlns:a="http://schemas.openxmlformats.org/drawingml/2006/main" noChangeAspect="1"/>
+            </wp:cNvGraphicFramePr>
             <a:graphic xmlns:a="http://schemas.openxmlformats.org/drawingml/2006/main">
-              <a:graphicData uri="http://schemas.openxmlformats.org/drawingml/2006/chart">
-                <c:chart xmlns:c="http://schemas.openxmlformats.org/drawingml/2006/chart" xmlns:r="http://schemas.openxmlformats.org/officeDocument/2006/relationships" r:id="rId18"/>
+              <a:graphicData uri="http://schemas.openxmlformats.org/drawingml/2006/picture">
+                <pic:pic xmlns:pic="http://schemas.openxmlformats.org/drawingml/2006/picture">
+                  <pic:nvPicPr>
+                    <pic:cNvPr id="0" name="Picture 3" descr="C:\Users\Aluno\AppData\Local\Microsoft\Windows\INetCache\Content.MSO\26C193AF.tmp"/>
+                    <pic:cNvPicPr>
+                      <a:picLocks noChangeAspect="1" noChangeArrowheads="1"/>
+                    </pic:cNvPicPr>
+                  </pic:nvPicPr>
+                  <pic:blipFill>
+                    <a:blip r:embed="rId18" cstate="print">
+                      <a:extLst>
+                        <a:ext uri="{28A0092B-C50C-407E-A947-70E740481C1C}">
+                          <a14:useLocalDpi xmlns:a14="http://schemas.microsoft.com/office/drawing/2010/main"/>
+                        </a:ext>
+                      </a:extLst>
+                    </a:blip>
+                    <a:srcRect/>
+                    <a:stretch>
+                      <a:fillRect/>
+                    </a:stretch>
+                  </pic:blipFill>
+                  <pic:spPr bwMode="auto">
+                    <a:xfrm>
+                      <a:off x="0" y="0"/>
+                      <a:ext cx="5286926" cy="2420703"/>
+                    </a:xfrm>
+                    <a:prstGeom prst="rect">
+                      <a:avLst/>
+                    </a:prstGeom>
+                    <a:noFill/>
+                    <a:ln>
+                      <a:noFill/>
+                    </a:ln>
+                  </pic:spPr>
+                </pic:pic>
               </a:graphicData>
             </a:graphic>
           </wp:inline>
@@ -6467,43 +6746,11 @@
       </w:r>
     </w:p>
     <w:p>
-      <w:pPr>
-        <w:pStyle w:val="Legenda"/>
-      </w:pPr>
-      <w:r>
-        <w:br w:type="page"/>
-      </w:r>
-    </w:p>
-    <w:p>
-      <w:pPr>
-        <w:pStyle w:val="Ttulo1"/>
-      </w:pPr>
-      <w:bookmarkStart w:id="39" w:name="_Toc236896588"/>
-      <w:r>
-        <w:lastRenderedPageBreak/>
-        <w:t>ANÁLISE E SÍNTESE</w:t>
-      </w:r>
-      <w:bookmarkEnd w:id="39"/>
-    </w:p>
-    <w:p>
-      <w:pPr>
-        <w:pStyle w:val="Ttulo2"/>
-      </w:pPr>
-      <w:bookmarkStart w:id="40" w:name="_Toc236896589"/>
-      <w:r>
-        <w:t>Person</w:t>
-      </w:r>
-      <w:r>
-        <w:t>a</w:t>
-      </w:r>
-      <w:bookmarkEnd w:id="40"/>
-    </w:p>
-    <w:p>
-      <w:pPr>
-        <w:pStyle w:val="Citao"/>
-      </w:pPr>
-      <w:r>
-        <w:t>As personas são personagens ficcionais, criadas com base na síntese dos comportamentos observados dentre consumidores com perfis extremos. Traduzem motivações, desejos, expectativas e necessidades, que sintonizam características significativas dos públicos-alvo relevantes para os produtos e serviços das marcas e organizações. [...] Ao final, são atribuídos nomes, histórias e necessidades que contribuem para a personificação desses arquétipos.” (VIANNA et al., 2012, p. 80 apud COLLIER DE MENDONÇA et al., ANO).</w:t>
+      <w:r>
+        <w:t xml:space="preserve">De acordo a pergunta, a maioria do público possui o gênero feminino, com 54,2%, enquanto o gênero masculino é a minoria, com 37,5%. O remanescente porcentual preferiu não falar seu </w:t>
+      </w:r>
+      <w:r>
+        <w:t>gênero. ￼</w:t>
       </w:r>
     </w:p>
     <w:p>
@@ -6511,7 +6758,475 @@
         <w:pStyle w:val="Legenda"/>
         <w:keepNext/>
       </w:pPr>
-      <w:bookmarkStart w:id="41" w:name="_Toc233220998"/>
+      <w:r>
+        <w:t>Gráfico 3: Jogar videogames</w:t>
+      </w:r>
+    </w:p>
+    <w:p>
+      <w:pPr>
+        <w:pStyle w:val="ImagenseFontes"/>
+        <w:keepNext/>
+      </w:pPr>
+      <w:r>
+        <w:drawing>
+          <wp:inline distT="0" distB="0" distL="0" distR="0" wp14:anchorId="6A05A6A2" wp14:editId="70CCD56A">
+            <wp:extent cx="5273720" cy="2420703"/>
+            <wp:effectExtent l="0" t="0" r="0" b="0"/>
+            <wp:docPr id="10" name="Imagem 10" descr="C:\Users\Aluno\AppData\Local\Microsoft\Windows\INetCache\Content.MSO\832F5370.tmp"/>
+            <wp:cNvGraphicFramePr>
+              <a:graphicFrameLocks xmlns:a="http://schemas.openxmlformats.org/drawingml/2006/main" noChangeAspect="1"/>
+            </wp:cNvGraphicFramePr>
+            <a:graphic xmlns:a="http://schemas.openxmlformats.org/drawingml/2006/main">
+              <a:graphicData uri="http://schemas.openxmlformats.org/drawingml/2006/picture">
+                <pic:pic xmlns:pic="http://schemas.openxmlformats.org/drawingml/2006/picture">
+                  <pic:nvPicPr>
+                    <pic:cNvPr id="0" name="Picture 5" descr="C:\Users\Aluno\AppData\Local\Microsoft\Windows\INetCache\Content.MSO\832F5370.tmp"/>
+                    <pic:cNvPicPr>
+                      <a:picLocks noChangeAspect="1" noChangeArrowheads="1"/>
+                    </pic:cNvPicPr>
+                  </pic:nvPicPr>
+                  <pic:blipFill>
+                    <a:blip r:embed="rId19" cstate="print">
+                      <a:extLst>
+                        <a:ext uri="{28A0092B-C50C-407E-A947-70E740481C1C}">
+                          <a14:useLocalDpi xmlns:a14="http://schemas.microsoft.com/office/drawing/2010/main"/>
+                        </a:ext>
+                      </a:extLst>
+                    </a:blip>
+                    <a:srcRect/>
+                    <a:stretch>
+                      <a:fillRect/>
+                    </a:stretch>
+                  </pic:blipFill>
+                  <pic:spPr bwMode="auto">
+                    <a:xfrm>
+                      <a:off x="0" y="0"/>
+                      <a:ext cx="5273720" cy="2420703"/>
+                    </a:xfrm>
+                    <a:prstGeom prst="rect">
+                      <a:avLst/>
+                    </a:prstGeom>
+                    <a:noFill/>
+                    <a:ln>
+                      <a:noFill/>
+                    </a:ln>
+                  </pic:spPr>
+                </pic:pic>
+              </a:graphicData>
+            </a:graphic>
+          </wp:inline>
+        </w:drawing>
+      </w:r>
+    </w:p>
+    <w:p>
+      <w:pPr>
+        <w:pStyle w:val="Legenda"/>
+      </w:pPr>
+      <w:r>
+        <w:t>Fonte: Os Autores, 2026</w:t>
+      </w:r>
+    </w:p>
+    <w:p>
+      <w:r>
+        <w:t>Esse gráfico demonstra quantas pessoas jogam videogames, observa-se que a maioria das pessoas que responderam o formulário tem algum hábito de jogar videogames.</w:t>
+      </w:r>
+    </w:p>
+    <w:p>
+      <w:pPr>
+        <w:pStyle w:val="Legenda"/>
+        <w:keepNext/>
+      </w:pPr>
+      <w:r>
+        <w:lastRenderedPageBreak/>
+        <w:t xml:space="preserve">Gráfico 4: </w:t>
+      </w:r>
+      <w:r>
+        <w:t>Interesse em jogo</w:t>
+      </w:r>
+    </w:p>
+    <w:p>
+      <w:pPr>
+        <w:pStyle w:val="ImagenseFontes"/>
+      </w:pPr>
+      <w:r>
+        <w:drawing>
+          <wp:inline distT="0" distB="0" distL="0" distR="0" wp14:anchorId="1FFA93A5" wp14:editId="1017E010">
+            <wp:extent cx="5159281" cy="2420703"/>
+            <wp:effectExtent l="0" t="0" r="0" b="0"/>
+            <wp:docPr id="13" name="Imagem 13" descr="C:\Users\Aluno\AppData\Local\Microsoft\Windows\INetCache\Content.MSO\28A31FBC.tmp"/>
+            <wp:cNvGraphicFramePr>
+              <a:graphicFrameLocks xmlns:a="http://schemas.openxmlformats.org/drawingml/2006/main" noChangeAspect="1"/>
+            </wp:cNvGraphicFramePr>
+            <a:graphic xmlns:a="http://schemas.openxmlformats.org/drawingml/2006/main">
+              <a:graphicData uri="http://schemas.openxmlformats.org/drawingml/2006/picture">
+                <pic:pic xmlns:pic="http://schemas.openxmlformats.org/drawingml/2006/picture">
+                  <pic:nvPicPr>
+                    <pic:cNvPr id="0" name="Picture 12" descr="C:\Users\Aluno\AppData\Local\Microsoft\Windows\INetCache\Content.MSO\28A31FBC.tmp"/>
+                    <pic:cNvPicPr>
+                      <a:picLocks noChangeAspect="1" noChangeArrowheads="1"/>
+                    </pic:cNvPicPr>
+                  </pic:nvPicPr>
+                  <pic:blipFill>
+                    <a:blip r:embed="rId20" cstate="print">
+                      <a:extLst>
+                        <a:ext uri="{28A0092B-C50C-407E-A947-70E740481C1C}">
+                          <a14:useLocalDpi xmlns:a14="http://schemas.microsoft.com/office/drawing/2010/main"/>
+                        </a:ext>
+                      </a:extLst>
+                    </a:blip>
+                    <a:srcRect/>
+                    <a:stretch>
+                      <a:fillRect/>
+                    </a:stretch>
+                  </pic:blipFill>
+                  <pic:spPr bwMode="auto">
+                    <a:xfrm>
+                      <a:off x="0" y="0"/>
+                      <a:ext cx="5159281" cy="2420703"/>
+                    </a:xfrm>
+                    <a:prstGeom prst="rect">
+                      <a:avLst/>
+                    </a:prstGeom>
+                    <a:noFill/>
+                    <a:ln>
+                      <a:noFill/>
+                    </a:ln>
+                  </pic:spPr>
+                </pic:pic>
+              </a:graphicData>
+            </a:graphic>
+          </wp:inline>
+        </w:drawing>
+      </w:r>
+    </w:p>
+    <w:p>
+      <w:pPr>
+        <w:pStyle w:val="Legenda"/>
+      </w:pPr>
+      <w:r>
+        <w:t>Fonte: Os Autores, 2026</w:t>
+      </w:r>
+    </w:p>
+    <w:p>
+      <w:r>
+        <w:t>Esse gráfico demonstra quantas pessoas desejam jogar videogames similares ao do apresentado, observa-se que a maioria das pessoas que responderam o formulário tem algum desejo de jogar projetos parecidos.</w:t>
+      </w:r>
+    </w:p>
+    <w:p>
+      <w:pPr>
+        <w:pStyle w:val="Legenda"/>
+        <w:keepNext/>
+      </w:pPr>
+      <w:r>
+        <w:t>Gráfico 5: Interesse no projeto</w:t>
+      </w:r>
+    </w:p>
+    <w:p>
+      <w:pPr>
+        <w:pStyle w:val="ImagenseFontes"/>
+      </w:pPr>
+      <w:r>
+        <w:drawing>
+          <wp:inline distT="0" distB="0" distL="0" distR="0" wp14:anchorId="33FA8D31" wp14:editId="0BFE839F">
+            <wp:extent cx="5445379" cy="2609329"/>
+            <wp:effectExtent l="0" t="0" r="0" b="0"/>
+            <wp:docPr id="16" name="Imagem 16" descr="C:\Users\Aluno\AppData\Local\Microsoft\Windows\INetCache\Content.MSO\987E6AC8.tmp"/>
+            <wp:cNvGraphicFramePr>
+              <a:graphicFrameLocks xmlns:a="http://schemas.openxmlformats.org/drawingml/2006/main" noChangeAspect="1"/>
+            </wp:cNvGraphicFramePr>
+            <a:graphic xmlns:a="http://schemas.openxmlformats.org/drawingml/2006/main">
+              <a:graphicData uri="http://schemas.openxmlformats.org/drawingml/2006/picture">
+                <pic:pic xmlns:pic="http://schemas.openxmlformats.org/drawingml/2006/picture">
+                  <pic:nvPicPr>
+                    <pic:cNvPr id="0" name="Picture 16" descr="C:\Users\Aluno\AppData\Local\Microsoft\Windows\INetCache\Content.MSO\987E6AC8.tmp"/>
+                    <pic:cNvPicPr>
+                      <a:picLocks noChangeAspect="1" noChangeArrowheads="1"/>
+                    </pic:cNvPicPr>
+                  </pic:nvPicPr>
+                  <pic:blipFill>
+                    <a:blip r:embed="rId21" cstate="print">
+                      <a:extLst>
+                        <a:ext uri="{28A0092B-C50C-407E-A947-70E740481C1C}">
+                          <a14:useLocalDpi xmlns:a14="http://schemas.microsoft.com/office/drawing/2010/main"/>
+                        </a:ext>
+                      </a:extLst>
+                    </a:blip>
+                    <a:srcRect/>
+                    <a:stretch>
+                      <a:fillRect/>
+                    </a:stretch>
+                  </pic:blipFill>
+                  <pic:spPr bwMode="auto">
+                    <a:xfrm>
+                      <a:off x="0" y="0"/>
+                      <a:ext cx="5445379" cy="2609329"/>
+                    </a:xfrm>
+                    <a:prstGeom prst="rect">
+                      <a:avLst/>
+                    </a:prstGeom>
+                    <a:noFill/>
+                    <a:ln>
+                      <a:noFill/>
+                    </a:ln>
+                  </pic:spPr>
+                </pic:pic>
+              </a:graphicData>
+            </a:graphic>
+          </wp:inline>
+        </w:drawing>
+      </w:r>
+    </w:p>
+    <w:p>
+      <w:pPr>
+        <w:pStyle w:val="Legenda"/>
+      </w:pPr>
+      <w:r>
+        <w:t>Fonte: Os Autores, 2026</w:t>
+      </w:r>
+    </w:p>
+    <w:p>
+      <w:r>
+        <w:t>Esse gráfico demonstra a quantidade de pessoas que possuem algum desejo ou interesse no projeto que foi desenvolvido. Observa-se que a grande maioria (79,2%) possuem interesse no jogo.</w:t>
+      </w:r>
+    </w:p>
+    <w:p/>
+    <w:p>
+      <w:pPr>
+        <w:pStyle w:val="Legenda"/>
+        <w:keepNext/>
+      </w:pPr>
+      <w:r>
+        <w:lastRenderedPageBreak/>
+        <w:t xml:space="preserve">Gráfico 6: </w:t>
+      </w:r>
+      <w:r>
+        <w:t>Interesse sobre mecânica de facções</w:t>
+      </w:r>
+    </w:p>
+    <w:p>
+      <w:r>
+        <w:rPr>
+          <w:noProof/>
+        </w:rPr>
+        <w:drawing>
+          <wp:inline distT="0" distB="0" distL="0" distR="0" wp14:anchorId="0281F250" wp14:editId="4EECD34C">
+            <wp:extent cx="5521671" cy="2609329"/>
+            <wp:effectExtent l="0" t="0" r="0" b="0"/>
+            <wp:docPr id="20" name="Imagem 20" descr="C:\Users\Aluno\AppData\Local\Microsoft\Windows\INetCache\Content.MSO\265CB7C2.tmp"/>
+            <wp:cNvGraphicFramePr>
+              <a:graphicFrameLocks xmlns:a="http://schemas.openxmlformats.org/drawingml/2006/main" noChangeAspect="1"/>
+            </wp:cNvGraphicFramePr>
+            <a:graphic xmlns:a="http://schemas.openxmlformats.org/drawingml/2006/main">
+              <a:graphicData uri="http://schemas.openxmlformats.org/drawingml/2006/picture">
+                <pic:pic xmlns:pic="http://schemas.openxmlformats.org/drawingml/2006/picture">
+                  <pic:nvPicPr>
+                    <pic:cNvPr id="0" name="Picture 22" descr="C:\Users\Aluno\AppData\Local\Microsoft\Windows\INetCache\Content.MSO\265CB7C2.tmp"/>
+                    <pic:cNvPicPr>
+                      <a:picLocks noChangeAspect="1" noChangeArrowheads="1"/>
+                    </pic:cNvPicPr>
+                  </pic:nvPicPr>
+                  <pic:blipFill>
+                    <a:blip r:embed="rId22" cstate="print">
+                      <a:extLst>
+                        <a:ext uri="{28A0092B-C50C-407E-A947-70E740481C1C}">
+                          <a14:useLocalDpi xmlns:a14="http://schemas.microsoft.com/office/drawing/2010/main"/>
+                        </a:ext>
+                      </a:extLst>
+                    </a:blip>
+                    <a:srcRect/>
+                    <a:stretch>
+                      <a:fillRect/>
+                    </a:stretch>
+                  </pic:blipFill>
+                  <pic:spPr bwMode="auto">
+                    <a:xfrm>
+                      <a:off x="0" y="0"/>
+                      <a:ext cx="5521671" cy="2609329"/>
+                    </a:xfrm>
+                    <a:prstGeom prst="rect">
+                      <a:avLst/>
+                    </a:prstGeom>
+                    <a:noFill/>
+                    <a:ln>
+                      <a:noFill/>
+                    </a:ln>
+                  </pic:spPr>
+                </pic:pic>
+              </a:graphicData>
+            </a:graphic>
+          </wp:inline>
+        </w:drawing>
+      </w:r>
+    </w:p>
+    <w:p>
+      <w:pPr>
+        <w:pStyle w:val="ImagenseFontes"/>
+      </w:pPr>
+    </w:p>
+    <w:p>
+      <w:pPr>
+        <w:pStyle w:val="Legenda"/>
+      </w:pPr>
+      <w:r>
+        <w:t>Fonte: Os Autores, 2026</w:t>
+      </w:r>
+    </w:p>
+    <w:p>
+      <w:r>
+        <w:t>Esse gráfico demonstra a quantidade de pessoas que possuem algum d</w:t>
+      </w:r>
+      <w:r>
+        <w:t>esejo ou interesse em uma das mecânicas que integram o projeto.</w:t>
+      </w:r>
+      <w:r>
+        <w:t xml:space="preserve"> Observa-se que a grande maioria (79,2%) possuem interesse </w:t>
+      </w:r>
+      <w:r>
+        <w:t>nesse aspecto</w:t>
+      </w:r>
+      <w:r>
+        <w:t>.</w:t>
+      </w:r>
+    </w:p>
+    <w:p>
+      <w:pPr>
+        <w:pStyle w:val="Legenda"/>
+        <w:keepNext/>
+      </w:pPr>
+      <w:r>
+        <w:t xml:space="preserve">Gráfico 7: Interesse sobre </w:t>
+      </w:r>
+      <w:r>
+        <w:t>mecânicas de jogo</w:t>
+      </w:r>
+    </w:p>
+    <w:p>
+      <w:r>
+        <w:rPr>
+          <w:noProof/>
+        </w:rPr>
+        <w:drawing>
+          <wp:inline distT="0" distB="0" distL="0" distR="0" wp14:anchorId="5A6FB39A" wp14:editId="24FFAB45">
+            <wp:extent cx="5454915" cy="2609329"/>
+            <wp:effectExtent l="0" t="0" r="0" b="0"/>
+            <wp:docPr id="22" name="Imagem 22" descr="C:\Users\Aluno\AppData\Local\Microsoft\Windows\INetCache\Content.MSO\45C86D20.tmp"/>
+            <wp:cNvGraphicFramePr>
+              <a:graphicFrameLocks xmlns:a="http://schemas.openxmlformats.org/drawingml/2006/main" noChangeAspect="1"/>
+            </wp:cNvGraphicFramePr>
+            <a:graphic xmlns:a="http://schemas.openxmlformats.org/drawingml/2006/main">
+              <a:graphicData uri="http://schemas.openxmlformats.org/drawingml/2006/picture">
+                <pic:pic xmlns:pic="http://schemas.openxmlformats.org/drawingml/2006/picture">
+                  <pic:nvPicPr>
+                    <pic:cNvPr id="0" name="Picture 24" descr="C:\Users\Aluno\AppData\Local\Microsoft\Windows\INetCache\Content.MSO\45C86D20.tmp"/>
+                    <pic:cNvPicPr>
+                      <a:picLocks noChangeAspect="1" noChangeArrowheads="1"/>
+                    </pic:cNvPicPr>
+                  </pic:nvPicPr>
+                  <pic:blipFill>
+                    <a:blip r:embed="rId23" cstate="print">
+                      <a:extLst>
+                        <a:ext uri="{28A0092B-C50C-407E-A947-70E740481C1C}">
+                          <a14:useLocalDpi xmlns:a14="http://schemas.microsoft.com/office/drawing/2010/main"/>
+                        </a:ext>
+                      </a:extLst>
+                    </a:blip>
+                    <a:srcRect/>
+                    <a:stretch>
+                      <a:fillRect/>
+                    </a:stretch>
+                  </pic:blipFill>
+                  <pic:spPr bwMode="auto">
+                    <a:xfrm>
+                      <a:off x="0" y="0"/>
+                      <a:ext cx="5454915" cy="2609329"/>
+                    </a:xfrm>
+                    <a:prstGeom prst="rect">
+                      <a:avLst/>
+                    </a:prstGeom>
+                    <a:noFill/>
+                    <a:ln>
+                      <a:noFill/>
+                    </a:ln>
+                  </pic:spPr>
+                </pic:pic>
+              </a:graphicData>
+            </a:graphic>
+          </wp:inline>
+        </w:drawing>
+      </w:r>
+    </w:p>
+    <w:p>
+      <w:pPr>
+        <w:pStyle w:val="ImagenseFontes"/>
+      </w:pPr>
+    </w:p>
+    <w:p>
+      <w:pPr>
+        <w:pStyle w:val="Legenda"/>
+      </w:pPr>
+      <w:r>
+        <w:t>Fonte: Os Autores, 2026</w:t>
+      </w:r>
+    </w:p>
+    <w:p>
+      <w:r>
+        <w:t>Esse gráfico demonstra a quantidade de pessoas que possuem algum desejo ou interesse em uma das mecânicas que integram o projeto. Observa-se que a grande maioria (</w:t>
+      </w:r>
+      <w:r>
+        <w:t>75</w:t>
+      </w:r>
+      <w:r>
+        <w:t xml:space="preserve">%) possuem interesse </w:t>
+      </w:r>
+      <w:r>
+        <w:t>nessas mecânicas de jogo</w:t>
+      </w:r>
+      <w:r>
+        <w:t>.</w:t>
+      </w:r>
+    </w:p>
+    <w:p/>
+    <w:p/>
+    <w:p/>
+    <w:p/>
+    <w:p/>
+    <w:p>
+      <w:pPr>
+        <w:pStyle w:val="Ttulo1"/>
+      </w:pPr>
+      <w:bookmarkStart w:id="39" w:name="_Toc236896588"/>
+      <w:r>
+        <w:t>ANÁLISE E SÍNTESE</w:t>
+      </w:r>
+      <w:bookmarkEnd w:id="39"/>
+    </w:p>
+    <w:p>
+      <w:pPr>
+        <w:pStyle w:val="Ttulo2"/>
+      </w:pPr>
+      <w:bookmarkStart w:id="40" w:name="_Toc236896589"/>
+      <w:r>
+        <w:t>Person</w:t>
+      </w:r>
+      <w:r>
+        <w:t>a</w:t>
+      </w:r>
+      <w:bookmarkEnd w:id="40"/>
+    </w:p>
+    <w:p>
+      <w:pPr>
+        <w:pStyle w:val="Citao"/>
+      </w:pPr>
+      <w:r>
+        <w:t>As personas são personagens ficcionais, criadas com base na síntese dos comportamentos observados dentre consumidores com perfis extremos. Traduzem motivações, desejos, expectativas e necessidades, que sintonizam características significativas dos públicos-alvo relevantes para os produtos e serviços das marcas e organizações. [...] Ao final, são atribuídos nomes, histórias e necessidades que contribuem para a personificação desses arquétipos.” (VIANNA et al., 2012, p. 80 apud COLLIER DE MENDONÇA et al., ANO).</w:t>
+      </w:r>
+    </w:p>
+    <w:p>
+      <w:pPr>
+        <w:pStyle w:val="Legenda"/>
+        <w:keepNext/>
+      </w:pPr>
+      <w:bookmarkStart w:id="41" w:name="_Toc237459452"/>
       <w:r>
         <w:t xml:space="preserve">Figura </w:t>
       </w:r>
@@ -6531,6 +7246,9 @@
         <w:t>2</w:t>
       </w:r>
       <w:r>
+        <w:rPr>
+          <w:noProof/>
+        </w:rPr>
         <w:fldChar w:fldCharType="end"/>
       </w:r>
       <w:r>
@@ -6561,7 +7279,7 @@
                     </pic:cNvPicPr>
                   </pic:nvPicPr>
                   <pic:blipFill>
-                    <a:blip r:embed="rId19" cstate="print">
+                    <a:blip r:embed="rId24" cstate="print">
                       <a:extLst>
                         <a:ext uri="{28A0092B-C50C-407E-A947-70E740481C1C}">
                           <a14:useLocalDpi xmlns:a14="http://schemas.microsoft.com/office/drawing/2010/main" val="0"/>
@@ -6613,16 +7331,16 @@
     </w:p>
     <w:p>
       <w:r>
-        <w:t>Erasmo Altoé Candido Bastianeli é um homem de 42 anos residente em Santa Catarina. Ele possui um conhecimento superficial de Geopolitica e gostaria de explorar mais o assunto, contudo, a dificuldade de pesquisar facilmente, e um ensino que seja mais prático, torna esse desejo mais distante.</w:t>
-      </w:r>
-    </w:p>
-    <w:p>
-      <w:r>
-        <w:t xml:space="preserve">Ambas personas gostariam de perseguir o conhecimento, porém, a indisponibilidade para pesquisa não permitem um estudo prático, a gamificação emerge como uma estratégia crucial para esse problema, com sua interface familiar e atraente, o estudo de temas relacionados podem ser facilitados e condensados de </w:t>
+        <w:t xml:space="preserve">Erasmo Altoé Candido Bastianeli é um homem de 42 anos residente em Santa Catarina. Ele possui um conhecimento superficial de Geopolitica e gostaria de explorar </w:t>
       </w:r>
       <w:r>
         <w:lastRenderedPageBreak/>
-        <w:t>forma prática, criando um hábito natural e rapido no individuo além de auxilia-lo em sua vida pessoal.</w:t>
+        <w:t>mais o assunto, contudo, a dificuldade de pesquisar facilmente, e um ensino que seja mais prático, torna esse desejo mais distante.</w:t>
+      </w:r>
+    </w:p>
+    <w:p>
+      <w:r>
+        <w:t>Ambas personas gostariam de perseguir o conhecimento, porém, a indisponibilidade para pesquisa não permitem um estudo prático, a gamificação emerge como uma estratégia crucial para esse problema, com sua interface familiar e atraente, o estudo de temas relacionados podem ser facilitados e condensados de forma prática, criando um hábito natural e rapido no individuo além de auxilia-lo em sua vida pessoal.</w:t>
       </w:r>
       <w:r>
         <w:br w:type="page"/>
@@ -7178,7 +7896,7 @@
         <w:pStyle w:val="Legenda"/>
         <w:keepNext/>
       </w:pPr>
-      <w:bookmarkStart w:id="46" w:name="_Toc233220999"/>
+      <w:bookmarkStart w:id="46" w:name="_Toc237459453"/>
       <w:r>
         <w:lastRenderedPageBreak/>
         <w:t xml:space="preserve">Figura </w:t>
@@ -7199,6 +7917,9 @@
         <w:t>3</w:t>
       </w:r>
       <w:r>
+        <w:rPr>
+          <w:noProof/>
+        </w:rPr>
         <w:fldChar w:fldCharType="end"/>
       </w:r>
       <w:r>
@@ -7230,7 +7951,7 @@
                     </pic:cNvPicPr>
                   </pic:nvPicPr>
                   <pic:blipFill>
-                    <a:blip r:embed="rId20">
+                    <a:blip r:embed="rId25">
                       <a:extLst>
                         <a:ext uri="{28A0092B-C50C-407E-A947-70E740481C1C}">
                           <a14:useLocalDpi xmlns:a14="http://schemas.microsoft.com/office/drawing/2010/main" val="0"/>
@@ -7304,7 +8025,7 @@
           <w:vertAlign w:val="subscript"/>
         </w:rPr>
       </w:pPr>
-      <w:bookmarkStart w:id="49" w:name="_Toc233221003"/>
+      <w:bookmarkStart w:id="49" w:name="_Toc237460086"/>
       <w:r>
         <w:t xml:space="preserve">Tabela </w:t>
       </w:r>
@@ -7560,7 +8281,7 @@
         </w:rPr>
         <w:t xml:space="preserve"> Disponível em: </w:t>
       </w:r>
-      <w:hyperlink r:id="rId21">
+      <w:hyperlink r:id="rId26">
         <w:r>
           <w:rPr>
             <w:rStyle w:val="Hyperlink"/>
@@ -7632,7 +8353,7 @@
         </w:rPr>
         <w:t xml:space="preserve">. Disponível em:  </w:t>
       </w:r>
-      <w:hyperlink r:id="rId22">
+      <w:hyperlink r:id="rId27">
         <w:r>
           <w:rPr>
             <w:rStyle w:val="Hyperlink"/>
@@ -7702,7 +8423,7 @@
         </w:rPr>
         <w:t xml:space="preserve">. Disponível em: </w:t>
       </w:r>
-      <w:hyperlink r:id="rId23">
+      <w:hyperlink r:id="rId28">
         <w:r>
           <w:rPr>
             <w:rStyle w:val="Hyperlink"/>
@@ -7716,7 +8437,9 @@
         <w:commentRangeEnd w:id="51"/>
         <w:r>
           <w:rPr>
-            <w:highlight w:val="yellow"/>
+            <w:rStyle w:val="Refdecomentrio"/>
+            <w:sz w:val="24"/>
+            <w:szCs w:val="24"/>
           </w:rPr>
           <w:commentReference w:id="51"/>
         </w:r>
@@ -7783,7 +8506,7 @@
         </w:rPr>
         <w:t xml:space="preserve">. Disponível em: &lt; </w:t>
       </w:r>
-      <w:hyperlink r:id="rId24">
+      <w:hyperlink r:id="rId29">
         <w:r>
           <w:rPr>
             <w:rStyle w:val="Hyperlink"/>
@@ -7843,7 +8566,7 @@
         </w:rPr>
         <w:t xml:space="preserve">. Disponível em: </w:t>
       </w:r>
-      <w:hyperlink r:id="rId25">
+      <w:hyperlink r:id="rId30">
         <w:r>
           <w:rPr>
             <w:rStyle w:val="Hyperlink"/>
@@ -7930,7 +8653,7 @@
         </w:rPr>
         <w:t xml:space="preserve">. Disponível em: </w:t>
       </w:r>
-      <w:hyperlink r:id="rId26">
+      <w:hyperlink r:id="rId31">
         <w:r>
           <w:rPr>
             <w:rStyle w:val="Hyperlink"/>
@@ -8014,7 +8737,7 @@
         </w:rPr>
         <w:t xml:space="preserve">. Disponível em: </w:t>
       </w:r>
-      <w:hyperlink r:id="rId27">
+      <w:hyperlink r:id="rId32">
         <w:r>
           <w:rPr>
             <w:rStyle w:val="Hyperlink"/>
@@ -8088,7 +8811,7 @@
         </w:rPr>
         <w:t xml:space="preserve">. Disponível em: </w:t>
       </w:r>
-      <w:hyperlink r:id="rId28">
+      <w:hyperlink r:id="rId33">
         <w:r>
           <w:rPr>
             <w:rStyle w:val="Hyperlink"/>
@@ -8113,7 +8836,11 @@
       <w:commentRangeEnd w:id="52"/>
       <w:r>
         <w:rPr>
-          <w:highlight w:val="yellow"/>
+          <w:rStyle w:val="Refdecomentrio"/>
+          <w:rFonts w:ascii="Calibri" w:hAnsi="Calibri"/>
+          <w:color w:val="000000" w:themeColor="text1"/>
+          <w:sz w:val="27"/>
+          <w:szCs w:val="27"/>
         </w:rPr>
         <w:commentReference w:id="52"/>
       </w:r>
@@ -8173,7 +8900,7 @@
         </w:rPr>
         <w:t xml:space="preserve">. Disponível em: </w:t>
       </w:r>
-      <w:hyperlink r:id="rId29">
+      <w:hyperlink r:id="rId34">
         <w:r>
           <w:rPr>
             <w:rStyle w:val="Hyperlink"/>
@@ -8198,6 +8925,11 @@
       <w:commentRangeEnd w:id="53"/>
       <w:r>
         <w:rPr>
+          <w:rStyle w:val="Refdecomentrio"/>
+          <w:rFonts w:ascii="Calibri" w:hAnsi="Calibri"/>
+          <w:color w:val="000000" w:themeColor="text1"/>
+          <w:sz w:val="27"/>
+          <w:szCs w:val="27"/>
           <w:highlight w:val="yellow"/>
         </w:rPr>
         <w:commentReference w:id="53"/>
@@ -8257,7 +8989,7 @@
         </w:rPr>
         <w:t xml:space="preserve">. Disponível em: </w:t>
       </w:r>
-      <w:hyperlink r:id="rId30">
+      <w:hyperlink r:id="rId35">
         <w:r>
           <w:rPr>
             <w:rStyle w:val="Hyperlink"/>
@@ -8282,14 +9014,22 @@
       <w:commentRangeEnd w:id="54"/>
       <w:r>
         <w:rPr>
-          <w:highlight w:val="yellow"/>
+          <w:rStyle w:val="Refdecomentrio"/>
+          <w:rFonts w:ascii="Calibri" w:hAnsi="Calibri"/>
+          <w:color w:val="000000" w:themeColor="text1"/>
+          <w:sz w:val="27"/>
+          <w:szCs w:val="27"/>
         </w:rPr>
         <w:commentReference w:id="54"/>
       </w:r>
       <w:commentRangeEnd w:id="55"/>
       <w:r>
         <w:rPr>
-          <w:highlight w:val="yellow"/>
+          <w:rStyle w:val="Refdecomentrio"/>
+          <w:rFonts w:ascii="Calibri" w:hAnsi="Calibri"/>
+          <w:color w:val="000000" w:themeColor="text1"/>
+          <w:sz w:val="27"/>
+          <w:szCs w:val="27"/>
         </w:rPr>
         <w:commentReference w:id="55"/>
       </w:r>
@@ -8333,7 +9073,7 @@
         </w:rPr>
         <w:t xml:space="preserve">. Disponível em: </w:t>
       </w:r>
-      <w:hyperlink r:id="rId31">
+      <w:hyperlink r:id="rId36">
         <w:r>
           <w:rPr>
             <w:rStyle w:val="Hyperlink"/>
@@ -8389,7 +9129,7 @@
         </w:rPr>
         <w:t xml:space="preserve">. Disponível em: </w:t>
       </w:r>
-      <w:hyperlink r:id="rId32">
+      <w:hyperlink r:id="rId37">
         <w:r>
           <w:rPr>
             <w:rStyle w:val="Hyperlink"/>
@@ -8473,7 +9213,7 @@
         </w:rPr>
         <w:t xml:space="preserve"> em: </w:t>
       </w:r>
-      <w:hyperlink r:id="rId33">
+      <w:hyperlink r:id="rId38">
         <w:r>
           <w:rPr>
             <w:rStyle w:val="Hyperlink"/>
@@ -8535,7 +9275,7 @@
         </w:rPr>
         <w:t xml:space="preserve">. Disponível em: </w:t>
       </w:r>
-      <w:hyperlink r:id="rId34">
+      <w:hyperlink r:id="rId39">
         <w:r>
           <w:rPr>
             <w:rStyle w:val="Hyperlink"/>
@@ -8599,7 +9339,7 @@
         </w:rPr>
         <w:t xml:space="preserve"> Disponível em: </w:t>
       </w:r>
-      <w:hyperlink r:id="rId35">
+      <w:hyperlink r:id="rId40">
         <w:r>
           <w:rPr>
             <w:rStyle w:val="Hyperlink"/>
@@ -8660,7 +9400,7 @@
         </w:rPr>
         <w:t xml:space="preserve">Disponível em: </w:t>
       </w:r>
-      <w:hyperlink r:id="rId36">
+      <w:hyperlink r:id="rId41">
         <w:r>
           <w:rPr>
             <w:rStyle w:val="Hyperlink"/>
@@ -8715,7 +9455,7 @@
         </w:rPr>
         <w:t xml:space="preserve"> Disponível em: </w:t>
       </w:r>
-      <w:hyperlink r:id="rId37">
+      <w:hyperlink r:id="rId42">
         <w:r>
           <w:rPr>
             <w:rStyle w:val="Hyperlink"/>
@@ -8795,7 +9535,7 @@
         </w:rPr>
         <w:t xml:space="preserve">. Disponível em: </w:t>
       </w:r>
-      <w:hyperlink r:id="rId38" w:history="1">
+      <w:hyperlink r:id="rId43" w:history="1">
         <w:r>
           <w:rPr>
             <w:rStyle w:val="Hyperlink"/>
@@ -8914,7 +9654,7 @@
         </w:rPr>
         <w:t xml:space="preserve"> Disponível em: </w:t>
       </w:r>
-      <w:hyperlink r:id="rId39" w:history="1">
+      <w:hyperlink r:id="rId44" w:history="1">
         <w:r>
           <w:rPr>
             <w:rStyle w:val="Hyperlink"/>
@@ -9225,7 +9965,7 @@
         </w:rPr>
         <w:t xml:space="preserve"> </w:t>
       </w:r>
-      <w:hyperlink r:id="rId40" w:history="1">
+      <w:hyperlink r:id="rId45" w:history="1">
         <w:r>
           <w:rPr>
             <w:rStyle w:val="Hyperlink"/>
@@ -9366,7 +10106,7 @@
         </w:rPr>
         <w:t xml:space="preserve">. Disponível em: </w:t>
       </w:r>
-      <w:hyperlink r:id="rId41" w:history="1">
+      <w:hyperlink r:id="rId46" w:history="1">
         <w:r>
           <w:rPr>
             <w:rStyle w:val="Hyperlink"/>
@@ -9520,7 +10260,7 @@
         </w:rPr>
         <w:t xml:space="preserve">. Disponível em: </w:t>
       </w:r>
-      <w:hyperlink r:id="rId42" w:history="1">
+      <w:hyperlink r:id="rId47" w:history="1">
         <w:r>
           <w:rPr>
             <w:rStyle w:val="Hyperlink"/>
@@ -9644,7 +10384,7 @@
         </w:rPr>
         <w:t xml:space="preserve"> Disponível em: </w:t>
       </w:r>
-      <w:hyperlink r:id="rId43">
+      <w:hyperlink r:id="rId48">
         <w:r>
           <w:rPr>
             <w:rStyle w:val="Hyperlink"/>
@@ -9729,7 +10469,7 @@
         </w:rPr>
         <w:t xml:space="preserve"> </w:t>
       </w:r>
-      <w:hyperlink r:id="rId44">
+      <w:hyperlink r:id="rId49">
         <w:r>
           <w:rPr>
             <w:rStyle w:val="Hyperlink"/>
@@ -9799,7 +10539,7 @@
         </w:rPr>
         <w:t xml:space="preserve">. Disponível em: </w:t>
       </w:r>
-      <w:hyperlink r:id="rId45">
+      <w:hyperlink r:id="rId50">
         <w:r>
           <w:rPr>
             <w:rStyle w:val="Hyperlink"/>
@@ -9860,7 +10600,7 @@
         </w:rPr>
         <w:t xml:space="preserve">. Disponível em: </w:t>
       </w:r>
-      <w:hyperlink r:id="rId46">
+      <w:hyperlink r:id="rId51">
         <w:r>
           <w:rPr>
             <w:rStyle w:val="Hyperlink"/>
@@ -9942,7 +10682,7 @@
         </w:rPr>
         <w:t xml:space="preserve"> </w:t>
       </w:r>
-      <w:hyperlink r:id="rId47">
+      <w:hyperlink r:id="rId52">
         <w:r>
           <w:rPr>
             <w:rStyle w:val="Hyperlink"/>
@@ -10017,7 +10757,7 @@
         </w:rPr>
         <w:t xml:space="preserve"> </w:t>
       </w:r>
-      <w:hyperlink r:id="rId48">
+      <w:hyperlink r:id="rId53">
         <w:r>
           <w:rPr>
             <w:rStyle w:val="Hyperlink"/>
@@ -10079,7 +10819,7 @@
         </w:rPr>
         <w:t xml:space="preserve">Disponível em: </w:t>
       </w:r>
-      <w:hyperlink r:id="rId49">
+      <w:hyperlink r:id="rId54">
         <w:r>
           <w:rPr>
             <w:rStyle w:val="Hyperlink"/>
@@ -10143,7 +10883,7 @@
         </w:rPr>
         <w:t xml:space="preserve">. Disponível em: </w:t>
       </w:r>
-      <w:hyperlink r:id="rId50">
+      <w:hyperlink r:id="rId55">
         <w:r>
           <w:rPr>
             <w:rStyle w:val="Hyperlink"/>
@@ -10225,7 +10965,7 @@
         </w:rPr>
         <w:t xml:space="preserve"> Disponível em: </w:t>
       </w:r>
-      <w:hyperlink r:id="rId51">
+      <w:hyperlink r:id="rId56">
         <w:r>
           <w:rPr>
             <w:rStyle w:val="Hyperlink"/>
@@ -10304,7 +11044,7 @@
         </w:rPr>
         <w:t xml:space="preserve">. Disponível em: </w:t>
       </w:r>
-      <w:hyperlink r:id="rId52">
+      <w:hyperlink r:id="rId57">
         <w:r>
           <w:rPr>
             <w:rStyle w:val="Hyperlink"/>
@@ -10357,7 +11097,7 @@
         </w:rPr>
         <w:t xml:space="preserve">. Disponível em: </w:t>
       </w:r>
-      <w:hyperlink r:id="rId53">
+      <w:hyperlink r:id="rId58">
         <w:r>
           <w:rPr>
             <w:rStyle w:val="Hyperlink"/>
@@ -10422,7 +11162,7 @@
         </w:rPr>
         <w:t xml:space="preserve">. Disponível em: </w:t>
       </w:r>
-      <w:hyperlink r:id="rId54">
+      <w:hyperlink r:id="rId59">
         <w:r>
           <w:rPr>
             <w:rStyle w:val="Hyperlink"/>
@@ -10495,7 +11235,7 @@
         </w:rPr>
         <w:t xml:space="preserve">Disponível em: </w:t>
       </w:r>
-      <w:hyperlink r:id="rId55">
+      <w:hyperlink r:id="rId60">
         <w:r>
           <w:rPr>
             <w:rStyle w:val="Hyperlink"/>
@@ -10564,7 +11304,7 @@
         </w:rPr>
         <w:t xml:space="preserve"> </w:t>
       </w:r>
-      <w:hyperlink r:id="rId56">
+      <w:hyperlink r:id="rId61">
         <w:r>
           <w:rPr>
             <w:rStyle w:val="Hyperlink"/>
@@ -10658,7 +11398,7 @@
         </w:rPr>
         <w:t xml:space="preserve">(1), 9–28. Disponível em: </w:t>
       </w:r>
-      <w:hyperlink r:id="rId57">
+      <w:hyperlink r:id="rId62">
         <w:r>
           <w:rPr>
             <w:rStyle w:val="Hyperlink"/>
@@ -10726,7 +11466,7 @@
         </w:rPr>
         <w:t xml:space="preserve">, São Paulo, v. 19, n. 2, p. 233-241, 2015. Disponível em: </w:t>
       </w:r>
-      <w:hyperlink r:id="rId58">
+      <w:hyperlink r:id="rId63">
         <w:r>
           <w:rPr>
             <w:rStyle w:val="Hyperlink"/>
@@ -10794,7 +11534,7 @@
         </w:rPr>
         <w:t xml:space="preserve">, v. 1, p. 2506–2522, 2024. Disponível em: </w:t>
       </w:r>
-      <w:hyperlink r:id="rId59">
+      <w:hyperlink r:id="rId64">
         <w:r>
           <w:rPr>
             <w:rStyle w:val="Hyperlink"/>
@@ -10883,7 +11623,7 @@
         </w:rPr>
         <w:t xml:space="preserve">, v. 49, n. 3, p. 86–101, 2025. DOI: 10.62507/issn.2176-6479.v49i3.756. Disponível em: </w:t>
       </w:r>
-      <w:hyperlink r:id="rId60">
+      <w:hyperlink r:id="rId65">
         <w:r>
           <w:rPr>
             <w:rStyle w:val="Hyperlink"/>
@@ -10958,7 +11698,7 @@
         </w:rPr>
         <w:t xml:space="preserve">. Disponível em: </w:t>
       </w:r>
-      <w:hyperlink r:id="rId61" w:history="1">
+      <w:hyperlink r:id="rId66" w:history="1">
         <w:r>
           <w:rPr>
             <w:rStyle w:val="Hyperlink"/>
@@ -10975,12 +11715,402 @@
           <w:sz w:val="27"/>
           <w:szCs w:val="27"/>
         </w:rPr>
-        <w:t>. Acesso em: 06/08/2026.</w:t>
-      </w:r>
+        <w:t xml:space="preserve">. Acesso em: </w:t>
+      </w:r>
+      <w:r>
+        <w:rPr>
+          <w:rFonts w:ascii="Calibri" w:eastAsia="Calibri" w:hAnsi="Calibri" w:cs="Calibri"/>
+          <w:sz w:val="27"/>
+          <w:szCs w:val="27"/>
+        </w:rPr>
+        <w:t>06/08/2026.</w:t>
+      </w:r>
+    </w:p>
+    <w:p>
+      <w:pPr>
+        <w:ind w:firstLine="0"/>
+        <w:rPr>
+          <w:rFonts w:asciiTheme="minorHAnsi" w:hAnsiTheme="minorHAnsi" w:cstheme="minorHAnsi"/>
+          <w:sz w:val="27"/>
+          <w:szCs w:val="27"/>
+        </w:rPr>
+      </w:pPr>
+      <w:r>
+        <w:rPr>
+          <w:rFonts w:asciiTheme="minorHAnsi" w:hAnsiTheme="minorHAnsi" w:cstheme="minorHAnsi"/>
+          <w:sz w:val="27"/>
+          <w:szCs w:val="27"/>
+        </w:rPr>
+        <w:t xml:space="preserve">ARAÚJO, Mariana Alves </w:t>
+      </w:r>
+      <w:r>
+        <w:rPr>
+          <w:rFonts w:asciiTheme="minorHAnsi" w:hAnsiTheme="minorHAnsi" w:cstheme="minorHAnsi"/>
+          <w:i/>
+          <w:iCs/>
+          <w:sz w:val="27"/>
+          <w:szCs w:val="27"/>
+        </w:rPr>
+        <w:t>et al.</w:t>
+      </w:r>
+      <w:r>
+        <w:rPr>
+          <w:rFonts w:asciiTheme="minorHAnsi" w:hAnsiTheme="minorHAnsi" w:cstheme="minorHAnsi"/>
+          <w:sz w:val="27"/>
+          <w:szCs w:val="27"/>
+        </w:rPr>
+        <w:t xml:space="preserve"> POLUIÇÃO ATMOSFÉRICA E A SAÚDE HUMANA: AVANÇO DA HUMANIDADE QUE RESULTOU EM PERCALÇO PÚBLICO. </w:t>
+      </w:r>
+      <w:r>
+        <w:rPr>
+          <w:rFonts w:asciiTheme="minorHAnsi" w:hAnsiTheme="minorHAnsi" w:cstheme="minorHAnsi"/>
+          <w:bCs/>
+          <w:sz w:val="27"/>
+          <w:szCs w:val="27"/>
+        </w:rPr>
+        <w:t>Brasília Médica</w:t>
+      </w:r>
+      <w:r>
+        <w:rPr>
+          <w:rFonts w:asciiTheme="minorHAnsi" w:hAnsiTheme="minorHAnsi" w:cstheme="minorHAnsi"/>
+          <w:sz w:val="27"/>
+          <w:szCs w:val="27"/>
+        </w:rPr>
+        <w:t>, 2021.</w:t>
+      </w:r>
+    </w:p>
+    <w:p>
+      <w:pPr>
+        <w:spacing w:after="0" w:line="360" w:lineRule="atLeast"/>
+        <w:ind w:firstLine="0"/>
+        <w:jc w:val="left"/>
+        <w:rPr>
+          <w:rFonts w:asciiTheme="minorHAnsi" w:eastAsiaTheme="minorEastAsia" w:hAnsiTheme="minorHAnsi"/>
+          <w:sz w:val="27"/>
+          <w:szCs w:val="27"/>
+          <w:lang w:val="en-US"/>
+        </w:rPr>
+      </w:pPr>
+      <w:r>
+        <w:rPr>
+          <w:rFonts w:ascii="Calibri" w:eastAsia="Times New Roman" w:hAnsi="Calibri" w:cs="Calibri"/>
+          <w:sz w:val="27"/>
+          <w:szCs w:val="27"/>
+          <w:lang w:eastAsia="pt-BR"/>
+        </w:rPr>
+        <w:t>DA ROCHA</w:t>
+      </w:r>
+      <w:r>
+        <w:rPr>
+          <w:rFonts w:ascii="Calibri" w:eastAsia="Times New Roman" w:hAnsi="Calibri" w:cs="Calibri"/>
+          <w:sz w:val="27"/>
+          <w:szCs w:val="27"/>
+          <w:lang w:eastAsia="pt-BR"/>
+        </w:rPr>
+        <w:t xml:space="preserve"> (2023)</w:t>
+      </w:r>
+      <w:r>
+        <w:rPr>
+          <w:rFonts w:ascii="Calibri" w:eastAsia="Times New Roman" w:hAnsi="Calibri" w:cs="Calibri"/>
+          <w:sz w:val="27"/>
+          <w:szCs w:val="27"/>
+          <w:lang w:eastAsia="pt-BR"/>
+        </w:rPr>
+        <w:t xml:space="preserve">, Julio Cesar De Sá. </w:t>
+      </w:r>
+      <w:r>
+        <w:rPr>
+          <w:rFonts w:ascii="Calibri" w:eastAsia="Times New Roman" w:hAnsi="Calibri" w:cs="Calibri"/>
+          <w:b/>
+          <w:bCs/>
+          <w:sz w:val="27"/>
+          <w:szCs w:val="27"/>
+          <w:lang w:eastAsia="pt-BR"/>
+        </w:rPr>
+        <w:t>O Que É Sustentabilidade</w:t>
+      </w:r>
+      <w:r>
+        <w:rPr>
+          <w:rFonts w:ascii="Calibri" w:eastAsia="Times New Roman" w:hAnsi="Calibri" w:cs="Calibri"/>
+          <w:sz w:val="27"/>
+          <w:szCs w:val="27"/>
+          <w:lang w:eastAsia="pt-BR"/>
+        </w:rPr>
+        <w:t xml:space="preserve">. </w:t>
+      </w:r>
+      <w:r>
+        <w:rPr>
+          <w:rFonts w:ascii="Calibri" w:eastAsia="Times New Roman" w:hAnsi="Calibri" w:cs="Calibri"/>
+          <w:i/>
+          <w:iCs/>
+          <w:sz w:val="27"/>
+          <w:szCs w:val="27"/>
+          <w:lang w:eastAsia="pt-BR"/>
+        </w:rPr>
+        <w:t>[S.l.]</w:t>
+      </w:r>
+      <w:r>
+        <w:rPr>
+          <w:rFonts w:ascii="Calibri" w:eastAsia="Times New Roman" w:hAnsi="Calibri" w:cs="Calibri"/>
+          <w:sz w:val="27"/>
+          <w:szCs w:val="27"/>
+          <w:lang w:eastAsia="pt-BR"/>
+        </w:rPr>
+        <w:t xml:space="preserve">: Expert Editora, </w:t>
+      </w:r>
+      <w:r>
+        <w:rPr>
+          <w:rFonts w:asciiTheme="minorHAnsi" w:eastAsiaTheme="minorEastAsia" w:hAnsiTheme="minorHAnsi"/>
+          <w:sz w:val="27"/>
+          <w:szCs w:val="27"/>
+          <w:lang w:val="en-US"/>
+        </w:rPr>
+        <w:t xml:space="preserve">Disponível em: </w:t>
+      </w:r>
+      <w:hyperlink r:id="rId67" w:history="1">
+        <w:r>
+          <w:rPr>
+            <w:rStyle w:val="Hyperlink"/>
+          </w:rPr>
+          <w:t>https://redebrasilsustentavel.org.br/wp-content/uploads/2023/10/O-que-e-sustentabilidade-v7.pdf</w:t>
+        </w:r>
+      </w:hyperlink>
+      <w:r>
+        <w:rPr>
+          <w:rFonts w:asciiTheme="minorHAnsi" w:eastAsiaTheme="minorEastAsia" w:hAnsiTheme="minorHAnsi"/>
+          <w:sz w:val="27"/>
+          <w:szCs w:val="27"/>
+          <w:lang w:val="en-US"/>
+        </w:rPr>
+        <w:t xml:space="preserve">. Acesso em: </w:t>
+      </w:r>
+      <w:r>
+        <w:rPr>
+          <w:rFonts w:asciiTheme="minorHAnsi" w:eastAsiaTheme="minorEastAsia" w:hAnsiTheme="minorHAnsi"/>
+          <w:sz w:val="27"/>
+          <w:szCs w:val="27"/>
+          <w:lang w:val="en-US"/>
+        </w:rPr>
+        <w:t>07</w:t>
+      </w:r>
+      <w:r>
+        <w:rPr>
+          <w:rFonts w:asciiTheme="minorHAnsi" w:eastAsiaTheme="minorEastAsia" w:hAnsiTheme="minorHAnsi"/>
+          <w:sz w:val="27"/>
+          <w:szCs w:val="27"/>
+          <w:lang w:val="en-US"/>
+        </w:rPr>
+        <w:t>/0</w:t>
+      </w:r>
+      <w:r>
+        <w:rPr>
+          <w:rFonts w:asciiTheme="minorHAnsi" w:eastAsiaTheme="minorEastAsia" w:hAnsiTheme="minorHAnsi"/>
+          <w:sz w:val="27"/>
+          <w:szCs w:val="27"/>
+          <w:lang w:val="en-US"/>
+        </w:rPr>
+        <w:t>8</w:t>
+      </w:r>
+      <w:r>
+        <w:rPr>
+          <w:rFonts w:asciiTheme="minorHAnsi" w:eastAsiaTheme="minorEastAsia" w:hAnsiTheme="minorHAnsi"/>
+          <w:sz w:val="27"/>
+          <w:szCs w:val="27"/>
+          <w:lang w:val="en-US"/>
+        </w:rPr>
+        <w:t>/2026</w:t>
+      </w:r>
+    </w:p>
+    <w:p>
+      <w:pPr>
+        <w:spacing w:after="0" w:line="360" w:lineRule="atLeast"/>
+        <w:ind w:firstLine="0"/>
+        <w:jc w:val="left"/>
+        <w:rPr>
+          <w:rFonts w:ascii="Calibri" w:eastAsia="Times New Roman" w:hAnsi="Calibri" w:cs="Calibri"/>
+          <w:sz w:val="27"/>
+          <w:szCs w:val="27"/>
+          <w:lang w:eastAsia="pt-BR"/>
+        </w:rPr>
+      </w:pPr>
+    </w:p>
+    <w:p>
+      <w:pPr>
+        <w:spacing w:after="0" w:line="360" w:lineRule="atLeast"/>
+        <w:ind w:firstLine="0"/>
+        <w:jc w:val="left"/>
+        <w:rPr>
+          <w:rFonts w:ascii="Calibri" w:eastAsia="Times New Roman" w:hAnsi="Calibri" w:cs="Calibri"/>
+          <w:sz w:val="27"/>
+          <w:szCs w:val="27"/>
+          <w:lang w:eastAsia="pt-BR"/>
+        </w:rPr>
+      </w:pPr>
+      <w:r>
+        <w:rPr>
+          <w:rFonts w:ascii="Calibri" w:eastAsia="Times New Roman" w:hAnsi="Calibri" w:cs="Calibri"/>
+          <w:sz w:val="27"/>
+          <w:szCs w:val="27"/>
+          <w:lang w:eastAsia="pt-BR"/>
+        </w:rPr>
+        <w:t>ELI DA VEIGA</w:t>
+      </w:r>
+      <w:r>
+        <w:rPr>
+          <w:rFonts w:ascii="Calibri" w:eastAsia="Times New Roman" w:hAnsi="Calibri" w:cs="Calibri"/>
+          <w:sz w:val="27"/>
+          <w:szCs w:val="27"/>
+          <w:lang w:eastAsia="pt-BR"/>
+        </w:rPr>
+        <w:t xml:space="preserve"> (2019)</w:t>
+      </w:r>
+      <w:r>
+        <w:rPr>
+          <w:rFonts w:ascii="Calibri" w:eastAsia="Times New Roman" w:hAnsi="Calibri" w:cs="Calibri"/>
+          <w:sz w:val="27"/>
+          <w:szCs w:val="27"/>
+          <w:lang w:eastAsia="pt-BR"/>
+        </w:rPr>
+        <w:t xml:space="preserve">, José. </w:t>
+      </w:r>
+      <w:r>
+        <w:rPr>
+          <w:rFonts w:ascii="Calibri" w:eastAsia="Times New Roman" w:hAnsi="Calibri" w:cs="Calibri"/>
+          <w:sz w:val="27"/>
+          <w:szCs w:val="27"/>
+          <w:lang w:eastAsia="pt-BR"/>
+        </w:rPr>
+        <w:t>Sustentabilidade</w:t>
+      </w:r>
+      <w:r>
+        <w:rPr>
+          <w:rFonts w:ascii="Calibri" w:eastAsia="Times New Roman" w:hAnsi="Calibri" w:cs="Calibri"/>
+          <w:sz w:val="27"/>
+          <w:szCs w:val="27"/>
+          <w:lang w:eastAsia="pt-BR"/>
+        </w:rPr>
+        <w:t xml:space="preserve">. </w:t>
+      </w:r>
+      <w:r>
+        <w:rPr>
+          <w:rFonts w:ascii="Calibri" w:eastAsia="Times New Roman" w:hAnsi="Calibri" w:cs="Calibri"/>
+          <w:i/>
+          <w:iCs/>
+          <w:sz w:val="27"/>
+          <w:szCs w:val="27"/>
+          <w:lang w:eastAsia="pt-BR"/>
+        </w:rPr>
+        <w:t>In</w:t>
+      </w:r>
+      <w:r>
+        <w:rPr>
+          <w:rFonts w:ascii="Calibri" w:eastAsia="Times New Roman" w:hAnsi="Calibri" w:cs="Calibri"/>
+          <w:sz w:val="27"/>
+          <w:szCs w:val="27"/>
+          <w:lang w:eastAsia="pt-BR"/>
+        </w:rPr>
+        <w:t xml:space="preserve">: </w:t>
+      </w:r>
+      <w:r>
+        <w:rPr>
+          <w:rFonts w:ascii="Calibri" w:eastAsia="Times New Roman" w:hAnsi="Calibri" w:cs="Calibri"/>
+          <w:i/>
+          <w:iCs/>
+          <w:sz w:val="27"/>
+          <w:szCs w:val="27"/>
+          <w:lang w:eastAsia="pt-BR"/>
+        </w:rPr>
+        <w:t>[S.d.]</w:t>
+      </w:r>
+      <w:r>
+        <w:rPr>
+          <w:rFonts w:ascii="Calibri" w:eastAsia="Times New Roman" w:hAnsi="Calibri" w:cs="Calibri"/>
+          <w:sz w:val="27"/>
+          <w:szCs w:val="27"/>
+          <w:lang w:eastAsia="pt-BR"/>
+        </w:rPr>
+        <w:t xml:space="preserve">. Disponível em: </w:t>
+      </w:r>
+      <w:hyperlink r:id="rId68" w:history="1">
+        <w:r>
+          <w:rPr>
+            <w:rStyle w:val="Hyperlink"/>
+            <w:rFonts w:ascii="Calibri" w:eastAsia="Times New Roman" w:hAnsi="Calibri" w:cs="Calibri"/>
+            <w:sz w:val="27"/>
+            <w:szCs w:val="27"/>
+            <w:lang w:eastAsia="pt-BR"/>
+          </w:rPr>
+          <w:t>https://www.zeeli.pro.br/wp-content/uploads/2023/01/2019-Veiga-SUSTENTABILIDADE-3aed1.pdf</w:t>
+        </w:r>
+      </w:hyperlink>
+      <w:r>
+        <w:rPr>
+          <w:rFonts w:ascii="Calibri" w:eastAsia="Times New Roman" w:hAnsi="Calibri" w:cs="Calibri"/>
+          <w:sz w:val="27"/>
+          <w:szCs w:val="27"/>
+          <w:lang w:eastAsia="pt-BR"/>
+        </w:rPr>
+        <w:t>.</w:t>
+      </w:r>
+      <w:r>
+        <w:rPr>
+          <w:rFonts w:ascii="Calibri" w:eastAsia="Times New Roman" w:hAnsi="Calibri" w:cs="Calibri"/>
+          <w:sz w:val="27"/>
+          <w:szCs w:val="27"/>
+          <w:lang w:eastAsia="pt-BR"/>
+        </w:rPr>
+        <w:t xml:space="preserve"> Acesso em: </w:t>
+      </w:r>
+      <w:r>
+        <w:rPr>
+          <w:rFonts w:ascii="Calibri" w:eastAsia="Times New Roman" w:hAnsi="Calibri" w:cs="Calibri"/>
+          <w:sz w:val="27"/>
+          <w:szCs w:val="27"/>
+          <w:lang w:eastAsia="pt-BR"/>
+        </w:rPr>
+        <w:t>0</w:t>
+      </w:r>
+      <w:r>
+        <w:rPr>
+          <w:rFonts w:ascii="Calibri" w:eastAsia="Times New Roman" w:hAnsi="Calibri" w:cs="Calibri"/>
+          <w:sz w:val="27"/>
+          <w:szCs w:val="27"/>
+          <w:lang w:eastAsia="pt-BR"/>
+        </w:rPr>
+        <w:t>7</w:t>
+      </w:r>
+      <w:r>
+        <w:rPr>
+          <w:rFonts w:ascii="Calibri" w:eastAsia="Times New Roman" w:hAnsi="Calibri" w:cs="Calibri"/>
+          <w:sz w:val="27"/>
+          <w:szCs w:val="27"/>
+          <w:lang w:eastAsia="pt-BR"/>
+        </w:rPr>
+        <w:t>/08/</w:t>
+      </w:r>
+      <w:r>
+        <w:rPr>
+          <w:rFonts w:ascii="Calibri" w:eastAsia="Times New Roman" w:hAnsi="Calibri" w:cs="Calibri"/>
+          <w:sz w:val="27"/>
+          <w:szCs w:val="27"/>
+          <w:lang w:eastAsia="pt-BR"/>
+        </w:rPr>
+        <w:t>2026</w:t>
+      </w:r>
+    </w:p>
+    <w:p>
+      <w:pPr>
+        <w:pStyle w:val="NormalWeb"/>
+        <w:rPr>
+          <w:rFonts w:ascii="Calibri" w:eastAsia="Calibri" w:hAnsi="Calibri" w:cs="Calibri"/>
+          <w:sz w:val="27"/>
+          <w:szCs w:val="27"/>
+        </w:rPr>
+      </w:pPr>
     </w:p>
     <w:sectPr>
-      <w:headerReference w:type="default" r:id="rId62"/>
-      <w:footerReference w:type="default" r:id="rId63"/>
+      <w:headerReference w:type="default" r:id="rId69"/>
+      <w:footerReference w:type="default" r:id="rId70"/>
       <w:pgSz w:w="11906" w:h="16838"/>
       <w:pgMar w:top="1701" w:right="1134" w:bottom="1134" w:left="1701" w:header="709" w:footer="709" w:gutter="0"/>
       <w:pgNumType w:start="1"/>
@@ -10992,7 +12122,7 @@
 </file>
 
 <file path=word/comments.xml><?xml version="1.0" encoding="utf-8"?>
-<w:comments xmlns:wpc="http://schemas.microsoft.com/office/word/2010/wordprocessingCanvas" xmlns:cx="http://schemas.microsoft.com/office/drawing/2014/chartex" xmlns:cx1="http://schemas.microsoft.com/office/drawing/2015/9/8/chartex" xmlns:cx2="http://schemas.microsoft.com/office/drawing/2015/10/21/chartex" xmlns:cx3="http://schemas.microsoft.com/office/drawing/2016/5/9/chartex" xmlns:cx4="http://schemas.microsoft.com/office/drawing/2016/5/10/chartex" xmlns:cx5="http://schemas.microsoft.com/office/drawing/2016/5/11/chartex" xmlns:cx6="http://schemas.microsoft.com/office/drawing/2016/5/12/chartex" xmlns:cx7="http://schemas.microsoft.com/office/drawing/2016/5/13/chartex" xmlns:cx8="http://schemas.microsoft.com/office/drawing/2016/5/14/chartex" xmlns:mc="http://schemas.openxmlformats.org/markup-compatibility/2006" xmlns:aink="http://schemas.microsoft.com/office/drawing/2016/ink" xmlns:am3d="http://schemas.microsoft.com/office/drawing/2017/model3d" xmlns:o="urn:schemas-microsoft-com:office:office" xmlns:oel="http://schemas.microsoft.com/office/2019/extlst" xmlns:r="http://schemas.openxmlformats.org/officeDocument/2006/relationships" xmlns:m="http://schemas.openxmlformats.org/officeDocument/2006/math" xmlns:v="urn:schemas-microsoft-com:vml" xmlns:wp14="http://schemas.microsoft.com/office/word/2010/wordprocessingDrawing" xmlns:wp="http://schemas.openxmlformats.org/drawingml/2006/wordprocessingDrawing" xmlns:w10="urn:schemas-microsoft-com:office:word" xmlns:w="http://schemas.openxmlformats.org/wordprocessingml/2006/main" xmlns:w14="http://schemas.microsoft.com/office/word/2010/wordml" xmlns:w15="http://schemas.microsoft.com/office/word/2012/wordml" xmlns:w16cex="http://schemas.microsoft.com/office/word/2018/wordml/cex" xmlns:w16cid="http://schemas.microsoft.com/office/word/2016/wordml/cid" xmlns:w16="http://schemas.microsoft.com/office/word/2018/wordml" xmlns:w16sdtdh="http://schemas.microsoft.com/office/word/2020/wordml/sdtdatahash" xmlns:w16se="http://schemas.microsoft.com/office/word/2015/wordml/symex" xmlns:wpg="http://schemas.microsoft.com/office/word/2010/wordprocessingGroup" xmlns:wpi="http://schemas.microsoft.com/office/word/2010/wordprocessingInk" xmlns:wne="http://schemas.microsoft.com/office/word/2006/wordml" xmlns:wps="http://schemas.microsoft.com/office/word/2010/wordprocessingShape" mc:Ignorable="w14 w15 w16se w16cid w16 w16cex w16sdtdh wp14">
+<w:comments xmlns:wpc="http://schemas.microsoft.com/office/word/2010/wordprocessingCanvas" xmlns:cx="http://schemas.microsoft.com/office/drawing/2014/chartex" xmlns:cx1="http://schemas.microsoft.com/office/drawing/2015/9/8/chartex" xmlns:cx2="http://schemas.microsoft.com/office/drawing/2015/10/21/chartex" xmlns:cx3="http://schemas.microsoft.com/office/drawing/2016/5/9/chartex" xmlns:cx4="http://schemas.microsoft.com/office/drawing/2016/5/10/chartex" xmlns:cx5="http://schemas.microsoft.com/office/drawing/2016/5/11/chartex" xmlns:cx6="http://schemas.microsoft.com/office/drawing/2016/5/12/chartex" xmlns:cx7="http://schemas.microsoft.com/office/drawing/2016/5/13/chartex" xmlns:cx8="http://schemas.microsoft.com/office/drawing/2016/5/14/chartex" xmlns:mc="http://schemas.openxmlformats.org/markup-compatibility/2006" xmlns:aink="http://schemas.microsoft.com/office/drawing/2016/ink" xmlns:am3d="http://schemas.microsoft.com/office/drawing/2017/model3d" xmlns:o="urn:schemas-microsoft-com:office:office" xmlns:oel="http://schemas.microsoft.com/office/2019/extlst" xmlns:r="http://schemas.openxmlformats.org/officeDocument/2006/relationships" xmlns:m="http://schemas.openxmlformats.org/officeDocument/2006/math" xmlns:v="urn:schemas-microsoft-com:vml" xmlns:wp14="http://schemas.microsoft.com/office/word/2010/wordprocessingDrawing" xmlns:wp="http://schemas.openxmlformats.org/drawingml/2006/wordprocessingDrawing" xmlns:w10="urn:schemas-microsoft-com:office:word" xmlns:w="http://schemas.openxmlformats.org/wordprocessingml/2006/main" xmlns:w14="http://schemas.microsoft.com/office/word/2010/wordml" xmlns:w15="http://schemas.microsoft.com/office/word/2012/wordml" xmlns:w16cex="http://schemas.microsoft.com/office/word/2018/wordml/cex" xmlns:w16cid="http://schemas.microsoft.com/office/word/2016/wordml/cid" xmlns:w16="http://schemas.microsoft.com/office/word/2018/wordml" xmlns:w16du="http://schemas.microsoft.com/office/word/2023/wordml/word16du" xmlns:w16sdtdh="http://schemas.microsoft.com/office/word/2020/wordml/sdtdatahash" xmlns:w16sdtfl="http://schemas.microsoft.com/office/word/2024/wordml/sdtformatlock" xmlns:w16se="http://schemas.microsoft.com/office/word/2015/wordml/symex" xmlns:wpg="http://schemas.microsoft.com/office/word/2010/wordprocessingGroup" xmlns:wpi="http://schemas.microsoft.com/office/word/2010/wordprocessingInk" xmlns:wne="http://schemas.microsoft.com/office/word/2006/wordml" xmlns:wps="http://schemas.microsoft.com/office/word/2010/wordprocessingShape" mc:Ignorable="w14 w15 w16se w16cid w16 w16cex w16sdtdh w16sdtfl w16du wp14">
   <w:comment w:id="0" w:author="Prof" w:date="2026-06-11T09:34:00Z" w:initials="P">
     <w:p>
       <w:pPr>
@@ -11386,7 +12516,7 @@
 </file>
 
 <file path=word/commentsExtended.xml><?xml version="1.0" encoding="utf-8"?>
-<w15:commentsEx xmlns:wpc="http://schemas.microsoft.com/office/word/2010/wordprocessingCanvas" xmlns:cx="http://schemas.microsoft.com/office/drawing/2014/chartex" xmlns:cx1="http://schemas.microsoft.com/office/drawing/2015/9/8/chartex" xmlns:cx2="http://schemas.microsoft.com/office/drawing/2015/10/21/chartex" xmlns:cx3="http://schemas.microsoft.com/office/drawing/2016/5/9/chartex" xmlns:cx4="http://schemas.microsoft.com/office/drawing/2016/5/10/chartex" xmlns:cx5="http://schemas.microsoft.com/office/drawing/2016/5/11/chartex" xmlns:cx6="http://schemas.microsoft.com/office/drawing/2016/5/12/chartex" xmlns:cx7="http://schemas.microsoft.com/office/drawing/2016/5/13/chartex" xmlns:cx8="http://schemas.microsoft.com/office/drawing/2016/5/14/chartex" xmlns:mc="http://schemas.openxmlformats.org/markup-compatibility/2006" xmlns:aink="http://schemas.microsoft.com/office/drawing/2016/ink" xmlns:am3d="http://schemas.microsoft.com/office/drawing/2017/model3d" xmlns:o="urn:schemas-microsoft-com:office:office" xmlns:oel="http://schemas.microsoft.com/office/2019/extlst" xmlns:r="http://schemas.openxmlformats.org/officeDocument/2006/relationships" xmlns:m="http://schemas.openxmlformats.org/officeDocument/2006/math" xmlns:v="urn:schemas-microsoft-com:vml" xmlns:wp14="http://schemas.microsoft.com/office/word/2010/wordprocessingDrawing" xmlns:wp="http://schemas.openxmlformats.org/drawingml/2006/wordprocessingDrawing" xmlns:w10="urn:schemas-microsoft-com:office:word" xmlns:w="http://schemas.openxmlformats.org/wordprocessingml/2006/main" xmlns:w14="http://schemas.microsoft.com/office/word/2010/wordml" xmlns:w15="http://schemas.microsoft.com/office/word/2012/wordml" xmlns:w16cex="http://schemas.microsoft.com/office/word/2018/wordml/cex" xmlns:w16cid="http://schemas.microsoft.com/office/word/2016/wordml/cid" xmlns:w16="http://schemas.microsoft.com/office/word/2018/wordml" xmlns:w16sdtdh="http://schemas.microsoft.com/office/word/2020/wordml/sdtdatahash" xmlns:w16se="http://schemas.microsoft.com/office/word/2015/wordml/symex" xmlns:wpg="http://schemas.microsoft.com/office/word/2010/wordprocessingGroup" xmlns:wpi="http://schemas.microsoft.com/office/word/2010/wordprocessingInk" xmlns:wne="http://schemas.microsoft.com/office/word/2006/wordml" xmlns:wps="http://schemas.microsoft.com/office/word/2010/wordprocessingShape" mc:Ignorable="w14 w15 w16se w16cid w16 w16cex w16sdtdh wp14">
+<w15:commentsEx xmlns:wpc="http://schemas.microsoft.com/office/word/2010/wordprocessingCanvas" xmlns:cx="http://schemas.microsoft.com/office/drawing/2014/chartex" xmlns:cx1="http://schemas.microsoft.com/office/drawing/2015/9/8/chartex" xmlns:cx2="http://schemas.microsoft.com/office/drawing/2015/10/21/chartex" xmlns:cx3="http://schemas.microsoft.com/office/drawing/2016/5/9/chartex" xmlns:cx4="http://schemas.microsoft.com/office/drawing/2016/5/10/chartex" xmlns:cx5="http://schemas.microsoft.com/office/drawing/2016/5/11/chartex" xmlns:cx6="http://schemas.microsoft.com/office/drawing/2016/5/12/chartex" xmlns:cx7="http://schemas.microsoft.com/office/drawing/2016/5/13/chartex" xmlns:cx8="http://schemas.microsoft.com/office/drawing/2016/5/14/chartex" xmlns:mc="http://schemas.openxmlformats.org/markup-compatibility/2006" xmlns:aink="http://schemas.microsoft.com/office/drawing/2016/ink" xmlns:am3d="http://schemas.microsoft.com/office/drawing/2017/model3d" xmlns:o="urn:schemas-microsoft-com:office:office" xmlns:oel="http://schemas.microsoft.com/office/2019/extlst" xmlns:r="http://schemas.openxmlformats.org/officeDocument/2006/relationships" xmlns:m="http://schemas.openxmlformats.org/officeDocument/2006/math" xmlns:v="urn:schemas-microsoft-com:vml" xmlns:wp14="http://schemas.microsoft.com/office/word/2010/wordprocessingDrawing" xmlns:wp="http://schemas.openxmlformats.org/drawingml/2006/wordprocessingDrawing" xmlns:w10="urn:schemas-microsoft-com:office:word" xmlns:w="http://schemas.openxmlformats.org/wordprocessingml/2006/main" xmlns:w14="http://schemas.microsoft.com/office/word/2010/wordml" xmlns:w15="http://schemas.microsoft.com/office/word/2012/wordml" xmlns:w16cex="http://schemas.microsoft.com/office/word/2018/wordml/cex" xmlns:w16cid="http://schemas.microsoft.com/office/word/2016/wordml/cid" xmlns:w16="http://schemas.microsoft.com/office/word/2018/wordml" xmlns:w16du="http://schemas.microsoft.com/office/word/2023/wordml/word16du" xmlns:w16sdtdh="http://schemas.microsoft.com/office/word/2020/wordml/sdtdatahash" xmlns:w16sdtfl="http://schemas.microsoft.com/office/word/2024/wordml/sdtformatlock" xmlns:w16se="http://schemas.microsoft.com/office/word/2015/wordml/symex" xmlns:wpg="http://schemas.microsoft.com/office/word/2010/wordprocessingGroup" xmlns:wpi="http://schemas.microsoft.com/office/word/2010/wordprocessingInk" xmlns:wne="http://schemas.microsoft.com/office/word/2006/wordml" xmlns:wps="http://schemas.microsoft.com/office/word/2010/wordprocessingShape" mc:Ignorable="w14 w15 w16se w16cid w16 w16cex w16sdtdh w16sdtfl w16du wp14">
   <w15:commentEx w15:paraId="38ABCC76" w15:done="1"/>
   <w15:commentEx w15:paraId="455C3C11" w15:done="0"/>
   <w15:commentEx w15:paraId="4DFFFB75" w15:done="1"/>
@@ -11395,23 +12525,23 @@
   <w15:commentEx w15:paraId="2C5E5C97" w15:done="1"/>
   <w15:commentEx w15:paraId="2D861302" w15:done="1"/>
   <w15:commentEx w15:paraId="276B89E8" w15:done="1"/>
-  <w15:commentEx w15:paraId="2079D51B" w15:paraIdParent="276B89E8" w15:done="0"/>
+  <w15:commentEx w15:paraId="2079D51B" w15:paraIdParent="276B89E8" w15:done="1"/>
   <w15:commentEx w15:paraId="31D7F656" w15:done="1"/>
-  <w15:commentEx w15:paraId="37B96166" w15:paraIdParent="31D7F656" w15:done="0"/>
+  <w15:commentEx w15:paraId="37B96166" w15:paraIdParent="31D7F656" w15:done="1"/>
   <w15:commentEx w15:paraId="5AF21B63" w15:done="1"/>
-  <w15:commentEx w15:paraId="2731BBDD" w15:paraIdParent="5AF21B63" w15:done="0"/>
+  <w15:commentEx w15:paraId="2731BBDD" w15:paraIdParent="5AF21B63" w15:done="1"/>
   <w15:commentEx w15:paraId="02590A3F" w15:done="0"/>
   <w15:commentEx w15:paraId="4208A590" w15:paraIdParent="02590A3F" w15:done="0"/>
   <w15:commentEx w15:paraId="7CC7906F" w15:done="1"/>
   <w15:commentEx w15:paraId="4DF12783" w15:done="1"/>
   <w15:commentEx w15:paraId="446ED79F" w15:done="1"/>
   <w15:commentEx w15:paraId="328A9687" w15:done="1"/>
-  <w15:commentEx w15:paraId="178667D3" w15:paraIdParent="328A9687" w15:done="0"/>
+  <w15:commentEx w15:paraId="178667D3" w15:paraIdParent="328A9687" w15:done="1"/>
 </w15:commentsEx>
 </file>
 
 <file path=word/commentsExtensible.xml><?xml version="1.0" encoding="utf-8"?>
-<w16cex:commentsExtensible xmlns:wpc="http://schemas.microsoft.com/office/word/2010/wordprocessingCanvas" xmlns:cx="http://schemas.microsoft.com/office/drawing/2014/chartex" xmlns:cx1="http://schemas.microsoft.com/office/drawing/2015/9/8/chartex" xmlns:cx2="http://schemas.microsoft.com/office/drawing/2015/10/21/chartex" xmlns:cx3="http://schemas.microsoft.com/office/drawing/2016/5/9/chartex" xmlns:cx4="http://schemas.microsoft.com/office/drawing/2016/5/10/chartex" xmlns:cx5="http://schemas.microsoft.com/office/drawing/2016/5/11/chartex" xmlns:cx6="http://schemas.microsoft.com/office/drawing/2016/5/12/chartex" xmlns:cx7="http://schemas.microsoft.com/office/drawing/2016/5/13/chartex" xmlns:cx8="http://schemas.microsoft.com/office/drawing/2016/5/14/chartex" xmlns:cr="http://schemas.microsoft.com/office/comments/2020/reactions" xmlns:mc="http://schemas.openxmlformats.org/markup-compatibility/2006" xmlns:aink="http://schemas.microsoft.com/office/drawing/2016/ink" xmlns:am3d="http://schemas.microsoft.com/office/drawing/2017/model3d" xmlns:o="urn:schemas-microsoft-com:office:office" xmlns:oel="http://schemas.microsoft.com/office/2019/extlst" xmlns:r="http://schemas.openxmlformats.org/officeDocument/2006/relationships" xmlns:m="http://schemas.openxmlformats.org/officeDocument/2006/math" xmlns:v="urn:schemas-microsoft-com:vml" xmlns:wp14="http://schemas.microsoft.com/office/word/2010/wordprocessingDrawing" xmlns:wp="http://schemas.openxmlformats.org/drawingml/2006/wordprocessingDrawing" xmlns:w10="urn:schemas-microsoft-com:office:word" xmlns:w="http://schemas.openxmlformats.org/wordprocessingml/2006/main" xmlns:w14="http://schemas.microsoft.com/office/word/2010/wordml" xmlns:w15="http://schemas.microsoft.com/office/word/2012/wordml" xmlns:w16cex="http://schemas.microsoft.com/office/word/2018/wordml/cex" xmlns:w16cid="http://schemas.microsoft.com/office/word/2016/wordml/cid" xmlns:w16="http://schemas.microsoft.com/office/word/2018/wordml" xmlns:w16sdtdh="http://schemas.microsoft.com/office/word/2020/wordml/sdtdatahash" xmlns:w16se="http://schemas.microsoft.com/office/word/2015/wordml/symex" xmlns:wpg="http://schemas.microsoft.com/office/word/2010/wordprocessingGroup" xmlns:wpi="http://schemas.microsoft.com/office/word/2010/wordprocessingInk" xmlns:wne="http://schemas.microsoft.com/office/word/2006/wordml" xmlns:wps="http://schemas.microsoft.com/office/word/2010/wordprocessingShape" mc:Ignorable="w14 w15 w16se w16cid w16 w16cex w16sdtdh cr wp14">
+<w16cex:commentsExtensible xmlns:wpc="http://schemas.microsoft.com/office/word/2010/wordprocessingCanvas" xmlns:cx="http://schemas.microsoft.com/office/drawing/2014/chartex" xmlns:cx1="http://schemas.microsoft.com/office/drawing/2015/9/8/chartex" xmlns:cx2="http://schemas.microsoft.com/office/drawing/2015/10/21/chartex" xmlns:cx3="http://schemas.microsoft.com/office/drawing/2016/5/9/chartex" xmlns:cx4="http://schemas.microsoft.com/office/drawing/2016/5/10/chartex" xmlns:cx5="http://schemas.microsoft.com/office/drawing/2016/5/11/chartex" xmlns:cx6="http://schemas.microsoft.com/office/drawing/2016/5/12/chartex" xmlns:cx7="http://schemas.microsoft.com/office/drawing/2016/5/13/chartex" xmlns:cx8="http://schemas.microsoft.com/office/drawing/2016/5/14/chartex" xmlns:cr="http://schemas.microsoft.com/office/comments/2020/reactions" xmlns:mc="http://schemas.openxmlformats.org/markup-compatibility/2006" xmlns:aink="http://schemas.microsoft.com/office/drawing/2016/ink" xmlns:am3d="http://schemas.microsoft.com/office/drawing/2017/model3d" xmlns:o="urn:schemas-microsoft-com:office:office" xmlns:oel="http://schemas.microsoft.com/office/2019/extlst" xmlns:r="http://schemas.openxmlformats.org/officeDocument/2006/relationships" xmlns:m="http://schemas.openxmlformats.org/officeDocument/2006/math" xmlns:v="urn:schemas-microsoft-com:vml" xmlns:wp14="http://schemas.microsoft.com/office/word/2010/wordprocessingDrawing" xmlns:wp="http://schemas.openxmlformats.org/drawingml/2006/wordprocessingDrawing" xmlns:w10="urn:schemas-microsoft-com:office:word" xmlns:w="http://schemas.openxmlformats.org/wordprocessingml/2006/main" xmlns:w14="http://schemas.microsoft.com/office/word/2010/wordml" xmlns:w15="http://schemas.microsoft.com/office/word/2012/wordml" xmlns:w16cex="http://schemas.microsoft.com/office/word/2018/wordml/cex" xmlns:w16cid="http://schemas.microsoft.com/office/word/2016/wordml/cid" xmlns:w16="http://schemas.microsoft.com/office/word/2018/wordml" xmlns:w16du="http://schemas.microsoft.com/office/word/2023/wordml/word16du" xmlns:w16sdtdh="http://schemas.microsoft.com/office/word/2020/wordml/sdtdatahash" xmlns:w16sdtfl="http://schemas.microsoft.com/office/word/2024/wordml/sdtformatlock" xmlns:w16se="http://schemas.microsoft.com/office/word/2015/wordml/symex" xmlns:wpg="http://schemas.microsoft.com/office/word/2010/wordprocessingGroup" xmlns:wpi="http://schemas.microsoft.com/office/word/2010/wordprocessingInk" xmlns:wne="http://schemas.microsoft.com/office/word/2006/wordml" xmlns:wps="http://schemas.microsoft.com/office/word/2010/wordprocessingShape" mc:Ignorable="w14 w15 w16se w16cid w16 w16cex w16sdtdh w16sdtfl cr w16du wp14">
   <w16cex:commentExtensible w16cex:durableId="2DE6B026" w16cex:dateUtc="2026-06-24T22:36:00Z"/>
   <w16cex:commentExtensible w16cex:durableId="2DE6B070" w16cex:dateUtc="2026-06-24T22:37:00Z"/>
   <w16cex:commentExtensible w16cex:durableId="2DE6B2BB" w16cex:dateUtc="2026-06-24T22:47:00Z"/>
@@ -11420,7 +12550,7 @@
 </file>
 
 <file path=word/commentsIds.xml><?xml version="1.0" encoding="utf-8"?>
-<w16cid:commentsIds xmlns:wpc="http://schemas.microsoft.com/office/word/2010/wordprocessingCanvas" xmlns:cx="http://schemas.microsoft.com/office/drawing/2014/chartex" xmlns:cx1="http://schemas.microsoft.com/office/drawing/2015/9/8/chartex" xmlns:cx2="http://schemas.microsoft.com/office/drawing/2015/10/21/chartex" xmlns:cx3="http://schemas.microsoft.com/office/drawing/2016/5/9/chartex" xmlns:cx4="http://schemas.microsoft.com/office/drawing/2016/5/10/chartex" xmlns:cx5="http://schemas.microsoft.com/office/drawing/2016/5/11/chartex" xmlns:cx6="http://schemas.microsoft.com/office/drawing/2016/5/12/chartex" xmlns:cx7="http://schemas.microsoft.com/office/drawing/2016/5/13/chartex" xmlns:cx8="http://schemas.microsoft.com/office/drawing/2016/5/14/chartex" xmlns:mc="http://schemas.openxmlformats.org/markup-compatibility/2006" xmlns:aink="http://schemas.microsoft.com/office/drawing/2016/ink" xmlns:am3d="http://schemas.microsoft.com/office/drawing/2017/model3d" xmlns:o="urn:schemas-microsoft-com:office:office" xmlns:oel="http://schemas.microsoft.com/office/2019/extlst" xmlns:r="http://schemas.openxmlformats.org/officeDocument/2006/relationships" xmlns:m="http://schemas.openxmlformats.org/officeDocument/2006/math" xmlns:v="urn:schemas-microsoft-com:vml" xmlns:wp14="http://schemas.microsoft.com/office/word/2010/wordprocessingDrawing" xmlns:wp="http://schemas.openxmlformats.org/drawingml/2006/wordprocessingDrawing" xmlns:w10="urn:schemas-microsoft-com:office:word" xmlns:w="http://schemas.openxmlformats.org/wordprocessingml/2006/main" xmlns:w14="http://schemas.microsoft.com/office/word/2010/wordml" xmlns:w15="http://schemas.microsoft.com/office/word/2012/wordml" xmlns:w16cex="http://schemas.microsoft.com/office/word/2018/wordml/cex" xmlns:w16cid="http://schemas.microsoft.com/office/word/2016/wordml/cid" xmlns:w16="http://schemas.microsoft.com/office/word/2018/wordml" xmlns:w16sdtdh="http://schemas.microsoft.com/office/word/2020/wordml/sdtdatahash" xmlns:w16se="http://schemas.microsoft.com/office/word/2015/wordml/symex" xmlns:wpg="http://schemas.microsoft.com/office/word/2010/wordprocessingGroup" xmlns:wpi="http://schemas.microsoft.com/office/word/2010/wordprocessingInk" xmlns:wne="http://schemas.microsoft.com/office/word/2006/wordml" xmlns:wps="http://schemas.microsoft.com/office/word/2010/wordprocessingShape" mc:Ignorable="w14 w15 w16se w16cid w16 w16cex w16sdtdh wp14">
+<w16cid:commentsIds xmlns:wpc="http://schemas.microsoft.com/office/word/2010/wordprocessingCanvas" xmlns:cx="http://schemas.microsoft.com/office/drawing/2014/chartex" xmlns:cx1="http://schemas.microsoft.com/office/drawing/2015/9/8/chartex" xmlns:cx2="http://schemas.microsoft.com/office/drawing/2015/10/21/chartex" xmlns:cx3="http://schemas.microsoft.com/office/drawing/2016/5/9/chartex" xmlns:cx4="http://schemas.microsoft.com/office/drawing/2016/5/10/chartex" xmlns:cx5="http://schemas.microsoft.com/office/drawing/2016/5/11/chartex" xmlns:cx6="http://schemas.microsoft.com/office/drawing/2016/5/12/chartex" xmlns:cx7="http://schemas.microsoft.com/office/drawing/2016/5/13/chartex" xmlns:cx8="http://schemas.microsoft.com/office/drawing/2016/5/14/chartex" xmlns:mc="http://schemas.openxmlformats.org/markup-compatibility/2006" xmlns:aink="http://schemas.microsoft.com/office/drawing/2016/ink" xmlns:am3d="http://schemas.microsoft.com/office/drawing/2017/model3d" xmlns:o="urn:schemas-microsoft-com:office:office" xmlns:oel="http://schemas.microsoft.com/office/2019/extlst" xmlns:r="http://schemas.openxmlformats.org/officeDocument/2006/relationships" xmlns:m="http://schemas.openxmlformats.org/officeDocument/2006/math" xmlns:v="urn:schemas-microsoft-com:vml" xmlns:wp14="http://schemas.microsoft.com/office/word/2010/wordprocessingDrawing" xmlns:wp="http://schemas.openxmlformats.org/drawingml/2006/wordprocessingDrawing" xmlns:w10="urn:schemas-microsoft-com:office:word" xmlns:w="http://schemas.openxmlformats.org/wordprocessingml/2006/main" xmlns:w14="http://schemas.microsoft.com/office/word/2010/wordml" xmlns:w15="http://schemas.microsoft.com/office/word/2012/wordml" xmlns:w16cex="http://schemas.microsoft.com/office/word/2018/wordml/cex" xmlns:w16cid="http://schemas.microsoft.com/office/word/2016/wordml/cid" xmlns:w16="http://schemas.microsoft.com/office/word/2018/wordml" xmlns:w16du="http://schemas.microsoft.com/office/word/2023/wordml/word16du" xmlns:w16sdtdh="http://schemas.microsoft.com/office/word/2020/wordml/sdtdatahash" xmlns:w16sdtfl="http://schemas.microsoft.com/office/word/2024/wordml/sdtformatlock" xmlns:w16se="http://schemas.microsoft.com/office/word/2015/wordml/symex" xmlns:wpg="http://schemas.microsoft.com/office/word/2010/wordprocessingGroup" xmlns:wpi="http://schemas.microsoft.com/office/word/2010/wordprocessingInk" xmlns:wne="http://schemas.microsoft.com/office/word/2006/wordml" xmlns:wps="http://schemas.microsoft.com/office/word/2010/wordprocessingShape" mc:Ignorable="w14 w15 w16se w16cid w16 w16cex w16sdtdh w16sdtfl w16du wp14">
   <w16cid:commentId w16cid:paraId="38ABCC76" w16cid:durableId="7B56AE4D"/>
   <w16cid:commentId w16cid:paraId="455C3C11" w16cid:durableId="1C2D623D"/>
   <w16cid:commentId w16cid:paraId="4DFFFB75" w16cid:durableId="1E094B9B"/>
@@ -11445,7 +12575,7 @@
 </file>
 
 <file path=word/endnotes.xml><?xml version="1.0" encoding="utf-8"?>
-<w:endnotes xmlns:wpc="http://schemas.microsoft.com/office/word/2010/wordprocessingCanvas" xmlns:cx="http://schemas.microsoft.com/office/drawing/2014/chartex" xmlns:cx1="http://schemas.microsoft.com/office/drawing/2015/9/8/chartex" xmlns:cx2="http://schemas.microsoft.com/office/drawing/2015/10/21/chartex" xmlns:cx3="http://schemas.microsoft.com/office/drawing/2016/5/9/chartex" xmlns:cx4="http://schemas.microsoft.com/office/drawing/2016/5/10/chartex" xmlns:cx5="http://schemas.microsoft.com/office/drawing/2016/5/11/chartex" xmlns:cx6="http://schemas.microsoft.com/office/drawing/2016/5/12/chartex" xmlns:cx7="http://schemas.microsoft.com/office/drawing/2016/5/13/chartex" xmlns:cx8="http://schemas.microsoft.com/office/drawing/2016/5/14/chartex" xmlns:mc="http://schemas.openxmlformats.org/markup-compatibility/2006" xmlns:aink="http://schemas.microsoft.com/office/drawing/2016/ink" xmlns:am3d="http://schemas.microsoft.com/office/drawing/2017/model3d" xmlns:o="urn:schemas-microsoft-com:office:office" xmlns:oel="http://schemas.microsoft.com/office/2019/extlst" xmlns:r="http://schemas.openxmlformats.org/officeDocument/2006/relationships" xmlns:m="http://schemas.openxmlformats.org/officeDocument/2006/math" xmlns:v="urn:schemas-microsoft-com:vml" xmlns:wp14="http://schemas.microsoft.com/office/word/2010/wordprocessingDrawing" xmlns:wp="http://schemas.openxmlformats.org/drawingml/2006/wordprocessingDrawing" xmlns:w10="urn:schemas-microsoft-com:office:word" xmlns:w="http://schemas.openxmlformats.org/wordprocessingml/2006/main" xmlns:w14="http://schemas.microsoft.com/office/word/2010/wordml" xmlns:w15="http://schemas.microsoft.com/office/word/2012/wordml" xmlns:w16cex="http://schemas.microsoft.com/office/word/2018/wordml/cex" xmlns:w16cid="http://schemas.microsoft.com/office/word/2016/wordml/cid" xmlns:w16="http://schemas.microsoft.com/office/word/2018/wordml" xmlns:w16sdtdh="http://schemas.microsoft.com/office/word/2020/wordml/sdtdatahash" xmlns:w16se="http://schemas.microsoft.com/office/word/2015/wordml/symex" xmlns:wpg="http://schemas.microsoft.com/office/word/2010/wordprocessingGroup" xmlns:wpi="http://schemas.microsoft.com/office/word/2010/wordprocessingInk" xmlns:wne="http://schemas.microsoft.com/office/word/2006/wordml" xmlns:wps="http://schemas.microsoft.com/office/word/2010/wordprocessingShape" mc:Ignorable="w14 w15 w16se w16cid w16 w16cex w16sdtdh wp14">
+<w:endnotes xmlns:wpc="http://schemas.microsoft.com/office/word/2010/wordprocessingCanvas" xmlns:cx="http://schemas.microsoft.com/office/drawing/2014/chartex" xmlns:cx1="http://schemas.microsoft.com/office/drawing/2015/9/8/chartex" xmlns:cx2="http://schemas.microsoft.com/office/drawing/2015/10/21/chartex" xmlns:cx3="http://schemas.microsoft.com/office/drawing/2016/5/9/chartex" xmlns:cx4="http://schemas.microsoft.com/office/drawing/2016/5/10/chartex" xmlns:cx5="http://schemas.microsoft.com/office/drawing/2016/5/11/chartex" xmlns:cx6="http://schemas.microsoft.com/office/drawing/2016/5/12/chartex" xmlns:cx7="http://schemas.microsoft.com/office/drawing/2016/5/13/chartex" xmlns:cx8="http://schemas.microsoft.com/office/drawing/2016/5/14/chartex" xmlns:mc="http://schemas.openxmlformats.org/markup-compatibility/2006" xmlns:aink="http://schemas.microsoft.com/office/drawing/2016/ink" xmlns:am3d="http://schemas.microsoft.com/office/drawing/2017/model3d" xmlns:o="urn:schemas-microsoft-com:office:office" xmlns:oel="http://schemas.microsoft.com/office/2019/extlst" xmlns:r="http://schemas.openxmlformats.org/officeDocument/2006/relationships" xmlns:m="http://schemas.openxmlformats.org/officeDocument/2006/math" xmlns:v="urn:schemas-microsoft-com:vml" xmlns:wp14="http://schemas.microsoft.com/office/word/2010/wordprocessingDrawing" xmlns:wp="http://schemas.openxmlformats.org/drawingml/2006/wordprocessingDrawing" xmlns:w10="urn:schemas-microsoft-com:office:word" xmlns:w="http://schemas.openxmlformats.org/wordprocessingml/2006/main" xmlns:w14="http://schemas.microsoft.com/office/word/2010/wordml" xmlns:w15="http://schemas.microsoft.com/office/word/2012/wordml" xmlns:w16cex="http://schemas.microsoft.com/office/word/2018/wordml/cex" xmlns:w16cid="http://schemas.microsoft.com/office/word/2016/wordml/cid" xmlns:w16="http://schemas.microsoft.com/office/word/2018/wordml" xmlns:w16du="http://schemas.microsoft.com/office/word/2023/wordml/word16du" xmlns:w16sdtdh="http://schemas.microsoft.com/office/word/2020/wordml/sdtdatahash" xmlns:w16sdtfl="http://schemas.microsoft.com/office/word/2024/wordml/sdtformatlock" xmlns:w16se="http://schemas.microsoft.com/office/word/2015/wordml/symex" xmlns:wpg="http://schemas.microsoft.com/office/word/2010/wordprocessingGroup" xmlns:wpi="http://schemas.microsoft.com/office/word/2010/wordprocessingInk" xmlns:wne="http://schemas.microsoft.com/office/word/2006/wordml" xmlns:wps="http://schemas.microsoft.com/office/word/2010/wordprocessingShape" mc:Ignorable="w14 w15 w16se w16cid w16 w16cex w16sdtdh w16sdtfl w16du wp14">
   <w:endnote w:type="separator" w:id="-1">
     <w:p>
       <w:pPr>
@@ -11470,7 +12600,7 @@
 </file>
 
 <file path=word/footer1.xml><?xml version="1.0" encoding="utf-8"?>
-<w:ftr xmlns:wpc="http://schemas.microsoft.com/office/word/2010/wordprocessingCanvas" xmlns:cx="http://schemas.microsoft.com/office/drawing/2014/chartex" xmlns:cx1="http://schemas.microsoft.com/office/drawing/2015/9/8/chartex" xmlns:cx2="http://schemas.microsoft.com/office/drawing/2015/10/21/chartex" xmlns:cx3="http://schemas.microsoft.com/office/drawing/2016/5/9/chartex" xmlns:cx4="http://schemas.microsoft.com/office/drawing/2016/5/10/chartex" xmlns:cx5="http://schemas.microsoft.com/office/drawing/2016/5/11/chartex" xmlns:cx6="http://schemas.microsoft.com/office/drawing/2016/5/12/chartex" xmlns:cx7="http://schemas.microsoft.com/office/drawing/2016/5/13/chartex" xmlns:cx8="http://schemas.microsoft.com/office/drawing/2016/5/14/chartex" xmlns:mc="http://schemas.openxmlformats.org/markup-compatibility/2006" xmlns:aink="http://schemas.microsoft.com/office/drawing/2016/ink" xmlns:am3d="http://schemas.microsoft.com/office/drawing/2017/model3d" xmlns:o="urn:schemas-microsoft-com:office:office" xmlns:oel="http://schemas.microsoft.com/office/2019/extlst" xmlns:r="http://schemas.openxmlformats.org/officeDocument/2006/relationships" xmlns:m="http://schemas.openxmlformats.org/officeDocument/2006/math" xmlns:v="urn:schemas-microsoft-com:vml" xmlns:wp14="http://schemas.microsoft.com/office/word/2010/wordprocessingDrawing" xmlns:wp="http://schemas.openxmlformats.org/drawingml/2006/wordprocessingDrawing" xmlns:w10="urn:schemas-microsoft-com:office:word" xmlns:w="http://schemas.openxmlformats.org/wordprocessingml/2006/main" xmlns:w14="http://schemas.microsoft.com/office/word/2010/wordml" xmlns:w15="http://schemas.microsoft.com/office/word/2012/wordml" xmlns:w16cex="http://schemas.microsoft.com/office/word/2018/wordml/cex" xmlns:w16cid="http://schemas.microsoft.com/office/word/2016/wordml/cid" xmlns:w16="http://schemas.microsoft.com/office/word/2018/wordml" xmlns:w16sdtdh="http://schemas.microsoft.com/office/word/2020/wordml/sdtdatahash" xmlns:w16se="http://schemas.microsoft.com/office/word/2015/wordml/symex" xmlns:wpg="http://schemas.microsoft.com/office/word/2010/wordprocessingGroup" xmlns:wpi="http://schemas.microsoft.com/office/word/2010/wordprocessingInk" xmlns:wne="http://schemas.microsoft.com/office/word/2006/wordml" xmlns:wps="http://schemas.microsoft.com/office/word/2010/wordprocessingShape" mc:Ignorable="w14 w15 w16se w16cid w16 w16cex w16sdtdh wp14">
+<w:ftr xmlns:wpc="http://schemas.microsoft.com/office/word/2010/wordprocessingCanvas" xmlns:cx="http://schemas.microsoft.com/office/drawing/2014/chartex" xmlns:cx1="http://schemas.microsoft.com/office/drawing/2015/9/8/chartex" xmlns:cx2="http://schemas.microsoft.com/office/drawing/2015/10/21/chartex" xmlns:cx3="http://schemas.microsoft.com/office/drawing/2016/5/9/chartex" xmlns:cx4="http://schemas.microsoft.com/office/drawing/2016/5/10/chartex" xmlns:cx5="http://schemas.microsoft.com/office/drawing/2016/5/11/chartex" xmlns:cx6="http://schemas.microsoft.com/office/drawing/2016/5/12/chartex" xmlns:cx7="http://schemas.microsoft.com/office/drawing/2016/5/13/chartex" xmlns:cx8="http://schemas.microsoft.com/office/drawing/2016/5/14/chartex" xmlns:mc="http://schemas.openxmlformats.org/markup-compatibility/2006" xmlns:aink="http://schemas.microsoft.com/office/drawing/2016/ink" xmlns:am3d="http://schemas.microsoft.com/office/drawing/2017/model3d" xmlns:o="urn:schemas-microsoft-com:office:office" xmlns:oel="http://schemas.microsoft.com/office/2019/extlst" xmlns:r="http://schemas.openxmlformats.org/officeDocument/2006/relationships" xmlns:m="http://schemas.openxmlformats.org/officeDocument/2006/math" xmlns:v="urn:schemas-microsoft-com:vml" xmlns:wp14="http://schemas.microsoft.com/office/word/2010/wordprocessingDrawing" xmlns:wp="http://schemas.openxmlformats.org/drawingml/2006/wordprocessingDrawing" xmlns:w10="urn:schemas-microsoft-com:office:word" xmlns:w="http://schemas.openxmlformats.org/wordprocessingml/2006/main" xmlns:w14="http://schemas.microsoft.com/office/word/2010/wordml" xmlns:w15="http://schemas.microsoft.com/office/word/2012/wordml" xmlns:w16cex="http://schemas.microsoft.com/office/word/2018/wordml/cex" xmlns:w16cid="http://schemas.microsoft.com/office/word/2016/wordml/cid" xmlns:w16="http://schemas.microsoft.com/office/word/2018/wordml" xmlns:w16du="http://schemas.microsoft.com/office/word/2023/wordml/word16du" xmlns:w16sdtdh="http://schemas.microsoft.com/office/word/2020/wordml/sdtdatahash" xmlns:w16sdtfl="http://schemas.microsoft.com/office/word/2024/wordml/sdtformatlock" xmlns:w16se="http://schemas.microsoft.com/office/word/2015/wordml/symex" xmlns:wpg="http://schemas.microsoft.com/office/word/2010/wordprocessingGroup" xmlns:wpi="http://schemas.microsoft.com/office/word/2010/wordprocessingInk" xmlns:wne="http://schemas.microsoft.com/office/word/2006/wordml" xmlns:wps="http://schemas.microsoft.com/office/word/2010/wordprocessingShape" mc:Ignorable="w14 w15 w16se w16cid w16 w16cex w16sdtdh w16sdtfl w16du wp14">
   <w:tbl>
     <w:tblPr>
       <w:tblW w:w="0" w:type="auto"/>
@@ -11531,7 +12661,7 @@
 </file>
 
 <file path=word/footer2.xml><?xml version="1.0" encoding="utf-8"?>
-<w:ftr xmlns:wpc="http://schemas.microsoft.com/office/word/2010/wordprocessingCanvas" xmlns:cx="http://schemas.microsoft.com/office/drawing/2014/chartex" xmlns:cx1="http://schemas.microsoft.com/office/drawing/2015/9/8/chartex" xmlns:cx2="http://schemas.microsoft.com/office/drawing/2015/10/21/chartex" xmlns:cx3="http://schemas.microsoft.com/office/drawing/2016/5/9/chartex" xmlns:cx4="http://schemas.microsoft.com/office/drawing/2016/5/10/chartex" xmlns:cx5="http://schemas.microsoft.com/office/drawing/2016/5/11/chartex" xmlns:cx6="http://schemas.microsoft.com/office/drawing/2016/5/12/chartex" xmlns:cx7="http://schemas.microsoft.com/office/drawing/2016/5/13/chartex" xmlns:cx8="http://schemas.microsoft.com/office/drawing/2016/5/14/chartex" xmlns:mc="http://schemas.openxmlformats.org/markup-compatibility/2006" xmlns:aink="http://schemas.microsoft.com/office/drawing/2016/ink" xmlns:am3d="http://schemas.microsoft.com/office/drawing/2017/model3d" xmlns:o="urn:schemas-microsoft-com:office:office" xmlns:oel="http://schemas.microsoft.com/office/2019/extlst" xmlns:r="http://schemas.openxmlformats.org/officeDocument/2006/relationships" xmlns:m="http://schemas.openxmlformats.org/officeDocument/2006/math" xmlns:v="urn:schemas-microsoft-com:vml" xmlns:wp14="http://schemas.microsoft.com/office/word/2010/wordprocessingDrawing" xmlns:wp="http://schemas.openxmlformats.org/drawingml/2006/wordprocessingDrawing" xmlns:w10="urn:schemas-microsoft-com:office:word" xmlns:w="http://schemas.openxmlformats.org/wordprocessingml/2006/main" xmlns:w14="http://schemas.microsoft.com/office/word/2010/wordml" xmlns:w15="http://schemas.microsoft.com/office/word/2012/wordml" xmlns:w16cex="http://schemas.microsoft.com/office/word/2018/wordml/cex" xmlns:w16cid="http://schemas.microsoft.com/office/word/2016/wordml/cid" xmlns:w16="http://schemas.microsoft.com/office/word/2018/wordml" xmlns:w16sdtdh="http://schemas.microsoft.com/office/word/2020/wordml/sdtdatahash" xmlns:w16se="http://schemas.microsoft.com/office/word/2015/wordml/symex" xmlns:wpg="http://schemas.microsoft.com/office/word/2010/wordprocessingGroup" xmlns:wpi="http://schemas.microsoft.com/office/word/2010/wordprocessingInk" xmlns:wne="http://schemas.microsoft.com/office/word/2006/wordml" xmlns:wps="http://schemas.microsoft.com/office/word/2010/wordprocessingShape" mc:Ignorable="w14 w15 w16se w16cid w16 w16cex w16sdtdh wp14">
+<w:ftr xmlns:wpc="http://schemas.microsoft.com/office/word/2010/wordprocessingCanvas" xmlns:cx="http://schemas.microsoft.com/office/drawing/2014/chartex" xmlns:cx1="http://schemas.microsoft.com/office/drawing/2015/9/8/chartex" xmlns:cx2="http://schemas.microsoft.com/office/drawing/2015/10/21/chartex" xmlns:cx3="http://schemas.microsoft.com/office/drawing/2016/5/9/chartex" xmlns:cx4="http://schemas.microsoft.com/office/drawing/2016/5/10/chartex" xmlns:cx5="http://schemas.microsoft.com/office/drawing/2016/5/11/chartex" xmlns:cx6="http://schemas.microsoft.com/office/drawing/2016/5/12/chartex" xmlns:cx7="http://schemas.microsoft.com/office/drawing/2016/5/13/chartex" xmlns:cx8="http://schemas.microsoft.com/office/drawing/2016/5/14/chartex" xmlns:mc="http://schemas.openxmlformats.org/markup-compatibility/2006" xmlns:aink="http://schemas.microsoft.com/office/drawing/2016/ink" xmlns:am3d="http://schemas.microsoft.com/office/drawing/2017/model3d" xmlns:o="urn:schemas-microsoft-com:office:office" xmlns:oel="http://schemas.microsoft.com/office/2019/extlst" xmlns:r="http://schemas.openxmlformats.org/officeDocument/2006/relationships" xmlns:m="http://schemas.openxmlformats.org/officeDocument/2006/math" xmlns:v="urn:schemas-microsoft-com:vml" xmlns:wp14="http://schemas.microsoft.com/office/word/2010/wordprocessingDrawing" xmlns:wp="http://schemas.openxmlformats.org/drawingml/2006/wordprocessingDrawing" xmlns:w10="urn:schemas-microsoft-com:office:word" xmlns:w="http://schemas.openxmlformats.org/wordprocessingml/2006/main" xmlns:w14="http://schemas.microsoft.com/office/word/2010/wordml" xmlns:w15="http://schemas.microsoft.com/office/word/2012/wordml" xmlns:w16cex="http://schemas.microsoft.com/office/word/2018/wordml/cex" xmlns:w16cid="http://schemas.microsoft.com/office/word/2016/wordml/cid" xmlns:w16="http://schemas.microsoft.com/office/word/2018/wordml" xmlns:w16du="http://schemas.microsoft.com/office/word/2023/wordml/word16du" xmlns:w16sdtdh="http://schemas.microsoft.com/office/word/2020/wordml/sdtdatahash" xmlns:w16sdtfl="http://schemas.microsoft.com/office/word/2024/wordml/sdtformatlock" xmlns:w16se="http://schemas.microsoft.com/office/word/2015/wordml/symex" xmlns:wpg="http://schemas.microsoft.com/office/word/2010/wordprocessingGroup" xmlns:wpi="http://schemas.microsoft.com/office/word/2010/wordprocessingInk" xmlns:wne="http://schemas.microsoft.com/office/word/2006/wordml" xmlns:wps="http://schemas.microsoft.com/office/word/2010/wordprocessingShape" mc:Ignorable="w14 w15 w16se w16cid w16 w16cex w16sdtdh w16sdtfl w16du wp14">
   <w:tbl>
     <w:tblPr>
       <w:tblW w:w="0" w:type="auto"/>
@@ -11592,7 +12722,7 @@
 </file>
 
 <file path=word/footer3.xml><?xml version="1.0" encoding="utf-8"?>
-<w:ftr xmlns:wpc="http://schemas.microsoft.com/office/word/2010/wordprocessingCanvas" xmlns:cx="http://schemas.microsoft.com/office/drawing/2014/chartex" xmlns:cx1="http://schemas.microsoft.com/office/drawing/2015/9/8/chartex" xmlns:cx2="http://schemas.microsoft.com/office/drawing/2015/10/21/chartex" xmlns:cx3="http://schemas.microsoft.com/office/drawing/2016/5/9/chartex" xmlns:cx4="http://schemas.microsoft.com/office/drawing/2016/5/10/chartex" xmlns:cx5="http://schemas.microsoft.com/office/drawing/2016/5/11/chartex" xmlns:cx6="http://schemas.microsoft.com/office/drawing/2016/5/12/chartex" xmlns:cx7="http://schemas.microsoft.com/office/drawing/2016/5/13/chartex" xmlns:cx8="http://schemas.microsoft.com/office/drawing/2016/5/14/chartex" xmlns:mc="http://schemas.openxmlformats.org/markup-compatibility/2006" xmlns:aink="http://schemas.microsoft.com/office/drawing/2016/ink" xmlns:am3d="http://schemas.microsoft.com/office/drawing/2017/model3d" xmlns:o="urn:schemas-microsoft-com:office:office" xmlns:oel="http://schemas.microsoft.com/office/2019/extlst" xmlns:r="http://schemas.openxmlformats.org/officeDocument/2006/relationships" xmlns:m="http://schemas.openxmlformats.org/officeDocument/2006/math" xmlns:v="urn:schemas-microsoft-com:vml" xmlns:wp14="http://schemas.microsoft.com/office/word/2010/wordprocessingDrawing" xmlns:wp="http://schemas.openxmlformats.org/drawingml/2006/wordprocessingDrawing" xmlns:w10="urn:schemas-microsoft-com:office:word" xmlns:w="http://schemas.openxmlformats.org/wordprocessingml/2006/main" xmlns:w14="http://schemas.microsoft.com/office/word/2010/wordml" xmlns:w15="http://schemas.microsoft.com/office/word/2012/wordml" xmlns:w16cex="http://schemas.microsoft.com/office/word/2018/wordml/cex" xmlns:w16cid="http://schemas.microsoft.com/office/word/2016/wordml/cid" xmlns:w16="http://schemas.microsoft.com/office/word/2018/wordml" xmlns:w16sdtdh="http://schemas.microsoft.com/office/word/2020/wordml/sdtdatahash" xmlns:w16se="http://schemas.microsoft.com/office/word/2015/wordml/symex" xmlns:wpg="http://schemas.microsoft.com/office/word/2010/wordprocessingGroup" xmlns:wpi="http://schemas.microsoft.com/office/word/2010/wordprocessingInk" xmlns:wne="http://schemas.microsoft.com/office/word/2006/wordml" xmlns:wps="http://schemas.microsoft.com/office/word/2010/wordprocessingShape" mc:Ignorable="w14 w15 w16se w16cid w16 w16cex w16sdtdh wp14">
+<w:ftr xmlns:wpc="http://schemas.microsoft.com/office/word/2010/wordprocessingCanvas" xmlns:cx="http://schemas.microsoft.com/office/drawing/2014/chartex" xmlns:cx1="http://schemas.microsoft.com/office/drawing/2015/9/8/chartex" xmlns:cx2="http://schemas.microsoft.com/office/drawing/2015/10/21/chartex" xmlns:cx3="http://schemas.microsoft.com/office/drawing/2016/5/9/chartex" xmlns:cx4="http://schemas.microsoft.com/office/drawing/2016/5/10/chartex" xmlns:cx5="http://schemas.microsoft.com/office/drawing/2016/5/11/chartex" xmlns:cx6="http://schemas.microsoft.com/office/drawing/2016/5/12/chartex" xmlns:cx7="http://schemas.microsoft.com/office/drawing/2016/5/13/chartex" xmlns:cx8="http://schemas.microsoft.com/office/drawing/2016/5/14/chartex" xmlns:mc="http://schemas.openxmlformats.org/markup-compatibility/2006" xmlns:aink="http://schemas.microsoft.com/office/drawing/2016/ink" xmlns:am3d="http://schemas.microsoft.com/office/drawing/2017/model3d" xmlns:o="urn:schemas-microsoft-com:office:office" xmlns:oel="http://schemas.microsoft.com/office/2019/extlst" xmlns:r="http://schemas.openxmlformats.org/officeDocument/2006/relationships" xmlns:m="http://schemas.openxmlformats.org/officeDocument/2006/math" xmlns:v="urn:schemas-microsoft-com:vml" xmlns:wp14="http://schemas.microsoft.com/office/word/2010/wordprocessingDrawing" xmlns:wp="http://schemas.openxmlformats.org/drawingml/2006/wordprocessingDrawing" xmlns:w10="urn:schemas-microsoft-com:office:word" xmlns:w="http://schemas.openxmlformats.org/wordprocessingml/2006/main" xmlns:w14="http://schemas.microsoft.com/office/word/2010/wordml" xmlns:w15="http://schemas.microsoft.com/office/word/2012/wordml" xmlns:w16cex="http://schemas.microsoft.com/office/word/2018/wordml/cex" xmlns:w16cid="http://schemas.microsoft.com/office/word/2016/wordml/cid" xmlns:w16="http://schemas.microsoft.com/office/word/2018/wordml" xmlns:w16du="http://schemas.microsoft.com/office/word/2023/wordml/word16du" xmlns:w16sdtdh="http://schemas.microsoft.com/office/word/2020/wordml/sdtdatahash" xmlns:w16sdtfl="http://schemas.microsoft.com/office/word/2024/wordml/sdtformatlock" xmlns:w16se="http://schemas.microsoft.com/office/word/2015/wordml/symex" xmlns:wpg="http://schemas.microsoft.com/office/word/2010/wordprocessingGroup" xmlns:wpi="http://schemas.microsoft.com/office/word/2010/wordprocessingInk" xmlns:wne="http://schemas.microsoft.com/office/word/2006/wordml" xmlns:wps="http://schemas.microsoft.com/office/word/2010/wordprocessingShape" mc:Ignorable="w14 w15 w16se w16cid w16 w16cex w16sdtdh w16sdtfl w16du wp14">
   <w:tbl>
     <w:tblPr>
       <w:tblW w:w="0" w:type="auto"/>
@@ -11653,7 +12783,7 @@
 </file>
 
 <file path=word/footnotes.xml><?xml version="1.0" encoding="utf-8"?>
-<w:footnotes xmlns:wpc="http://schemas.microsoft.com/office/word/2010/wordprocessingCanvas" xmlns:cx="http://schemas.microsoft.com/office/drawing/2014/chartex" xmlns:cx1="http://schemas.microsoft.com/office/drawing/2015/9/8/chartex" xmlns:cx2="http://schemas.microsoft.com/office/drawing/2015/10/21/chartex" xmlns:cx3="http://schemas.microsoft.com/office/drawing/2016/5/9/chartex" xmlns:cx4="http://schemas.microsoft.com/office/drawing/2016/5/10/chartex" xmlns:cx5="http://schemas.microsoft.com/office/drawing/2016/5/11/chartex" xmlns:cx6="http://schemas.microsoft.com/office/drawing/2016/5/12/chartex" xmlns:cx7="http://schemas.microsoft.com/office/drawing/2016/5/13/chartex" xmlns:cx8="http://schemas.microsoft.com/office/drawing/2016/5/14/chartex" xmlns:mc="http://schemas.openxmlformats.org/markup-compatibility/2006" xmlns:aink="http://schemas.microsoft.com/office/drawing/2016/ink" xmlns:am3d="http://schemas.microsoft.com/office/drawing/2017/model3d" xmlns:o="urn:schemas-microsoft-com:office:office" xmlns:oel="http://schemas.microsoft.com/office/2019/extlst" xmlns:r="http://schemas.openxmlformats.org/officeDocument/2006/relationships" xmlns:m="http://schemas.openxmlformats.org/officeDocument/2006/math" xmlns:v="urn:schemas-microsoft-com:vml" xmlns:wp14="http://schemas.microsoft.com/office/word/2010/wordprocessingDrawing" xmlns:wp="http://schemas.openxmlformats.org/drawingml/2006/wordprocessingDrawing" xmlns:w10="urn:schemas-microsoft-com:office:word" xmlns:w="http://schemas.openxmlformats.org/wordprocessingml/2006/main" xmlns:w14="http://schemas.microsoft.com/office/word/2010/wordml" xmlns:w15="http://schemas.microsoft.com/office/word/2012/wordml" xmlns:w16cex="http://schemas.microsoft.com/office/word/2018/wordml/cex" xmlns:w16cid="http://schemas.microsoft.com/office/word/2016/wordml/cid" xmlns:w16="http://schemas.microsoft.com/office/word/2018/wordml" xmlns:w16sdtdh="http://schemas.microsoft.com/office/word/2020/wordml/sdtdatahash" xmlns:w16se="http://schemas.microsoft.com/office/word/2015/wordml/symex" xmlns:wpg="http://schemas.microsoft.com/office/word/2010/wordprocessingGroup" xmlns:wpi="http://schemas.microsoft.com/office/word/2010/wordprocessingInk" xmlns:wne="http://schemas.microsoft.com/office/word/2006/wordml" xmlns:wps="http://schemas.microsoft.com/office/word/2010/wordprocessingShape" mc:Ignorable="w14 w15 w16se w16cid w16 w16cex w16sdtdh wp14">
+<w:footnotes xmlns:wpc="http://schemas.microsoft.com/office/word/2010/wordprocessingCanvas" xmlns:cx="http://schemas.microsoft.com/office/drawing/2014/chartex" xmlns:cx1="http://schemas.microsoft.com/office/drawing/2015/9/8/chartex" xmlns:cx2="http://schemas.microsoft.com/office/drawing/2015/10/21/chartex" xmlns:cx3="http://schemas.microsoft.com/office/drawing/2016/5/9/chartex" xmlns:cx4="http://schemas.microsoft.com/office/drawing/2016/5/10/chartex" xmlns:cx5="http://schemas.microsoft.com/office/drawing/2016/5/11/chartex" xmlns:cx6="http://schemas.microsoft.com/office/drawing/2016/5/12/chartex" xmlns:cx7="http://schemas.microsoft.com/office/drawing/2016/5/13/chartex" xmlns:cx8="http://schemas.microsoft.com/office/drawing/2016/5/14/chartex" xmlns:mc="http://schemas.openxmlformats.org/markup-compatibility/2006" xmlns:aink="http://schemas.microsoft.com/office/drawing/2016/ink" xmlns:am3d="http://schemas.microsoft.com/office/drawing/2017/model3d" xmlns:o="urn:schemas-microsoft-com:office:office" xmlns:oel="http://schemas.microsoft.com/office/2019/extlst" xmlns:r="http://schemas.openxmlformats.org/officeDocument/2006/relationships" xmlns:m="http://schemas.openxmlformats.org/officeDocument/2006/math" xmlns:v="urn:schemas-microsoft-com:vml" xmlns:wp14="http://schemas.microsoft.com/office/word/2010/wordprocessingDrawing" xmlns:wp="http://schemas.openxmlformats.org/drawingml/2006/wordprocessingDrawing" xmlns:w10="urn:schemas-microsoft-com:office:word" xmlns:w="http://schemas.openxmlformats.org/wordprocessingml/2006/main" xmlns:w14="http://schemas.microsoft.com/office/word/2010/wordml" xmlns:w15="http://schemas.microsoft.com/office/word/2012/wordml" xmlns:w16cex="http://schemas.microsoft.com/office/word/2018/wordml/cex" xmlns:w16cid="http://schemas.microsoft.com/office/word/2016/wordml/cid" xmlns:w16="http://schemas.microsoft.com/office/word/2018/wordml" xmlns:w16du="http://schemas.microsoft.com/office/word/2023/wordml/word16du" xmlns:w16sdtdh="http://schemas.microsoft.com/office/word/2020/wordml/sdtdatahash" xmlns:w16sdtfl="http://schemas.microsoft.com/office/word/2024/wordml/sdtformatlock" xmlns:w16se="http://schemas.microsoft.com/office/word/2015/wordml/symex" xmlns:wpg="http://schemas.microsoft.com/office/word/2010/wordprocessingGroup" xmlns:wpi="http://schemas.microsoft.com/office/word/2010/wordprocessingInk" xmlns:wne="http://schemas.microsoft.com/office/word/2006/wordml" xmlns:wps="http://schemas.microsoft.com/office/word/2010/wordprocessingShape" mc:Ignorable="w14 w15 w16se w16cid w16 w16cex w16sdtdh w16sdtfl w16du wp14">
   <w:footnote w:type="separator" w:id="-1">
     <w:p>
       <w:pPr>
@@ -11678,7 +12808,7 @@
 </file>
 
 <file path=word/header1.xml><?xml version="1.0" encoding="utf-8"?>
-<w:hdr xmlns:wpc="http://schemas.microsoft.com/office/word/2010/wordprocessingCanvas" xmlns:cx="http://schemas.microsoft.com/office/drawing/2014/chartex" xmlns:cx1="http://schemas.microsoft.com/office/drawing/2015/9/8/chartex" xmlns:cx2="http://schemas.microsoft.com/office/drawing/2015/10/21/chartex" xmlns:cx3="http://schemas.microsoft.com/office/drawing/2016/5/9/chartex" xmlns:cx4="http://schemas.microsoft.com/office/drawing/2016/5/10/chartex" xmlns:cx5="http://schemas.microsoft.com/office/drawing/2016/5/11/chartex" xmlns:cx6="http://schemas.microsoft.com/office/drawing/2016/5/12/chartex" xmlns:cx7="http://schemas.microsoft.com/office/drawing/2016/5/13/chartex" xmlns:cx8="http://schemas.microsoft.com/office/drawing/2016/5/14/chartex" xmlns:mc="http://schemas.openxmlformats.org/markup-compatibility/2006" xmlns:aink="http://schemas.microsoft.com/office/drawing/2016/ink" xmlns:am3d="http://schemas.microsoft.com/office/drawing/2017/model3d" xmlns:o="urn:schemas-microsoft-com:office:office" xmlns:oel="http://schemas.microsoft.com/office/2019/extlst" xmlns:r="http://schemas.openxmlformats.org/officeDocument/2006/relationships" xmlns:m="http://schemas.openxmlformats.org/officeDocument/2006/math" xmlns:v="urn:schemas-microsoft-com:vml" xmlns:wp14="http://schemas.microsoft.com/office/word/2010/wordprocessingDrawing" xmlns:wp="http://schemas.openxmlformats.org/drawingml/2006/wordprocessingDrawing" xmlns:w10="urn:schemas-microsoft-com:office:word" xmlns:w="http://schemas.openxmlformats.org/wordprocessingml/2006/main" xmlns:w14="http://schemas.microsoft.com/office/word/2010/wordml" xmlns:w15="http://schemas.microsoft.com/office/word/2012/wordml" xmlns:w16cex="http://schemas.microsoft.com/office/word/2018/wordml/cex" xmlns:w16cid="http://schemas.microsoft.com/office/word/2016/wordml/cid" xmlns:w16="http://schemas.microsoft.com/office/word/2018/wordml" xmlns:w16sdtdh="http://schemas.microsoft.com/office/word/2020/wordml/sdtdatahash" xmlns:w16se="http://schemas.microsoft.com/office/word/2015/wordml/symex" xmlns:wpg="http://schemas.microsoft.com/office/word/2010/wordprocessingGroup" xmlns:wpi="http://schemas.microsoft.com/office/word/2010/wordprocessingInk" xmlns:wne="http://schemas.microsoft.com/office/word/2006/wordml" xmlns:wps="http://schemas.microsoft.com/office/word/2010/wordprocessingShape" mc:Ignorable="w14 w15 w16se w16cid w16 w16cex w16sdtdh wp14">
+<w:hdr xmlns:wpc="http://schemas.microsoft.com/office/word/2010/wordprocessingCanvas" xmlns:cx="http://schemas.microsoft.com/office/drawing/2014/chartex" xmlns:cx1="http://schemas.microsoft.com/office/drawing/2015/9/8/chartex" xmlns:cx2="http://schemas.microsoft.com/office/drawing/2015/10/21/chartex" xmlns:cx3="http://schemas.microsoft.com/office/drawing/2016/5/9/chartex" xmlns:cx4="http://schemas.microsoft.com/office/drawing/2016/5/10/chartex" xmlns:cx5="http://schemas.microsoft.com/office/drawing/2016/5/11/chartex" xmlns:cx6="http://schemas.microsoft.com/office/drawing/2016/5/12/chartex" xmlns:cx7="http://schemas.microsoft.com/office/drawing/2016/5/13/chartex" xmlns:cx8="http://schemas.microsoft.com/office/drawing/2016/5/14/chartex" xmlns:mc="http://schemas.openxmlformats.org/markup-compatibility/2006" xmlns:aink="http://schemas.microsoft.com/office/drawing/2016/ink" xmlns:am3d="http://schemas.microsoft.com/office/drawing/2017/model3d" xmlns:o="urn:schemas-microsoft-com:office:office" xmlns:oel="http://schemas.microsoft.com/office/2019/extlst" xmlns:r="http://schemas.openxmlformats.org/officeDocument/2006/relationships" xmlns:m="http://schemas.openxmlformats.org/officeDocument/2006/math" xmlns:v="urn:schemas-microsoft-com:vml" xmlns:wp14="http://schemas.microsoft.com/office/word/2010/wordprocessingDrawing" xmlns:wp="http://schemas.openxmlformats.org/drawingml/2006/wordprocessingDrawing" xmlns:w10="urn:schemas-microsoft-com:office:word" xmlns:w="http://schemas.openxmlformats.org/wordprocessingml/2006/main" xmlns:w14="http://schemas.microsoft.com/office/word/2010/wordml" xmlns:w15="http://schemas.microsoft.com/office/word/2012/wordml" xmlns:w16cex="http://schemas.microsoft.com/office/word/2018/wordml/cex" xmlns:w16cid="http://schemas.microsoft.com/office/word/2016/wordml/cid" xmlns:w16="http://schemas.microsoft.com/office/word/2018/wordml" xmlns:w16du="http://schemas.microsoft.com/office/word/2023/wordml/word16du" xmlns:w16sdtdh="http://schemas.microsoft.com/office/word/2020/wordml/sdtdatahash" xmlns:w16sdtfl="http://schemas.microsoft.com/office/word/2024/wordml/sdtformatlock" xmlns:w16se="http://schemas.microsoft.com/office/word/2015/wordml/symex" xmlns:wpg="http://schemas.microsoft.com/office/word/2010/wordprocessingGroup" xmlns:wpi="http://schemas.microsoft.com/office/word/2010/wordprocessingInk" xmlns:wne="http://schemas.microsoft.com/office/word/2006/wordml" xmlns:wps="http://schemas.microsoft.com/office/word/2010/wordprocessingShape" mc:Ignorable="w14 w15 w16se w16cid w16 w16cex w16sdtdh w16sdtfl w16du wp14">
   <w:tbl>
     <w:tblPr>
       <w:tblW w:w="0" w:type="auto"/>
@@ -11739,7 +12869,7 @@
 </file>
 
 <file path=word/header2.xml><?xml version="1.0" encoding="utf-8"?>
-<w:hdr xmlns:wpc="http://schemas.microsoft.com/office/word/2010/wordprocessingCanvas" xmlns:cx="http://schemas.microsoft.com/office/drawing/2014/chartex" xmlns:cx1="http://schemas.microsoft.com/office/drawing/2015/9/8/chartex" xmlns:cx2="http://schemas.microsoft.com/office/drawing/2015/10/21/chartex" xmlns:cx3="http://schemas.microsoft.com/office/drawing/2016/5/9/chartex" xmlns:cx4="http://schemas.microsoft.com/office/drawing/2016/5/10/chartex" xmlns:cx5="http://schemas.microsoft.com/office/drawing/2016/5/11/chartex" xmlns:cx6="http://schemas.microsoft.com/office/drawing/2016/5/12/chartex" xmlns:cx7="http://schemas.microsoft.com/office/drawing/2016/5/13/chartex" xmlns:cx8="http://schemas.microsoft.com/office/drawing/2016/5/14/chartex" xmlns:mc="http://schemas.openxmlformats.org/markup-compatibility/2006" xmlns:aink="http://schemas.microsoft.com/office/drawing/2016/ink" xmlns:am3d="http://schemas.microsoft.com/office/drawing/2017/model3d" xmlns:o="urn:schemas-microsoft-com:office:office" xmlns:oel="http://schemas.microsoft.com/office/2019/extlst" xmlns:r="http://schemas.openxmlformats.org/officeDocument/2006/relationships" xmlns:m="http://schemas.openxmlformats.org/officeDocument/2006/math" xmlns:v="urn:schemas-microsoft-com:vml" xmlns:wp14="http://schemas.microsoft.com/office/word/2010/wordprocessingDrawing" xmlns:wp="http://schemas.openxmlformats.org/drawingml/2006/wordprocessingDrawing" xmlns:w10="urn:schemas-microsoft-com:office:word" xmlns:w="http://schemas.openxmlformats.org/wordprocessingml/2006/main" xmlns:w14="http://schemas.microsoft.com/office/word/2010/wordml" xmlns:w15="http://schemas.microsoft.com/office/word/2012/wordml" xmlns:w16cex="http://schemas.microsoft.com/office/word/2018/wordml/cex" xmlns:w16cid="http://schemas.microsoft.com/office/word/2016/wordml/cid" xmlns:w16="http://schemas.microsoft.com/office/word/2018/wordml" xmlns:w16sdtdh="http://schemas.microsoft.com/office/word/2020/wordml/sdtdatahash" xmlns:w16se="http://schemas.microsoft.com/office/word/2015/wordml/symex" xmlns:wpg="http://schemas.microsoft.com/office/word/2010/wordprocessingGroup" xmlns:wpi="http://schemas.microsoft.com/office/word/2010/wordprocessingInk" xmlns:wne="http://schemas.microsoft.com/office/word/2006/wordml" xmlns:wps="http://schemas.microsoft.com/office/word/2010/wordprocessingShape" mc:Ignorable="w14 w15 w16se w16cid w16 w16cex w16sdtdh wp14">
+<w:hdr xmlns:wpc="http://schemas.microsoft.com/office/word/2010/wordprocessingCanvas" xmlns:cx="http://schemas.microsoft.com/office/drawing/2014/chartex" xmlns:cx1="http://schemas.microsoft.com/office/drawing/2015/9/8/chartex" xmlns:cx2="http://schemas.microsoft.com/office/drawing/2015/10/21/chartex" xmlns:cx3="http://schemas.microsoft.com/office/drawing/2016/5/9/chartex" xmlns:cx4="http://schemas.microsoft.com/office/drawing/2016/5/10/chartex" xmlns:cx5="http://schemas.microsoft.com/office/drawing/2016/5/11/chartex" xmlns:cx6="http://schemas.microsoft.com/office/drawing/2016/5/12/chartex" xmlns:cx7="http://schemas.microsoft.com/office/drawing/2016/5/13/chartex" xmlns:cx8="http://schemas.microsoft.com/office/drawing/2016/5/14/chartex" xmlns:mc="http://schemas.openxmlformats.org/markup-compatibility/2006" xmlns:aink="http://schemas.microsoft.com/office/drawing/2016/ink" xmlns:am3d="http://schemas.microsoft.com/office/drawing/2017/model3d" xmlns:o="urn:schemas-microsoft-com:office:office" xmlns:oel="http://schemas.microsoft.com/office/2019/extlst" xmlns:r="http://schemas.openxmlformats.org/officeDocument/2006/relationships" xmlns:m="http://schemas.openxmlformats.org/officeDocument/2006/math" xmlns:v="urn:schemas-microsoft-com:vml" xmlns:wp14="http://schemas.microsoft.com/office/word/2010/wordprocessingDrawing" xmlns:wp="http://schemas.openxmlformats.org/drawingml/2006/wordprocessingDrawing" xmlns:w10="urn:schemas-microsoft-com:office:word" xmlns:w="http://schemas.openxmlformats.org/wordprocessingml/2006/main" xmlns:w14="http://schemas.microsoft.com/office/word/2010/wordml" xmlns:w15="http://schemas.microsoft.com/office/word/2012/wordml" xmlns:w16cex="http://schemas.microsoft.com/office/word/2018/wordml/cex" xmlns:w16cid="http://schemas.microsoft.com/office/word/2016/wordml/cid" xmlns:w16="http://schemas.microsoft.com/office/word/2018/wordml" xmlns:w16du="http://schemas.microsoft.com/office/word/2023/wordml/word16du" xmlns:w16sdtdh="http://schemas.microsoft.com/office/word/2020/wordml/sdtdatahash" xmlns:w16sdtfl="http://schemas.microsoft.com/office/word/2024/wordml/sdtformatlock" xmlns:w16se="http://schemas.microsoft.com/office/word/2015/wordml/symex" xmlns:wpg="http://schemas.microsoft.com/office/word/2010/wordprocessingGroup" xmlns:wpi="http://schemas.microsoft.com/office/word/2010/wordprocessingInk" xmlns:wne="http://schemas.microsoft.com/office/word/2006/wordml" xmlns:wps="http://schemas.microsoft.com/office/word/2010/wordprocessingShape" mc:Ignorable="w14 w15 w16se w16cid w16 w16cex w16sdtdh w16sdtfl w16du wp14">
   <w:tbl>
     <w:tblPr>
       <w:tblW w:w="0" w:type="auto"/>
@@ -11800,7 +12930,7 @@
 </file>
 
 <file path=word/header3.xml><?xml version="1.0" encoding="utf-8"?>
-<w:hdr xmlns:wpc="http://schemas.microsoft.com/office/word/2010/wordprocessingCanvas" xmlns:cx="http://schemas.microsoft.com/office/drawing/2014/chartex" xmlns:cx1="http://schemas.microsoft.com/office/drawing/2015/9/8/chartex" xmlns:cx2="http://schemas.microsoft.com/office/drawing/2015/10/21/chartex" xmlns:cx3="http://schemas.microsoft.com/office/drawing/2016/5/9/chartex" xmlns:cx4="http://schemas.microsoft.com/office/drawing/2016/5/10/chartex" xmlns:cx5="http://schemas.microsoft.com/office/drawing/2016/5/11/chartex" xmlns:cx6="http://schemas.microsoft.com/office/drawing/2016/5/12/chartex" xmlns:cx7="http://schemas.microsoft.com/office/drawing/2016/5/13/chartex" xmlns:cx8="http://schemas.microsoft.com/office/drawing/2016/5/14/chartex" xmlns:mc="http://schemas.openxmlformats.org/markup-compatibility/2006" xmlns:aink="http://schemas.microsoft.com/office/drawing/2016/ink" xmlns:am3d="http://schemas.microsoft.com/office/drawing/2017/model3d" xmlns:o="urn:schemas-microsoft-com:office:office" xmlns:oel="http://schemas.microsoft.com/office/2019/extlst" xmlns:r="http://schemas.openxmlformats.org/officeDocument/2006/relationships" xmlns:m="http://schemas.openxmlformats.org/officeDocument/2006/math" xmlns:v="urn:schemas-microsoft-com:vml" xmlns:wp14="http://schemas.microsoft.com/office/word/2010/wordprocessingDrawing" xmlns:wp="http://schemas.openxmlformats.org/drawingml/2006/wordprocessingDrawing" xmlns:w10="urn:schemas-microsoft-com:office:word" xmlns:w="http://schemas.openxmlformats.org/wordprocessingml/2006/main" xmlns:w14="http://schemas.microsoft.com/office/word/2010/wordml" xmlns:w15="http://schemas.microsoft.com/office/word/2012/wordml" xmlns:w16cex="http://schemas.microsoft.com/office/word/2018/wordml/cex" xmlns:w16cid="http://schemas.microsoft.com/office/word/2016/wordml/cid" xmlns:w16="http://schemas.microsoft.com/office/word/2018/wordml" xmlns:w16sdtdh="http://schemas.microsoft.com/office/word/2020/wordml/sdtdatahash" xmlns:w16se="http://schemas.microsoft.com/office/word/2015/wordml/symex" xmlns:wpg="http://schemas.microsoft.com/office/word/2010/wordprocessingGroup" xmlns:wpi="http://schemas.microsoft.com/office/word/2010/wordprocessingInk" xmlns:wne="http://schemas.microsoft.com/office/word/2006/wordml" xmlns:wps="http://schemas.microsoft.com/office/word/2010/wordprocessingShape" mc:Ignorable="w14 w15 w16se w16cid w16 w16cex w16sdtdh wp14">
+<w:hdr xmlns:wpc="http://schemas.microsoft.com/office/word/2010/wordprocessingCanvas" xmlns:cx="http://schemas.microsoft.com/office/drawing/2014/chartex" xmlns:cx1="http://schemas.microsoft.com/office/drawing/2015/9/8/chartex" xmlns:cx2="http://schemas.microsoft.com/office/drawing/2015/10/21/chartex" xmlns:cx3="http://schemas.microsoft.com/office/drawing/2016/5/9/chartex" xmlns:cx4="http://schemas.microsoft.com/office/drawing/2016/5/10/chartex" xmlns:cx5="http://schemas.microsoft.com/office/drawing/2016/5/11/chartex" xmlns:cx6="http://schemas.microsoft.com/office/drawing/2016/5/12/chartex" xmlns:cx7="http://schemas.microsoft.com/office/drawing/2016/5/13/chartex" xmlns:cx8="http://schemas.microsoft.com/office/drawing/2016/5/14/chartex" xmlns:mc="http://schemas.openxmlformats.org/markup-compatibility/2006" xmlns:aink="http://schemas.microsoft.com/office/drawing/2016/ink" xmlns:am3d="http://schemas.microsoft.com/office/drawing/2017/model3d" xmlns:o="urn:schemas-microsoft-com:office:office" xmlns:oel="http://schemas.microsoft.com/office/2019/extlst" xmlns:r="http://schemas.openxmlformats.org/officeDocument/2006/relationships" xmlns:m="http://schemas.openxmlformats.org/officeDocument/2006/math" xmlns:v="urn:schemas-microsoft-com:vml" xmlns:wp14="http://schemas.microsoft.com/office/word/2010/wordprocessingDrawing" xmlns:wp="http://schemas.openxmlformats.org/drawingml/2006/wordprocessingDrawing" xmlns:w10="urn:schemas-microsoft-com:office:word" xmlns:w="http://schemas.openxmlformats.org/wordprocessingml/2006/main" xmlns:w14="http://schemas.microsoft.com/office/word/2010/wordml" xmlns:w15="http://schemas.microsoft.com/office/word/2012/wordml" xmlns:w16cex="http://schemas.microsoft.com/office/word/2018/wordml/cex" xmlns:w16cid="http://schemas.microsoft.com/office/word/2016/wordml/cid" xmlns:w16="http://schemas.microsoft.com/office/word/2018/wordml" xmlns:w16du="http://schemas.microsoft.com/office/word/2023/wordml/word16du" xmlns:w16sdtdh="http://schemas.microsoft.com/office/word/2020/wordml/sdtdatahash" xmlns:w16sdtfl="http://schemas.microsoft.com/office/word/2024/wordml/sdtformatlock" xmlns:w16se="http://schemas.microsoft.com/office/word/2015/wordml/symex" xmlns:wpg="http://schemas.microsoft.com/office/word/2010/wordprocessingGroup" xmlns:wpi="http://schemas.microsoft.com/office/word/2010/wordprocessingInk" xmlns:wne="http://schemas.microsoft.com/office/word/2006/wordml" xmlns:wps="http://schemas.microsoft.com/office/word/2010/wordprocessingShape" mc:Ignorable="w14 w15 w16se w16cid w16 w16cex w16sdtdh w16sdtfl w16du wp14">
   <w:sdt>
     <w:sdtPr>
       <w:id w:val="-718440415"/>
@@ -11809,6 +12939,7 @@
         <w:docPartUnique/>
       </w:docPartObj>
     </w:sdtPr>
+    <w:sdtEndPr/>
     <w:sdtContent>
       <w:p>
         <w:pPr>
@@ -11828,7 +12959,7 @@
           <w:rPr>
             <w:noProof/>
           </w:rPr>
-          <w:t>13</w:t>
+          <w:t>20</w:t>
         </w:r>
         <w:r>
           <w:fldChar w:fldCharType="end"/>
@@ -11857,7 +12988,7 @@
 </file>
 
 <file path=word/numbering.xml><?xml version="1.0" encoding="utf-8"?>
-<w:numbering xmlns:wpc="http://schemas.microsoft.com/office/word/2010/wordprocessingCanvas" xmlns:cx="http://schemas.microsoft.com/office/drawing/2014/chartex" xmlns:cx1="http://schemas.microsoft.com/office/drawing/2015/9/8/chartex" xmlns:cx2="http://schemas.microsoft.com/office/drawing/2015/10/21/chartex" xmlns:cx3="http://schemas.microsoft.com/office/drawing/2016/5/9/chartex" xmlns:cx4="http://schemas.microsoft.com/office/drawing/2016/5/10/chartex" xmlns:cx5="http://schemas.microsoft.com/office/drawing/2016/5/11/chartex" xmlns:cx6="http://schemas.microsoft.com/office/drawing/2016/5/12/chartex" xmlns:cx7="http://schemas.microsoft.com/office/drawing/2016/5/13/chartex" xmlns:cx8="http://schemas.microsoft.com/office/drawing/2016/5/14/chartex" xmlns:mc="http://schemas.openxmlformats.org/markup-compatibility/2006" xmlns:aink="http://schemas.microsoft.com/office/drawing/2016/ink" xmlns:am3d="http://schemas.microsoft.com/office/drawing/2017/model3d" xmlns:o="urn:schemas-microsoft-com:office:office" xmlns:oel="http://schemas.microsoft.com/office/2019/extlst" xmlns:r="http://schemas.openxmlformats.org/officeDocument/2006/relationships" xmlns:m="http://schemas.openxmlformats.org/officeDocument/2006/math" xmlns:v="urn:schemas-microsoft-com:vml" xmlns:wp14="http://schemas.microsoft.com/office/word/2010/wordprocessingDrawing" xmlns:wp="http://schemas.openxmlformats.org/drawingml/2006/wordprocessingDrawing" xmlns:w10="urn:schemas-microsoft-com:office:word" xmlns:w="http://schemas.openxmlformats.org/wordprocessingml/2006/main" xmlns:w14="http://schemas.microsoft.com/office/word/2010/wordml" xmlns:w15="http://schemas.microsoft.com/office/word/2012/wordml" xmlns:w16cex="http://schemas.microsoft.com/office/word/2018/wordml/cex" xmlns:w16cid="http://schemas.microsoft.com/office/word/2016/wordml/cid" xmlns:w16="http://schemas.microsoft.com/office/word/2018/wordml" xmlns:w16sdtdh="http://schemas.microsoft.com/office/word/2020/wordml/sdtdatahash" xmlns:w16se="http://schemas.microsoft.com/office/word/2015/wordml/symex" xmlns:wpg="http://schemas.microsoft.com/office/word/2010/wordprocessingGroup" xmlns:wpi="http://schemas.microsoft.com/office/word/2010/wordprocessingInk" xmlns:wne="http://schemas.microsoft.com/office/word/2006/wordml" xmlns:wps="http://schemas.microsoft.com/office/word/2010/wordprocessingShape" mc:Ignorable="w14 w15 w16se w16cid w16 w16cex w16sdtdh wp14">
+<w:numbering xmlns:wpc="http://schemas.microsoft.com/office/word/2010/wordprocessingCanvas" xmlns:cx="http://schemas.microsoft.com/office/drawing/2014/chartex" xmlns:cx1="http://schemas.microsoft.com/office/drawing/2015/9/8/chartex" xmlns:cx2="http://schemas.microsoft.com/office/drawing/2015/10/21/chartex" xmlns:cx3="http://schemas.microsoft.com/office/drawing/2016/5/9/chartex" xmlns:cx4="http://schemas.microsoft.com/office/drawing/2016/5/10/chartex" xmlns:cx5="http://schemas.microsoft.com/office/drawing/2016/5/11/chartex" xmlns:cx6="http://schemas.microsoft.com/office/drawing/2016/5/12/chartex" xmlns:cx7="http://schemas.microsoft.com/office/drawing/2016/5/13/chartex" xmlns:cx8="http://schemas.microsoft.com/office/drawing/2016/5/14/chartex" xmlns:mc="http://schemas.openxmlformats.org/markup-compatibility/2006" xmlns:aink="http://schemas.microsoft.com/office/drawing/2016/ink" xmlns:am3d="http://schemas.microsoft.com/office/drawing/2017/model3d" xmlns:o="urn:schemas-microsoft-com:office:office" xmlns:oel="http://schemas.microsoft.com/office/2019/extlst" xmlns:r="http://schemas.openxmlformats.org/officeDocument/2006/relationships" xmlns:m="http://schemas.openxmlformats.org/officeDocument/2006/math" xmlns:v="urn:schemas-microsoft-com:vml" xmlns:wp14="http://schemas.microsoft.com/office/word/2010/wordprocessingDrawing" xmlns:wp="http://schemas.openxmlformats.org/drawingml/2006/wordprocessingDrawing" xmlns:w10="urn:schemas-microsoft-com:office:word" xmlns:w="http://schemas.openxmlformats.org/wordprocessingml/2006/main" xmlns:w14="http://schemas.microsoft.com/office/word/2010/wordml" xmlns:w15="http://schemas.microsoft.com/office/word/2012/wordml" xmlns:w16cex="http://schemas.microsoft.com/office/word/2018/wordml/cex" xmlns:w16cid="http://schemas.microsoft.com/office/word/2016/wordml/cid" xmlns:w16="http://schemas.microsoft.com/office/word/2018/wordml" xmlns:w16du="http://schemas.microsoft.com/office/word/2023/wordml/word16du" xmlns:w16sdtdh="http://schemas.microsoft.com/office/word/2020/wordml/sdtdatahash" xmlns:w16sdtfl="http://schemas.microsoft.com/office/word/2024/wordml/sdtformatlock" xmlns:w16se="http://schemas.microsoft.com/office/word/2015/wordml/symex" xmlns:wpg="http://schemas.microsoft.com/office/word/2010/wordprocessingGroup" xmlns:wpi="http://schemas.microsoft.com/office/word/2010/wordprocessingInk" xmlns:wne="http://schemas.microsoft.com/office/word/2006/wordml" xmlns:wps="http://schemas.microsoft.com/office/word/2010/wordprocessingShape" mc:Ignorable="w14 w15 w16se w16cid w16 w16cex w16sdtdh w16sdtfl w16du wp14">
   <w:abstractNum w:abstractNumId="0" w15:restartNumberingAfterBreak="0">
     <w:nsid w:val="0B9AF5C6"/>
     <w:multiLevelType w:val="hybridMultilevel"/>
@@ -12408,26 +13539,26 @@
       </w:rPr>
     </w:lvl>
   </w:abstractNum>
-  <w:num w:numId="1" w16cid:durableId="1025447914">
+  <w:num w:numId="1" w16cid:durableId="1982225365">
     <w:abstractNumId w:val="0"/>
   </w:num>
-  <w:num w:numId="2" w16cid:durableId="1698583638">
+  <w:num w:numId="2" w16cid:durableId="1528374819">
     <w:abstractNumId w:val="3"/>
   </w:num>
-  <w:num w:numId="3" w16cid:durableId="1653020028">
+  <w:num w:numId="3" w16cid:durableId="765418514">
     <w:abstractNumId w:val="1"/>
   </w:num>
-  <w:num w:numId="4" w16cid:durableId="115485652">
+  <w:num w:numId="4" w16cid:durableId="477767928">
     <w:abstractNumId w:val="2"/>
   </w:num>
-  <w:num w:numId="5" w16cid:durableId="574894575">
+  <w:num w:numId="5" w16cid:durableId="1476332196">
     <w:abstractNumId w:val="4"/>
   </w:num>
 </w:numbering>
 </file>
 
 <file path=word/people.xml><?xml version="1.0" encoding="utf-8"?>
-<w15:people xmlns:wpc="http://schemas.microsoft.com/office/word/2010/wordprocessingCanvas" xmlns:cx="http://schemas.microsoft.com/office/drawing/2014/chartex" xmlns:cx1="http://schemas.microsoft.com/office/drawing/2015/9/8/chartex" xmlns:cx2="http://schemas.microsoft.com/office/drawing/2015/10/21/chartex" xmlns:cx3="http://schemas.microsoft.com/office/drawing/2016/5/9/chartex" xmlns:cx4="http://schemas.microsoft.com/office/drawing/2016/5/10/chartex" xmlns:cx5="http://schemas.microsoft.com/office/drawing/2016/5/11/chartex" xmlns:cx6="http://schemas.microsoft.com/office/drawing/2016/5/12/chartex" xmlns:cx7="http://schemas.microsoft.com/office/drawing/2016/5/13/chartex" xmlns:cx8="http://schemas.microsoft.com/office/drawing/2016/5/14/chartex" xmlns:mc="http://schemas.openxmlformats.org/markup-compatibility/2006" xmlns:aink="http://schemas.microsoft.com/office/drawing/2016/ink" xmlns:am3d="http://schemas.microsoft.com/office/drawing/2017/model3d" xmlns:o="urn:schemas-microsoft-com:office:office" xmlns:oel="http://schemas.microsoft.com/office/2019/extlst" xmlns:r="http://schemas.openxmlformats.org/officeDocument/2006/relationships" xmlns:m="http://schemas.openxmlformats.org/officeDocument/2006/math" xmlns:v="urn:schemas-microsoft-com:vml" xmlns:wp14="http://schemas.microsoft.com/office/word/2010/wordprocessingDrawing" xmlns:wp="http://schemas.openxmlformats.org/drawingml/2006/wordprocessingDrawing" xmlns:w10="urn:schemas-microsoft-com:office:word" xmlns:w="http://schemas.openxmlformats.org/wordprocessingml/2006/main" xmlns:w14="http://schemas.microsoft.com/office/word/2010/wordml" xmlns:w15="http://schemas.microsoft.com/office/word/2012/wordml" xmlns:w16cex="http://schemas.microsoft.com/office/word/2018/wordml/cex" xmlns:w16cid="http://schemas.microsoft.com/office/word/2016/wordml/cid" xmlns:w16="http://schemas.microsoft.com/office/word/2018/wordml" xmlns:w16sdtdh="http://schemas.microsoft.com/office/word/2020/wordml/sdtdatahash" xmlns:w16se="http://schemas.microsoft.com/office/word/2015/wordml/symex" xmlns:wpg="http://schemas.microsoft.com/office/word/2010/wordprocessingGroup" xmlns:wpi="http://schemas.microsoft.com/office/word/2010/wordprocessingInk" xmlns:wne="http://schemas.microsoft.com/office/word/2006/wordml" xmlns:wps="http://schemas.microsoft.com/office/word/2010/wordprocessingShape" mc:Ignorable="w14 w15 w16se w16cid w16 w16cex w16sdtdh wp14">
+<w15:people xmlns:wpc="http://schemas.microsoft.com/office/word/2010/wordprocessingCanvas" xmlns:cx="http://schemas.microsoft.com/office/drawing/2014/chartex" xmlns:cx1="http://schemas.microsoft.com/office/drawing/2015/9/8/chartex" xmlns:cx2="http://schemas.microsoft.com/office/drawing/2015/10/21/chartex" xmlns:cx3="http://schemas.microsoft.com/office/drawing/2016/5/9/chartex" xmlns:cx4="http://schemas.microsoft.com/office/drawing/2016/5/10/chartex" xmlns:cx5="http://schemas.microsoft.com/office/drawing/2016/5/11/chartex" xmlns:cx6="http://schemas.microsoft.com/office/drawing/2016/5/12/chartex" xmlns:cx7="http://schemas.microsoft.com/office/drawing/2016/5/13/chartex" xmlns:cx8="http://schemas.microsoft.com/office/drawing/2016/5/14/chartex" xmlns:mc="http://schemas.openxmlformats.org/markup-compatibility/2006" xmlns:aink="http://schemas.microsoft.com/office/drawing/2016/ink" xmlns:am3d="http://schemas.microsoft.com/office/drawing/2017/model3d" xmlns:o="urn:schemas-microsoft-com:office:office" xmlns:oel="http://schemas.microsoft.com/office/2019/extlst" xmlns:r="http://schemas.openxmlformats.org/officeDocument/2006/relationships" xmlns:m="http://schemas.openxmlformats.org/officeDocument/2006/math" xmlns:v="urn:schemas-microsoft-com:vml" xmlns:wp14="http://schemas.microsoft.com/office/word/2010/wordprocessingDrawing" xmlns:wp="http://schemas.openxmlformats.org/drawingml/2006/wordprocessingDrawing" xmlns:w10="urn:schemas-microsoft-com:office:word" xmlns:w="http://schemas.openxmlformats.org/wordprocessingml/2006/main" xmlns:w14="http://schemas.microsoft.com/office/word/2010/wordml" xmlns:w15="http://schemas.microsoft.com/office/word/2012/wordml" xmlns:w16cex="http://schemas.microsoft.com/office/word/2018/wordml/cex" xmlns:w16cid="http://schemas.microsoft.com/office/word/2016/wordml/cid" xmlns:w16="http://schemas.microsoft.com/office/word/2018/wordml" xmlns:w16du="http://schemas.microsoft.com/office/word/2023/wordml/word16du" xmlns:w16sdtdh="http://schemas.microsoft.com/office/word/2020/wordml/sdtdatahash" xmlns:w16sdtfl="http://schemas.microsoft.com/office/word/2024/wordml/sdtformatlock" xmlns:w16se="http://schemas.microsoft.com/office/word/2015/wordml/symex" xmlns:wpg="http://schemas.microsoft.com/office/word/2010/wordprocessingGroup" xmlns:wpi="http://schemas.microsoft.com/office/word/2010/wordprocessingInk" xmlns:wne="http://schemas.microsoft.com/office/word/2006/wordml" xmlns:wps="http://schemas.microsoft.com/office/word/2010/wordprocessingShape" mc:Ignorable="w14 w15 w16se w16cid w16 w16cex w16sdtdh w16sdtfl w16du wp14">
   <w15:person w15:author="Prof">
     <w15:presenceInfo w15:providerId="None" w15:userId="Prof"/>
   </w15:person>
@@ -12441,7 +13572,7 @@
 </file>
 
 <file path=word/styles.xml><?xml version="1.0" encoding="utf-8"?>
-<w:styles xmlns:mc="http://schemas.openxmlformats.org/markup-compatibility/2006" xmlns:r="http://schemas.openxmlformats.org/officeDocument/2006/relationships" xmlns:w="http://schemas.openxmlformats.org/wordprocessingml/2006/main" xmlns:w14="http://schemas.microsoft.com/office/word/2010/wordml" xmlns:w15="http://schemas.microsoft.com/office/word/2012/wordml" xmlns:w16cex="http://schemas.microsoft.com/office/word/2018/wordml/cex" xmlns:w16cid="http://schemas.microsoft.com/office/word/2016/wordml/cid" xmlns:w16="http://schemas.microsoft.com/office/word/2018/wordml" xmlns:w16sdtdh="http://schemas.microsoft.com/office/word/2020/wordml/sdtdatahash" xmlns:w16se="http://schemas.microsoft.com/office/word/2015/wordml/symex" mc:Ignorable="w14 w15 w16se w16cid w16 w16cex w16sdtdh">
+<w:styles xmlns:mc="http://schemas.openxmlformats.org/markup-compatibility/2006" xmlns:r="http://schemas.openxmlformats.org/officeDocument/2006/relationships" xmlns:w="http://schemas.openxmlformats.org/wordprocessingml/2006/main" xmlns:w14="http://schemas.microsoft.com/office/word/2010/wordml" xmlns:w15="http://schemas.microsoft.com/office/word/2012/wordml" xmlns:w16cex="http://schemas.microsoft.com/office/word/2018/wordml/cex" xmlns:w16cid="http://schemas.microsoft.com/office/word/2016/wordml/cid" xmlns:w16="http://schemas.microsoft.com/office/word/2018/wordml" xmlns:w16du="http://schemas.microsoft.com/office/word/2023/wordml/word16du" xmlns:w16sdtdh="http://schemas.microsoft.com/office/word/2020/wordml/sdtdatahash" xmlns:w16sdtfl="http://schemas.microsoft.com/office/word/2024/wordml/sdtformatlock" xmlns:w16se="http://schemas.microsoft.com/office/word/2015/wordml/symex" mc:Ignorable="w14 w15 w16se w16cid w16 w16cex w16sdtdh w16sdtfl w16du">
   <w:docDefaults>
     <w:rPrDefault>
       <w:rPr>
@@ -12984,6 +14115,7 @@
   <w:style w:type="character" w:default="1" w:styleId="Fontepargpadro">
     <w:name w:val="Default Paragraph Font"/>
     <w:uiPriority w:val="1"/>
+    <w:semiHidden/>
     <w:unhideWhenUsed/>
   </w:style>
   <w:style w:type="table" w:default="1" w:styleId="Tabelanormal">
@@ -13598,8 +14730,8 @@
       <w:u w:val="single"/>
     </w:rPr>
   </w:style>
-  <w:style w:type="character" w:styleId="MenoPendente">
-    <w:name w:val="Unresolved Mention"/>
+  <w:style w:type="character" w:customStyle="1" w:styleId="MenoPendente1">
+    <w:name w:val="Menção Pendente1"/>
     <w:basedOn w:val="Fontepargpadro"/>
     <w:uiPriority w:val="99"/>
     <w:semiHidden/>
@@ -13622,1737 +14754,6 @@
     </w:rPr>
   </w:style>
 </w:styles>
-</file>
-
-<file path=word/charts/chart1.xml><?xml version="1.0" encoding="utf-8"?>
-<c:chartSpace xmlns:c="http://schemas.openxmlformats.org/drawingml/2006/chart" xmlns:a="http://schemas.openxmlformats.org/drawingml/2006/main" xmlns:r="http://schemas.openxmlformats.org/officeDocument/2006/relationships" xmlns:c16r2="http://schemas.microsoft.com/office/drawing/2015/06/chart">
-  <c:date1904 val="0"/>
-  <c:lang val="pt-BR"/>
-  <c:roundedCorners val="0"/>
-  <mc:AlternateContent xmlns:mc="http://schemas.openxmlformats.org/markup-compatibility/2006">
-    <mc:Choice xmlns:c14="http://schemas.microsoft.com/office/drawing/2007/8/2/chart" Requires="c14">
-      <c14:style val="102"/>
-    </mc:Choice>
-    <mc:Fallback>
-      <c:style val="2"/>
-    </mc:Fallback>
-  </mc:AlternateContent>
-  <c:chart>
-    <c:title>
-      <c:overlay val="0"/>
-      <c:spPr>
-        <a:noFill/>
-        <a:ln>
-          <a:noFill/>
-        </a:ln>
-        <a:effectLst/>
-      </c:spPr>
-      <c:txPr>
-        <a:bodyPr rot="0" spcFirstLastPara="1" vertOverflow="ellipsis" vert="horz" wrap="square" anchor="ctr" anchorCtr="1"/>
-        <a:lstStyle/>
-        <a:p>
-          <a:pPr>
-            <a:defRPr sz="1800" b="1" i="0" u="none" strike="noStrike" kern="1200" cap="all" spc="150" baseline="0">
-              <a:solidFill>
-                <a:schemeClr val="tx1">
-                  <a:lumMod val="50000"/>
-                  <a:lumOff val="50000"/>
-                </a:schemeClr>
-              </a:solidFill>
-              <a:latin typeface="+mn-lt"/>
-              <a:ea typeface="+mn-ea"/>
-              <a:cs typeface="+mn-cs"/>
-            </a:defRPr>
-          </a:pPr>
-          <a:endParaRPr lang="pt-BR"/>
-        </a:p>
-      </c:txPr>
-    </c:title>
-    <c:autoTitleDeleted val="0"/>
-    <c:plotArea>
-      <c:layout/>
-      <c:pieChart>
-        <c:varyColors val="1"/>
-        <c:ser>
-          <c:idx val="0"/>
-          <c:order val="0"/>
-          <c:tx>
-            <c:strRef>
-              <c:f>Planilha1!$B$1</c:f>
-              <c:strCache>
-                <c:ptCount val="1"/>
-                <c:pt idx="0">
-                  <c:v>Idade</c:v>
-                </c:pt>
-              </c:strCache>
-            </c:strRef>
-          </c:tx>
-          <c:dPt>
-            <c:idx val="0"/>
-            <c:bubble3D val="0"/>
-            <c:spPr>
-              <a:pattFill prst="ltUpDiag">
-                <a:fgClr>
-                  <a:schemeClr val="accent1"/>
-                </a:fgClr>
-                <a:bgClr>
-                  <a:schemeClr val="accent1">
-                    <a:lumMod val="20000"/>
-                    <a:lumOff val="80000"/>
-                  </a:schemeClr>
-                </a:bgClr>
-              </a:pattFill>
-              <a:ln w="19050">
-                <a:solidFill>
-                  <a:schemeClr val="lt1"/>
-                </a:solidFill>
-              </a:ln>
-              <a:effectLst>
-                <a:innerShdw blurRad="114300">
-                  <a:schemeClr val="accent1"/>
-                </a:innerShdw>
-              </a:effectLst>
-            </c:spPr>
-            <c:extLst>
-              <c:ext xmlns:c16="http://schemas.microsoft.com/office/drawing/2014/chart" uri="{C3380CC4-5D6E-409C-BE32-E72D297353CC}">
-                <c16:uniqueId val="{00000001-75F2-46A5-9C9C-164C9F711E77}"/>
-              </c:ext>
-            </c:extLst>
-          </c:dPt>
-          <c:dPt>
-            <c:idx val="1"/>
-            <c:bubble3D val="0"/>
-            <c:spPr>
-              <a:pattFill prst="ltUpDiag">
-                <a:fgClr>
-                  <a:schemeClr val="accent2"/>
-                </a:fgClr>
-                <a:bgClr>
-                  <a:schemeClr val="accent2">
-                    <a:lumMod val="20000"/>
-                    <a:lumOff val="80000"/>
-                  </a:schemeClr>
-                </a:bgClr>
-              </a:pattFill>
-              <a:ln w="19050">
-                <a:solidFill>
-                  <a:schemeClr val="lt1"/>
-                </a:solidFill>
-              </a:ln>
-              <a:effectLst>
-                <a:innerShdw blurRad="114300">
-                  <a:schemeClr val="accent2"/>
-                </a:innerShdw>
-              </a:effectLst>
-            </c:spPr>
-            <c:extLst>
-              <c:ext xmlns:c16="http://schemas.microsoft.com/office/drawing/2014/chart" uri="{C3380CC4-5D6E-409C-BE32-E72D297353CC}">
-                <c16:uniqueId val="{00000003-75F2-46A5-9C9C-164C9F711E77}"/>
-              </c:ext>
-            </c:extLst>
-          </c:dPt>
-          <c:dPt>
-            <c:idx val="2"/>
-            <c:bubble3D val="0"/>
-            <c:spPr>
-              <a:pattFill prst="ltUpDiag">
-                <a:fgClr>
-                  <a:schemeClr val="accent3"/>
-                </a:fgClr>
-                <a:bgClr>
-                  <a:schemeClr val="accent3">
-                    <a:lumMod val="20000"/>
-                    <a:lumOff val="80000"/>
-                  </a:schemeClr>
-                </a:bgClr>
-              </a:pattFill>
-              <a:ln w="19050">
-                <a:solidFill>
-                  <a:schemeClr val="lt1"/>
-                </a:solidFill>
-              </a:ln>
-              <a:effectLst>
-                <a:innerShdw blurRad="114300">
-                  <a:schemeClr val="accent3"/>
-                </a:innerShdw>
-              </a:effectLst>
-            </c:spPr>
-            <c:extLst>
-              <c:ext xmlns:c16="http://schemas.microsoft.com/office/drawing/2014/chart" uri="{C3380CC4-5D6E-409C-BE32-E72D297353CC}">
-                <c16:uniqueId val="{00000005-75F2-46A5-9C9C-164C9F711E77}"/>
-              </c:ext>
-            </c:extLst>
-          </c:dPt>
-          <c:dPt>
-            <c:idx val="3"/>
-            <c:bubble3D val="0"/>
-            <c:spPr>
-              <a:pattFill prst="ltUpDiag">
-                <a:fgClr>
-                  <a:schemeClr val="accent4"/>
-                </a:fgClr>
-                <a:bgClr>
-                  <a:schemeClr val="accent4">
-                    <a:lumMod val="20000"/>
-                    <a:lumOff val="80000"/>
-                  </a:schemeClr>
-                </a:bgClr>
-              </a:pattFill>
-              <a:ln w="19050">
-                <a:solidFill>
-                  <a:schemeClr val="lt1"/>
-                </a:solidFill>
-              </a:ln>
-              <a:effectLst>
-                <a:innerShdw blurRad="114300">
-                  <a:schemeClr val="accent4"/>
-                </a:innerShdw>
-              </a:effectLst>
-            </c:spPr>
-            <c:extLst>
-              <c:ext xmlns:c16="http://schemas.microsoft.com/office/drawing/2014/chart" uri="{C3380CC4-5D6E-409C-BE32-E72D297353CC}">
-                <c16:uniqueId val="{00000007-75F2-46A5-9C9C-164C9F711E77}"/>
-              </c:ext>
-            </c:extLst>
-          </c:dPt>
-          <c:cat>
-            <c:strRef>
-              <c:f>Planilha1!$A$2:$A$5</c:f>
-              <c:strCache>
-                <c:ptCount val="4"/>
-                <c:pt idx="0">
-                  <c:v>15 a 18 anos</c:v>
-                </c:pt>
-                <c:pt idx="1">
-                  <c:v>18 a 30 anos</c:v>
-                </c:pt>
-                <c:pt idx="2">
-                  <c:v>31 a 40 anos</c:v>
-                </c:pt>
-                <c:pt idx="3">
-                  <c:v>Acima de 40</c:v>
-                </c:pt>
-              </c:strCache>
-            </c:strRef>
-          </c:cat>
-          <c:val>
-            <c:numRef>
-              <c:f>Planilha1!$B$2:$B$5</c:f>
-              <c:numCache>
-                <c:formatCode>General</c:formatCode>
-                <c:ptCount val="4"/>
-                <c:pt idx="0">
-                  <c:v>10</c:v>
-                </c:pt>
-                <c:pt idx="1">
-                  <c:v>20</c:v>
-                </c:pt>
-                <c:pt idx="2">
-                  <c:v>60</c:v>
-                </c:pt>
-                <c:pt idx="3">
-                  <c:v>10</c:v>
-                </c:pt>
-              </c:numCache>
-            </c:numRef>
-          </c:val>
-          <c:extLst>
-            <c:ext xmlns:c16="http://schemas.microsoft.com/office/drawing/2014/chart" uri="{C3380CC4-5D6E-409C-BE32-E72D297353CC}">
-              <c16:uniqueId val="{00000000-69AD-45D3-B1FB-B8948AE61CA4}"/>
-            </c:ext>
-          </c:extLst>
-        </c:ser>
-        <c:dLbls>
-          <c:showLegendKey val="0"/>
-          <c:showVal val="0"/>
-          <c:showCatName val="0"/>
-          <c:showSerName val="0"/>
-          <c:showPercent val="0"/>
-          <c:showBubbleSize val="0"/>
-          <c:showLeaderLines val="1"/>
-        </c:dLbls>
-        <c:firstSliceAng val="0"/>
-      </c:pieChart>
-      <c:spPr>
-        <a:noFill/>
-        <a:ln>
-          <a:noFill/>
-        </a:ln>
-        <a:effectLst/>
-      </c:spPr>
-    </c:plotArea>
-    <c:legend>
-      <c:legendPos val="t"/>
-      <c:overlay val="0"/>
-      <c:spPr>
-        <a:noFill/>
-        <a:ln>
-          <a:noFill/>
-        </a:ln>
-        <a:effectLst/>
-      </c:spPr>
-      <c:txPr>
-        <a:bodyPr rot="0" spcFirstLastPara="1" vertOverflow="ellipsis" vert="horz" wrap="square" anchor="ctr" anchorCtr="1"/>
-        <a:lstStyle/>
-        <a:p>
-          <a:pPr>
-            <a:defRPr sz="900" b="0" i="0" u="none" strike="noStrike" kern="1200" baseline="0">
-              <a:solidFill>
-                <a:schemeClr val="tx1">
-                  <a:lumMod val="65000"/>
-                  <a:lumOff val="35000"/>
-                </a:schemeClr>
-              </a:solidFill>
-              <a:latin typeface="+mn-lt"/>
-              <a:ea typeface="+mn-ea"/>
-              <a:cs typeface="+mn-cs"/>
-            </a:defRPr>
-          </a:pPr>
-          <a:endParaRPr lang="pt-BR"/>
-        </a:p>
-      </c:txPr>
-    </c:legend>
-    <c:plotVisOnly val="1"/>
-    <c:dispBlanksAs val="gap"/>
-    <c:showDLblsOverMax val="0"/>
-  </c:chart>
-  <c:spPr>
-    <a:solidFill>
-      <a:schemeClr val="bg1"/>
-    </a:solidFill>
-    <a:ln w="9525" cap="flat" cmpd="sng" algn="ctr">
-      <a:solidFill>
-        <a:schemeClr val="tx1">
-          <a:lumMod val="15000"/>
-          <a:lumOff val="85000"/>
-        </a:schemeClr>
-      </a:solidFill>
-      <a:round/>
-    </a:ln>
-    <a:effectLst/>
-  </c:spPr>
-  <c:txPr>
-    <a:bodyPr/>
-    <a:lstStyle/>
-    <a:p>
-      <a:pPr>
-        <a:defRPr/>
-      </a:pPr>
-      <a:endParaRPr lang="pt-BR"/>
-    </a:p>
-  </c:txPr>
-  <c:externalData r:id="rId3">
-    <c:autoUpdate val="0"/>
-  </c:externalData>
-</c:chartSpace>
-</file>
-
-<file path=word/charts/chart2.xml><?xml version="1.0" encoding="utf-8"?>
-<c:chartSpace xmlns:c="http://schemas.openxmlformats.org/drawingml/2006/chart" xmlns:a="http://schemas.openxmlformats.org/drawingml/2006/main" xmlns:r="http://schemas.openxmlformats.org/officeDocument/2006/relationships" xmlns:c16r2="http://schemas.microsoft.com/office/drawing/2015/06/chart">
-  <c:date1904 val="0"/>
-  <c:lang val="pt-BR"/>
-  <c:roundedCorners val="0"/>
-  <mc:AlternateContent xmlns:mc="http://schemas.openxmlformats.org/markup-compatibility/2006">
-    <mc:Choice xmlns:c14="http://schemas.microsoft.com/office/drawing/2007/8/2/chart" Requires="c14">
-      <c14:style val="102"/>
-    </mc:Choice>
-    <mc:Fallback>
-      <c:style val="2"/>
-    </mc:Fallback>
-  </mc:AlternateContent>
-  <c:chart>
-    <c:title>
-      <c:overlay val="0"/>
-      <c:spPr>
-        <a:noFill/>
-        <a:ln>
-          <a:noFill/>
-        </a:ln>
-        <a:effectLst/>
-      </c:spPr>
-      <c:txPr>
-        <a:bodyPr rot="0" spcFirstLastPara="1" vertOverflow="ellipsis" vert="horz" wrap="square" anchor="ctr" anchorCtr="1"/>
-        <a:lstStyle/>
-        <a:p>
-          <a:pPr>
-            <a:defRPr sz="1400" b="0" i="0" u="none" strike="noStrike" kern="1200" spc="0" baseline="0">
-              <a:solidFill>
-                <a:schemeClr val="tx1">
-                  <a:lumMod val="65000"/>
-                  <a:lumOff val="35000"/>
-                </a:schemeClr>
-              </a:solidFill>
-              <a:latin typeface="+mn-lt"/>
-              <a:ea typeface="+mn-ea"/>
-              <a:cs typeface="+mn-cs"/>
-            </a:defRPr>
-          </a:pPr>
-          <a:endParaRPr lang="pt-BR"/>
-        </a:p>
-      </c:txPr>
-    </c:title>
-    <c:autoTitleDeleted val="0"/>
-    <c:plotArea>
-      <c:layout/>
-      <c:pieChart>
-        <c:varyColors val="1"/>
-        <c:ser>
-          <c:idx val="0"/>
-          <c:order val="0"/>
-          <c:tx>
-            <c:strRef>
-              <c:f>Planilha1!$B$1</c:f>
-              <c:strCache>
-                <c:ptCount val="1"/>
-                <c:pt idx="0">
-                  <c:v>Gostos</c:v>
-                </c:pt>
-              </c:strCache>
-            </c:strRef>
-          </c:tx>
-          <c:dPt>
-            <c:idx val="0"/>
-            <c:bubble3D val="0"/>
-            <c:spPr>
-              <a:solidFill>
-                <a:schemeClr val="accent1"/>
-              </a:solidFill>
-              <a:ln w="19050">
-                <a:solidFill>
-                  <a:schemeClr val="lt1"/>
-                </a:solidFill>
-              </a:ln>
-              <a:effectLst/>
-            </c:spPr>
-            <c:extLst>
-              <c:ext xmlns:c16="http://schemas.microsoft.com/office/drawing/2014/chart" uri="{C3380CC4-5D6E-409C-BE32-E72D297353CC}">
-                <c16:uniqueId val="{00000001-64DB-4831-A491-F0836019F8A5}"/>
-              </c:ext>
-            </c:extLst>
-          </c:dPt>
-          <c:dPt>
-            <c:idx val="1"/>
-            <c:bubble3D val="0"/>
-            <c:spPr>
-              <a:solidFill>
-                <a:schemeClr val="accent2"/>
-              </a:solidFill>
-              <a:ln w="19050">
-                <a:solidFill>
-                  <a:schemeClr val="lt1"/>
-                </a:solidFill>
-              </a:ln>
-              <a:effectLst/>
-            </c:spPr>
-            <c:extLst>
-              <c:ext xmlns:c16="http://schemas.microsoft.com/office/drawing/2014/chart" uri="{C3380CC4-5D6E-409C-BE32-E72D297353CC}">
-                <c16:uniqueId val="{00000003-64DB-4831-A491-F0836019F8A5}"/>
-              </c:ext>
-            </c:extLst>
-          </c:dPt>
-          <c:dPt>
-            <c:idx val="2"/>
-            <c:bubble3D val="0"/>
-            <c:spPr>
-              <a:solidFill>
-                <a:schemeClr val="accent3"/>
-              </a:solidFill>
-              <a:ln w="19050">
-                <a:solidFill>
-                  <a:schemeClr val="lt1"/>
-                </a:solidFill>
-              </a:ln>
-              <a:effectLst/>
-            </c:spPr>
-            <c:extLst>
-              <c:ext xmlns:c16="http://schemas.microsoft.com/office/drawing/2014/chart" uri="{C3380CC4-5D6E-409C-BE32-E72D297353CC}">
-                <c16:uniqueId val="{00000005-64DB-4831-A491-F0836019F8A5}"/>
-              </c:ext>
-            </c:extLst>
-          </c:dPt>
-          <c:dPt>
-            <c:idx val="3"/>
-            <c:bubble3D val="0"/>
-            <c:spPr>
-              <a:solidFill>
-                <a:schemeClr val="accent4"/>
-              </a:solidFill>
-              <a:ln w="19050">
-                <a:solidFill>
-                  <a:schemeClr val="lt1"/>
-                </a:solidFill>
-              </a:ln>
-              <a:effectLst/>
-            </c:spPr>
-            <c:extLst>
-              <c:ext xmlns:c16="http://schemas.microsoft.com/office/drawing/2014/chart" uri="{C3380CC4-5D6E-409C-BE32-E72D297353CC}">
-                <c16:uniqueId val="{00000007-64DB-4831-A491-F0836019F8A5}"/>
-              </c:ext>
-            </c:extLst>
-          </c:dPt>
-          <c:cat>
-            <c:strRef>
-              <c:f>Planilha1!$A$2:$A$5</c:f>
-              <c:strCache>
-                <c:ptCount val="4"/>
-                <c:pt idx="0">
-                  <c:v>Volei</c:v>
-                </c:pt>
-                <c:pt idx="1">
-                  <c:v>Futebol</c:v>
-                </c:pt>
-                <c:pt idx="2">
-                  <c:v>Basquete</c:v>
-                </c:pt>
-                <c:pt idx="3">
-                  <c:v>Hockey</c:v>
-                </c:pt>
-              </c:strCache>
-            </c:strRef>
-          </c:cat>
-          <c:val>
-            <c:numRef>
-              <c:f>Planilha1!$B$2:$B$5</c:f>
-              <c:numCache>
-                <c:formatCode>General</c:formatCode>
-                <c:ptCount val="4"/>
-                <c:pt idx="0">
-                  <c:v>30</c:v>
-                </c:pt>
-                <c:pt idx="1">
-                  <c:v>60</c:v>
-                </c:pt>
-                <c:pt idx="2">
-                  <c:v>80</c:v>
-                </c:pt>
-                <c:pt idx="3">
-                  <c:v>100</c:v>
-                </c:pt>
-              </c:numCache>
-            </c:numRef>
-          </c:val>
-          <c:extLst>
-            <c:ext xmlns:c16="http://schemas.microsoft.com/office/drawing/2014/chart" uri="{C3380CC4-5D6E-409C-BE32-E72D297353CC}">
-              <c16:uniqueId val="{00000000-C673-442C-8A78-3D51125C55F0}"/>
-            </c:ext>
-          </c:extLst>
-        </c:ser>
-        <c:dLbls>
-          <c:showLegendKey val="0"/>
-          <c:showVal val="0"/>
-          <c:showCatName val="0"/>
-          <c:showSerName val="0"/>
-          <c:showPercent val="0"/>
-          <c:showBubbleSize val="0"/>
-          <c:showLeaderLines val="1"/>
-        </c:dLbls>
-        <c:firstSliceAng val="0"/>
-      </c:pieChart>
-      <c:spPr>
-        <a:noFill/>
-        <a:ln>
-          <a:noFill/>
-        </a:ln>
-        <a:effectLst/>
-      </c:spPr>
-    </c:plotArea>
-    <c:legend>
-      <c:legendPos val="b"/>
-      <c:overlay val="0"/>
-      <c:spPr>
-        <a:noFill/>
-        <a:ln>
-          <a:noFill/>
-        </a:ln>
-        <a:effectLst/>
-      </c:spPr>
-      <c:txPr>
-        <a:bodyPr rot="0" spcFirstLastPara="1" vertOverflow="ellipsis" vert="horz" wrap="square" anchor="ctr" anchorCtr="1"/>
-        <a:lstStyle/>
-        <a:p>
-          <a:pPr>
-            <a:defRPr sz="900" b="0" i="0" u="none" strike="noStrike" kern="1200" baseline="0">
-              <a:solidFill>
-                <a:schemeClr val="tx1">
-                  <a:lumMod val="65000"/>
-                  <a:lumOff val="35000"/>
-                </a:schemeClr>
-              </a:solidFill>
-              <a:latin typeface="+mn-lt"/>
-              <a:ea typeface="+mn-ea"/>
-              <a:cs typeface="+mn-cs"/>
-            </a:defRPr>
-          </a:pPr>
-          <a:endParaRPr lang="pt-BR"/>
-        </a:p>
-      </c:txPr>
-    </c:legend>
-    <c:plotVisOnly val="1"/>
-    <c:dispBlanksAs val="gap"/>
-    <c:showDLblsOverMax val="0"/>
-  </c:chart>
-  <c:spPr>
-    <a:solidFill>
-      <a:schemeClr val="bg1"/>
-    </a:solidFill>
-    <a:ln w="9525" cap="flat" cmpd="sng" algn="ctr">
-      <a:solidFill>
-        <a:schemeClr val="tx1">
-          <a:lumMod val="15000"/>
-          <a:lumOff val="85000"/>
-        </a:schemeClr>
-      </a:solidFill>
-      <a:round/>
-    </a:ln>
-    <a:effectLst/>
-  </c:spPr>
-  <c:txPr>
-    <a:bodyPr/>
-    <a:lstStyle/>
-    <a:p>
-      <a:pPr>
-        <a:defRPr/>
-      </a:pPr>
-      <a:endParaRPr lang="pt-BR"/>
-    </a:p>
-  </c:txPr>
-  <c:externalData r:id="rId3">
-    <c:autoUpdate val="0"/>
-  </c:externalData>
-</c:chartSpace>
-</file>
-
-<file path=word/charts/colors1.xml><?xml version="1.0" encoding="utf-8"?>
-<cs:colorStyle xmlns:cs="http://schemas.microsoft.com/office/drawing/2012/chartStyle" xmlns:a="http://schemas.openxmlformats.org/drawingml/2006/main" meth="cycle" id="10">
-  <a:schemeClr val="accent1"/>
-  <a:schemeClr val="accent2"/>
-  <a:schemeClr val="accent3"/>
-  <a:schemeClr val="accent4"/>
-  <a:schemeClr val="accent5"/>
-  <a:schemeClr val="accent6"/>
-  <cs:variation/>
-  <cs:variation>
-    <a:lumMod val="60000"/>
-  </cs:variation>
-  <cs:variation>
-    <a:lumMod val="80000"/>
-    <a:lumOff val="20000"/>
-  </cs:variation>
-  <cs:variation>
-    <a:lumMod val="80000"/>
-  </cs:variation>
-  <cs:variation>
-    <a:lumMod val="60000"/>
-    <a:lumOff val="40000"/>
-  </cs:variation>
-  <cs:variation>
-    <a:lumMod val="50000"/>
-  </cs:variation>
-  <cs:variation>
-    <a:lumMod val="70000"/>
-    <a:lumOff val="30000"/>
-  </cs:variation>
-  <cs:variation>
-    <a:lumMod val="70000"/>
-  </cs:variation>
-  <cs:variation>
-    <a:lumMod val="50000"/>
-    <a:lumOff val="50000"/>
-  </cs:variation>
-</cs:colorStyle>
-</file>
-
-<file path=word/charts/colors2.xml><?xml version="1.0" encoding="utf-8"?>
-<cs:colorStyle xmlns:cs="http://schemas.microsoft.com/office/drawing/2012/chartStyle" xmlns:a="http://schemas.openxmlformats.org/drawingml/2006/main" meth="cycle" id="10">
-  <a:schemeClr val="accent1"/>
-  <a:schemeClr val="accent2"/>
-  <a:schemeClr val="accent3"/>
-  <a:schemeClr val="accent4"/>
-  <a:schemeClr val="accent5"/>
-  <a:schemeClr val="accent6"/>
-  <cs:variation/>
-  <cs:variation>
-    <a:lumMod val="60000"/>
-  </cs:variation>
-  <cs:variation>
-    <a:lumMod val="80000"/>
-    <a:lumOff val="20000"/>
-  </cs:variation>
-  <cs:variation>
-    <a:lumMod val="80000"/>
-  </cs:variation>
-  <cs:variation>
-    <a:lumMod val="60000"/>
-    <a:lumOff val="40000"/>
-  </cs:variation>
-  <cs:variation>
-    <a:lumMod val="50000"/>
-  </cs:variation>
-  <cs:variation>
-    <a:lumMod val="70000"/>
-    <a:lumOff val="30000"/>
-  </cs:variation>
-  <cs:variation>
-    <a:lumMod val="70000"/>
-  </cs:variation>
-  <cs:variation>
-    <a:lumMod val="50000"/>
-    <a:lumOff val="50000"/>
-  </cs:variation>
-</cs:colorStyle>
-</file>
-
-<file path=word/charts/style1.xml><?xml version="1.0" encoding="utf-8"?>
-<cs:chartStyle xmlns:cs="http://schemas.microsoft.com/office/drawing/2012/chartStyle" xmlns:a="http://schemas.openxmlformats.org/drawingml/2006/main" id="252">
-  <cs:axisTitle>
-    <cs:lnRef idx="0"/>
-    <cs:fillRef idx="0"/>
-    <cs:effectRef idx="0"/>
-    <cs:fontRef idx="minor">
-      <a:schemeClr val="tx1">
-        <a:lumMod val="65000"/>
-        <a:lumOff val="35000"/>
-      </a:schemeClr>
-    </cs:fontRef>
-    <cs:defRPr sz="900" b="1" kern="1200"/>
-  </cs:axisTitle>
-  <cs:categoryAxis>
-    <cs:lnRef idx="0"/>
-    <cs:fillRef idx="0"/>
-    <cs:effectRef idx="0"/>
-    <cs:fontRef idx="minor">
-      <a:schemeClr val="tx1">
-        <a:lumMod val="65000"/>
-        <a:lumOff val="35000"/>
-      </a:schemeClr>
-    </cs:fontRef>
-    <cs:spPr>
-      <a:ln w="19050" cap="flat" cmpd="sng" algn="ctr">
-        <a:solidFill>
-          <a:schemeClr val="tx1">
-            <a:lumMod val="25000"/>
-            <a:lumOff val="75000"/>
-          </a:schemeClr>
-        </a:solidFill>
-        <a:round/>
-      </a:ln>
-    </cs:spPr>
-    <cs:defRPr sz="900" kern="1200"/>
-  </cs:categoryAxis>
-  <cs:chartArea mods="allowNoFillOverride allowNoLineOverride">
-    <cs:lnRef idx="0"/>
-    <cs:fillRef idx="0"/>
-    <cs:effectRef idx="0"/>
-    <cs:fontRef idx="minor">
-      <a:schemeClr val="dk1"/>
-    </cs:fontRef>
-    <cs:spPr>
-      <a:solidFill>
-        <a:schemeClr val="bg1"/>
-      </a:solidFill>
-      <a:ln w="9525" cap="flat" cmpd="sng" algn="ctr">
-        <a:solidFill>
-          <a:schemeClr val="tx1">
-            <a:lumMod val="15000"/>
-            <a:lumOff val="85000"/>
-          </a:schemeClr>
-        </a:solidFill>
-        <a:round/>
-      </a:ln>
-    </cs:spPr>
-    <cs:defRPr sz="900" kern="1200"/>
-  </cs:chartArea>
-  <cs:dataLabel>
-    <cs:lnRef idx="0"/>
-    <cs:fillRef idx="0"/>
-    <cs:effectRef idx="0"/>
-    <cs:fontRef idx="minor">
-      <a:schemeClr val="tx1">
-        <a:lumMod val="75000"/>
-        <a:lumOff val="25000"/>
-      </a:schemeClr>
-    </cs:fontRef>
-    <cs:defRPr sz="900" kern="1200"/>
-  </cs:dataLabel>
-  <cs:dataLabelCallout>
-    <cs:lnRef idx="0"/>
-    <cs:fillRef idx="0"/>
-    <cs:effectRef idx="0"/>
-    <cs:fontRef idx="minor">
-      <a:schemeClr val="dk1">
-        <a:lumMod val="65000"/>
-        <a:lumOff val="35000"/>
-      </a:schemeClr>
-    </cs:fontRef>
-    <cs:spPr>
-      <a:solidFill>
-        <a:schemeClr val="lt1"/>
-      </a:solidFill>
-      <a:ln>
-        <a:solidFill>
-          <a:schemeClr val="dk1">
-            <a:lumMod val="25000"/>
-            <a:lumOff val="75000"/>
-          </a:schemeClr>
-        </a:solidFill>
-      </a:ln>
-    </cs:spPr>
-    <cs:defRPr sz="900" kern="1200"/>
-    <cs:bodyPr rot="0" spcFirstLastPara="1" vertOverflow="clip" horzOverflow="clip" vert="horz" wrap="square" lIns="36576" tIns="18288" rIns="36576" bIns="18288" anchor="ctr" anchorCtr="1">
-      <a:spAutoFit/>
-    </cs:bodyPr>
-  </cs:dataLabelCallout>
-  <cs:dataPoint>
-    <cs:lnRef idx="0"/>
-    <cs:fillRef idx="0">
-      <cs:styleClr val="auto"/>
-    </cs:fillRef>
-    <cs:effectRef idx="0">
-      <cs:styleClr val="auto"/>
-    </cs:effectRef>
-    <cs:fontRef idx="minor">
-      <a:schemeClr val="dk1"/>
-    </cs:fontRef>
-    <cs:spPr>
-      <a:pattFill prst="ltUpDiag">
-        <a:fgClr>
-          <a:schemeClr val="phClr"/>
-        </a:fgClr>
-        <a:bgClr>
-          <a:schemeClr val="phClr">
-            <a:lumMod val="20000"/>
-            <a:lumOff val="80000"/>
-          </a:schemeClr>
-        </a:bgClr>
-      </a:pattFill>
-      <a:ln w="19050">
-        <a:solidFill>
-          <a:schemeClr val="lt1"/>
-        </a:solidFill>
-      </a:ln>
-      <a:effectLst>
-        <a:innerShdw blurRad="114300">
-          <a:schemeClr val="phClr"/>
-        </a:innerShdw>
-      </a:effectLst>
-    </cs:spPr>
-  </cs:dataPoint>
-  <cs:dataPoint3D>
-    <cs:lnRef idx="0"/>
-    <cs:fillRef idx="0">
-      <cs:styleClr val="auto"/>
-    </cs:fillRef>
-    <cs:effectRef idx="0"/>
-    <cs:fontRef idx="minor">
-      <a:schemeClr val="dk1"/>
-    </cs:fontRef>
-    <cs:spPr>
-      <a:pattFill prst="ltUpDiag">
-        <a:fgClr>
-          <a:schemeClr val="phClr"/>
-        </a:fgClr>
-        <a:bgClr>
-          <a:schemeClr val="phClr">
-            <a:lumMod val="20000"/>
-            <a:lumOff val="80000"/>
-          </a:schemeClr>
-        </a:bgClr>
-      </a:pattFill>
-      <a:ln w="19050">
-        <a:solidFill>
-          <a:schemeClr val="lt1"/>
-        </a:solidFill>
-      </a:ln>
-      <a:effectLst>
-        <a:innerShdw blurRad="114300">
-          <a:schemeClr val="phClr"/>
-        </a:innerShdw>
-      </a:effectLst>
-    </cs:spPr>
-  </cs:dataPoint3D>
-  <cs:dataPointLine>
-    <cs:lnRef idx="0">
-      <cs:styleClr val="auto"/>
-    </cs:lnRef>
-    <cs:fillRef idx="0"/>
-    <cs:effectRef idx="0"/>
-    <cs:fontRef idx="minor">
-      <a:schemeClr val="dk1"/>
-    </cs:fontRef>
-    <cs:spPr>
-      <a:ln w="28575" cap="rnd">
-        <a:solidFill>
-          <a:schemeClr val="phClr"/>
-        </a:solidFill>
-        <a:round/>
-      </a:ln>
-    </cs:spPr>
-  </cs:dataPointLine>
-  <cs:dataPointMarker>
-    <cs:lnRef idx="0"/>
-    <cs:fillRef idx="0">
-      <cs:styleClr val="auto"/>
-    </cs:fillRef>
-    <cs:effectRef idx="0"/>
-    <cs:fontRef idx="minor">
-      <a:schemeClr val="dk1"/>
-    </cs:fontRef>
-    <cs:spPr>
-      <a:solidFill>
-        <a:schemeClr val="phClr"/>
-      </a:solidFill>
-      <a:ln w="9525">
-        <a:solidFill>
-          <a:schemeClr val="lt1"/>
-        </a:solidFill>
-      </a:ln>
-    </cs:spPr>
-  </cs:dataPointMarker>
-  <cs:dataPointMarkerLayout symbol="circle" size="6"/>
-  <cs:dataPointWireframe>
-    <cs:lnRef idx="0">
-      <cs:styleClr val="auto"/>
-    </cs:lnRef>
-    <cs:fillRef idx="0"/>
-    <cs:effectRef idx="0"/>
-    <cs:fontRef idx="minor">
-      <a:schemeClr val="dk1"/>
-    </cs:fontRef>
-    <cs:spPr>
-      <a:ln w="9525" cap="rnd">
-        <a:solidFill>
-          <a:schemeClr val="phClr"/>
-        </a:solidFill>
-        <a:round/>
-      </a:ln>
-    </cs:spPr>
-  </cs:dataPointWireframe>
-  <cs:dataTable>
-    <cs:lnRef idx="0"/>
-    <cs:fillRef idx="0"/>
-    <cs:effectRef idx="0"/>
-    <cs:fontRef idx="minor">
-      <a:schemeClr val="tx1">
-        <a:lumMod val="65000"/>
-        <a:lumOff val="35000"/>
-      </a:schemeClr>
-    </cs:fontRef>
-    <cs:spPr>
-      <a:ln w="9525">
-        <a:solidFill>
-          <a:schemeClr val="tx1">
-            <a:lumMod val="15000"/>
-            <a:lumOff val="85000"/>
-          </a:schemeClr>
-        </a:solidFill>
-      </a:ln>
-    </cs:spPr>
-    <cs:defRPr sz="900" kern="1200"/>
-  </cs:dataTable>
-  <cs:downBar>
-    <cs:lnRef idx="0"/>
-    <cs:fillRef idx="0"/>
-    <cs:effectRef idx="0"/>
-    <cs:fontRef idx="minor">
-      <a:schemeClr val="dk1"/>
-    </cs:fontRef>
-    <cs:spPr>
-      <a:solidFill>
-        <a:schemeClr val="dk1">
-          <a:lumMod val="75000"/>
-          <a:lumOff val="25000"/>
-        </a:schemeClr>
-      </a:solidFill>
-      <a:ln w="9525">
-        <a:solidFill>
-          <a:schemeClr val="tx1">
-            <a:lumMod val="50000"/>
-            <a:lumOff val="50000"/>
-          </a:schemeClr>
-        </a:solidFill>
-      </a:ln>
-    </cs:spPr>
-  </cs:downBar>
-  <cs:dropLine>
-    <cs:lnRef idx="0"/>
-    <cs:fillRef idx="0"/>
-    <cs:effectRef idx="0"/>
-    <cs:fontRef idx="minor">
-      <a:schemeClr val="dk1"/>
-    </cs:fontRef>
-    <cs:spPr>
-      <a:ln w="9525">
-        <a:solidFill>
-          <a:schemeClr val="tx1">
-            <a:lumMod val="35000"/>
-            <a:lumOff val="65000"/>
-          </a:schemeClr>
-        </a:solidFill>
-        <a:round/>
-      </a:ln>
-    </cs:spPr>
-  </cs:dropLine>
-  <cs:errorBar>
-    <cs:lnRef idx="0"/>
-    <cs:fillRef idx="0"/>
-    <cs:effectRef idx="0"/>
-    <cs:fontRef idx="minor">
-      <a:schemeClr val="dk1"/>
-    </cs:fontRef>
-    <cs:spPr>
-      <a:ln w="9525">
-        <a:solidFill>
-          <a:schemeClr val="tx1">
-            <a:lumMod val="50000"/>
-            <a:lumOff val="50000"/>
-          </a:schemeClr>
-        </a:solidFill>
-        <a:round/>
-      </a:ln>
-    </cs:spPr>
-  </cs:errorBar>
-  <cs:floor>
-    <cs:lnRef idx="0"/>
-    <cs:fillRef idx="0"/>
-    <cs:effectRef idx="0"/>
-    <cs:fontRef idx="minor">
-      <a:schemeClr val="dk1"/>
-    </cs:fontRef>
-  </cs:floor>
-  <cs:gridlineMajor>
-    <cs:lnRef idx="0"/>
-    <cs:fillRef idx="0"/>
-    <cs:effectRef idx="0"/>
-    <cs:fontRef idx="minor">
-      <a:schemeClr val="dk1"/>
-    </cs:fontRef>
-    <cs:spPr>
-      <a:ln>
-        <a:solidFill>
-          <a:schemeClr val="tx1">
-            <a:lumMod val="15000"/>
-            <a:lumOff val="85000"/>
-          </a:schemeClr>
-        </a:solidFill>
-      </a:ln>
-    </cs:spPr>
-  </cs:gridlineMajor>
-  <cs:gridlineMinor>
-    <cs:lnRef idx="0"/>
-    <cs:fillRef idx="0"/>
-    <cs:effectRef idx="0"/>
-    <cs:fontRef idx="minor">
-      <a:schemeClr val="dk1"/>
-    </cs:fontRef>
-    <cs:spPr>
-      <a:ln>
-        <a:solidFill>
-          <a:schemeClr val="tx1">
-            <a:lumMod val="5000"/>
-            <a:lumOff val="95000"/>
-          </a:schemeClr>
-        </a:solidFill>
-      </a:ln>
-    </cs:spPr>
-  </cs:gridlineMinor>
-  <cs:hiLoLine>
-    <cs:lnRef idx="0"/>
-    <cs:fillRef idx="0"/>
-    <cs:effectRef idx="0"/>
-    <cs:fontRef idx="minor">
-      <a:schemeClr val="dk1"/>
-    </cs:fontRef>
-    <cs:spPr>
-      <a:ln w="9525">
-        <a:solidFill>
-          <a:schemeClr val="tx1">
-            <a:lumMod val="35000"/>
-            <a:lumOff val="65000"/>
-          </a:schemeClr>
-        </a:solidFill>
-        <a:round/>
-      </a:ln>
-    </cs:spPr>
-  </cs:hiLoLine>
-  <cs:leaderLine>
-    <cs:lnRef idx="0"/>
-    <cs:fillRef idx="0"/>
-    <cs:effectRef idx="0"/>
-    <cs:fontRef idx="minor">
-      <a:schemeClr val="dk1"/>
-    </cs:fontRef>
-    <cs:spPr>
-      <a:ln w="9525">
-        <a:solidFill>
-          <a:schemeClr val="tx1">
-            <a:lumMod val="35000"/>
-            <a:lumOff val="65000"/>
-          </a:schemeClr>
-        </a:solidFill>
-      </a:ln>
-    </cs:spPr>
-  </cs:leaderLine>
-  <cs:legend>
-    <cs:lnRef idx="0"/>
-    <cs:fillRef idx="0"/>
-    <cs:effectRef idx="0"/>
-    <cs:fontRef idx="minor">
-      <a:schemeClr val="tx1">
-        <a:lumMod val="65000"/>
-        <a:lumOff val="35000"/>
-      </a:schemeClr>
-    </cs:fontRef>
-    <cs:defRPr sz="900" kern="1200"/>
-  </cs:legend>
-  <cs:plotArea mods="allowNoFillOverride allowNoLineOverride">
-    <cs:lnRef idx="0"/>
-    <cs:fillRef idx="0"/>
-    <cs:effectRef idx="0"/>
-    <cs:fontRef idx="minor">
-      <a:schemeClr val="dk1"/>
-    </cs:fontRef>
-  </cs:plotArea>
-  <cs:plotArea3D mods="allowNoFillOverride allowNoLineOverride">
-    <cs:lnRef idx="0"/>
-    <cs:fillRef idx="0"/>
-    <cs:effectRef idx="0"/>
-    <cs:fontRef idx="minor">
-      <a:schemeClr val="dk1"/>
-    </cs:fontRef>
-  </cs:plotArea3D>
-  <cs:seriesAxis>
-    <cs:lnRef idx="0"/>
-    <cs:fillRef idx="0"/>
-    <cs:effectRef idx="0"/>
-    <cs:fontRef idx="minor">
-      <a:schemeClr val="tx1">
-        <a:lumMod val="65000"/>
-        <a:lumOff val="35000"/>
-      </a:schemeClr>
-    </cs:fontRef>
-    <cs:defRPr sz="900" kern="1200"/>
-  </cs:seriesAxis>
-  <cs:seriesLine>
-    <cs:lnRef idx="0"/>
-    <cs:fillRef idx="0"/>
-    <cs:effectRef idx="0"/>
-    <cs:fontRef idx="minor">
-      <a:schemeClr val="dk1"/>
-    </cs:fontRef>
-    <cs:spPr>
-      <a:ln w="9525">
-        <a:solidFill>
-          <a:schemeClr val="tx1">
-            <a:lumMod val="35000"/>
-            <a:lumOff val="65000"/>
-          </a:schemeClr>
-        </a:solidFill>
-        <a:round/>
-      </a:ln>
-    </cs:spPr>
-  </cs:seriesLine>
-  <cs:title>
-    <cs:lnRef idx="0"/>
-    <cs:fillRef idx="0"/>
-    <cs:effectRef idx="0"/>
-    <cs:fontRef idx="minor">
-      <a:schemeClr val="tx1">
-        <a:lumMod val="50000"/>
-        <a:lumOff val="50000"/>
-      </a:schemeClr>
-    </cs:fontRef>
-    <cs:defRPr sz="1800" b="1" kern="1200" cap="all" spc="150" baseline="0"/>
-  </cs:title>
-  <cs:trendline>
-    <cs:lnRef idx="0">
-      <cs:styleClr val="auto"/>
-    </cs:lnRef>
-    <cs:fillRef idx="0"/>
-    <cs:effectRef idx="0"/>
-    <cs:fontRef idx="minor">
-      <a:schemeClr val="dk1"/>
-    </cs:fontRef>
-    <cs:spPr>
-      <a:ln w="19050" cap="rnd">
-        <a:solidFill>
-          <a:schemeClr val="phClr"/>
-        </a:solidFill>
-      </a:ln>
-    </cs:spPr>
-  </cs:trendline>
-  <cs:trendlineLabel>
-    <cs:lnRef idx="0"/>
-    <cs:fillRef idx="0"/>
-    <cs:effectRef idx="0"/>
-    <cs:fontRef idx="minor">
-      <a:schemeClr val="tx1">
-        <a:lumMod val="65000"/>
-        <a:lumOff val="35000"/>
-      </a:schemeClr>
-    </cs:fontRef>
-    <cs:defRPr sz="900" kern="1200"/>
-  </cs:trendlineLabel>
-  <cs:upBar>
-    <cs:lnRef idx="0"/>
-    <cs:fillRef idx="0"/>
-    <cs:effectRef idx="0"/>
-    <cs:fontRef idx="minor">
-      <a:schemeClr val="dk1"/>
-    </cs:fontRef>
-    <cs:spPr>
-      <a:solidFill>
-        <a:schemeClr val="lt1"/>
-      </a:solidFill>
-      <a:ln w="9525">
-        <a:solidFill>
-          <a:schemeClr val="tx1">
-            <a:lumMod val="50000"/>
-            <a:lumOff val="50000"/>
-          </a:schemeClr>
-        </a:solidFill>
-      </a:ln>
-    </cs:spPr>
-  </cs:upBar>
-  <cs:valueAxis>
-    <cs:lnRef idx="0"/>
-    <cs:fillRef idx="0"/>
-    <cs:effectRef idx="0"/>
-    <cs:fontRef idx="minor">
-      <a:schemeClr val="tx1">
-        <a:lumMod val="65000"/>
-        <a:lumOff val="35000"/>
-      </a:schemeClr>
-    </cs:fontRef>
-    <cs:defRPr sz="900" kern="1200"/>
-  </cs:valueAxis>
-  <cs:wall>
-    <cs:lnRef idx="0"/>
-    <cs:fillRef idx="0"/>
-    <cs:effectRef idx="0"/>
-    <cs:fontRef idx="minor">
-      <a:schemeClr val="dk1"/>
-    </cs:fontRef>
-  </cs:wall>
-</cs:chartStyle>
-</file>
-
-<file path=word/charts/style2.xml><?xml version="1.0" encoding="utf-8"?>
-<cs:chartStyle xmlns:cs="http://schemas.microsoft.com/office/drawing/2012/chartStyle" xmlns:a="http://schemas.openxmlformats.org/drawingml/2006/main" id="251">
-  <cs:axisTitle>
-    <cs:lnRef idx="0"/>
-    <cs:fillRef idx="0"/>
-    <cs:effectRef idx="0"/>
-    <cs:fontRef idx="minor">
-      <a:schemeClr val="tx1">
-        <a:lumMod val="65000"/>
-        <a:lumOff val="35000"/>
-      </a:schemeClr>
-    </cs:fontRef>
-    <cs:defRPr sz="1000" kern="1200"/>
-  </cs:axisTitle>
-  <cs:categoryAxis>
-    <cs:lnRef idx="0"/>
-    <cs:fillRef idx="0"/>
-    <cs:effectRef idx="0"/>
-    <cs:fontRef idx="minor">
-      <a:schemeClr val="tx1">
-        <a:lumMod val="65000"/>
-        <a:lumOff val="35000"/>
-      </a:schemeClr>
-    </cs:fontRef>
-    <cs:spPr>
-      <a:ln w="9525" cap="flat" cmpd="sng" algn="ctr">
-        <a:solidFill>
-          <a:schemeClr val="tx1">
-            <a:lumMod val="15000"/>
-            <a:lumOff val="85000"/>
-          </a:schemeClr>
-        </a:solidFill>
-        <a:round/>
-      </a:ln>
-    </cs:spPr>
-    <cs:defRPr sz="900" kern="1200"/>
-  </cs:categoryAxis>
-  <cs:chartArea mods="allowNoFillOverride allowNoLineOverride">
-    <cs:lnRef idx="0"/>
-    <cs:fillRef idx="0"/>
-    <cs:effectRef idx="0"/>
-    <cs:fontRef idx="minor">
-      <a:schemeClr val="tx1"/>
-    </cs:fontRef>
-    <cs:spPr>
-      <a:solidFill>
-        <a:schemeClr val="bg1"/>
-      </a:solidFill>
-      <a:ln w="9525" cap="flat" cmpd="sng" algn="ctr">
-        <a:solidFill>
-          <a:schemeClr val="tx1">
-            <a:lumMod val="15000"/>
-            <a:lumOff val="85000"/>
-          </a:schemeClr>
-        </a:solidFill>
-        <a:round/>
-      </a:ln>
-    </cs:spPr>
-    <cs:defRPr sz="900" kern="1200"/>
-  </cs:chartArea>
-  <cs:dataLabel>
-    <cs:lnRef idx="0"/>
-    <cs:fillRef idx="0"/>
-    <cs:effectRef idx="0"/>
-    <cs:fontRef idx="minor">
-      <a:schemeClr val="tx1">
-        <a:lumMod val="75000"/>
-        <a:lumOff val="25000"/>
-      </a:schemeClr>
-    </cs:fontRef>
-    <cs:defRPr sz="900" kern="1200"/>
-  </cs:dataLabel>
-  <cs:dataLabelCallout>
-    <cs:lnRef idx="0"/>
-    <cs:fillRef idx="0"/>
-    <cs:effectRef idx="0"/>
-    <cs:fontRef idx="minor">
-      <a:schemeClr val="dk1">
-        <a:lumMod val="65000"/>
-        <a:lumOff val="35000"/>
-      </a:schemeClr>
-    </cs:fontRef>
-    <cs:spPr>
-      <a:solidFill>
-        <a:schemeClr val="lt1"/>
-      </a:solidFill>
-      <a:ln>
-        <a:solidFill>
-          <a:schemeClr val="dk1">
-            <a:lumMod val="25000"/>
-            <a:lumOff val="75000"/>
-          </a:schemeClr>
-        </a:solidFill>
-      </a:ln>
-    </cs:spPr>
-    <cs:defRPr sz="900" kern="1200"/>
-    <cs:bodyPr rot="0" spcFirstLastPara="1" vertOverflow="clip" horzOverflow="clip" vert="horz" wrap="square" lIns="36576" tIns="18288" rIns="36576" bIns="18288" anchor="ctr" anchorCtr="1">
-      <a:spAutoFit/>
-    </cs:bodyPr>
-  </cs:dataLabelCallout>
-  <cs:dataPoint>
-    <cs:lnRef idx="0"/>
-    <cs:fillRef idx="1">
-      <cs:styleClr val="auto"/>
-    </cs:fillRef>
-    <cs:effectRef idx="0"/>
-    <cs:fontRef idx="minor">
-      <a:schemeClr val="tx1"/>
-    </cs:fontRef>
-    <cs:spPr>
-      <a:ln w="19050">
-        <a:solidFill>
-          <a:schemeClr val="lt1"/>
-        </a:solidFill>
-      </a:ln>
-    </cs:spPr>
-  </cs:dataPoint>
-  <cs:dataPoint3D>
-    <cs:lnRef idx="0"/>
-    <cs:fillRef idx="1">
-      <cs:styleClr val="auto"/>
-    </cs:fillRef>
-    <cs:effectRef idx="0"/>
-    <cs:fontRef idx="minor">
-      <a:schemeClr val="tx1"/>
-    </cs:fontRef>
-    <cs:spPr>
-      <a:ln w="25400">
-        <a:solidFill>
-          <a:schemeClr val="lt1"/>
-        </a:solidFill>
-      </a:ln>
-    </cs:spPr>
-  </cs:dataPoint3D>
-  <cs:dataPointLine>
-    <cs:lnRef idx="0">
-      <cs:styleClr val="auto"/>
-    </cs:lnRef>
-    <cs:fillRef idx="0"/>
-    <cs:effectRef idx="0"/>
-    <cs:fontRef idx="minor">
-      <a:schemeClr val="tx1"/>
-    </cs:fontRef>
-    <cs:spPr>
-      <a:ln w="28575" cap="rnd">
-        <a:solidFill>
-          <a:schemeClr val="phClr"/>
-        </a:solidFill>
-        <a:round/>
-      </a:ln>
-    </cs:spPr>
-  </cs:dataPointLine>
-  <cs:dataPointMarker>
-    <cs:lnRef idx="0">
-      <cs:styleClr val="auto"/>
-    </cs:lnRef>
-    <cs:fillRef idx="1">
-      <cs:styleClr val="auto"/>
-    </cs:fillRef>
-    <cs:effectRef idx="0"/>
-    <cs:fontRef idx="minor">
-      <a:schemeClr val="tx1"/>
-    </cs:fontRef>
-    <cs:spPr>
-      <a:ln w="9525">
-        <a:solidFill>
-          <a:schemeClr val="phClr"/>
-        </a:solidFill>
-      </a:ln>
-    </cs:spPr>
-  </cs:dataPointMarker>
-  <cs:dataPointMarkerLayout symbol="circle" size="5"/>
-  <cs:dataPointWireframe>
-    <cs:lnRef idx="0">
-      <cs:styleClr val="auto"/>
-    </cs:lnRef>
-    <cs:fillRef idx="0"/>
-    <cs:effectRef idx="0"/>
-    <cs:fontRef idx="minor">
-      <a:schemeClr val="tx1"/>
-    </cs:fontRef>
-    <cs:spPr>
-      <a:ln w="9525" cap="rnd">
-        <a:solidFill>
-          <a:schemeClr val="phClr"/>
-        </a:solidFill>
-        <a:round/>
-      </a:ln>
-    </cs:spPr>
-  </cs:dataPointWireframe>
-  <cs:dataTable>
-    <cs:lnRef idx="0"/>
-    <cs:fillRef idx="0"/>
-    <cs:effectRef idx="0"/>
-    <cs:fontRef idx="minor">
-      <a:schemeClr val="tx1">
-        <a:lumMod val="65000"/>
-        <a:lumOff val="35000"/>
-      </a:schemeClr>
-    </cs:fontRef>
-    <cs:spPr>
-      <a:noFill/>
-      <a:ln w="9525" cap="flat" cmpd="sng" algn="ctr">
-        <a:solidFill>
-          <a:schemeClr val="tx1">
-            <a:lumMod val="15000"/>
-            <a:lumOff val="85000"/>
-          </a:schemeClr>
-        </a:solidFill>
-        <a:round/>
-      </a:ln>
-    </cs:spPr>
-    <cs:defRPr sz="900" kern="1200"/>
-  </cs:dataTable>
-  <cs:downBar>
-    <cs:lnRef idx="0"/>
-    <cs:fillRef idx="0"/>
-    <cs:effectRef idx="0"/>
-    <cs:fontRef idx="minor">
-      <a:schemeClr val="tx1"/>
-    </cs:fontRef>
-    <cs:spPr>
-      <a:solidFill>
-        <a:schemeClr val="dk1">
-          <a:lumMod val="75000"/>
-          <a:lumOff val="25000"/>
-        </a:schemeClr>
-      </a:solidFill>
-      <a:ln w="9525" cap="flat" cmpd="sng" algn="ctr">
-        <a:solidFill>
-          <a:schemeClr val="tx1">
-            <a:lumMod val="65000"/>
-            <a:lumOff val="35000"/>
-          </a:schemeClr>
-        </a:solidFill>
-        <a:round/>
-      </a:ln>
-    </cs:spPr>
-  </cs:downBar>
-  <cs:dropLine>
-    <cs:lnRef idx="0"/>
-    <cs:fillRef idx="0"/>
-    <cs:effectRef idx="0"/>
-    <cs:fontRef idx="minor">
-      <a:schemeClr val="tx1"/>
-    </cs:fontRef>
-    <cs:spPr>
-      <a:ln w="9525" cap="flat" cmpd="sng" algn="ctr">
-        <a:solidFill>
-          <a:schemeClr val="tx1">
-            <a:lumMod val="35000"/>
-            <a:lumOff val="65000"/>
-          </a:schemeClr>
-        </a:solidFill>
-        <a:round/>
-      </a:ln>
-    </cs:spPr>
-  </cs:dropLine>
-  <cs:errorBar>
-    <cs:lnRef idx="0"/>
-    <cs:fillRef idx="0"/>
-    <cs:effectRef idx="0"/>
-    <cs:fontRef idx="minor">
-      <a:schemeClr val="tx1"/>
-    </cs:fontRef>
-    <cs:spPr>
-      <a:ln w="9525" cap="flat" cmpd="sng" algn="ctr">
-        <a:solidFill>
-          <a:schemeClr val="tx1">
-            <a:lumMod val="65000"/>
-            <a:lumOff val="35000"/>
-          </a:schemeClr>
-        </a:solidFill>
-        <a:round/>
-      </a:ln>
-    </cs:spPr>
-  </cs:errorBar>
-  <cs:floor>
-    <cs:lnRef idx="0"/>
-    <cs:fillRef idx="0"/>
-    <cs:effectRef idx="0"/>
-    <cs:fontRef idx="minor">
-      <a:schemeClr val="tx1"/>
-    </cs:fontRef>
-    <cs:spPr>
-      <a:noFill/>
-      <a:ln>
-        <a:noFill/>
-      </a:ln>
-    </cs:spPr>
-  </cs:floor>
-  <cs:gridlineMajor>
-    <cs:lnRef idx="0"/>
-    <cs:fillRef idx="0"/>
-    <cs:effectRef idx="0"/>
-    <cs:fontRef idx="minor">
-      <a:schemeClr val="tx1"/>
-    </cs:fontRef>
-    <cs:spPr>
-      <a:ln w="9525" cap="flat" cmpd="sng" algn="ctr">
-        <a:solidFill>
-          <a:schemeClr val="tx1">
-            <a:lumMod val="15000"/>
-            <a:lumOff val="85000"/>
-          </a:schemeClr>
-        </a:solidFill>
-        <a:round/>
-      </a:ln>
-    </cs:spPr>
-  </cs:gridlineMajor>
-  <cs:gridlineMinor>
-    <cs:lnRef idx="0"/>
-    <cs:fillRef idx="0"/>
-    <cs:effectRef idx="0"/>
-    <cs:fontRef idx="minor">
-      <a:schemeClr val="tx1"/>
-    </cs:fontRef>
-    <cs:spPr>
-      <a:ln w="9525" cap="flat" cmpd="sng" algn="ctr">
-        <a:solidFill>
-          <a:schemeClr val="tx1">
-            <a:lumMod val="5000"/>
-            <a:lumOff val="95000"/>
-          </a:schemeClr>
-        </a:solidFill>
-        <a:round/>
-      </a:ln>
-    </cs:spPr>
-  </cs:gridlineMinor>
-  <cs:hiLoLine>
-    <cs:lnRef idx="0"/>
-    <cs:fillRef idx="0"/>
-    <cs:effectRef idx="0"/>
-    <cs:fontRef idx="minor">
-      <a:schemeClr val="tx1"/>
-    </cs:fontRef>
-    <cs:spPr>
-      <a:ln w="9525" cap="flat" cmpd="sng" algn="ctr">
-        <a:solidFill>
-          <a:schemeClr val="tx1">
-            <a:lumMod val="50000"/>
-            <a:lumOff val="50000"/>
-          </a:schemeClr>
-        </a:solidFill>
-        <a:round/>
-      </a:ln>
-    </cs:spPr>
-  </cs:hiLoLine>
-  <cs:leaderLine>
-    <cs:lnRef idx="0"/>
-    <cs:fillRef idx="0"/>
-    <cs:effectRef idx="0"/>
-    <cs:fontRef idx="minor">
-      <a:schemeClr val="tx1"/>
-    </cs:fontRef>
-    <cs:spPr>
-      <a:ln w="9525" cap="flat" cmpd="sng" algn="ctr">
-        <a:solidFill>
-          <a:schemeClr val="tx1">
-            <a:lumMod val="35000"/>
-            <a:lumOff val="65000"/>
-          </a:schemeClr>
-        </a:solidFill>
-        <a:round/>
-      </a:ln>
-    </cs:spPr>
-  </cs:leaderLine>
-  <cs:legend>
-    <cs:lnRef idx="0"/>
-    <cs:fillRef idx="0"/>
-    <cs:effectRef idx="0"/>
-    <cs:fontRef idx="minor">
-      <a:schemeClr val="tx1">
-        <a:lumMod val="65000"/>
-        <a:lumOff val="35000"/>
-      </a:schemeClr>
-    </cs:fontRef>
-    <cs:defRPr sz="900" kern="1200"/>
-  </cs:legend>
-  <cs:plotArea mods="allowNoFillOverride allowNoLineOverride">
-    <cs:lnRef idx="0"/>
-    <cs:fillRef idx="0"/>
-    <cs:effectRef idx="0"/>
-    <cs:fontRef idx="minor">
-      <a:schemeClr val="tx1"/>
-    </cs:fontRef>
-  </cs:plotArea>
-  <cs:plotArea3D mods="allowNoFillOverride allowNoLineOverride">
-    <cs:lnRef idx="0"/>
-    <cs:fillRef idx="0"/>
-    <cs:effectRef idx="0"/>
-    <cs:fontRef idx="minor">
-      <a:schemeClr val="tx1"/>
-    </cs:fontRef>
-  </cs:plotArea3D>
-  <cs:seriesAxis>
-    <cs:lnRef idx="0"/>
-    <cs:fillRef idx="0"/>
-    <cs:effectRef idx="0"/>
-    <cs:fontRef idx="minor">
-      <a:schemeClr val="tx1">
-        <a:lumMod val="65000"/>
-        <a:lumOff val="35000"/>
-      </a:schemeClr>
-    </cs:fontRef>
-    <cs:defRPr sz="900" kern="1200"/>
-  </cs:seriesAxis>
-  <cs:seriesLine>
-    <cs:lnRef idx="0"/>
-    <cs:fillRef idx="0"/>
-    <cs:effectRef idx="0"/>
-    <cs:fontRef idx="minor">
-      <a:schemeClr val="tx1"/>
-    </cs:fontRef>
-    <cs:spPr>
-      <a:ln w="9525" cap="flat" cmpd="sng" algn="ctr">
-        <a:solidFill>
-          <a:schemeClr val="tx1">
-            <a:lumMod val="35000"/>
-            <a:lumOff val="65000"/>
-          </a:schemeClr>
-        </a:solidFill>
-        <a:round/>
-      </a:ln>
-    </cs:spPr>
-  </cs:seriesLine>
-  <cs:title>
-    <cs:lnRef idx="0"/>
-    <cs:fillRef idx="0"/>
-    <cs:effectRef idx="0"/>
-    <cs:fontRef idx="minor">
-      <a:schemeClr val="tx1">
-        <a:lumMod val="65000"/>
-        <a:lumOff val="35000"/>
-      </a:schemeClr>
-    </cs:fontRef>
-    <cs:defRPr sz="1400" b="0" kern="1200" spc="0" baseline="0"/>
-  </cs:title>
-  <cs:trendline>
-    <cs:lnRef idx="0">
-      <cs:styleClr val="auto"/>
-    </cs:lnRef>
-    <cs:fillRef idx="0"/>
-    <cs:effectRef idx="0"/>
-    <cs:fontRef idx="minor">
-      <a:schemeClr val="tx1"/>
-    </cs:fontRef>
-    <cs:spPr>
-      <a:ln w="19050" cap="rnd">
-        <a:solidFill>
-          <a:schemeClr val="phClr"/>
-        </a:solidFill>
-        <a:prstDash val="sysDot"/>
-      </a:ln>
-    </cs:spPr>
-  </cs:trendline>
-  <cs:trendlineLabel>
-    <cs:lnRef idx="0"/>
-    <cs:fillRef idx="0"/>
-    <cs:effectRef idx="0"/>
-    <cs:fontRef idx="minor">
-      <a:schemeClr val="tx1">
-        <a:lumMod val="65000"/>
-        <a:lumOff val="35000"/>
-      </a:schemeClr>
-    </cs:fontRef>
-    <cs:defRPr sz="900" kern="1200"/>
-  </cs:trendlineLabel>
-  <cs:upBar>
-    <cs:lnRef idx="0"/>
-    <cs:fillRef idx="0"/>
-    <cs:effectRef idx="0"/>
-    <cs:fontRef idx="minor">
-      <a:schemeClr val="tx1"/>
-    </cs:fontRef>
-    <cs:spPr>
-      <a:solidFill>
-        <a:schemeClr val="lt1"/>
-      </a:solidFill>
-      <a:ln w="9525" cap="flat" cmpd="sng" algn="ctr">
-        <a:solidFill>
-          <a:schemeClr val="tx1">
-            <a:lumMod val="65000"/>
-            <a:lumOff val="35000"/>
-          </a:schemeClr>
-        </a:solidFill>
-        <a:round/>
-      </a:ln>
-    </cs:spPr>
-  </cs:upBar>
-  <cs:valueAxis>
-    <cs:lnRef idx="0"/>
-    <cs:fillRef idx="0"/>
-    <cs:effectRef idx="0"/>
-    <cs:fontRef idx="minor">
-      <a:schemeClr val="tx1">
-        <a:lumMod val="65000"/>
-        <a:lumOff val="35000"/>
-      </a:schemeClr>
-    </cs:fontRef>
-    <cs:defRPr sz="900" kern="1200"/>
-  </cs:valueAxis>
-  <cs:wall>
-    <cs:lnRef idx="0"/>
-    <cs:fillRef idx="0"/>
-    <cs:effectRef idx="0"/>
-    <cs:fontRef idx="minor">
-      <a:schemeClr val="tx1"/>
-    </cs:fontRef>
-    <cs:spPr>
-      <a:noFill/>
-      <a:ln>
-        <a:noFill/>
-      </a:ln>
-    </cs:spPr>
-  </cs:wall>
-</cs:chartStyle>
 </file>
 
 <file path=word/theme/theme1.xml><?xml version="1.0" encoding="utf-8"?>
@@ -15621,7 +15022,7 @@
 </file>
 
 <file path=customXml/itemProps1.xml><?xml version="1.0" encoding="utf-8"?>
-<ds:datastoreItem xmlns:ds="http://schemas.openxmlformats.org/officeDocument/2006/customXml" ds:itemID="{C78DDC64-CC99-4048-8DF6-6D4F58987108}">
+<ds:datastoreItem xmlns:ds="http://schemas.openxmlformats.org/officeDocument/2006/customXml" ds:itemID="{A323C115-A4A5-4C4B-AE6E-B89D7D6C7082}">
   <ds:schemaRefs>
     <ds:schemaRef ds:uri="http://schemas.openxmlformats.org/officeDocument/2006/bibliography"/>
   </ds:schemaRefs>
